--- a/TK/sprawozdanie.docx
+++ b/TK/sprawozdanie.docx
@@ -4,7 +4,6 @@
   <w:body>
     <w:tbl>
       <w:tblPr>
-        <w:tblStyle w:val="TableNormal"/>
         <w:tblW w:w="0" w:type="auto"/>
         <w:tblBorders>
           <w:top w:val="single" w:sz="4" w:space="0" w:color="auto"/>
@@ -222,16 +221,8 @@
               <w:rPr>
                 <w:rFonts w:ascii="Aptos" w:eastAsia="Aptos" w:hAnsi="Aptos"/>
               </w:rPr>
-              <w:t xml:space="preserve">Mikołaj </w:t>
+              <w:t>Mikołaj Staniaszek</w:t>
             </w:r>
-            <w:proofErr w:type="spellStart"/>
-            <w:r>
-              <w:rPr>
-                <w:rFonts w:ascii="Aptos" w:eastAsia="Aptos" w:hAnsi="Aptos"/>
-              </w:rPr>
-              <w:t>Staniaszek</w:t>
-            </w:r>
-            <w:proofErr w:type="spellEnd"/>
           </w:p>
           <w:p>
             <w:pPr>
@@ -263,16 +254,8 @@
               <w:rPr>
                 <w:rFonts w:ascii="Aptos" w:eastAsia="Aptos" w:hAnsi="Aptos"/>
               </w:rPr>
-              <w:t xml:space="preserve">. Tomasz </w:t>
+              <w:t>. Tomasz Hordjewicz</w:t>
             </w:r>
-            <w:proofErr w:type="spellStart"/>
-            <w:r>
-              <w:rPr>
-                <w:rFonts w:ascii="Aptos" w:eastAsia="Aptos" w:hAnsi="Aptos"/>
-              </w:rPr>
-              <w:t>Hordjewicz</w:t>
-            </w:r>
-            <w:proofErr w:type="spellEnd"/>
           </w:p>
         </w:tc>
       </w:tr>
@@ -280,10 +263,10 @@
     <w:p/>
     <w:p>
       <w:pPr>
-        <w:pStyle w:val="Akapitzlist"/>
+        <w:pStyle w:val="ListParagraph"/>
         <w:numPr>
           <w:ilvl w:val="1"/>
-          <w:numId w:val="7"/>
+          <w:numId w:val="8"/>
         </w:numPr>
         <w:rPr>
           <w:rFonts w:ascii="Aptos" w:eastAsia="Aptos" w:hAnsi="Aptos" w:cs="Aptos"/>
@@ -298,12 +281,12 @@
     </w:p>
     <w:p>
       <w:pPr>
-        <w:pStyle w:val="Akapitzlist"/>
-      </w:pPr>
-    </w:p>
-    <w:p>
-      <w:pPr>
-        <w:pStyle w:val="Akapitzlist"/>
+        <w:pStyle w:val="ListParagraph"/>
+      </w:pPr>
+    </w:p>
+    <w:p>
+      <w:pPr>
+        <w:pStyle w:val="ListParagraph"/>
         <w:rPr>
           <w:b/>
           <w:bCs/>
@@ -326,66 +309,58 @@
     </w:p>
     <w:p>
       <w:pPr>
-        <w:pStyle w:val="Akapitzlist"/>
-        <w:rPr>
-          <w:b/>
-          <w:bCs/>
-        </w:rPr>
-      </w:pPr>
-    </w:p>
-    <w:p>
-      <w:pPr>
-        <w:pStyle w:val="Akapitzlist"/>
-        <w:rPr>
-          <w:b/>
-          <w:bCs/>
-        </w:rPr>
-      </w:pPr>
-      <w:r>
-        <w:rPr>
-          <w:b/>
-          <w:bCs/>
-        </w:rPr>
-        <w:t xml:space="preserve">Mikołaj </w:t>
-      </w:r>
-      <w:proofErr w:type="spellStart"/>
-      <w:r>
-        <w:rPr>
-          <w:b/>
-          <w:bCs/>
-        </w:rPr>
-        <w:t>Staniaszek</w:t>
-      </w:r>
-      <w:proofErr w:type="spellEnd"/>
-      <w:r>
-        <w:rPr>
-          <w:b/>
-          <w:bCs/>
-        </w:rPr>
-        <w:t xml:space="preserve"> -</w:t>
-      </w:r>
-    </w:p>
-    <w:p>
-      <w:pPr>
-        <w:pStyle w:val="Akapitzlist"/>
-        <w:rPr>
-          <w:b/>
-          <w:bCs/>
-        </w:rPr>
-      </w:pPr>
-    </w:p>
-    <w:p>
-      <w:pPr>
-        <w:pStyle w:val="Akapitzlist"/>
-        <w:rPr>
-          <w:b/>
-          <w:bCs/>
-        </w:rPr>
-      </w:pPr>
-    </w:p>
-    <w:p>
-      <w:pPr>
-        <w:pStyle w:val="Akapitzlist"/>
+        <w:pStyle w:val="ListParagraph"/>
+        <w:ind w:firstLine="696"/>
+        <w:rPr>
+          <w:b/>
+          <w:bCs/>
+        </w:rPr>
+      </w:pPr>
+      <w:r>
+        <w:rPr>
+          <w:b/>
+          <w:bCs/>
+        </w:rPr>
+        <w:t>Punkty (1)</w:t>
+      </w:r>
+    </w:p>
+    <w:p>
+      <w:pPr>
+        <w:pStyle w:val="ListParagraph"/>
+        <w:rPr>
+          <w:b/>
+          <w:bCs/>
+        </w:rPr>
+      </w:pPr>
+      <w:r>
+        <w:rPr>
+          <w:b/>
+          <w:bCs/>
+        </w:rPr>
+        <w:t>Mikołaj Staniaszek -</w:t>
+      </w:r>
+    </w:p>
+    <w:p>
+      <w:pPr>
+        <w:pStyle w:val="ListParagraph"/>
+        <w:rPr>
+          <w:b/>
+          <w:bCs/>
+        </w:rPr>
+      </w:pPr>
+    </w:p>
+    <w:p>
+      <w:pPr>
+        <w:pStyle w:val="ListParagraph"/>
+        <w:rPr>
+          <w:b/>
+          <w:bCs/>
+        </w:rPr>
+      </w:pPr>
+    </w:p>
+    <w:p>
+      <w:pPr>
+        <w:pStyle w:val="ListParagraph"/>
         <w:rPr>
           <w:b/>
           <w:bCs/>
@@ -415,7 +390,7 @@
     </w:p>
     <w:p>
       <w:pPr>
-        <w:pStyle w:val="Akapitzlist"/>
+        <w:pStyle w:val="ListParagraph"/>
         <w:rPr>
           <w:b/>
           <w:bCs/>
@@ -473,10 +448,10 @@
     </w:p>
     <w:p>
       <w:pPr>
-        <w:pStyle w:val="Akapitzlist"/>
+        <w:pStyle w:val="ListParagraph"/>
         <w:numPr>
           <w:ilvl w:val="1"/>
-          <w:numId w:val="7"/>
+          <w:numId w:val="8"/>
         </w:numPr>
         <w:rPr>
           <w:rFonts w:ascii="Aptos" w:eastAsia="Aptos" w:hAnsi="Aptos" w:cs="Aptos"/>
@@ -491,7 +466,7 @@
     </w:p>
     <w:p>
       <w:pPr>
-        <w:pStyle w:val="Akapitzlist"/>
+        <w:pStyle w:val="ListParagraph"/>
         <w:rPr>
           <w:b/>
           <w:bCs/>
@@ -520,23 +495,214 @@
       <w:hyperlink r:id="rId9">
         <w:r>
           <w:rPr>
-            <w:rStyle w:val="Hipercze"/>
+            <w:rStyle w:val="Hyperlink"/>
           </w:rPr>
           <w:t>https://github.com/stomczak11/inzynieria-oprogramowania-projekt</w:t>
         </w:r>
       </w:hyperlink>
     </w:p>
     <w:p/>
+    <w:p>
+      <w:r>
+        <w:br w:type="page"/>
+      </w:r>
+    </w:p>
+    <w:p>
+      <w:pPr>
+        <w:pStyle w:val="Heading1"/>
+        <w:numPr>
+          <w:ilvl w:val="0"/>
+          <w:numId w:val="1"/>
+        </w:numPr>
+        <w:rPr>
+          <w:rFonts w:ascii="Aptos Display" w:eastAsia="Aptos Display" w:hAnsi="Aptos Display" w:cs="Aptos Display"/>
+          <w:color w:val="000000" w:themeColor="text1"/>
+        </w:rPr>
+      </w:pPr>
+      <w:r>
+        <w:rPr>
+          <w:rFonts w:ascii="Aptos Display" w:eastAsia="Aptos Display" w:hAnsi="Aptos Display" w:cs="Aptos Display"/>
+          <w:color w:val="000000" w:themeColor="text1"/>
+        </w:rPr>
+        <w:t>System zarządzania akademią piłkarską "FC Drewno Academy"</w:t>
+      </w:r>
+    </w:p>
+    <w:p>
+      <w:pPr>
+        <w:rPr>
+          <w:rFonts w:ascii="Aptos" w:eastAsia="Aptos" w:hAnsi="Aptos" w:cs="Aptos"/>
+          <w:color w:val="000000" w:themeColor="text1"/>
+        </w:rPr>
+      </w:pPr>
+      <w:r>
+        <w:rPr>
+          <w:rFonts w:ascii="Aptos" w:eastAsia="Aptos" w:hAnsi="Aptos" w:cs="Aptos"/>
+          <w:color w:val="000000" w:themeColor="text1"/>
+        </w:rPr>
+        <w:t>Opis zadania: Akademia Piłkarska "FC Drewno Academy" prowadzi profesjonalne szkolenie sportowe dzieci i młodzieży na terenie całego województwa. Ośrodek funkcjonuje nieprzerwanie od 2015 roku. Dzięki innowacyjnemu podejściu do metodologii treningowej oraz zatrudnianiu wyłącznie licencjonowanych trenerów, klub szybko zyskał miano jednego z liderów w swoim regionie.</w:t>
+      </w:r>
+    </w:p>
+    <w:p>
+      <w:pPr>
+        <w:rPr>
+          <w:rFonts w:ascii="Aptos" w:eastAsia="Aptos" w:hAnsi="Aptos" w:cs="Aptos"/>
+          <w:color w:val="000000" w:themeColor="text1"/>
+        </w:rPr>
+      </w:pPr>
+      <w:r>
+        <w:rPr>
+          <w:rFonts w:ascii="Aptos" w:eastAsia="Aptos" w:hAnsi="Aptos" w:cs="Aptos"/>
+          <w:color w:val="000000" w:themeColor="text1"/>
+        </w:rPr>
+        <w:t>Dotychczasowy model zarządzania akademią opiera się w dużej mierze na dokumentacji papierowej i ręcznej obsłudze. Proces naboru wymaga od rodziców bezpośredniego lub telefonicznego kontaktu z biurem w celu dopasowania dziecka do odpowiedniej grupy. Formalności, takie jak wypełnienie deklaracji członkowskiej czy opłata wpisowego, załatwiane są osobiście u trenera przed pierwszymi zajęciami. Szkoleniowcy weryfikują obecność na podstawie wydrukowanych list, które po zakończeniu miesiąca trafiają do działu administracji. Pracownicy księgowości muszą następnie ręcznie zestawiać papierowe obecności z wyciągami bankowymi, aby kontrolować wpłaty składek. Wszelkie opóźnienia w płatnościach wiążą się z koniecznością uciążliwego, telefonicznego upominania rodziców. Ponadto, w przypadku rezygnacji zawodnika z członkostwa, akademia musi monitorować proces zwrotu wypożyczonego sprzętu sportowego.</w:t>
+      </w:r>
+    </w:p>
+    <w:p>
+      <w:pPr>
+        <w:rPr>
+          <w:rFonts w:ascii="Aptos" w:eastAsia="Aptos" w:hAnsi="Aptos" w:cs="Aptos"/>
+          <w:color w:val="000000" w:themeColor="text1"/>
+        </w:rPr>
+      </w:pPr>
+      <w:r>
+        <w:rPr>
+          <w:rFonts w:ascii="Aptos" w:eastAsia="Aptos" w:hAnsi="Aptos" w:cs="Aptos"/>
+          <w:color w:val="000000" w:themeColor="text1"/>
+        </w:rPr>
+        <w:t>Kluczowym obiektem w strukturze klubu jest Zawodnik, którego profil w kartotece zawiera: imię, nazwisko, numer PESEL, datę urodzenia, wyniki testów sprawnościowych, pozycję zawodnika, statystyki przebytych gier (ilość strzelonych bramek, ilość wpuszczonych bramek w przypadku bramkarza, ilość czerwonych kartek, ilość żółtych kartek), adres zamieszkania oraz dane kontaktowe (telefon, e-mail) do przynajmniej jednego opiekuna prawnego. Adepci przydzielani są do zdefiniowanych kategorii wiekowych (np. Skrzat, Żak, Orlik, Młodzik). Klub musi również rygorystycznie pilnować dat ważności obowiązkowych badań lekarskich, które należy odnawiać co 6 miesięcy. Struktura organizacyjna zakłada ponadto przypisanie każdego trenera do konkretnych grup szkoleniowych oraz obiektów sportowych (boiska, hale), na których odbywają się jednostki treningowe.</w:t>
+      </w:r>
+    </w:p>
+    <w:p>
+      <w:pPr>
+        <w:rPr>
+          <w:rFonts w:ascii="Aptos" w:eastAsia="Aptos" w:hAnsi="Aptos" w:cs="Aptos"/>
+          <w:color w:val="000000" w:themeColor="text1"/>
+        </w:rPr>
+      </w:pPr>
+      <w:r>
+        <w:rPr>
+          <w:rFonts w:ascii="Aptos" w:eastAsia="Aptos" w:hAnsi="Aptos" w:cs="Aptos"/>
+          <w:color w:val="000000" w:themeColor="text1"/>
+        </w:rPr>
+        <w:t>W odpowiedzi na rosnącą liczbę podopiecznych i chęć profesjonalizacji usług, zarząd "FC Drewno Academy" podjął decyzję o wdrożeniu dedykowanego systemu informatycznego. Nowe oprogramowanie (składające się z portalu webowego oraz aplikacji mobilnej) zautomatyzuje kluczowe procesy w klubie. Rodzice zyskają możliwość elektronicznej rejestracji dziecka na zajęcia, opłacania składek przez zintegrowaną bramkę płatności, a także stałego podglądu harmonogramu i statystyków odbytych meczów.</w:t>
+      </w:r>
+    </w:p>
+    <w:p>
+      <w:pPr>
+        <w:rPr>
+          <w:rFonts w:ascii="Aptos" w:eastAsia="Aptos" w:hAnsi="Aptos" w:cs="Aptos"/>
+          <w:color w:val="000000" w:themeColor="text1"/>
+        </w:rPr>
+      </w:pPr>
+      <w:r>
+        <w:rPr>
+          <w:rFonts w:ascii="Aptos" w:eastAsia="Aptos" w:hAnsi="Aptos" w:cs="Aptos"/>
+          <w:color w:val="000000" w:themeColor="text1"/>
+        </w:rPr>
+        <w:t>Dla trenerów zaprojektowano moduł mobilny, umożliwiający ewidencjonowanie frekwencji bezpośrednio na boisku z poziomu smartfona, co całkowicie wyeliminuje obieg papierowy. System usprawni też komunikację kryzysową, w razie nagłego załamania pogody, szkoleniowiec za pomocą jednego kliknięcia wyśle zbiorcze powiadomienie (SMS/e-mail) o odwołaniu treningu. Docelowo, wdrożenie tego rozwiązania ma przynieść znaczną oszczędność czasu kadry, poprawę płynności finansowej z tytułu składek oraz dostarczyć zarządowi zaawansowanych statystyk niezbędnych do dalszego rozwoju akademii. Dodatkowo, wprowadzony zostanie zaawansowany Moduł Zarządzania Składami Meczowymi, który umożliwi trenerom efektywny dobór zawodników na mecze ligowe i wyjazdowe. Trener, korzystając z aplikacji mobilnej lub portalu webowego, będzie mógł tworzyć wydarzenia meczowe, a następnie selekcjonować skład w oparciu o zintegrowane dane z kartoteki zawodnika, takie jak: pozycja na boisku oraz bieżące statystyki z odbytych gier (np. liczba strzelonych bramek, otrzymane kartki). Po zatwierdzeniu składu, system automatycznie wyśle do opiekunów prawnych powołanych zawodników natychmiastowe powiadomienia (SMS/e-mail) zawierające szczegółowe informacje logistyczne, takie jak: data, godzina i miejsce zbiórki/wyjazdu na mecz. Rodzic z kolei otrzyma możliwość szybkiego potwierdzenia lub odmowy udziału, co pozwoli trenerowi na bieżące zarządzanie kadrą.</w:t>
+      </w:r>
+    </w:p>
+    <w:p>
+      <w:r>
+        <w:br w:type="page"/>
+      </w:r>
+    </w:p>
+    <w:p>
+      <w:pPr>
+        <w:spacing w:after="0"/>
+      </w:pPr>
+      <w:r>
+        <w:t>Stanisław Tomczak</w:t>
+      </w:r>
+    </w:p>
+    <w:p>
+      <w:pPr>
+        <w:spacing w:after="0"/>
+      </w:pPr>
+      <w:r>
+        <w:t>Maciej Lachowicz</w:t>
+      </w:r>
+    </w:p>
+    <w:p>
+      <w:pPr>
+        <w:spacing w:after="0"/>
+      </w:pPr>
+      <w:r>
+        <w:t>Mikołaj Staniaszek</w:t>
+      </w:r>
+    </w:p>
     <w:p/>
-    <w:p/>
-    <w:p/>
-    <w:p/>
-    <w:p/>
-    <w:p>
-      <w:pPr>
-        <w:spacing w:after="0"/>
-      </w:pPr>
-      <w:r>
+    <w:p>
+      <w:pPr>
+        <w:jc w:val="center"/>
+        <w:rPr>
+          <w:sz w:val="36"/>
+          <w:szCs w:val="36"/>
+        </w:rPr>
+      </w:pPr>
+      <w:r>
+        <w:rPr>
+          <w:b/>
+          <w:bCs/>
+          <w:sz w:val="36"/>
+          <w:szCs w:val="36"/>
+        </w:rPr>
+        <w:t>Sprawozdanie z wymagań i zakresu projektu</w:t>
+      </w:r>
+    </w:p>
+    <w:p>
+      <w:pPr>
+        <w:jc w:val="center"/>
+        <w:rPr>
+          <w:sz w:val="36"/>
+          <w:szCs w:val="36"/>
+        </w:rPr>
+      </w:pPr>
+      <w:r>
+        <w:rPr>
+          <w:sz w:val="36"/>
+          <w:szCs w:val="36"/>
+        </w:rPr>
+        <w:t>System zarządzania akademią piłkarską „FC Drewno Academy”</w:t>
+      </w:r>
+    </w:p>
+    <w:p>
+      <w:pPr>
+        <w:jc w:val="center"/>
+        <w:rPr>
+          <w:sz w:val="36"/>
+          <w:szCs w:val="36"/>
+        </w:rPr>
+      </w:pPr>
+    </w:p>
+    <w:p>
+      <w:pPr>
+        <w:jc w:val="center"/>
+        <w:rPr>
+          <w:sz w:val="36"/>
+          <w:szCs w:val="36"/>
+        </w:rPr>
+      </w:pPr>
+      <w:r>
+        <w:rPr>
+          <w:sz w:val="36"/>
+          <w:szCs w:val="36"/>
+        </w:rPr>
+        <w:t>Punkt 2 i 5.4</w:t>
+      </w:r>
+    </w:p>
+    <w:p>
+      <w:pPr>
+        <w:rPr>
+          <w:sz w:val="36"/>
+          <w:szCs w:val="36"/>
+        </w:rPr>
+      </w:pPr>
+      <w:r>
+        <w:rPr>
+          <w:sz w:val="36"/>
+          <w:szCs w:val="36"/>
+        </w:rPr>
         <w:br w:type="page"/>
       </w:r>
     </w:p>
@@ -552,7 +718,6 @@
           <w:b/>
           <w:bCs/>
         </w:rPr>
-        <w:lastRenderedPageBreak/>
         <w:t>2</w:t>
       </w:r>
       <w:r>
@@ -565,15 +730,7 @@
     </w:p>
     <w:p>
       <w:r>
-        <w:t xml:space="preserve">Celem budowy systemu informatycznego dla FC Drewno </w:t>
-      </w:r>
-      <w:proofErr w:type="spellStart"/>
-      <w:r>
-        <w:t>Academy</w:t>
-      </w:r>
-      <w:proofErr w:type="spellEnd"/>
-      <w:r>
-        <w:t xml:space="preserve"> jest </w:t>
+        <w:t xml:space="preserve">Celem budowy systemu informatycznego dla FC Drewno Academy jest </w:t>
       </w:r>
       <w:r>
         <w:rPr>
@@ -613,6 +770,321 @@
           <w:bCs/>
         </w:rPr>
         <w:t>. ZAKRES FUNKCJONALNY SYSTEMU</w:t>
+      </w:r>
+    </w:p>
+    <w:p>
+      <w:pPr>
+        <w:numPr>
+          <w:ilvl w:val="0"/>
+          <w:numId w:val="4"/>
+        </w:numPr>
+      </w:pPr>
+      <w:r>
+        <w:rPr>
+          <w:b/>
+          <w:bCs/>
+        </w:rPr>
+        <w:t>Moduł rejestracji i zarządzania zawodnikami</w:t>
+      </w:r>
+      <w:r>
+        <w:t xml:space="preserve"> – elektroniczna rejestracja dzieci przez rodziców, zarządzanie kartoteką zawodnika (dane osobowe, PESEL, dane opiekunów, kategoria wiekowa, pozycja na boisku)</w:t>
+      </w:r>
+    </w:p>
+    <w:p>
+      <w:pPr>
+        <w:numPr>
+          <w:ilvl w:val="0"/>
+          <w:numId w:val="4"/>
+        </w:numPr>
+      </w:pPr>
+      <w:r>
+        <w:rPr>
+          <w:b/>
+          <w:bCs/>
+        </w:rPr>
+        <w:t>Moduł płatności</w:t>
+      </w:r>
+      <w:r>
+        <w:t xml:space="preserve"> – zintegrowana bramka płatnicza umożliwiająca opłacanie wpisowego i składek członkowskich online</w:t>
+      </w:r>
+    </w:p>
+    <w:p>
+      <w:pPr>
+        <w:numPr>
+          <w:ilvl w:val="0"/>
+          <w:numId w:val="4"/>
+        </w:numPr>
+      </w:pPr>
+      <w:r>
+        <w:rPr>
+          <w:b/>
+          <w:bCs/>
+        </w:rPr>
+        <w:t>Moduł harmonogramów i statystyk</w:t>
+      </w:r>
+      <w:r>
+        <w:t xml:space="preserve"> – podgląd planu treningów, statystyk meczowych zawodnika (bramki, kartki)</w:t>
+      </w:r>
+    </w:p>
+    <w:p>
+      <w:pPr>
+        <w:numPr>
+          <w:ilvl w:val="0"/>
+          <w:numId w:val="4"/>
+        </w:numPr>
+      </w:pPr>
+      <w:r>
+        <w:rPr>
+          <w:b/>
+          <w:bCs/>
+        </w:rPr>
+        <w:t>Moduł zarządzania badaniami lekarskimi</w:t>
+      </w:r>
+      <w:r>
+        <w:t xml:space="preserve"> – monitoring ważności obowiązkowych badań (odnawianych co 6 miesięcy)</w:t>
+      </w:r>
+    </w:p>
+    <w:p>
+      <w:pPr>
+        <w:numPr>
+          <w:ilvl w:val="0"/>
+          <w:numId w:val="4"/>
+        </w:numPr>
+      </w:pPr>
+      <w:r>
+        <w:rPr>
+          <w:b/>
+          <w:bCs/>
+        </w:rPr>
+        <w:t>Moduł zarządzania sprzętem</w:t>
+      </w:r>
+      <w:r>
+        <w:t xml:space="preserve"> – ewidencja wypożyczonego sprzętu sportowego i kontrola zwrotów</w:t>
+      </w:r>
+    </w:p>
+    <w:p>
+      <w:pPr>
+        <w:numPr>
+          <w:ilvl w:val="0"/>
+          <w:numId w:val="4"/>
+        </w:numPr>
+      </w:pPr>
+      <w:r>
+        <w:rPr>
+          <w:b/>
+          <w:bCs/>
+        </w:rPr>
+        <w:t>Moduł zarządzania składami meczowymi</w:t>
+      </w:r>
+      <w:r>
+        <w:t xml:space="preserve"> – tworzenie wydarzeń meczowych, selekcja zawodników, generowanie powiadomień dla rodziców</w:t>
+      </w:r>
+    </w:p>
+    <w:p>
+      <w:pPr>
+        <w:numPr>
+          <w:ilvl w:val="0"/>
+          <w:numId w:val="6"/>
+        </w:numPr>
+      </w:pPr>
+      <w:r>
+        <w:rPr>
+          <w:b/>
+          <w:bCs/>
+        </w:rPr>
+        <w:t>Moduł ewidencji frekwencji</w:t>
+      </w:r>
+      <w:r>
+        <w:t xml:space="preserve"> – rejestracja obecności bezpośrednio z boiska w czasie rzeczywistym</w:t>
+      </w:r>
+    </w:p>
+    <w:p>
+      <w:pPr>
+        <w:numPr>
+          <w:ilvl w:val="0"/>
+          <w:numId w:val="6"/>
+        </w:numPr>
+      </w:pPr>
+      <w:r>
+        <w:rPr>
+          <w:b/>
+          <w:bCs/>
+        </w:rPr>
+        <w:t>Moduł komunikacji kryzysowej</w:t>
+      </w:r>
+      <w:r>
+        <w:t xml:space="preserve"> – zbiorcze powiadomienia SMS/e-mail o odwołaniu treningów</w:t>
+      </w:r>
+    </w:p>
+    <w:p>
+      <w:pPr>
+        <w:numPr>
+          <w:ilvl w:val="0"/>
+          <w:numId w:val="6"/>
+        </w:numPr>
+      </w:pPr>
+      <w:r>
+        <w:rPr>
+          <w:b/>
+          <w:bCs/>
+        </w:rPr>
+        <w:t>Moduł przypisań</w:t>
+      </w:r>
+      <w:r>
+        <w:t xml:space="preserve"> – zarządzanie przypisaniem trenerów do grup szkoleniowych i obiektów sportowych</w:t>
+      </w:r>
+    </w:p>
+    <w:p>
+      <w:pPr>
+        <w:rPr>
+          <w:b/>
+          <w:bCs/>
+        </w:rPr>
+      </w:pPr>
+      <w:r>
+        <w:rPr>
+          <w:b/>
+          <w:bCs/>
+        </w:rPr>
+        <w:br w:type="page"/>
+      </w:r>
+    </w:p>
+    <w:p>
+      <w:pPr>
+        <w:rPr>
+          <w:b/>
+          <w:bCs/>
+        </w:rPr>
+      </w:pPr>
+      <w:r>
+        <w:rPr>
+          <w:b/>
+          <w:bCs/>
+        </w:rPr>
+        <w:t>2.2</w:t>
+      </w:r>
+      <w:r>
+        <w:rPr>
+          <w:b/>
+          <w:bCs/>
+        </w:rPr>
+        <w:t>. KONTEKST WDROŻENIA</w:t>
+      </w:r>
+    </w:p>
+    <w:p>
+      <w:r>
+        <w:t>Akademia Piłkarska "FC Drewno Academy" prowadzi profesjonalne szkolenie dzieci i młodzieży od 2015 roku. Dynamiczny rozwój klubu i stale rosnąca liczba podopiecznych sprawiły, że dotychczasowy, oparty na papierze model zarządzania stał się niewydolny. Procesy takie jak ręczne zestawianie obecności z wyciągami bankowymi czy uciążliwe, telefoniczne upominanie rodziców o składki zaczęły generować straty czasu oraz opóźnienia w płatnościach</w:t>
+      </w:r>
+      <w:r>
+        <w:t>.</w:t>
+      </w:r>
+    </w:p>
+    <w:p>
+      <w:pPr>
+        <w:rPr>
+          <w:b/>
+          <w:bCs/>
+        </w:rPr>
+      </w:pPr>
+      <w:r>
+        <w:rPr>
+          <w:b/>
+          <w:bCs/>
+        </w:rPr>
+        <w:t>2.3</w:t>
+      </w:r>
+      <w:r>
+        <w:rPr>
+          <w:b/>
+          <w:bCs/>
+        </w:rPr>
+        <w:t>. PRZEWIDYWALNE KORZYŚCI Z WDROŻENIA</w:t>
+      </w:r>
+    </w:p>
+    <w:p>
+      <w:pPr>
+        <w:rPr>
+          <w:b/>
+          <w:bCs/>
+        </w:rPr>
+      </w:pPr>
+      <w:r>
+        <w:rPr>
+          <w:b/>
+          <w:bCs/>
+        </w:rPr>
+        <w:t>2.3</w:t>
+      </w:r>
+      <w:r>
+        <w:rPr>
+          <w:b/>
+          <w:bCs/>
+        </w:rPr>
+        <w:t>.1. KORZYŚCI MIERZALNE</w:t>
+      </w:r>
+    </w:p>
+    <w:p>
+      <w:r>
+        <w:t>Oszczędność czasu</w:t>
+      </w:r>
+    </w:p>
+    <w:p>
+      <w:pPr>
+        <w:numPr>
+          <w:ilvl w:val="0"/>
+          <w:numId w:val="2"/>
+        </w:numPr>
+      </w:pPr>
+      <w:r>
+        <w:t xml:space="preserve">Administracja: zamiast 30 godzin/miesiąc na ręczne zestawianie list i płatności → 0 godzin (wszystko automatycznie) </w:t>
+      </w:r>
+    </w:p>
+    <w:p>
+      <w:pPr>
+        <w:numPr>
+          <w:ilvl w:val="1"/>
+          <w:numId w:val="2"/>
+        </w:numPr>
+      </w:pPr>
+      <w:r>
+        <w:t>Sposób pomiaru: porównanie czasu pracy przed i po wdrożeniu</w:t>
+      </w:r>
+    </w:p>
+    <w:p>
+      <w:pPr>
+        <w:numPr>
+          <w:ilvl w:val="0"/>
+          <w:numId w:val="2"/>
+        </w:numPr>
+      </w:pPr>
+      <w:r>
+        <w:t xml:space="preserve">Trenerzy: zamiast 10 minut/trening na listę obecności → 2 minuty (klik w telefonie) </w:t>
+      </w:r>
+    </w:p>
+    <w:p>
+      <w:pPr>
+        <w:numPr>
+          <w:ilvl w:val="1"/>
+          <w:numId w:val="2"/>
+        </w:numPr>
+      </w:pPr>
+      <w:r>
+        <w:t>Sposób pomiaru: czas od startu treningu do zakończenia rejestracji</w:t>
+      </w:r>
+    </w:p>
+    <w:p>
+      <w:pPr>
+        <w:rPr>
+          <w:b/>
+          <w:bCs/>
+        </w:rPr>
+      </w:pPr>
+      <w:r>
+        <w:rPr>
+          <w:b/>
+          <w:bCs/>
+        </w:rPr>
+        <w:t>Lepsze płatności</w:t>
       </w:r>
     </w:p>
     <w:p>
@@ -623,14 +1095,18 @@
         </w:numPr>
       </w:pPr>
       <w:r>
-        <w:rPr>
-          <w:b/>
-          <w:bCs/>
-        </w:rPr>
-        <w:t>Moduł rejestracji i zarządzania zawodnikami</w:t>
-      </w:r>
-      <w:r>
-        <w:t xml:space="preserve"> – elektroniczna rejestracja dzieci przez rodziców, zarządzanie kartoteką zawodnika (dane osobowe, PESEL, dane opiekunów, kategoria wiekowa, pozycja na boisku)</w:t>
+        <w:t xml:space="preserve">Szybsze wpłaty: mniej zaległości dzięki automatycznym przypomnieniom </w:t>
+      </w:r>
+    </w:p>
+    <w:p>
+      <w:pPr>
+        <w:numPr>
+          <w:ilvl w:val="1"/>
+          <w:numId w:val="3"/>
+        </w:numPr>
+      </w:pPr>
+      <w:r>
+        <w:t xml:space="preserve">Sposób pomiaru: liczba przelewów po terminie </w:t>
       </w:r>
     </w:p>
     <w:p>
@@ -641,86 +1117,33 @@
         </w:numPr>
       </w:pPr>
       <w:r>
-        <w:rPr>
-          <w:b/>
-          <w:bCs/>
-        </w:rPr>
-        <w:t>Moduł płatności</w:t>
-      </w:r>
-      <w:r>
-        <w:t xml:space="preserve"> – zintegrowana bramka płatnicza umożliwiająca opłacanie wpisowego i składek członkowskich online</w:t>
+        <w:t xml:space="preserve">Więcej płatności na czas: obecnie część rodziców płaci z opóźnieniem </w:t>
       </w:r>
     </w:p>
     <w:p>
       <w:pPr>
         <w:numPr>
-          <w:ilvl w:val="0"/>
+          <w:ilvl w:val="1"/>
           <w:numId w:val="3"/>
         </w:numPr>
       </w:pPr>
       <w:r>
-        <w:rPr>
-          <w:b/>
-          <w:bCs/>
-        </w:rPr>
-        <w:t>Moduł harmonogramów i statystyk</w:t>
-      </w:r>
-      <w:r>
-        <w:t xml:space="preserve"> – podgląd planu treningów, statystyk meczowych zawodnika (bramki, kartki)</w:t>
-      </w:r>
-    </w:p>
-    <w:p>
-      <w:pPr>
-        <w:numPr>
-          <w:ilvl w:val="0"/>
-          <w:numId w:val="3"/>
-        </w:numPr>
-      </w:pPr>
-      <w:r>
-        <w:rPr>
-          <w:b/>
-          <w:bCs/>
-        </w:rPr>
-        <w:t>Moduł zarządzania badaniami lekarskimi</w:t>
-      </w:r>
-      <w:r>
-        <w:t xml:space="preserve"> – monitoring ważności obowiązkowych badań (odnawianych co 6 miesięcy)</w:t>
-      </w:r>
-    </w:p>
-    <w:p>
-      <w:pPr>
-        <w:numPr>
-          <w:ilvl w:val="0"/>
-          <w:numId w:val="3"/>
-        </w:numPr>
-      </w:pPr>
-      <w:r>
-        <w:rPr>
-          <w:b/>
-          <w:bCs/>
-        </w:rPr>
-        <w:t>Moduł zarządzania sprzętem</w:t>
-      </w:r>
-      <w:r>
-        <w:t xml:space="preserve"> – ewidencja wypożyczonego sprzętu sportowego i kontrola zwrotów</w:t>
-      </w:r>
-    </w:p>
-    <w:p>
-      <w:pPr>
-        <w:numPr>
-          <w:ilvl w:val="0"/>
-          <w:numId w:val="3"/>
-        </w:numPr>
-      </w:pPr>
-      <w:r>
-        <w:rPr>
-          <w:b/>
-          <w:bCs/>
-        </w:rPr>
-        <w:t>Moduł zarządzania składami meczowymi</w:t>
-      </w:r>
-      <w:r>
-        <w:t xml:space="preserve"> – tworzenie wydarzeń meczowych, selekcja zawodników, generowanie powiadomień dla rodziców</w:t>
+        <w:t>Sposób pomiaru: % płatności na czas</w:t>
+      </w:r>
+    </w:p>
+    <w:p>
+      <w:pPr>
+        <w:rPr>
+          <w:b/>
+          <w:bCs/>
+        </w:rPr>
+      </w:pPr>
+      <w:r>
+        <w:rPr>
+          <w:b/>
+          <w:bCs/>
+        </w:rPr>
+        <w:t>Mniej błędów</w:t>
       </w:r>
     </w:p>
     <w:p>
@@ -731,14 +1154,18 @@
         </w:numPr>
       </w:pPr>
       <w:r>
-        <w:rPr>
-          <w:b/>
-          <w:bCs/>
-        </w:rPr>
-        <w:t>Moduł ewidencji frekwencji</w:t>
-      </w:r>
-      <w:r>
-        <w:t xml:space="preserve"> – rejestracja obecności bezpośrednio z boiska w czasie rzeczywistym</w:t>
+        <w:t xml:space="preserve">Badania lekarskie: system przypomni 14 dni przed terminem, zablokuje trening po terminie </w:t>
+      </w:r>
+    </w:p>
+    <w:p>
+      <w:pPr>
+        <w:numPr>
+          <w:ilvl w:val="1"/>
+          <w:numId w:val="5"/>
+        </w:numPr>
+      </w:pPr>
+      <w:r>
+        <w:t>Sposób pomiaru: liczba przeterminowanych badań – cel: 0 przypadków</w:t>
       </w:r>
     </w:p>
     <w:p>
@@ -749,14 +1176,70 @@
         </w:numPr>
       </w:pPr>
       <w:r>
-        <w:rPr>
-          <w:b/>
-          <w:bCs/>
-        </w:rPr>
-        <w:t>Moduł komunikacji kryzysowej</w:t>
-      </w:r>
-      <w:r>
-        <w:t xml:space="preserve"> – zbiorcze powiadomienia SMS/e-mail o odwołaniu treningów</w:t>
+        <w:t xml:space="preserve">Zwrot sprzętu: automatyczne przypomnienia przy rezygnacji </w:t>
+      </w:r>
+    </w:p>
+    <w:p>
+      <w:pPr>
+        <w:numPr>
+          <w:ilvl w:val="1"/>
+          <w:numId w:val="5"/>
+        </w:numPr>
+      </w:pPr>
+      <w:r>
+        <w:t>Sposób pomiaru: wartość niezwróconego sprzętu – cel: redukcja strat o 80%</w:t>
+      </w:r>
+    </w:p>
+    <w:p>
+      <w:pPr>
+        <w:rPr>
+          <w:b/>
+          <w:bCs/>
+        </w:rPr>
+      </w:pPr>
+      <w:r>
+        <w:rPr>
+          <w:b/>
+          <w:bCs/>
+        </w:rPr>
+        <w:br w:type="page"/>
+      </w:r>
+    </w:p>
+    <w:p>
+      <w:pPr>
+        <w:rPr>
+          <w:b/>
+          <w:bCs/>
+        </w:rPr>
+      </w:pPr>
+      <w:r>
+        <w:rPr>
+          <w:b/>
+          <w:bCs/>
+        </w:rPr>
+        <w:t>2.3.2</w:t>
+      </w:r>
+      <w:r>
+        <w:rPr>
+          <w:b/>
+          <w:bCs/>
+        </w:rPr>
+        <w:t>. KORZYŚCI NIEMIERZALNE</w:t>
+      </w:r>
+    </w:p>
+    <w:p>
+      <w:pPr>
+        <w:rPr>
+          <w:b/>
+          <w:bCs/>
+        </w:rPr>
+      </w:pPr>
+      <w:r>
+        <w:rPr>
+          <w:b/>
+          <w:bCs/>
+        </w:rPr>
+        <w:t>Wygoda dla rodziców</w:t>
       </w:r>
     </w:p>
     <w:p>
@@ -767,554 +1250,209 @@
         </w:numPr>
       </w:pPr>
       <w:r>
-        <w:rPr>
-          <w:b/>
-          <w:bCs/>
-        </w:rPr>
-        <w:t xml:space="preserve">Moduł </w:t>
-      </w:r>
-      <w:proofErr w:type="spellStart"/>
-      <w:r>
-        <w:rPr>
-          <w:b/>
-          <w:bCs/>
-        </w:rPr>
-        <w:t>przypisań</w:t>
-      </w:r>
-      <w:proofErr w:type="spellEnd"/>
-      <w:r>
-        <w:t xml:space="preserve"> – zarządzanie przypisaniem trenerów do grup szkoleniowych i obiektów sportowych</w:t>
-      </w:r>
-    </w:p>
-    <w:p>
-      <w:pPr>
-        <w:rPr>
-          <w:b/>
-          <w:bCs/>
-        </w:rPr>
-      </w:pPr>
-      <w:r>
-        <w:rPr>
-          <w:b/>
-          <w:bCs/>
-        </w:rPr>
-        <w:br w:type="page"/>
-      </w:r>
-    </w:p>
-    <w:p>
-      <w:pPr>
-        <w:rPr>
-          <w:b/>
-          <w:bCs/>
-        </w:rPr>
-      </w:pPr>
-      <w:r>
-        <w:rPr>
-          <w:b/>
-          <w:bCs/>
-        </w:rPr>
-        <w:lastRenderedPageBreak/>
-        <w:t>2.2</w:t>
-      </w:r>
-      <w:r>
-        <w:rPr>
-          <w:b/>
-          <w:bCs/>
-        </w:rPr>
-        <w:t>. KONTEKST WDROŻENIA</w:t>
-      </w:r>
-    </w:p>
-    <w:p>
-      <w:r>
-        <w:t xml:space="preserve">Akademia Piłkarska "FC Drewno </w:t>
-      </w:r>
-      <w:proofErr w:type="spellStart"/>
-      <w:r>
-        <w:t>Academy</w:t>
-      </w:r>
-      <w:proofErr w:type="spellEnd"/>
-      <w:r>
-        <w:t>" prowadzi profesjonalne szkolenie dzieci i młodzieży od 2015 roku. Dynamiczny rozwój klubu i stale rosnąca liczba podopiecznych sprawiły, że dotychczasowy, oparty na papierze model zarządzania stał się niewydolny. Procesy takie jak ręczne zestawianie obecności z wyciągami bankowymi czy uciążliwe, telefoniczne upominanie rodziców o składki zaczęły generować straty czasu oraz opóźnienia w płatnościach</w:t>
-      </w:r>
-      <w:r>
-        <w:t>.</w:t>
-      </w:r>
-    </w:p>
-    <w:p>
-      <w:pPr>
-        <w:rPr>
-          <w:b/>
-          <w:bCs/>
-        </w:rPr>
-      </w:pPr>
-      <w:r>
-        <w:rPr>
-          <w:b/>
-          <w:bCs/>
-        </w:rPr>
-        <w:t>2.3</w:t>
-      </w:r>
-      <w:r>
-        <w:rPr>
-          <w:b/>
-          <w:bCs/>
-        </w:rPr>
-        <w:t>. PRZEWIDYWALNE KORZYŚCI Z WDROŻENIA</w:t>
-      </w:r>
-    </w:p>
-    <w:p>
-      <w:pPr>
-        <w:rPr>
-          <w:b/>
-          <w:bCs/>
-        </w:rPr>
-      </w:pPr>
-      <w:r>
-        <w:rPr>
-          <w:b/>
-          <w:bCs/>
-        </w:rPr>
-        <w:t>2.3</w:t>
-      </w:r>
-      <w:r>
-        <w:rPr>
-          <w:b/>
-          <w:bCs/>
-        </w:rPr>
-        <w:t>.1. KORZYŚCI MIERZALNE</w:t>
-      </w:r>
-    </w:p>
-    <w:p>
-      <w:r>
-        <w:t>Oszczędność czasu</w:t>
+        <w:t>Zapis dziecka o każdej porze, bez konieczności dzwonienia</w:t>
       </w:r>
     </w:p>
     <w:p>
       <w:pPr>
         <w:numPr>
           <w:ilvl w:val="0"/>
-          <w:numId w:val="1"/>
+          <w:numId w:val="5"/>
         </w:numPr>
       </w:pPr>
       <w:r>
-        <w:t xml:space="preserve">Administracja: zamiast 30 godzin/miesiąc na ręczne zestawianie list i płatności → 0 godzin (wszystko automatycznie) </w:t>
-      </w:r>
-    </w:p>
-    <w:p>
-      <w:pPr>
-        <w:numPr>
-          <w:ilvl w:val="1"/>
-          <w:numId w:val="1"/>
-        </w:numPr>
-      </w:pPr>
-      <w:r>
-        <w:t>Sposób pomiaru: porównanie czasu pracy przed i po wdrożeniu</w:t>
+        <w:t>Dostęp do informacji 24/7 (statystyki, harmonogram, płatności)</w:t>
       </w:r>
     </w:p>
     <w:p>
       <w:pPr>
         <w:numPr>
           <w:ilvl w:val="0"/>
-          <w:numId w:val="1"/>
+          <w:numId w:val="5"/>
         </w:numPr>
       </w:pPr>
       <w:r>
-        <w:t xml:space="preserve">Trenerzy: zamiast 10 minut/trening na listę obecności → 2 minuty (klik w telefonie) </w:t>
-      </w:r>
-    </w:p>
-    <w:p>
-      <w:pPr>
-        <w:numPr>
-          <w:ilvl w:val="1"/>
-          <w:numId w:val="1"/>
-        </w:numPr>
-      </w:pPr>
-      <w:r>
-        <w:t>Sposób pomiaru: czas od startu treningu do zakończenia rejestracji</w:t>
-      </w:r>
-    </w:p>
-    <w:p>
-      <w:pPr>
-        <w:rPr>
-          <w:b/>
-          <w:bCs/>
-        </w:rPr>
-      </w:pPr>
-      <w:r>
-        <w:rPr>
-          <w:b/>
-          <w:bCs/>
-        </w:rPr>
-        <w:t>Lepsze płatności</w:t>
+        <w:t>Natychmiastowe powiadomienia (odwołanie, powołanie na mecz)</w:t>
+      </w:r>
+    </w:p>
+    <w:p>
+      <w:pPr>
+        <w:rPr>
+          <w:b/>
+          <w:bCs/>
+        </w:rPr>
+      </w:pPr>
+      <w:r>
+        <w:rPr>
+          <w:b/>
+          <w:bCs/>
+        </w:rPr>
+        <w:t>Lepszy wizerunek</w:t>
       </w:r>
     </w:p>
     <w:p>
       <w:pPr>
         <w:numPr>
           <w:ilvl w:val="0"/>
-          <w:numId w:val="2"/>
+          <w:numId w:val="5"/>
         </w:numPr>
       </w:pPr>
       <w:r>
-        <w:t xml:space="preserve">Szybsze wpłaty: mniej zaległości dzięki automatycznym przypomnieniom </w:t>
-      </w:r>
-    </w:p>
-    <w:p>
-      <w:pPr>
-        <w:numPr>
-          <w:ilvl w:val="1"/>
-          <w:numId w:val="2"/>
-        </w:numPr>
-      </w:pPr>
-      <w:r>
-        <w:t xml:space="preserve">Sposób pomiaru: liczba przelewów po terminie </w:t>
+        <w:t>Akademia wygląda nowocześnie i profesjonalnie</w:t>
       </w:r>
     </w:p>
     <w:p>
       <w:pPr>
         <w:numPr>
           <w:ilvl w:val="0"/>
-          <w:numId w:val="2"/>
+          <w:numId w:val="5"/>
         </w:numPr>
       </w:pPr>
       <w:r>
-        <w:t xml:space="preserve">Więcej płatności na czas: obecnie część rodziców płaci z opóźnieniem </w:t>
-      </w:r>
-    </w:p>
-    <w:p>
-      <w:pPr>
-        <w:numPr>
-          <w:ilvl w:val="1"/>
-          <w:numId w:val="2"/>
-        </w:numPr>
-      </w:pPr>
-      <w:r>
-        <w:t>Sposób pomiaru: % płatności na czas</w:t>
-      </w:r>
-    </w:p>
-    <w:p>
-      <w:pPr>
-        <w:rPr>
-          <w:b/>
-          <w:bCs/>
-        </w:rPr>
-      </w:pPr>
-      <w:r>
-        <w:rPr>
-          <w:b/>
-          <w:bCs/>
-        </w:rPr>
-        <w:t>Mniej błędów</w:t>
+        <w:t>Większe zaufanie rodziców</w:t>
       </w:r>
     </w:p>
     <w:p>
       <w:pPr>
         <w:numPr>
           <w:ilvl w:val="0"/>
-          <w:numId w:val="4"/>
+          <w:numId w:val="5"/>
         </w:numPr>
       </w:pPr>
       <w:r>
-        <w:t xml:space="preserve">Badania lekarskie: system przypomni 14 dni przed terminem, zablokuje trening po terminie </w:t>
-      </w:r>
-    </w:p>
-    <w:p>
-      <w:pPr>
-        <w:numPr>
-          <w:ilvl w:val="1"/>
-          <w:numId w:val="4"/>
-        </w:numPr>
-      </w:pPr>
-      <w:r>
-        <w:t>Sposób pomiaru: liczba przeterminowanych badań – cel: 0 przypadków</w:t>
+        <w:t>Wzmocnienie pozycji lidera w regionie</w:t>
+      </w:r>
+    </w:p>
+    <w:p>
+      <w:pPr>
+        <w:rPr>
+          <w:b/>
+          <w:bCs/>
+        </w:rPr>
+      </w:pPr>
+      <w:r>
+        <w:rPr>
+          <w:b/>
+          <w:bCs/>
+        </w:rPr>
+        <w:t>Łatwiejsze zarządzanie</w:t>
       </w:r>
     </w:p>
     <w:p>
       <w:pPr>
         <w:numPr>
           <w:ilvl w:val="0"/>
-          <w:numId w:val="4"/>
+          <w:numId w:val="5"/>
         </w:numPr>
       </w:pPr>
       <w:r>
-        <w:t xml:space="preserve">Zwrot sprzętu: automatyczne przypomnienia przy rezygnacji </w:t>
-      </w:r>
-    </w:p>
-    <w:p>
-      <w:pPr>
-        <w:numPr>
-          <w:ilvl w:val="1"/>
-          <w:numId w:val="4"/>
-        </w:numPr>
-      </w:pPr>
-      <w:r>
-        <w:t>Sposób pomiaru: wartość niezwróconego sprzętu – cel: redukcja strat o 80%</w:t>
-      </w:r>
-    </w:p>
-    <w:p>
-      <w:pPr>
-        <w:rPr>
-          <w:b/>
-          <w:bCs/>
-        </w:rPr>
-      </w:pPr>
-      <w:r>
-        <w:rPr>
-          <w:b/>
-          <w:bCs/>
-        </w:rPr>
-        <w:br w:type="page"/>
-      </w:r>
-    </w:p>
-    <w:p>
-      <w:pPr>
-        <w:rPr>
-          <w:b/>
-          <w:bCs/>
-        </w:rPr>
-      </w:pPr>
-      <w:r>
-        <w:rPr>
-          <w:b/>
-          <w:bCs/>
-        </w:rPr>
-        <w:lastRenderedPageBreak/>
-        <w:t>2.3.2</w:t>
-      </w:r>
-      <w:r>
-        <w:rPr>
-          <w:b/>
-          <w:bCs/>
-        </w:rPr>
-        <w:t>. KORZYŚCI NIEMIERZALNE</w:t>
-      </w:r>
-    </w:p>
-    <w:p>
-      <w:pPr>
-        <w:rPr>
-          <w:b/>
-          <w:bCs/>
-        </w:rPr>
-      </w:pPr>
-      <w:r>
-        <w:rPr>
-          <w:b/>
-          <w:bCs/>
-        </w:rPr>
-        <w:t>Wygoda dla rodziców</w:t>
+        <w:t>Zarząd ma dostęp do statystyk i raportów</w:t>
       </w:r>
     </w:p>
     <w:p>
       <w:pPr>
         <w:numPr>
           <w:ilvl w:val="0"/>
-          <w:numId w:val="4"/>
+          <w:numId w:val="5"/>
         </w:numPr>
       </w:pPr>
       <w:r>
-        <w:t>Zapis dziecka o każdej porze, bez konieczności dzwonienia</w:t>
+        <w:t>Łatwiej podejmować decyzje na podstawie danych</w:t>
       </w:r>
     </w:p>
     <w:p>
       <w:pPr>
         <w:numPr>
           <w:ilvl w:val="0"/>
-          <w:numId w:val="4"/>
+          <w:numId w:val="5"/>
         </w:numPr>
       </w:pPr>
       <w:r>
-        <w:t>Dostęp do informacji 24/7 (statystyki, harmonogram, płatności)</w:t>
+        <w:t>Widać trendy (frekwencja, rezygnacje, wyniki)</w:t>
+      </w:r>
+    </w:p>
+    <w:p>
+      <w:pPr>
+        <w:rPr>
+          <w:b/>
+          <w:bCs/>
+        </w:rPr>
+      </w:pPr>
+      <w:r>
+        <w:rPr>
+          <w:b/>
+          <w:bCs/>
+        </w:rPr>
+        <w:t>Lepsza praca trenerów</w:t>
       </w:r>
     </w:p>
     <w:p>
       <w:pPr>
         <w:numPr>
           <w:ilvl w:val="0"/>
-          <w:numId w:val="4"/>
+          <w:numId w:val="5"/>
         </w:numPr>
       </w:pPr>
       <w:r>
-        <w:t>Natychmiastowe powiadomienia (odwołanie, powołanie na mecz)</w:t>
-      </w:r>
-    </w:p>
-    <w:p>
-      <w:pPr>
-        <w:rPr>
-          <w:b/>
-          <w:bCs/>
-        </w:rPr>
-      </w:pPr>
-      <w:r>
-        <w:rPr>
-          <w:b/>
-          <w:bCs/>
-        </w:rPr>
-        <w:t>Lepszy wizerunek</w:t>
+        <w:t>Mniej papierkowej roboty, więcej czasu na trening</w:t>
       </w:r>
     </w:p>
     <w:p>
       <w:pPr>
         <w:numPr>
           <w:ilvl w:val="0"/>
-          <w:numId w:val="4"/>
+          <w:numId w:val="5"/>
         </w:numPr>
       </w:pPr>
       <w:r>
-        <w:t>Akademia wygląda nowocześnie i profesjonalnie</w:t>
+        <w:t>Łatwy dostęp do profili zawodników przy wyborze składu</w:t>
+      </w:r>
+    </w:p>
+    <w:p>
+      <w:pPr>
+        <w:rPr>
+          <w:b/>
+          <w:bCs/>
+        </w:rPr>
+      </w:pPr>
+      <w:r>
+        <w:rPr>
+          <w:b/>
+          <w:bCs/>
+        </w:rPr>
+        <w:t>Możliwość rozwoju</w:t>
       </w:r>
     </w:p>
     <w:p>
       <w:pPr>
         <w:numPr>
           <w:ilvl w:val="0"/>
-          <w:numId w:val="4"/>
+          <w:numId w:val="5"/>
         </w:numPr>
       </w:pPr>
       <w:r>
-        <w:t>Większe zaufanie rodziców</w:t>
+        <w:t>Łatwiej przyjąć więcej zawodników bez zwiększania administracji</w:t>
       </w:r>
     </w:p>
     <w:p>
       <w:pPr>
         <w:numPr>
           <w:ilvl w:val="0"/>
-          <w:numId w:val="4"/>
+          <w:numId w:val="5"/>
         </w:numPr>
       </w:pPr>
       <w:r>
-        <w:t>Wzmocnienie pozycji lidera w regionie</w:t>
-      </w:r>
-    </w:p>
-    <w:p>
-      <w:pPr>
-        <w:rPr>
-          <w:b/>
-          <w:bCs/>
-        </w:rPr>
-      </w:pPr>
-      <w:r>
-        <w:rPr>
-          <w:b/>
-          <w:bCs/>
-        </w:rPr>
-        <w:t>Łatwiejsze zarządzanie</w:t>
+        <w:t>Gotowość do otwierania nowych oddziałów</w:t>
       </w:r>
     </w:p>
     <w:p>
       <w:pPr>
         <w:numPr>
           <w:ilvl w:val="0"/>
-          <w:numId w:val="4"/>
+          <w:numId w:val="5"/>
         </w:numPr>
       </w:pPr>
       <w:r>
-        <w:t>Zarząd ma dostęp do statystyk i raportów</w:t>
-      </w:r>
-    </w:p>
-    <w:p>
-      <w:pPr>
-        <w:numPr>
-          <w:ilvl w:val="0"/>
-          <w:numId w:val="4"/>
-        </w:numPr>
-      </w:pPr>
-      <w:r>
-        <w:t>Łatwiej podejmować decyzje na podstawie danych</w:t>
-      </w:r>
-    </w:p>
-    <w:p>
-      <w:pPr>
-        <w:numPr>
-          <w:ilvl w:val="0"/>
-          <w:numId w:val="4"/>
-        </w:numPr>
-      </w:pPr>
-      <w:r>
-        <w:t>Widać trendy (frekwencja, rezygnacje, wyniki)</w:t>
-      </w:r>
-    </w:p>
-    <w:p>
-      <w:pPr>
-        <w:rPr>
-          <w:b/>
-          <w:bCs/>
-        </w:rPr>
-      </w:pPr>
-      <w:r>
-        <w:rPr>
-          <w:b/>
-          <w:bCs/>
-        </w:rPr>
-        <w:t>Lepsza praca trenerów</w:t>
-      </w:r>
-    </w:p>
-    <w:p>
-      <w:pPr>
-        <w:numPr>
-          <w:ilvl w:val="0"/>
-          <w:numId w:val="4"/>
-        </w:numPr>
-      </w:pPr>
-      <w:r>
-        <w:t>Mniej papierkowej roboty, więcej czasu na trening</w:t>
-      </w:r>
-    </w:p>
-    <w:p>
-      <w:pPr>
-        <w:numPr>
-          <w:ilvl w:val="0"/>
-          <w:numId w:val="4"/>
-        </w:numPr>
-      </w:pPr>
-      <w:r>
-        <w:t>Łatwy dostęp do profili zawodników przy wyborze składu</w:t>
-      </w:r>
-    </w:p>
-    <w:p>
-      <w:pPr>
-        <w:rPr>
-          <w:b/>
-          <w:bCs/>
-        </w:rPr>
-      </w:pPr>
-      <w:r>
-        <w:rPr>
-          <w:b/>
-          <w:bCs/>
-        </w:rPr>
-        <w:t>Możliwość rozwoju</w:t>
-      </w:r>
-    </w:p>
-    <w:p>
-      <w:pPr>
-        <w:numPr>
-          <w:ilvl w:val="0"/>
-          <w:numId w:val="4"/>
-        </w:numPr>
-      </w:pPr>
-      <w:r>
-        <w:t>Łatwiej przyjąć więcej zawodników bez zwiększania administracji</w:t>
-      </w:r>
-    </w:p>
-    <w:p>
-      <w:pPr>
-        <w:numPr>
-          <w:ilvl w:val="0"/>
-          <w:numId w:val="4"/>
-        </w:numPr>
-      </w:pPr>
-      <w:r>
-        <w:t>Gotowość do otwierania nowych oddziałów</w:t>
-      </w:r>
-    </w:p>
-    <w:p>
-      <w:pPr>
-        <w:numPr>
-          <w:ilvl w:val="0"/>
-          <w:numId w:val="4"/>
-        </w:numPr>
-      </w:pPr>
-      <w:r>
         <w:t>Wszystkie procesy ustandaryzowane</w:t>
       </w:r>
     </w:p>
@@ -1335,7 +1473,6 @@
           <w:b/>
           <w:bCs/>
         </w:rPr>
-        <w:lastRenderedPageBreak/>
         <w:t>5.4</w:t>
       </w:r>
       <w:r>
@@ -1578,7 +1715,6 @@
           <w:b/>
           <w:bCs/>
         </w:rPr>
-        <w:lastRenderedPageBreak/>
         <w:t>2. Panel Opiekuna</w:t>
       </w:r>
     </w:p>
@@ -1843,7 +1979,6 @@
           <w:b/>
           <w:bCs/>
         </w:rPr>
-        <w:lastRenderedPageBreak/>
         <w:t>3. Panel Trenera</w:t>
       </w:r>
     </w:p>
@@ -1941,9 +2076,8 @@
           <w:szCs w:val="18"/>
           <w:lang w:val="en-GB"/>
         </w:rPr>
-        <w:t xml:space="preserve">Rys. 5 </w:t>
-      </w:r>
-      <w:proofErr w:type="spellStart"/>
+        <w:t xml:space="preserve">Rys. 5 wersja </w:t>
+      </w:r>
       <w:r>
         <w:rPr>
           <w:i/>
@@ -1952,9 +2086,8 @@
           <w:szCs w:val="18"/>
           <w:lang w:val="en-GB"/>
         </w:rPr>
-        <w:t>wersja</w:t>
-      </w:r>
-      <w:proofErr w:type="spellEnd"/>
+        <w:t>desktopowa</w:t>
+      </w:r>
       <w:r>
         <w:rPr>
           <w:i/>
@@ -1963,9 +2096,8 @@
           <w:szCs w:val="18"/>
           <w:lang w:val="en-GB"/>
         </w:rPr>
-        <w:t xml:space="preserve"> </w:t>
-      </w:r>
-      <w:proofErr w:type="spellStart"/>
+        <w:t xml:space="preserve"> panel tre</w:t>
+      </w:r>
       <w:r>
         <w:rPr>
           <w:i/>
@@ -1974,41 +2106,8 @@
           <w:szCs w:val="18"/>
           <w:lang w:val="en-GB"/>
         </w:rPr>
-        <w:t>desktopowa</w:t>
-      </w:r>
-      <w:proofErr w:type="spellEnd"/>
-      <w:r>
-        <w:rPr>
-          <w:i/>
-          <w:iCs/>
-          <w:sz w:val="18"/>
-          <w:szCs w:val="18"/>
-          <w:lang w:val="en-GB"/>
-        </w:rPr>
-        <w:t xml:space="preserve"> panel </w:t>
-      </w:r>
-      <w:proofErr w:type="spellStart"/>
-      <w:r>
-        <w:rPr>
-          <w:i/>
-          <w:iCs/>
-          <w:sz w:val="18"/>
-          <w:szCs w:val="18"/>
-          <w:lang w:val="en-GB"/>
-        </w:rPr>
-        <w:t>tre</w:t>
-      </w:r>
-      <w:r>
-        <w:rPr>
-          <w:i/>
-          <w:iCs/>
-          <w:sz w:val="18"/>
-          <w:szCs w:val="18"/>
-          <w:lang w:val="en-GB"/>
-        </w:rPr>
         <w:t>nera</w:t>
       </w:r>
-      <w:proofErr w:type="spellEnd"/>
     </w:p>
     <w:p>
       <w:pPr>
@@ -2117,7 +2216,6 @@
           <w:b/>
           <w:bCs/>
         </w:rPr>
-        <w:lastRenderedPageBreak/>
         <w:t>4</w:t>
       </w:r>
       <w:r>
@@ -2344,69 +2442,19 @@
         <w:rPr>
           <w:rFonts w:eastAsiaTheme="minorEastAsia"/>
         </w:rPr>
-        <w:t xml:space="preserve">Do wykonania prototypów </w:t>
-      </w:r>
-      <w:proofErr w:type="spellStart"/>
+        <w:t xml:space="preserve">Do wykonania prototypów intetrfejsów użyto GenAI </w:t>
+      </w:r>
       <w:r>
         <w:rPr>
           <w:rFonts w:eastAsiaTheme="minorEastAsia"/>
         </w:rPr>
-        <w:t>intetrfejsów</w:t>
-      </w:r>
-      <w:proofErr w:type="spellEnd"/>
+        <w:t>(</w:t>
+      </w:r>
       <w:r>
         <w:rPr>
           <w:rFonts w:eastAsiaTheme="minorEastAsia"/>
         </w:rPr>
-        <w:t xml:space="preserve"> użyto </w:t>
-      </w:r>
-      <w:proofErr w:type="spellStart"/>
-      <w:r>
-        <w:rPr>
-          <w:rFonts w:eastAsiaTheme="minorEastAsia"/>
-        </w:rPr>
-        <w:t>GenAI</w:t>
-      </w:r>
-      <w:proofErr w:type="spellEnd"/>
-      <w:r>
-        <w:rPr>
-          <w:rFonts w:eastAsiaTheme="minorEastAsia"/>
-        </w:rPr>
-        <w:t xml:space="preserve"> </w:t>
-      </w:r>
-      <w:r>
-        <w:rPr>
-          <w:rFonts w:eastAsiaTheme="minorEastAsia"/>
-        </w:rPr>
-        <w:t>(</w:t>
-      </w:r>
-      <w:proofErr w:type="spellStart"/>
-      <w:r>
-        <w:rPr>
-          <w:rFonts w:eastAsiaTheme="minorEastAsia"/>
-        </w:rPr>
-        <w:t>gpt</w:t>
-      </w:r>
-      <w:proofErr w:type="spellEnd"/>
-      <w:r>
-        <w:rPr>
-          <w:rFonts w:eastAsiaTheme="minorEastAsia"/>
-        </w:rPr>
-        <w:t xml:space="preserve"> 5.3 </w:t>
-      </w:r>
-      <w:proofErr w:type="spellStart"/>
-      <w:r>
-        <w:rPr>
-          <w:rFonts w:eastAsiaTheme="minorEastAsia"/>
-        </w:rPr>
-        <w:t>codex</w:t>
-      </w:r>
-      <w:proofErr w:type="spellEnd"/>
-      <w:r>
-        <w:rPr>
-          <w:rFonts w:eastAsiaTheme="minorEastAsia"/>
-        </w:rPr>
-        <w:t>)</w:t>
+        <w:t>gpt 5.3 codex)</w:t>
       </w:r>
     </w:p>
     <w:sectPr>
@@ -3067,6 +3115,92 @@
     </w:lvl>
   </w:abstractNum>
   <w:abstractNum w:abstractNumId="5" w15:restartNumberingAfterBreak="0">
+    <w:nsid w:val="6205753F"/>
+    <w:multiLevelType w:val="hybridMultilevel"/>
+    <w:tmpl w:val="FFFFFFFF"/>
+    <w:lvl w:ilvl="0" w:tplc="EB664464">
+      <w:start w:val="1"/>
+      <w:numFmt w:val="decimal"/>
+      <w:lvlText w:val="%1."/>
+      <w:lvlJc w:val="left"/>
+      <w:pPr>
+        <w:ind w:left="720" w:hanging="360"/>
+      </w:pPr>
+    </w:lvl>
+    <w:lvl w:ilvl="1" w:tplc="02F6D4E0">
+      <w:start w:val="1"/>
+      <w:numFmt w:val="lowerLetter"/>
+      <w:lvlText w:val="%2."/>
+      <w:lvlJc w:val="left"/>
+      <w:pPr>
+        <w:ind w:left="1440" w:hanging="360"/>
+      </w:pPr>
+    </w:lvl>
+    <w:lvl w:ilvl="2" w:tplc="20BA0842">
+      <w:start w:val="1"/>
+      <w:numFmt w:val="lowerRoman"/>
+      <w:lvlText w:val="%3."/>
+      <w:lvlJc w:val="right"/>
+      <w:pPr>
+        <w:ind w:left="2160" w:hanging="180"/>
+      </w:pPr>
+    </w:lvl>
+    <w:lvl w:ilvl="3" w:tplc="279603B0">
+      <w:start w:val="1"/>
+      <w:numFmt w:val="decimal"/>
+      <w:lvlText w:val="%4."/>
+      <w:lvlJc w:val="left"/>
+      <w:pPr>
+        <w:ind w:left="2880" w:hanging="360"/>
+      </w:pPr>
+    </w:lvl>
+    <w:lvl w:ilvl="4" w:tplc="B35A395C">
+      <w:start w:val="1"/>
+      <w:numFmt w:val="lowerLetter"/>
+      <w:lvlText w:val="%5."/>
+      <w:lvlJc w:val="left"/>
+      <w:pPr>
+        <w:ind w:left="3600" w:hanging="360"/>
+      </w:pPr>
+    </w:lvl>
+    <w:lvl w:ilvl="5" w:tplc="EF227482">
+      <w:start w:val="1"/>
+      <w:numFmt w:val="lowerRoman"/>
+      <w:lvlText w:val="%6."/>
+      <w:lvlJc w:val="right"/>
+      <w:pPr>
+        <w:ind w:left="4320" w:hanging="180"/>
+      </w:pPr>
+    </w:lvl>
+    <w:lvl w:ilvl="6" w:tplc="3B2C8172">
+      <w:start w:val="1"/>
+      <w:numFmt w:val="decimal"/>
+      <w:lvlText w:val="%7."/>
+      <w:lvlJc w:val="left"/>
+      <w:pPr>
+        <w:ind w:left="5040" w:hanging="360"/>
+      </w:pPr>
+    </w:lvl>
+    <w:lvl w:ilvl="7" w:tplc="9B988142">
+      <w:start w:val="1"/>
+      <w:numFmt w:val="lowerLetter"/>
+      <w:lvlText w:val="%8."/>
+      <w:lvlJc w:val="left"/>
+      <w:pPr>
+        <w:ind w:left="5760" w:hanging="360"/>
+      </w:pPr>
+    </w:lvl>
+    <w:lvl w:ilvl="8" w:tplc="3174A4F0">
+      <w:start w:val="1"/>
+      <w:numFmt w:val="lowerRoman"/>
+      <w:lvlText w:val="%9."/>
+      <w:lvlJc w:val="right"/>
+      <w:pPr>
+        <w:ind w:left="6480" w:hanging="180"/>
+      </w:pPr>
+    </w:lvl>
+  </w:abstractNum>
+  <w:abstractNum w:abstractNumId="6" w15:restartNumberingAfterBreak="0">
     <w:nsid w:val="70CB58DE"/>
     <w:multiLevelType w:val="multilevel"/>
     <w:tmpl w:val="F4342630"/>
@@ -3215,7 +3349,7 @@
       </w:rPr>
     </w:lvl>
   </w:abstractNum>
-  <w:abstractNum w:abstractNumId="6" w15:restartNumberingAfterBreak="0">
+  <w:abstractNum w:abstractNumId="7" w15:restartNumberingAfterBreak="0">
     <w:nsid w:val="7F6F2235"/>
     <w:multiLevelType w:val="multilevel"/>
     <w:tmpl w:val="1626335E"/>
@@ -3364,25 +3498,28 @@
       </w:rPr>
     </w:lvl>
   </w:abstractNum>
-  <w:num w:numId="1" w16cid:durableId="1122646896">
+  <w:num w:numId="1" w16cid:durableId="408621779">
+    <w:abstractNumId w:val="5"/>
+  </w:num>
+  <w:num w:numId="2" w16cid:durableId="1122646896">
     <w:abstractNumId w:val="0"/>
   </w:num>
-  <w:num w:numId="2" w16cid:durableId="1167131792">
-    <w:abstractNumId w:val="5"/>
-  </w:num>
-  <w:num w:numId="3" w16cid:durableId="156458087">
+  <w:num w:numId="3" w16cid:durableId="1167131792">
     <w:abstractNumId w:val="6"/>
   </w:num>
-  <w:num w:numId="4" w16cid:durableId="1893615600">
+  <w:num w:numId="4" w16cid:durableId="156458087">
+    <w:abstractNumId w:val="7"/>
+  </w:num>
+  <w:num w:numId="5" w16cid:durableId="1893615600">
     <w:abstractNumId w:val="3"/>
   </w:num>
-  <w:num w:numId="5" w16cid:durableId="667027180">
+  <w:num w:numId="6" w16cid:durableId="667027180">
     <w:abstractNumId w:val="1"/>
   </w:num>
-  <w:num w:numId="6" w16cid:durableId="841243481">
+  <w:num w:numId="7" w16cid:durableId="841243481">
     <w:abstractNumId w:val="2"/>
   </w:num>
-  <w:num w:numId="7" w16cid:durableId="1147746715">
+  <w:num w:numId="8" w16cid:durableId="1147746715">
     <w:abstractNumId w:val="4"/>
   </w:num>
   <w:numIdMacAtCleanup w:val="5"/>
@@ -3786,15 +3923,15 @@
     <w:lsdException w:name="Unresolved Mention" w:semiHidden="1" w:unhideWhenUsed="1"/>
     <w:lsdException w:name="Smart Link" w:semiHidden="1" w:unhideWhenUsed="1"/>
   </w:latentStyles>
-  <w:style w:type="paragraph" w:default="1" w:styleId="Normalny">
+  <w:style w:type="paragraph" w:default="1" w:styleId="Normal">
     <w:name w:val="Normal"/>
     <w:qFormat/>
   </w:style>
-  <w:style w:type="paragraph" w:styleId="Nagwek1">
+  <w:style w:type="paragraph" w:styleId="Heading1">
     <w:name w:val="heading 1"/>
-    <w:basedOn w:val="Normalny"/>
-    <w:next w:val="Normalny"/>
-    <w:link w:val="Nagwek1Znak"/>
+    <w:basedOn w:val="Normal"/>
+    <w:next w:val="Normal"/>
+    <w:link w:val="Heading1Char"/>
     <w:uiPriority w:val="9"/>
     <w:qFormat/>
     <w:rsid w:val="5C0D0B26"/>
@@ -3807,10 +3944,10 @@
       <w:szCs w:val="40"/>
     </w:rPr>
   </w:style>
-  <w:style w:type="paragraph" w:styleId="Nagwek2">
+  <w:style w:type="paragraph" w:styleId="Heading2">
     <w:name w:val="heading 2"/>
-    <w:basedOn w:val="Normalny"/>
-    <w:next w:val="Normalny"/>
+    <w:basedOn w:val="Normal"/>
+    <w:next w:val="Normal"/>
     <w:uiPriority w:val="9"/>
     <w:semiHidden/>
     <w:unhideWhenUsed/>
@@ -3825,10 +3962,10 @@
       <w:szCs w:val="32"/>
     </w:rPr>
   </w:style>
-  <w:style w:type="paragraph" w:styleId="Nagwek3">
+  <w:style w:type="paragraph" w:styleId="Heading3">
     <w:name w:val="heading 3"/>
-    <w:basedOn w:val="Normalny"/>
-    <w:next w:val="Normalny"/>
+    <w:basedOn w:val="Normal"/>
+    <w:next w:val="Normal"/>
     <w:uiPriority w:val="9"/>
     <w:semiHidden/>
     <w:unhideWhenUsed/>
@@ -3847,10 +3984,10 @@
       <w:szCs w:val="28"/>
     </w:rPr>
   </w:style>
-  <w:style w:type="paragraph" w:styleId="Nagwek4">
+  <w:style w:type="paragraph" w:styleId="Heading4">
     <w:name w:val="heading 4"/>
-    <w:basedOn w:val="Normalny"/>
-    <w:next w:val="Normalny"/>
+    <w:basedOn w:val="Normal"/>
+    <w:next w:val="Normal"/>
     <w:uiPriority w:val="9"/>
     <w:semiHidden/>
     <w:unhideWhenUsed/>
@@ -3869,10 +4006,10 @@
       <w:color w:val="0F4761" w:themeColor="accent1" w:themeShade="BF"/>
     </w:rPr>
   </w:style>
-  <w:style w:type="paragraph" w:styleId="Nagwek5">
+  <w:style w:type="paragraph" w:styleId="Heading5">
     <w:name w:val="heading 5"/>
-    <w:basedOn w:val="Normalny"/>
-    <w:next w:val="Normalny"/>
+    <w:basedOn w:val="Normal"/>
+    <w:next w:val="Normal"/>
     <w:uiPriority w:val="9"/>
     <w:semiHidden/>
     <w:unhideWhenUsed/>
@@ -3889,10 +4026,10 @@
       <w:color w:val="0F4761" w:themeColor="accent1" w:themeShade="BF"/>
     </w:rPr>
   </w:style>
-  <w:style w:type="paragraph" w:styleId="Nagwek6">
+  <w:style w:type="paragraph" w:styleId="Heading6">
     <w:name w:val="heading 6"/>
-    <w:basedOn w:val="Normalny"/>
-    <w:next w:val="Normalny"/>
+    <w:basedOn w:val="Normal"/>
+    <w:next w:val="Normal"/>
     <w:uiPriority w:val="9"/>
     <w:semiHidden/>
     <w:unhideWhenUsed/>
@@ -3911,10 +4048,10 @@
       <w:color w:val="595959" w:themeColor="text1" w:themeTint="A6"/>
     </w:rPr>
   </w:style>
-  <w:style w:type="paragraph" w:styleId="Nagwek7">
+  <w:style w:type="paragraph" w:styleId="Heading7">
     <w:name w:val="heading 7"/>
-    <w:basedOn w:val="Normalny"/>
-    <w:next w:val="Normalny"/>
+    <w:basedOn w:val="Normal"/>
+    <w:next w:val="Normal"/>
     <w:uiPriority w:val="9"/>
     <w:semiHidden/>
     <w:unhideWhenUsed/>
@@ -3931,10 +4068,10 @@
       <w:color w:val="595959" w:themeColor="text1" w:themeTint="A6"/>
     </w:rPr>
   </w:style>
-  <w:style w:type="paragraph" w:styleId="Nagwek8">
+  <w:style w:type="paragraph" w:styleId="Heading8">
     <w:name w:val="heading 8"/>
-    <w:basedOn w:val="Normalny"/>
-    <w:next w:val="Normalny"/>
+    <w:basedOn w:val="Normal"/>
+    <w:next w:val="Normal"/>
     <w:uiPriority w:val="9"/>
     <w:semiHidden/>
     <w:unhideWhenUsed/>
@@ -3953,10 +4090,10 @@
       <w:color w:val="272727" w:themeColor="text1" w:themeTint="D8"/>
     </w:rPr>
   </w:style>
-  <w:style w:type="paragraph" w:styleId="Nagwek9">
+  <w:style w:type="paragraph" w:styleId="Heading9">
     <w:name w:val="heading 9"/>
-    <w:basedOn w:val="Normalny"/>
-    <w:next w:val="Normalny"/>
+    <w:basedOn w:val="Normal"/>
+    <w:next w:val="Normal"/>
     <w:uiPriority w:val="9"/>
     <w:semiHidden/>
     <w:unhideWhenUsed/>
@@ -3973,13 +4110,13 @@
       <w:color w:val="272727" w:themeColor="text1" w:themeTint="D8"/>
     </w:rPr>
   </w:style>
-  <w:style w:type="character" w:default="1" w:styleId="Domylnaczcionkaakapitu">
+  <w:style w:type="character" w:default="1" w:styleId="DefaultParagraphFont">
     <w:name w:val="Default Paragraph Font"/>
     <w:uiPriority w:val="1"/>
     <w:semiHidden/>
     <w:unhideWhenUsed/>
   </w:style>
-  <w:style w:type="table" w:default="1" w:styleId="Standardowy">
+  <w:style w:type="table" w:default="1" w:styleId="TableNormal">
     <w:name w:val="Normal Table"/>
     <w:uiPriority w:val="99"/>
     <w:semiHidden/>
@@ -3994,30 +4131,27 @@
       </w:tblCellMar>
     </w:tblPr>
   </w:style>
-  <w:style w:type="numbering" w:default="1" w:styleId="Bezlisty">
+  <w:style w:type="numbering" w:default="1" w:styleId="NoList">
     <w:name w:val="No List"/>
     <w:uiPriority w:val="99"/>
     <w:semiHidden/>
     <w:unhideWhenUsed/>
   </w:style>
-  <w:style w:type="table" w:customStyle="1" w:styleId="TableNormal">
-    <w:name w:val="Table Normal"/>
-    <w:uiPriority w:val="99"/>
-    <w:semiHidden/>
-    <w:unhideWhenUsed/>
-    <w:tblPr>
-      <w:tblInd w:w="0" w:type="dxa"/>
-      <w:tblCellMar>
-        <w:top w:w="0" w:type="dxa"/>
-        <w:left w:w="108" w:type="dxa"/>
-        <w:bottom w:w="0" w:type="dxa"/>
-        <w:right w:w="108" w:type="dxa"/>
-      </w:tblCellMar>
-    </w:tblPr>
+  <w:style w:type="character" w:customStyle="1" w:styleId="Heading1Char">
+    <w:name w:val="Heading 1 Char"/>
+    <w:basedOn w:val="DefaultParagraphFont"/>
+    <w:link w:val="Heading1"/>
+    <w:uiPriority w:val="9"/>
+    <w:rsid w:val="004D757A"/>
+    <w:rPr>
+      <w:rFonts w:asciiTheme="majorHAnsi" w:eastAsiaTheme="majorEastAsia" w:hAnsiTheme="majorHAnsi" w:cstheme="majorBidi"/>
+      <w:sz w:val="40"/>
+      <w:szCs w:val="40"/>
+    </w:rPr>
   </w:style>
-  <w:style w:type="character" w:styleId="Hipercze">
+  <w:style w:type="character" w:styleId="Hyperlink">
     <w:name w:val="Hyperlink"/>
-    <w:basedOn w:val="Domylnaczcionkaakapitu"/>
+    <w:basedOn w:val="DefaultParagraphFont"/>
     <w:uiPriority w:val="99"/>
     <w:unhideWhenUsed/>
     <w:rsid w:val="0077791B"/>
@@ -4026,9 +4160,9 @@
       <w:u w:val="single"/>
     </w:rPr>
   </w:style>
-  <w:style w:type="paragraph" w:styleId="Akapitzlist">
+  <w:style w:type="paragraph" w:styleId="ListParagraph">
     <w:name w:val="List Paragraph"/>
-    <w:basedOn w:val="Normalny"/>
+    <w:basedOn w:val="Normal"/>
     <w:uiPriority w:val="34"/>
     <w:qFormat/>
     <w:rsid w:val="00850B0A"/>
@@ -4037,9 +4171,9 @@
       <w:contextualSpacing/>
     </w:pPr>
   </w:style>
-  <w:style w:type="character" w:styleId="Wyrnienieintensywne">
+  <w:style w:type="character" w:styleId="IntenseEmphasis">
     <w:name w:val="Intense Emphasis"/>
-    <w:basedOn w:val="Domylnaczcionkaakapitu"/>
+    <w:basedOn w:val="DefaultParagraphFont"/>
     <w:uiPriority w:val="21"/>
     <w:qFormat/>
     <w:rsid w:val="00850B0A"/>
@@ -4049,9 +4183,9 @@
       <w:color w:val="0F4761" w:themeColor="accent1" w:themeShade="BF"/>
     </w:rPr>
   </w:style>
-  <w:style w:type="character" w:styleId="Odwoanieintensywne">
+  <w:style w:type="character" w:styleId="IntenseReference">
     <w:name w:val="Intense Reference"/>
-    <w:basedOn w:val="Domylnaczcionkaakapitu"/>
+    <w:basedOn w:val="DefaultParagraphFont"/>
     <w:uiPriority w:val="32"/>
     <w:qFormat/>
     <w:rsid w:val="00850B0A"/>
@@ -4063,7 +4197,7 @@
       <w:spacing w:val="5"/>
     </w:rPr>
   </w:style>
-  <w:style w:type="table" w:styleId="Tabela-Siatka">
+  <w:style w:type="table" w:styleId="TableGrid">
     <w:name w:val="Table Grid"/>
     <w:basedOn w:val="TableNormal"/>
     <w:uiPriority w:val="39"/>
@@ -4082,21 +4216,9 @@
       </w:tblBorders>
     </w:tblPr>
   </w:style>
-  <w:style w:type="character" w:customStyle="1" w:styleId="Nagwek1Znak">
-    <w:name w:val="Nagłówek 1 Znak"/>
-    <w:basedOn w:val="Domylnaczcionkaakapitu"/>
-    <w:link w:val="Nagwek1"/>
-    <w:uiPriority w:val="9"/>
-    <w:rsid w:val="004D757A"/>
-    <w:rPr>
-      <w:rFonts w:asciiTheme="majorHAnsi" w:eastAsiaTheme="majorEastAsia" w:hAnsiTheme="majorHAnsi" w:cstheme="majorBidi"/>
-      <w:sz w:val="40"/>
-      <w:szCs w:val="40"/>
-    </w:rPr>
-  </w:style>
   <w:style w:type="character" w:customStyle="1" w:styleId="Nagwek2Znak">
     <w:name w:val="Nagłówek 2 Znak"/>
-    <w:basedOn w:val="Domylnaczcionkaakapitu"/>
+    <w:basedOn w:val="DefaultParagraphFont"/>
     <w:uiPriority w:val="9"/>
     <w:semiHidden/>
     <w:rsid w:val="004D757A"/>
@@ -4109,7 +4231,7 @@
   </w:style>
   <w:style w:type="character" w:customStyle="1" w:styleId="Nagwek3Znak">
     <w:name w:val="Nagłówek 3 Znak"/>
-    <w:basedOn w:val="Domylnaczcionkaakapitu"/>
+    <w:basedOn w:val="DefaultParagraphFont"/>
     <w:uiPriority w:val="9"/>
     <w:semiHidden/>
     <w:rsid w:val="004D757A"/>
@@ -4122,7 +4244,7 @@
   </w:style>
   <w:style w:type="character" w:customStyle="1" w:styleId="Nagwek4Znak">
     <w:name w:val="Nagłówek 4 Znak"/>
-    <w:basedOn w:val="Domylnaczcionkaakapitu"/>
+    <w:basedOn w:val="DefaultParagraphFont"/>
     <w:uiPriority w:val="9"/>
     <w:semiHidden/>
     <w:rsid w:val="004D757A"/>
@@ -4135,7 +4257,7 @@
   </w:style>
   <w:style w:type="character" w:customStyle="1" w:styleId="Nagwek5Znak">
     <w:name w:val="Nagłówek 5 Znak"/>
-    <w:basedOn w:val="Domylnaczcionkaakapitu"/>
+    <w:basedOn w:val="DefaultParagraphFont"/>
     <w:uiPriority w:val="9"/>
     <w:semiHidden/>
     <w:rsid w:val="004D757A"/>
@@ -4146,7 +4268,7 @@
   </w:style>
   <w:style w:type="character" w:customStyle="1" w:styleId="Nagwek6Znak">
     <w:name w:val="Nagłówek 6 Znak"/>
-    <w:basedOn w:val="Domylnaczcionkaakapitu"/>
+    <w:basedOn w:val="DefaultParagraphFont"/>
     <w:uiPriority w:val="9"/>
     <w:semiHidden/>
     <w:rsid w:val="004D757A"/>
@@ -4159,7 +4281,7 @@
   </w:style>
   <w:style w:type="character" w:customStyle="1" w:styleId="Nagwek7Znak">
     <w:name w:val="Nagłówek 7 Znak"/>
-    <w:basedOn w:val="Domylnaczcionkaakapitu"/>
+    <w:basedOn w:val="DefaultParagraphFont"/>
     <w:uiPriority w:val="9"/>
     <w:semiHidden/>
     <w:rsid w:val="004D757A"/>
@@ -4170,7 +4292,7 @@
   </w:style>
   <w:style w:type="character" w:customStyle="1" w:styleId="Nagwek8Znak">
     <w:name w:val="Nagłówek 8 Znak"/>
-    <w:basedOn w:val="Domylnaczcionkaakapitu"/>
+    <w:basedOn w:val="DefaultParagraphFont"/>
     <w:uiPriority w:val="9"/>
     <w:semiHidden/>
     <w:rsid w:val="004D757A"/>
@@ -4183,7 +4305,7 @@
   </w:style>
   <w:style w:type="character" w:customStyle="1" w:styleId="Nagwek9Znak">
     <w:name w:val="Nagłówek 9 Znak"/>
-    <w:basedOn w:val="Domylnaczcionkaakapitu"/>
+    <w:basedOn w:val="DefaultParagraphFont"/>
     <w:uiPriority w:val="9"/>
     <w:semiHidden/>
     <w:rsid w:val="004D757A"/>
@@ -4194,7 +4316,7 @@
   </w:style>
   <w:style w:type="character" w:customStyle="1" w:styleId="TytuZnak">
     <w:name w:val="Tytuł Znak"/>
-    <w:basedOn w:val="Domylnaczcionkaakapitu"/>
+    <w:basedOn w:val="DefaultParagraphFont"/>
     <w:uiPriority w:val="10"/>
     <w:rsid w:val="004D757A"/>
     <w:rPr>
@@ -4207,7 +4329,7 @@
   </w:style>
   <w:style w:type="character" w:customStyle="1" w:styleId="PodtytuZnak">
     <w:name w:val="Podtytuł Znak"/>
-    <w:basedOn w:val="Domylnaczcionkaakapitu"/>
+    <w:basedOn w:val="DefaultParagraphFont"/>
     <w:uiPriority w:val="11"/>
     <w:rsid w:val="004D757A"/>
     <w:rPr>
@@ -4220,7 +4342,7 @@
   </w:style>
   <w:style w:type="character" w:customStyle="1" w:styleId="CytatZnak">
     <w:name w:val="Cytat Znak"/>
-    <w:basedOn w:val="Domylnaczcionkaakapitu"/>
+    <w:basedOn w:val="DefaultParagraphFont"/>
     <w:uiPriority w:val="29"/>
     <w:rsid w:val="004D757A"/>
     <w:rPr>
@@ -4231,7 +4353,7 @@
   </w:style>
   <w:style w:type="character" w:customStyle="1" w:styleId="CytatintensywnyZnak">
     <w:name w:val="Cytat intensywny Znak"/>
-    <w:basedOn w:val="Domylnaczcionkaakapitu"/>
+    <w:basedOn w:val="DefaultParagraphFont"/>
     <w:uiPriority w:val="30"/>
     <w:rsid w:val="004D757A"/>
     <w:rPr>
@@ -4559,18 +4681,6 @@
 </file>
 
 <file path=customXml/item1.xml><?xml version="1.0" encoding="utf-8"?>
-<b:Sources xmlns:b="http://schemas.openxmlformats.org/officeDocument/2006/bibliography" xmlns="http://schemas.openxmlformats.org/officeDocument/2006/bibliography" SelectedStyle="\APASixthEditionOfficeOnline.xsl" StyleName="APA" Version="6"/>
-</file>
-
-<file path=customXml/item2.xml><?xml version="1.0" encoding="utf-8"?>
-<p:properties xmlns:p="http://schemas.microsoft.com/office/2006/metadata/properties" xmlns:xsi="http://www.w3.org/2001/XMLSchema-instance" xmlns:pc="http://schemas.microsoft.com/office/infopath/2007/PartnerControls">
-  <documentManagement>
-    <_activity xmlns="01a094b0-08a8-443b-bd9d-7d2701d1cf8a" xsi:nil="true"/>
-  </documentManagement>
-</p:properties>
-</file>
-
-<file path=customXml/item3.xml><?xml version="1.0" encoding="utf-8"?>
 <?mso-contentType ?>
 <FormTemplates xmlns="http://schemas.microsoft.com/sharepoint/v3/contenttype/forms">
   <Display>DocumentLibraryForm</Display>
@@ -4579,7 +4689,7 @@
 </FormTemplates>
 </file>
 
-<file path=customXml/item4.xml><?xml version="1.0" encoding="utf-8"?>
+<file path=customXml/item2.xml><?xml version="1.0" encoding="utf-8"?>
 <ct:contentTypeSchema xmlns:ct="http://schemas.microsoft.com/office/2006/metadata/contentType" xmlns:ma="http://schemas.microsoft.com/office/2006/metadata/properties/metaAttributes" ct:_="" ma:_="" ma:contentTypeName="Dokument" ma:contentTypeID="0x010100CCB42EE1A2101A46A529E33B73FA5B9E" ma:contentTypeVersion="6" ma:contentTypeDescription="Utwórz nowy dokument." ma:contentTypeScope="" ma:versionID="18976c67d36d6dbfaddc4b6a42a3b266">
   <xsd:schema xmlns:xsd="http://www.w3.org/2001/XMLSchema" xmlns:xs="http://www.w3.org/2001/XMLSchema" xmlns:p="http://schemas.microsoft.com/office/2006/metadata/properties" xmlns:ns3="01a094b0-08a8-443b-bd9d-7d2701d1cf8a" targetNamespace="http://schemas.microsoft.com/office/2006/metadata/properties" ma:root="true" ma:fieldsID="3b2386cc71632d5df78aeaf6a90f017e" ns3:_="">
     <xsd:import namespace="01a094b0-08a8-443b-bd9d-7d2701d1cf8a"/>
@@ -4735,25 +4845,19 @@
 </ct:contentTypeSchema>
 </file>
 
-<file path=customXml/itemProps1.xml><?xml version="1.0" encoding="utf-8"?>
-<ds:datastoreItem xmlns:ds="http://schemas.openxmlformats.org/officeDocument/2006/customXml" ds:itemID="{492705AE-1BBD-440B-B6CF-958A01E137F6}">
-  <ds:schemaRefs>
-    <ds:schemaRef ds:uri="http://schemas.openxmlformats.org/officeDocument/2006/bibliography"/>
-  </ds:schemaRefs>
-</ds:datastoreItem>
+<file path=customXml/item3.xml><?xml version="1.0" encoding="utf-8"?>
+<b:Sources xmlns:b="http://schemas.openxmlformats.org/officeDocument/2006/bibliography" xmlns="http://schemas.openxmlformats.org/officeDocument/2006/bibliography" SelectedStyle="\APASixthEditionOfficeOnline.xsl" StyleName="APA" Version="6"/>
 </file>
 
-<file path=customXml/itemProps2.xml><?xml version="1.0" encoding="utf-8"?>
-<ds:datastoreItem xmlns:ds="http://schemas.openxmlformats.org/officeDocument/2006/customXml" ds:itemID="{46053FE0-993E-40B0-B62B-CC401A1C0483}">
-  <ds:schemaRefs>
-    <ds:schemaRef ds:uri="http://schemas.microsoft.com/office/2006/metadata/properties"/>
-    <ds:schemaRef ds:uri="http://schemas.microsoft.com/office/infopath/2007/PartnerControls"/>
-    <ds:schemaRef ds:uri="01a094b0-08a8-443b-bd9d-7d2701d1cf8a"/>
-  </ds:schemaRefs>
-</ds:datastoreItem>
+<file path=customXml/item4.xml><?xml version="1.0" encoding="utf-8"?>
+<p:properties xmlns:p="http://schemas.microsoft.com/office/2006/metadata/properties" xmlns:xsi="http://www.w3.org/2001/XMLSchema-instance" xmlns:pc="http://schemas.microsoft.com/office/infopath/2007/PartnerControls">
+  <documentManagement>
+    <_activity xmlns="01a094b0-08a8-443b-bd9d-7d2701d1cf8a" xsi:nil="true"/>
+  </documentManagement>
+</p:properties>
 </file>
 
-<file path=customXml/itemProps3.xml><?xml version="1.0" encoding="utf-8"?>
+<file path=customXml/itemProps1.xml><?xml version="1.0" encoding="utf-8"?>
 <ds:datastoreItem xmlns:ds="http://schemas.openxmlformats.org/officeDocument/2006/customXml" ds:itemID="{1732424E-DCE3-4042-88F3-7B73E5580075}">
   <ds:schemaRefs>
     <ds:schemaRef ds:uri="http://schemas.microsoft.com/sharepoint/v3/contenttype/forms"/>
@@ -4761,7 +4865,7 @@
 </ds:datastoreItem>
 </file>
 
-<file path=customXml/itemProps4.xml><?xml version="1.0" encoding="utf-8"?>
+<file path=customXml/itemProps2.xml><?xml version="1.0" encoding="utf-8"?>
 <ds:datastoreItem xmlns:ds="http://schemas.openxmlformats.org/officeDocument/2006/customXml" ds:itemID="{E1DDB39E-244E-4482-BAB5-D3E1A5502C4D}">
   <ds:schemaRefs>
     <ds:schemaRef ds:uri="http://schemas.microsoft.com/office/2006/metadata/contentType"/>
@@ -4777,4 +4881,22 @@
     <ds:schemaRef ds:uri="http://schemas.microsoft.com/internal/obd"/>
   </ds:schemaRefs>
 </ds:datastoreItem>
+</file>
+
+<file path=customXml/itemProps3.xml><?xml version="1.0" encoding="utf-8"?>
+<ds:datastoreItem xmlns:ds="http://schemas.openxmlformats.org/officeDocument/2006/customXml" ds:itemID="{492705AE-1BBD-440B-B6CF-958A01E137F6}">
+  <ds:schemaRefs>
+    <ds:schemaRef ds:uri="http://schemas.openxmlformats.org/officeDocument/2006/bibliography"/>
+  </ds:schemaRefs>
+</ds:datastoreItem>
+</file>
+
+<file path=customXml/itemProps4.xml><?xml version="1.0" encoding="utf-8"?>
+<ds:datastoreItem xmlns:ds="http://schemas.openxmlformats.org/officeDocument/2006/customXml" ds:itemID="{46053FE0-993E-40B0-B62B-CC401A1C0483}">
+  <ds:schemaRefs>
+    <ds:schemaRef ds:uri="http://schemas.microsoft.com/office/2006/metadata/properties"/>
+    <ds:schemaRef ds:uri="http://schemas.microsoft.com/office/infopath/2007/PartnerControls"/>
+    <ds:schemaRef ds:uri="01a094b0-08a8-443b-bd9d-7d2701d1cf8a"/>
+  </ds:schemaRefs>
+</ds:datastoreItem>
 </file>
--- a/TK/sprawozdanie.docx
+++ b/TK/sprawozdanie.docx
@@ -266,7 +266,7 @@
         <w:pStyle w:val="ListParagraph"/>
         <w:numPr>
           <w:ilvl w:val="1"/>
-          <w:numId w:val="8"/>
+          <w:numId w:val="7"/>
         </w:numPr>
         <w:rPr>
           <w:rFonts w:ascii="Aptos" w:eastAsia="Aptos" w:hAnsi="Aptos" w:cs="Aptos"/>
@@ -321,7 +321,56 @@
           <w:b/>
           <w:bCs/>
         </w:rPr>
-        <w:t>Punkty (1)</w:t>
+        <w:t>Punkty (1</w:t>
+      </w:r>
+      <w:r>
+        <w:rPr>
+          <w:b/>
+          <w:bCs/>
+        </w:rPr>
+        <w:t>, 2</w:t>
+      </w:r>
+      <w:r>
+        <w:rPr>
+          <w:b/>
+          <w:bCs/>
+        </w:rPr>
+        <w:t xml:space="preserve">, </w:t>
+      </w:r>
+      <w:r>
+        <w:rPr>
+          <w:b/>
+          <w:bCs/>
+        </w:rPr>
+        <w:t xml:space="preserve">4.1.2 opis nr. </w:t>
+      </w:r>
+      <w:r>
+        <w:rPr>
+          <w:b/>
+          <w:bCs/>
+        </w:rPr>
+        <w:t>3</w:t>
+      </w:r>
+      <w:r>
+        <w:rPr>
+          <w:b/>
+          <w:bCs/>
+        </w:rPr>
+        <w:t>, 4.2 diagram nr. 3, 4.3 diagram nr.3</w:t>
+      </w:r>
+      <w:r>
+        <w:rPr>
+          <w:b/>
+          <w:bCs/>
+        </w:rPr>
+        <w:t xml:space="preserve"> </w:t>
+      </w:r>
+      <w:r>
+        <w:rPr>
+          <w:b/>
+          <w:bCs/>
+        </w:rPr>
+        <w:t>)</w:t>
       </w:r>
     </w:p>
     <w:p>
@@ -348,15 +397,94 @@
           <w:bCs/>
         </w:rPr>
       </w:pPr>
+      <w:r>
+        <w:rPr>
+          <w:b/>
+          <w:bCs/>
+        </w:rPr>
+        <w:tab/>
+        <w:t>Punkty (</w:t>
+      </w:r>
+      <w:r>
+        <w:rPr>
+          <w:b/>
+          <w:bCs/>
+        </w:rPr>
+        <w:t xml:space="preserve">4.1.1, </w:t>
+      </w:r>
+      <w:r>
+        <w:rPr>
+          <w:b/>
+          <w:bCs/>
+        </w:rPr>
+        <w:t xml:space="preserve">4.1.2 opis nr. </w:t>
+      </w:r>
+      <w:r>
+        <w:rPr>
+          <w:b/>
+          <w:bCs/>
+        </w:rPr>
+        <w:t>2</w:t>
+      </w:r>
+      <w:r>
+        <w:rPr>
+          <w:b/>
+          <w:bCs/>
+        </w:rPr>
+        <w:t xml:space="preserve">, 4.2 diagram nr. 2, 4.3 diagram nr.2 </w:t>
+      </w:r>
+      <w:r>
+        <w:rPr>
+          <w:b/>
+          <w:bCs/>
+        </w:rPr>
+        <w:t xml:space="preserve"> </w:t>
+      </w:r>
+      <w:r>
+        <w:rPr>
+          <w:b/>
+          <w:bCs/>
+        </w:rPr>
+        <w:t>)</w:t>
+      </w:r>
     </w:p>
     <w:p>
       <w:pPr>
         <w:pStyle w:val="ListParagraph"/>
         <w:rPr>
           <w:b/>
+        </w:rPr>
+      </w:pPr>
+    </w:p>
+    <w:p>
+      <w:pPr>
+        <w:pStyle w:val="ListParagraph"/>
+        <w:rPr>
+          <w:b/>
           <w:bCs/>
         </w:rPr>
       </w:pPr>
+      <w:r>
+        <w:rPr>
+          <w:b/>
+          <w:bCs/>
+        </w:rPr>
+        <w:t xml:space="preserve">Maciej Lachowicz </w:t>
+      </w:r>
+      <w:r>
+        <w:rPr>
+          <w:b/>
+          <w:bCs/>
+        </w:rPr>
+        <w:t>–</w:t>
+      </w:r>
+      <w:r>
+        <w:rPr>
+          <w:b/>
+          <w:bCs/>
+        </w:rPr>
+        <w:t xml:space="preserve"> </w:t>
+      </w:r>
     </w:p>
     <w:p>
       <w:pPr>
@@ -371,72 +499,77 @@
           <w:b/>
           <w:bCs/>
         </w:rPr>
-        <w:t xml:space="preserve">Maciej Lachowicz </w:t>
+        <w:tab/>
       </w:r>
       <w:r>
         <w:rPr>
           <w:b/>
           <w:bCs/>
         </w:rPr>
-        <w:t>–</w:t>
+        <w:t>P</w:t>
       </w:r>
       <w:r>
         <w:rPr>
           <w:b/>
           <w:bCs/>
         </w:rPr>
+        <w:t>unk</w:t>
+      </w:r>
+      <w:r>
+        <w:rPr>
+          <w:b/>
+          <w:bCs/>
+        </w:rPr>
+        <w:t xml:space="preserve">ty </w:t>
+      </w:r>
+      <w:r>
+        <w:rPr>
+          <w:b/>
+          <w:bCs/>
+        </w:rPr>
+        <w:t>(</w:t>
+      </w:r>
+      <w:r>
+        <w:rPr>
+          <w:b/>
+          <w:bCs/>
+        </w:rPr>
+        <w:t>0</w:t>
+      </w:r>
+      <w:r>
+        <w:rPr>
+          <w:b/>
+          <w:bCs/>
+        </w:rPr>
+        <w:t>,</w:t>
+      </w:r>
+      <w:r>
+        <w:rPr>
+          <w:b/>
+          <w:bCs/>
+        </w:rPr>
         <w:t xml:space="preserve"> </w:t>
       </w:r>
-    </w:p>
-    <w:p>
-      <w:pPr>
-        <w:pStyle w:val="ListParagraph"/>
+      <w:r>
         <w:rPr>
           <w:b/>
           <w:bCs/>
         </w:rPr>
-      </w:pPr>
+        <w:t xml:space="preserve">4.1.2 </w:t>
+      </w:r>
       <w:r>
         <w:rPr>
           <w:b/>
           <w:bCs/>
         </w:rPr>
-        <w:tab/>
+        <w:t>opis nr. 1</w:t>
       </w:r>
       <w:r>
         <w:rPr>
           <w:b/>
           <w:bCs/>
         </w:rPr>
-        <w:t>P</w:t>
-      </w:r>
-      <w:r>
-        <w:rPr>
-          <w:b/>
-          <w:bCs/>
-        </w:rPr>
-        <w:t>unk</w:t>
-      </w:r>
-      <w:r>
-        <w:rPr>
-          <w:b/>
-          <w:bCs/>
-        </w:rPr>
-        <w:t xml:space="preserve">ty </w:t>
-      </w:r>
-      <w:r>
-        <w:rPr>
-          <w:b/>
-          <w:bCs/>
-        </w:rPr>
-        <w:t>(</w:t>
-      </w:r>
-      <w:r>
-        <w:rPr>
-          <w:b/>
-          <w:bCs/>
-        </w:rPr>
-        <w:t>0</w:t>
+        <w:t>, 4.2 diagram nr. 1, 4.3 diagram nr.1</w:t>
       </w:r>
       <w:r>
         <w:rPr>
@@ -451,7 +584,7 @@
         <w:pStyle w:val="ListParagraph"/>
         <w:numPr>
           <w:ilvl w:val="1"/>
-          <w:numId w:val="8"/>
+          <w:numId w:val="7"/>
         </w:numPr>
         <w:rPr>
           <w:rFonts w:ascii="Aptos" w:eastAsia="Aptos" w:hAnsi="Aptos" w:cs="Aptos"/>
@@ -512,264 +645,596 @@
         <w:pStyle w:val="Heading1"/>
         <w:numPr>
           <w:ilvl w:val="0"/>
+          <w:numId w:val="8"/>
+        </w:numPr>
+        <w:rPr>
+          <w:rFonts w:ascii="Aptos Display" w:eastAsia="Aptos Display" w:hAnsi="Aptos Display" w:cs="Aptos Display"/>
+          <w:color w:val="000000" w:themeColor="text1"/>
+        </w:rPr>
+      </w:pPr>
+      <w:r>
+        <w:rPr>
+          <w:rFonts w:ascii="Aptos Display" w:eastAsia="Aptos Display" w:hAnsi="Aptos Display" w:cs="Aptos Display"/>
+          <w:color w:val="000000" w:themeColor="text1"/>
+        </w:rPr>
+        <w:t xml:space="preserve">System zarządzania akademią piłkarską "FC Drewno </w:t>
+      </w:r>
+      <w:proofErr w:type="spellStart"/>
+      <w:r>
+        <w:rPr>
+          <w:rFonts w:ascii="Aptos Display" w:eastAsia="Aptos Display" w:hAnsi="Aptos Display" w:cs="Aptos Display"/>
+          <w:color w:val="000000" w:themeColor="text1"/>
+        </w:rPr>
+        <w:t>Academy</w:t>
+      </w:r>
+      <w:proofErr w:type="spellEnd"/>
+      <w:r>
+        <w:rPr>
+          <w:rFonts w:ascii="Aptos Display" w:eastAsia="Aptos Display" w:hAnsi="Aptos Display" w:cs="Aptos Display"/>
+          <w:color w:val="000000" w:themeColor="text1"/>
+        </w:rPr>
+        <w:t>"</w:t>
+      </w:r>
+    </w:p>
+    <w:p>
+      <w:pPr>
+        <w:rPr>
+          <w:rFonts w:ascii="Aptos" w:eastAsia="Aptos" w:hAnsi="Aptos" w:cs="Aptos"/>
+          <w:color w:val="000000" w:themeColor="text1"/>
+        </w:rPr>
+      </w:pPr>
+      <w:r>
+        <w:rPr>
+          <w:rFonts w:ascii="Aptos" w:eastAsia="Aptos" w:hAnsi="Aptos" w:cs="Aptos"/>
+          <w:color w:val="000000" w:themeColor="text1"/>
+        </w:rPr>
+        <w:t xml:space="preserve">Opis zadania: Akademia Piłkarska "FC Drewno </w:t>
+      </w:r>
+      <w:proofErr w:type="spellStart"/>
+      <w:r>
+        <w:rPr>
+          <w:rFonts w:ascii="Aptos" w:eastAsia="Aptos" w:hAnsi="Aptos" w:cs="Aptos"/>
+          <w:color w:val="000000" w:themeColor="text1"/>
+        </w:rPr>
+        <w:t>Academy</w:t>
+      </w:r>
+      <w:proofErr w:type="spellEnd"/>
+      <w:r>
+        <w:rPr>
+          <w:rFonts w:ascii="Aptos" w:eastAsia="Aptos" w:hAnsi="Aptos" w:cs="Aptos"/>
+          <w:color w:val="000000" w:themeColor="text1"/>
+        </w:rPr>
+        <w:t>" prowadzi profesjonalne szkolenie sportowe dzieci i młodzieży na terenie całego województwa. Ośrodek funkcjonuje nieprzerwanie od 2015 roku. Dzięki innowacyjnemu podejściu do metodologii treningowej oraz zatrudnianiu wyłącznie licencjonowanych trenerów, klub szybko zyskał miano jednego z liderów w swoim regionie.</w:t>
+      </w:r>
+    </w:p>
+    <w:p>
+      <w:pPr>
+        <w:rPr>
+          <w:rFonts w:ascii="Aptos" w:eastAsia="Aptos" w:hAnsi="Aptos" w:cs="Aptos"/>
+          <w:color w:val="000000" w:themeColor="text1"/>
+        </w:rPr>
+      </w:pPr>
+      <w:r>
+        <w:rPr>
+          <w:rFonts w:ascii="Aptos" w:eastAsia="Aptos" w:hAnsi="Aptos" w:cs="Aptos"/>
+          <w:color w:val="000000" w:themeColor="text1"/>
+        </w:rPr>
+        <w:t>Dotychczasowy model zarządzania akademią opiera się w dużej mierze na dokumentacji papierowej i ręcznej obsłudze. Proces naboru wymaga od rodziców bezpośredniego lub telefonicznego kontaktu z biurem w celu dopasowania dziecka do odpowiedniej grupy. Formalności, takie jak wypełnienie deklaracji członkowskiej czy opłata wpisowego, załatwiane są osobiście u trenera przed pierwszymi zajęciami. Szkoleniowcy weryfikują obecność na podstawie wydrukowanych list, które po zakończeniu miesiąca trafiają do działu administracji. Pracownicy księgowości muszą następnie ręcznie zestawiać papierowe obecności z wyciągami bankowymi, aby kontrolować wpłaty składek. Wszelkie opóźnienia w płatnościach wiążą się z koniecznością uciążliwego, telefonicznego upominania rodziców. Ponadto, w przypadku rezygnacji zawodnika z członkostwa, akademia musi monitorować proces zwrotu wypożyczonego sprzętu sportowego.</w:t>
+      </w:r>
+    </w:p>
+    <w:p>
+      <w:pPr>
+        <w:rPr>
+          <w:rFonts w:ascii="Aptos" w:eastAsia="Aptos" w:hAnsi="Aptos" w:cs="Aptos"/>
+          <w:color w:val="000000" w:themeColor="text1"/>
+        </w:rPr>
+      </w:pPr>
+      <w:r>
+        <w:rPr>
+          <w:rFonts w:ascii="Aptos" w:eastAsia="Aptos" w:hAnsi="Aptos" w:cs="Aptos"/>
+          <w:color w:val="000000" w:themeColor="text1"/>
+        </w:rPr>
+        <w:t>Kluczowym obiektem w strukturze klubu jest Zawodnik, którego profil w kartotece zawiera: imię, nazwisko, numer PESEL, datę urodzenia, wyniki testów sprawnościowych, pozycję zawodnika, statystyki przebytych gier (ilość strzelonych bramek, ilość wpuszczonych bramek w przypadku bramkarza, ilość czerwonych kartek, ilość żółtych kartek), adres zamieszkania oraz dane kontaktowe (telefon, e-mail) do przynajmniej jednego opiekuna prawnego. Adepci przydzielani są do zdefiniowanych kategorii wiekowych (np. Skrzat, Żak, Orlik, Młodzik). Klub musi również rygorystycznie pilnować dat ważności obowiązkowych badań lekarskich, które należy odnawiać co 6 miesięcy. Struktura organizacyjna zakłada ponadto przypisanie każdego trenera do konkretnych grup szkoleniowych oraz obiektów sportowych (boiska, hale), na których odbywają się jednostki treningowe.</w:t>
+      </w:r>
+    </w:p>
+    <w:p>
+      <w:pPr>
+        <w:rPr>
+          <w:rFonts w:ascii="Aptos" w:eastAsia="Aptos" w:hAnsi="Aptos" w:cs="Aptos"/>
+          <w:color w:val="000000" w:themeColor="text1"/>
+        </w:rPr>
+      </w:pPr>
+      <w:r>
+        <w:rPr>
+          <w:rFonts w:ascii="Aptos" w:eastAsia="Aptos" w:hAnsi="Aptos" w:cs="Aptos"/>
+          <w:color w:val="000000" w:themeColor="text1"/>
+        </w:rPr>
+        <w:t xml:space="preserve">W odpowiedzi na rosnącą liczbę podopiecznych i chęć profesjonalizacji usług, zarząd "FC Drewno </w:t>
+      </w:r>
+      <w:proofErr w:type="spellStart"/>
+      <w:r>
+        <w:rPr>
+          <w:rFonts w:ascii="Aptos" w:eastAsia="Aptos" w:hAnsi="Aptos" w:cs="Aptos"/>
+          <w:color w:val="000000" w:themeColor="text1"/>
+        </w:rPr>
+        <w:t>Academy</w:t>
+      </w:r>
+      <w:proofErr w:type="spellEnd"/>
+      <w:r>
+        <w:rPr>
+          <w:rFonts w:ascii="Aptos" w:eastAsia="Aptos" w:hAnsi="Aptos" w:cs="Aptos"/>
+          <w:color w:val="000000" w:themeColor="text1"/>
+        </w:rPr>
+        <w:t>" podjął decyzję o wdrożeniu dedykowanego systemu informatycznego. Nowe oprogramowanie (składające się z portalu webowego oraz aplikacji mobilnej) zautomatyzuje kluczowe procesy w klubie. Rodzice zyskają możliwość elektronicznej rejestracji dziecka na zajęcia, opłacania składek przez zintegrowaną bramkę płatności, a także stałego podglądu harmonogramu i statystyków odbytych meczów.</w:t>
+      </w:r>
+    </w:p>
+    <w:p>
+      <w:pPr>
+        <w:rPr>
+          <w:rFonts w:ascii="Aptos" w:eastAsia="Aptos" w:hAnsi="Aptos" w:cs="Aptos"/>
+          <w:color w:val="000000" w:themeColor="text1"/>
+        </w:rPr>
+      </w:pPr>
+      <w:r>
+        <w:rPr>
+          <w:rFonts w:ascii="Aptos" w:eastAsia="Aptos" w:hAnsi="Aptos" w:cs="Aptos"/>
+          <w:color w:val="000000" w:themeColor="text1"/>
+        </w:rPr>
+        <w:t xml:space="preserve">Dla trenerów zaprojektowano moduł mobilny, umożliwiający ewidencjonowanie frekwencji bezpośrednio na boisku z poziomu </w:t>
+      </w:r>
+      <w:proofErr w:type="spellStart"/>
+      <w:r>
+        <w:rPr>
+          <w:rFonts w:ascii="Aptos" w:eastAsia="Aptos" w:hAnsi="Aptos" w:cs="Aptos"/>
+          <w:color w:val="000000" w:themeColor="text1"/>
+        </w:rPr>
+        <w:t>smartfona</w:t>
+      </w:r>
+      <w:proofErr w:type="spellEnd"/>
+      <w:r>
+        <w:rPr>
+          <w:rFonts w:ascii="Aptos" w:eastAsia="Aptos" w:hAnsi="Aptos" w:cs="Aptos"/>
+          <w:color w:val="000000" w:themeColor="text1"/>
+        </w:rPr>
+        <w:t>, co całkowicie wyeliminuje obieg papierowy. System usprawni też komunikację kryzysową, w razie nagłego załamania pogody, szkoleniowiec za pomocą jednego kliknięcia wyśle zbiorcze powiadomienie (SMS/e-mail) o odwołaniu treningu. Docelowo, wdrożenie tego rozwiązania ma przynieść znaczną oszczędność czasu kadry, poprawę płynności finansowej z tytułu składek oraz dostarczyć zarządowi zaawansowanych statystyk niezbędnych do dalszego rozwoju akademii. Dodatkowo, wprowadzony zostanie zaawansowany Moduł Zarządzania Składami Meczowymi, który umożliwi trenerom efektywny dobór zawodników na mecze ligowe i wyjazdowe. Trener, korzystając z aplikacji mobilnej lub portalu webowego, będzie mógł tworzyć wydarzenia meczowe, a następnie selekcjonować skład w oparciu o zintegrowane dane z kartoteki zawodnika, takie jak: pozycja na boisku oraz bieżące statystyki z odbytych gier (np. liczba strzelonych bramek, otrzymane kartki). Po zatwierdzeniu składu, system automatycznie wyśle do opiekunów prawnych powołanych zawodników natychmiastowe powiadomienia (SMS/e-mail) zawierające szczegółowe informacje logistyczne, takie jak: data, godzina i miejsce zbiórki/wyjazdu na mecz. Rodzic z kolei otrzyma możliwość szybkiego potwierdzenia lub odmowy udziału, co pozwoli trenerowi na bieżące zarządzanie kadrą.</w:t>
+      </w:r>
+    </w:p>
+    <w:p>
+      <w:r>
+        <w:rPr>
+          <w:sz w:val="36"/>
+          <w:szCs w:val="36"/>
+        </w:rPr>
+        <w:br w:type="page"/>
+      </w:r>
+    </w:p>
+    <w:p>
+      <w:pPr>
+        <w:pStyle w:val="Heading1"/>
+        <w:rPr>
+          <w:b/>
+          <w:bCs/>
+        </w:rPr>
+      </w:pPr>
+      <w:r>
+        <w:t>2</w:t>
+      </w:r>
+      <w:r>
+        <w:t>. CEL GŁÓWNY SYSTEMU</w:t>
+      </w:r>
+    </w:p>
+    <w:p>
+      <w:r>
+        <w:t xml:space="preserve">Celem budowy systemu informatycznego dla FC Drewno </w:t>
+      </w:r>
+      <w:proofErr w:type="spellStart"/>
+      <w:r>
+        <w:t>Academy</w:t>
+      </w:r>
+      <w:proofErr w:type="spellEnd"/>
+      <w:r>
+        <w:t xml:space="preserve"> jest </w:t>
+      </w:r>
+      <w:r>
+        <w:rPr>
+          <w:b/>
+          <w:bCs/>
+        </w:rPr>
+        <w:t xml:space="preserve">digitalizacja </w:t>
+      </w:r>
+      <w:r>
+        <w:rPr>
+          <w:b/>
+          <w:bCs/>
+        </w:rPr>
+        <w:t>akademii piłkarskiej</w:t>
+      </w:r>
+      <w:r>
+        <w:t xml:space="preserve"> – przejście od zarządzania opartego na dokumentacji papierowej do zintegrowanego systemu webowo-mobilnego, który zautomatyzuje kluczowe obszary działalności klubu.</w:t>
+      </w:r>
+    </w:p>
+    <w:p>
+      <w:pPr>
+        <w:pStyle w:val="Heading2"/>
+        <w:rPr>
+          <w:b/>
+          <w:bCs/>
+        </w:rPr>
+      </w:pPr>
+      <w:r>
+        <w:t>2.1</w:t>
+      </w:r>
+      <w:r>
+        <w:t>. ZAKRES FUNKCJONALNY SYSTEMU</w:t>
+      </w:r>
+    </w:p>
+    <w:p>
+      <w:pPr>
+        <w:numPr>
+          <w:ilvl w:val="0"/>
+          <w:numId w:val="3"/>
+        </w:numPr>
+      </w:pPr>
+      <w:r>
+        <w:rPr>
+          <w:b/>
+          <w:bCs/>
+        </w:rPr>
+        <w:t>Moduł rejestracji i zarządzania zawodnikami</w:t>
+      </w:r>
+      <w:r>
+        <w:t xml:space="preserve"> – elektroniczna rejestracja dzieci przez rodziców, zarządzanie kartoteką zawodnika (dane osobowe, PESEL, dane opiekunów, kategoria wiekowa, pozycja na boisku)</w:t>
+      </w:r>
+    </w:p>
+    <w:p>
+      <w:pPr>
+        <w:numPr>
+          <w:ilvl w:val="0"/>
+          <w:numId w:val="3"/>
+        </w:numPr>
+      </w:pPr>
+      <w:r>
+        <w:rPr>
+          <w:b/>
+          <w:bCs/>
+        </w:rPr>
+        <w:t>Moduł płatności</w:t>
+      </w:r>
+      <w:r>
+        <w:t xml:space="preserve"> – zintegrowana bramka płatnicza umożliwiająca opłacanie wpisowego i składek członkowskich online</w:t>
+      </w:r>
+    </w:p>
+    <w:p>
+      <w:pPr>
+        <w:numPr>
+          <w:ilvl w:val="0"/>
+          <w:numId w:val="3"/>
+        </w:numPr>
+      </w:pPr>
+      <w:r>
+        <w:rPr>
+          <w:b/>
+          <w:bCs/>
+        </w:rPr>
+        <w:t>Moduł harmonogramów i statystyk</w:t>
+      </w:r>
+      <w:r>
+        <w:t xml:space="preserve"> – podgląd planu treningów, statystyk meczowych zawodnika (bramki, kartki)</w:t>
+      </w:r>
+    </w:p>
+    <w:p>
+      <w:pPr>
+        <w:numPr>
+          <w:ilvl w:val="0"/>
+          <w:numId w:val="3"/>
+        </w:numPr>
+      </w:pPr>
+      <w:r>
+        <w:rPr>
+          <w:b/>
+          <w:bCs/>
+        </w:rPr>
+        <w:t>Moduł zarządzania badaniami lekarskimi</w:t>
+      </w:r>
+      <w:r>
+        <w:t xml:space="preserve"> – monitoring ważności obowiązkowych badań (odnawianych co 6 miesięcy)</w:t>
+      </w:r>
+    </w:p>
+    <w:p>
+      <w:pPr>
+        <w:numPr>
+          <w:ilvl w:val="0"/>
+          <w:numId w:val="3"/>
+        </w:numPr>
+      </w:pPr>
+      <w:r>
+        <w:rPr>
+          <w:b/>
+          <w:bCs/>
+        </w:rPr>
+        <w:t>Moduł zarządzania sprzętem</w:t>
+      </w:r>
+      <w:r>
+        <w:t xml:space="preserve"> – ewidencja wypożyczonego sprzętu sportowego i kontrola zwrotów</w:t>
+      </w:r>
+    </w:p>
+    <w:p>
+      <w:pPr>
+        <w:numPr>
+          <w:ilvl w:val="0"/>
+          <w:numId w:val="3"/>
+        </w:numPr>
+      </w:pPr>
+      <w:r>
+        <w:rPr>
+          <w:b/>
+          <w:bCs/>
+        </w:rPr>
+        <w:t>Moduł zarządzania składami meczowymi</w:t>
+      </w:r>
+      <w:r>
+        <w:t xml:space="preserve"> – tworzenie wydarzeń meczowych, selekcja zawodników, generowanie powiadomień dla rodziców</w:t>
+      </w:r>
+    </w:p>
+    <w:p>
+      <w:pPr>
+        <w:numPr>
+          <w:ilvl w:val="0"/>
+          <w:numId w:val="5"/>
+        </w:numPr>
+      </w:pPr>
+      <w:r>
+        <w:rPr>
+          <w:b/>
+          <w:bCs/>
+        </w:rPr>
+        <w:t>Moduł ewidencji frekwencji</w:t>
+      </w:r>
+      <w:r>
+        <w:t xml:space="preserve"> – rejestracja obecności bezpośrednio z boiska w czasie rzeczywistym</w:t>
+      </w:r>
+    </w:p>
+    <w:p>
+      <w:pPr>
+        <w:numPr>
+          <w:ilvl w:val="0"/>
+          <w:numId w:val="5"/>
+        </w:numPr>
+      </w:pPr>
+      <w:r>
+        <w:rPr>
+          <w:b/>
+          <w:bCs/>
+        </w:rPr>
+        <w:t>Moduł komunikacji kryzysowej</w:t>
+      </w:r>
+      <w:r>
+        <w:t xml:space="preserve"> – zbiorcze powiadomienia SMS/e-mail o odwołaniu treningów</w:t>
+      </w:r>
+    </w:p>
+    <w:p>
+      <w:pPr>
+        <w:numPr>
+          <w:ilvl w:val="0"/>
+          <w:numId w:val="5"/>
+        </w:numPr>
+      </w:pPr>
+      <w:r>
+        <w:rPr>
+          <w:b/>
+          <w:bCs/>
+        </w:rPr>
+        <w:t xml:space="preserve">Moduł </w:t>
+      </w:r>
+      <w:proofErr w:type="spellStart"/>
+      <w:r>
+        <w:rPr>
+          <w:b/>
+          <w:bCs/>
+        </w:rPr>
+        <w:t>przypisań</w:t>
+      </w:r>
+      <w:proofErr w:type="spellEnd"/>
+      <w:r>
+        <w:t xml:space="preserve"> – zarządzanie przypisaniem trenerów do grup szkoleniowych i obiektów sportowych</w:t>
+      </w:r>
+    </w:p>
+    <w:p>
+      <w:pPr>
+        <w:rPr>
+          <w:b/>
+          <w:bCs/>
+        </w:rPr>
+      </w:pPr>
+      <w:r>
+        <w:rPr>
+          <w:b/>
+          <w:bCs/>
+        </w:rPr>
+        <w:br w:type="page"/>
+      </w:r>
+    </w:p>
+    <w:p>
+      <w:pPr>
+        <w:pStyle w:val="Heading2"/>
+        <w:rPr>
+          <w:b/>
+          <w:bCs/>
+        </w:rPr>
+      </w:pPr>
+      <w:r>
+        <w:t>2.2</w:t>
+      </w:r>
+      <w:r>
+        <w:t>. KONTEKST WDROŻENIA</w:t>
+      </w:r>
+    </w:p>
+    <w:p>
+      <w:r>
+        <w:t xml:space="preserve">Akademia Piłkarska "FC Drewno </w:t>
+      </w:r>
+      <w:proofErr w:type="spellStart"/>
+      <w:r>
+        <w:t>Academy</w:t>
+      </w:r>
+      <w:proofErr w:type="spellEnd"/>
+      <w:r>
+        <w:t>" prowadzi profesjonalne szkolenie dzieci i młodzieży od 2015 roku. Dynamiczny rozwój klubu i stale rosnąca liczba podopiecznych sprawiły, że dotychczasowy, oparty na papierze model zarządzania stał się niewydolny. Procesy takie jak ręczne zestawianie obecności z wyciągami bankowymi czy uciążliwe, telefoniczne upominanie rodziców o składki zaczęły generować straty czasu oraz opóźnienia w płatnościach</w:t>
+      </w:r>
+      <w:r>
+        <w:t>.</w:t>
+      </w:r>
+    </w:p>
+    <w:p>
+      <w:pPr>
+        <w:pStyle w:val="Heading2"/>
+        <w:rPr>
+          <w:b/>
+          <w:bCs/>
+        </w:rPr>
+      </w:pPr>
+      <w:r>
+        <w:t>2.3</w:t>
+      </w:r>
+      <w:r>
+        <w:t>. PRZEWIDYWALNE KORZYŚCI Z WDROŻENIA</w:t>
+      </w:r>
+    </w:p>
+    <w:p>
+      <w:pPr>
+        <w:pStyle w:val="Heading3"/>
+        <w:rPr>
+          <w:b/>
+        </w:rPr>
+      </w:pPr>
+      <w:r>
+        <w:t>2.3</w:t>
+      </w:r>
+      <w:r>
+        <w:t>.1. KORZYŚCI MIERZALNE</w:t>
+      </w:r>
+    </w:p>
+    <w:p>
+      <w:r>
+        <w:t>Oszczędność czasu</w:t>
+      </w:r>
+    </w:p>
+    <w:p>
+      <w:pPr>
+        <w:numPr>
+          <w:ilvl w:val="0"/>
           <w:numId w:val="1"/>
         </w:numPr>
-        <w:rPr>
-          <w:rFonts w:ascii="Aptos Display" w:eastAsia="Aptos Display" w:hAnsi="Aptos Display" w:cs="Aptos Display"/>
-          <w:color w:val="000000" w:themeColor="text1"/>
-        </w:rPr>
-      </w:pPr>
-      <w:r>
-        <w:rPr>
-          <w:rFonts w:ascii="Aptos Display" w:eastAsia="Aptos Display" w:hAnsi="Aptos Display" w:cs="Aptos Display"/>
-          <w:color w:val="000000" w:themeColor="text1"/>
-        </w:rPr>
-        <w:t>System zarządzania akademią piłkarską "FC Drewno Academy"</w:t>
-      </w:r>
-    </w:p>
-    <w:p>
-      <w:pPr>
-        <w:rPr>
-          <w:rFonts w:ascii="Aptos" w:eastAsia="Aptos" w:hAnsi="Aptos" w:cs="Aptos"/>
-          <w:color w:val="000000" w:themeColor="text1"/>
-        </w:rPr>
-      </w:pPr>
-      <w:r>
-        <w:rPr>
-          <w:rFonts w:ascii="Aptos" w:eastAsia="Aptos" w:hAnsi="Aptos" w:cs="Aptos"/>
-          <w:color w:val="000000" w:themeColor="text1"/>
-        </w:rPr>
-        <w:t>Opis zadania: Akademia Piłkarska "FC Drewno Academy" prowadzi profesjonalne szkolenie sportowe dzieci i młodzieży na terenie całego województwa. Ośrodek funkcjonuje nieprzerwanie od 2015 roku. Dzięki innowacyjnemu podejściu do metodologii treningowej oraz zatrudnianiu wyłącznie licencjonowanych trenerów, klub szybko zyskał miano jednego z liderów w swoim regionie.</w:t>
-      </w:r>
-    </w:p>
-    <w:p>
-      <w:pPr>
-        <w:rPr>
-          <w:rFonts w:ascii="Aptos" w:eastAsia="Aptos" w:hAnsi="Aptos" w:cs="Aptos"/>
-          <w:color w:val="000000" w:themeColor="text1"/>
-        </w:rPr>
-      </w:pPr>
-      <w:r>
-        <w:rPr>
-          <w:rFonts w:ascii="Aptos" w:eastAsia="Aptos" w:hAnsi="Aptos" w:cs="Aptos"/>
-          <w:color w:val="000000" w:themeColor="text1"/>
-        </w:rPr>
-        <w:t>Dotychczasowy model zarządzania akademią opiera się w dużej mierze na dokumentacji papierowej i ręcznej obsłudze. Proces naboru wymaga od rodziców bezpośredniego lub telefonicznego kontaktu z biurem w celu dopasowania dziecka do odpowiedniej grupy. Formalności, takie jak wypełnienie deklaracji członkowskiej czy opłata wpisowego, załatwiane są osobiście u trenera przed pierwszymi zajęciami. Szkoleniowcy weryfikują obecność na podstawie wydrukowanych list, które po zakończeniu miesiąca trafiają do działu administracji. Pracownicy księgowości muszą następnie ręcznie zestawiać papierowe obecności z wyciągami bankowymi, aby kontrolować wpłaty składek. Wszelkie opóźnienia w płatnościach wiążą się z koniecznością uciążliwego, telefonicznego upominania rodziców. Ponadto, w przypadku rezygnacji zawodnika z członkostwa, akademia musi monitorować proces zwrotu wypożyczonego sprzętu sportowego.</w:t>
-      </w:r>
-    </w:p>
-    <w:p>
-      <w:pPr>
-        <w:rPr>
-          <w:rFonts w:ascii="Aptos" w:eastAsia="Aptos" w:hAnsi="Aptos" w:cs="Aptos"/>
-          <w:color w:val="000000" w:themeColor="text1"/>
-        </w:rPr>
-      </w:pPr>
-      <w:r>
-        <w:rPr>
-          <w:rFonts w:ascii="Aptos" w:eastAsia="Aptos" w:hAnsi="Aptos" w:cs="Aptos"/>
-          <w:color w:val="000000" w:themeColor="text1"/>
-        </w:rPr>
-        <w:t>Kluczowym obiektem w strukturze klubu jest Zawodnik, którego profil w kartotece zawiera: imię, nazwisko, numer PESEL, datę urodzenia, wyniki testów sprawnościowych, pozycję zawodnika, statystyki przebytych gier (ilość strzelonych bramek, ilość wpuszczonych bramek w przypadku bramkarza, ilość czerwonych kartek, ilość żółtych kartek), adres zamieszkania oraz dane kontaktowe (telefon, e-mail) do przynajmniej jednego opiekuna prawnego. Adepci przydzielani są do zdefiniowanych kategorii wiekowych (np. Skrzat, Żak, Orlik, Młodzik). Klub musi również rygorystycznie pilnować dat ważności obowiązkowych badań lekarskich, które należy odnawiać co 6 miesięcy. Struktura organizacyjna zakłada ponadto przypisanie każdego trenera do konkretnych grup szkoleniowych oraz obiektów sportowych (boiska, hale), na których odbywają się jednostki treningowe.</w:t>
-      </w:r>
-    </w:p>
-    <w:p>
-      <w:pPr>
-        <w:rPr>
-          <w:rFonts w:ascii="Aptos" w:eastAsia="Aptos" w:hAnsi="Aptos" w:cs="Aptos"/>
-          <w:color w:val="000000" w:themeColor="text1"/>
-        </w:rPr>
-      </w:pPr>
-      <w:r>
-        <w:rPr>
-          <w:rFonts w:ascii="Aptos" w:eastAsia="Aptos" w:hAnsi="Aptos" w:cs="Aptos"/>
-          <w:color w:val="000000" w:themeColor="text1"/>
-        </w:rPr>
-        <w:t>W odpowiedzi na rosnącą liczbę podopiecznych i chęć profesjonalizacji usług, zarząd "FC Drewno Academy" podjął decyzję o wdrożeniu dedykowanego systemu informatycznego. Nowe oprogramowanie (składające się z portalu webowego oraz aplikacji mobilnej) zautomatyzuje kluczowe procesy w klubie. Rodzice zyskają możliwość elektronicznej rejestracji dziecka na zajęcia, opłacania składek przez zintegrowaną bramkę płatności, a także stałego podglądu harmonogramu i statystyków odbytych meczów.</w:t>
-      </w:r>
-    </w:p>
-    <w:p>
-      <w:pPr>
-        <w:rPr>
-          <w:rFonts w:ascii="Aptos" w:eastAsia="Aptos" w:hAnsi="Aptos" w:cs="Aptos"/>
-          <w:color w:val="000000" w:themeColor="text1"/>
-        </w:rPr>
-      </w:pPr>
-      <w:r>
-        <w:rPr>
-          <w:rFonts w:ascii="Aptos" w:eastAsia="Aptos" w:hAnsi="Aptos" w:cs="Aptos"/>
-          <w:color w:val="000000" w:themeColor="text1"/>
-        </w:rPr>
-        <w:t>Dla trenerów zaprojektowano moduł mobilny, umożliwiający ewidencjonowanie frekwencji bezpośrednio na boisku z poziomu smartfona, co całkowicie wyeliminuje obieg papierowy. System usprawni też komunikację kryzysową, w razie nagłego załamania pogody, szkoleniowiec za pomocą jednego kliknięcia wyśle zbiorcze powiadomienie (SMS/e-mail) o odwołaniu treningu. Docelowo, wdrożenie tego rozwiązania ma przynieść znaczną oszczędność czasu kadry, poprawę płynności finansowej z tytułu składek oraz dostarczyć zarządowi zaawansowanych statystyk niezbędnych do dalszego rozwoju akademii. Dodatkowo, wprowadzony zostanie zaawansowany Moduł Zarządzania Składami Meczowymi, który umożliwi trenerom efektywny dobór zawodników na mecze ligowe i wyjazdowe. Trener, korzystając z aplikacji mobilnej lub portalu webowego, będzie mógł tworzyć wydarzenia meczowe, a następnie selekcjonować skład w oparciu o zintegrowane dane z kartoteki zawodnika, takie jak: pozycja na boisku oraz bieżące statystyki z odbytych gier (np. liczba strzelonych bramek, otrzymane kartki). Po zatwierdzeniu składu, system automatycznie wyśle do opiekunów prawnych powołanych zawodników natychmiastowe powiadomienia (SMS/e-mail) zawierające szczegółowe informacje logistyczne, takie jak: data, godzina i miejsce zbiórki/wyjazdu na mecz. Rodzic z kolei otrzyma możliwość szybkiego potwierdzenia lub odmowy udziału, co pozwoli trenerowi na bieżące zarządzanie kadrą.</w:t>
-      </w:r>
-    </w:p>
-    <w:p>
-      <w:r>
-        <w:br w:type="page"/>
-      </w:r>
-    </w:p>
-    <w:p>
-      <w:pPr>
-        <w:spacing w:after="0"/>
-      </w:pPr>
-      <w:r>
-        <w:t>Stanisław Tomczak</w:t>
-      </w:r>
-    </w:p>
-    <w:p>
-      <w:pPr>
-        <w:spacing w:after="0"/>
-      </w:pPr>
-      <w:r>
-        <w:t>Maciej Lachowicz</w:t>
-      </w:r>
-    </w:p>
-    <w:p>
-      <w:pPr>
-        <w:spacing w:after="0"/>
-      </w:pPr>
-      <w:r>
-        <w:t>Mikołaj Staniaszek</w:t>
-      </w:r>
-    </w:p>
-    <w:p/>
-    <w:p>
-      <w:pPr>
-        <w:jc w:val="center"/>
-        <w:rPr>
-          <w:sz w:val="36"/>
-          <w:szCs w:val="36"/>
-        </w:rPr>
-      </w:pPr>
-      <w:r>
+      </w:pPr>
+      <w:r>
+        <w:t xml:space="preserve">Administracja: zamiast 30 godzin/miesiąc na ręczne zestawianie list i płatności → 0 godzin (wszystko automatycznie) </w:t>
+      </w:r>
+    </w:p>
+    <w:p>
+      <w:pPr>
+        <w:numPr>
+          <w:ilvl w:val="1"/>
+          <w:numId w:val="1"/>
+        </w:numPr>
+      </w:pPr>
+      <w:r>
+        <w:t>Sposób pomiaru: porównanie czasu pracy przed i po wdrożeniu</w:t>
+      </w:r>
+    </w:p>
+    <w:p>
+      <w:pPr>
+        <w:numPr>
+          <w:ilvl w:val="0"/>
+          <w:numId w:val="1"/>
+        </w:numPr>
+      </w:pPr>
+      <w:r>
+        <w:t xml:space="preserve">Trenerzy: zamiast 10 minut/trening na listę obecności → 2 minuty (klik w telefonie) </w:t>
+      </w:r>
+    </w:p>
+    <w:p>
+      <w:pPr>
+        <w:numPr>
+          <w:ilvl w:val="1"/>
+          <w:numId w:val="1"/>
+        </w:numPr>
+      </w:pPr>
+      <w:r>
+        <w:t>Sposób pomiaru: czas od startu treningu do zakończenia rejestracji</w:t>
+      </w:r>
+    </w:p>
+    <w:p>
+      <w:pPr>
         <w:rPr>
           <w:b/>
           <w:bCs/>
-          <w:sz w:val="36"/>
-          <w:szCs w:val="36"/>
-        </w:rPr>
-        <w:t>Sprawozdanie z wymagań i zakresu projektu</w:t>
-      </w:r>
-    </w:p>
-    <w:p>
-      <w:pPr>
-        <w:jc w:val="center"/>
-        <w:rPr>
-          <w:sz w:val="36"/>
-          <w:szCs w:val="36"/>
-        </w:rPr>
-      </w:pPr>
-      <w:r>
-        <w:rPr>
-          <w:sz w:val="36"/>
-          <w:szCs w:val="36"/>
-        </w:rPr>
-        <w:t>System zarządzania akademią piłkarską „FC Drewno Academy”</w:t>
-      </w:r>
-    </w:p>
-    <w:p>
-      <w:pPr>
-        <w:jc w:val="center"/>
-        <w:rPr>
-          <w:sz w:val="36"/>
-          <w:szCs w:val="36"/>
-        </w:rPr>
-      </w:pPr>
-    </w:p>
-    <w:p>
-      <w:pPr>
-        <w:jc w:val="center"/>
-        <w:rPr>
-          <w:sz w:val="36"/>
-          <w:szCs w:val="36"/>
-        </w:rPr>
-      </w:pPr>
-      <w:r>
-        <w:rPr>
-          <w:sz w:val="36"/>
-          <w:szCs w:val="36"/>
-        </w:rPr>
-        <w:t>Punkt 2 i 5.4</w:t>
-      </w:r>
-    </w:p>
-    <w:p>
-      <w:pPr>
-        <w:rPr>
-          <w:sz w:val="36"/>
-          <w:szCs w:val="36"/>
-        </w:rPr>
-      </w:pPr>
-      <w:r>
-        <w:rPr>
-          <w:sz w:val="36"/>
-          <w:szCs w:val="36"/>
-        </w:rPr>
-        <w:br w:type="page"/>
-      </w:r>
-    </w:p>
-    <w:p>
-      <w:pPr>
+        </w:rPr>
+      </w:pPr>
+      <w:r>
         <w:rPr>
           <w:b/>
           <w:bCs/>
         </w:rPr>
-      </w:pPr>
-      <w:r>
+        <w:t>Lepsze płatności</w:t>
+      </w:r>
+    </w:p>
+    <w:p>
+      <w:pPr>
+        <w:numPr>
+          <w:ilvl w:val="0"/>
+          <w:numId w:val="2"/>
+        </w:numPr>
+      </w:pPr>
+      <w:r>
+        <w:t xml:space="preserve">Szybsze wpłaty: mniej zaległości dzięki automatycznym przypomnieniom </w:t>
+      </w:r>
+    </w:p>
+    <w:p>
+      <w:pPr>
+        <w:numPr>
+          <w:ilvl w:val="1"/>
+          <w:numId w:val="2"/>
+        </w:numPr>
+      </w:pPr>
+      <w:r>
+        <w:t xml:space="preserve">Sposób pomiaru: liczba przelewów po terminie </w:t>
+      </w:r>
+    </w:p>
+    <w:p>
+      <w:pPr>
+        <w:numPr>
+          <w:ilvl w:val="0"/>
+          <w:numId w:val="2"/>
+        </w:numPr>
+      </w:pPr>
+      <w:r>
+        <w:t xml:space="preserve">Więcej płatności na czas: obecnie część rodziców płaci z opóźnieniem </w:t>
+      </w:r>
+    </w:p>
+    <w:p>
+      <w:pPr>
+        <w:numPr>
+          <w:ilvl w:val="1"/>
+          <w:numId w:val="2"/>
+        </w:numPr>
+      </w:pPr>
+      <w:r>
+        <w:t>Sposób pomiaru: % płatności na czas</w:t>
+      </w:r>
+    </w:p>
+    <w:p>
+      <w:pPr>
         <w:rPr>
           <w:b/>
           <w:bCs/>
         </w:rPr>
-        <w:t>2</w:t>
-      </w:r>
+      </w:pPr>
       <w:r>
         <w:rPr>
           <w:b/>
           <w:bCs/>
         </w:rPr>
-        <w:t>. CEL GŁÓWNY SYSTEMU</w:t>
-      </w:r>
-    </w:p>
-    <w:p>
-      <w:r>
-        <w:t xml:space="preserve">Celem budowy systemu informatycznego dla FC Drewno Academy jest </w:t>
-      </w:r>
-      <w:r>
-        <w:rPr>
-          <w:b/>
-          <w:bCs/>
-        </w:rPr>
-        <w:t xml:space="preserve">digitalizacja </w:t>
-      </w:r>
-      <w:r>
-        <w:rPr>
-          <w:b/>
-          <w:bCs/>
-        </w:rPr>
-        <w:t>akademii piłkarskiej</w:t>
-      </w:r>
-      <w:r>
-        <w:t xml:space="preserve"> – przejście od zarządzania opartego na dokumentacji papierowej do zintegrowanego systemu webowo-mobilnego, który zautomatyzuje kluczowe obszary działalności klubu.</w:t>
-      </w:r>
-    </w:p>
-    <w:p>
-      <w:pPr>
-        <w:rPr>
-          <w:b/>
-          <w:bCs/>
-        </w:rPr>
-      </w:pPr>
-      <w:r>
-        <w:rPr>
-          <w:b/>
-          <w:bCs/>
-        </w:rPr>
-        <w:t>2.1</w:t>
-      </w:r>
-      <w:r>
-        <w:rPr>
-          <w:b/>
-          <w:bCs/>
-        </w:rPr>
-        <w:t>. ZAKRES FUNKCJONALNY SYSTEMU</w:t>
+        <w:t>Mniej błędów</w:t>
       </w:r>
     </w:p>
     <w:p>
@@ -780,14 +1245,18 @@
         </w:numPr>
       </w:pPr>
       <w:r>
-        <w:rPr>
-          <w:b/>
-          <w:bCs/>
-        </w:rPr>
-        <w:t>Moduł rejestracji i zarządzania zawodnikami</w:t>
-      </w:r>
-      <w:r>
-        <w:t xml:space="preserve"> – elektroniczna rejestracja dzieci przez rodziców, zarządzanie kartoteką zawodnika (dane osobowe, PESEL, dane opiekunów, kategoria wiekowa, pozycja na boisku)</w:t>
+        <w:t xml:space="preserve">Badania lekarskie: system przypomni 14 dni przed terminem, zablokuje trening po terminie </w:t>
+      </w:r>
+    </w:p>
+    <w:p>
+      <w:pPr>
+        <w:numPr>
+          <w:ilvl w:val="1"/>
+          <w:numId w:val="4"/>
+        </w:numPr>
+      </w:pPr>
+      <w:r>
+        <w:t>Sposób pomiaru: liczba przeterminowanych badań – cel: 0 przypadków</w:t>
       </w:r>
     </w:p>
     <w:p>
@@ -798,14 +1267,63 @@
         </w:numPr>
       </w:pPr>
       <w:r>
+        <w:t xml:space="preserve">Zwrot sprzętu: automatyczne przypomnienia przy rezygnacji </w:t>
+      </w:r>
+    </w:p>
+    <w:p>
+      <w:pPr>
+        <w:numPr>
+          <w:ilvl w:val="1"/>
+          <w:numId w:val="4"/>
+        </w:numPr>
+      </w:pPr>
+      <w:r>
+        <w:t>Sposób pomiaru: wartość niezwróconego sprzętu – cel: redukcja strat o 80%</w:t>
+      </w:r>
+    </w:p>
+    <w:p>
+      <w:pPr>
         <w:rPr>
           <w:b/>
           <w:bCs/>
         </w:rPr>
-        <w:t>Moduł płatności</w:t>
-      </w:r>
-      <w:r>
-        <w:t xml:space="preserve"> – zintegrowana bramka płatnicza umożliwiająca opłacanie wpisowego i składek członkowskich online</w:t>
+      </w:pPr>
+      <w:r>
+        <w:rPr>
+          <w:b/>
+          <w:bCs/>
+        </w:rPr>
+        <w:br w:type="page"/>
+      </w:r>
+    </w:p>
+    <w:p>
+      <w:pPr>
+        <w:pStyle w:val="Heading3"/>
+        <w:rPr>
+          <w:b/>
+          <w:bCs/>
+        </w:rPr>
+      </w:pPr>
+      <w:r>
+        <w:t>2.3.2</w:t>
+      </w:r>
+      <w:r>
+        <w:t>. KORZYŚCI NIEMIERZALNE</w:t>
+      </w:r>
+    </w:p>
+    <w:p>
+      <w:pPr>
+        <w:rPr>
+          <w:b/>
+          <w:bCs/>
+        </w:rPr>
+      </w:pPr>
+      <w:r>
+        <w:rPr>
+          <w:b/>
+          <w:bCs/>
+        </w:rPr>
+        <w:t>Wygoda dla rodziców</w:t>
       </w:r>
     </w:p>
     <w:p>
@@ -816,14 +1334,7 @@
         </w:numPr>
       </w:pPr>
       <w:r>
-        <w:rPr>
-          <w:b/>
-          <w:bCs/>
-        </w:rPr>
-        <w:t>Moduł harmonogramów i statystyk</w:t>
-      </w:r>
-      <w:r>
-        <w:t xml:space="preserve"> – podgląd planu treningów, statystyk meczowych zawodnika (bramki, kartki)</w:t>
+        <w:t>Zapis dziecka o każdej porze, bez konieczności dzwonienia</w:t>
       </w:r>
     </w:p>
     <w:p>
@@ -834,14 +1345,7 @@
         </w:numPr>
       </w:pPr>
       <w:r>
-        <w:rPr>
-          <w:b/>
-          <w:bCs/>
-        </w:rPr>
-        <w:t>Moduł zarządzania badaniami lekarskimi</w:t>
-      </w:r>
-      <w:r>
-        <w:t xml:space="preserve"> – monitoring ważności obowiązkowych badań (odnawianych co 6 miesięcy)</w:t>
+        <w:t>Dostęp do informacji 24/7 (statystyki, harmonogram, płatności)</w:t>
       </w:r>
     </w:p>
     <w:p>
@@ -852,14 +1356,22 @@
         </w:numPr>
       </w:pPr>
       <w:r>
+        <w:t>Natychmiastowe powiadomienia (odwołanie, powołanie na mecz)</w:t>
+      </w:r>
+    </w:p>
+    <w:p>
+      <w:pPr>
         <w:rPr>
           <w:b/>
           <w:bCs/>
         </w:rPr>
-        <w:t>Moduł zarządzania sprzętem</w:t>
-      </w:r>
-      <w:r>
-        <w:t xml:space="preserve"> – ewidencja wypożyczonego sprzętu sportowego i kontrola zwrotów</w:t>
+      </w:pPr>
+      <w:r>
+        <w:rPr>
+          <w:b/>
+          <w:bCs/>
+        </w:rPr>
+        <w:t>Lepszy wizerunek</w:t>
       </w:r>
     </w:p>
     <w:p>
@@ -870,206 +1382,77 @@
         </w:numPr>
       </w:pPr>
       <w:r>
-        <w:rPr>
-          <w:b/>
-          <w:bCs/>
-        </w:rPr>
-        <w:t>Moduł zarządzania składami meczowymi</w:t>
-      </w:r>
-      <w:r>
-        <w:t xml:space="preserve"> – tworzenie wydarzeń meczowych, selekcja zawodników, generowanie powiadomień dla rodziców</w:t>
+        <w:t>Akademia wygląda nowocześnie i profesjonalnie</w:t>
       </w:r>
     </w:p>
     <w:p>
       <w:pPr>
         <w:numPr>
           <w:ilvl w:val="0"/>
-          <w:numId w:val="6"/>
+          <w:numId w:val="4"/>
         </w:numPr>
       </w:pPr>
       <w:r>
-        <w:rPr>
-          <w:b/>
-          <w:bCs/>
-        </w:rPr>
-        <w:t>Moduł ewidencji frekwencji</w:t>
-      </w:r>
-      <w:r>
-        <w:t xml:space="preserve"> – rejestracja obecności bezpośrednio z boiska w czasie rzeczywistym</w:t>
+        <w:t>Większe zaufanie rodziców</w:t>
       </w:r>
     </w:p>
     <w:p>
       <w:pPr>
         <w:numPr>
           <w:ilvl w:val="0"/>
-          <w:numId w:val="6"/>
+          <w:numId w:val="4"/>
         </w:numPr>
       </w:pPr>
       <w:r>
+        <w:t>Wzmocnienie pozycji lidera w regionie</w:t>
+      </w:r>
+    </w:p>
+    <w:p>
+      <w:pPr>
         <w:rPr>
           <w:b/>
           <w:bCs/>
         </w:rPr>
-        <w:t>Moduł komunikacji kryzysowej</w:t>
-      </w:r>
-      <w:r>
-        <w:t xml:space="preserve"> – zbiorcze powiadomienia SMS/e-mail o odwołaniu treningów</w:t>
+      </w:pPr>
+      <w:r>
+        <w:rPr>
+          <w:b/>
+          <w:bCs/>
+        </w:rPr>
+        <w:t>Łatwiejsze zarządzanie</w:t>
       </w:r>
     </w:p>
     <w:p>
       <w:pPr>
         <w:numPr>
           <w:ilvl w:val="0"/>
-          <w:numId w:val="6"/>
+          <w:numId w:val="4"/>
         </w:numPr>
       </w:pPr>
       <w:r>
-        <w:rPr>
-          <w:b/>
-          <w:bCs/>
-        </w:rPr>
-        <w:t>Moduł przypisań</w:t>
-      </w:r>
-      <w:r>
-        <w:t xml:space="preserve"> – zarządzanie przypisaniem trenerów do grup szkoleniowych i obiektów sportowych</w:t>
-      </w:r>
-    </w:p>
-    <w:p>
-      <w:pPr>
-        <w:rPr>
-          <w:b/>
-          <w:bCs/>
-        </w:rPr>
-      </w:pPr>
-      <w:r>
-        <w:rPr>
-          <w:b/>
-          <w:bCs/>
-        </w:rPr>
-        <w:br w:type="page"/>
-      </w:r>
-    </w:p>
-    <w:p>
-      <w:pPr>
-        <w:rPr>
-          <w:b/>
-          <w:bCs/>
-        </w:rPr>
-      </w:pPr>
-      <w:r>
-        <w:rPr>
-          <w:b/>
-          <w:bCs/>
-        </w:rPr>
-        <w:t>2.2</w:t>
-      </w:r>
-      <w:r>
-        <w:rPr>
-          <w:b/>
-          <w:bCs/>
-        </w:rPr>
-        <w:t>. KONTEKST WDROŻENIA</w:t>
-      </w:r>
-    </w:p>
-    <w:p>
-      <w:r>
-        <w:t>Akademia Piłkarska "FC Drewno Academy" prowadzi profesjonalne szkolenie dzieci i młodzieży od 2015 roku. Dynamiczny rozwój klubu i stale rosnąca liczba podopiecznych sprawiły, że dotychczasowy, oparty na papierze model zarządzania stał się niewydolny. Procesy takie jak ręczne zestawianie obecności z wyciągami bankowymi czy uciążliwe, telefoniczne upominanie rodziców o składki zaczęły generować straty czasu oraz opóźnienia w płatnościach</w:t>
-      </w:r>
-      <w:r>
-        <w:t>.</w:t>
-      </w:r>
-    </w:p>
-    <w:p>
-      <w:pPr>
-        <w:rPr>
-          <w:b/>
-          <w:bCs/>
-        </w:rPr>
-      </w:pPr>
-      <w:r>
-        <w:rPr>
-          <w:b/>
-          <w:bCs/>
-        </w:rPr>
-        <w:t>2.3</w:t>
-      </w:r>
-      <w:r>
-        <w:rPr>
-          <w:b/>
-          <w:bCs/>
-        </w:rPr>
-        <w:t>. PRZEWIDYWALNE KORZYŚCI Z WDROŻENIA</w:t>
-      </w:r>
-    </w:p>
-    <w:p>
-      <w:pPr>
-        <w:rPr>
-          <w:b/>
-          <w:bCs/>
-        </w:rPr>
-      </w:pPr>
-      <w:r>
-        <w:rPr>
-          <w:b/>
-          <w:bCs/>
-        </w:rPr>
-        <w:t>2.3</w:t>
-      </w:r>
-      <w:r>
-        <w:rPr>
-          <w:b/>
-          <w:bCs/>
-        </w:rPr>
-        <w:t>.1. KORZYŚCI MIERZALNE</w:t>
-      </w:r>
-    </w:p>
-    <w:p>
-      <w:r>
-        <w:t>Oszczędność czasu</w:t>
+        <w:t>Zarząd ma dostęp do statystyk i raportów</w:t>
       </w:r>
     </w:p>
     <w:p>
       <w:pPr>
         <w:numPr>
           <w:ilvl w:val="0"/>
-          <w:numId w:val="2"/>
+          <w:numId w:val="4"/>
         </w:numPr>
       </w:pPr>
       <w:r>
-        <w:t xml:space="preserve">Administracja: zamiast 30 godzin/miesiąc na ręczne zestawianie list i płatności → 0 godzin (wszystko automatycznie) </w:t>
-      </w:r>
-    </w:p>
-    <w:p>
-      <w:pPr>
-        <w:numPr>
-          <w:ilvl w:val="1"/>
-          <w:numId w:val="2"/>
-        </w:numPr>
-      </w:pPr>
-      <w:r>
-        <w:t>Sposób pomiaru: porównanie czasu pracy przed i po wdrożeniu</w:t>
+        <w:t>Łatwiej podejmować decyzje na podstawie danych</w:t>
       </w:r>
     </w:p>
     <w:p>
       <w:pPr>
         <w:numPr>
           <w:ilvl w:val="0"/>
-          <w:numId w:val="2"/>
+          <w:numId w:val="4"/>
         </w:numPr>
       </w:pPr>
       <w:r>
-        <w:t xml:space="preserve">Trenerzy: zamiast 10 minut/trening na listę obecności → 2 minuty (klik w telefonie) </w:t>
-      </w:r>
-    </w:p>
-    <w:p>
-      <w:pPr>
-        <w:numPr>
-          <w:ilvl w:val="1"/>
-          <w:numId w:val="2"/>
-        </w:numPr>
-      </w:pPr>
-      <w:r>
-        <w:t>Sposób pomiaru: czas od startu treningu do zakończenia rejestracji</w:t>
+        <w:t>Widać trendy (frekwencja, rezygnacje, wyniki)</w:t>
       </w:r>
     </w:p>
     <w:p>
@@ -1084,51 +1467,29 @@
           <w:b/>
           <w:bCs/>
         </w:rPr>
-        <w:t>Lepsze płatności</w:t>
+        <w:t>Lepsza praca trenerów</w:t>
       </w:r>
     </w:p>
     <w:p>
       <w:pPr>
         <w:numPr>
           <w:ilvl w:val="0"/>
-          <w:numId w:val="3"/>
+          <w:numId w:val="4"/>
         </w:numPr>
       </w:pPr>
       <w:r>
-        <w:t xml:space="preserve">Szybsze wpłaty: mniej zaległości dzięki automatycznym przypomnieniom </w:t>
-      </w:r>
-    </w:p>
-    <w:p>
-      <w:pPr>
-        <w:numPr>
-          <w:ilvl w:val="1"/>
-          <w:numId w:val="3"/>
-        </w:numPr>
-      </w:pPr>
-      <w:r>
-        <w:t xml:space="preserve">Sposób pomiaru: liczba przelewów po terminie </w:t>
+        <w:t>Mniej papierkowej roboty, więcej czasu na trening</w:t>
       </w:r>
     </w:p>
     <w:p>
       <w:pPr>
         <w:numPr>
           <w:ilvl w:val="0"/>
-          <w:numId w:val="3"/>
+          <w:numId w:val="4"/>
         </w:numPr>
       </w:pPr>
       <w:r>
-        <w:t xml:space="preserve">Więcej płatności na czas: obecnie część rodziców płaci z opóźnieniem </w:t>
-      </w:r>
-    </w:p>
-    <w:p>
-      <w:pPr>
-        <w:numPr>
-          <w:ilvl w:val="1"/>
-          <w:numId w:val="3"/>
-        </w:numPr>
-      </w:pPr>
-      <w:r>
-        <w:t>Sposób pomiaru: % płatności na czas</w:t>
+        <w:t>Łatwy dostęp do profili zawodników przy wyborze składu</w:t>
       </w:r>
     </w:p>
     <w:p>
@@ -1143,344 +1504,3392 @@
           <w:b/>
           <w:bCs/>
         </w:rPr>
-        <w:t>Mniej błędów</w:t>
+        <w:t>Możliwość rozwoju</w:t>
       </w:r>
     </w:p>
     <w:p>
       <w:pPr>
         <w:numPr>
           <w:ilvl w:val="0"/>
-          <w:numId w:val="5"/>
+          <w:numId w:val="4"/>
         </w:numPr>
       </w:pPr>
       <w:r>
-        <w:t xml:space="preserve">Badania lekarskie: system przypomni 14 dni przed terminem, zablokuje trening po terminie </w:t>
-      </w:r>
-    </w:p>
-    <w:p>
-      <w:pPr>
-        <w:numPr>
-          <w:ilvl w:val="1"/>
-          <w:numId w:val="5"/>
-        </w:numPr>
-      </w:pPr>
-      <w:r>
-        <w:t>Sposób pomiaru: liczba przeterminowanych badań – cel: 0 przypadków</w:t>
+        <w:t>Łatwiej przyjąć więcej zawodników bez zwiększania administracji</w:t>
       </w:r>
     </w:p>
     <w:p>
       <w:pPr>
         <w:numPr>
           <w:ilvl w:val="0"/>
-          <w:numId w:val="5"/>
+          <w:numId w:val="4"/>
         </w:numPr>
       </w:pPr>
       <w:r>
-        <w:t xml:space="preserve">Zwrot sprzętu: automatyczne przypomnienia przy rezygnacji </w:t>
-      </w:r>
-    </w:p>
-    <w:p>
-      <w:pPr>
-        <w:numPr>
-          <w:ilvl w:val="1"/>
-          <w:numId w:val="5"/>
-        </w:numPr>
-      </w:pPr>
-      <w:r>
-        <w:t>Sposób pomiaru: wartość niezwróconego sprzętu – cel: redukcja strat o 80%</w:t>
-      </w:r>
-    </w:p>
-    <w:p>
-      <w:pPr>
-        <w:rPr>
-          <w:b/>
-          <w:bCs/>
-        </w:rPr>
-      </w:pPr>
-      <w:r>
-        <w:rPr>
-          <w:b/>
-          <w:bCs/>
-        </w:rPr>
-        <w:br w:type="page"/>
-      </w:r>
-    </w:p>
-    <w:p>
-      <w:pPr>
-        <w:rPr>
-          <w:b/>
-          <w:bCs/>
-        </w:rPr>
-      </w:pPr>
-      <w:r>
-        <w:rPr>
-          <w:b/>
-          <w:bCs/>
-        </w:rPr>
-        <w:t>2.3.2</w:t>
-      </w:r>
-      <w:r>
-        <w:rPr>
-          <w:b/>
-          <w:bCs/>
-        </w:rPr>
-        <w:t>. KORZYŚCI NIEMIERZALNE</w:t>
-      </w:r>
-    </w:p>
-    <w:p>
-      <w:pPr>
-        <w:rPr>
-          <w:b/>
-          <w:bCs/>
-        </w:rPr>
-      </w:pPr>
-      <w:r>
-        <w:rPr>
-          <w:b/>
-          <w:bCs/>
-        </w:rPr>
-        <w:t>Wygoda dla rodziców</w:t>
+        <w:t>Gotowość do otwierania nowych oddziałów</w:t>
       </w:r>
     </w:p>
     <w:p>
       <w:pPr>
         <w:numPr>
           <w:ilvl w:val="0"/>
-          <w:numId w:val="5"/>
+          <w:numId w:val="4"/>
         </w:numPr>
       </w:pPr>
       <w:r>
-        <w:t>Zapis dziecka o każdej porze, bez konieczności dzwonienia</w:t>
+        <w:t>Wszystkie procesy ustandaryzowane</w:t>
+      </w:r>
+    </w:p>
+    <w:p/>
+    <w:p>
+      <w:r>
+        <w:rPr>
+          <w:noProof/>
+        </w:rPr>
+        <w:drawing>
+          <wp:inline distT="0" distB="0" distL="0" distR="0" wp14:anchorId="72B5CF15" wp14:editId="524343B2">
+            <wp:extent cx="5762625" cy="2038350"/>
+            <wp:effectExtent l="0" t="0" r="0" b="0"/>
+            <wp:docPr id="185452416" name="drawing"/>
+            <wp:cNvGraphicFramePr>
+              <a:graphicFrameLocks xmlns:a="http://schemas.openxmlformats.org/drawingml/2006/main" noChangeAspect="1"/>
+            </wp:cNvGraphicFramePr>
+            <a:graphic xmlns:a="http://schemas.openxmlformats.org/drawingml/2006/main">
+              <a:graphicData uri="http://schemas.openxmlformats.org/drawingml/2006/picture">
+                <pic:pic xmlns:pic="http://schemas.openxmlformats.org/drawingml/2006/picture">
+                  <pic:nvPicPr>
+                    <pic:cNvPr id="185452416" name="Picture 185452416"/>
+                    <pic:cNvPicPr/>
+                  </pic:nvPicPr>
+                  <pic:blipFill>
+                    <a:blip r:embed="rId10">
+                      <a:extLst>
+                        <a:ext uri="{28A0092B-C50C-407E-A947-70E740481C1C}">
+                          <a14:useLocalDpi xmlns:a14="http://schemas.microsoft.com/office/drawing/2010/main"/>
+                        </a:ext>
+                      </a:extLst>
+                    </a:blip>
+                    <a:stretch>
+                      <a:fillRect/>
+                    </a:stretch>
+                  </pic:blipFill>
+                  <pic:spPr>
+                    <a:xfrm>
+                      <a:off x="0" y="0"/>
+                      <a:ext cx="5762625" cy="2038350"/>
+                    </a:xfrm>
+                    <a:prstGeom prst="rect">
+                      <a:avLst/>
+                    </a:prstGeom>
+                  </pic:spPr>
+                </pic:pic>
+              </a:graphicData>
+            </a:graphic>
+          </wp:inline>
+        </w:drawing>
+      </w:r>
+    </w:p>
+    <w:p/>
+    <w:p>
+      <w:pPr>
+        <w:pStyle w:val="Heading1"/>
+      </w:pPr>
+      <w:r>
+        <w:t xml:space="preserve">4. Perspektywa przypadków użycia </w:t>
+      </w:r>
+    </w:p>
+    <w:p>
+      <w:pPr>
+        <w:pStyle w:val="Heading2"/>
+        <w:rPr>
+          <w:rFonts w:ascii="Aptos" w:eastAsia="Aptos" w:hAnsi="Aptos" w:cs="Aptos"/>
+        </w:rPr>
+      </w:pPr>
+      <w:r>
+        <w:t>4.1. Diagram przypadków użycia</w:t>
+      </w:r>
+    </w:p>
+    <w:p>
+      <w:pPr>
+        <w:rPr>
+          <w:rFonts w:ascii="Aptos" w:eastAsia="Aptos" w:hAnsi="Aptos" w:cs="Aptos"/>
+        </w:rPr>
+      </w:pPr>
+      <w:r>
+        <w:rPr>
+          <w:rFonts w:ascii="Aptos" w:eastAsia="Aptos" w:hAnsi="Aptos" w:cs="Aptos"/>
+        </w:rPr>
+        <w:t xml:space="preserve">Poniższy diagram przedstawia przypadki użycia systemu FC Drewno </w:t>
+      </w:r>
+      <w:proofErr w:type="spellStart"/>
+      <w:r>
+        <w:rPr>
+          <w:rFonts w:ascii="Aptos" w:eastAsia="Aptos" w:hAnsi="Aptos" w:cs="Aptos"/>
+        </w:rPr>
+        <w:t>Academy</w:t>
+      </w:r>
+      <w:proofErr w:type="spellEnd"/>
+      <w:r>
+        <w:rPr>
+          <w:rFonts w:ascii="Aptos" w:eastAsia="Aptos" w:hAnsi="Aptos" w:cs="Aptos"/>
+        </w:rPr>
+        <w:t xml:space="preserve"> wraz z aktorami (Rodzic/Opiekun, Trener, Zarząd) oraz powiązaniami «</w:t>
+      </w:r>
+      <w:proofErr w:type="spellStart"/>
+      <w:r>
+        <w:rPr>
+          <w:rFonts w:ascii="Aptos" w:eastAsia="Aptos" w:hAnsi="Aptos" w:cs="Aptos"/>
+        </w:rPr>
+        <w:t>include</w:t>
+      </w:r>
+      <w:proofErr w:type="spellEnd"/>
+      <w:r>
+        <w:rPr>
+          <w:rFonts w:ascii="Aptos" w:eastAsia="Aptos" w:hAnsi="Aptos" w:cs="Aptos"/>
+        </w:rPr>
+        <w:t>» względem przypadku Logowanie.</w:t>
+      </w:r>
+    </w:p>
+    <w:p>
+      <w:pPr>
+        <w:rPr>
+          <w:rFonts w:ascii="Aptos" w:eastAsia="Aptos" w:hAnsi="Aptos" w:cs="Aptos"/>
+        </w:rPr>
+      </w:pPr>
+    </w:p>
+    <w:p>
+      <w:pPr>
+        <w:rPr>
+          <w:rFonts w:ascii="Aptos" w:eastAsia="Aptos" w:hAnsi="Aptos" w:cs="Aptos"/>
+        </w:rPr>
+      </w:pPr>
+      <w:r>
+        <w:rPr>
+          <w:noProof/>
+        </w:rPr>
+        <w:drawing>
+          <wp:inline distT="0" distB="0" distL="0" distR="0" wp14:anchorId="32423C39" wp14:editId="5BC1C216">
+            <wp:extent cx="6120000" cy="4664719"/>
+            <wp:effectExtent l="0" t="0" r="0" b="0"/>
+            <wp:docPr id="659682459" name="Obraz 1"/>
+            <wp:cNvGraphicFramePr>
+              <a:graphicFrameLocks xmlns:a="http://schemas.openxmlformats.org/drawingml/2006/main" noChangeAspect="1"/>
+            </wp:cNvGraphicFramePr>
+            <a:graphic xmlns:a="http://schemas.openxmlformats.org/drawingml/2006/main">
+              <a:graphicData uri="http://schemas.openxmlformats.org/drawingml/2006/picture">
+                <pic:pic xmlns:pic="http://schemas.openxmlformats.org/drawingml/2006/picture">
+                  <pic:nvPicPr>
+                    <pic:cNvPr id="659682459" name=""/>
+                    <pic:cNvPicPr/>
+                  </pic:nvPicPr>
+                  <pic:blipFill>
+                    <a:blip r:embed="rId11"/>
+                    <a:srcRect l="4801" r="6953"/>
+                    <a:stretch>
+                      <a:fillRect/>
+                    </a:stretch>
+                  </pic:blipFill>
+                  <pic:spPr>
+                    <a:xfrm>
+                      <a:off x="0" y="0"/>
+                      <a:ext cx="6120000" cy="4664719"/>
+                    </a:xfrm>
+                    <a:prstGeom prst="rect">
+                      <a:avLst/>
+                    </a:prstGeom>
+                  </pic:spPr>
+                </pic:pic>
+              </a:graphicData>
+            </a:graphic>
+          </wp:inline>
+        </w:drawing>
+      </w:r>
+    </w:p>
+    <w:p>
+      <w:pPr>
+        <w:rPr>
+          <w:rFonts w:ascii="Aptos" w:eastAsia="Aptos" w:hAnsi="Aptos" w:cs="Aptos"/>
+          <w:sz w:val="20"/>
+          <w:szCs w:val="20"/>
+        </w:rPr>
+      </w:pPr>
+      <w:r>
+        <w:rPr>
+          <w:rFonts w:ascii="Aptos" w:eastAsia="Aptos" w:hAnsi="Aptos" w:cs="Aptos"/>
+          <w:sz w:val="20"/>
+          <w:szCs w:val="20"/>
+        </w:rPr>
+        <w:t>Rys. 1. Diagram przypadku użycia</w:t>
+      </w:r>
+    </w:p>
+    <w:p>
+      <w:pPr>
+        <w:rPr>
+          <w:b/>
+          <w:bCs/>
+          <w:sz w:val="20"/>
+          <w:szCs w:val="20"/>
+        </w:rPr>
+      </w:pPr>
+      <w:r>
+        <w:rPr>
+          <w:b/>
+          <w:bCs/>
+          <w:sz w:val="20"/>
+          <w:szCs w:val="20"/>
+        </w:rPr>
+        <w:br w:type="page"/>
+      </w:r>
+    </w:p>
+    <w:p>
+      <w:pPr>
+        <w:pStyle w:val="Heading3"/>
+        <w:rPr>
+          <w:sz w:val="20"/>
+          <w:szCs w:val="20"/>
+        </w:rPr>
+      </w:pPr>
+      <w:r>
+        <w:t>Przypadek użycia: “Opłacenie składki”</w:t>
+      </w:r>
+    </w:p>
+    <w:p>
+      <w:pPr>
+        <w:spacing w:afterAutospacing="1"/>
+        <w:rPr>
+          <w:sz w:val="20"/>
+          <w:szCs w:val="20"/>
+        </w:rPr>
+      </w:pPr>
+      <w:r>
+        <w:rPr>
+          <w:b/>
+          <w:bCs/>
+          <w:sz w:val="20"/>
+          <w:szCs w:val="20"/>
+        </w:rPr>
+        <w:t>1. Aktorzy:</w:t>
       </w:r>
     </w:p>
     <w:p>
       <w:pPr>
         <w:numPr>
           <w:ilvl w:val="0"/>
-          <w:numId w:val="5"/>
+          <w:numId w:val="14"/>
         </w:numPr>
-      </w:pPr>
-      <w:r>
-        <w:t>Dostęp do informacji 24/7 (statystyki, harmonogram, płatności)</w:t>
+        <w:suppressAutoHyphens/>
+        <w:spacing w:afterAutospacing="1"/>
+        <w:rPr>
+          <w:sz w:val="20"/>
+          <w:szCs w:val="20"/>
+        </w:rPr>
+      </w:pPr>
+      <w:r>
+        <w:rPr>
+          <w:sz w:val="20"/>
+          <w:szCs w:val="20"/>
+        </w:rPr>
+        <w:t xml:space="preserve">Rodzic/Opiekun </w:t>
+      </w:r>
+    </w:p>
+    <w:p>
+      <w:pPr>
+        <w:spacing w:afterAutospacing="1"/>
+        <w:rPr>
+          <w:sz w:val="20"/>
+          <w:szCs w:val="20"/>
+        </w:rPr>
+      </w:pPr>
+      <w:r>
+        <w:rPr>
+          <w:b/>
+          <w:bCs/>
+          <w:sz w:val="20"/>
+          <w:szCs w:val="20"/>
+        </w:rPr>
+        <w:t>2. Scenariusz podstawowy:</w:t>
       </w:r>
     </w:p>
     <w:p>
       <w:pPr>
         <w:numPr>
           <w:ilvl w:val="0"/>
-          <w:numId w:val="5"/>
+          <w:numId w:val="15"/>
         </w:numPr>
-      </w:pPr>
-      <w:r>
-        <w:t>Natychmiastowe powiadomienia (odwołanie, powołanie na mecz)</w:t>
-      </w:r>
-    </w:p>
-    <w:p>
-      <w:pPr>
-        <w:rPr>
-          <w:b/>
-          <w:bCs/>
-        </w:rPr>
-      </w:pPr>
-      <w:r>
-        <w:rPr>
-          <w:b/>
-          <w:bCs/>
-        </w:rPr>
-        <w:t>Lepszy wizerunek</w:t>
+        <w:suppressAutoHyphens/>
+        <w:spacing w:after="0"/>
+        <w:rPr>
+          <w:sz w:val="20"/>
+          <w:szCs w:val="20"/>
+        </w:rPr>
+      </w:pPr>
+      <w:r>
+        <w:rPr>
+          <w:sz w:val="20"/>
+          <w:szCs w:val="20"/>
+        </w:rPr>
+        <w:t xml:space="preserve">System wymaga uwierzytelnienia użytkownika (przypadek użycia: Logowanie). </w:t>
       </w:r>
     </w:p>
     <w:p>
       <w:pPr>
         <w:numPr>
           <w:ilvl w:val="0"/>
-          <w:numId w:val="5"/>
+          <w:numId w:val="15"/>
         </w:numPr>
-      </w:pPr>
-      <w:r>
-        <w:t>Akademia wygląda nowocześnie i profesjonalnie</w:t>
+        <w:suppressAutoHyphens/>
+        <w:spacing w:after="0"/>
+        <w:rPr>
+          <w:sz w:val="20"/>
+          <w:szCs w:val="20"/>
+        </w:rPr>
+      </w:pPr>
+      <w:r>
+        <w:rPr>
+          <w:sz w:val="20"/>
+          <w:szCs w:val="20"/>
+        </w:rPr>
+        <w:t xml:space="preserve">System prezentuje panel płatności zawierający informacje o zaległościach. </w:t>
       </w:r>
     </w:p>
     <w:p>
       <w:pPr>
         <w:numPr>
           <w:ilvl w:val="0"/>
-          <w:numId w:val="5"/>
+          <w:numId w:val="15"/>
         </w:numPr>
-      </w:pPr>
-      <w:r>
-        <w:t>Większe zaufanie rodziców</w:t>
+        <w:suppressAutoHyphens/>
+        <w:spacing w:after="0"/>
+        <w:rPr>
+          <w:sz w:val="20"/>
+          <w:szCs w:val="20"/>
+        </w:rPr>
+      </w:pPr>
+      <w:r>
+        <w:rPr>
+          <w:sz w:val="20"/>
+          <w:szCs w:val="20"/>
+        </w:rPr>
+        <w:t xml:space="preserve">Rodzic/Opiekun wybiera miesiąc, którego dotyczy płatność, oraz metodę jej realizacji. </w:t>
       </w:r>
     </w:p>
     <w:p>
       <w:pPr>
         <w:numPr>
           <w:ilvl w:val="0"/>
-          <w:numId w:val="5"/>
+          <w:numId w:val="15"/>
         </w:numPr>
-      </w:pPr>
-      <w:r>
-        <w:t>Wzmocnienie pozycji lidera w regionie</w:t>
-      </w:r>
-    </w:p>
-    <w:p>
-      <w:pPr>
-        <w:rPr>
-          <w:b/>
-          <w:bCs/>
-        </w:rPr>
-      </w:pPr>
-      <w:r>
-        <w:rPr>
-          <w:b/>
-          <w:bCs/>
-        </w:rPr>
-        <w:t>Łatwiejsze zarządzanie</w:t>
+        <w:suppressAutoHyphens/>
+        <w:spacing w:after="0"/>
+        <w:rPr>
+          <w:sz w:val="20"/>
+          <w:szCs w:val="20"/>
+        </w:rPr>
+      </w:pPr>
+      <w:r>
+        <w:rPr>
+          <w:sz w:val="20"/>
+          <w:szCs w:val="20"/>
+        </w:rPr>
+        <w:t xml:space="preserve">Rodzic/Opiekun dokonuje płatność. </w:t>
       </w:r>
     </w:p>
     <w:p>
       <w:pPr>
         <w:numPr>
           <w:ilvl w:val="0"/>
-          <w:numId w:val="5"/>
+          <w:numId w:val="15"/>
         </w:numPr>
-      </w:pPr>
-      <w:r>
-        <w:t>Zarząd ma dostęp do statystyk i raportów</w:t>
+        <w:suppressAutoHyphens/>
+        <w:spacing w:after="0"/>
+        <w:rPr>
+          <w:sz w:val="20"/>
+          <w:szCs w:val="20"/>
+        </w:rPr>
+      </w:pPr>
+      <w:r>
+        <w:rPr>
+          <w:sz w:val="20"/>
+          <w:szCs w:val="20"/>
+        </w:rPr>
+        <w:t xml:space="preserve">Po pozytywnej weryfikacji system rejestruje wpłatę w systemie finansowym. </w:t>
       </w:r>
     </w:p>
     <w:p>
       <w:pPr>
         <w:numPr>
           <w:ilvl w:val="0"/>
-          <w:numId w:val="5"/>
+          <w:numId w:val="15"/>
         </w:numPr>
-      </w:pPr>
-      <w:r>
-        <w:t>Łatwiej podejmować decyzje na podstawie danych</w:t>
+        <w:suppressAutoHyphens/>
+        <w:spacing w:afterAutospacing="1"/>
+        <w:rPr>
+          <w:sz w:val="20"/>
+          <w:szCs w:val="20"/>
+        </w:rPr>
+      </w:pPr>
+      <w:r>
+        <w:rPr>
+          <w:sz w:val="20"/>
+          <w:szCs w:val="20"/>
+        </w:rPr>
+        <w:t xml:space="preserve">System informuje użytkownika o wyniku operacji. </w:t>
+      </w:r>
+    </w:p>
+    <w:p>
+      <w:pPr>
+        <w:spacing w:afterAutospacing="1"/>
+        <w:rPr>
+          <w:sz w:val="20"/>
+          <w:szCs w:val="20"/>
+        </w:rPr>
+      </w:pPr>
+      <w:r>
+        <w:rPr>
+          <w:b/>
+          <w:bCs/>
+          <w:sz w:val="20"/>
+          <w:szCs w:val="20"/>
+        </w:rPr>
+        <w:t>3. Scenariusze alternatywne:</w:t>
+      </w:r>
+      <w:r>
+        <w:rPr>
+          <w:sz w:val="20"/>
+          <w:szCs w:val="20"/>
+        </w:rPr>
+        <w:br/>
+        <w:t>a) Odrzucenie transakcji:</w:t>
       </w:r>
     </w:p>
     <w:p>
       <w:pPr>
         <w:numPr>
           <w:ilvl w:val="0"/>
-          <w:numId w:val="5"/>
+          <w:numId w:val="16"/>
         </w:numPr>
-      </w:pPr>
-      <w:r>
-        <w:t>Widać trendy (frekwencja, rezygnacje, wyniki)</w:t>
-      </w:r>
-    </w:p>
-    <w:p>
-      <w:pPr>
-        <w:rPr>
-          <w:b/>
-          <w:bCs/>
-        </w:rPr>
-      </w:pPr>
-      <w:r>
-        <w:rPr>
-          <w:b/>
-          <w:bCs/>
-        </w:rPr>
-        <w:t>Lepsza praca trenerów</w:t>
+        <w:suppressAutoHyphens/>
+        <w:spacing w:after="0"/>
+        <w:rPr>
+          <w:sz w:val="20"/>
+          <w:szCs w:val="20"/>
+        </w:rPr>
+      </w:pPr>
+      <w:r>
+        <w:rPr>
+          <w:sz w:val="20"/>
+          <w:szCs w:val="20"/>
+        </w:rPr>
+        <w:t xml:space="preserve">System wyświetla komunikat o błędzie. </w:t>
       </w:r>
     </w:p>
     <w:p>
       <w:pPr>
         <w:numPr>
           <w:ilvl w:val="0"/>
-          <w:numId w:val="5"/>
+          <w:numId w:val="16"/>
         </w:numPr>
-      </w:pPr>
-      <w:r>
-        <w:t>Mniej papierkowej roboty, więcej czasu na trening</w:t>
+        <w:suppressAutoHyphens/>
+        <w:spacing w:afterAutospacing="1"/>
+        <w:rPr>
+          <w:sz w:val="20"/>
+          <w:szCs w:val="20"/>
+        </w:rPr>
+      </w:pPr>
+      <w:r>
+        <w:rPr>
+          <w:sz w:val="20"/>
+          <w:szCs w:val="20"/>
+        </w:rPr>
+        <w:t xml:space="preserve">Status składki pozostaje „nieopłacona”. </w:t>
+      </w:r>
+    </w:p>
+    <w:p>
+      <w:pPr>
+        <w:spacing w:afterAutospacing="1"/>
+        <w:rPr>
+          <w:sz w:val="20"/>
+          <w:szCs w:val="20"/>
+        </w:rPr>
+      </w:pPr>
+      <w:r>
+        <w:rPr>
+          <w:sz w:val="20"/>
+          <w:szCs w:val="20"/>
+        </w:rPr>
+        <w:t>b) Rezygnacja użytkownika:</w:t>
       </w:r>
     </w:p>
     <w:p>
       <w:pPr>
         <w:numPr>
           <w:ilvl w:val="0"/>
-          <w:numId w:val="5"/>
+          <w:numId w:val="17"/>
         </w:numPr>
-      </w:pPr>
-      <w:r>
-        <w:t>Łatwy dostęp do profili zawodników przy wyborze składu</w:t>
-      </w:r>
-    </w:p>
-    <w:p>
-      <w:pPr>
-        <w:rPr>
-          <w:b/>
-          <w:bCs/>
-        </w:rPr>
-      </w:pPr>
-      <w:r>
-        <w:rPr>
-          <w:b/>
-          <w:bCs/>
-        </w:rPr>
-        <w:t>Możliwość rozwoju</w:t>
+        <w:suppressAutoHyphens/>
+        <w:spacing w:after="0"/>
+        <w:rPr>
+          <w:sz w:val="20"/>
+          <w:szCs w:val="20"/>
+        </w:rPr>
+      </w:pPr>
+      <w:r>
+        <w:rPr>
+          <w:sz w:val="20"/>
+          <w:szCs w:val="20"/>
+        </w:rPr>
+        <w:t xml:space="preserve">Rodzic/Opiekun wybiera opcję „Anuluj”. </w:t>
       </w:r>
     </w:p>
     <w:p>
       <w:pPr>
         <w:numPr>
           <w:ilvl w:val="0"/>
-          <w:numId w:val="5"/>
+          <w:numId w:val="17"/>
         </w:numPr>
-      </w:pPr>
-      <w:r>
-        <w:t>Łatwiej przyjąć więcej zawodników bez zwiększania administracji</w:t>
+        <w:suppressAutoHyphens/>
+        <w:spacing w:afterAutospacing="1"/>
+        <w:rPr>
+          <w:sz w:val="20"/>
+          <w:szCs w:val="20"/>
+        </w:rPr>
+      </w:pPr>
+      <w:r>
+        <w:rPr>
+          <w:sz w:val="20"/>
+          <w:szCs w:val="20"/>
+        </w:rPr>
+        <w:t xml:space="preserve">System przerywa proces i przywraca stan sprzed rozpoczęcia operacji. </w:t>
+      </w:r>
+    </w:p>
+    <w:p>
+      <w:pPr>
+        <w:spacing w:afterAutospacing="1"/>
+        <w:rPr>
+          <w:sz w:val="20"/>
+          <w:szCs w:val="20"/>
+        </w:rPr>
+      </w:pPr>
+      <w:r>
+        <w:rPr>
+          <w:b/>
+          <w:bCs/>
+          <w:sz w:val="20"/>
+          <w:szCs w:val="20"/>
+        </w:rPr>
+        <w:t>4. Uwarunkowania czasowe:</w:t>
       </w:r>
     </w:p>
     <w:p>
       <w:pPr>
         <w:numPr>
           <w:ilvl w:val="0"/>
-          <w:numId w:val="5"/>
+          <w:numId w:val="18"/>
         </w:numPr>
-      </w:pPr>
-      <w:r>
-        <w:t>Gotowość do otwierania nowych oddziałów</w:t>
+        <w:suppressAutoHyphens/>
+        <w:spacing w:after="0"/>
+        <w:rPr>
+          <w:sz w:val="20"/>
+          <w:szCs w:val="20"/>
+        </w:rPr>
+      </w:pPr>
+      <w:r>
+        <w:rPr>
+          <w:sz w:val="20"/>
+          <w:szCs w:val="20"/>
+        </w:rPr>
+        <w:t xml:space="preserve">Częstotliwość: średnio raz w miesiącu dla każdego dziecka. </w:t>
       </w:r>
     </w:p>
     <w:p>
       <w:pPr>
         <w:numPr>
           <w:ilvl w:val="0"/>
-          <w:numId w:val="5"/>
+          <w:numId w:val="18"/>
         </w:numPr>
-      </w:pPr>
-      <w:r>
-        <w:t>Wszystkie procesy ustandaryzowane</w:t>
-      </w:r>
-    </w:p>
-    <w:p>
-      <w:r>
+        <w:suppressAutoHyphens/>
+        <w:spacing w:after="0"/>
+        <w:rPr>
+          <w:sz w:val="20"/>
+          <w:szCs w:val="20"/>
+        </w:rPr>
+      </w:pPr>
+      <w:r>
+        <w:rPr>
+          <w:sz w:val="20"/>
+          <w:szCs w:val="20"/>
+        </w:rPr>
+        <w:t xml:space="preserve">Okresy wzmożonego użycia: początek miesiąca (terminy płatności). </w:t>
+      </w:r>
+    </w:p>
+    <w:p>
+      <w:pPr>
+        <w:numPr>
+          <w:ilvl w:val="0"/>
+          <w:numId w:val="18"/>
+        </w:numPr>
+        <w:suppressAutoHyphens/>
+        <w:spacing w:after="0"/>
+        <w:rPr>
+          <w:sz w:val="20"/>
+          <w:szCs w:val="20"/>
+        </w:rPr>
+      </w:pPr>
+      <w:r>
+        <w:rPr>
+          <w:sz w:val="20"/>
+          <w:szCs w:val="20"/>
+        </w:rPr>
+        <w:t xml:space="preserve">Średni czas realizacji: ok. 2 minuty. </w:t>
+      </w:r>
+    </w:p>
+    <w:p>
+      <w:pPr>
+        <w:numPr>
+          <w:ilvl w:val="0"/>
+          <w:numId w:val="18"/>
+        </w:numPr>
+        <w:suppressAutoHyphens/>
+        <w:spacing w:afterAutospacing="1"/>
+        <w:rPr>
+          <w:sz w:val="20"/>
+          <w:szCs w:val="20"/>
+        </w:rPr>
+      </w:pPr>
+      <w:r>
+        <w:rPr>
+          <w:sz w:val="20"/>
+          <w:szCs w:val="20"/>
+        </w:rPr>
+        <w:t xml:space="preserve">Maksymalny czas realizacji: zależny od czasu autoryzacji w systemie bankowym. </w:t>
+      </w:r>
+    </w:p>
+    <w:p>
+      <w:pPr>
+        <w:spacing w:afterAutospacing="1"/>
+        <w:rPr>
+          <w:sz w:val="20"/>
+          <w:szCs w:val="20"/>
+        </w:rPr>
+      </w:pPr>
+      <w:r>
+        <w:rPr>
+          <w:b/>
+          <w:bCs/>
+          <w:sz w:val="20"/>
+          <w:szCs w:val="20"/>
+        </w:rPr>
+        <w:t>5. Rezultaty dla aktora:</w:t>
+      </w:r>
+    </w:p>
+    <w:p>
+      <w:pPr>
+        <w:numPr>
+          <w:ilvl w:val="0"/>
+          <w:numId w:val="19"/>
+        </w:numPr>
+        <w:suppressAutoHyphens/>
+        <w:spacing w:after="0"/>
+        <w:rPr>
+          <w:sz w:val="20"/>
+          <w:szCs w:val="20"/>
+        </w:rPr>
+      </w:pPr>
+      <w:r>
+        <w:rPr>
+          <w:sz w:val="20"/>
+          <w:szCs w:val="20"/>
+        </w:rPr>
+        <w:t xml:space="preserve">Informacja o powodzeniu lub niepowodzeniu operacji. </w:t>
+      </w:r>
+    </w:p>
+    <w:p>
+      <w:pPr>
+        <w:numPr>
+          <w:ilvl w:val="0"/>
+          <w:numId w:val="19"/>
+        </w:numPr>
+        <w:suppressAutoHyphens/>
+        <w:spacing w:afterAutospacing="1"/>
+        <w:rPr>
+          <w:sz w:val="20"/>
+          <w:szCs w:val="20"/>
+        </w:rPr>
+      </w:pPr>
+      <w:r>
+        <w:rPr>
+          <w:sz w:val="20"/>
+          <w:szCs w:val="20"/>
+        </w:rPr>
+        <w:t>Zmiana statusu składek na opłacone.</w:t>
+      </w:r>
+    </w:p>
+    <w:p/>
+    <w:p/>
+    <w:p/>
+    <w:p/>
+    <w:p/>
+    <w:p/>
+    <w:p>
+      <w:pPr>
+        <w:pStyle w:val="Heading3"/>
+        <w:rPr>
+          <w:rStyle w:val="Strong"/>
+          <w:sz w:val="20"/>
+          <w:szCs w:val="20"/>
+        </w:rPr>
+      </w:pPr>
+      <w:r>
+        <w:t>Opis przypadku użycia: “Powołanie zawodnika”</w:t>
+      </w:r>
+    </w:p>
+    <w:p>
+      <w:pPr>
+        <w:pStyle w:val="BodyText"/>
+        <w:spacing w:after="160" w:line="278" w:lineRule="auto"/>
+        <w:rPr>
+          <w:rStyle w:val="Strong"/>
+          <w:sz w:val="20"/>
+          <w:szCs w:val="20"/>
+        </w:rPr>
+      </w:pPr>
+      <w:r>
+        <w:rPr>
+          <w:rStyle w:val="Strong"/>
+          <w:sz w:val="20"/>
+          <w:szCs w:val="20"/>
+        </w:rPr>
+        <w:t>1. Aktorzy</w:t>
+      </w:r>
+    </w:p>
+    <w:p>
+      <w:pPr>
+        <w:pStyle w:val="BodyText"/>
+        <w:numPr>
+          <w:ilvl w:val="0"/>
+          <w:numId w:val="20"/>
+        </w:numPr>
+        <w:tabs>
+          <w:tab w:val="clear" w:pos="709"/>
+          <w:tab w:val="left" w:pos="0"/>
+        </w:tabs>
+        <w:spacing w:line="278" w:lineRule="auto"/>
+        <w:rPr>
+          <w:sz w:val="20"/>
+          <w:szCs w:val="20"/>
+        </w:rPr>
+      </w:pPr>
+      <w:r>
+        <w:rPr>
+          <w:sz w:val="20"/>
+          <w:szCs w:val="20"/>
+        </w:rPr>
+        <w:t xml:space="preserve">Trener </w:t>
+      </w:r>
+    </w:p>
+    <w:p>
+      <w:pPr>
+        <w:pStyle w:val="BodyText"/>
+        <w:spacing w:after="160" w:line="278" w:lineRule="auto"/>
+        <w:rPr>
+          <w:rStyle w:val="Strong"/>
+          <w:sz w:val="20"/>
+          <w:szCs w:val="20"/>
+        </w:rPr>
+      </w:pPr>
+      <w:r>
+        <w:rPr>
+          <w:rStyle w:val="Strong"/>
+          <w:sz w:val="20"/>
+          <w:szCs w:val="20"/>
+        </w:rPr>
+        <w:t>2. Główny przebieg zdarzeń</w:t>
+      </w:r>
+    </w:p>
+    <w:p>
+      <w:pPr>
+        <w:pStyle w:val="BodyText"/>
+        <w:numPr>
+          <w:ilvl w:val="0"/>
+          <w:numId w:val="21"/>
+        </w:numPr>
+        <w:tabs>
+          <w:tab w:val="clear" w:pos="709"/>
+          <w:tab w:val="left" w:pos="0"/>
+        </w:tabs>
+        <w:spacing w:line="278" w:lineRule="auto"/>
+        <w:rPr>
+          <w:sz w:val="20"/>
+          <w:szCs w:val="20"/>
+        </w:rPr>
+      </w:pPr>
+      <w:r>
+        <w:rPr>
+          <w:sz w:val="20"/>
+          <w:szCs w:val="20"/>
+        </w:rPr>
+        <w:t xml:space="preserve">Trener loguje się do systemu (przypadek użycia: Logowanie), a następnie wybiera z kalendarza konkretny mecz. </w:t>
+      </w:r>
+    </w:p>
+    <w:p>
+      <w:pPr>
+        <w:pStyle w:val="BodyText"/>
+        <w:numPr>
+          <w:ilvl w:val="0"/>
+          <w:numId w:val="21"/>
+        </w:numPr>
+        <w:tabs>
+          <w:tab w:val="clear" w:pos="709"/>
+          <w:tab w:val="left" w:pos="0"/>
+        </w:tabs>
+        <w:spacing w:line="278" w:lineRule="auto"/>
+        <w:rPr>
+          <w:sz w:val="20"/>
+          <w:szCs w:val="20"/>
+        </w:rPr>
+      </w:pPr>
+      <w:r>
+        <w:rPr>
+          <w:sz w:val="20"/>
+          <w:szCs w:val="20"/>
+        </w:rPr>
+        <w:t xml:space="preserve">System wyświetla listę zawodników przypisanych do jego drużyny. </w:t>
+      </w:r>
+    </w:p>
+    <w:p>
+      <w:pPr>
+        <w:pStyle w:val="BodyText"/>
+        <w:numPr>
+          <w:ilvl w:val="0"/>
+          <w:numId w:val="21"/>
+        </w:numPr>
+        <w:tabs>
+          <w:tab w:val="clear" w:pos="709"/>
+          <w:tab w:val="left" w:pos="0"/>
+        </w:tabs>
+        <w:spacing w:line="278" w:lineRule="auto"/>
+        <w:rPr>
+          <w:sz w:val="20"/>
+          <w:szCs w:val="20"/>
+        </w:rPr>
+      </w:pPr>
+      <w:r>
+        <w:rPr>
+          <w:sz w:val="20"/>
+          <w:szCs w:val="20"/>
+        </w:rPr>
+        <w:t xml:space="preserve">Trener zaznacza zawodników, których chce powołać na mecz. </w:t>
+      </w:r>
+    </w:p>
+    <w:p>
+      <w:pPr>
+        <w:pStyle w:val="BodyText"/>
+        <w:numPr>
+          <w:ilvl w:val="0"/>
+          <w:numId w:val="21"/>
+        </w:numPr>
+        <w:tabs>
+          <w:tab w:val="clear" w:pos="709"/>
+          <w:tab w:val="left" w:pos="0"/>
+        </w:tabs>
+        <w:spacing w:line="278" w:lineRule="auto"/>
+        <w:rPr>
+          <w:sz w:val="20"/>
+          <w:szCs w:val="20"/>
+        </w:rPr>
+      </w:pPr>
+      <w:r>
+        <w:rPr>
+          <w:sz w:val="20"/>
+          <w:szCs w:val="20"/>
+        </w:rPr>
+        <w:t xml:space="preserve">Po pozytywnej walidacji system zapisuje skład w bazie danych. </w:t>
+      </w:r>
+    </w:p>
+    <w:p>
+      <w:pPr>
+        <w:pStyle w:val="BodyText"/>
+        <w:numPr>
+          <w:ilvl w:val="0"/>
+          <w:numId w:val="21"/>
+        </w:numPr>
+        <w:tabs>
+          <w:tab w:val="clear" w:pos="709"/>
+          <w:tab w:val="left" w:pos="0"/>
+        </w:tabs>
+        <w:spacing w:line="278" w:lineRule="auto"/>
+        <w:rPr>
+          <w:sz w:val="20"/>
+          <w:szCs w:val="20"/>
+        </w:rPr>
+      </w:pPr>
+      <w:r>
+        <w:rPr>
+          <w:sz w:val="20"/>
+          <w:szCs w:val="20"/>
+        </w:rPr>
+        <w:t>System wyświetla komunikat potwierdzający poprawne zapisanie powołań.</w:t>
+      </w:r>
+    </w:p>
+    <w:p>
+      <w:pPr>
+        <w:pStyle w:val="BodyText"/>
+        <w:numPr>
+          <w:ilvl w:val="0"/>
+          <w:numId w:val="21"/>
+        </w:numPr>
+        <w:tabs>
+          <w:tab w:val="clear" w:pos="709"/>
+          <w:tab w:val="left" w:pos="0"/>
+        </w:tabs>
+        <w:spacing w:line="278" w:lineRule="auto"/>
+        <w:rPr>
+          <w:sz w:val="20"/>
+          <w:szCs w:val="20"/>
+        </w:rPr>
+      </w:pPr>
+      <w:r>
+        <w:rPr>
+          <w:sz w:val="20"/>
+          <w:szCs w:val="20"/>
+        </w:rPr>
+        <w:t>System wysyła informację o powołaniu na mecz do rodziców</w:t>
+      </w:r>
+    </w:p>
+    <w:p>
+      <w:pPr>
+        <w:pStyle w:val="BodyText"/>
+        <w:spacing w:after="160" w:line="278" w:lineRule="auto"/>
+        <w:rPr>
+          <w:sz w:val="20"/>
+          <w:szCs w:val="20"/>
+        </w:rPr>
+      </w:pPr>
+      <w:r>
+        <w:rPr>
+          <w:rStyle w:val="Strong"/>
+          <w:sz w:val="20"/>
+          <w:szCs w:val="20"/>
+        </w:rPr>
+        <w:t>3. Alternatywne przebiegi zdarzeń</w:t>
+      </w:r>
+      <w:r>
+        <w:br/>
+      </w:r>
+      <w:r>
+        <w:rPr>
+          <w:sz w:val="20"/>
+          <w:szCs w:val="20"/>
+        </w:rPr>
+        <w:t>a) Zawodnik nie posiada aktualnych badań lekarskich</w:t>
+      </w:r>
+    </w:p>
+    <w:p>
+      <w:pPr>
+        <w:pStyle w:val="BodyText"/>
+        <w:numPr>
+          <w:ilvl w:val="0"/>
+          <w:numId w:val="22"/>
+        </w:numPr>
+        <w:tabs>
+          <w:tab w:val="clear" w:pos="709"/>
+          <w:tab w:val="left" w:pos="0"/>
+        </w:tabs>
+        <w:spacing w:line="278" w:lineRule="auto"/>
+        <w:rPr>
+          <w:sz w:val="20"/>
+          <w:szCs w:val="20"/>
+        </w:rPr>
+      </w:pPr>
+      <w:r>
+        <w:rPr>
+          <w:sz w:val="20"/>
+          <w:szCs w:val="20"/>
+        </w:rPr>
+        <w:t xml:space="preserve">System uniemożliwia jego wybór (pole jest nieaktywne) oraz wyświetla informację o braku ważnych badań. </w:t>
+      </w:r>
+    </w:p>
+    <w:p>
+      <w:pPr>
+        <w:pStyle w:val="BodyText"/>
+        <w:spacing w:after="160" w:line="278" w:lineRule="auto"/>
+        <w:rPr>
+          <w:sz w:val="20"/>
+          <w:szCs w:val="20"/>
+        </w:rPr>
+      </w:pPr>
+      <w:r>
+        <w:rPr>
+          <w:sz w:val="20"/>
+          <w:szCs w:val="20"/>
+        </w:rPr>
+        <w:t>b) Rezygnacja trenera</w:t>
+      </w:r>
+    </w:p>
+    <w:p>
+      <w:pPr>
+        <w:pStyle w:val="BodyText"/>
+        <w:numPr>
+          <w:ilvl w:val="0"/>
+          <w:numId w:val="23"/>
+        </w:numPr>
+        <w:tabs>
+          <w:tab w:val="clear" w:pos="709"/>
+          <w:tab w:val="left" w:pos="0"/>
+        </w:tabs>
+        <w:spacing w:line="278" w:lineRule="auto"/>
+        <w:rPr>
+          <w:sz w:val="20"/>
+          <w:szCs w:val="20"/>
+        </w:rPr>
+      </w:pPr>
+      <w:r>
+        <w:rPr>
+          <w:sz w:val="20"/>
+          <w:szCs w:val="20"/>
+        </w:rPr>
+        <w:t xml:space="preserve">Trener wybiera opcję „Anuluj”. </w:t>
+      </w:r>
+    </w:p>
+    <w:p>
+      <w:pPr>
+        <w:pStyle w:val="BodyText"/>
+        <w:numPr>
+          <w:ilvl w:val="0"/>
+          <w:numId w:val="23"/>
+        </w:numPr>
+        <w:tabs>
+          <w:tab w:val="clear" w:pos="709"/>
+          <w:tab w:val="left" w:pos="0"/>
+        </w:tabs>
+        <w:spacing w:line="278" w:lineRule="auto"/>
+        <w:rPr>
+          <w:sz w:val="20"/>
+          <w:szCs w:val="20"/>
+        </w:rPr>
+      </w:pPr>
+      <w:r>
+        <w:rPr>
+          <w:sz w:val="20"/>
+          <w:szCs w:val="20"/>
+        </w:rPr>
+        <w:t xml:space="preserve">System zamyka okno bez zapisywania zmian. </w:t>
+      </w:r>
+    </w:p>
+    <w:p>
+      <w:pPr>
+        <w:pStyle w:val="BodyText"/>
+        <w:spacing w:after="160" w:line="278" w:lineRule="auto"/>
+        <w:rPr>
+          <w:rStyle w:val="Strong"/>
+          <w:sz w:val="20"/>
+          <w:szCs w:val="20"/>
+        </w:rPr>
+      </w:pPr>
+      <w:r>
+        <w:rPr>
+          <w:rStyle w:val="Strong"/>
+          <w:sz w:val="20"/>
+          <w:szCs w:val="20"/>
+        </w:rPr>
+        <w:t>4. Ograniczenia czasowe i wydajnościowe</w:t>
+      </w:r>
+    </w:p>
+    <w:p>
+      <w:pPr>
+        <w:pStyle w:val="BodyText"/>
+        <w:numPr>
+          <w:ilvl w:val="0"/>
+          <w:numId w:val="24"/>
+        </w:numPr>
+        <w:tabs>
+          <w:tab w:val="clear" w:pos="709"/>
+          <w:tab w:val="left" w:pos="0"/>
+        </w:tabs>
+        <w:spacing w:line="278" w:lineRule="auto"/>
+        <w:rPr>
+          <w:sz w:val="20"/>
+          <w:szCs w:val="20"/>
+        </w:rPr>
+      </w:pPr>
+      <w:r>
+        <w:rPr>
+          <w:sz w:val="20"/>
+          <w:szCs w:val="20"/>
+        </w:rPr>
+        <w:t xml:space="preserve">Częstotliwość: średnio 1–2 razy w tygodniu dla każdej drużyny. </w:t>
+      </w:r>
+    </w:p>
+    <w:p>
+      <w:pPr>
+        <w:pStyle w:val="BodyText"/>
+        <w:numPr>
+          <w:ilvl w:val="0"/>
+          <w:numId w:val="24"/>
+        </w:numPr>
+        <w:tabs>
+          <w:tab w:val="clear" w:pos="709"/>
+          <w:tab w:val="left" w:pos="0"/>
+        </w:tabs>
+        <w:spacing w:line="278" w:lineRule="auto"/>
+        <w:rPr>
+          <w:sz w:val="20"/>
+          <w:szCs w:val="20"/>
+        </w:rPr>
+      </w:pPr>
+      <w:r>
+        <w:rPr>
+          <w:sz w:val="20"/>
+          <w:szCs w:val="20"/>
+        </w:rPr>
+        <w:t xml:space="preserve">Okresy zwiększonego obciążenia: czwartki i piątki (przed meczami weekendowymi). </w:t>
+      </w:r>
+    </w:p>
+    <w:p>
+      <w:pPr>
+        <w:pStyle w:val="BodyText"/>
+        <w:numPr>
+          <w:ilvl w:val="0"/>
+          <w:numId w:val="24"/>
+        </w:numPr>
+        <w:tabs>
+          <w:tab w:val="clear" w:pos="709"/>
+          <w:tab w:val="left" w:pos="0"/>
+        </w:tabs>
+        <w:spacing w:line="278" w:lineRule="auto"/>
+        <w:rPr>
+          <w:sz w:val="20"/>
+          <w:szCs w:val="20"/>
+        </w:rPr>
+      </w:pPr>
+      <w:r>
+        <w:rPr>
+          <w:sz w:val="20"/>
+          <w:szCs w:val="20"/>
+        </w:rPr>
+        <w:t xml:space="preserve">Typowy czas realizacji: około 3 minuty. </w:t>
+      </w:r>
+    </w:p>
+    <w:p>
+      <w:pPr>
+        <w:pStyle w:val="BodyText"/>
+        <w:numPr>
+          <w:ilvl w:val="0"/>
+          <w:numId w:val="24"/>
+        </w:numPr>
+        <w:tabs>
+          <w:tab w:val="clear" w:pos="709"/>
+          <w:tab w:val="left" w:pos="0"/>
+        </w:tabs>
+        <w:spacing w:line="278" w:lineRule="auto"/>
+        <w:rPr>
+          <w:sz w:val="20"/>
+          <w:szCs w:val="20"/>
+        </w:rPr>
+      </w:pPr>
+      <w:r>
+        <w:rPr>
+          <w:sz w:val="20"/>
+          <w:szCs w:val="20"/>
+        </w:rPr>
+        <w:t xml:space="preserve">Maksymalny czas realizacji: nieokreślony. </w:t>
+      </w:r>
+    </w:p>
+    <w:p>
+      <w:pPr>
+        <w:pStyle w:val="BodyText"/>
+        <w:spacing w:after="160" w:line="278" w:lineRule="auto"/>
+        <w:rPr>
+          <w:rStyle w:val="Strong"/>
+          <w:sz w:val="20"/>
+          <w:szCs w:val="20"/>
+        </w:rPr>
+      </w:pPr>
+      <w:r>
+        <w:rPr>
+          <w:rStyle w:val="Strong"/>
+          <w:sz w:val="20"/>
+          <w:szCs w:val="20"/>
+        </w:rPr>
+        <w:t>5. Rezultaty dla aktora</w:t>
+      </w:r>
+    </w:p>
+    <w:p>
+      <w:pPr>
+        <w:pStyle w:val="BodyText"/>
+        <w:numPr>
+          <w:ilvl w:val="0"/>
+          <w:numId w:val="25"/>
+        </w:numPr>
+        <w:tabs>
+          <w:tab w:val="clear" w:pos="709"/>
+          <w:tab w:val="left" w:pos="0"/>
+        </w:tabs>
+        <w:spacing w:line="278" w:lineRule="auto"/>
+        <w:rPr>
+          <w:sz w:val="20"/>
+          <w:szCs w:val="20"/>
+        </w:rPr>
+      </w:pPr>
+      <w:r>
+        <w:rPr>
+          <w:sz w:val="20"/>
+          <w:szCs w:val="20"/>
+        </w:rPr>
+        <w:t xml:space="preserve">Wyświetlenie komunikatu o pomyślnym zapisaniu składu. </w:t>
+      </w:r>
+    </w:p>
+    <w:p>
+      <w:pPr>
+        <w:pStyle w:val="BodyText"/>
+        <w:numPr>
+          <w:ilvl w:val="0"/>
+          <w:numId w:val="25"/>
+        </w:numPr>
+        <w:tabs>
+          <w:tab w:val="clear" w:pos="709"/>
+          <w:tab w:val="left" w:pos="0"/>
+        </w:tabs>
+        <w:spacing w:line="278" w:lineRule="auto"/>
+        <w:rPr>
+          <w:sz w:val="20"/>
+          <w:szCs w:val="20"/>
+        </w:rPr>
+      </w:pPr>
+      <w:r>
+        <w:rPr>
+          <w:sz w:val="20"/>
+          <w:szCs w:val="20"/>
+        </w:rPr>
+        <w:t xml:space="preserve">Zapisanie kadry na wybrany mecz w systemie. </w:t>
+      </w:r>
+    </w:p>
+    <w:p>
+      <w:pPr>
+        <w:pStyle w:val="BodyText"/>
+        <w:numPr>
+          <w:ilvl w:val="0"/>
+          <w:numId w:val="25"/>
+        </w:numPr>
+        <w:tabs>
+          <w:tab w:val="clear" w:pos="709"/>
+          <w:tab w:val="left" w:pos="0"/>
+        </w:tabs>
+        <w:spacing w:line="278" w:lineRule="auto"/>
+        <w:rPr>
+          <w:sz w:val="20"/>
+          <w:szCs w:val="20"/>
+        </w:rPr>
+      </w:pPr>
+      <w:r>
+        <w:rPr>
+          <w:sz w:val="20"/>
+          <w:szCs w:val="20"/>
+        </w:rPr>
+        <w:t>Automatyczne wysłanie powiadomień do rodziców powołanych zawodników.</w:t>
+      </w:r>
+    </w:p>
+    <w:p>
+      <w:pPr>
+        <w:rPr>
+          <w:rFonts w:ascii="Aptos" w:eastAsia="Aptos" w:hAnsi="Aptos" w:cs="Aptos"/>
+          <w:b/>
+          <w:bCs/>
+          <w:sz w:val="20"/>
+          <w:szCs w:val="20"/>
+        </w:rPr>
+      </w:pPr>
+      <w:r>
+        <w:rPr>
+          <w:rFonts w:ascii="Aptos" w:eastAsia="Aptos" w:hAnsi="Aptos" w:cs="Aptos"/>
+          <w:b/>
+          <w:bCs/>
+          <w:sz w:val="20"/>
+          <w:szCs w:val="20"/>
+        </w:rPr>
         <w:br w:type="page"/>
       </w:r>
     </w:p>
     <w:p>
       <w:pPr>
-        <w:rPr>
+        <w:pStyle w:val="Heading3"/>
+        <w:rPr>
+          <w:rFonts w:ascii="Aptos" w:eastAsia="Aptos" w:hAnsi="Aptos" w:cs="Aptos"/>
           <w:b/>
           <w:bCs/>
-        </w:rPr>
-      </w:pPr>
-      <w:r>
-        <w:rPr>
+          <w:sz w:val="20"/>
+          <w:szCs w:val="20"/>
+        </w:rPr>
+      </w:pPr>
+      <w:r>
+        <w:t>Opis przypadku użycia: “Zarządzanie użytkownikami”</w:t>
+      </w:r>
+    </w:p>
+    <w:p>
+      <w:pPr>
+        <w:spacing w:before="240" w:after="240"/>
+        <w:rPr>
+          <w:rFonts w:ascii="Aptos" w:eastAsia="Aptos" w:hAnsi="Aptos" w:cs="Aptos"/>
           <w:b/>
           <w:bCs/>
-        </w:rPr>
-        <w:t>5.4</w:t>
-      </w:r>
-      <w:r>
-        <w:rPr>
+          <w:sz w:val="20"/>
+          <w:szCs w:val="20"/>
+        </w:rPr>
+      </w:pPr>
+      <w:r>
+        <w:rPr>
+          <w:rFonts w:ascii="Aptos" w:eastAsia="Aptos" w:hAnsi="Aptos" w:cs="Aptos"/>
           <w:b/>
           <w:bCs/>
-        </w:rPr>
-        <w:t xml:space="preserve"> Propozycje interfejsu użytkownika</w:t>
+          <w:sz w:val="20"/>
+          <w:szCs w:val="20"/>
+        </w:rPr>
+        <w:t>1. Uczestniczący aktorzy</w:t>
+      </w:r>
+    </w:p>
+    <w:p>
+      <w:pPr>
+        <w:pStyle w:val="ListParagraph"/>
+        <w:numPr>
+          <w:ilvl w:val="0"/>
+          <w:numId w:val="13"/>
+        </w:numPr>
+        <w:suppressAutoHyphens/>
+        <w:spacing w:after="0"/>
+        <w:rPr>
+          <w:rFonts w:ascii="Aptos" w:eastAsia="Aptos" w:hAnsi="Aptos" w:cs="Aptos"/>
+          <w:sz w:val="20"/>
+          <w:szCs w:val="20"/>
+        </w:rPr>
+      </w:pPr>
+      <w:r>
+        <w:rPr>
+          <w:rFonts w:ascii="Aptos" w:eastAsia="Aptos" w:hAnsi="Aptos" w:cs="Aptos"/>
+          <w:sz w:val="20"/>
+          <w:szCs w:val="20"/>
+        </w:rPr>
+        <w:t>Zarząd</w:t>
+      </w:r>
+    </w:p>
+    <w:p>
+      <w:pPr>
+        <w:spacing w:before="240" w:after="240"/>
+        <w:rPr>
+          <w:rFonts w:ascii="Aptos" w:eastAsia="Aptos" w:hAnsi="Aptos" w:cs="Aptos"/>
+          <w:b/>
+          <w:bCs/>
+          <w:sz w:val="20"/>
+          <w:szCs w:val="20"/>
+        </w:rPr>
+      </w:pPr>
+      <w:r>
+        <w:rPr>
+          <w:rFonts w:ascii="Aptos" w:eastAsia="Aptos" w:hAnsi="Aptos" w:cs="Aptos"/>
+          <w:b/>
+          <w:bCs/>
+          <w:sz w:val="20"/>
+          <w:szCs w:val="20"/>
+        </w:rPr>
+        <w:t>2. Podstawowy ciąg zdarzeń</w:t>
+      </w:r>
+    </w:p>
+    <w:p>
+      <w:pPr>
+        <w:pStyle w:val="ListParagraph"/>
+        <w:numPr>
+          <w:ilvl w:val="0"/>
+          <w:numId w:val="12"/>
+        </w:numPr>
+        <w:suppressAutoHyphens/>
+        <w:spacing w:after="0"/>
+        <w:rPr>
+          <w:rFonts w:ascii="Aptos" w:eastAsia="Aptos" w:hAnsi="Aptos" w:cs="Aptos"/>
+          <w:sz w:val="20"/>
+          <w:szCs w:val="20"/>
+        </w:rPr>
+      </w:pPr>
+      <w:r>
+        <w:rPr>
+          <w:rFonts w:ascii="Aptos" w:eastAsia="Aptos" w:hAnsi="Aptos" w:cs="Aptos"/>
+          <w:sz w:val="20"/>
+          <w:szCs w:val="20"/>
+        </w:rPr>
+        <w:t>Zarząd loguje się do systemu (przypadek użycia: Logowanie),</w:t>
+      </w:r>
+    </w:p>
+    <w:p>
+      <w:pPr>
+        <w:pStyle w:val="ListParagraph"/>
+        <w:numPr>
+          <w:ilvl w:val="0"/>
+          <w:numId w:val="12"/>
+        </w:numPr>
+        <w:suppressAutoHyphens/>
+        <w:spacing w:after="0"/>
+        <w:rPr>
+          <w:rFonts w:ascii="Aptos" w:eastAsia="Aptos" w:hAnsi="Aptos" w:cs="Aptos"/>
+          <w:sz w:val="20"/>
+          <w:szCs w:val="20"/>
+        </w:rPr>
+      </w:pPr>
+      <w:r>
+        <w:rPr>
+          <w:rFonts w:ascii="Aptos" w:eastAsia="Aptos" w:hAnsi="Aptos" w:cs="Aptos"/>
+          <w:sz w:val="20"/>
+          <w:szCs w:val="20"/>
+        </w:rPr>
+        <w:t>Zarząd wchodzi w zakładkę do zarządzania użytkownikami,</w:t>
+      </w:r>
+    </w:p>
+    <w:p>
+      <w:pPr>
+        <w:pStyle w:val="ListParagraph"/>
+        <w:numPr>
+          <w:ilvl w:val="0"/>
+          <w:numId w:val="12"/>
+        </w:numPr>
+        <w:suppressAutoHyphens/>
+        <w:spacing w:after="0"/>
+        <w:rPr>
+          <w:rFonts w:ascii="Aptos" w:eastAsia="Aptos" w:hAnsi="Aptos" w:cs="Aptos"/>
+          <w:sz w:val="20"/>
+          <w:szCs w:val="20"/>
+        </w:rPr>
+      </w:pPr>
+      <w:r>
+        <w:rPr>
+          <w:rFonts w:ascii="Aptos" w:eastAsia="Aptos" w:hAnsi="Aptos" w:cs="Aptos"/>
+          <w:sz w:val="20"/>
+          <w:szCs w:val="20"/>
+        </w:rPr>
+        <w:t>System pokazuje listę wszystkich kont w aplikacji,</w:t>
+      </w:r>
+    </w:p>
+    <w:p>
+      <w:pPr>
+        <w:pStyle w:val="ListParagraph"/>
+        <w:numPr>
+          <w:ilvl w:val="0"/>
+          <w:numId w:val="12"/>
+        </w:numPr>
+        <w:suppressAutoHyphens/>
+        <w:spacing w:after="0"/>
+        <w:rPr>
+          <w:rFonts w:ascii="Aptos" w:eastAsia="Aptos" w:hAnsi="Aptos" w:cs="Aptos"/>
+          <w:sz w:val="20"/>
+          <w:szCs w:val="20"/>
+        </w:rPr>
+      </w:pPr>
+      <w:r>
+        <w:rPr>
+          <w:rFonts w:ascii="Aptos" w:eastAsia="Aptos" w:hAnsi="Aptos" w:cs="Aptos"/>
+          <w:sz w:val="20"/>
+          <w:szCs w:val="20"/>
+        </w:rPr>
+        <w:t>Zarząd wybiera z listy konkretnego użytkownika, żeby edytować jego dane,</w:t>
+      </w:r>
+    </w:p>
+    <w:p>
+      <w:pPr>
+        <w:pStyle w:val="ListParagraph"/>
+        <w:numPr>
+          <w:ilvl w:val="0"/>
+          <w:numId w:val="12"/>
+        </w:numPr>
+        <w:suppressAutoHyphens/>
+        <w:spacing w:after="0"/>
+        <w:rPr>
+          <w:rFonts w:ascii="Aptos" w:eastAsia="Aptos" w:hAnsi="Aptos" w:cs="Aptos"/>
+          <w:sz w:val="20"/>
+          <w:szCs w:val="20"/>
+        </w:rPr>
+      </w:pPr>
+      <w:r>
+        <w:rPr>
+          <w:rFonts w:ascii="Aptos" w:eastAsia="Aptos" w:hAnsi="Aptos" w:cs="Aptos"/>
+          <w:sz w:val="20"/>
+          <w:szCs w:val="20"/>
+        </w:rPr>
+        <w:t>Jeśli edytowany jest trener, Zarząd może mu od razu przydzielić drużynę (przypadek użycia: Przypisywanie trenerów do grup),</w:t>
+      </w:r>
+    </w:p>
+    <w:p>
+      <w:pPr>
+        <w:pStyle w:val="ListParagraph"/>
+        <w:numPr>
+          <w:ilvl w:val="0"/>
+          <w:numId w:val="12"/>
+        </w:numPr>
+        <w:suppressAutoHyphens/>
+        <w:spacing w:after="0"/>
+        <w:rPr>
+          <w:rFonts w:ascii="Aptos" w:eastAsia="Aptos" w:hAnsi="Aptos" w:cs="Aptos"/>
+          <w:sz w:val="20"/>
+          <w:szCs w:val="20"/>
+        </w:rPr>
+      </w:pPr>
+      <w:r>
+        <w:rPr>
+          <w:rFonts w:ascii="Aptos" w:eastAsia="Aptos" w:hAnsi="Aptos" w:cs="Aptos"/>
+          <w:sz w:val="20"/>
+          <w:szCs w:val="20"/>
+        </w:rPr>
+        <w:t>Zarząd klika przycisk „Zapisz",</w:t>
+      </w:r>
+    </w:p>
+    <w:p>
+      <w:pPr>
+        <w:pStyle w:val="ListParagraph"/>
+        <w:numPr>
+          <w:ilvl w:val="0"/>
+          <w:numId w:val="12"/>
+        </w:numPr>
+        <w:suppressAutoHyphens/>
+        <w:spacing w:after="0"/>
+        <w:rPr>
+          <w:rFonts w:ascii="Aptos" w:eastAsia="Aptos" w:hAnsi="Aptos" w:cs="Aptos"/>
+          <w:sz w:val="20"/>
+          <w:szCs w:val="20"/>
+        </w:rPr>
+      </w:pPr>
+      <w:r>
+        <w:rPr>
+          <w:rFonts w:ascii="Aptos" w:eastAsia="Aptos" w:hAnsi="Aptos" w:cs="Aptos"/>
+          <w:sz w:val="20"/>
+          <w:szCs w:val="20"/>
+        </w:rPr>
+        <w:t>System sprawdza, czy wpisane dane są poprawne,</w:t>
+      </w:r>
+    </w:p>
+    <w:p>
+      <w:pPr>
+        <w:pStyle w:val="ListParagraph"/>
+        <w:numPr>
+          <w:ilvl w:val="0"/>
+          <w:numId w:val="12"/>
+        </w:numPr>
+        <w:suppressAutoHyphens/>
+        <w:spacing w:after="0"/>
+        <w:rPr>
+          <w:rFonts w:ascii="Aptos" w:eastAsia="Aptos" w:hAnsi="Aptos" w:cs="Aptos"/>
+          <w:sz w:val="20"/>
+          <w:szCs w:val="20"/>
+        </w:rPr>
+      </w:pPr>
+      <w:r>
+        <w:rPr>
+          <w:rFonts w:ascii="Aptos" w:eastAsia="Aptos" w:hAnsi="Aptos" w:cs="Aptos"/>
+          <w:sz w:val="20"/>
+          <w:szCs w:val="20"/>
+        </w:rPr>
+        <w:t>System aktualizuje informacje w bazie,</w:t>
+      </w:r>
+    </w:p>
+    <w:p>
+      <w:pPr>
+        <w:pStyle w:val="ListParagraph"/>
+        <w:numPr>
+          <w:ilvl w:val="0"/>
+          <w:numId w:val="12"/>
+        </w:numPr>
+        <w:suppressAutoHyphens/>
+        <w:spacing w:after="0"/>
+        <w:rPr>
+          <w:rFonts w:ascii="Aptos" w:eastAsia="Aptos" w:hAnsi="Aptos" w:cs="Aptos"/>
+          <w:sz w:val="20"/>
+          <w:szCs w:val="20"/>
+        </w:rPr>
+      </w:pPr>
+      <w:r>
+        <w:rPr>
+          <w:rFonts w:ascii="Aptos" w:eastAsia="Aptos" w:hAnsi="Aptos" w:cs="Aptos"/>
+          <w:sz w:val="20"/>
+          <w:szCs w:val="20"/>
+        </w:rPr>
+        <w:t>Wyświetla się komunikat, że zmiany zostały zapisane.</w:t>
+      </w:r>
+    </w:p>
+    <w:p>
+      <w:pPr>
+        <w:spacing w:before="240" w:after="240"/>
+        <w:rPr>
+          <w:rFonts w:ascii="Aptos" w:eastAsia="Aptos" w:hAnsi="Aptos" w:cs="Aptos"/>
+          <w:sz w:val="20"/>
+          <w:szCs w:val="20"/>
+        </w:rPr>
+      </w:pPr>
+      <w:r>
+        <w:rPr>
+          <w:rFonts w:ascii="Aptos" w:eastAsia="Aptos" w:hAnsi="Aptos" w:cs="Aptos"/>
+          <w:b/>
+          <w:bCs/>
+          <w:sz w:val="20"/>
+          <w:szCs w:val="20"/>
+        </w:rPr>
+        <w:t>3. Alternatywne ciągi zdarzeń</w:t>
+      </w:r>
+      <w:r>
+        <w:rPr>
+          <w:rFonts w:ascii="Aptos" w:eastAsia="Aptos" w:hAnsi="Aptos" w:cs="Aptos"/>
+          <w:sz w:val="20"/>
+          <w:szCs w:val="20"/>
+        </w:rPr>
+        <w:t xml:space="preserve"> </w:t>
+      </w:r>
+    </w:p>
+    <w:p>
+      <w:pPr>
+        <w:spacing w:before="240" w:after="240"/>
+        <w:rPr>
+          <w:rFonts w:ascii="Aptos" w:eastAsia="Aptos" w:hAnsi="Aptos" w:cs="Aptos"/>
+          <w:sz w:val="20"/>
+          <w:szCs w:val="20"/>
+        </w:rPr>
+      </w:pPr>
+      <w:r>
+        <w:rPr>
+          <w:rFonts w:ascii="Aptos" w:eastAsia="Aptos" w:hAnsi="Aptos" w:cs="Aptos"/>
+          <w:sz w:val="20"/>
+          <w:szCs w:val="20"/>
+        </w:rPr>
+        <w:t>a) Wpisano błędne dane</w:t>
+      </w:r>
+    </w:p>
+    <w:p>
+      <w:pPr>
+        <w:pStyle w:val="ListParagraph"/>
+        <w:numPr>
+          <w:ilvl w:val="0"/>
+          <w:numId w:val="11"/>
+        </w:numPr>
+        <w:suppressAutoHyphens/>
+        <w:spacing w:after="0"/>
+        <w:rPr>
+          <w:rFonts w:ascii="Aptos" w:eastAsia="Aptos" w:hAnsi="Aptos" w:cs="Aptos"/>
+          <w:sz w:val="20"/>
+          <w:szCs w:val="20"/>
+        </w:rPr>
+      </w:pPr>
+      <w:r>
+        <w:rPr>
+          <w:rFonts w:ascii="Aptos" w:eastAsia="Aptos" w:hAnsi="Aptos" w:cs="Aptos"/>
+          <w:sz w:val="20"/>
+          <w:szCs w:val="20"/>
+        </w:rPr>
+        <w:t>System podświetla błędne pole na czerwono, pokazuje błąd i nie pozwala zapisać formularza.</w:t>
+      </w:r>
+    </w:p>
+    <w:p>
+      <w:pPr>
+        <w:spacing w:before="240" w:after="240"/>
+        <w:rPr>
+          <w:rFonts w:ascii="Aptos" w:eastAsia="Aptos" w:hAnsi="Aptos" w:cs="Aptos"/>
+          <w:sz w:val="20"/>
+          <w:szCs w:val="20"/>
+        </w:rPr>
+      </w:pPr>
+      <w:r>
+        <w:rPr>
+          <w:rFonts w:ascii="Aptos" w:eastAsia="Aptos" w:hAnsi="Aptos" w:cs="Aptos"/>
+          <w:sz w:val="20"/>
+          <w:szCs w:val="20"/>
+        </w:rPr>
+        <w:t>b) Zarząd rezygnuje ze zmian i klika „Anuluj"</w:t>
+      </w:r>
+    </w:p>
+    <w:p>
+      <w:pPr>
+        <w:pStyle w:val="ListParagraph"/>
+        <w:numPr>
+          <w:ilvl w:val="0"/>
+          <w:numId w:val="10"/>
+        </w:numPr>
+        <w:suppressAutoHyphens/>
+        <w:spacing w:after="0"/>
+        <w:rPr>
+          <w:rFonts w:ascii="Aptos" w:eastAsia="Aptos" w:hAnsi="Aptos" w:cs="Aptos"/>
+          <w:sz w:val="20"/>
+          <w:szCs w:val="20"/>
+        </w:rPr>
+      </w:pPr>
+      <w:r>
+        <w:rPr>
+          <w:rFonts w:ascii="Aptos" w:eastAsia="Aptos" w:hAnsi="Aptos" w:cs="Aptos"/>
+          <w:sz w:val="20"/>
+          <w:szCs w:val="20"/>
+        </w:rPr>
+        <w:t>System zamyka okno edycji i wraca do listy użytkowników, nic nie zmieniając.</w:t>
+      </w:r>
+    </w:p>
+    <w:p>
+      <w:pPr>
+        <w:spacing w:after="0"/>
+        <w:rPr>
+          <w:rFonts w:ascii="Aptos" w:eastAsia="Aptos" w:hAnsi="Aptos" w:cs="Aptos"/>
+          <w:sz w:val="20"/>
+          <w:szCs w:val="20"/>
+        </w:rPr>
+      </w:pPr>
+      <w:r>
+        <w:rPr>
+          <w:rFonts w:ascii="Aptos" w:eastAsia="Aptos" w:hAnsi="Aptos" w:cs="Aptos"/>
+          <w:sz w:val="20"/>
+          <w:szCs w:val="20"/>
+        </w:rPr>
+        <w:t>c)Użytkownika nie ma w systemie</w:t>
+      </w:r>
+    </w:p>
+    <w:p>
+      <w:pPr>
+        <w:spacing w:after="0"/>
+        <w:rPr>
+          <w:rFonts w:ascii="Aptos" w:eastAsia="Aptos" w:hAnsi="Aptos" w:cs="Aptos"/>
+          <w:sz w:val="20"/>
+          <w:szCs w:val="20"/>
+        </w:rPr>
+      </w:pPr>
+    </w:p>
+    <w:p>
+      <w:pPr>
+        <w:pStyle w:val="ListParagraph"/>
+        <w:numPr>
+          <w:ilvl w:val="0"/>
+          <w:numId w:val="10"/>
+        </w:numPr>
+        <w:suppressAutoHyphens/>
+        <w:spacing w:after="0"/>
+        <w:rPr>
+          <w:rFonts w:ascii="Aptos" w:eastAsia="Aptos" w:hAnsi="Aptos" w:cs="Aptos"/>
+          <w:sz w:val="20"/>
+          <w:szCs w:val="20"/>
+        </w:rPr>
+      </w:pPr>
+      <w:r>
+        <w:rPr>
+          <w:rFonts w:ascii="Aptos" w:eastAsia="Aptos" w:hAnsi="Aptos" w:cs="Aptos"/>
+          <w:sz w:val="20"/>
+          <w:szCs w:val="20"/>
+        </w:rPr>
+        <w:t>System wyświetla okno z możliwością dodania użytkownika.</w:t>
+      </w:r>
+    </w:p>
+    <w:p>
+      <w:pPr>
+        <w:spacing w:before="240" w:after="240"/>
+        <w:rPr>
+          <w:rFonts w:ascii="Aptos" w:eastAsia="Aptos" w:hAnsi="Aptos" w:cs="Aptos"/>
+          <w:b/>
+          <w:bCs/>
+          <w:sz w:val="20"/>
+          <w:szCs w:val="20"/>
+        </w:rPr>
+      </w:pPr>
+      <w:r>
+        <w:rPr>
+          <w:rFonts w:ascii="Aptos" w:eastAsia="Aptos" w:hAnsi="Aptos" w:cs="Aptos"/>
+          <w:b/>
+          <w:bCs/>
+          <w:sz w:val="20"/>
+          <w:szCs w:val="20"/>
+        </w:rPr>
+        <w:t>4. Zależności czasowe</w:t>
+      </w:r>
+    </w:p>
+    <w:p>
+      <w:pPr>
+        <w:spacing w:before="240" w:after="240"/>
+        <w:rPr>
+          <w:rFonts w:ascii="Aptos" w:eastAsia="Aptos" w:hAnsi="Aptos" w:cs="Aptos"/>
+          <w:sz w:val="20"/>
+          <w:szCs w:val="20"/>
+        </w:rPr>
+      </w:pPr>
+      <w:r>
+        <w:rPr>
+          <w:rFonts w:ascii="Aptos" w:eastAsia="Aptos" w:hAnsi="Aptos" w:cs="Aptos"/>
+          <w:sz w:val="20"/>
+          <w:szCs w:val="20"/>
+        </w:rPr>
+        <w:t xml:space="preserve">a) </w:t>
+      </w:r>
+      <w:r>
+        <w:rPr>
+          <w:rFonts w:ascii="Aptos" w:eastAsia="Aptos" w:hAnsi="Aptos" w:cs="Aptos"/>
+          <w:b/>
+          <w:bCs/>
+          <w:sz w:val="20"/>
+          <w:szCs w:val="20"/>
+        </w:rPr>
+        <w:t>Częstotliwość wykonania:</w:t>
+      </w:r>
+      <w:r>
+        <w:rPr>
+          <w:rFonts w:ascii="Aptos" w:eastAsia="Aptos" w:hAnsi="Aptos" w:cs="Aptos"/>
+          <w:sz w:val="20"/>
+          <w:szCs w:val="20"/>
+        </w:rPr>
+        <w:t xml:space="preserve"> kilka razy w tygodniu</w:t>
+      </w:r>
+    </w:p>
+    <w:p>
+      <w:pPr>
+        <w:spacing w:before="240" w:after="240"/>
+        <w:rPr>
+          <w:rFonts w:ascii="Aptos" w:eastAsia="Aptos" w:hAnsi="Aptos" w:cs="Aptos"/>
+          <w:sz w:val="20"/>
+          <w:szCs w:val="20"/>
+        </w:rPr>
+      </w:pPr>
+      <w:r>
+        <w:rPr>
+          <w:rFonts w:ascii="Aptos" w:eastAsia="Aptos" w:hAnsi="Aptos" w:cs="Aptos"/>
+          <w:sz w:val="20"/>
+          <w:szCs w:val="20"/>
+        </w:rPr>
+        <w:t xml:space="preserve">b) </w:t>
+      </w:r>
+      <w:r>
+        <w:rPr>
+          <w:rFonts w:ascii="Aptos" w:eastAsia="Aptos" w:hAnsi="Aptos" w:cs="Aptos"/>
+          <w:b/>
+          <w:bCs/>
+          <w:sz w:val="20"/>
+          <w:szCs w:val="20"/>
+        </w:rPr>
+        <w:t>Przewidywane spiętrzenia:</w:t>
+      </w:r>
+      <w:r>
+        <w:rPr>
+          <w:rFonts w:ascii="Aptos" w:eastAsia="Aptos" w:hAnsi="Aptos" w:cs="Aptos"/>
+          <w:sz w:val="20"/>
+          <w:szCs w:val="20"/>
+        </w:rPr>
+        <w:t xml:space="preserve"> głównie przed startem nowego sezonu, gdy dochodzą nowi ludzie</w:t>
+      </w:r>
+    </w:p>
+    <w:p>
+      <w:pPr>
+        <w:spacing w:before="240" w:after="240"/>
+        <w:rPr>
+          <w:rFonts w:ascii="Aptos" w:eastAsia="Aptos" w:hAnsi="Aptos" w:cs="Aptos"/>
+          <w:sz w:val="20"/>
+          <w:szCs w:val="20"/>
+        </w:rPr>
+      </w:pPr>
+      <w:r>
+        <w:rPr>
+          <w:rFonts w:ascii="Aptos" w:eastAsia="Aptos" w:hAnsi="Aptos" w:cs="Aptos"/>
+          <w:sz w:val="20"/>
+          <w:szCs w:val="20"/>
+        </w:rPr>
+        <w:t xml:space="preserve">c) </w:t>
+      </w:r>
+      <w:r>
+        <w:rPr>
+          <w:rFonts w:ascii="Aptos" w:eastAsia="Aptos" w:hAnsi="Aptos" w:cs="Aptos"/>
+          <w:b/>
+          <w:bCs/>
+          <w:sz w:val="20"/>
+          <w:szCs w:val="20"/>
+        </w:rPr>
+        <w:t>Typowy czas realizacji:</w:t>
+      </w:r>
+      <w:r>
+        <w:rPr>
+          <w:rFonts w:ascii="Aptos" w:eastAsia="Aptos" w:hAnsi="Aptos" w:cs="Aptos"/>
+          <w:sz w:val="20"/>
+          <w:szCs w:val="20"/>
+        </w:rPr>
+        <w:t xml:space="preserve"> ok. 2–3 minuty</w:t>
+      </w:r>
+    </w:p>
+    <w:p>
+      <w:pPr>
+        <w:spacing w:before="240" w:after="240"/>
+        <w:rPr>
+          <w:rFonts w:ascii="Aptos" w:eastAsia="Aptos" w:hAnsi="Aptos" w:cs="Aptos"/>
+          <w:sz w:val="20"/>
+          <w:szCs w:val="20"/>
+        </w:rPr>
+      </w:pPr>
+      <w:r>
+        <w:rPr>
+          <w:rFonts w:ascii="Aptos" w:eastAsia="Aptos" w:hAnsi="Aptos" w:cs="Aptos"/>
+          <w:sz w:val="20"/>
+          <w:szCs w:val="20"/>
+        </w:rPr>
+        <w:t xml:space="preserve">d) </w:t>
+      </w:r>
+      <w:r>
+        <w:rPr>
+          <w:rFonts w:ascii="Aptos" w:eastAsia="Aptos" w:hAnsi="Aptos" w:cs="Aptos"/>
+          <w:b/>
+          <w:bCs/>
+          <w:sz w:val="20"/>
+          <w:szCs w:val="20"/>
+        </w:rPr>
+        <w:t>Maksymalny czas realizacji:</w:t>
+      </w:r>
+      <w:r>
+        <w:rPr>
+          <w:rFonts w:ascii="Aptos" w:eastAsia="Aptos" w:hAnsi="Aptos" w:cs="Aptos"/>
+          <w:sz w:val="20"/>
+          <w:szCs w:val="20"/>
+        </w:rPr>
+        <w:t xml:space="preserve"> nieokreślony</w:t>
+      </w:r>
+    </w:p>
+    <w:p>
+      <w:pPr>
+        <w:spacing w:before="240" w:after="240"/>
+        <w:rPr>
+          <w:rFonts w:ascii="Aptos" w:eastAsia="Aptos" w:hAnsi="Aptos" w:cs="Aptos"/>
+          <w:b/>
+          <w:bCs/>
+          <w:sz w:val="20"/>
+          <w:szCs w:val="20"/>
+        </w:rPr>
+      </w:pPr>
+      <w:r>
+        <w:rPr>
+          <w:rFonts w:ascii="Aptos" w:eastAsia="Aptos" w:hAnsi="Aptos" w:cs="Aptos"/>
+          <w:b/>
+          <w:bCs/>
+          <w:sz w:val="20"/>
+          <w:szCs w:val="20"/>
+        </w:rPr>
+        <w:t>5. Wartości uzyskiwane przez aktorów po zakończeniu przypadku użycia</w:t>
+      </w:r>
+    </w:p>
+    <w:p>
+      <w:pPr>
+        <w:pStyle w:val="ListParagraph"/>
+        <w:numPr>
+          <w:ilvl w:val="0"/>
+          <w:numId w:val="9"/>
+        </w:numPr>
+        <w:suppressAutoHyphens/>
+        <w:spacing w:after="0"/>
+        <w:rPr>
+          <w:rFonts w:ascii="Aptos" w:eastAsia="Aptos" w:hAnsi="Aptos" w:cs="Aptos"/>
+          <w:sz w:val="20"/>
+          <w:szCs w:val="20"/>
+        </w:rPr>
+      </w:pPr>
+      <w:r>
+        <w:rPr>
+          <w:rFonts w:ascii="Aptos" w:eastAsia="Aptos" w:hAnsi="Aptos" w:cs="Aptos"/>
+          <w:sz w:val="20"/>
+          <w:szCs w:val="20"/>
+        </w:rPr>
+        <w:t>Komunikat o udanej operacji na ekranie,</w:t>
+      </w:r>
+    </w:p>
+    <w:p>
+      <w:pPr>
+        <w:pStyle w:val="ListParagraph"/>
+        <w:numPr>
+          <w:ilvl w:val="0"/>
+          <w:numId w:val="9"/>
+        </w:numPr>
+        <w:suppressAutoHyphens/>
+        <w:spacing w:after="0"/>
+        <w:rPr>
+          <w:rFonts w:ascii="Aptos" w:eastAsia="Aptos" w:hAnsi="Aptos" w:cs="Aptos"/>
+          <w:sz w:val="20"/>
+          <w:szCs w:val="20"/>
+        </w:rPr>
+      </w:pPr>
+      <w:r>
+        <w:rPr>
+          <w:rFonts w:ascii="Aptos" w:eastAsia="Aptos" w:hAnsi="Aptos" w:cs="Aptos"/>
+          <w:sz w:val="20"/>
+          <w:szCs w:val="20"/>
+        </w:rPr>
+        <w:t>Zmienione dane użytkownika w bazie klubu.</w:t>
+      </w:r>
+    </w:p>
+    <w:p>
+      <w:pPr>
+        <w:pStyle w:val="ListParagraph"/>
+        <w:numPr>
+          <w:ilvl w:val="0"/>
+          <w:numId w:val="9"/>
+        </w:numPr>
+        <w:suppressAutoHyphens/>
+        <w:spacing w:after="0"/>
+        <w:rPr>
+          <w:rFonts w:ascii="Aptos" w:eastAsia="Aptos" w:hAnsi="Aptos" w:cs="Aptos"/>
+          <w:sz w:val="20"/>
+          <w:szCs w:val="20"/>
+        </w:rPr>
+      </w:pPr>
+      <w:r>
+        <w:rPr>
+          <w:rFonts w:ascii="Aptos" w:eastAsia="Aptos" w:hAnsi="Aptos" w:cs="Aptos"/>
+          <w:sz w:val="20"/>
+          <w:szCs w:val="20"/>
+        </w:rPr>
+        <w:t>Dodanie nowego użytkownika</w:t>
+      </w:r>
+    </w:p>
+    <w:p>
+      <w:pPr>
+        <w:rPr>
+          <w:rFonts w:ascii="Aptos" w:eastAsia="Aptos" w:hAnsi="Aptos" w:cs="Aptos"/>
+          <w:b/>
+          <w:sz w:val="20"/>
+          <w:szCs w:val="20"/>
+        </w:rPr>
+      </w:pPr>
+    </w:p>
+    <w:p>
+      <w:pPr>
+        <w:rPr>
+          <w:rFonts w:ascii="Aptos" w:eastAsia="Aptos" w:hAnsi="Aptos" w:cs="Aptos"/>
+          <w:b/>
+          <w:sz w:val="20"/>
+          <w:szCs w:val="20"/>
+        </w:rPr>
+      </w:pPr>
+      <w:r>
+        <w:rPr>
+          <w:rFonts w:ascii="Aptos" w:eastAsia="Aptos" w:hAnsi="Aptos" w:cs="Aptos"/>
+          <w:b/>
+          <w:sz w:val="20"/>
+          <w:szCs w:val="20"/>
+        </w:rPr>
+        <w:br w:type="page"/>
+      </w:r>
+    </w:p>
+    <w:p>
+      <w:pPr>
+        <w:pStyle w:val="Heading3"/>
+        <w:rPr>
+          <w:rFonts w:ascii="Aptos" w:eastAsia="Aptos" w:hAnsi="Aptos" w:cs="Aptos"/>
+          <w:sz w:val="20"/>
+          <w:szCs w:val="20"/>
+        </w:rPr>
+      </w:pPr>
+      <w:r>
+        <w:t>Opisy aktorów w systemie:</w:t>
+      </w:r>
+    </w:p>
+    <w:p>
+      <w:pPr>
+        <w:pStyle w:val="BodyText"/>
+        <w:numPr>
+          <w:ilvl w:val="0"/>
+          <w:numId w:val="26"/>
+        </w:numPr>
+        <w:tabs>
+          <w:tab w:val="clear" w:pos="709"/>
+          <w:tab w:val="left" w:pos="0"/>
+        </w:tabs>
+        <w:spacing w:after="283" w:line="278" w:lineRule="auto"/>
+        <w:rPr>
+          <w:rFonts w:ascii="Aptos" w:hAnsi="Aptos" w:cs="Aptos"/>
+          <w:sz w:val="20"/>
+          <w:szCs w:val="20"/>
+        </w:rPr>
+      </w:pPr>
+      <w:r>
+        <w:rPr>
+          <w:rFonts w:ascii="Aptos" w:hAnsi="Aptos" w:cs="Aptos"/>
+          <w:b/>
+          <w:sz w:val="20"/>
+          <w:szCs w:val="20"/>
+        </w:rPr>
+        <w:t>Rodzic/Opiekun</w:t>
+      </w:r>
+      <w:r>
+        <w:rPr>
+          <w:rFonts w:ascii="Aptos" w:hAnsi="Aptos" w:cs="Aptos"/>
+          <w:sz w:val="20"/>
+          <w:szCs w:val="20"/>
+        </w:rPr>
+        <w:t xml:space="preserve">  Rodzic lub prawny opiekun dziecka, które uczęszcza na zajęcia. Wchodzi do aplikacji głównie po to, żeby sprawdzić grafik treningów, zobaczyć, czy dziecko dostało powołanie na mecz, oraz żeby opłacić miesięczną składkę. Przez system może też sprawdzić statystyki swojego podopiecznego i napisać wiadomość do trenera.</w:t>
+      </w:r>
+    </w:p>
+    <w:p>
+      <w:pPr>
+        <w:pStyle w:val="BodyText"/>
+        <w:numPr>
+          <w:ilvl w:val="0"/>
+          <w:numId w:val="26"/>
+        </w:numPr>
+        <w:tabs>
+          <w:tab w:val="clear" w:pos="709"/>
+          <w:tab w:val="left" w:pos="0"/>
+        </w:tabs>
+        <w:spacing w:after="283" w:line="278" w:lineRule="auto"/>
+        <w:rPr>
+          <w:rFonts w:ascii="Aptos" w:hAnsi="Aptos" w:cs="Aptos"/>
+          <w:sz w:val="20"/>
+          <w:szCs w:val="20"/>
+        </w:rPr>
+      </w:pPr>
+      <w:r>
+        <w:rPr>
+          <w:rFonts w:ascii="Aptos" w:hAnsi="Aptos" w:cs="Aptos"/>
+          <w:b/>
+          <w:sz w:val="20"/>
+          <w:szCs w:val="20"/>
+        </w:rPr>
+        <w:t>Trener</w:t>
+      </w:r>
+      <w:r>
+        <w:rPr>
+          <w:rFonts w:ascii="Aptos" w:hAnsi="Aptos" w:cs="Aptos"/>
+          <w:sz w:val="20"/>
+          <w:szCs w:val="20"/>
+        </w:rPr>
+        <w:t xml:space="preserve"> Pracownik klubu, który fizycznie prowadzi zajęcia z dziećmi. W systemie zajmuje się zarządzaniem swoimi konkretnymi grupami. Do jego głównych zadań w aplikacji należy sprawdzanie obecności na treningach, ustalanie składu na mecze (wysyłanie powołań) oraz ewentualne odwoływanie zajęć. Ma też wgląd w bardziej zaawansowane statystyki sportowe swoich graczy.</w:t>
+      </w:r>
+    </w:p>
+    <w:p>
+      <w:pPr>
+        <w:pStyle w:val="BodyText"/>
+        <w:numPr>
+          <w:ilvl w:val="0"/>
+          <w:numId w:val="26"/>
+        </w:numPr>
+        <w:tabs>
+          <w:tab w:val="clear" w:pos="709"/>
+          <w:tab w:val="left" w:pos="0"/>
+        </w:tabs>
+        <w:spacing w:after="283" w:line="278" w:lineRule="auto"/>
+        <w:rPr>
+          <w:rFonts w:ascii="Aptos" w:hAnsi="Aptos" w:cs="Aptos"/>
+          <w:sz w:val="20"/>
+          <w:szCs w:val="20"/>
+        </w:rPr>
+      </w:pPr>
+      <w:r>
+        <w:rPr>
+          <w:rFonts w:ascii="Aptos" w:hAnsi="Aptos" w:cs="Aptos"/>
+          <w:b/>
+          <w:sz w:val="20"/>
+          <w:szCs w:val="20"/>
+        </w:rPr>
+        <w:t>Zarząd</w:t>
+      </w:r>
+      <w:r>
+        <w:rPr>
+          <w:rFonts w:ascii="Aptos" w:hAnsi="Aptos" w:cs="Aptos"/>
+          <w:sz w:val="20"/>
+          <w:szCs w:val="20"/>
+        </w:rPr>
+        <w:t xml:space="preserve"> Szefostwo i administracja klubu. To oni mają w systemie najwyższe uprawnienia i widzą najwięcej. Zajmują się sprawami organizacyjnymi: zakładają konta nowym użytkownikom, przydzielają trenerów do konkretnych roczników, pilnują, czy wpłaty od rodziców się zgadzają, i sprawdzają, czy wszyscy zawodnicy mają ważne badania lekarskie. Dodatkowo ogarniają klubowy sprzęt w magazynie i mają podgląd w kalendarz wszystkich meczów.</w:t>
+      </w:r>
+    </w:p>
+    <w:p>
+      <w:pPr>
+        <w:pStyle w:val="BodyText"/>
+        <w:tabs>
+          <w:tab w:val="left" w:pos="0"/>
+        </w:tabs>
+        <w:spacing w:after="283" w:line="278" w:lineRule="auto"/>
+        <w:rPr>
+          <w:rFonts w:ascii="Aptos" w:hAnsi="Aptos" w:cs="Aptos"/>
+          <w:sz w:val="20"/>
+          <w:szCs w:val="20"/>
+        </w:rPr>
+      </w:pPr>
+    </w:p>
+    <w:p>
+      <w:pPr>
+        <w:pStyle w:val="BodyText"/>
+        <w:tabs>
+          <w:tab w:val="left" w:pos="0"/>
+        </w:tabs>
+        <w:spacing w:after="283" w:line="278" w:lineRule="auto"/>
+        <w:rPr>
+          <w:rFonts w:ascii="Aptos" w:hAnsi="Aptos" w:cs="Aptos"/>
+          <w:sz w:val="20"/>
+          <w:szCs w:val="20"/>
+        </w:rPr>
+      </w:pPr>
+    </w:p>
+    <w:p>
+      <w:pPr>
+        <w:rPr>
+          <w:rFonts w:ascii="Aptos" w:eastAsia="Aptos" w:hAnsi="Aptos" w:cs="Aptos"/>
+          <w:sz w:val="20"/>
+          <w:szCs w:val="20"/>
+        </w:rPr>
+      </w:pPr>
+    </w:p>
+    <w:p>
+      <w:pPr>
+        <w:rPr>
+          <w:rFonts w:ascii="Aptos" w:eastAsia="Aptos" w:hAnsi="Aptos" w:cs="Aptos"/>
+          <w:sz w:val="20"/>
+          <w:szCs w:val="20"/>
+        </w:rPr>
+      </w:pPr>
+    </w:p>
+    <w:p>
+      <w:pPr>
+        <w:rPr>
+          <w:rFonts w:ascii="Aptos" w:eastAsia="Aptos" w:hAnsi="Aptos" w:cs="Aptos"/>
+          <w:sz w:val="20"/>
+          <w:szCs w:val="20"/>
+        </w:rPr>
+      </w:pPr>
+    </w:p>
+    <w:p>
+      <w:pPr>
+        <w:rPr>
+          <w:rFonts w:ascii="Aptos" w:eastAsia="Aptos" w:hAnsi="Aptos" w:cs="Aptos"/>
+          <w:sz w:val="20"/>
+          <w:szCs w:val="20"/>
+        </w:rPr>
+      </w:pPr>
+    </w:p>
+    <w:p>
+      <w:pPr>
+        <w:rPr>
+          <w:rFonts w:ascii="Aptos" w:eastAsia="Aptos" w:hAnsi="Aptos" w:cs="Aptos"/>
+          <w:sz w:val="20"/>
+          <w:szCs w:val="20"/>
+        </w:rPr>
+      </w:pPr>
+    </w:p>
+    <w:p>
+      <w:pPr>
+        <w:rPr>
+          <w:rFonts w:ascii="Aptos" w:eastAsia="Aptos" w:hAnsi="Aptos" w:cs="Aptos"/>
+          <w:sz w:val="20"/>
+          <w:szCs w:val="20"/>
+        </w:rPr>
+      </w:pPr>
+    </w:p>
+    <w:p>
+      <w:pPr>
+        <w:rPr>
+          <w:rFonts w:ascii="Aptos" w:eastAsia="Aptos" w:hAnsi="Aptos" w:cs="Aptos"/>
+          <w:sz w:val="20"/>
+          <w:szCs w:val="20"/>
+        </w:rPr>
+      </w:pPr>
+    </w:p>
+    <w:p>
+      <w:pPr>
+        <w:rPr>
+          <w:rFonts w:ascii="Aptos" w:eastAsia="Aptos" w:hAnsi="Aptos" w:cs="Aptos"/>
+          <w:sz w:val="20"/>
+          <w:szCs w:val="20"/>
+        </w:rPr>
+      </w:pPr>
+    </w:p>
+    <w:p>
+      <w:pPr>
+        <w:rPr>
+          <w:rFonts w:ascii="Aptos" w:eastAsia="Aptos" w:hAnsi="Aptos" w:cs="Aptos"/>
+          <w:sz w:val="20"/>
+          <w:szCs w:val="20"/>
+        </w:rPr>
+      </w:pPr>
+    </w:p>
+    <w:p>
+      <w:pPr>
+        <w:rPr>
+          <w:rFonts w:ascii="Aptos" w:eastAsia="Aptos" w:hAnsi="Aptos" w:cs="Aptos"/>
+          <w:sz w:val="20"/>
+          <w:szCs w:val="20"/>
+        </w:rPr>
+      </w:pPr>
+    </w:p>
+    <w:p>
+      <w:pPr>
+        <w:rPr>
+          <w:rFonts w:ascii="Aptos" w:eastAsia="Aptos" w:hAnsi="Aptos" w:cs="Aptos"/>
+          <w:sz w:val="20"/>
+          <w:szCs w:val="20"/>
+        </w:rPr>
+      </w:pPr>
+    </w:p>
+    <w:p>
+      <w:pPr>
+        <w:rPr>
+          <w:rFonts w:ascii="Aptos" w:eastAsia="Aptos" w:hAnsi="Aptos" w:cs="Aptos"/>
+          <w:sz w:val="20"/>
+          <w:szCs w:val="20"/>
+        </w:rPr>
+      </w:pPr>
+    </w:p>
+    <w:p>
+      <w:pPr>
+        <w:rPr>
+          <w:rFonts w:ascii="Aptos" w:eastAsia="Aptos" w:hAnsi="Aptos" w:cs="Aptos"/>
+          <w:sz w:val="20"/>
+          <w:szCs w:val="20"/>
+        </w:rPr>
+      </w:pPr>
+    </w:p>
+    <w:p>
+      <w:pPr>
+        <w:rPr>
+          <w:rFonts w:ascii="Aptos" w:eastAsia="Aptos" w:hAnsi="Aptos" w:cs="Aptos"/>
+          <w:sz w:val="20"/>
+          <w:szCs w:val="20"/>
+        </w:rPr>
+      </w:pPr>
+    </w:p>
+    <w:p>
+      <w:pPr>
+        <w:rPr>
+          <w:rFonts w:ascii="Aptos" w:eastAsia="Aptos" w:hAnsi="Aptos" w:cs="Aptos"/>
+          <w:sz w:val="20"/>
+          <w:szCs w:val="20"/>
+        </w:rPr>
+      </w:pPr>
+    </w:p>
+    <w:p>
+      <w:pPr>
+        <w:rPr>
+          <w:rFonts w:ascii="Aptos" w:eastAsia="Aptos" w:hAnsi="Aptos" w:cs="Aptos"/>
+          <w:sz w:val="20"/>
+          <w:szCs w:val="20"/>
+        </w:rPr>
+      </w:pPr>
+    </w:p>
+    <w:p>
+      <w:pPr>
+        <w:rPr>
+          <w:rFonts w:ascii="Aptos" w:eastAsia="Aptos" w:hAnsi="Aptos" w:cs="Aptos"/>
+          <w:sz w:val="20"/>
+          <w:szCs w:val="20"/>
+        </w:rPr>
+      </w:pPr>
+    </w:p>
+    <w:p>
+      <w:pPr>
+        <w:rPr>
+          <w:rFonts w:ascii="Aptos" w:eastAsia="Aptos" w:hAnsi="Aptos" w:cs="Aptos"/>
+          <w:sz w:val="20"/>
+          <w:szCs w:val="20"/>
+        </w:rPr>
+      </w:pPr>
+    </w:p>
+    <w:p>
+      <w:pPr>
+        <w:pStyle w:val="Heading2"/>
+      </w:pPr>
+      <w:r>
+        <w:t>4.2. Diagramy czynności</w:t>
+      </w:r>
+    </w:p>
+    <w:p>
+      <w:pPr>
+        <w:pStyle w:val="BodyText"/>
+        <w:tabs>
+          <w:tab w:val="left" w:pos="0"/>
+        </w:tabs>
+        <w:spacing w:after="283" w:line="278" w:lineRule="auto"/>
+      </w:pPr>
+      <w:r>
+        <w:rPr>
+          <w:noProof/>
+        </w:rPr>
+        <w:drawing>
+          <wp:inline distT="0" distB="0" distL="0" distR="0" wp14:anchorId="388C2805" wp14:editId="184755B8">
+            <wp:extent cx="5762625" cy="4819650"/>
+            <wp:effectExtent l="0" t="0" r="0" b="0"/>
+            <wp:docPr id="1589129808" name="drawing"/>
+            <wp:cNvGraphicFramePr>
+              <a:graphicFrameLocks xmlns:a="http://schemas.openxmlformats.org/drawingml/2006/main" noChangeAspect="1"/>
+            </wp:cNvGraphicFramePr>
+            <a:graphic xmlns:a="http://schemas.openxmlformats.org/drawingml/2006/main">
+              <a:graphicData uri="http://schemas.openxmlformats.org/drawingml/2006/picture">
+                <pic:pic xmlns:pic="http://schemas.openxmlformats.org/drawingml/2006/picture">
+                  <pic:nvPicPr>
+                    <pic:cNvPr id="1589129808" name="Picture 1589129808"/>
+                    <pic:cNvPicPr/>
+                  </pic:nvPicPr>
+                  <pic:blipFill>
+                    <a:blip r:embed="rId12">
+                      <a:extLst>
+                        <a:ext uri="{28A0092B-C50C-407E-A947-70E740481C1C}">
+                          <a14:useLocalDpi xmlns:a14="http://schemas.microsoft.com/office/drawing/2010/main"/>
+                        </a:ext>
+                      </a:extLst>
+                    </a:blip>
+                    <a:stretch>
+                      <a:fillRect/>
+                    </a:stretch>
+                  </pic:blipFill>
+                  <pic:spPr>
+                    <a:xfrm>
+                      <a:off x="0" y="0"/>
+                      <a:ext cx="5762625" cy="4819650"/>
+                    </a:xfrm>
+                    <a:prstGeom prst="rect">
+                      <a:avLst/>
+                    </a:prstGeom>
+                  </pic:spPr>
+                </pic:pic>
+              </a:graphicData>
+            </a:graphic>
+          </wp:inline>
+        </w:drawing>
+      </w:r>
+      <w:r>
+        <w:t xml:space="preserve">    </w:t>
+      </w:r>
+      <w:r>
+        <w:t xml:space="preserve"> </w:t>
+      </w:r>
+      <w:r>
+        <w:t xml:space="preserve"> </w:t>
+      </w:r>
+      <w:r>
+        <w:t xml:space="preserve">   </w:t>
+      </w:r>
+      <w:r>
+        <w:t xml:space="preserve">   </w:t>
+      </w:r>
+      <w:r>
+        <w:t xml:space="preserve"> </w:t>
+      </w:r>
+      <w:r>
+        <w:rPr>
+          <w:rFonts w:ascii="Aptos" w:eastAsia="Aptos" w:hAnsi="Aptos" w:cs="Aptos"/>
+          <w:sz w:val="20"/>
+          <w:szCs w:val="20"/>
+        </w:rPr>
+        <w:t xml:space="preserve">Rys. 2. Diagram czynności — </w:t>
+      </w:r>
+      <w:r>
+        <w:rPr>
+          <w:rFonts w:ascii="Aptos" w:eastAsia="Aptos" w:hAnsi="Aptos" w:cs="Aptos"/>
+          <w:sz w:val="20"/>
+          <w:szCs w:val="20"/>
+        </w:rPr>
+        <w:t>czynności podczas treningu</w:t>
+      </w:r>
+    </w:p>
+    <w:p>
+      <w:pPr>
+        <w:pStyle w:val="BodyText"/>
+        <w:tabs>
+          <w:tab w:val="left" w:pos="0"/>
+        </w:tabs>
+        <w:spacing w:after="283" w:line="278" w:lineRule="auto"/>
+      </w:pPr>
+    </w:p>
+    <w:p>
+      <w:pPr>
+        <w:pStyle w:val="BodyText"/>
+        <w:tabs>
+          <w:tab w:val="left" w:pos="0"/>
+        </w:tabs>
+        <w:spacing w:after="283" w:line="278" w:lineRule="auto"/>
+      </w:pPr>
+      <w:r>
+        <w:t xml:space="preserve">       </w:t>
+      </w:r>
+      <w:r>
+        <w:rPr>
+          <w:noProof/>
+        </w:rPr>
+        <w:drawing>
+          <wp:inline distT="0" distB="0" distL="0" distR="0" wp14:anchorId="56BCCCBA" wp14:editId="2C1C5F89">
+            <wp:extent cx="4953691" cy="4315427"/>
+            <wp:effectExtent l="0" t="0" r="0" b="0"/>
+            <wp:docPr id="1800115099" name="drawing"/>
+            <wp:cNvGraphicFramePr>
+              <a:graphicFrameLocks xmlns:a="http://schemas.openxmlformats.org/drawingml/2006/main" noChangeAspect="1"/>
+            </wp:cNvGraphicFramePr>
+            <a:graphic xmlns:a="http://schemas.openxmlformats.org/drawingml/2006/main">
+              <a:graphicData uri="http://schemas.openxmlformats.org/drawingml/2006/picture">
+                <pic:pic xmlns:pic="http://schemas.openxmlformats.org/drawingml/2006/picture">
+                  <pic:nvPicPr>
+                    <pic:cNvPr id="1800115099" name="Picture 1800115099"/>
+                    <pic:cNvPicPr/>
+                  </pic:nvPicPr>
+                  <pic:blipFill>
+                    <a:blip r:embed="rId13">
+                      <a:extLst>
+                        <a:ext uri="{28A0092B-C50C-407E-A947-70E740481C1C}">
+                          <a14:useLocalDpi xmlns:a14="http://schemas.microsoft.com/office/drawing/2010/main"/>
+                        </a:ext>
+                      </a:extLst>
+                    </a:blip>
+                    <a:stretch>
+                      <a:fillRect/>
+                    </a:stretch>
+                  </pic:blipFill>
+                  <pic:spPr>
+                    <a:xfrm>
+                      <a:off x="0" y="0"/>
+                      <a:ext cx="4953691" cy="4315427"/>
+                    </a:xfrm>
+                    <a:prstGeom prst="rect">
+                      <a:avLst/>
+                    </a:prstGeom>
+                  </pic:spPr>
+                </pic:pic>
+              </a:graphicData>
+            </a:graphic>
+          </wp:inline>
+        </w:drawing>
+      </w:r>
+    </w:p>
+    <w:p>
+      <w:pPr>
+        <w:pStyle w:val="BodyText"/>
+        <w:tabs>
+          <w:tab w:val="left" w:pos="0"/>
+        </w:tabs>
+        <w:spacing w:after="283" w:line="278" w:lineRule="auto"/>
+        <w:rPr>
+          <w:rFonts w:ascii="Aptos" w:eastAsia="Aptos" w:hAnsi="Aptos" w:cs="Aptos"/>
+          <w:sz w:val="20"/>
+          <w:szCs w:val="20"/>
+        </w:rPr>
+      </w:pPr>
+      <w:r>
+        <w:rPr>
+          <w:rFonts w:ascii="Aptos" w:eastAsia="Aptos" w:hAnsi="Aptos" w:cs="Aptos"/>
+          <w:sz w:val="20"/>
+          <w:szCs w:val="20"/>
+        </w:rPr>
+        <w:t>Rys. 3. Diagram czynności — od powołania zawodnika do wprowadzenia wyniku meczu</w:t>
+      </w:r>
+    </w:p>
+    <w:p>
+      <w:pPr>
+        <w:pStyle w:val="BodyText"/>
+        <w:tabs>
+          <w:tab w:val="left" w:pos="0"/>
+        </w:tabs>
+        <w:spacing w:after="283" w:line="278" w:lineRule="auto"/>
+      </w:pPr>
+      <w:r>
+        <w:t xml:space="preserve">    </w:t>
+      </w:r>
+      <w:r>
+        <w:rPr>
+          <w:noProof/>
+        </w:rPr>
+        <w:drawing>
+          <wp:inline distT="0" distB="0" distL="0" distR="0" wp14:anchorId="41BE6CED" wp14:editId="382AE282">
+            <wp:extent cx="5277587" cy="3543794"/>
+            <wp:effectExtent l="0" t="0" r="0" b="0"/>
+            <wp:docPr id="107132895" name="drawing"/>
+            <wp:cNvGraphicFramePr>
+              <a:graphicFrameLocks xmlns:a="http://schemas.openxmlformats.org/drawingml/2006/main" noChangeAspect="1"/>
+            </wp:cNvGraphicFramePr>
+            <a:graphic xmlns:a="http://schemas.openxmlformats.org/drawingml/2006/main">
+              <a:graphicData uri="http://schemas.openxmlformats.org/drawingml/2006/picture">
+                <pic:pic xmlns:pic="http://schemas.openxmlformats.org/drawingml/2006/picture">
+                  <pic:nvPicPr>
+                    <pic:cNvPr id="107132895" name="Picture 107132895"/>
+                    <pic:cNvPicPr/>
+                  </pic:nvPicPr>
+                  <pic:blipFill>
+                    <a:blip r:embed="rId14">
+                      <a:extLst>
+                        <a:ext uri="{28A0092B-C50C-407E-A947-70E740481C1C}">
+                          <a14:useLocalDpi xmlns:a14="http://schemas.microsoft.com/office/drawing/2010/main"/>
+                        </a:ext>
+                      </a:extLst>
+                    </a:blip>
+                    <a:stretch>
+                      <a:fillRect/>
+                    </a:stretch>
+                  </pic:blipFill>
+                  <pic:spPr>
+                    <a:xfrm>
+                      <a:off x="0" y="0"/>
+                      <a:ext cx="5277587" cy="3543794"/>
+                    </a:xfrm>
+                    <a:prstGeom prst="rect">
+                      <a:avLst/>
+                    </a:prstGeom>
+                  </pic:spPr>
+                </pic:pic>
+              </a:graphicData>
+            </a:graphic>
+          </wp:inline>
+        </w:drawing>
+      </w:r>
+    </w:p>
+    <w:p>
+      <w:pPr>
+        <w:pStyle w:val="BodyText"/>
+        <w:tabs>
+          <w:tab w:val="left" w:pos="0"/>
+        </w:tabs>
+        <w:spacing w:after="283" w:line="278" w:lineRule="auto"/>
+        <w:rPr>
+          <w:rFonts w:ascii="Aptos" w:eastAsia="Aptos" w:hAnsi="Aptos" w:cs="Aptos"/>
+          <w:sz w:val="20"/>
+          <w:szCs w:val="20"/>
+        </w:rPr>
+      </w:pPr>
+      <w:r>
+        <w:rPr>
+          <w:rFonts w:ascii="Aptos" w:eastAsia="Aptos" w:hAnsi="Aptos" w:cs="Aptos"/>
+          <w:sz w:val="20"/>
+          <w:szCs w:val="20"/>
+        </w:rPr>
+        <w:t xml:space="preserve">           Rys. 4. Diagram czynności — wypożyczanie i zwrot sprzętu sportowego</w:t>
+      </w:r>
+    </w:p>
+    <w:p>
+      <w:pPr>
+        <w:pStyle w:val="Heading2"/>
+        <w:tabs>
+          <w:tab w:val="left" w:pos="0"/>
+        </w:tabs>
+      </w:pPr>
+      <w:r>
+        <w:t>4.3. Diagramy interakcji (przebiegu)</w:t>
+      </w:r>
+    </w:p>
+    <w:p>
+      <w:pPr>
+        <w:pStyle w:val="BodyText"/>
+        <w:tabs>
+          <w:tab w:val="left" w:pos="0"/>
+        </w:tabs>
+        <w:spacing w:after="283" w:line="278" w:lineRule="auto"/>
+      </w:pPr>
+      <w:r>
+        <w:drawing>
+          <wp:inline distT="0" distB="0" distL="0" distR="0" wp14:anchorId="01C3C3B4" wp14:editId="29135527">
+            <wp:extent cx="5760720" cy="2687320"/>
+            <wp:effectExtent l="0" t="0" r="0" b="0"/>
+            <wp:docPr id="891873803" name="Obraz 1"/>
+            <wp:cNvGraphicFramePr>
+              <a:graphicFrameLocks xmlns:a="http://schemas.openxmlformats.org/drawingml/2006/main" noChangeAspect="1"/>
+            </wp:cNvGraphicFramePr>
+            <a:graphic xmlns:a="http://schemas.openxmlformats.org/drawingml/2006/main">
+              <a:graphicData uri="http://schemas.openxmlformats.org/drawingml/2006/picture">
+                <pic:pic xmlns:pic="http://schemas.openxmlformats.org/drawingml/2006/picture">
+                  <pic:nvPicPr>
+                    <pic:cNvPr id="891873803" name=""/>
+                    <pic:cNvPicPr/>
+                  </pic:nvPicPr>
+                  <pic:blipFill>
+                    <a:blip r:embed="rId15"/>
+                    <a:stretch>
+                      <a:fillRect/>
+                    </a:stretch>
+                  </pic:blipFill>
+                  <pic:spPr>
+                    <a:xfrm>
+                      <a:off x="0" y="0"/>
+                      <a:ext cx="5760720" cy="2687320"/>
+                    </a:xfrm>
+                    <a:prstGeom prst="rect">
+                      <a:avLst/>
+                    </a:prstGeom>
+                  </pic:spPr>
+                </pic:pic>
+              </a:graphicData>
+            </a:graphic>
+          </wp:inline>
+        </w:drawing>
+      </w:r>
+    </w:p>
+    <w:p>
+      <w:pPr>
+        <w:pStyle w:val="BodyText"/>
+        <w:tabs>
+          <w:tab w:val="left" w:pos="0"/>
+        </w:tabs>
+        <w:spacing w:after="283" w:line="278" w:lineRule="auto"/>
+        <w:rPr>
+          <w:rFonts w:ascii="Aptos" w:eastAsia="Aptos" w:hAnsi="Aptos" w:cs="Aptos"/>
+          <w:sz w:val="20"/>
+          <w:szCs w:val="20"/>
+        </w:rPr>
+      </w:pPr>
+      <w:r>
+        <w:rPr>
+          <w:rFonts w:ascii="Aptos" w:eastAsia="Aptos" w:hAnsi="Aptos" w:cs="Aptos"/>
+          <w:sz w:val="20"/>
+          <w:szCs w:val="20"/>
+        </w:rPr>
+        <w:t xml:space="preserve">Rys. </w:t>
+      </w:r>
+      <w:r>
+        <w:rPr>
+          <w:rFonts w:ascii="Aptos" w:eastAsia="Aptos" w:hAnsi="Aptos" w:cs="Aptos"/>
+          <w:sz w:val="20"/>
+          <w:szCs w:val="20"/>
+        </w:rPr>
+        <w:t>5</w:t>
+      </w:r>
+      <w:r>
+        <w:rPr>
+          <w:rFonts w:ascii="Aptos" w:eastAsia="Aptos" w:hAnsi="Aptos" w:cs="Aptos"/>
+          <w:sz w:val="20"/>
+          <w:szCs w:val="20"/>
+        </w:rPr>
+        <w:t xml:space="preserve">. Diagram </w:t>
+      </w:r>
+      <w:r>
+        <w:rPr>
+          <w:rFonts w:ascii="Aptos" w:eastAsia="Aptos" w:hAnsi="Aptos" w:cs="Aptos"/>
+          <w:sz w:val="20"/>
+          <w:szCs w:val="20"/>
+        </w:rPr>
+        <w:t xml:space="preserve">interakcji </w:t>
+      </w:r>
+      <w:r>
+        <w:rPr>
+          <w:rFonts w:ascii="Aptos" w:eastAsia="Aptos" w:hAnsi="Aptos" w:cs="Aptos"/>
+          <w:sz w:val="20"/>
+          <w:szCs w:val="20"/>
+        </w:rPr>
+        <w:t>–</w:t>
+      </w:r>
+      <w:r>
+        <w:rPr>
+          <w:rFonts w:ascii="Aptos" w:eastAsia="Aptos" w:hAnsi="Aptos" w:cs="Aptos"/>
+          <w:sz w:val="20"/>
+          <w:szCs w:val="20"/>
+        </w:rPr>
+        <w:t xml:space="preserve"> </w:t>
+      </w:r>
+      <w:r>
+        <w:rPr>
+          <w:rFonts w:ascii="Aptos" w:eastAsia="Aptos" w:hAnsi="Aptos" w:cs="Aptos"/>
+          <w:sz w:val="20"/>
+          <w:szCs w:val="20"/>
+        </w:rPr>
+        <w:t>przebieg treningu oraz powołanie zawodnika</w:t>
+      </w:r>
+    </w:p>
+    <w:p>
+      <w:pPr>
+        <w:pStyle w:val="BodyText"/>
+        <w:tabs>
+          <w:tab w:val="left" w:pos="0"/>
+        </w:tabs>
+        <w:spacing w:after="283" w:line="278" w:lineRule="auto"/>
+      </w:pPr>
+      <w:r>
+        <w:t>Opis tekstowy komunikatów diagram interakcji trening wraz z powołaniem na mecz Trener</w:t>
+      </w:r>
+    </w:p>
+    <w:p>
+      <w:pPr>
+        <w:pStyle w:val="BodyText"/>
+        <w:tabs>
+          <w:tab w:val="left" w:pos="0"/>
+        </w:tabs>
+        <w:spacing w:after="283" w:line="278" w:lineRule="auto"/>
+      </w:pPr>
+      <w:proofErr w:type="spellStart"/>
+      <w:r>
+        <w:t>odwolaj_trening</w:t>
+      </w:r>
+      <w:proofErr w:type="spellEnd"/>
+      <w:r>
+        <w:t xml:space="preserve">() – wysyła powiadomienie do rodziców </w:t>
+      </w:r>
+      <w:proofErr w:type="spellStart"/>
+      <w:r>
+        <w:t>wprowadz_frekwencje</w:t>
+      </w:r>
+      <w:proofErr w:type="spellEnd"/>
+      <w:r>
+        <w:t>(lista : list) – pobiera listę zawodników i sprawdza obecność</w:t>
+      </w:r>
+    </w:p>
+    <w:p>
+      <w:pPr>
+        <w:pStyle w:val="BodyText"/>
+        <w:tabs>
+          <w:tab w:val="left" w:pos="0"/>
+        </w:tabs>
+        <w:spacing w:after="283" w:line="278" w:lineRule="auto"/>
+      </w:pPr>
+      <w:proofErr w:type="spellStart"/>
+      <w:r>
+        <w:t>planujMecz</w:t>
+      </w:r>
+      <w:proofErr w:type="spellEnd"/>
+      <w:r>
+        <w:t xml:space="preserve">() – dodaje wydarzenie w kalendarzu i pozwala na wprowadzenie zawodników, tworzy obiekt mecz </w:t>
+      </w:r>
+      <w:proofErr w:type="spellStart"/>
+      <w:r>
+        <w:t>Mecz</w:t>
+      </w:r>
+      <w:proofErr w:type="spellEnd"/>
+      <w:r>
+        <w:t xml:space="preserve"> </w:t>
+      </w:r>
+      <w:proofErr w:type="spellStart"/>
+      <w:r>
+        <w:t>mecz</w:t>
+      </w:r>
+      <w:proofErr w:type="spellEnd"/>
+      <w:r>
+        <w:t xml:space="preserve"> </w:t>
+      </w:r>
+    </w:p>
+    <w:p>
+      <w:pPr>
+        <w:pStyle w:val="BodyText"/>
+        <w:tabs>
+          <w:tab w:val="left" w:pos="0"/>
+        </w:tabs>
+        <w:spacing w:after="283" w:line="278" w:lineRule="auto"/>
+      </w:pPr>
+      <w:r>
+        <w:t>Powołanie</w:t>
+      </w:r>
+    </w:p>
+    <w:p>
+      <w:pPr>
+        <w:pStyle w:val="BodyText"/>
+        <w:tabs>
+          <w:tab w:val="left" w:pos="0"/>
+        </w:tabs>
+        <w:spacing w:after="283" w:line="278" w:lineRule="auto"/>
+      </w:pPr>
+      <w:r>
+        <w:t xml:space="preserve"> </w:t>
+      </w:r>
+      <w:proofErr w:type="spellStart"/>
+      <w:r>
+        <w:t>wyślijPowiadomienieOSkładzie</w:t>
+      </w:r>
+      <w:proofErr w:type="spellEnd"/>
+      <w:r>
+        <w:t xml:space="preserve">() – wysyła powiadomienie do rodziców o składzie na </w:t>
+      </w:r>
+      <w:proofErr w:type="spellStart"/>
+      <w:r>
+        <w:t>wyślijPowołanieDoOpiekuna</w:t>
+      </w:r>
+      <w:proofErr w:type="spellEnd"/>
+      <w:r>
+        <w:t>(zawodnik : Zawodnik) – wysyła powołanie do rodziców które albo przyjmą albo odrzucą Powiadomienie</w:t>
+      </w:r>
+    </w:p>
+    <w:p>
+      <w:pPr>
+        <w:pStyle w:val="BodyText"/>
+        <w:tabs>
+          <w:tab w:val="left" w:pos="0"/>
+        </w:tabs>
+        <w:spacing w:after="283" w:line="278" w:lineRule="auto"/>
+      </w:pPr>
+      <w:proofErr w:type="spellStart"/>
+      <w:r>
+        <w:t>wyślijSMS</w:t>
+      </w:r>
+      <w:proofErr w:type="spellEnd"/>
+      <w:r>
+        <w:t xml:space="preserve">(zawodnik : Zawodnik) – metoda do wysłania wiadomości SMS </w:t>
+      </w:r>
+      <w:proofErr w:type="spellStart"/>
+      <w:r>
+        <w:t>wyślijEmail</w:t>
+      </w:r>
+      <w:proofErr w:type="spellEnd"/>
+      <w:r>
+        <w:t xml:space="preserve">(zawodnik : Zawodnik) – metoda do wysłania wiadomości Email </w:t>
+      </w:r>
+    </w:p>
+    <w:p>
+      <w:pPr>
+        <w:pStyle w:val="BodyText"/>
+        <w:tabs>
+          <w:tab w:val="left" w:pos="0"/>
+        </w:tabs>
+        <w:spacing w:after="283" w:line="278" w:lineRule="auto"/>
+      </w:pPr>
+      <w:r>
+        <w:t>Grupa</w:t>
+      </w:r>
+    </w:p>
+    <w:p>
+      <w:pPr>
+        <w:pStyle w:val="BodyText"/>
+        <w:tabs>
+          <w:tab w:val="left" w:pos="0"/>
+        </w:tabs>
+        <w:spacing w:after="283" w:line="278" w:lineRule="auto"/>
+      </w:pPr>
+      <w:proofErr w:type="spellStart"/>
+      <w:r>
+        <w:t>pobierzListeZawodników</w:t>
+      </w:r>
+      <w:proofErr w:type="spellEnd"/>
+      <w:r>
+        <w:t>() – zwraca listę zawodników przypisanych do grupy</w:t>
+      </w:r>
+    </w:p>
+    <w:p>
+      <w:pPr>
+        <w:pStyle w:val="BodyText"/>
+        <w:tabs>
+          <w:tab w:val="left" w:pos="0"/>
+        </w:tabs>
+        <w:spacing w:after="283" w:line="278" w:lineRule="auto"/>
+      </w:pPr>
+    </w:p>
+    <w:p>
+      <w:pPr>
+        <w:pStyle w:val="BodyText"/>
+        <w:tabs>
+          <w:tab w:val="left" w:pos="0"/>
+        </w:tabs>
+        <w:spacing w:after="283" w:line="278" w:lineRule="auto"/>
+      </w:pPr>
+      <w:r>
+        <w:drawing>
+          <wp:inline distT="0" distB="0" distL="0" distR="0" wp14:anchorId="49FB2A67" wp14:editId="6078981C">
+            <wp:extent cx="5760720" cy="3391535"/>
+            <wp:effectExtent l="0" t="0" r="0" b="0"/>
+            <wp:docPr id="1922709975" name="Obraz 1"/>
+            <wp:cNvGraphicFramePr>
+              <a:graphicFrameLocks xmlns:a="http://schemas.openxmlformats.org/drawingml/2006/main" noChangeAspect="1"/>
+            </wp:cNvGraphicFramePr>
+            <a:graphic xmlns:a="http://schemas.openxmlformats.org/drawingml/2006/main">
+              <a:graphicData uri="http://schemas.openxmlformats.org/drawingml/2006/picture">
+                <pic:pic xmlns:pic="http://schemas.openxmlformats.org/drawingml/2006/picture">
+                  <pic:nvPicPr>
+                    <pic:cNvPr id="1922709975" name=""/>
+                    <pic:cNvPicPr/>
+                  </pic:nvPicPr>
+                  <pic:blipFill>
+                    <a:blip r:embed="rId16"/>
+                    <a:stretch>
+                      <a:fillRect/>
+                    </a:stretch>
+                  </pic:blipFill>
+                  <pic:spPr>
+                    <a:xfrm>
+                      <a:off x="0" y="0"/>
+                      <a:ext cx="5760720" cy="3391535"/>
+                    </a:xfrm>
+                    <a:prstGeom prst="rect">
+                      <a:avLst/>
+                    </a:prstGeom>
+                  </pic:spPr>
+                </pic:pic>
+              </a:graphicData>
+            </a:graphic>
+          </wp:inline>
+        </w:drawing>
+      </w:r>
+    </w:p>
+    <w:p>
+      <w:pPr>
+        <w:pStyle w:val="BodyText"/>
+        <w:tabs>
+          <w:tab w:val="left" w:pos="0"/>
+        </w:tabs>
+        <w:spacing w:after="283" w:line="278" w:lineRule="auto"/>
+        <w:rPr>
+          <w:rFonts w:ascii="Aptos" w:eastAsia="Aptos" w:hAnsi="Aptos" w:cs="Aptos"/>
+          <w:sz w:val="20"/>
+          <w:szCs w:val="20"/>
+        </w:rPr>
+      </w:pPr>
+      <w:r>
+        <w:rPr>
+          <w:rFonts w:ascii="Aptos" w:eastAsia="Aptos" w:hAnsi="Aptos" w:cs="Aptos"/>
+          <w:sz w:val="20"/>
+          <w:szCs w:val="20"/>
+        </w:rPr>
+        <w:t xml:space="preserve">Rys. </w:t>
+      </w:r>
+      <w:r>
+        <w:rPr>
+          <w:rFonts w:ascii="Aptos" w:eastAsia="Aptos" w:hAnsi="Aptos" w:cs="Aptos"/>
+          <w:sz w:val="20"/>
+          <w:szCs w:val="20"/>
+        </w:rPr>
+        <w:t>6</w:t>
+      </w:r>
+      <w:r>
+        <w:rPr>
+          <w:rFonts w:ascii="Aptos" w:eastAsia="Aptos" w:hAnsi="Aptos" w:cs="Aptos"/>
+          <w:sz w:val="20"/>
+          <w:szCs w:val="20"/>
+        </w:rPr>
+        <w:t xml:space="preserve">. Diagram interakcji </w:t>
+      </w:r>
+      <w:r>
+        <w:rPr>
+          <w:rFonts w:ascii="Aptos" w:eastAsia="Aptos" w:hAnsi="Aptos" w:cs="Aptos"/>
+          <w:sz w:val="20"/>
+          <w:szCs w:val="20"/>
+        </w:rPr>
+        <w:t>–</w:t>
+      </w:r>
+      <w:r>
+        <w:rPr>
+          <w:rFonts w:ascii="Aptos" w:eastAsia="Aptos" w:hAnsi="Aptos" w:cs="Aptos"/>
+          <w:sz w:val="20"/>
+          <w:szCs w:val="20"/>
+        </w:rPr>
+        <w:t xml:space="preserve"> </w:t>
+      </w:r>
+      <w:r>
+        <w:rPr>
+          <w:rFonts w:ascii="Aptos" w:eastAsia="Aptos" w:hAnsi="Aptos" w:cs="Aptos"/>
+          <w:sz w:val="20"/>
+          <w:szCs w:val="20"/>
+        </w:rPr>
+        <w:t>Logowanie</w:t>
+      </w:r>
+    </w:p>
+    <w:p>
+      <w:pPr>
+        <w:pStyle w:val="BodyText"/>
+        <w:tabs>
+          <w:tab w:val="left" w:pos="0"/>
+        </w:tabs>
+        <w:spacing w:after="283" w:line="278" w:lineRule="auto"/>
+      </w:pPr>
+      <w:r>
+        <w:t>Opis tekstowy komunikatów diagram interakcji logowanie</w:t>
+      </w:r>
+    </w:p>
+    <w:p>
+      <w:pPr>
+        <w:pStyle w:val="BodyText"/>
+        <w:tabs>
+          <w:tab w:val="left" w:pos="0"/>
+        </w:tabs>
+        <w:spacing w:after="283" w:line="278" w:lineRule="auto"/>
+      </w:pPr>
+      <w:r>
+        <w:t xml:space="preserve"> Użytkownik</w:t>
+      </w:r>
+    </w:p>
+    <w:p>
+      <w:pPr>
+        <w:pStyle w:val="BodyText"/>
+        <w:tabs>
+          <w:tab w:val="left" w:pos="0"/>
+        </w:tabs>
+        <w:spacing w:after="283" w:line="278" w:lineRule="auto"/>
+      </w:pPr>
+      <w:r>
+        <w:t xml:space="preserve"> </w:t>
+      </w:r>
+      <w:proofErr w:type="spellStart"/>
+      <w:r>
+        <w:t>PodajDane</w:t>
+      </w:r>
+      <w:proofErr w:type="spellEnd"/>
+      <w:r>
+        <w:t>(</w:t>
+      </w:r>
+      <w:proofErr w:type="spellStart"/>
+      <w:r>
+        <w:t>login,haslo</w:t>
+      </w:r>
+      <w:proofErr w:type="spellEnd"/>
+      <w:r>
+        <w:t xml:space="preserve">) – wprowadza swoje dane uwierzytelniające w interfejsie aplikacji. </w:t>
+      </w:r>
+    </w:p>
+    <w:p>
+      <w:pPr>
+        <w:pStyle w:val="BodyText"/>
+        <w:tabs>
+          <w:tab w:val="left" w:pos="0"/>
+        </w:tabs>
+        <w:spacing w:after="283" w:line="278" w:lineRule="auto"/>
+      </w:pPr>
+      <w:r>
+        <w:t>Formularz logowanie</w:t>
+      </w:r>
+    </w:p>
+    <w:p>
+      <w:pPr>
+        <w:pStyle w:val="BodyText"/>
+        <w:tabs>
+          <w:tab w:val="left" w:pos="0"/>
+        </w:tabs>
+        <w:spacing w:after="283" w:line="278" w:lineRule="auto"/>
+      </w:pPr>
+      <w:r>
+        <w:t xml:space="preserve"> Zaloguj(</w:t>
+      </w:r>
+      <w:proofErr w:type="spellStart"/>
+      <w:r>
+        <w:t>login,haslo</w:t>
+      </w:r>
+      <w:proofErr w:type="spellEnd"/>
+      <w:r>
+        <w:t xml:space="preserve">) – przekazuje wpisane przez użytkownika dane do systemu. return </w:t>
+      </w:r>
+      <w:proofErr w:type="spellStart"/>
+      <w:r>
+        <w:t>WyświetlPanel</w:t>
+      </w:r>
+      <w:proofErr w:type="spellEnd"/>
+      <w:r>
+        <w:t xml:space="preserve">() – ładuje widok pulpitu w przypadku poprawnego logowania. return </w:t>
+      </w:r>
+      <w:proofErr w:type="spellStart"/>
+      <w:r>
+        <w:t>WyswietlKomunikat</w:t>
+      </w:r>
+      <w:proofErr w:type="spellEnd"/>
+      <w:r>
+        <w:t xml:space="preserve">() – wyświetla na ekranie komunikat o błędnych danych. </w:t>
+      </w:r>
+    </w:p>
+    <w:p>
+      <w:pPr>
+        <w:pStyle w:val="BodyText"/>
+        <w:tabs>
+          <w:tab w:val="left" w:pos="0"/>
+        </w:tabs>
+        <w:spacing w:after="283" w:line="278" w:lineRule="auto"/>
+      </w:pPr>
+      <w:r>
+        <w:t>System</w:t>
+      </w:r>
+    </w:p>
+    <w:p>
+      <w:pPr>
+        <w:pStyle w:val="BodyText"/>
+        <w:tabs>
+          <w:tab w:val="left" w:pos="0"/>
+        </w:tabs>
+        <w:spacing w:after="283" w:line="278" w:lineRule="auto"/>
+      </w:pPr>
+      <w:proofErr w:type="spellStart"/>
+      <w:r>
+        <w:t>WeryfikujDane</w:t>
+      </w:r>
+      <w:proofErr w:type="spellEnd"/>
+      <w:r>
+        <w:t>(</w:t>
+      </w:r>
+      <w:proofErr w:type="spellStart"/>
+      <w:r>
+        <w:t>login,haslo</w:t>
+      </w:r>
+      <w:proofErr w:type="spellEnd"/>
+      <w:r>
+        <w:t xml:space="preserve">) – odpytuje bazę danych w celu sprawdzenia poprawności poświadczeń. return Zalogowano – przekazuje do formularza informację o sukcesie autoryzacji. return </w:t>
+      </w:r>
+      <w:proofErr w:type="spellStart"/>
+      <w:r>
+        <w:t>BładLogowania</w:t>
+      </w:r>
+      <w:proofErr w:type="spellEnd"/>
+      <w:r>
+        <w:t xml:space="preserve"> – przekazuje do formularza informację o błędzie logowania. </w:t>
+      </w:r>
+    </w:p>
+    <w:p>
+      <w:pPr>
+        <w:pStyle w:val="BodyText"/>
+        <w:tabs>
+          <w:tab w:val="left" w:pos="0"/>
+        </w:tabs>
+        <w:spacing w:after="283" w:line="278" w:lineRule="auto"/>
+      </w:pPr>
+      <w:r>
+        <w:t>baza danych</w:t>
+      </w:r>
+    </w:p>
+    <w:p>
+      <w:pPr>
+        <w:pStyle w:val="BodyText"/>
+        <w:tabs>
+          <w:tab w:val="left" w:pos="0"/>
+        </w:tabs>
+        <w:spacing w:after="283" w:line="278" w:lineRule="auto"/>
+      </w:pPr>
+      <w:r>
+        <w:t xml:space="preserve"> return </w:t>
+      </w:r>
+      <w:proofErr w:type="spellStart"/>
+      <w:r>
+        <w:t>StatusAutoryzacji</w:t>
+      </w:r>
+      <w:proofErr w:type="spellEnd"/>
+      <w:r>
+        <w:t xml:space="preserve"> – zwraca do systemu wartość logiczną potwierdzającą lub odrzucającą zgodność loginu i hasła.</w:t>
+      </w:r>
+    </w:p>
+    <w:p>
+      <w:pPr>
+        <w:pStyle w:val="BodyText"/>
+        <w:tabs>
+          <w:tab w:val="left" w:pos="0"/>
+        </w:tabs>
+        <w:spacing w:after="283" w:line="278" w:lineRule="auto"/>
+      </w:pPr>
+    </w:p>
+    <w:p>
+      <w:pPr>
+        <w:pStyle w:val="BodyText"/>
+        <w:tabs>
+          <w:tab w:val="left" w:pos="0"/>
+        </w:tabs>
+        <w:spacing w:after="283" w:line="278" w:lineRule="auto"/>
+      </w:pPr>
+      <w:r>
+        <w:drawing>
+          <wp:inline distT="0" distB="0" distL="0" distR="0" wp14:anchorId="279508BE" wp14:editId="4CBF2636">
+            <wp:extent cx="5760720" cy="5213350"/>
+            <wp:effectExtent l="0" t="0" r="0" b="6350"/>
+            <wp:docPr id="1329112280" name="Obraz 1"/>
+            <wp:cNvGraphicFramePr>
+              <a:graphicFrameLocks xmlns:a="http://schemas.openxmlformats.org/drawingml/2006/main" noChangeAspect="1"/>
+            </wp:cNvGraphicFramePr>
+            <a:graphic xmlns:a="http://schemas.openxmlformats.org/drawingml/2006/main">
+              <a:graphicData uri="http://schemas.openxmlformats.org/drawingml/2006/picture">
+                <pic:pic xmlns:pic="http://schemas.openxmlformats.org/drawingml/2006/picture">
+                  <pic:nvPicPr>
+                    <pic:cNvPr id="1329112280" name=""/>
+                    <pic:cNvPicPr/>
+                  </pic:nvPicPr>
+                  <pic:blipFill>
+                    <a:blip r:embed="rId17"/>
+                    <a:stretch>
+                      <a:fillRect/>
+                    </a:stretch>
+                  </pic:blipFill>
+                  <pic:spPr>
+                    <a:xfrm>
+                      <a:off x="0" y="0"/>
+                      <a:ext cx="5760720" cy="5213350"/>
+                    </a:xfrm>
+                    <a:prstGeom prst="rect">
+                      <a:avLst/>
+                    </a:prstGeom>
+                  </pic:spPr>
+                </pic:pic>
+              </a:graphicData>
+            </a:graphic>
+          </wp:inline>
+        </w:drawing>
+      </w:r>
+    </w:p>
+    <w:p>
+      <w:pPr>
+        <w:pStyle w:val="BodyText"/>
+        <w:tabs>
+          <w:tab w:val="left" w:pos="0"/>
+        </w:tabs>
+        <w:spacing w:after="283" w:line="278" w:lineRule="auto"/>
+        <w:rPr>
+          <w:rFonts w:ascii="Aptos" w:eastAsia="Aptos" w:hAnsi="Aptos" w:cs="Aptos"/>
+          <w:sz w:val="20"/>
+          <w:szCs w:val="20"/>
+        </w:rPr>
+      </w:pPr>
+      <w:r>
+        <w:rPr>
+          <w:rFonts w:ascii="Aptos" w:eastAsia="Aptos" w:hAnsi="Aptos" w:cs="Aptos"/>
+          <w:sz w:val="20"/>
+          <w:szCs w:val="20"/>
+        </w:rPr>
+        <w:t xml:space="preserve">Rys. </w:t>
+      </w:r>
+      <w:r>
+        <w:rPr>
+          <w:rFonts w:ascii="Aptos" w:eastAsia="Aptos" w:hAnsi="Aptos" w:cs="Aptos"/>
+          <w:sz w:val="20"/>
+          <w:szCs w:val="20"/>
+        </w:rPr>
+        <w:t>7</w:t>
+      </w:r>
+      <w:r>
+        <w:rPr>
+          <w:rFonts w:ascii="Aptos" w:eastAsia="Aptos" w:hAnsi="Aptos" w:cs="Aptos"/>
+          <w:sz w:val="20"/>
+          <w:szCs w:val="20"/>
+        </w:rPr>
+        <w:t xml:space="preserve">. Diagram interakcji — </w:t>
+      </w:r>
+      <w:r>
+        <w:rPr>
+          <w:rFonts w:ascii="Aptos" w:eastAsia="Aptos" w:hAnsi="Aptos" w:cs="Aptos"/>
+          <w:sz w:val="20"/>
+          <w:szCs w:val="20"/>
+        </w:rPr>
+        <w:t>Obsługa sprzętu</w:t>
+      </w:r>
+    </w:p>
+    <w:p>
+      <w:r>
+        <w:t>Opis tekstowy komunikatów diagram interakcji wypożyczenie sprzętu</w:t>
+      </w:r>
+    </w:p>
+    <w:p/>
+    <w:p>
+      <w:r>
+        <w:t>Opiekun</w:t>
+      </w:r>
+    </w:p>
+    <w:p>
+      <w:pPr>
+        <w:ind w:firstLine="708"/>
+      </w:pPr>
+      <w:r>
+        <w:t>Wydaj() - metoda do wypożyczenia sprzętu</w:t>
+      </w:r>
+    </w:p>
+    <w:p>
+      <w:pPr>
+        <w:ind w:firstLine="708"/>
+      </w:pPr>
+      <w:proofErr w:type="spellStart"/>
+      <w:r>
+        <w:t>ZarejestrujZwrot</w:t>
+      </w:r>
+      <w:proofErr w:type="spellEnd"/>
+      <w:r>
+        <w:t>() - metoda do zwrócenia sprzętu</w:t>
+      </w:r>
+    </w:p>
+    <w:p>
+      <w:proofErr w:type="spellStart"/>
+      <w:r>
+        <w:t>Zarzad</w:t>
+      </w:r>
+      <w:proofErr w:type="spellEnd"/>
+    </w:p>
+    <w:p>
+      <w:pPr>
+        <w:ind w:firstLine="708"/>
+      </w:pPr>
+      <w:r>
+        <w:t>Kontrola Stanu – skontrolowanie stanu oddanego sprzętu po wypożyczeniu</w:t>
+      </w:r>
+    </w:p>
+    <w:p>
+      <w:pPr>
+        <w:rPr>
+          <w:b/>
+          <w:bCs/>
+        </w:rPr>
+      </w:pPr>
+    </w:p>
+    <w:p>
+      <w:pPr>
+        <w:pStyle w:val="Heading2"/>
+        <w:rPr>
+          <w:b/>
+          <w:bCs/>
+        </w:rPr>
+      </w:pPr>
+      <w:r>
+        <w:t>5.4 Propozycje interfejsu użytkownika</w:t>
       </w:r>
     </w:p>
     <w:p>
@@ -1517,7 +4926,7 @@
             <wp:docPr id="1401150732" name="Obraz 1">
               <a:extLst xmlns:a="http://schemas.openxmlformats.org/drawingml/2006/main">
                 <a:ext uri="{FF2B5EF4-FFF2-40B4-BE49-F238E27FC236}">
-                  <a16:creationId xmlns:a16="http://schemas.microsoft.com/office/drawing/2014/main" id="{4299BD65-C8CD-4F3D-B176-7C64E1B3D2CB}"/>
+                  <a16:creationId xmlns:a16="http://schemas.microsoft.com/office/drawing/2014/main" id="{BF6757A9-4A24-47AA-AE33-C08388391150}"/>
                 </a:ext>
               </a:extLst>
             </wp:docPr>
@@ -1534,7 +4943,7 @@
                     </pic:cNvPicPr>
                   </pic:nvPicPr>
                   <pic:blipFill>
-                    <a:blip r:embed="rId10">
+                    <a:blip r:embed="rId18">
                       <a:extLst>
                         <a:ext uri="{28A0092B-C50C-407E-A947-70E740481C1C}">
                           <a14:useLocalDpi xmlns:a14="http://schemas.microsoft.com/office/drawing/2010/main" val="0"/>
@@ -1614,7 +5023,7 @@
             <wp:docPr id="1106031261" name="Obraz 2">
               <a:extLst xmlns:a="http://schemas.openxmlformats.org/drawingml/2006/main">
                 <a:ext uri="{FF2B5EF4-FFF2-40B4-BE49-F238E27FC236}">
-                  <a16:creationId xmlns:a16="http://schemas.microsoft.com/office/drawing/2014/main" id="{5BB92967-57B0-4E74-BE71-B176B5BB888A}"/>
+                  <a16:creationId xmlns:a16="http://schemas.microsoft.com/office/drawing/2014/main" id="{F4994503-06D9-4D77-9F07-7679F033C648}"/>
                 </a:ext>
               </a:extLst>
             </wp:docPr>
@@ -1631,7 +5040,7 @@
                     </pic:cNvPicPr>
                   </pic:nvPicPr>
                   <pic:blipFill>
-                    <a:blip r:embed="rId11">
+                    <a:blip r:embed="rId19">
                       <a:extLst>
                         <a:ext uri="{28A0092B-C50C-407E-A947-70E740481C1C}">
                           <a14:useLocalDpi xmlns:a14="http://schemas.microsoft.com/office/drawing/2010/main" val="0"/>
@@ -1811,7 +5220,7 @@
             <wp:docPr id="1169893043" name="Obraz 3">
               <a:extLst xmlns:a="http://schemas.openxmlformats.org/drawingml/2006/main">
                 <a:ext uri="{FF2B5EF4-FFF2-40B4-BE49-F238E27FC236}">
-                  <a16:creationId xmlns:a16="http://schemas.microsoft.com/office/drawing/2014/main" id="{3D2BD4E7-7FE5-4369-96E9-7DC1DAD2FB61}"/>
+                  <a16:creationId xmlns:a16="http://schemas.microsoft.com/office/drawing/2014/main" id="{238ABF22-EC62-47D4-A0C7-2B054C48E2B9}"/>
                 </a:ext>
               </a:extLst>
             </wp:docPr>
@@ -1828,7 +5237,7 @@
                     </pic:cNvPicPr>
                   </pic:nvPicPr>
                   <pic:blipFill>
-                    <a:blip r:embed="rId12" cstate="print">
+                    <a:blip r:embed="rId20" cstate="print">
                       <a:extLst>
                         <a:ext uri="{28A0092B-C50C-407E-A947-70E740481C1C}">
                           <a14:useLocalDpi xmlns:a14="http://schemas.microsoft.com/office/drawing/2010/main" val="0"/>
@@ -1897,7 +5306,7 @@
             <wp:docPr id="1335438184" name="Obraz 5">
               <a:extLst xmlns:a="http://schemas.openxmlformats.org/drawingml/2006/main">
                 <a:ext uri="{FF2B5EF4-FFF2-40B4-BE49-F238E27FC236}">
-                  <a16:creationId xmlns:a16="http://schemas.microsoft.com/office/drawing/2014/main" id="{42C94229-0EA1-4B4D-B158-893517812E3F}"/>
+                  <a16:creationId xmlns:a16="http://schemas.microsoft.com/office/drawing/2014/main" id="{EA6A5EC2-C768-4859-BFB0-CB423BE448F0}"/>
                 </a:ext>
               </a:extLst>
             </wp:docPr>
@@ -1914,7 +5323,7 @@
                     </pic:cNvPicPr>
                   </pic:nvPicPr>
                   <pic:blipFill>
-                    <a:blip r:embed="rId13">
+                    <a:blip r:embed="rId21">
                       <a:extLst>
                         <a:ext uri="{28A0092B-C50C-407E-A947-70E740481C1C}">
                           <a14:useLocalDpi xmlns:a14="http://schemas.microsoft.com/office/drawing/2010/main" val="0"/>
@@ -2008,7 +5417,7 @@
             <wp:docPr id="2048066399" name="Obraz 6">
               <a:extLst xmlns:a="http://schemas.openxmlformats.org/drawingml/2006/main">
                 <a:ext uri="{FF2B5EF4-FFF2-40B4-BE49-F238E27FC236}">
-                  <a16:creationId xmlns:a16="http://schemas.microsoft.com/office/drawing/2014/main" id="{F3E0C435-429C-49CD-8A9D-517845630214}"/>
+                  <a16:creationId xmlns:a16="http://schemas.microsoft.com/office/drawing/2014/main" id="{0E367E24-42DE-456E-8AED-AFFFEC859AED}"/>
                 </a:ext>
               </a:extLst>
             </wp:docPr>
@@ -2025,7 +5434,7 @@
                     </pic:cNvPicPr>
                   </pic:nvPicPr>
                   <pic:blipFill>
-                    <a:blip r:embed="rId14" cstate="print">
+                    <a:blip r:embed="rId22" cstate="print">
                       <a:extLst>
                         <a:ext uri="{28A0092B-C50C-407E-A947-70E740481C1C}">
                           <a14:useLocalDpi xmlns:a14="http://schemas.microsoft.com/office/drawing/2010/main" val="0"/>
@@ -2076,8 +5485,9 @@
           <w:szCs w:val="18"/>
           <w:lang w:val="en-GB"/>
         </w:rPr>
-        <w:t xml:space="preserve">Rys. 5 wersja </w:t>
-      </w:r>
+        <w:t xml:space="preserve">Rys. 5 </w:t>
+      </w:r>
+      <w:proofErr w:type="spellStart"/>
       <w:r>
         <w:rPr>
           <w:i/>
@@ -2086,8 +5496,9 @@
           <w:szCs w:val="18"/>
           <w:lang w:val="en-GB"/>
         </w:rPr>
-        <w:t>desktopowa</w:t>
-      </w:r>
+        <w:t>wersja</w:t>
+      </w:r>
+      <w:proofErr w:type="spellEnd"/>
       <w:r>
         <w:rPr>
           <w:i/>
@@ -2096,8 +5507,9 @@
           <w:szCs w:val="18"/>
           <w:lang w:val="en-GB"/>
         </w:rPr>
-        <w:t xml:space="preserve"> panel tre</w:t>
-      </w:r>
+        <w:t xml:space="preserve"> </w:t>
+      </w:r>
+      <w:proofErr w:type="spellStart"/>
       <w:r>
         <w:rPr>
           <w:i/>
@@ -2106,8 +5518,41 @@
           <w:szCs w:val="18"/>
           <w:lang w:val="en-GB"/>
         </w:rPr>
+        <w:t>desktopowa</w:t>
+      </w:r>
+      <w:proofErr w:type="spellEnd"/>
+      <w:r>
+        <w:rPr>
+          <w:i/>
+          <w:iCs/>
+          <w:sz w:val="18"/>
+          <w:szCs w:val="18"/>
+          <w:lang w:val="en-GB"/>
+        </w:rPr>
+        <w:t xml:space="preserve"> panel </w:t>
+      </w:r>
+      <w:proofErr w:type="spellStart"/>
+      <w:r>
+        <w:rPr>
+          <w:i/>
+          <w:iCs/>
+          <w:sz w:val="18"/>
+          <w:szCs w:val="18"/>
+          <w:lang w:val="en-GB"/>
+        </w:rPr>
+        <w:t>tre</w:t>
+      </w:r>
+      <w:r>
+        <w:rPr>
+          <w:i/>
+          <w:iCs/>
+          <w:sz w:val="18"/>
+          <w:szCs w:val="18"/>
+          <w:lang w:val="en-GB"/>
+        </w:rPr>
         <w:t>nera</w:t>
       </w:r>
+      <w:proofErr w:type="spellEnd"/>
     </w:p>
     <w:p>
       <w:pPr>
@@ -2124,7 +5569,7 @@
             <wp:docPr id="549126794" name="Obraz 7">
               <a:extLst xmlns:a="http://schemas.openxmlformats.org/drawingml/2006/main">
                 <a:ext uri="{FF2B5EF4-FFF2-40B4-BE49-F238E27FC236}">
-                  <a16:creationId xmlns:a16="http://schemas.microsoft.com/office/drawing/2014/main" id="{00E2ABE6-728F-4D98-9C20-A30663D65751}"/>
+                  <a16:creationId xmlns:a16="http://schemas.microsoft.com/office/drawing/2014/main" id="{1691D75B-39E2-464D-87EA-B222594F6C3B}"/>
                 </a:ext>
               </a:extLst>
             </wp:docPr>
@@ -2141,7 +5586,7 @@
                     </pic:cNvPicPr>
                   </pic:nvPicPr>
                   <pic:blipFill>
-                    <a:blip r:embed="rId15">
+                    <a:blip r:embed="rId23">
                       <a:extLst>
                         <a:ext uri="{28A0092B-C50C-407E-A947-70E740481C1C}">
                           <a14:useLocalDpi xmlns:a14="http://schemas.microsoft.com/office/drawing/2010/main" val="0"/>
@@ -2252,7 +5697,7 @@
             <wp:docPr id="456943311" name="Obraz 8">
               <a:extLst xmlns:a="http://schemas.openxmlformats.org/drawingml/2006/main">
                 <a:ext uri="{FF2B5EF4-FFF2-40B4-BE49-F238E27FC236}">
-                  <a16:creationId xmlns:a16="http://schemas.microsoft.com/office/drawing/2014/main" id="{5EEFD871-A3B7-43A5-9632-5DB9D7D3D8EB}"/>
+                  <a16:creationId xmlns:a16="http://schemas.microsoft.com/office/drawing/2014/main" id="{ECF6BBEB-E8AF-48EB-A0F9-7D075B49FD4D}"/>
                 </a:ext>
               </a:extLst>
             </wp:docPr>
@@ -2269,7 +5714,7 @@
                     </pic:cNvPicPr>
                   </pic:nvPicPr>
                   <pic:blipFill>
-                    <a:blip r:embed="rId16">
+                    <a:blip r:embed="rId24">
                       <a:extLst>
                         <a:ext uri="{28A0092B-C50C-407E-A947-70E740481C1C}">
                           <a14:useLocalDpi xmlns:a14="http://schemas.microsoft.com/office/drawing/2010/main" val="0"/>
@@ -2363,7 +5808,7 @@
             <wp:docPr id="1902041928" name="Obraz 9">
               <a:extLst xmlns:a="http://schemas.openxmlformats.org/drawingml/2006/main">
                 <a:ext uri="{FF2B5EF4-FFF2-40B4-BE49-F238E27FC236}">
-                  <a16:creationId xmlns:a16="http://schemas.microsoft.com/office/drawing/2014/main" id="{E55A8979-C0B3-4070-B507-29EDC872E23D}"/>
+                  <a16:creationId xmlns:a16="http://schemas.microsoft.com/office/drawing/2014/main" id="{2F38462F-6B11-4B2B-8777-802A59E2E2B9}"/>
                 </a:ext>
               </a:extLst>
             </wp:docPr>
@@ -2380,7 +5825,7 @@
                     </pic:cNvPicPr>
                   </pic:nvPicPr>
                   <pic:blipFill>
-                    <a:blip r:embed="rId17">
+                    <a:blip r:embed="rId25">
                       <a:extLst>
                         <a:ext uri="{28A0092B-C50C-407E-A947-70E740481C1C}">
                           <a14:useLocalDpi xmlns:a14="http://schemas.microsoft.com/office/drawing/2010/main" val="0"/>
@@ -2442,19 +5887,69 @@
         <w:rPr>
           <w:rFonts w:eastAsiaTheme="minorEastAsia"/>
         </w:rPr>
-        <w:t xml:space="preserve">Do wykonania prototypów intetrfejsów użyto GenAI </w:t>
-      </w:r>
+        <w:t xml:space="preserve">Do wykonania prototypów </w:t>
+      </w:r>
+      <w:proofErr w:type="spellStart"/>
       <w:r>
         <w:rPr>
           <w:rFonts w:eastAsiaTheme="minorEastAsia"/>
         </w:rPr>
+        <w:t>intetrfejsów</w:t>
+      </w:r>
+      <w:proofErr w:type="spellEnd"/>
+      <w:r>
+        <w:rPr>
+          <w:rFonts w:eastAsiaTheme="minorEastAsia"/>
+        </w:rPr>
+        <w:t xml:space="preserve"> użyto </w:t>
+      </w:r>
+      <w:proofErr w:type="spellStart"/>
+      <w:r>
+        <w:rPr>
+          <w:rFonts w:eastAsiaTheme="minorEastAsia"/>
+        </w:rPr>
+        <w:t>GenAI</w:t>
+      </w:r>
+      <w:proofErr w:type="spellEnd"/>
+      <w:r>
+        <w:rPr>
+          <w:rFonts w:eastAsiaTheme="minorEastAsia"/>
+        </w:rPr>
+        <w:t xml:space="preserve"> </w:t>
+      </w:r>
+      <w:r>
+        <w:rPr>
+          <w:rFonts w:eastAsiaTheme="minorEastAsia"/>
+        </w:rPr>
         <w:t>(</w:t>
       </w:r>
+      <w:proofErr w:type="spellStart"/>
       <w:r>
         <w:rPr>
           <w:rFonts w:eastAsiaTheme="minorEastAsia"/>
         </w:rPr>
-        <w:t>gpt 5.3 codex)</w:t>
+        <w:t>gpt</w:t>
+      </w:r>
+      <w:proofErr w:type="spellEnd"/>
+      <w:r>
+        <w:rPr>
+          <w:rFonts w:eastAsiaTheme="minorEastAsia"/>
+        </w:rPr>
+        <w:t xml:space="preserve"> 5.3 </w:t>
+      </w:r>
+      <w:proofErr w:type="spellStart"/>
+      <w:r>
+        <w:rPr>
+          <w:rFonts w:eastAsiaTheme="minorEastAsia"/>
+        </w:rPr>
+        <w:t>codex</w:t>
+      </w:r>
+      <w:proofErr w:type="spellEnd"/>
+      <w:r>
+        <w:rPr>
+          <w:rFonts w:eastAsiaTheme="minorEastAsia"/>
+        </w:rPr>
+        <w:t>)</w:t>
       </w:r>
     </w:p>
     <w:sectPr>
@@ -2470,6 +5965,426 @@
 <file path=word/numbering.xml><?xml version="1.0" encoding="utf-8"?>
 <w:numbering xmlns:wpc="http://schemas.microsoft.com/office/word/2010/wordprocessingCanvas" xmlns:cx="http://schemas.microsoft.com/office/drawing/2014/chartex" xmlns:cx1="http://schemas.microsoft.com/office/drawing/2015/9/8/chartex" xmlns:cx2="http://schemas.microsoft.com/office/drawing/2015/10/21/chartex" xmlns:cx3="http://schemas.microsoft.com/office/drawing/2016/5/9/chartex" xmlns:cx4="http://schemas.microsoft.com/office/drawing/2016/5/10/chartex" xmlns:cx5="http://schemas.microsoft.com/office/drawing/2016/5/11/chartex" xmlns:cx6="http://schemas.microsoft.com/office/drawing/2016/5/12/chartex" xmlns:cx7="http://schemas.microsoft.com/office/drawing/2016/5/13/chartex" xmlns:cx8="http://schemas.microsoft.com/office/drawing/2016/5/14/chartex" xmlns:mc="http://schemas.openxmlformats.org/markup-compatibility/2006" xmlns:aink="http://schemas.microsoft.com/office/drawing/2016/ink" xmlns:am3d="http://schemas.microsoft.com/office/drawing/2017/model3d" xmlns:o="urn:schemas-microsoft-com:office:office" xmlns:oel="http://schemas.microsoft.com/office/2019/extlst" xmlns:r="http://schemas.openxmlformats.org/officeDocument/2006/relationships" xmlns:m="http://schemas.openxmlformats.org/officeDocument/2006/math" xmlns:v="urn:schemas-microsoft-com:vml" xmlns:wp14="http://schemas.microsoft.com/office/word/2010/wordprocessingDrawing" xmlns:wp="http://schemas.openxmlformats.org/drawingml/2006/wordprocessingDrawing" xmlns:w10="urn:schemas-microsoft-com:office:word" xmlns:w="http://schemas.openxmlformats.org/wordprocessingml/2006/main" xmlns:w14="http://schemas.microsoft.com/office/word/2010/wordml" xmlns:w15="http://schemas.microsoft.com/office/word/2012/wordml" xmlns:w16cex="http://schemas.microsoft.com/office/word/2018/wordml/cex" xmlns:w16cid="http://schemas.microsoft.com/office/word/2016/wordml/cid" xmlns:w16="http://schemas.microsoft.com/office/word/2018/wordml" xmlns:w16du="http://schemas.microsoft.com/office/word/2023/wordml/word16du" xmlns:w16sdtdh="http://schemas.microsoft.com/office/word/2020/wordml/sdtdatahash" xmlns:w16sdtfl="http://schemas.microsoft.com/office/word/2024/wordml/sdtformatlock" xmlns:w16se="http://schemas.microsoft.com/office/word/2015/wordml/symex" xmlns:wpg="http://schemas.microsoft.com/office/word/2010/wordprocessingGroup" xmlns:wpi="http://schemas.microsoft.com/office/word/2010/wordprocessingInk" xmlns:wne="http://schemas.microsoft.com/office/word/2006/wordml" xmlns:wps="http://schemas.microsoft.com/office/word/2010/wordprocessingShape" mc:Ignorable="w14 w15 w16se w16cid w16 w16cex w16sdtdh w16sdtfl w16du wp14">
   <w:abstractNum w:abstractNumId="0" w15:restartNumberingAfterBreak="0">
+    <w:nsid w:val="05D57F1F"/>
+    <w:multiLevelType w:val="multilevel"/>
+    <w:tmpl w:val="5AD28F60"/>
+    <w:lvl w:ilvl="0">
+      <w:start w:val="1"/>
+      <w:numFmt w:val="bullet"/>
+      <w:lvlText w:val=""/>
+      <w:lvlJc w:val="left"/>
+      <w:pPr>
+        <w:tabs>
+          <w:tab w:val="num" w:pos="709"/>
+        </w:tabs>
+        <w:ind w:left="709" w:hanging="283"/>
+      </w:pPr>
+      <w:rPr>
+        <w:rFonts w:ascii="Symbol" w:hAnsi="Symbol" w:cs="Symbol" w:hint="default"/>
+      </w:rPr>
+    </w:lvl>
+    <w:lvl w:ilvl="1">
+      <w:start w:val="1"/>
+      <w:numFmt w:val="bullet"/>
+      <w:lvlText w:val=""/>
+      <w:lvlJc w:val="left"/>
+      <w:pPr>
+        <w:tabs>
+          <w:tab w:val="num" w:pos="1418"/>
+        </w:tabs>
+        <w:ind w:left="1418" w:hanging="283"/>
+      </w:pPr>
+      <w:rPr>
+        <w:rFonts w:ascii="Symbol" w:hAnsi="Symbol" w:cs="Symbol" w:hint="default"/>
+      </w:rPr>
+    </w:lvl>
+    <w:lvl w:ilvl="2">
+      <w:start w:val="1"/>
+      <w:numFmt w:val="bullet"/>
+      <w:lvlText w:val=""/>
+      <w:lvlJc w:val="left"/>
+      <w:pPr>
+        <w:tabs>
+          <w:tab w:val="num" w:pos="2127"/>
+        </w:tabs>
+        <w:ind w:left="2127" w:hanging="283"/>
+      </w:pPr>
+      <w:rPr>
+        <w:rFonts w:ascii="Symbol" w:hAnsi="Symbol" w:cs="Symbol" w:hint="default"/>
+      </w:rPr>
+    </w:lvl>
+    <w:lvl w:ilvl="3">
+      <w:start w:val="1"/>
+      <w:numFmt w:val="bullet"/>
+      <w:lvlText w:val=""/>
+      <w:lvlJc w:val="left"/>
+      <w:pPr>
+        <w:tabs>
+          <w:tab w:val="num" w:pos="2836"/>
+        </w:tabs>
+        <w:ind w:left="2836" w:hanging="283"/>
+      </w:pPr>
+      <w:rPr>
+        <w:rFonts w:ascii="Symbol" w:hAnsi="Symbol" w:cs="Symbol" w:hint="default"/>
+      </w:rPr>
+    </w:lvl>
+    <w:lvl w:ilvl="4">
+      <w:start w:val="1"/>
+      <w:numFmt w:val="bullet"/>
+      <w:lvlText w:val=""/>
+      <w:lvlJc w:val="left"/>
+      <w:pPr>
+        <w:tabs>
+          <w:tab w:val="num" w:pos="3545"/>
+        </w:tabs>
+        <w:ind w:left="3545" w:hanging="283"/>
+      </w:pPr>
+      <w:rPr>
+        <w:rFonts w:ascii="Symbol" w:hAnsi="Symbol" w:cs="Symbol" w:hint="default"/>
+      </w:rPr>
+    </w:lvl>
+    <w:lvl w:ilvl="5">
+      <w:start w:val="1"/>
+      <w:numFmt w:val="bullet"/>
+      <w:lvlText w:val=""/>
+      <w:lvlJc w:val="left"/>
+      <w:pPr>
+        <w:tabs>
+          <w:tab w:val="num" w:pos="4254"/>
+        </w:tabs>
+        <w:ind w:left="4254" w:hanging="283"/>
+      </w:pPr>
+      <w:rPr>
+        <w:rFonts w:ascii="Symbol" w:hAnsi="Symbol" w:cs="Symbol" w:hint="default"/>
+      </w:rPr>
+    </w:lvl>
+    <w:lvl w:ilvl="6">
+      <w:start w:val="1"/>
+      <w:numFmt w:val="bullet"/>
+      <w:lvlText w:val=""/>
+      <w:lvlJc w:val="left"/>
+      <w:pPr>
+        <w:tabs>
+          <w:tab w:val="num" w:pos="4963"/>
+        </w:tabs>
+        <w:ind w:left="4963" w:hanging="283"/>
+      </w:pPr>
+      <w:rPr>
+        <w:rFonts w:ascii="Symbol" w:hAnsi="Symbol" w:cs="Symbol" w:hint="default"/>
+      </w:rPr>
+    </w:lvl>
+    <w:lvl w:ilvl="7">
+      <w:start w:val="1"/>
+      <w:numFmt w:val="bullet"/>
+      <w:lvlText w:val=""/>
+      <w:lvlJc w:val="left"/>
+      <w:pPr>
+        <w:tabs>
+          <w:tab w:val="num" w:pos="5672"/>
+        </w:tabs>
+        <w:ind w:left="5672" w:hanging="283"/>
+      </w:pPr>
+      <w:rPr>
+        <w:rFonts w:ascii="Symbol" w:hAnsi="Symbol" w:cs="Symbol" w:hint="default"/>
+      </w:rPr>
+    </w:lvl>
+    <w:lvl w:ilvl="8">
+      <w:start w:val="1"/>
+      <w:numFmt w:val="bullet"/>
+      <w:lvlText w:val=""/>
+      <w:lvlJc w:val="left"/>
+      <w:pPr>
+        <w:tabs>
+          <w:tab w:val="num" w:pos="6381"/>
+        </w:tabs>
+        <w:ind w:left="6381" w:hanging="283"/>
+      </w:pPr>
+      <w:rPr>
+        <w:rFonts w:ascii="Symbol" w:hAnsi="Symbol" w:cs="Symbol" w:hint="default"/>
+      </w:rPr>
+    </w:lvl>
+  </w:abstractNum>
+  <w:abstractNum w:abstractNumId="1" w15:restartNumberingAfterBreak="0">
+    <w:nsid w:val="1253EAC0"/>
+    <w:multiLevelType w:val="multilevel"/>
+    <w:tmpl w:val="268C1BAC"/>
+    <w:lvl w:ilvl="0">
+      <w:start w:val="1"/>
+      <w:numFmt w:val="bullet"/>
+      <w:lvlText w:val=""/>
+      <w:lvlJc w:val="left"/>
+      <w:pPr>
+        <w:tabs>
+          <w:tab w:val="num" w:pos="0"/>
+        </w:tabs>
+        <w:ind w:left="720" w:hanging="360"/>
+      </w:pPr>
+      <w:rPr>
+        <w:rFonts w:ascii="Symbol" w:hAnsi="Symbol" w:cs="Symbol" w:hint="default"/>
+      </w:rPr>
+    </w:lvl>
+    <w:lvl w:ilvl="1">
+      <w:start w:val="1"/>
+      <w:numFmt w:val="bullet"/>
+      <w:lvlText w:val="o"/>
+      <w:lvlJc w:val="left"/>
+      <w:pPr>
+        <w:tabs>
+          <w:tab w:val="num" w:pos="0"/>
+        </w:tabs>
+        <w:ind w:left="1440" w:hanging="360"/>
+      </w:pPr>
+      <w:rPr>
+        <w:rFonts w:ascii="Courier New" w:hAnsi="Courier New" w:cs="Courier New" w:hint="default"/>
+      </w:rPr>
+    </w:lvl>
+    <w:lvl w:ilvl="2">
+      <w:start w:val="1"/>
+      <w:numFmt w:val="bullet"/>
+      <w:lvlText w:val=""/>
+      <w:lvlJc w:val="left"/>
+      <w:pPr>
+        <w:tabs>
+          <w:tab w:val="num" w:pos="0"/>
+        </w:tabs>
+        <w:ind w:left="2160" w:hanging="360"/>
+      </w:pPr>
+      <w:rPr>
+        <w:rFonts w:ascii="Wingdings" w:hAnsi="Wingdings" w:cs="Wingdings" w:hint="default"/>
+      </w:rPr>
+    </w:lvl>
+    <w:lvl w:ilvl="3">
+      <w:start w:val="1"/>
+      <w:numFmt w:val="bullet"/>
+      <w:lvlText w:val=""/>
+      <w:lvlJc w:val="left"/>
+      <w:pPr>
+        <w:tabs>
+          <w:tab w:val="num" w:pos="0"/>
+        </w:tabs>
+        <w:ind w:left="2880" w:hanging="360"/>
+      </w:pPr>
+      <w:rPr>
+        <w:rFonts w:ascii="Symbol" w:hAnsi="Symbol" w:cs="Symbol" w:hint="default"/>
+      </w:rPr>
+    </w:lvl>
+    <w:lvl w:ilvl="4">
+      <w:start w:val="1"/>
+      <w:numFmt w:val="bullet"/>
+      <w:lvlText w:val="o"/>
+      <w:lvlJc w:val="left"/>
+      <w:pPr>
+        <w:tabs>
+          <w:tab w:val="num" w:pos="0"/>
+        </w:tabs>
+        <w:ind w:left="3600" w:hanging="360"/>
+      </w:pPr>
+      <w:rPr>
+        <w:rFonts w:ascii="Courier New" w:hAnsi="Courier New" w:cs="Courier New" w:hint="default"/>
+      </w:rPr>
+    </w:lvl>
+    <w:lvl w:ilvl="5">
+      <w:start w:val="1"/>
+      <w:numFmt w:val="bullet"/>
+      <w:lvlText w:val=""/>
+      <w:lvlJc w:val="left"/>
+      <w:pPr>
+        <w:tabs>
+          <w:tab w:val="num" w:pos="0"/>
+        </w:tabs>
+        <w:ind w:left="4320" w:hanging="360"/>
+      </w:pPr>
+      <w:rPr>
+        <w:rFonts w:ascii="Wingdings" w:hAnsi="Wingdings" w:cs="Wingdings" w:hint="default"/>
+      </w:rPr>
+    </w:lvl>
+    <w:lvl w:ilvl="6">
+      <w:start w:val="1"/>
+      <w:numFmt w:val="bullet"/>
+      <w:lvlText w:val=""/>
+      <w:lvlJc w:val="left"/>
+      <w:pPr>
+        <w:tabs>
+          <w:tab w:val="num" w:pos="0"/>
+        </w:tabs>
+        <w:ind w:left="5040" w:hanging="360"/>
+      </w:pPr>
+      <w:rPr>
+        <w:rFonts w:ascii="Symbol" w:hAnsi="Symbol" w:cs="Symbol" w:hint="default"/>
+      </w:rPr>
+    </w:lvl>
+    <w:lvl w:ilvl="7">
+      <w:start w:val="1"/>
+      <w:numFmt w:val="bullet"/>
+      <w:lvlText w:val="o"/>
+      <w:lvlJc w:val="left"/>
+      <w:pPr>
+        <w:tabs>
+          <w:tab w:val="num" w:pos="0"/>
+        </w:tabs>
+        <w:ind w:left="5760" w:hanging="360"/>
+      </w:pPr>
+      <w:rPr>
+        <w:rFonts w:ascii="Courier New" w:hAnsi="Courier New" w:cs="Courier New" w:hint="default"/>
+      </w:rPr>
+    </w:lvl>
+    <w:lvl w:ilvl="8">
+      <w:start w:val="1"/>
+      <w:numFmt w:val="bullet"/>
+      <w:lvlText w:val=""/>
+      <w:lvlJc w:val="left"/>
+      <w:pPr>
+        <w:tabs>
+          <w:tab w:val="num" w:pos="0"/>
+        </w:tabs>
+        <w:ind w:left="6480" w:hanging="360"/>
+      </w:pPr>
+      <w:rPr>
+        <w:rFonts w:ascii="Wingdings" w:hAnsi="Wingdings" w:cs="Wingdings" w:hint="default"/>
+      </w:rPr>
+    </w:lvl>
+  </w:abstractNum>
+  <w:abstractNum w:abstractNumId="2" w15:restartNumberingAfterBreak="0">
+    <w:nsid w:val="15973D89"/>
+    <w:multiLevelType w:val="multilevel"/>
+    <w:tmpl w:val="AE28C48A"/>
+    <w:lvl w:ilvl="0">
+      <w:start w:val="1"/>
+      <w:numFmt w:val="bullet"/>
+      <w:lvlText w:val=""/>
+      <w:lvlJc w:val="left"/>
+      <w:pPr>
+        <w:tabs>
+          <w:tab w:val="num" w:pos="709"/>
+        </w:tabs>
+        <w:ind w:left="709" w:hanging="283"/>
+      </w:pPr>
+      <w:rPr>
+        <w:rFonts w:ascii="Symbol" w:hAnsi="Symbol" w:cs="Symbol" w:hint="default"/>
+      </w:rPr>
+    </w:lvl>
+    <w:lvl w:ilvl="1">
+      <w:start w:val="1"/>
+      <w:numFmt w:val="bullet"/>
+      <w:lvlText w:val=""/>
+      <w:lvlJc w:val="left"/>
+      <w:pPr>
+        <w:tabs>
+          <w:tab w:val="num" w:pos="1418"/>
+        </w:tabs>
+        <w:ind w:left="1418" w:hanging="283"/>
+      </w:pPr>
+      <w:rPr>
+        <w:rFonts w:ascii="Symbol" w:hAnsi="Symbol" w:cs="Symbol" w:hint="default"/>
+      </w:rPr>
+    </w:lvl>
+    <w:lvl w:ilvl="2">
+      <w:start w:val="1"/>
+      <w:numFmt w:val="bullet"/>
+      <w:lvlText w:val=""/>
+      <w:lvlJc w:val="left"/>
+      <w:pPr>
+        <w:tabs>
+          <w:tab w:val="num" w:pos="2127"/>
+        </w:tabs>
+        <w:ind w:left="2127" w:hanging="283"/>
+      </w:pPr>
+      <w:rPr>
+        <w:rFonts w:ascii="Symbol" w:hAnsi="Symbol" w:cs="Symbol" w:hint="default"/>
+      </w:rPr>
+    </w:lvl>
+    <w:lvl w:ilvl="3">
+      <w:start w:val="1"/>
+      <w:numFmt w:val="bullet"/>
+      <w:lvlText w:val=""/>
+      <w:lvlJc w:val="left"/>
+      <w:pPr>
+        <w:tabs>
+          <w:tab w:val="num" w:pos="2836"/>
+        </w:tabs>
+        <w:ind w:left="2836" w:hanging="283"/>
+      </w:pPr>
+      <w:rPr>
+        <w:rFonts w:ascii="Symbol" w:hAnsi="Symbol" w:cs="Symbol" w:hint="default"/>
+      </w:rPr>
+    </w:lvl>
+    <w:lvl w:ilvl="4">
+      <w:start w:val="1"/>
+      <w:numFmt w:val="bullet"/>
+      <w:lvlText w:val=""/>
+      <w:lvlJc w:val="left"/>
+      <w:pPr>
+        <w:tabs>
+          <w:tab w:val="num" w:pos="3545"/>
+        </w:tabs>
+        <w:ind w:left="3545" w:hanging="283"/>
+      </w:pPr>
+      <w:rPr>
+        <w:rFonts w:ascii="Symbol" w:hAnsi="Symbol" w:cs="Symbol" w:hint="default"/>
+      </w:rPr>
+    </w:lvl>
+    <w:lvl w:ilvl="5">
+      <w:start w:val="1"/>
+      <w:numFmt w:val="bullet"/>
+      <w:lvlText w:val=""/>
+      <w:lvlJc w:val="left"/>
+      <w:pPr>
+        <w:tabs>
+          <w:tab w:val="num" w:pos="4254"/>
+        </w:tabs>
+        <w:ind w:left="4254" w:hanging="283"/>
+      </w:pPr>
+      <w:rPr>
+        <w:rFonts w:ascii="Symbol" w:hAnsi="Symbol" w:cs="Symbol" w:hint="default"/>
+      </w:rPr>
+    </w:lvl>
+    <w:lvl w:ilvl="6">
+      <w:start w:val="1"/>
+      <w:numFmt w:val="bullet"/>
+      <w:lvlText w:val=""/>
+      <w:lvlJc w:val="left"/>
+      <w:pPr>
+        <w:tabs>
+          <w:tab w:val="num" w:pos="4963"/>
+        </w:tabs>
+        <w:ind w:left="4963" w:hanging="283"/>
+      </w:pPr>
+      <w:rPr>
+        <w:rFonts w:ascii="Symbol" w:hAnsi="Symbol" w:cs="Symbol" w:hint="default"/>
+      </w:rPr>
+    </w:lvl>
+    <w:lvl w:ilvl="7">
+      <w:start w:val="1"/>
+      <w:numFmt w:val="bullet"/>
+      <w:lvlText w:val=""/>
+      <w:lvlJc w:val="left"/>
+      <w:pPr>
+        <w:tabs>
+          <w:tab w:val="num" w:pos="5672"/>
+        </w:tabs>
+        <w:ind w:left="5672" w:hanging="283"/>
+      </w:pPr>
+      <w:rPr>
+        <w:rFonts w:ascii="Symbol" w:hAnsi="Symbol" w:cs="Symbol" w:hint="default"/>
+      </w:rPr>
+    </w:lvl>
+    <w:lvl w:ilvl="8">
+      <w:start w:val="1"/>
+      <w:numFmt w:val="bullet"/>
+      <w:lvlText w:val=""/>
+      <w:lvlJc w:val="left"/>
+      <w:pPr>
+        <w:tabs>
+          <w:tab w:val="num" w:pos="6381"/>
+        </w:tabs>
+        <w:ind w:left="6381" w:hanging="283"/>
+      </w:pPr>
+      <w:rPr>
+        <w:rFonts w:ascii="Symbol" w:hAnsi="Symbol" w:cs="Symbol" w:hint="default"/>
+      </w:rPr>
+    </w:lvl>
+  </w:abstractNum>
+  <w:abstractNum w:abstractNumId="3" w15:restartNumberingAfterBreak="0">
     <w:nsid w:val="1EA54961"/>
     <w:multiLevelType w:val="multilevel"/>
     <w:tmpl w:val="AE46464E"/>
@@ -2618,7 +6533,7 @@
       </w:rPr>
     </w:lvl>
   </w:abstractNum>
-  <w:abstractNum w:abstractNumId="1" w15:restartNumberingAfterBreak="0">
+  <w:abstractNum w:abstractNumId="4" w15:restartNumberingAfterBreak="0">
     <w:nsid w:val="211F51DA"/>
     <w:multiLevelType w:val="multilevel"/>
     <w:tmpl w:val="A38CA7B4"/>
@@ -2767,7 +6682,7 @@
       </w:rPr>
     </w:lvl>
   </w:abstractNum>
-  <w:abstractNum w:abstractNumId="2" w15:restartNumberingAfterBreak="0">
+  <w:abstractNum w:abstractNumId="5" w15:restartNumberingAfterBreak="0">
     <w:nsid w:val="26859BD4"/>
     <w:multiLevelType w:val="hybridMultilevel"/>
     <w:tmpl w:val="FFFFFFFF"/>
@@ -2853,7 +6768,427 @@
       </w:pPr>
     </w:lvl>
   </w:abstractNum>
-  <w:abstractNum w:abstractNumId="3" w15:restartNumberingAfterBreak="0">
+  <w:abstractNum w:abstractNumId="6" w15:restartNumberingAfterBreak="0">
+    <w:nsid w:val="285579F3"/>
+    <w:multiLevelType w:val="multilevel"/>
+    <w:tmpl w:val="44EA4FB0"/>
+    <w:lvl w:ilvl="0">
+      <w:start w:val="1"/>
+      <w:numFmt w:val="bullet"/>
+      <w:lvlText w:val=""/>
+      <w:lvlJc w:val="left"/>
+      <w:pPr>
+        <w:tabs>
+          <w:tab w:val="num" w:pos="709"/>
+        </w:tabs>
+        <w:ind w:left="709" w:hanging="283"/>
+      </w:pPr>
+      <w:rPr>
+        <w:rFonts w:ascii="Symbol" w:hAnsi="Symbol" w:cs="Symbol" w:hint="default"/>
+      </w:rPr>
+    </w:lvl>
+    <w:lvl w:ilvl="1">
+      <w:start w:val="1"/>
+      <w:numFmt w:val="bullet"/>
+      <w:lvlText w:val=""/>
+      <w:lvlJc w:val="left"/>
+      <w:pPr>
+        <w:tabs>
+          <w:tab w:val="num" w:pos="1418"/>
+        </w:tabs>
+        <w:ind w:left="1418" w:hanging="283"/>
+      </w:pPr>
+      <w:rPr>
+        <w:rFonts w:ascii="Symbol" w:hAnsi="Symbol" w:cs="Symbol" w:hint="default"/>
+      </w:rPr>
+    </w:lvl>
+    <w:lvl w:ilvl="2">
+      <w:start w:val="1"/>
+      <w:numFmt w:val="bullet"/>
+      <w:lvlText w:val=""/>
+      <w:lvlJc w:val="left"/>
+      <w:pPr>
+        <w:tabs>
+          <w:tab w:val="num" w:pos="2127"/>
+        </w:tabs>
+        <w:ind w:left="2127" w:hanging="283"/>
+      </w:pPr>
+      <w:rPr>
+        <w:rFonts w:ascii="Symbol" w:hAnsi="Symbol" w:cs="Symbol" w:hint="default"/>
+      </w:rPr>
+    </w:lvl>
+    <w:lvl w:ilvl="3">
+      <w:start w:val="1"/>
+      <w:numFmt w:val="bullet"/>
+      <w:lvlText w:val=""/>
+      <w:lvlJc w:val="left"/>
+      <w:pPr>
+        <w:tabs>
+          <w:tab w:val="num" w:pos="2836"/>
+        </w:tabs>
+        <w:ind w:left="2836" w:hanging="283"/>
+      </w:pPr>
+      <w:rPr>
+        <w:rFonts w:ascii="Symbol" w:hAnsi="Symbol" w:cs="Symbol" w:hint="default"/>
+      </w:rPr>
+    </w:lvl>
+    <w:lvl w:ilvl="4">
+      <w:start w:val="1"/>
+      <w:numFmt w:val="bullet"/>
+      <w:lvlText w:val=""/>
+      <w:lvlJc w:val="left"/>
+      <w:pPr>
+        <w:tabs>
+          <w:tab w:val="num" w:pos="3545"/>
+        </w:tabs>
+        <w:ind w:left="3545" w:hanging="283"/>
+      </w:pPr>
+      <w:rPr>
+        <w:rFonts w:ascii="Symbol" w:hAnsi="Symbol" w:cs="Symbol" w:hint="default"/>
+      </w:rPr>
+    </w:lvl>
+    <w:lvl w:ilvl="5">
+      <w:start w:val="1"/>
+      <w:numFmt w:val="bullet"/>
+      <w:lvlText w:val=""/>
+      <w:lvlJc w:val="left"/>
+      <w:pPr>
+        <w:tabs>
+          <w:tab w:val="num" w:pos="4254"/>
+        </w:tabs>
+        <w:ind w:left="4254" w:hanging="283"/>
+      </w:pPr>
+      <w:rPr>
+        <w:rFonts w:ascii="Symbol" w:hAnsi="Symbol" w:cs="Symbol" w:hint="default"/>
+      </w:rPr>
+    </w:lvl>
+    <w:lvl w:ilvl="6">
+      <w:start w:val="1"/>
+      <w:numFmt w:val="bullet"/>
+      <w:lvlText w:val=""/>
+      <w:lvlJc w:val="left"/>
+      <w:pPr>
+        <w:tabs>
+          <w:tab w:val="num" w:pos="4963"/>
+        </w:tabs>
+        <w:ind w:left="4963" w:hanging="283"/>
+      </w:pPr>
+      <w:rPr>
+        <w:rFonts w:ascii="Symbol" w:hAnsi="Symbol" w:cs="Symbol" w:hint="default"/>
+      </w:rPr>
+    </w:lvl>
+    <w:lvl w:ilvl="7">
+      <w:start w:val="1"/>
+      <w:numFmt w:val="bullet"/>
+      <w:lvlText w:val=""/>
+      <w:lvlJc w:val="left"/>
+      <w:pPr>
+        <w:tabs>
+          <w:tab w:val="num" w:pos="5672"/>
+        </w:tabs>
+        <w:ind w:left="5672" w:hanging="283"/>
+      </w:pPr>
+      <w:rPr>
+        <w:rFonts w:ascii="Symbol" w:hAnsi="Symbol" w:cs="Symbol" w:hint="default"/>
+      </w:rPr>
+    </w:lvl>
+    <w:lvl w:ilvl="8">
+      <w:start w:val="1"/>
+      <w:numFmt w:val="bullet"/>
+      <w:lvlText w:val=""/>
+      <w:lvlJc w:val="left"/>
+      <w:pPr>
+        <w:tabs>
+          <w:tab w:val="num" w:pos="6381"/>
+        </w:tabs>
+        <w:ind w:left="6381" w:hanging="283"/>
+      </w:pPr>
+      <w:rPr>
+        <w:rFonts w:ascii="Symbol" w:hAnsi="Symbol" w:cs="Symbol" w:hint="default"/>
+      </w:rPr>
+    </w:lvl>
+  </w:abstractNum>
+  <w:abstractNum w:abstractNumId="7" w15:restartNumberingAfterBreak="0">
+    <w:nsid w:val="28967045"/>
+    <w:multiLevelType w:val="multilevel"/>
+    <w:tmpl w:val="EFA42586"/>
+    <w:lvl w:ilvl="0">
+      <w:start w:val="1"/>
+      <w:numFmt w:val="bullet"/>
+      <w:lvlText w:val=""/>
+      <w:lvlJc w:val="left"/>
+      <w:pPr>
+        <w:tabs>
+          <w:tab w:val="num" w:pos="709"/>
+        </w:tabs>
+        <w:ind w:left="709" w:hanging="283"/>
+      </w:pPr>
+      <w:rPr>
+        <w:rFonts w:ascii="Symbol" w:hAnsi="Symbol" w:cs="Symbol" w:hint="default"/>
+      </w:rPr>
+    </w:lvl>
+    <w:lvl w:ilvl="1">
+      <w:start w:val="1"/>
+      <w:numFmt w:val="bullet"/>
+      <w:lvlText w:val=""/>
+      <w:lvlJc w:val="left"/>
+      <w:pPr>
+        <w:tabs>
+          <w:tab w:val="num" w:pos="1418"/>
+        </w:tabs>
+        <w:ind w:left="1418" w:hanging="283"/>
+      </w:pPr>
+      <w:rPr>
+        <w:rFonts w:ascii="Symbol" w:hAnsi="Symbol" w:cs="Symbol" w:hint="default"/>
+      </w:rPr>
+    </w:lvl>
+    <w:lvl w:ilvl="2">
+      <w:start w:val="1"/>
+      <w:numFmt w:val="bullet"/>
+      <w:lvlText w:val=""/>
+      <w:lvlJc w:val="left"/>
+      <w:pPr>
+        <w:tabs>
+          <w:tab w:val="num" w:pos="2127"/>
+        </w:tabs>
+        <w:ind w:left="2127" w:hanging="283"/>
+      </w:pPr>
+      <w:rPr>
+        <w:rFonts w:ascii="Symbol" w:hAnsi="Symbol" w:cs="Symbol" w:hint="default"/>
+      </w:rPr>
+    </w:lvl>
+    <w:lvl w:ilvl="3">
+      <w:start w:val="1"/>
+      <w:numFmt w:val="bullet"/>
+      <w:lvlText w:val=""/>
+      <w:lvlJc w:val="left"/>
+      <w:pPr>
+        <w:tabs>
+          <w:tab w:val="num" w:pos="2836"/>
+        </w:tabs>
+        <w:ind w:left="2836" w:hanging="283"/>
+      </w:pPr>
+      <w:rPr>
+        <w:rFonts w:ascii="Symbol" w:hAnsi="Symbol" w:cs="Symbol" w:hint="default"/>
+      </w:rPr>
+    </w:lvl>
+    <w:lvl w:ilvl="4">
+      <w:start w:val="1"/>
+      <w:numFmt w:val="bullet"/>
+      <w:lvlText w:val=""/>
+      <w:lvlJc w:val="left"/>
+      <w:pPr>
+        <w:tabs>
+          <w:tab w:val="num" w:pos="3545"/>
+        </w:tabs>
+        <w:ind w:left="3545" w:hanging="283"/>
+      </w:pPr>
+      <w:rPr>
+        <w:rFonts w:ascii="Symbol" w:hAnsi="Symbol" w:cs="Symbol" w:hint="default"/>
+      </w:rPr>
+    </w:lvl>
+    <w:lvl w:ilvl="5">
+      <w:start w:val="1"/>
+      <w:numFmt w:val="bullet"/>
+      <w:lvlText w:val=""/>
+      <w:lvlJc w:val="left"/>
+      <w:pPr>
+        <w:tabs>
+          <w:tab w:val="num" w:pos="4254"/>
+        </w:tabs>
+        <w:ind w:left="4254" w:hanging="283"/>
+      </w:pPr>
+      <w:rPr>
+        <w:rFonts w:ascii="Symbol" w:hAnsi="Symbol" w:cs="Symbol" w:hint="default"/>
+      </w:rPr>
+    </w:lvl>
+    <w:lvl w:ilvl="6">
+      <w:start w:val="1"/>
+      <w:numFmt w:val="bullet"/>
+      <w:lvlText w:val=""/>
+      <w:lvlJc w:val="left"/>
+      <w:pPr>
+        <w:tabs>
+          <w:tab w:val="num" w:pos="4963"/>
+        </w:tabs>
+        <w:ind w:left="4963" w:hanging="283"/>
+      </w:pPr>
+      <w:rPr>
+        <w:rFonts w:ascii="Symbol" w:hAnsi="Symbol" w:cs="Symbol" w:hint="default"/>
+      </w:rPr>
+    </w:lvl>
+    <w:lvl w:ilvl="7">
+      <w:start w:val="1"/>
+      <w:numFmt w:val="bullet"/>
+      <w:lvlText w:val=""/>
+      <w:lvlJc w:val="left"/>
+      <w:pPr>
+        <w:tabs>
+          <w:tab w:val="num" w:pos="5672"/>
+        </w:tabs>
+        <w:ind w:left="5672" w:hanging="283"/>
+      </w:pPr>
+      <w:rPr>
+        <w:rFonts w:ascii="Symbol" w:hAnsi="Symbol" w:cs="Symbol" w:hint="default"/>
+      </w:rPr>
+    </w:lvl>
+    <w:lvl w:ilvl="8">
+      <w:start w:val="1"/>
+      <w:numFmt w:val="bullet"/>
+      <w:lvlText w:val=""/>
+      <w:lvlJc w:val="left"/>
+      <w:pPr>
+        <w:tabs>
+          <w:tab w:val="num" w:pos="6381"/>
+        </w:tabs>
+        <w:ind w:left="6381" w:hanging="283"/>
+      </w:pPr>
+      <w:rPr>
+        <w:rFonts w:ascii="Symbol" w:hAnsi="Symbol" w:cs="Symbol" w:hint="default"/>
+      </w:rPr>
+    </w:lvl>
+  </w:abstractNum>
+  <w:abstractNum w:abstractNumId="8" w15:restartNumberingAfterBreak="0">
+    <w:nsid w:val="28BACBDA"/>
+    <w:multiLevelType w:val="multilevel"/>
+    <w:tmpl w:val="CB2CFC5C"/>
+    <w:lvl w:ilvl="0">
+      <w:start w:val="1"/>
+      <w:numFmt w:val="bullet"/>
+      <w:lvlText w:val=""/>
+      <w:lvlJc w:val="left"/>
+      <w:pPr>
+        <w:tabs>
+          <w:tab w:val="num" w:pos="709"/>
+        </w:tabs>
+        <w:ind w:left="709" w:hanging="283"/>
+      </w:pPr>
+      <w:rPr>
+        <w:rFonts w:ascii="Symbol" w:hAnsi="Symbol" w:cs="Symbol" w:hint="default"/>
+      </w:rPr>
+    </w:lvl>
+    <w:lvl w:ilvl="1">
+      <w:start w:val="1"/>
+      <w:numFmt w:val="bullet"/>
+      <w:lvlText w:val=""/>
+      <w:lvlJc w:val="left"/>
+      <w:pPr>
+        <w:tabs>
+          <w:tab w:val="num" w:pos="1418"/>
+        </w:tabs>
+        <w:ind w:left="1418" w:hanging="283"/>
+      </w:pPr>
+      <w:rPr>
+        <w:rFonts w:ascii="Symbol" w:hAnsi="Symbol" w:cs="Symbol" w:hint="default"/>
+      </w:rPr>
+    </w:lvl>
+    <w:lvl w:ilvl="2">
+      <w:start w:val="1"/>
+      <w:numFmt w:val="bullet"/>
+      <w:lvlText w:val=""/>
+      <w:lvlJc w:val="left"/>
+      <w:pPr>
+        <w:tabs>
+          <w:tab w:val="num" w:pos="2127"/>
+        </w:tabs>
+        <w:ind w:left="2127" w:hanging="283"/>
+      </w:pPr>
+      <w:rPr>
+        <w:rFonts w:ascii="Symbol" w:hAnsi="Symbol" w:cs="Symbol" w:hint="default"/>
+      </w:rPr>
+    </w:lvl>
+    <w:lvl w:ilvl="3">
+      <w:start w:val="1"/>
+      <w:numFmt w:val="bullet"/>
+      <w:lvlText w:val=""/>
+      <w:lvlJc w:val="left"/>
+      <w:pPr>
+        <w:tabs>
+          <w:tab w:val="num" w:pos="2836"/>
+        </w:tabs>
+        <w:ind w:left="2836" w:hanging="283"/>
+      </w:pPr>
+      <w:rPr>
+        <w:rFonts w:ascii="Symbol" w:hAnsi="Symbol" w:cs="Symbol" w:hint="default"/>
+      </w:rPr>
+    </w:lvl>
+    <w:lvl w:ilvl="4">
+      <w:start w:val="1"/>
+      <w:numFmt w:val="bullet"/>
+      <w:lvlText w:val=""/>
+      <w:lvlJc w:val="left"/>
+      <w:pPr>
+        <w:tabs>
+          <w:tab w:val="num" w:pos="3545"/>
+        </w:tabs>
+        <w:ind w:left="3545" w:hanging="283"/>
+      </w:pPr>
+      <w:rPr>
+        <w:rFonts w:ascii="Symbol" w:hAnsi="Symbol" w:cs="Symbol" w:hint="default"/>
+      </w:rPr>
+    </w:lvl>
+    <w:lvl w:ilvl="5">
+      <w:start w:val="1"/>
+      <w:numFmt w:val="bullet"/>
+      <w:lvlText w:val=""/>
+      <w:lvlJc w:val="left"/>
+      <w:pPr>
+        <w:tabs>
+          <w:tab w:val="num" w:pos="4254"/>
+        </w:tabs>
+        <w:ind w:left="4254" w:hanging="283"/>
+      </w:pPr>
+      <w:rPr>
+        <w:rFonts w:ascii="Symbol" w:hAnsi="Symbol" w:cs="Symbol" w:hint="default"/>
+      </w:rPr>
+    </w:lvl>
+    <w:lvl w:ilvl="6">
+      <w:start w:val="1"/>
+      <w:numFmt w:val="bullet"/>
+      <w:lvlText w:val=""/>
+      <w:lvlJc w:val="left"/>
+      <w:pPr>
+        <w:tabs>
+          <w:tab w:val="num" w:pos="4963"/>
+        </w:tabs>
+        <w:ind w:left="4963" w:hanging="283"/>
+      </w:pPr>
+      <w:rPr>
+        <w:rFonts w:ascii="Symbol" w:hAnsi="Symbol" w:cs="Symbol" w:hint="default"/>
+      </w:rPr>
+    </w:lvl>
+    <w:lvl w:ilvl="7">
+      <w:start w:val="1"/>
+      <w:numFmt w:val="bullet"/>
+      <w:lvlText w:val=""/>
+      <w:lvlJc w:val="left"/>
+      <w:pPr>
+        <w:tabs>
+          <w:tab w:val="num" w:pos="5672"/>
+        </w:tabs>
+        <w:ind w:left="5672" w:hanging="283"/>
+      </w:pPr>
+      <w:rPr>
+        <w:rFonts w:ascii="Symbol" w:hAnsi="Symbol" w:cs="Symbol" w:hint="default"/>
+      </w:rPr>
+    </w:lvl>
+    <w:lvl w:ilvl="8">
+      <w:start w:val="1"/>
+      <w:numFmt w:val="bullet"/>
+      <w:lvlText w:val=""/>
+      <w:lvlJc w:val="left"/>
+      <w:pPr>
+        <w:tabs>
+          <w:tab w:val="num" w:pos="6381"/>
+        </w:tabs>
+        <w:ind w:left="6381" w:hanging="283"/>
+      </w:pPr>
+      <w:rPr>
+        <w:rFonts w:ascii="Symbol" w:hAnsi="Symbol" w:cs="Symbol" w:hint="default"/>
+      </w:rPr>
+    </w:lvl>
+  </w:abstractNum>
+  <w:abstractNum w:abstractNumId="9" w15:restartNumberingAfterBreak="0">
     <w:nsid w:val="2D8F7A0B"/>
     <w:multiLevelType w:val="multilevel"/>
     <w:tmpl w:val="940C1430"/>
@@ -3002,7 +7337,1014 @@
       </w:rPr>
     </w:lvl>
   </w:abstractNum>
-  <w:abstractNum w:abstractNumId="4" w15:restartNumberingAfterBreak="0">
+  <w:abstractNum w:abstractNumId="10" w15:restartNumberingAfterBreak="0">
+    <w:nsid w:val="2F15A8D9"/>
+    <w:multiLevelType w:val="multilevel"/>
+    <w:tmpl w:val="EC10E362"/>
+    <w:lvl w:ilvl="0">
+      <w:start w:val="1"/>
+      <w:numFmt w:val="bullet"/>
+      <w:lvlText w:val=""/>
+      <w:lvlJc w:val="left"/>
+      <w:pPr>
+        <w:tabs>
+          <w:tab w:val="num" w:pos="720"/>
+        </w:tabs>
+        <w:ind w:left="720" w:hanging="360"/>
+      </w:pPr>
+      <w:rPr>
+        <w:rFonts w:ascii="Symbol" w:hAnsi="Symbol" w:cs="Symbol" w:hint="default"/>
+        <w:sz w:val="20"/>
+      </w:rPr>
+    </w:lvl>
+    <w:lvl w:ilvl="1">
+      <w:start w:val="1"/>
+      <w:numFmt w:val="bullet"/>
+      <w:lvlText w:val="o"/>
+      <w:lvlJc w:val="left"/>
+      <w:pPr>
+        <w:tabs>
+          <w:tab w:val="num" w:pos="1440"/>
+        </w:tabs>
+        <w:ind w:left="1440" w:hanging="360"/>
+      </w:pPr>
+      <w:rPr>
+        <w:rFonts w:ascii="Courier New" w:hAnsi="Courier New" w:cs="Courier New" w:hint="default"/>
+        <w:sz w:val="20"/>
+      </w:rPr>
+    </w:lvl>
+    <w:lvl w:ilvl="2">
+      <w:start w:val="1"/>
+      <w:numFmt w:val="bullet"/>
+      <w:lvlText w:val=""/>
+      <w:lvlJc w:val="left"/>
+      <w:pPr>
+        <w:tabs>
+          <w:tab w:val="num" w:pos="2160"/>
+        </w:tabs>
+        <w:ind w:left="2160" w:hanging="360"/>
+      </w:pPr>
+      <w:rPr>
+        <w:rFonts w:ascii="Wingdings" w:hAnsi="Wingdings" w:cs="Wingdings" w:hint="default"/>
+        <w:sz w:val="20"/>
+      </w:rPr>
+    </w:lvl>
+    <w:lvl w:ilvl="3">
+      <w:start w:val="1"/>
+      <w:numFmt w:val="bullet"/>
+      <w:lvlText w:val=""/>
+      <w:lvlJc w:val="left"/>
+      <w:pPr>
+        <w:tabs>
+          <w:tab w:val="num" w:pos="2880"/>
+        </w:tabs>
+        <w:ind w:left="2880" w:hanging="360"/>
+      </w:pPr>
+      <w:rPr>
+        <w:rFonts w:ascii="Wingdings" w:hAnsi="Wingdings" w:cs="Wingdings" w:hint="default"/>
+        <w:sz w:val="20"/>
+      </w:rPr>
+    </w:lvl>
+    <w:lvl w:ilvl="4">
+      <w:start w:val="1"/>
+      <w:numFmt w:val="bullet"/>
+      <w:lvlText w:val=""/>
+      <w:lvlJc w:val="left"/>
+      <w:pPr>
+        <w:tabs>
+          <w:tab w:val="num" w:pos="3600"/>
+        </w:tabs>
+        <w:ind w:left="3600" w:hanging="360"/>
+      </w:pPr>
+      <w:rPr>
+        <w:rFonts w:ascii="Wingdings" w:hAnsi="Wingdings" w:cs="Wingdings" w:hint="default"/>
+        <w:sz w:val="20"/>
+      </w:rPr>
+    </w:lvl>
+    <w:lvl w:ilvl="5">
+      <w:start w:val="1"/>
+      <w:numFmt w:val="bullet"/>
+      <w:lvlText w:val=""/>
+      <w:lvlJc w:val="left"/>
+      <w:pPr>
+        <w:tabs>
+          <w:tab w:val="num" w:pos="4320"/>
+        </w:tabs>
+        <w:ind w:left="4320" w:hanging="360"/>
+      </w:pPr>
+      <w:rPr>
+        <w:rFonts w:ascii="Wingdings" w:hAnsi="Wingdings" w:cs="Wingdings" w:hint="default"/>
+        <w:sz w:val="20"/>
+      </w:rPr>
+    </w:lvl>
+    <w:lvl w:ilvl="6">
+      <w:start w:val="1"/>
+      <w:numFmt w:val="bullet"/>
+      <w:lvlText w:val=""/>
+      <w:lvlJc w:val="left"/>
+      <w:pPr>
+        <w:tabs>
+          <w:tab w:val="num" w:pos="5040"/>
+        </w:tabs>
+        <w:ind w:left="5040" w:hanging="360"/>
+      </w:pPr>
+      <w:rPr>
+        <w:rFonts w:ascii="Wingdings" w:hAnsi="Wingdings" w:cs="Wingdings" w:hint="default"/>
+        <w:sz w:val="20"/>
+      </w:rPr>
+    </w:lvl>
+    <w:lvl w:ilvl="7">
+      <w:start w:val="1"/>
+      <w:numFmt w:val="bullet"/>
+      <w:lvlText w:val=""/>
+      <w:lvlJc w:val="left"/>
+      <w:pPr>
+        <w:tabs>
+          <w:tab w:val="num" w:pos="5760"/>
+        </w:tabs>
+        <w:ind w:left="5760" w:hanging="360"/>
+      </w:pPr>
+      <w:rPr>
+        <w:rFonts w:ascii="Wingdings" w:hAnsi="Wingdings" w:cs="Wingdings" w:hint="default"/>
+        <w:sz w:val="20"/>
+      </w:rPr>
+    </w:lvl>
+    <w:lvl w:ilvl="8">
+      <w:start w:val="1"/>
+      <w:numFmt w:val="bullet"/>
+      <w:lvlText w:val=""/>
+      <w:lvlJc w:val="left"/>
+      <w:pPr>
+        <w:tabs>
+          <w:tab w:val="num" w:pos="6480"/>
+        </w:tabs>
+        <w:ind w:left="6480" w:hanging="360"/>
+      </w:pPr>
+      <w:rPr>
+        <w:rFonts w:ascii="Wingdings" w:hAnsi="Wingdings" w:cs="Wingdings" w:hint="default"/>
+        <w:sz w:val="20"/>
+      </w:rPr>
+    </w:lvl>
+  </w:abstractNum>
+  <w:abstractNum w:abstractNumId="11" w15:restartNumberingAfterBreak="0">
+    <w:nsid w:val="32614EC7"/>
+    <w:multiLevelType w:val="multilevel"/>
+    <w:tmpl w:val="7ADE08E0"/>
+    <w:lvl w:ilvl="0">
+      <w:start w:val="1"/>
+      <w:numFmt w:val="bullet"/>
+      <w:lvlText w:val=""/>
+      <w:lvlJc w:val="left"/>
+      <w:pPr>
+        <w:tabs>
+          <w:tab w:val="num" w:pos="709"/>
+        </w:tabs>
+        <w:ind w:left="709" w:hanging="283"/>
+      </w:pPr>
+      <w:rPr>
+        <w:rFonts w:ascii="Symbol" w:hAnsi="Symbol" w:cs="Symbol" w:hint="default"/>
+      </w:rPr>
+    </w:lvl>
+    <w:lvl w:ilvl="1">
+      <w:start w:val="1"/>
+      <w:numFmt w:val="bullet"/>
+      <w:lvlText w:val=""/>
+      <w:lvlJc w:val="left"/>
+      <w:pPr>
+        <w:tabs>
+          <w:tab w:val="num" w:pos="1418"/>
+        </w:tabs>
+        <w:ind w:left="1418" w:hanging="283"/>
+      </w:pPr>
+      <w:rPr>
+        <w:rFonts w:ascii="Symbol" w:hAnsi="Symbol" w:cs="Symbol" w:hint="default"/>
+      </w:rPr>
+    </w:lvl>
+    <w:lvl w:ilvl="2">
+      <w:start w:val="1"/>
+      <w:numFmt w:val="bullet"/>
+      <w:lvlText w:val=""/>
+      <w:lvlJc w:val="left"/>
+      <w:pPr>
+        <w:tabs>
+          <w:tab w:val="num" w:pos="2127"/>
+        </w:tabs>
+        <w:ind w:left="2127" w:hanging="283"/>
+      </w:pPr>
+      <w:rPr>
+        <w:rFonts w:ascii="Symbol" w:hAnsi="Symbol" w:cs="Symbol" w:hint="default"/>
+      </w:rPr>
+    </w:lvl>
+    <w:lvl w:ilvl="3">
+      <w:start w:val="1"/>
+      <w:numFmt w:val="bullet"/>
+      <w:lvlText w:val=""/>
+      <w:lvlJc w:val="left"/>
+      <w:pPr>
+        <w:tabs>
+          <w:tab w:val="num" w:pos="2836"/>
+        </w:tabs>
+        <w:ind w:left="2836" w:hanging="283"/>
+      </w:pPr>
+      <w:rPr>
+        <w:rFonts w:ascii="Symbol" w:hAnsi="Symbol" w:cs="Symbol" w:hint="default"/>
+      </w:rPr>
+    </w:lvl>
+    <w:lvl w:ilvl="4">
+      <w:start w:val="1"/>
+      <w:numFmt w:val="bullet"/>
+      <w:lvlText w:val=""/>
+      <w:lvlJc w:val="left"/>
+      <w:pPr>
+        <w:tabs>
+          <w:tab w:val="num" w:pos="3545"/>
+        </w:tabs>
+        <w:ind w:left="3545" w:hanging="283"/>
+      </w:pPr>
+      <w:rPr>
+        <w:rFonts w:ascii="Symbol" w:hAnsi="Symbol" w:cs="Symbol" w:hint="default"/>
+      </w:rPr>
+    </w:lvl>
+    <w:lvl w:ilvl="5">
+      <w:start w:val="1"/>
+      <w:numFmt w:val="bullet"/>
+      <w:lvlText w:val=""/>
+      <w:lvlJc w:val="left"/>
+      <w:pPr>
+        <w:tabs>
+          <w:tab w:val="num" w:pos="4254"/>
+        </w:tabs>
+        <w:ind w:left="4254" w:hanging="283"/>
+      </w:pPr>
+      <w:rPr>
+        <w:rFonts w:ascii="Symbol" w:hAnsi="Symbol" w:cs="Symbol" w:hint="default"/>
+      </w:rPr>
+    </w:lvl>
+    <w:lvl w:ilvl="6">
+      <w:start w:val="1"/>
+      <w:numFmt w:val="bullet"/>
+      <w:lvlText w:val=""/>
+      <w:lvlJc w:val="left"/>
+      <w:pPr>
+        <w:tabs>
+          <w:tab w:val="num" w:pos="4963"/>
+        </w:tabs>
+        <w:ind w:left="4963" w:hanging="283"/>
+      </w:pPr>
+      <w:rPr>
+        <w:rFonts w:ascii="Symbol" w:hAnsi="Symbol" w:cs="Symbol" w:hint="default"/>
+      </w:rPr>
+    </w:lvl>
+    <w:lvl w:ilvl="7">
+      <w:start w:val="1"/>
+      <w:numFmt w:val="bullet"/>
+      <w:lvlText w:val=""/>
+      <w:lvlJc w:val="left"/>
+      <w:pPr>
+        <w:tabs>
+          <w:tab w:val="num" w:pos="5672"/>
+        </w:tabs>
+        <w:ind w:left="5672" w:hanging="283"/>
+      </w:pPr>
+      <w:rPr>
+        <w:rFonts w:ascii="Symbol" w:hAnsi="Symbol" w:cs="Symbol" w:hint="default"/>
+      </w:rPr>
+    </w:lvl>
+    <w:lvl w:ilvl="8">
+      <w:start w:val="1"/>
+      <w:numFmt w:val="bullet"/>
+      <w:lvlText w:val=""/>
+      <w:lvlJc w:val="left"/>
+      <w:pPr>
+        <w:tabs>
+          <w:tab w:val="num" w:pos="6381"/>
+        </w:tabs>
+        <w:ind w:left="6381" w:hanging="283"/>
+      </w:pPr>
+      <w:rPr>
+        <w:rFonts w:ascii="Symbol" w:hAnsi="Symbol" w:cs="Symbol" w:hint="default"/>
+      </w:rPr>
+    </w:lvl>
+  </w:abstractNum>
+  <w:abstractNum w:abstractNumId="12" w15:restartNumberingAfterBreak="0">
+    <w:nsid w:val="33CA9BC5"/>
+    <w:multiLevelType w:val="multilevel"/>
+    <w:tmpl w:val="52D888D0"/>
+    <w:lvl w:ilvl="0">
+      <w:start w:val="1"/>
+      <w:numFmt w:val="bullet"/>
+      <w:lvlText w:val=""/>
+      <w:lvlJc w:val="left"/>
+      <w:pPr>
+        <w:tabs>
+          <w:tab w:val="num" w:pos="0"/>
+        </w:tabs>
+        <w:ind w:left="720" w:hanging="360"/>
+      </w:pPr>
+      <w:rPr>
+        <w:rFonts w:ascii="Symbol" w:hAnsi="Symbol" w:cs="Symbol" w:hint="default"/>
+      </w:rPr>
+    </w:lvl>
+    <w:lvl w:ilvl="1">
+      <w:start w:val="1"/>
+      <w:numFmt w:val="bullet"/>
+      <w:lvlText w:val="o"/>
+      <w:lvlJc w:val="left"/>
+      <w:pPr>
+        <w:tabs>
+          <w:tab w:val="num" w:pos="0"/>
+        </w:tabs>
+        <w:ind w:left="1440" w:hanging="360"/>
+      </w:pPr>
+      <w:rPr>
+        <w:rFonts w:ascii="Courier New" w:hAnsi="Courier New" w:cs="Courier New" w:hint="default"/>
+      </w:rPr>
+    </w:lvl>
+    <w:lvl w:ilvl="2">
+      <w:start w:val="1"/>
+      <w:numFmt w:val="bullet"/>
+      <w:lvlText w:val=""/>
+      <w:lvlJc w:val="left"/>
+      <w:pPr>
+        <w:tabs>
+          <w:tab w:val="num" w:pos="0"/>
+        </w:tabs>
+        <w:ind w:left="2160" w:hanging="360"/>
+      </w:pPr>
+      <w:rPr>
+        <w:rFonts w:ascii="Wingdings" w:hAnsi="Wingdings" w:cs="Wingdings" w:hint="default"/>
+      </w:rPr>
+    </w:lvl>
+    <w:lvl w:ilvl="3">
+      <w:start w:val="1"/>
+      <w:numFmt w:val="bullet"/>
+      <w:lvlText w:val=""/>
+      <w:lvlJc w:val="left"/>
+      <w:pPr>
+        <w:tabs>
+          <w:tab w:val="num" w:pos="0"/>
+        </w:tabs>
+        <w:ind w:left="2880" w:hanging="360"/>
+      </w:pPr>
+      <w:rPr>
+        <w:rFonts w:ascii="Symbol" w:hAnsi="Symbol" w:cs="Symbol" w:hint="default"/>
+      </w:rPr>
+    </w:lvl>
+    <w:lvl w:ilvl="4">
+      <w:start w:val="1"/>
+      <w:numFmt w:val="bullet"/>
+      <w:lvlText w:val="o"/>
+      <w:lvlJc w:val="left"/>
+      <w:pPr>
+        <w:tabs>
+          <w:tab w:val="num" w:pos="0"/>
+        </w:tabs>
+        <w:ind w:left="3600" w:hanging="360"/>
+      </w:pPr>
+      <w:rPr>
+        <w:rFonts w:ascii="Courier New" w:hAnsi="Courier New" w:cs="Courier New" w:hint="default"/>
+      </w:rPr>
+    </w:lvl>
+    <w:lvl w:ilvl="5">
+      <w:start w:val="1"/>
+      <w:numFmt w:val="bullet"/>
+      <w:lvlText w:val=""/>
+      <w:lvlJc w:val="left"/>
+      <w:pPr>
+        <w:tabs>
+          <w:tab w:val="num" w:pos="0"/>
+        </w:tabs>
+        <w:ind w:left="4320" w:hanging="360"/>
+      </w:pPr>
+      <w:rPr>
+        <w:rFonts w:ascii="Wingdings" w:hAnsi="Wingdings" w:cs="Wingdings" w:hint="default"/>
+      </w:rPr>
+    </w:lvl>
+    <w:lvl w:ilvl="6">
+      <w:start w:val="1"/>
+      <w:numFmt w:val="bullet"/>
+      <w:lvlText w:val=""/>
+      <w:lvlJc w:val="left"/>
+      <w:pPr>
+        <w:tabs>
+          <w:tab w:val="num" w:pos="0"/>
+        </w:tabs>
+        <w:ind w:left="5040" w:hanging="360"/>
+      </w:pPr>
+      <w:rPr>
+        <w:rFonts w:ascii="Symbol" w:hAnsi="Symbol" w:cs="Symbol" w:hint="default"/>
+      </w:rPr>
+    </w:lvl>
+    <w:lvl w:ilvl="7">
+      <w:start w:val="1"/>
+      <w:numFmt w:val="bullet"/>
+      <w:lvlText w:val="o"/>
+      <w:lvlJc w:val="left"/>
+      <w:pPr>
+        <w:tabs>
+          <w:tab w:val="num" w:pos="0"/>
+        </w:tabs>
+        <w:ind w:left="5760" w:hanging="360"/>
+      </w:pPr>
+      <w:rPr>
+        <w:rFonts w:ascii="Courier New" w:hAnsi="Courier New" w:cs="Courier New" w:hint="default"/>
+      </w:rPr>
+    </w:lvl>
+    <w:lvl w:ilvl="8">
+      <w:start w:val="1"/>
+      <w:numFmt w:val="bullet"/>
+      <w:lvlText w:val=""/>
+      <w:lvlJc w:val="left"/>
+      <w:pPr>
+        <w:tabs>
+          <w:tab w:val="num" w:pos="0"/>
+        </w:tabs>
+        <w:ind w:left="6480" w:hanging="360"/>
+      </w:pPr>
+      <w:rPr>
+        <w:rFonts w:ascii="Wingdings" w:hAnsi="Wingdings" w:cs="Wingdings" w:hint="default"/>
+      </w:rPr>
+    </w:lvl>
+  </w:abstractNum>
+  <w:abstractNum w:abstractNumId="13" w15:restartNumberingAfterBreak="0">
+    <w:nsid w:val="3B0E9ABE"/>
+    <w:multiLevelType w:val="multilevel"/>
+    <w:tmpl w:val="8834A088"/>
+    <w:lvl w:ilvl="0">
+      <w:start w:val="1"/>
+      <w:numFmt w:val="bullet"/>
+      <w:lvlText w:val=""/>
+      <w:lvlJc w:val="left"/>
+      <w:pPr>
+        <w:tabs>
+          <w:tab w:val="num" w:pos="0"/>
+        </w:tabs>
+        <w:ind w:left="720" w:hanging="360"/>
+      </w:pPr>
+      <w:rPr>
+        <w:rFonts w:ascii="Symbol" w:hAnsi="Symbol" w:cs="Symbol" w:hint="default"/>
+      </w:rPr>
+    </w:lvl>
+    <w:lvl w:ilvl="1">
+      <w:start w:val="1"/>
+      <w:numFmt w:val="bullet"/>
+      <w:lvlText w:val="o"/>
+      <w:lvlJc w:val="left"/>
+      <w:pPr>
+        <w:tabs>
+          <w:tab w:val="num" w:pos="0"/>
+        </w:tabs>
+        <w:ind w:left="1440" w:hanging="360"/>
+      </w:pPr>
+      <w:rPr>
+        <w:rFonts w:ascii="Courier New" w:hAnsi="Courier New" w:cs="Courier New" w:hint="default"/>
+      </w:rPr>
+    </w:lvl>
+    <w:lvl w:ilvl="2">
+      <w:start w:val="1"/>
+      <w:numFmt w:val="bullet"/>
+      <w:lvlText w:val=""/>
+      <w:lvlJc w:val="left"/>
+      <w:pPr>
+        <w:tabs>
+          <w:tab w:val="num" w:pos="0"/>
+        </w:tabs>
+        <w:ind w:left="2160" w:hanging="360"/>
+      </w:pPr>
+      <w:rPr>
+        <w:rFonts w:ascii="Wingdings" w:hAnsi="Wingdings" w:cs="Wingdings" w:hint="default"/>
+      </w:rPr>
+    </w:lvl>
+    <w:lvl w:ilvl="3">
+      <w:start w:val="1"/>
+      <w:numFmt w:val="bullet"/>
+      <w:lvlText w:val=""/>
+      <w:lvlJc w:val="left"/>
+      <w:pPr>
+        <w:tabs>
+          <w:tab w:val="num" w:pos="0"/>
+        </w:tabs>
+        <w:ind w:left="2880" w:hanging="360"/>
+      </w:pPr>
+      <w:rPr>
+        <w:rFonts w:ascii="Symbol" w:hAnsi="Symbol" w:cs="Symbol" w:hint="default"/>
+      </w:rPr>
+    </w:lvl>
+    <w:lvl w:ilvl="4">
+      <w:start w:val="1"/>
+      <w:numFmt w:val="bullet"/>
+      <w:lvlText w:val="o"/>
+      <w:lvlJc w:val="left"/>
+      <w:pPr>
+        <w:tabs>
+          <w:tab w:val="num" w:pos="0"/>
+        </w:tabs>
+        <w:ind w:left="3600" w:hanging="360"/>
+      </w:pPr>
+      <w:rPr>
+        <w:rFonts w:ascii="Courier New" w:hAnsi="Courier New" w:cs="Courier New" w:hint="default"/>
+      </w:rPr>
+    </w:lvl>
+    <w:lvl w:ilvl="5">
+      <w:start w:val="1"/>
+      <w:numFmt w:val="bullet"/>
+      <w:lvlText w:val=""/>
+      <w:lvlJc w:val="left"/>
+      <w:pPr>
+        <w:tabs>
+          <w:tab w:val="num" w:pos="0"/>
+        </w:tabs>
+        <w:ind w:left="4320" w:hanging="360"/>
+      </w:pPr>
+      <w:rPr>
+        <w:rFonts w:ascii="Wingdings" w:hAnsi="Wingdings" w:cs="Wingdings" w:hint="default"/>
+      </w:rPr>
+    </w:lvl>
+    <w:lvl w:ilvl="6">
+      <w:start w:val="1"/>
+      <w:numFmt w:val="bullet"/>
+      <w:lvlText w:val=""/>
+      <w:lvlJc w:val="left"/>
+      <w:pPr>
+        <w:tabs>
+          <w:tab w:val="num" w:pos="0"/>
+        </w:tabs>
+        <w:ind w:left="5040" w:hanging="360"/>
+      </w:pPr>
+      <w:rPr>
+        <w:rFonts w:ascii="Symbol" w:hAnsi="Symbol" w:cs="Symbol" w:hint="default"/>
+      </w:rPr>
+    </w:lvl>
+    <w:lvl w:ilvl="7">
+      <w:start w:val="1"/>
+      <w:numFmt w:val="bullet"/>
+      <w:lvlText w:val="o"/>
+      <w:lvlJc w:val="left"/>
+      <w:pPr>
+        <w:tabs>
+          <w:tab w:val="num" w:pos="0"/>
+        </w:tabs>
+        <w:ind w:left="5760" w:hanging="360"/>
+      </w:pPr>
+      <w:rPr>
+        <w:rFonts w:ascii="Courier New" w:hAnsi="Courier New" w:cs="Courier New" w:hint="default"/>
+      </w:rPr>
+    </w:lvl>
+    <w:lvl w:ilvl="8">
+      <w:start w:val="1"/>
+      <w:numFmt w:val="bullet"/>
+      <w:lvlText w:val=""/>
+      <w:lvlJc w:val="left"/>
+      <w:pPr>
+        <w:tabs>
+          <w:tab w:val="num" w:pos="0"/>
+        </w:tabs>
+        <w:ind w:left="6480" w:hanging="360"/>
+      </w:pPr>
+      <w:rPr>
+        <w:rFonts w:ascii="Wingdings" w:hAnsi="Wingdings" w:cs="Wingdings" w:hint="default"/>
+      </w:rPr>
+    </w:lvl>
+  </w:abstractNum>
+  <w:abstractNum w:abstractNumId="14" w15:restartNumberingAfterBreak="0">
+    <w:nsid w:val="3B5DC83F"/>
+    <w:multiLevelType w:val="multilevel"/>
+    <w:tmpl w:val="E74026D6"/>
+    <w:lvl w:ilvl="0">
+      <w:start w:val="1"/>
+      <w:numFmt w:val="bullet"/>
+      <w:lvlText w:val=""/>
+      <w:lvlJc w:val="left"/>
+      <w:pPr>
+        <w:tabs>
+          <w:tab w:val="num" w:pos="720"/>
+        </w:tabs>
+        <w:ind w:left="720" w:hanging="360"/>
+      </w:pPr>
+      <w:rPr>
+        <w:rFonts w:ascii="Symbol" w:hAnsi="Symbol" w:cs="Symbol" w:hint="default"/>
+        <w:sz w:val="20"/>
+      </w:rPr>
+    </w:lvl>
+    <w:lvl w:ilvl="1">
+      <w:start w:val="1"/>
+      <w:numFmt w:val="bullet"/>
+      <w:lvlText w:val="o"/>
+      <w:lvlJc w:val="left"/>
+      <w:pPr>
+        <w:tabs>
+          <w:tab w:val="num" w:pos="1440"/>
+        </w:tabs>
+        <w:ind w:left="1440" w:hanging="360"/>
+      </w:pPr>
+      <w:rPr>
+        <w:rFonts w:ascii="Courier New" w:hAnsi="Courier New" w:cs="Courier New" w:hint="default"/>
+        <w:sz w:val="20"/>
+      </w:rPr>
+    </w:lvl>
+    <w:lvl w:ilvl="2">
+      <w:start w:val="1"/>
+      <w:numFmt w:val="bullet"/>
+      <w:lvlText w:val=""/>
+      <w:lvlJc w:val="left"/>
+      <w:pPr>
+        <w:tabs>
+          <w:tab w:val="num" w:pos="2160"/>
+        </w:tabs>
+        <w:ind w:left="2160" w:hanging="360"/>
+      </w:pPr>
+      <w:rPr>
+        <w:rFonts w:ascii="Wingdings" w:hAnsi="Wingdings" w:cs="Wingdings" w:hint="default"/>
+        <w:sz w:val="20"/>
+      </w:rPr>
+    </w:lvl>
+    <w:lvl w:ilvl="3">
+      <w:start w:val="1"/>
+      <w:numFmt w:val="bullet"/>
+      <w:lvlText w:val=""/>
+      <w:lvlJc w:val="left"/>
+      <w:pPr>
+        <w:tabs>
+          <w:tab w:val="num" w:pos="2880"/>
+        </w:tabs>
+        <w:ind w:left="2880" w:hanging="360"/>
+      </w:pPr>
+      <w:rPr>
+        <w:rFonts w:ascii="Wingdings" w:hAnsi="Wingdings" w:cs="Wingdings" w:hint="default"/>
+        <w:sz w:val="20"/>
+      </w:rPr>
+    </w:lvl>
+    <w:lvl w:ilvl="4">
+      <w:start w:val="1"/>
+      <w:numFmt w:val="bullet"/>
+      <w:lvlText w:val=""/>
+      <w:lvlJc w:val="left"/>
+      <w:pPr>
+        <w:tabs>
+          <w:tab w:val="num" w:pos="3600"/>
+        </w:tabs>
+        <w:ind w:left="3600" w:hanging="360"/>
+      </w:pPr>
+      <w:rPr>
+        <w:rFonts w:ascii="Wingdings" w:hAnsi="Wingdings" w:cs="Wingdings" w:hint="default"/>
+        <w:sz w:val="20"/>
+      </w:rPr>
+    </w:lvl>
+    <w:lvl w:ilvl="5">
+      <w:start w:val="1"/>
+      <w:numFmt w:val="bullet"/>
+      <w:lvlText w:val=""/>
+      <w:lvlJc w:val="left"/>
+      <w:pPr>
+        <w:tabs>
+          <w:tab w:val="num" w:pos="4320"/>
+        </w:tabs>
+        <w:ind w:left="4320" w:hanging="360"/>
+      </w:pPr>
+      <w:rPr>
+        <w:rFonts w:ascii="Wingdings" w:hAnsi="Wingdings" w:cs="Wingdings" w:hint="default"/>
+        <w:sz w:val="20"/>
+      </w:rPr>
+    </w:lvl>
+    <w:lvl w:ilvl="6">
+      <w:start w:val="1"/>
+      <w:numFmt w:val="bullet"/>
+      <w:lvlText w:val=""/>
+      <w:lvlJc w:val="left"/>
+      <w:pPr>
+        <w:tabs>
+          <w:tab w:val="num" w:pos="5040"/>
+        </w:tabs>
+        <w:ind w:left="5040" w:hanging="360"/>
+      </w:pPr>
+      <w:rPr>
+        <w:rFonts w:ascii="Wingdings" w:hAnsi="Wingdings" w:cs="Wingdings" w:hint="default"/>
+        <w:sz w:val="20"/>
+      </w:rPr>
+    </w:lvl>
+    <w:lvl w:ilvl="7">
+      <w:start w:val="1"/>
+      <w:numFmt w:val="bullet"/>
+      <w:lvlText w:val=""/>
+      <w:lvlJc w:val="left"/>
+      <w:pPr>
+        <w:tabs>
+          <w:tab w:val="num" w:pos="5760"/>
+        </w:tabs>
+        <w:ind w:left="5760" w:hanging="360"/>
+      </w:pPr>
+      <w:rPr>
+        <w:rFonts w:ascii="Wingdings" w:hAnsi="Wingdings" w:cs="Wingdings" w:hint="default"/>
+        <w:sz w:val="20"/>
+      </w:rPr>
+    </w:lvl>
+    <w:lvl w:ilvl="8">
+      <w:start w:val="1"/>
+      <w:numFmt w:val="bullet"/>
+      <w:lvlText w:val=""/>
+      <w:lvlJc w:val="left"/>
+      <w:pPr>
+        <w:tabs>
+          <w:tab w:val="num" w:pos="6480"/>
+        </w:tabs>
+        <w:ind w:left="6480" w:hanging="360"/>
+      </w:pPr>
+      <w:rPr>
+        <w:rFonts w:ascii="Wingdings" w:hAnsi="Wingdings" w:cs="Wingdings" w:hint="default"/>
+        <w:sz w:val="20"/>
+      </w:rPr>
+    </w:lvl>
+  </w:abstractNum>
+  <w:abstractNum w:abstractNumId="15" w15:restartNumberingAfterBreak="0">
+    <w:nsid w:val="46F84FD5"/>
+    <w:multiLevelType w:val="multilevel"/>
+    <w:tmpl w:val="624C7D9C"/>
+    <w:lvl w:ilvl="0">
+      <w:start w:val="1"/>
+      <w:numFmt w:val="bullet"/>
+      <w:lvlText w:val=""/>
+      <w:lvlJc w:val="left"/>
+      <w:pPr>
+        <w:tabs>
+          <w:tab w:val="num" w:pos="720"/>
+        </w:tabs>
+        <w:ind w:left="720" w:hanging="360"/>
+      </w:pPr>
+      <w:rPr>
+        <w:rFonts w:ascii="Symbol" w:hAnsi="Symbol" w:cs="Symbol" w:hint="default"/>
+        <w:sz w:val="20"/>
+      </w:rPr>
+    </w:lvl>
+    <w:lvl w:ilvl="1">
+      <w:start w:val="1"/>
+      <w:numFmt w:val="bullet"/>
+      <w:lvlText w:val="o"/>
+      <w:lvlJc w:val="left"/>
+      <w:pPr>
+        <w:tabs>
+          <w:tab w:val="num" w:pos="1440"/>
+        </w:tabs>
+        <w:ind w:left="1440" w:hanging="360"/>
+      </w:pPr>
+      <w:rPr>
+        <w:rFonts w:ascii="Courier New" w:hAnsi="Courier New" w:cs="Courier New" w:hint="default"/>
+        <w:sz w:val="20"/>
+      </w:rPr>
+    </w:lvl>
+    <w:lvl w:ilvl="2">
+      <w:start w:val="1"/>
+      <w:numFmt w:val="bullet"/>
+      <w:lvlText w:val=""/>
+      <w:lvlJc w:val="left"/>
+      <w:pPr>
+        <w:tabs>
+          <w:tab w:val="num" w:pos="2160"/>
+        </w:tabs>
+        <w:ind w:left="2160" w:hanging="360"/>
+      </w:pPr>
+      <w:rPr>
+        <w:rFonts w:ascii="Wingdings" w:hAnsi="Wingdings" w:cs="Wingdings" w:hint="default"/>
+        <w:sz w:val="20"/>
+      </w:rPr>
+    </w:lvl>
+    <w:lvl w:ilvl="3">
+      <w:start w:val="1"/>
+      <w:numFmt w:val="bullet"/>
+      <w:lvlText w:val=""/>
+      <w:lvlJc w:val="left"/>
+      <w:pPr>
+        <w:tabs>
+          <w:tab w:val="num" w:pos="2880"/>
+        </w:tabs>
+        <w:ind w:left="2880" w:hanging="360"/>
+      </w:pPr>
+      <w:rPr>
+        <w:rFonts w:ascii="Wingdings" w:hAnsi="Wingdings" w:cs="Wingdings" w:hint="default"/>
+        <w:sz w:val="20"/>
+      </w:rPr>
+    </w:lvl>
+    <w:lvl w:ilvl="4">
+      <w:start w:val="1"/>
+      <w:numFmt w:val="bullet"/>
+      <w:lvlText w:val=""/>
+      <w:lvlJc w:val="left"/>
+      <w:pPr>
+        <w:tabs>
+          <w:tab w:val="num" w:pos="3600"/>
+        </w:tabs>
+        <w:ind w:left="3600" w:hanging="360"/>
+      </w:pPr>
+      <w:rPr>
+        <w:rFonts w:ascii="Wingdings" w:hAnsi="Wingdings" w:cs="Wingdings" w:hint="default"/>
+        <w:sz w:val="20"/>
+      </w:rPr>
+    </w:lvl>
+    <w:lvl w:ilvl="5">
+      <w:start w:val="1"/>
+      <w:numFmt w:val="bullet"/>
+      <w:lvlText w:val=""/>
+      <w:lvlJc w:val="left"/>
+      <w:pPr>
+        <w:tabs>
+          <w:tab w:val="num" w:pos="4320"/>
+        </w:tabs>
+        <w:ind w:left="4320" w:hanging="360"/>
+      </w:pPr>
+      <w:rPr>
+        <w:rFonts w:ascii="Wingdings" w:hAnsi="Wingdings" w:cs="Wingdings" w:hint="default"/>
+        <w:sz w:val="20"/>
+      </w:rPr>
+    </w:lvl>
+    <w:lvl w:ilvl="6">
+      <w:start w:val="1"/>
+      <w:numFmt w:val="bullet"/>
+      <w:lvlText w:val=""/>
+      <w:lvlJc w:val="left"/>
+      <w:pPr>
+        <w:tabs>
+          <w:tab w:val="num" w:pos="5040"/>
+        </w:tabs>
+        <w:ind w:left="5040" w:hanging="360"/>
+      </w:pPr>
+      <w:rPr>
+        <w:rFonts w:ascii="Wingdings" w:hAnsi="Wingdings" w:cs="Wingdings" w:hint="default"/>
+        <w:sz w:val="20"/>
+      </w:rPr>
+    </w:lvl>
+    <w:lvl w:ilvl="7">
+      <w:start w:val="1"/>
+      <w:numFmt w:val="bullet"/>
+      <w:lvlText w:val=""/>
+      <w:lvlJc w:val="left"/>
+      <w:pPr>
+        <w:tabs>
+          <w:tab w:val="num" w:pos="5760"/>
+        </w:tabs>
+        <w:ind w:left="5760" w:hanging="360"/>
+      </w:pPr>
+      <w:rPr>
+        <w:rFonts w:ascii="Wingdings" w:hAnsi="Wingdings" w:cs="Wingdings" w:hint="default"/>
+        <w:sz w:val="20"/>
+      </w:rPr>
+    </w:lvl>
+    <w:lvl w:ilvl="8">
+      <w:start w:val="1"/>
+      <w:numFmt w:val="bullet"/>
+      <w:lvlText w:val=""/>
+      <w:lvlJc w:val="left"/>
+      <w:pPr>
+        <w:tabs>
+          <w:tab w:val="num" w:pos="6480"/>
+        </w:tabs>
+        <w:ind w:left="6480" w:hanging="360"/>
+      </w:pPr>
+      <w:rPr>
+        <w:rFonts w:ascii="Wingdings" w:hAnsi="Wingdings" w:cs="Wingdings" w:hint="default"/>
+        <w:sz w:val="20"/>
+      </w:rPr>
+    </w:lvl>
+  </w:abstractNum>
+  <w:abstractNum w:abstractNumId="16" w15:restartNumberingAfterBreak="0">
+    <w:nsid w:val="4E62D264"/>
+    <w:multiLevelType w:val="multilevel"/>
+    <w:tmpl w:val="9F6EADA0"/>
+    <w:lvl w:ilvl="0">
+      <w:start w:val="1"/>
+      <w:numFmt w:val="bullet"/>
+      <w:lvlText w:val=""/>
+      <w:lvlJc w:val="left"/>
+      <w:pPr>
+        <w:tabs>
+          <w:tab w:val="num" w:pos="709"/>
+        </w:tabs>
+        <w:ind w:left="709" w:hanging="283"/>
+      </w:pPr>
+      <w:rPr>
+        <w:rFonts w:ascii="Symbol" w:hAnsi="Symbol" w:cs="Symbol" w:hint="default"/>
+      </w:rPr>
+    </w:lvl>
+    <w:lvl w:ilvl="1">
+      <w:start w:val="1"/>
+      <w:numFmt w:val="bullet"/>
+      <w:lvlText w:val=""/>
+      <w:lvlJc w:val="left"/>
+      <w:pPr>
+        <w:tabs>
+          <w:tab w:val="num" w:pos="1418"/>
+        </w:tabs>
+        <w:ind w:left="1418" w:hanging="283"/>
+      </w:pPr>
+      <w:rPr>
+        <w:rFonts w:ascii="Symbol" w:hAnsi="Symbol" w:cs="Symbol" w:hint="default"/>
+      </w:rPr>
+    </w:lvl>
+    <w:lvl w:ilvl="2">
+      <w:start w:val="1"/>
+      <w:numFmt w:val="bullet"/>
+      <w:lvlText w:val=""/>
+      <w:lvlJc w:val="left"/>
+      <w:pPr>
+        <w:tabs>
+          <w:tab w:val="num" w:pos="2127"/>
+        </w:tabs>
+        <w:ind w:left="2127" w:hanging="283"/>
+      </w:pPr>
+      <w:rPr>
+        <w:rFonts w:ascii="Symbol" w:hAnsi="Symbol" w:cs="Symbol" w:hint="default"/>
+      </w:rPr>
+    </w:lvl>
+    <w:lvl w:ilvl="3">
+      <w:start w:val="1"/>
+      <w:numFmt w:val="bullet"/>
+      <w:lvlText w:val=""/>
+      <w:lvlJc w:val="left"/>
+      <w:pPr>
+        <w:tabs>
+          <w:tab w:val="num" w:pos="2836"/>
+        </w:tabs>
+        <w:ind w:left="2836" w:hanging="283"/>
+      </w:pPr>
+      <w:rPr>
+        <w:rFonts w:ascii="Symbol" w:hAnsi="Symbol" w:cs="Symbol" w:hint="default"/>
+      </w:rPr>
+    </w:lvl>
+    <w:lvl w:ilvl="4">
+      <w:start w:val="1"/>
+      <w:numFmt w:val="bullet"/>
+      <w:lvlText w:val=""/>
+      <w:lvlJc w:val="left"/>
+      <w:pPr>
+        <w:tabs>
+          <w:tab w:val="num" w:pos="3545"/>
+        </w:tabs>
+        <w:ind w:left="3545" w:hanging="283"/>
+      </w:pPr>
+      <w:rPr>
+        <w:rFonts w:ascii="Symbol" w:hAnsi="Symbol" w:cs="Symbol" w:hint="default"/>
+      </w:rPr>
+    </w:lvl>
+    <w:lvl w:ilvl="5">
+      <w:start w:val="1"/>
+      <w:numFmt w:val="bullet"/>
+      <w:lvlText w:val=""/>
+      <w:lvlJc w:val="left"/>
+      <w:pPr>
+        <w:tabs>
+          <w:tab w:val="num" w:pos="4254"/>
+        </w:tabs>
+        <w:ind w:left="4254" w:hanging="283"/>
+      </w:pPr>
+      <w:rPr>
+        <w:rFonts w:ascii="Symbol" w:hAnsi="Symbol" w:cs="Symbol" w:hint="default"/>
+      </w:rPr>
+    </w:lvl>
+    <w:lvl w:ilvl="6">
+      <w:start w:val="1"/>
+      <w:numFmt w:val="bullet"/>
+      <w:lvlText w:val=""/>
+      <w:lvlJc w:val="left"/>
+      <w:pPr>
+        <w:tabs>
+          <w:tab w:val="num" w:pos="4963"/>
+        </w:tabs>
+        <w:ind w:left="4963" w:hanging="283"/>
+      </w:pPr>
+      <w:rPr>
+        <w:rFonts w:ascii="Symbol" w:hAnsi="Symbol" w:cs="Symbol" w:hint="default"/>
+      </w:rPr>
+    </w:lvl>
+    <w:lvl w:ilvl="7">
+      <w:start w:val="1"/>
+      <w:numFmt w:val="bullet"/>
+      <w:lvlText w:val=""/>
+      <w:lvlJc w:val="left"/>
+      <w:pPr>
+        <w:tabs>
+          <w:tab w:val="num" w:pos="5672"/>
+        </w:tabs>
+        <w:ind w:left="5672" w:hanging="283"/>
+      </w:pPr>
+      <w:rPr>
+        <w:rFonts w:ascii="Symbol" w:hAnsi="Symbol" w:cs="Symbol" w:hint="default"/>
+      </w:rPr>
+    </w:lvl>
+    <w:lvl w:ilvl="8">
+      <w:start w:val="1"/>
+      <w:numFmt w:val="bullet"/>
+      <w:lvlText w:val=""/>
+      <w:lvlJc w:val="left"/>
+      <w:pPr>
+        <w:tabs>
+          <w:tab w:val="num" w:pos="6381"/>
+        </w:tabs>
+        <w:ind w:left="6381" w:hanging="283"/>
+      </w:pPr>
+      <w:rPr>
+        <w:rFonts w:ascii="Symbol" w:hAnsi="Symbol" w:cs="Symbol" w:hint="default"/>
+      </w:rPr>
+    </w:lvl>
+  </w:abstractNum>
+  <w:abstractNum w:abstractNumId="17" w15:restartNumberingAfterBreak="0">
     <w:nsid w:val="5321576F"/>
     <w:multiLevelType w:val="multilevel"/>
     <w:tmpl w:val="2466B148"/>
@@ -3114,11 +8456,309 @@
       </w:rPr>
     </w:lvl>
   </w:abstractNum>
-  <w:abstractNum w:abstractNumId="5" w15:restartNumberingAfterBreak="0">
+  <w:abstractNum w:abstractNumId="18" w15:restartNumberingAfterBreak="0">
+    <w:nsid w:val="5745C8D4"/>
+    <w:multiLevelType w:val="multilevel"/>
+    <w:tmpl w:val="DACE9546"/>
+    <w:lvl w:ilvl="0">
+      <w:start w:val="1"/>
+      <w:numFmt w:val="bullet"/>
+      <w:lvlText w:val=""/>
+      <w:lvlJc w:val="left"/>
+      <w:pPr>
+        <w:tabs>
+          <w:tab w:val="num" w:pos="720"/>
+        </w:tabs>
+        <w:ind w:left="720" w:hanging="360"/>
+      </w:pPr>
+      <w:rPr>
+        <w:rFonts w:ascii="Symbol" w:hAnsi="Symbol" w:cs="Symbol" w:hint="default"/>
+        <w:sz w:val="20"/>
+      </w:rPr>
+    </w:lvl>
+    <w:lvl w:ilvl="1">
+      <w:start w:val="1"/>
+      <w:numFmt w:val="bullet"/>
+      <w:lvlText w:val="o"/>
+      <w:lvlJc w:val="left"/>
+      <w:pPr>
+        <w:tabs>
+          <w:tab w:val="num" w:pos="1440"/>
+        </w:tabs>
+        <w:ind w:left="1440" w:hanging="360"/>
+      </w:pPr>
+      <w:rPr>
+        <w:rFonts w:ascii="Courier New" w:hAnsi="Courier New" w:cs="Courier New" w:hint="default"/>
+        <w:sz w:val="20"/>
+      </w:rPr>
+    </w:lvl>
+    <w:lvl w:ilvl="2">
+      <w:start w:val="1"/>
+      <w:numFmt w:val="bullet"/>
+      <w:lvlText w:val=""/>
+      <w:lvlJc w:val="left"/>
+      <w:pPr>
+        <w:tabs>
+          <w:tab w:val="num" w:pos="2160"/>
+        </w:tabs>
+        <w:ind w:left="2160" w:hanging="360"/>
+      </w:pPr>
+      <w:rPr>
+        <w:rFonts w:ascii="Wingdings" w:hAnsi="Wingdings" w:cs="Wingdings" w:hint="default"/>
+        <w:sz w:val="20"/>
+      </w:rPr>
+    </w:lvl>
+    <w:lvl w:ilvl="3">
+      <w:start w:val="1"/>
+      <w:numFmt w:val="bullet"/>
+      <w:lvlText w:val=""/>
+      <w:lvlJc w:val="left"/>
+      <w:pPr>
+        <w:tabs>
+          <w:tab w:val="num" w:pos="2880"/>
+        </w:tabs>
+        <w:ind w:left="2880" w:hanging="360"/>
+      </w:pPr>
+      <w:rPr>
+        <w:rFonts w:ascii="Wingdings" w:hAnsi="Wingdings" w:cs="Wingdings" w:hint="default"/>
+        <w:sz w:val="20"/>
+      </w:rPr>
+    </w:lvl>
+    <w:lvl w:ilvl="4">
+      <w:start w:val="1"/>
+      <w:numFmt w:val="bullet"/>
+      <w:lvlText w:val=""/>
+      <w:lvlJc w:val="left"/>
+      <w:pPr>
+        <w:tabs>
+          <w:tab w:val="num" w:pos="3600"/>
+        </w:tabs>
+        <w:ind w:left="3600" w:hanging="360"/>
+      </w:pPr>
+      <w:rPr>
+        <w:rFonts w:ascii="Wingdings" w:hAnsi="Wingdings" w:cs="Wingdings" w:hint="default"/>
+        <w:sz w:val="20"/>
+      </w:rPr>
+    </w:lvl>
+    <w:lvl w:ilvl="5">
+      <w:start w:val="1"/>
+      <w:numFmt w:val="bullet"/>
+      <w:lvlText w:val=""/>
+      <w:lvlJc w:val="left"/>
+      <w:pPr>
+        <w:tabs>
+          <w:tab w:val="num" w:pos="4320"/>
+        </w:tabs>
+        <w:ind w:left="4320" w:hanging="360"/>
+      </w:pPr>
+      <w:rPr>
+        <w:rFonts w:ascii="Wingdings" w:hAnsi="Wingdings" w:cs="Wingdings" w:hint="default"/>
+        <w:sz w:val="20"/>
+      </w:rPr>
+    </w:lvl>
+    <w:lvl w:ilvl="6">
+      <w:start w:val="1"/>
+      <w:numFmt w:val="bullet"/>
+      <w:lvlText w:val=""/>
+      <w:lvlJc w:val="left"/>
+      <w:pPr>
+        <w:tabs>
+          <w:tab w:val="num" w:pos="5040"/>
+        </w:tabs>
+        <w:ind w:left="5040" w:hanging="360"/>
+      </w:pPr>
+      <w:rPr>
+        <w:rFonts w:ascii="Wingdings" w:hAnsi="Wingdings" w:cs="Wingdings" w:hint="default"/>
+        <w:sz w:val="20"/>
+      </w:rPr>
+    </w:lvl>
+    <w:lvl w:ilvl="7">
+      <w:start w:val="1"/>
+      <w:numFmt w:val="bullet"/>
+      <w:lvlText w:val=""/>
+      <w:lvlJc w:val="left"/>
+      <w:pPr>
+        <w:tabs>
+          <w:tab w:val="num" w:pos="5760"/>
+        </w:tabs>
+        <w:ind w:left="5760" w:hanging="360"/>
+      </w:pPr>
+      <w:rPr>
+        <w:rFonts w:ascii="Wingdings" w:hAnsi="Wingdings" w:cs="Wingdings" w:hint="default"/>
+        <w:sz w:val="20"/>
+      </w:rPr>
+    </w:lvl>
+    <w:lvl w:ilvl="8">
+      <w:start w:val="1"/>
+      <w:numFmt w:val="bullet"/>
+      <w:lvlText w:val=""/>
+      <w:lvlJc w:val="left"/>
+      <w:pPr>
+        <w:tabs>
+          <w:tab w:val="num" w:pos="6480"/>
+        </w:tabs>
+        <w:ind w:left="6480" w:hanging="360"/>
+      </w:pPr>
+      <w:rPr>
+        <w:rFonts w:ascii="Wingdings" w:hAnsi="Wingdings" w:cs="Wingdings" w:hint="default"/>
+        <w:sz w:val="20"/>
+      </w:rPr>
+    </w:lvl>
+  </w:abstractNum>
+  <w:abstractNum w:abstractNumId="19" w15:restartNumberingAfterBreak="0">
+    <w:nsid w:val="5BD88BE4"/>
+    <w:multiLevelType w:val="multilevel"/>
+    <w:tmpl w:val="CC823BAA"/>
+    <w:lvl w:ilvl="0">
+      <w:start w:val="1"/>
+      <w:numFmt w:val="bullet"/>
+      <w:lvlText w:val=""/>
+      <w:lvlJc w:val="left"/>
+      <w:pPr>
+        <w:tabs>
+          <w:tab w:val="num" w:pos="720"/>
+        </w:tabs>
+        <w:ind w:left="720" w:hanging="360"/>
+      </w:pPr>
+      <w:rPr>
+        <w:rFonts w:ascii="Symbol" w:hAnsi="Symbol" w:cs="Symbol" w:hint="default"/>
+        <w:sz w:val="20"/>
+      </w:rPr>
+    </w:lvl>
+    <w:lvl w:ilvl="1">
+      <w:start w:val="1"/>
+      <w:numFmt w:val="bullet"/>
+      <w:lvlText w:val="o"/>
+      <w:lvlJc w:val="left"/>
+      <w:pPr>
+        <w:tabs>
+          <w:tab w:val="num" w:pos="1440"/>
+        </w:tabs>
+        <w:ind w:left="1440" w:hanging="360"/>
+      </w:pPr>
+      <w:rPr>
+        <w:rFonts w:ascii="Courier New" w:hAnsi="Courier New" w:cs="Courier New" w:hint="default"/>
+        <w:sz w:val="20"/>
+      </w:rPr>
+    </w:lvl>
+    <w:lvl w:ilvl="2">
+      <w:start w:val="1"/>
+      <w:numFmt w:val="bullet"/>
+      <w:lvlText w:val=""/>
+      <w:lvlJc w:val="left"/>
+      <w:pPr>
+        <w:tabs>
+          <w:tab w:val="num" w:pos="2160"/>
+        </w:tabs>
+        <w:ind w:left="2160" w:hanging="360"/>
+      </w:pPr>
+      <w:rPr>
+        <w:rFonts w:ascii="Wingdings" w:hAnsi="Wingdings" w:cs="Wingdings" w:hint="default"/>
+        <w:sz w:val="20"/>
+      </w:rPr>
+    </w:lvl>
+    <w:lvl w:ilvl="3">
+      <w:start w:val="1"/>
+      <w:numFmt w:val="bullet"/>
+      <w:lvlText w:val=""/>
+      <w:lvlJc w:val="left"/>
+      <w:pPr>
+        <w:tabs>
+          <w:tab w:val="num" w:pos="2880"/>
+        </w:tabs>
+        <w:ind w:left="2880" w:hanging="360"/>
+      </w:pPr>
+      <w:rPr>
+        <w:rFonts w:ascii="Wingdings" w:hAnsi="Wingdings" w:cs="Wingdings" w:hint="default"/>
+        <w:sz w:val="20"/>
+      </w:rPr>
+    </w:lvl>
+    <w:lvl w:ilvl="4">
+      <w:start w:val="1"/>
+      <w:numFmt w:val="bullet"/>
+      <w:lvlText w:val=""/>
+      <w:lvlJc w:val="left"/>
+      <w:pPr>
+        <w:tabs>
+          <w:tab w:val="num" w:pos="3600"/>
+        </w:tabs>
+        <w:ind w:left="3600" w:hanging="360"/>
+      </w:pPr>
+      <w:rPr>
+        <w:rFonts w:ascii="Wingdings" w:hAnsi="Wingdings" w:cs="Wingdings" w:hint="default"/>
+        <w:sz w:val="20"/>
+      </w:rPr>
+    </w:lvl>
+    <w:lvl w:ilvl="5">
+      <w:start w:val="1"/>
+      <w:numFmt w:val="bullet"/>
+      <w:lvlText w:val=""/>
+      <w:lvlJc w:val="left"/>
+      <w:pPr>
+        <w:tabs>
+          <w:tab w:val="num" w:pos="4320"/>
+        </w:tabs>
+        <w:ind w:left="4320" w:hanging="360"/>
+      </w:pPr>
+      <w:rPr>
+        <w:rFonts w:ascii="Wingdings" w:hAnsi="Wingdings" w:cs="Wingdings" w:hint="default"/>
+        <w:sz w:val="20"/>
+      </w:rPr>
+    </w:lvl>
+    <w:lvl w:ilvl="6">
+      <w:start w:val="1"/>
+      <w:numFmt w:val="bullet"/>
+      <w:lvlText w:val=""/>
+      <w:lvlJc w:val="left"/>
+      <w:pPr>
+        <w:tabs>
+          <w:tab w:val="num" w:pos="5040"/>
+        </w:tabs>
+        <w:ind w:left="5040" w:hanging="360"/>
+      </w:pPr>
+      <w:rPr>
+        <w:rFonts w:ascii="Wingdings" w:hAnsi="Wingdings" w:cs="Wingdings" w:hint="default"/>
+        <w:sz w:val="20"/>
+      </w:rPr>
+    </w:lvl>
+    <w:lvl w:ilvl="7">
+      <w:start w:val="1"/>
+      <w:numFmt w:val="bullet"/>
+      <w:lvlText w:val=""/>
+      <w:lvlJc w:val="left"/>
+      <w:pPr>
+        <w:tabs>
+          <w:tab w:val="num" w:pos="5760"/>
+        </w:tabs>
+        <w:ind w:left="5760" w:hanging="360"/>
+      </w:pPr>
+      <w:rPr>
+        <w:rFonts w:ascii="Wingdings" w:hAnsi="Wingdings" w:cs="Wingdings" w:hint="default"/>
+        <w:sz w:val="20"/>
+      </w:rPr>
+    </w:lvl>
+    <w:lvl w:ilvl="8">
+      <w:start w:val="1"/>
+      <w:numFmt w:val="bullet"/>
+      <w:lvlText w:val=""/>
+      <w:lvlJc w:val="left"/>
+      <w:pPr>
+        <w:tabs>
+          <w:tab w:val="num" w:pos="6480"/>
+        </w:tabs>
+        <w:ind w:left="6480" w:hanging="360"/>
+      </w:pPr>
+      <w:rPr>
+        <w:rFonts w:ascii="Wingdings" w:hAnsi="Wingdings" w:cs="Wingdings" w:hint="default"/>
+        <w:sz w:val="20"/>
+      </w:rPr>
+    </w:lvl>
+  </w:abstractNum>
+  <w:abstractNum w:abstractNumId="20" w15:restartNumberingAfterBreak="0">
     <w:nsid w:val="6205753F"/>
     <w:multiLevelType w:val="hybridMultilevel"/>
     <w:tmpl w:val="FFFFFFFF"/>
-    <w:lvl w:ilvl="0" w:tplc="EB664464">
+    <w:lvl w:ilvl="0" w:tplc="E2CC32EC">
       <w:start w:val="1"/>
       <w:numFmt w:val="decimal"/>
       <w:lvlText w:val="%1."/>
@@ -3127,7 +8767,7 @@
         <w:ind w:left="720" w:hanging="360"/>
       </w:pPr>
     </w:lvl>
-    <w:lvl w:ilvl="1" w:tplc="02F6D4E0">
+    <w:lvl w:ilvl="1" w:tplc="EDEADE94">
       <w:start w:val="1"/>
       <w:numFmt w:val="lowerLetter"/>
       <w:lvlText w:val="%2."/>
@@ -3136,7 +8776,7 @@
         <w:ind w:left="1440" w:hanging="360"/>
       </w:pPr>
     </w:lvl>
-    <w:lvl w:ilvl="2" w:tplc="20BA0842">
+    <w:lvl w:ilvl="2" w:tplc="7C60DE88">
       <w:start w:val="1"/>
       <w:numFmt w:val="lowerRoman"/>
       <w:lvlText w:val="%3."/>
@@ -3145,7 +8785,7 @@
         <w:ind w:left="2160" w:hanging="180"/>
       </w:pPr>
     </w:lvl>
-    <w:lvl w:ilvl="3" w:tplc="279603B0">
+    <w:lvl w:ilvl="3" w:tplc="A94A143C">
       <w:start w:val="1"/>
       <w:numFmt w:val="decimal"/>
       <w:lvlText w:val="%4."/>
@@ -3154,7 +8794,7 @@
         <w:ind w:left="2880" w:hanging="360"/>
       </w:pPr>
     </w:lvl>
-    <w:lvl w:ilvl="4" w:tplc="B35A395C">
+    <w:lvl w:ilvl="4" w:tplc="AD5AEF00">
       <w:start w:val="1"/>
       <w:numFmt w:val="lowerLetter"/>
       <w:lvlText w:val="%5."/>
@@ -3163,7 +8803,7 @@
         <w:ind w:left="3600" w:hanging="360"/>
       </w:pPr>
     </w:lvl>
-    <w:lvl w:ilvl="5" w:tplc="EF227482">
+    <w:lvl w:ilvl="5" w:tplc="8F10C19A">
       <w:start w:val="1"/>
       <w:numFmt w:val="lowerRoman"/>
       <w:lvlText w:val="%6."/>
@@ -3172,7 +8812,7 @@
         <w:ind w:left="4320" w:hanging="180"/>
       </w:pPr>
     </w:lvl>
-    <w:lvl w:ilvl="6" w:tplc="3B2C8172">
+    <w:lvl w:ilvl="6" w:tplc="C38E9014">
       <w:start w:val="1"/>
       <w:numFmt w:val="decimal"/>
       <w:lvlText w:val="%7."/>
@@ -3181,7 +8821,7 @@
         <w:ind w:left="5040" w:hanging="360"/>
       </w:pPr>
     </w:lvl>
-    <w:lvl w:ilvl="7" w:tplc="9B988142">
+    <w:lvl w:ilvl="7" w:tplc="C9BCCBC6">
       <w:start w:val="1"/>
       <w:numFmt w:val="lowerLetter"/>
       <w:lvlText w:val="%8."/>
@@ -3190,7 +8830,7 @@
         <w:ind w:left="5760" w:hanging="360"/>
       </w:pPr>
     </w:lvl>
-    <w:lvl w:ilvl="8" w:tplc="3174A4F0">
+    <w:lvl w:ilvl="8" w:tplc="F12E0590">
       <w:start w:val="1"/>
       <w:numFmt w:val="lowerRoman"/>
       <w:lvlText w:val="%9."/>
@@ -3200,7 +8840,147 @@
       </w:pPr>
     </w:lvl>
   </w:abstractNum>
-  <w:abstractNum w:abstractNumId="6" w15:restartNumberingAfterBreak="0">
+  <w:abstractNum w:abstractNumId="21" w15:restartNumberingAfterBreak="0">
+    <w:nsid w:val="66564AB9"/>
+    <w:multiLevelType w:val="multilevel"/>
+    <w:tmpl w:val="3924A76E"/>
+    <w:lvl w:ilvl="0">
+      <w:start w:val="1"/>
+      <w:numFmt w:val="bullet"/>
+      <w:lvlText w:val=""/>
+      <w:lvlJc w:val="left"/>
+      <w:pPr>
+        <w:tabs>
+          <w:tab w:val="num" w:pos="0"/>
+        </w:tabs>
+        <w:ind w:left="720" w:hanging="360"/>
+      </w:pPr>
+      <w:rPr>
+        <w:rFonts w:ascii="Symbol" w:hAnsi="Symbol" w:cs="Symbol" w:hint="default"/>
+      </w:rPr>
+    </w:lvl>
+    <w:lvl w:ilvl="1">
+      <w:start w:val="1"/>
+      <w:numFmt w:val="bullet"/>
+      <w:lvlText w:val="o"/>
+      <w:lvlJc w:val="left"/>
+      <w:pPr>
+        <w:tabs>
+          <w:tab w:val="num" w:pos="0"/>
+        </w:tabs>
+        <w:ind w:left="1440" w:hanging="360"/>
+      </w:pPr>
+      <w:rPr>
+        <w:rFonts w:ascii="Courier New" w:hAnsi="Courier New" w:cs="Courier New" w:hint="default"/>
+      </w:rPr>
+    </w:lvl>
+    <w:lvl w:ilvl="2">
+      <w:start w:val="1"/>
+      <w:numFmt w:val="bullet"/>
+      <w:lvlText w:val=""/>
+      <w:lvlJc w:val="left"/>
+      <w:pPr>
+        <w:tabs>
+          <w:tab w:val="num" w:pos="0"/>
+        </w:tabs>
+        <w:ind w:left="2160" w:hanging="360"/>
+      </w:pPr>
+      <w:rPr>
+        <w:rFonts w:ascii="Wingdings" w:hAnsi="Wingdings" w:cs="Wingdings" w:hint="default"/>
+      </w:rPr>
+    </w:lvl>
+    <w:lvl w:ilvl="3">
+      <w:start w:val="1"/>
+      <w:numFmt w:val="bullet"/>
+      <w:lvlText w:val=""/>
+      <w:lvlJc w:val="left"/>
+      <w:pPr>
+        <w:tabs>
+          <w:tab w:val="num" w:pos="0"/>
+        </w:tabs>
+        <w:ind w:left="2880" w:hanging="360"/>
+      </w:pPr>
+      <w:rPr>
+        <w:rFonts w:ascii="Symbol" w:hAnsi="Symbol" w:cs="Symbol" w:hint="default"/>
+      </w:rPr>
+    </w:lvl>
+    <w:lvl w:ilvl="4">
+      <w:start w:val="1"/>
+      <w:numFmt w:val="bullet"/>
+      <w:lvlText w:val="o"/>
+      <w:lvlJc w:val="left"/>
+      <w:pPr>
+        <w:tabs>
+          <w:tab w:val="num" w:pos="0"/>
+        </w:tabs>
+        <w:ind w:left="3600" w:hanging="360"/>
+      </w:pPr>
+      <w:rPr>
+        <w:rFonts w:ascii="Courier New" w:hAnsi="Courier New" w:cs="Courier New" w:hint="default"/>
+      </w:rPr>
+    </w:lvl>
+    <w:lvl w:ilvl="5">
+      <w:start w:val="1"/>
+      <w:numFmt w:val="bullet"/>
+      <w:lvlText w:val=""/>
+      <w:lvlJc w:val="left"/>
+      <w:pPr>
+        <w:tabs>
+          <w:tab w:val="num" w:pos="0"/>
+        </w:tabs>
+        <w:ind w:left="4320" w:hanging="360"/>
+      </w:pPr>
+      <w:rPr>
+        <w:rFonts w:ascii="Wingdings" w:hAnsi="Wingdings" w:cs="Wingdings" w:hint="default"/>
+      </w:rPr>
+    </w:lvl>
+    <w:lvl w:ilvl="6">
+      <w:start w:val="1"/>
+      <w:numFmt w:val="bullet"/>
+      <w:lvlText w:val=""/>
+      <w:lvlJc w:val="left"/>
+      <w:pPr>
+        <w:tabs>
+          <w:tab w:val="num" w:pos="0"/>
+        </w:tabs>
+        <w:ind w:left="5040" w:hanging="360"/>
+      </w:pPr>
+      <w:rPr>
+        <w:rFonts w:ascii="Symbol" w:hAnsi="Symbol" w:cs="Symbol" w:hint="default"/>
+      </w:rPr>
+    </w:lvl>
+    <w:lvl w:ilvl="7">
+      <w:start w:val="1"/>
+      <w:numFmt w:val="bullet"/>
+      <w:lvlText w:val="o"/>
+      <w:lvlJc w:val="left"/>
+      <w:pPr>
+        <w:tabs>
+          <w:tab w:val="num" w:pos="0"/>
+        </w:tabs>
+        <w:ind w:left="5760" w:hanging="360"/>
+      </w:pPr>
+      <w:rPr>
+        <w:rFonts w:ascii="Courier New" w:hAnsi="Courier New" w:cs="Courier New" w:hint="default"/>
+      </w:rPr>
+    </w:lvl>
+    <w:lvl w:ilvl="8">
+      <w:start w:val="1"/>
+      <w:numFmt w:val="bullet"/>
+      <w:lvlText w:val=""/>
+      <w:lvlJc w:val="left"/>
+      <w:pPr>
+        <w:tabs>
+          <w:tab w:val="num" w:pos="0"/>
+        </w:tabs>
+        <w:ind w:left="6480" w:hanging="360"/>
+      </w:pPr>
+      <w:rPr>
+        <w:rFonts w:ascii="Wingdings" w:hAnsi="Wingdings" w:cs="Wingdings" w:hint="default"/>
+      </w:rPr>
+    </w:lvl>
+  </w:abstractNum>
+  <w:abstractNum w:abstractNumId="22" w15:restartNumberingAfterBreak="0">
     <w:nsid w:val="70CB58DE"/>
     <w:multiLevelType w:val="multilevel"/>
     <w:tmpl w:val="F4342630"/>
@@ -3349,7 +9129,296 @@
       </w:rPr>
     </w:lvl>
   </w:abstractNum>
-  <w:abstractNum w:abstractNumId="7" w15:restartNumberingAfterBreak="0">
+  <w:abstractNum w:abstractNumId="23" w15:restartNumberingAfterBreak="0">
+    <w:nsid w:val="710038EE"/>
+    <w:multiLevelType w:val="multilevel"/>
+    <w:tmpl w:val="BBF42DD6"/>
+    <w:lvl w:ilvl="0">
+      <w:start w:val="1"/>
+      <w:numFmt w:val="bullet"/>
+      <w:lvlText w:val=""/>
+      <w:lvlJc w:val="left"/>
+      <w:pPr>
+        <w:tabs>
+          <w:tab w:val="num" w:pos="0"/>
+        </w:tabs>
+        <w:ind w:left="720" w:hanging="360"/>
+      </w:pPr>
+      <w:rPr>
+        <w:rFonts w:ascii="Symbol" w:hAnsi="Symbol" w:cs="Symbol" w:hint="default"/>
+      </w:rPr>
+    </w:lvl>
+    <w:lvl w:ilvl="1">
+      <w:start w:val="1"/>
+      <w:numFmt w:val="bullet"/>
+      <w:lvlText w:val="o"/>
+      <w:lvlJc w:val="left"/>
+      <w:pPr>
+        <w:tabs>
+          <w:tab w:val="num" w:pos="0"/>
+        </w:tabs>
+        <w:ind w:left="1440" w:hanging="360"/>
+      </w:pPr>
+      <w:rPr>
+        <w:rFonts w:ascii="Courier New" w:hAnsi="Courier New" w:cs="Courier New" w:hint="default"/>
+      </w:rPr>
+    </w:lvl>
+    <w:lvl w:ilvl="2">
+      <w:start w:val="1"/>
+      <w:numFmt w:val="bullet"/>
+      <w:lvlText w:val=""/>
+      <w:lvlJc w:val="left"/>
+      <w:pPr>
+        <w:tabs>
+          <w:tab w:val="num" w:pos="0"/>
+        </w:tabs>
+        <w:ind w:left="2160" w:hanging="360"/>
+      </w:pPr>
+      <w:rPr>
+        <w:rFonts w:ascii="Wingdings" w:hAnsi="Wingdings" w:cs="Wingdings" w:hint="default"/>
+      </w:rPr>
+    </w:lvl>
+    <w:lvl w:ilvl="3">
+      <w:start w:val="1"/>
+      <w:numFmt w:val="bullet"/>
+      <w:lvlText w:val=""/>
+      <w:lvlJc w:val="left"/>
+      <w:pPr>
+        <w:tabs>
+          <w:tab w:val="num" w:pos="0"/>
+        </w:tabs>
+        <w:ind w:left="2880" w:hanging="360"/>
+      </w:pPr>
+      <w:rPr>
+        <w:rFonts w:ascii="Symbol" w:hAnsi="Symbol" w:cs="Symbol" w:hint="default"/>
+      </w:rPr>
+    </w:lvl>
+    <w:lvl w:ilvl="4">
+      <w:start w:val="1"/>
+      <w:numFmt w:val="bullet"/>
+      <w:lvlText w:val="o"/>
+      <w:lvlJc w:val="left"/>
+      <w:pPr>
+        <w:tabs>
+          <w:tab w:val="num" w:pos="0"/>
+        </w:tabs>
+        <w:ind w:left="3600" w:hanging="360"/>
+      </w:pPr>
+      <w:rPr>
+        <w:rFonts w:ascii="Courier New" w:hAnsi="Courier New" w:cs="Courier New" w:hint="default"/>
+      </w:rPr>
+    </w:lvl>
+    <w:lvl w:ilvl="5">
+      <w:start w:val="1"/>
+      <w:numFmt w:val="bullet"/>
+      <w:lvlText w:val=""/>
+      <w:lvlJc w:val="left"/>
+      <w:pPr>
+        <w:tabs>
+          <w:tab w:val="num" w:pos="0"/>
+        </w:tabs>
+        <w:ind w:left="4320" w:hanging="360"/>
+      </w:pPr>
+      <w:rPr>
+        <w:rFonts w:ascii="Wingdings" w:hAnsi="Wingdings" w:cs="Wingdings" w:hint="default"/>
+      </w:rPr>
+    </w:lvl>
+    <w:lvl w:ilvl="6">
+      <w:start w:val="1"/>
+      <w:numFmt w:val="bullet"/>
+      <w:lvlText w:val=""/>
+      <w:lvlJc w:val="left"/>
+      <w:pPr>
+        <w:tabs>
+          <w:tab w:val="num" w:pos="0"/>
+        </w:tabs>
+        <w:ind w:left="5040" w:hanging="360"/>
+      </w:pPr>
+      <w:rPr>
+        <w:rFonts w:ascii="Symbol" w:hAnsi="Symbol" w:cs="Symbol" w:hint="default"/>
+      </w:rPr>
+    </w:lvl>
+    <w:lvl w:ilvl="7">
+      <w:start w:val="1"/>
+      <w:numFmt w:val="bullet"/>
+      <w:lvlText w:val="o"/>
+      <w:lvlJc w:val="left"/>
+      <w:pPr>
+        <w:tabs>
+          <w:tab w:val="num" w:pos="0"/>
+        </w:tabs>
+        <w:ind w:left="5760" w:hanging="360"/>
+      </w:pPr>
+      <w:rPr>
+        <w:rFonts w:ascii="Courier New" w:hAnsi="Courier New" w:cs="Courier New" w:hint="default"/>
+      </w:rPr>
+    </w:lvl>
+    <w:lvl w:ilvl="8">
+      <w:start w:val="1"/>
+      <w:numFmt w:val="bullet"/>
+      <w:lvlText w:val=""/>
+      <w:lvlJc w:val="left"/>
+      <w:pPr>
+        <w:tabs>
+          <w:tab w:val="num" w:pos="0"/>
+        </w:tabs>
+        <w:ind w:left="6480" w:hanging="360"/>
+      </w:pPr>
+      <w:rPr>
+        <w:rFonts w:ascii="Wingdings" w:hAnsi="Wingdings" w:cs="Wingdings" w:hint="default"/>
+      </w:rPr>
+    </w:lvl>
+  </w:abstractNum>
+  <w:abstractNum w:abstractNumId="24" w15:restartNumberingAfterBreak="0">
+    <w:nsid w:val="796A64A2"/>
+    <w:multiLevelType w:val="multilevel"/>
+    <w:tmpl w:val="426EC256"/>
+    <w:lvl w:ilvl="0">
+      <w:start w:val="1"/>
+      <w:numFmt w:val="bullet"/>
+      <w:lvlText w:val=""/>
+      <w:lvlJc w:val="left"/>
+      <w:pPr>
+        <w:tabs>
+          <w:tab w:val="num" w:pos="720"/>
+        </w:tabs>
+        <w:ind w:left="720" w:hanging="360"/>
+      </w:pPr>
+      <w:rPr>
+        <w:rFonts w:ascii="Symbol" w:hAnsi="Symbol" w:cs="Symbol" w:hint="default"/>
+        <w:sz w:val="20"/>
+      </w:rPr>
+    </w:lvl>
+    <w:lvl w:ilvl="1">
+      <w:start w:val="1"/>
+      <w:numFmt w:val="bullet"/>
+      <w:lvlText w:val="o"/>
+      <w:lvlJc w:val="left"/>
+      <w:pPr>
+        <w:tabs>
+          <w:tab w:val="num" w:pos="1440"/>
+        </w:tabs>
+        <w:ind w:left="1440" w:hanging="360"/>
+      </w:pPr>
+      <w:rPr>
+        <w:rFonts w:ascii="Courier New" w:hAnsi="Courier New" w:cs="Courier New" w:hint="default"/>
+        <w:sz w:val="20"/>
+      </w:rPr>
+    </w:lvl>
+    <w:lvl w:ilvl="2">
+      <w:start w:val="1"/>
+      <w:numFmt w:val="bullet"/>
+      <w:lvlText w:val=""/>
+      <w:lvlJc w:val="left"/>
+      <w:pPr>
+        <w:tabs>
+          <w:tab w:val="num" w:pos="2160"/>
+        </w:tabs>
+        <w:ind w:left="2160" w:hanging="360"/>
+      </w:pPr>
+      <w:rPr>
+        <w:rFonts w:ascii="Wingdings" w:hAnsi="Wingdings" w:cs="Wingdings" w:hint="default"/>
+        <w:sz w:val="20"/>
+      </w:rPr>
+    </w:lvl>
+    <w:lvl w:ilvl="3">
+      <w:start w:val="1"/>
+      <w:numFmt w:val="bullet"/>
+      <w:lvlText w:val=""/>
+      <w:lvlJc w:val="left"/>
+      <w:pPr>
+        <w:tabs>
+          <w:tab w:val="num" w:pos="2880"/>
+        </w:tabs>
+        <w:ind w:left="2880" w:hanging="360"/>
+      </w:pPr>
+      <w:rPr>
+        <w:rFonts w:ascii="Wingdings" w:hAnsi="Wingdings" w:cs="Wingdings" w:hint="default"/>
+        <w:sz w:val="20"/>
+      </w:rPr>
+    </w:lvl>
+    <w:lvl w:ilvl="4">
+      <w:start w:val="1"/>
+      <w:numFmt w:val="bullet"/>
+      <w:lvlText w:val=""/>
+      <w:lvlJc w:val="left"/>
+      <w:pPr>
+        <w:tabs>
+          <w:tab w:val="num" w:pos="3600"/>
+        </w:tabs>
+        <w:ind w:left="3600" w:hanging="360"/>
+      </w:pPr>
+      <w:rPr>
+        <w:rFonts w:ascii="Wingdings" w:hAnsi="Wingdings" w:cs="Wingdings" w:hint="default"/>
+        <w:sz w:val="20"/>
+      </w:rPr>
+    </w:lvl>
+    <w:lvl w:ilvl="5">
+      <w:start w:val="1"/>
+      <w:numFmt w:val="bullet"/>
+      <w:lvlText w:val=""/>
+      <w:lvlJc w:val="left"/>
+      <w:pPr>
+        <w:tabs>
+          <w:tab w:val="num" w:pos="4320"/>
+        </w:tabs>
+        <w:ind w:left="4320" w:hanging="360"/>
+      </w:pPr>
+      <w:rPr>
+        <w:rFonts w:ascii="Wingdings" w:hAnsi="Wingdings" w:cs="Wingdings" w:hint="default"/>
+        <w:sz w:val="20"/>
+      </w:rPr>
+    </w:lvl>
+    <w:lvl w:ilvl="6">
+      <w:start w:val="1"/>
+      <w:numFmt w:val="bullet"/>
+      <w:lvlText w:val=""/>
+      <w:lvlJc w:val="left"/>
+      <w:pPr>
+        <w:tabs>
+          <w:tab w:val="num" w:pos="5040"/>
+        </w:tabs>
+        <w:ind w:left="5040" w:hanging="360"/>
+      </w:pPr>
+      <w:rPr>
+        <w:rFonts w:ascii="Wingdings" w:hAnsi="Wingdings" w:cs="Wingdings" w:hint="default"/>
+        <w:sz w:val="20"/>
+      </w:rPr>
+    </w:lvl>
+    <w:lvl w:ilvl="7">
+      <w:start w:val="1"/>
+      <w:numFmt w:val="bullet"/>
+      <w:lvlText w:val=""/>
+      <w:lvlJc w:val="left"/>
+      <w:pPr>
+        <w:tabs>
+          <w:tab w:val="num" w:pos="5760"/>
+        </w:tabs>
+        <w:ind w:left="5760" w:hanging="360"/>
+      </w:pPr>
+      <w:rPr>
+        <w:rFonts w:ascii="Wingdings" w:hAnsi="Wingdings" w:cs="Wingdings" w:hint="default"/>
+        <w:sz w:val="20"/>
+      </w:rPr>
+    </w:lvl>
+    <w:lvl w:ilvl="8">
+      <w:start w:val="1"/>
+      <w:numFmt w:val="bullet"/>
+      <w:lvlText w:val=""/>
+      <w:lvlJc w:val="left"/>
+      <w:pPr>
+        <w:tabs>
+          <w:tab w:val="num" w:pos="6480"/>
+        </w:tabs>
+        <w:ind w:left="6480" w:hanging="360"/>
+      </w:pPr>
+      <w:rPr>
+        <w:rFonts w:ascii="Wingdings" w:hAnsi="Wingdings" w:cs="Wingdings" w:hint="default"/>
+        <w:sz w:val="20"/>
+      </w:rPr>
+    </w:lvl>
+  </w:abstractNum>
+  <w:abstractNum w:abstractNumId="25" w15:restartNumberingAfterBreak="0">
     <w:nsid w:val="7F6F2235"/>
     <w:multiLevelType w:val="multilevel"/>
     <w:tmpl w:val="1626335E"/>
@@ -3498,29 +9567,83 @@
       </w:rPr>
     </w:lvl>
   </w:abstractNum>
-  <w:num w:numId="1" w16cid:durableId="408621779">
+  <w:num w:numId="1" w16cid:durableId="1122646896">
+    <w:abstractNumId w:val="3"/>
+  </w:num>
+  <w:num w:numId="2" w16cid:durableId="1167131792">
+    <w:abstractNumId w:val="22"/>
+  </w:num>
+  <w:num w:numId="3" w16cid:durableId="156458087">
+    <w:abstractNumId w:val="25"/>
+  </w:num>
+  <w:num w:numId="4" w16cid:durableId="1893615600">
+    <w:abstractNumId w:val="9"/>
+  </w:num>
+  <w:num w:numId="5" w16cid:durableId="667027180">
+    <w:abstractNumId w:val="4"/>
+  </w:num>
+  <w:num w:numId="6" w16cid:durableId="841243481">
     <w:abstractNumId w:val="5"/>
   </w:num>
-  <w:num w:numId="2" w16cid:durableId="1122646896">
+  <w:num w:numId="7" w16cid:durableId="1147746715">
+    <w:abstractNumId w:val="17"/>
+  </w:num>
+  <w:num w:numId="8" w16cid:durableId="123928751">
+    <w:abstractNumId w:val="20"/>
+  </w:num>
+  <w:num w:numId="9" w16cid:durableId="133910203">
+    <w:abstractNumId w:val="1"/>
+  </w:num>
+  <w:num w:numId="10" w16cid:durableId="1661349370">
+    <w:abstractNumId w:val="21"/>
+  </w:num>
+  <w:num w:numId="11" w16cid:durableId="321661057">
+    <w:abstractNumId w:val="12"/>
+  </w:num>
+  <w:num w:numId="12" w16cid:durableId="1620186217">
+    <w:abstractNumId w:val="13"/>
+  </w:num>
+  <w:num w:numId="13" w16cid:durableId="404954296">
+    <w:abstractNumId w:val="23"/>
+  </w:num>
+  <w:num w:numId="14" w16cid:durableId="1661152988">
+    <w:abstractNumId w:val="18"/>
+  </w:num>
+  <w:num w:numId="15" w16cid:durableId="610556554">
+    <w:abstractNumId w:val="10"/>
+  </w:num>
+  <w:num w:numId="16" w16cid:durableId="1701398748">
+    <w:abstractNumId w:val="24"/>
+  </w:num>
+  <w:num w:numId="17" w16cid:durableId="1030299004">
+    <w:abstractNumId w:val="19"/>
+  </w:num>
+  <w:num w:numId="18" w16cid:durableId="636303796">
+    <w:abstractNumId w:val="15"/>
+  </w:num>
+  <w:num w:numId="19" w16cid:durableId="890725294">
+    <w:abstractNumId w:val="14"/>
+  </w:num>
+  <w:num w:numId="20" w16cid:durableId="1407729423">
+    <w:abstractNumId w:val="8"/>
+  </w:num>
+  <w:num w:numId="21" w16cid:durableId="676616001">
+    <w:abstractNumId w:val="7"/>
+  </w:num>
+  <w:num w:numId="22" w16cid:durableId="137576497">
+    <w:abstractNumId w:val="6"/>
+  </w:num>
+  <w:num w:numId="23" w16cid:durableId="792290536">
     <w:abstractNumId w:val="0"/>
   </w:num>
-  <w:num w:numId="3" w16cid:durableId="1167131792">
-    <w:abstractNumId w:val="6"/>
+  <w:num w:numId="24" w16cid:durableId="1085764653">
+    <w:abstractNumId w:val="16"/>
   </w:num>
-  <w:num w:numId="4" w16cid:durableId="156458087">
-    <w:abstractNumId w:val="7"/>
-  </w:num>
-  <w:num w:numId="5" w16cid:durableId="1893615600">
-    <w:abstractNumId w:val="3"/>
-  </w:num>
-  <w:num w:numId="6" w16cid:durableId="667027180">
-    <w:abstractNumId w:val="1"/>
-  </w:num>
-  <w:num w:numId="7" w16cid:durableId="841243481">
+  <w:num w:numId="25" w16cid:durableId="1374770316">
     <w:abstractNumId w:val="2"/>
   </w:num>
-  <w:num w:numId="8" w16cid:durableId="1147746715">
-    <w:abstractNumId w:val="4"/>
+  <w:num w:numId="26" w16cid:durableId="130296817">
+    <w:abstractNumId w:val="11"/>
   </w:num>
   <w:numIdMacAtCleanup w:val="5"/>
 </w:numbering>
@@ -3612,7 +9735,7 @@
     <w:lsdException w:name="Closing" w:semiHidden="1" w:unhideWhenUsed="1"/>
     <w:lsdException w:name="Signature" w:semiHidden="1" w:unhideWhenUsed="1"/>
     <w:lsdException w:name="Default Paragraph Font" w:semiHidden="1" w:uiPriority="1" w:unhideWhenUsed="1"/>
-    <w:lsdException w:name="Body Text" w:semiHidden="1" w:unhideWhenUsed="1"/>
+    <w:lsdException w:name="Body Text" w:semiHidden="1" w:uiPriority="0" w:unhideWhenUsed="1"/>
     <w:lsdException w:name="Body Text Indent" w:semiHidden="1" w:unhideWhenUsed="1"/>
     <w:lsdException w:name="List Continue" w:semiHidden="1" w:unhideWhenUsed="1"/>
     <w:lsdException w:name="List Continue 2" w:semiHidden="1" w:unhideWhenUsed="1"/>
@@ -3633,7 +9756,7 @@
     <w:lsdException w:name="Block Text" w:semiHidden="1" w:unhideWhenUsed="1"/>
     <w:lsdException w:name="Hyperlink" w:semiHidden="1" w:unhideWhenUsed="1"/>
     <w:lsdException w:name="FollowedHyperlink" w:semiHidden="1" w:unhideWhenUsed="1"/>
-    <w:lsdException w:name="Strong" w:uiPriority="22" w:qFormat="1"/>
+    <w:lsdException w:name="Strong" w:uiPriority="0" w:qFormat="1"/>
     <w:lsdException w:name="Emphasis" w:uiPriority="20" w:qFormat="1"/>
     <w:lsdException w:name="Document Map" w:semiHidden="1" w:unhideWhenUsed="1"/>
     <w:lsdException w:name="Plain Text" w:semiHidden="1" w:unhideWhenUsed="1"/>
@@ -3970,7 +10093,7 @@
     <w:semiHidden/>
     <w:unhideWhenUsed/>
     <w:qFormat/>
-    <w:rsid w:val="00850B0A"/>
+    <w:rsid w:val="028F86EC"/>
     <w:pPr>
       <w:keepNext/>
       <w:keepLines/>
@@ -3979,7 +10102,6 @@
     </w:pPr>
     <w:rPr>
       <w:rFonts w:eastAsiaTheme="majorEastAsia" w:cstheme="majorBidi"/>
-      <w:color w:val="0F4761" w:themeColor="accent1" w:themeShade="BF"/>
       <w:sz w:val="28"/>
       <w:szCs w:val="28"/>
     </w:rPr>
@@ -4361,6 +10483,31 @@
       <w:iCs/>
       <w:color w:val="0F4761" w:themeColor="accent1" w:themeShade="BF"/>
     </w:rPr>
+  </w:style>
+  <w:style w:type="character" w:styleId="Strong">
+    <w:name w:val="Strong"/>
+    <w:qFormat/>
+    <w:rsid w:val="00DC5938"/>
+    <w:rPr>
+      <w:b/>
+      <w:bCs/>
+    </w:rPr>
+  </w:style>
+  <w:style w:type="paragraph" w:styleId="BodyText">
+    <w:name w:val="Body Text"/>
+    <w:basedOn w:val="Normal"/>
+    <w:link w:val="BodyTextChar"/>
+    <w:rsid w:val="00DC5938"/>
+    <w:pPr>
+      <w:suppressAutoHyphens/>
+      <w:spacing w:after="0" w:line="276" w:lineRule="auto"/>
+    </w:pPr>
+  </w:style>
+  <w:style w:type="character" w:customStyle="1" w:styleId="BodyTextChar">
+    <w:name w:val="Body Text Char"/>
+    <w:basedOn w:val="DefaultParagraphFont"/>
+    <w:link w:val="BodyText"/>
+    <w:rsid w:val="00DC5938"/>
   </w:style>
 </w:styles>
 </file>

--- a/TK/sprawozdanie.docx
+++ b/TK/sprawozdanie.docx
@@ -356,8 +356,32 @@
           <w:b/>
           <w:bCs/>
         </w:rPr>
-        <w:t>, 4.2 diagram nr. 3, 4.3 diagram nr.3</w:t>
-      </w:r>
+        <w:t xml:space="preserve">, 4.2 diagram nr. </w:t>
+      </w:r>
+      <w:r>
+        <w:rPr>
+          <w:b/>
+          <w:bCs/>
+        </w:rPr>
+        <w:t>3, 4.3 diagram nr.3</w:t>
+      </w:r>
+      <w:r>
+        <w:rPr>
+          <w:b/>
+          <w:bCs/>
+        </w:rPr>
+        <w:t>,</w:t>
+      </w:r>
+    </w:p>
+    <w:p>
+      <w:pPr>
+        <w:pStyle w:val="ListParagraph"/>
+        <w:ind w:left="-426" w:firstLine="1132"/>
+        <w:rPr>
+          <w:b/>
+          <w:bCs/>
+        </w:rPr>
+      </w:pPr>
       <w:r>
         <w:rPr>
           <w:b/>
@@ -370,23 +394,129 @@
           <w:b/>
           <w:bCs/>
         </w:rPr>
+        <w:t>5.1</w:t>
+      </w:r>
+      <w:r>
+        <w:rPr>
+          <w:b/>
+          <w:bCs/>
+        </w:rPr>
+        <w:t>,5.2</w:t>
+      </w:r>
+      <w:r>
+        <w:rPr>
+          <w:b/>
+          <w:bCs/>
+        </w:rPr>
+        <w:t xml:space="preserve"> klas</w:t>
+      </w:r>
+      <w:r>
+        <w:rPr>
+          <w:b/>
+          <w:bCs/>
+        </w:rPr>
+        <w:t xml:space="preserve">y Statystyki, Sprzęt, Składka, </w:t>
+      </w:r>
+      <w:r>
+        <w:rPr>
+          <w:b/>
+          <w:bCs/>
+        </w:rPr>
+        <w:t>Zawodnik</w:t>
+      </w:r>
+      <w:r>
+        <w:rPr>
+          <w:b/>
+          <w:bCs/>
+        </w:rPr>
+        <w:t>,</w:t>
+      </w:r>
+      <w:r>
+        <w:rPr>
+          <w:b/>
+          <w:bCs/>
+        </w:rPr>
+        <w:t xml:space="preserve"> </w:t>
+      </w:r>
+      <w:r>
+        <w:rPr>
+          <w:b/>
+          <w:bCs/>
+        </w:rPr>
+        <w:t>5.3 diagram nr. 3</w:t>
+      </w:r>
+      <w:r>
+        <w:rPr>
+          <w:b/>
+          <w:bCs/>
+        </w:rPr>
+        <w:t xml:space="preserve">, </w:t>
+      </w:r>
+    </w:p>
+    <w:p>
+      <w:pPr>
+        <w:pStyle w:val="ListParagraph"/>
+        <w:ind w:left="-426" w:firstLine="1132"/>
+        <w:rPr>
+          <w:b/>
+          <w:bCs/>
+        </w:rPr>
+      </w:pPr>
+      <w:r>
+        <w:rPr>
+          <w:b/>
+          <w:bCs/>
+        </w:rPr>
+        <w:t>5.4 wersja webowa</w:t>
+      </w:r>
+      <w:r>
+        <w:rPr>
+          <w:b/>
+          <w:bCs/>
+        </w:rPr>
         <w:t>)</w:t>
       </w:r>
     </w:p>
     <w:p>
       <w:pPr>
         <w:pStyle w:val="ListParagraph"/>
-        <w:rPr>
-          <w:b/>
-          <w:bCs/>
-        </w:rPr>
-      </w:pPr>
-      <w:r>
-        <w:rPr>
-          <w:b/>
-          <w:bCs/>
-        </w:rPr>
-        <w:t>Mikołaj Staniaszek -</w:t>
+        <w:ind w:left="-426" w:firstLine="1132"/>
+        <w:rPr>
+          <w:b/>
+          <w:bCs/>
+        </w:rPr>
+      </w:pPr>
+    </w:p>
+    <w:p>
+      <w:pPr>
+        <w:pStyle w:val="ListParagraph"/>
+        <w:rPr>
+          <w:b/>
+          <w:bCs/>
+        </w:rPr>
+      </w:pPr>
+      <w:r>
+        <w:rPr>
+          <w:b/>
+          <w:bCs/>
+        </w:rPr>
+        <w:t xml:space="preserve">Mikołaj </w:t>
+      </w:r>
+      <w:proofErr w:type="spellStart"/>
+      <w:r>
+        <w:rPr>
+          <w:b/>
+          <w:bCs/>
+        </w:rPr>
+        <w:t>Staniaszek</w:t>
+      </w:r>
+      <w:proofErr w:type="spellEnd"/>
+      <w:r>
+        <w:rPr>
+          <w:b/>
+          <w:bCs/>
+        </w:rPr>
+        <w:t xml:space="preserve"> -</w:t>
       </w:r>
     </w:p>
     <w:p>
@@ -431,7 +561,72 @@
           <w:b/>
           <w:bCs/>
         </w:rPr>
-        <w:t xml:space="preserve">, 4.2 diagram nr. 2, 4.3 diagram nr.2 </w:t>
+        <w:t xml:space="preserve">, 4.2 diagram nr. </w:t>
+      </w:r>
+      <w:r>
+        <w:rPr>
+          <w:b/>
+          <w:bCs/>
+        </w:rPr>
+        <w:t xml:space="preserve">2, </w:t>
+      </w:r>
+      <w:r>
+        <w:rPr>
+          <w:b/>
+          <w:bCs/>
+        </w:rPr>
+        <w:t>4.3 diagram nr.</w:t>
+      </w:r>
+      <w:r>
+        <w:rPr>
+          <w:b/>
+          <w:bCs/>
+        </w:rPr>
+        <w:t>2</w:t>
+      </w:r>
+      <w:r>
+        <w:rPr>
+          <w:b/>
+          <w:bCs/>
+        </w:rPr>
+        <w:t>,</w:t>
+      </w:r>
+    </w:p>
+    <w:p>
+      <w:pPr>
+        <w:pStyle w:val="ListParagraph"/>
+        <w:rPr>
+          <w:b/>
+          <w:bCs/>
+        </w:rPr>
+      </w:pPr>
+      <w:r>
+        <w:rPr>
+          <w:b/>
+          <w:bCs/>
+        </w:rPr>
+        <w:t>5.0</w:t>
+      </w:r>
+      <w:r>
+        <w:rPr>
+          <w:b/>
+          <w:bCs/>
+        </w:rPr>
+        <w:t xml:space="preserve">, </w:t>
+      </w:r>
+      <w:r>
+        <w:rPr>
+          <w:b/>
+          <w:bCs/>
+        </w:rPr>
+        <w:t>5.1</w:t>
+      </w:r>
+      <w:r>
+        <w:rPr>
+          <w:b/>
+          <w:bCs/>
+        </w:rPr>
+        <w:t>,5.2</w:t>
       </w:r>
       <w:r>
         <w:rPr>
@@ -445,6 +640,134 @@
           <w:b/>
           <w:bCs/>
         </w:rPr>
+        <w:t>klasy</w:t>
+      </w:r>
+      <w:r>
+        <w:rPr>
+          <w:b/>
+          <w:bCs/>
+        </w:rPr>
+        <w:t xml:space="preserve"> </w:t>
+      </w:r>
+      <w:r>
+        <w:rPr>
+          <w:b/>
+          <w:bCs/>
+        </w:rPr>
+        <w:t>T</w:t>
+      </w:r>
+      <w:r>
+        <w:rPr>
+          <w:b/>
+          <w:bCs/>
+        </w:rPr>
+        <w:t xml:space="preserve">rener, </w:t>
+      </w:r>
+      <w:r>
+        <w:rPr>
+          <w:b/>
+          <w:bCs/>
+        </w:rPr>
+        <w:t>R</w:t>
+      </w:r>
+      <w:r>
+        <w:rPr>
+          <w:b/>
+          <w:bCs/>
+        </w:rPr>
+        <w:t>odzic</w:t>
+      </w:r>
+      <w:r>
+        <w:rPr>
+          <w:b/>
+          <w:bCs/>
+        </w:rPr>
+        <w:t>/</w:t>
+      </w:r>
+      <w:r>
+        <w:rPr>
+          <w:b/>
+          <w:bCs/>
+        </w:rPr>
+        <w:t>O</w:t>
+      </w:r>
+      <w:r>
+        <w:rPr>
+          <w:b/>
+          <w:bCs/>
+        </w:rPr>
+        <w:t xml:space="preserve">piekun, </w:t>
+      </w:r>
+      <w:r>
+        <w:rPr>
+          <w:b/>
+          <w:bCs/>
+        </w:rPr>
+        <w:t>Z</w:t>
+      </w:r>
+      <w:r>
+        <w:rPr>
+          <w:b/>
+          <w:bCs/>
+        </w:rPr>
+        <w:t xml:space="preserve">arząd, </w:t>
+      </w:r>
+      <w:r>
+        <w:rPr>
+          <w:b/>
+          <w:bCs/>
+        </w:rPr>
+        <w:t>U</w:t>
+      </w:r>
+      <w:r>
+        <w:rPr>
+          <w:b/>
+          <w:bCs/>
+        </w:rPr>
+        <w:t>żytkownik</w:t>
+      </w:r>
+      <w:r>
+        <w:rPr>
+          <w:b/>
+          <w:bCs/>
+        </w:rPr>
+        <w:t xml:space="preserve">, diagram nr. </w:t>
+      </w:r>
+      <w:r>
+        <w:rPr>
+          <w:b/>
+          <w:bCs/>
+        </w:rPr>
+        <w:t>2</w:t>
+      </w:r>
+      <w:r>
+        <w:rPr>
+          <w:b/>
+          <w:bCs/>
+        </w:rPr>
+        <w:t>,</w:t>
+      </w:r>
+    </w:p>
+    <w:p>
+      <w:pPr>
+        <w:pStyle w:val="ListParagraph"/>
+        <w:rPr>
+          <w:b/>
+          <w:bCs/>
+        </w:rPr>
+      </w:pPr>
+      <w:r>
+        <w:rPr>
+          <w:b/>
+          <w:bCs/>
+        </w:rPr>
+        <w:t>5.4 wersja mobilna</w:t>
+      </w:r>
+      <w:r>
+        <w:rPr>
+          <w:b/>
+          <w:bCs/>
+        </w:rPr>
         <w:t>)</w:t>
       </w:r>
     </w:p>
@@ -569,7 +892,109 @@
           <w:b/>
           <w:bCs/>
         </w:rPr>
-        <w:t>, 4.2 diagram nr. 1, 4.3 diagram nr.1</w:t>
+        <w:t xml:space="preserve">, 4.2 diagram nr. 1, </w:t>
+      </w:r>
+      <w:r>
+        <w:rPr>
+          <w:b/>
+          <w:bCs/>
+        </w:rPr>
+        <w:t>4.3 diagram nr.</w:t>
+      </w:r>
+      <w:r>
+        <w:rPr>
+          <w:b/>
+          <w:bCs/>
+        </w:rPr>
+        <w:t>1</w:t>
+      </w:r>
+      <w:r>
+        <w:rPr>
+          <w:b/>
+          <w:bCs/>
+        </w:rPr>
+        <w:t>,</w:t>
+      </w:r>
+    </w:p>
+    <w:p>
+      <w:pPr>
+        <w:pStyle w:val="ListParagraph"/>
+        <w:rPr>
+          <w:b/>
+          <w:bCs/>
+        </w:rPr>
+      </w:pPr>
+      <w:r>
+        <w:rPr>
+          <w:b/>
+          <w:bCs/>
+        </w:rPr>
+        <w:t>5.1</w:t>
+      </w:r>
+      <w:r>
+        <w:rPr>
+          <w:b/>
+          <w:bCs/>
+        </w:rPr>
+        <w:t>,5.2</w:t>
+      </w:r>
+      <w:r>
+        <w:rPr>
+          <w:b/>
+          <w:bCs/>
+        </w:rPr>
+        <w:t xml:space="preserve"> klasy Mecz, Powołanie, </w:t>
+      </w:r>
+      <w:r>
+        <w:rPr>
+          <w:b/>
+          <w:bCs/>
+        </w:rPr>
+        <w:t xml:space="preserve">Powiadomienie, </w:t>
+      </w:r>
+      <w:proofErr w:type="spellStart"/>
+      <w:r>
+        <w:rPr>
+          <w:b/>
+          <w:bCs/>
+        </w:rPr>
+        <w:t>ObiektSportowy</w:t>
+      </w:r>
+      <w:proofErr w:type="spellEnd"/>
+      <w:r>
+        <w:rPr>
+          <w:b/>
+          <w:bCs/>
+        </w:rPr>
+        <w:t xml:space="preserve">, </w:t>
+      </w:r>
+      <w:r>
+        <w:rPr>
+          <w:b/>
+          <w:bCs/>
+        </w:rPr>
+        <w:t>Trening, Frekwencja</w:t>
+      </w:r>
+      <w:r>
+        <w:rPr>
+          <w:b/>
+          <w:bCs/>
+        </w:rPr>
+        <w:t>, Grupa</w:t>
+      </w:r>
+      <w:r>
+        <w:rPr>
+          <w:b/>
+          <w:bCs/>
+        </w:rPr>
+        <w:t>, 5.3 diagram nr. 1</w:t>
+      </w:r>
+      <w:r>
+        <w:rPr>
+          <w:b/>
+          <w:bCs/>
+        </w:rPr>
+        <w:t xml:space="preserve"> </w:t>
       </w:r>
       <w:r>
         <w:rPr>
@@ -578,6 +1003,15 @@
         </w:rPr>
         <w:t>)</w:t>
       </w:r>
+    </w:p>
+    <w:p>
+      <w:pPr>
+        <w:pStyle w:val="ListParagraph"/>
+        <w:rPr>
+          <w:b/>
+          <w:bCs/>
+        </w:rPr>
+      </w:pPr>
     </w:p>
     <w:p>
       <w:pPr>
@@ -628,7 +1062,7 @@
       <w:hyperlink r:id="rId9">
         <w:r>
           <w:rPr>
-            <w:rStyle w:val="Hyperlink"/>
+            <w:rStyle w:val="Hipercze"/>
           </w:rPr>
           <w:t>https://github.com/stomczak11/inzynieria-oprogramowania-projekt</w:t>
         </w:r>
@@ -642,7 +1076,7 @@
     </w:p>
     <w:p>
       <w:pPr>
-        <w:pStyle w:val="Heading1"/>
+        <w:pStyle w:val="Nagwek1"/>
         <w:numPr>
           <w:ilvl w:val="0"/>
           <w:numId w:val="8"/>
@@ -657,6 +1091,7 @@
           <w:rFonts w:ascii="Aptos Display" w:eastAsia="Aptos Display" w:hAnsi="Aptos Display" w:cs="Aptos Display"/>
           <w:color w:val="000000" w:themeColor="text1"/>
         </w:rPr>
+        <w:lastRenderedPageBreak/>
         <w:t xml:space="preserve">System zarządzania akademią piłkarską "FC Drewno </w:t>
       </w:r>
       <w:proofErr w:type="spellStart"/>
@@ -780,6 +1215,7 @@
           <w:rFonts w:ascii="Aptos" w:eastAsia="Aptos" w:hAnsi="Aptos" w:cs="Aptos"/>
           <w:color w:val="000000" w:themeColor="text1"/>
         </w:rPr>
+        <w:lastRenderedPageBreak/>
         <w:t xml:space="preserve">Dla trenerów zaprojektowano moduł mobilny, umożliwiający ewidencjonowanie frekwencji bezpośrednio na boisku z poziomu </w:t>
       </w:r>
       <w:proofErr w:type="spellStart"/>
@@ -810,13 +1246,14 @@
     </w:p>
     <w:p>
       <w:pPr>
-        <w:pStyle w:val="Heading1"/>
-        <w:rPr>
-          <w:b/>
-          <w:bCs/>
-        </w:rPr>
-      </w:pPr>
-      <w:r>
+        <w:pStyle w:val="Nagwek1"/>
+        <w:rPr>
+          <w:b/>
+          <w:bCs/>
+        </w:rPr>
+      </w:pPr>
+      <w:r>
+        <w:lastRenderedPageBreak/>
         <w:t>2</w:t>
       </w:r>
       <w:r>
@@ -855,7 +1292,7 @@
     </w:p>
     <w:p>
       <w:pPr>
-        <w:pStyle w:val="Heading2"/>
+        <w:pStyle w:val="Nagwek2"/>
         <w:rPr>
           <w:b/>
           <w:bCs/>
@@ -1056,13 +1493,14 @@
     </w:p>
     <w:p>
       <w:pPr>
-        <w:pStyle w:val="Heading2"/>
-        <w:rPr>
-          <w:b/>
-          <w:bCs/>
-        </w:rPr>
-      </w:pPr>
-      <w:r>
+        <w:pStyle w:val="Nagwek2"/>
+        <w:rPr>
+          <w:b/>
+          <w:bCs/>
+        </w:rPr>
+      </w:pPr>
+      <w:r>
+        <w:lastRenderedPageBreak/>
         <w:t>2.2</w:t>
       </w:r>
       <w:r>
@@ -1087,7 +1525,7 @@
     </w:p>
     <w:p>
       <w:pPr>
-        <w:pStyle w:val="Heading2"/>
+        <w:pStyle w:val="Nagwek2"/>
         <w:rPr>
           <w:b/>
           <w:bCs/>
@@ -1102,7 +1540,7 @@
     </w:p>
     <w:p>
       <w:pPr>
-        <w:pStyle w:val="Heading3"/>
+        <w:pStyle w:val="Nagwek3"/>
         <w:rPr>
           <w:b/>
         </w:rPr>
@@ -1298,13 +1736,14 @@
     </w:p>
     <w:p>
       <w:pPr>
-        <w:pStyle w:val="Heading3"/>
-        <w:rPr>
-          <w:b/>
-          <w:bCs/>
-        </w:rPr>
-      </w:pPr>
-      <w:r>
+        <w:pStyle w:val="Nagwek3"/>
+        <w:rPr>
+          <w:b/>
+          <w:bCs/>
+        </w:rPr>
+      </w:pPr>
+      <w:r>
+        <w:lastRenderedPageBreak/>
         <w:t>2.3.2</w:t>
       </w:r>
       <w:r>
@@ -1592,7 +2031,7 @@
     <w:p/>
     <w:p>
       <w:pPr>
-        <w:pStyle w:val="Heading1"/>
+        <w:pStyle w:val="Nagwek1"/>
       </w:pPr>
       <w:r>
         <w:t xml:space="preserve">4. Perspektywa przypadków użycia </w:t>
@@ -1600,7 +2039,7 @@
     </w:p>
     <w:p>
       <w:pPr>
-        <w:pStyle w:val="Heading2"/>
+        <w:pStyle w:val="Nagwek2"/>
         <w:rPr>
           <w:rFonts w:ascii="Aptos" w:eastAsia="Aptos" w:hAnsi="Aptos" w:cs="Aptos"/>
         </w:rPr>
@@ -1743,13 +2182,14 @@
     </w:p>
     <w:p>
       <w:pPr>
-        <w:pStyle w:val="Heading3"/>
-        <w:rPr>
-          <w:sz w:val="20"/>
-          <w:szCs w:val="20"/>
-        </w:rPr>
-      </w:pPr>
-      <w:r>
+        <w:pStyle w:val="Nagwek3"/>
+        <w:rPr>
+          <w:sz w:val="20"/>
+          <w:szCs w:val="20"/>
+        </w:rPr>
+      </w:pPr>
+      <w:r>
+        <w:lastRenderedPageBreak/>
         <w:t>Przypadek użycia: “Opłacenie składki”</w:t>
       </w:r>
     </w:p>
@@ -2232,30 +2672,31 @@
     <w:p/>
     <w:p>
       <w:pPr>
-        <w:pStyle w:val="Heading3"/>
-        <w:rPr>
-          <w:rStyle w:val="Strong"/>
-          <w:sz w:val="20"/>
-          <w:szCs w:val="20"/>
-        </w:rPr>
-      </w:pPr>
-      <w:r>
+        <w:pStyle w:val="Nagwek3"/>
+        <w:rPr>
+          <w:rStyle w:val="Pogrubienie"/>
+          <w:sz w:val="20"/>
+          <w:szCs w:val="20"/>
+        </w:rPr>
+      </w:pPr>
+      <w:r>
+        <w:lastRenderedPageBreak/>
         <w:t>Opis przypadku użycia: “Powołanie zawodnika”</w:t>
       </w:r>
     </w:p>
     <w:p>
       <w:pPr>
-        <w:pStyle w:val="BodyText"/>
+        <w:pStyle w:val="Tekstpodstawowy"/>
         <w:spacing w:after="160" w:line="278" w:lineRule="auto"/>
         <w:rPr>
-          <w:rStyle w:val="Strong"/>
-          <w:sz w:val="20"/>
-          <w:szCs w:val="20"/>
-        </w:rPr>
-      </w:pPr>
-      <w:r>
-        <w:rPr>
-          <w:rStyle w:val="Strong"/>
+          <w:rStyle w:val="Pogrubienie"/>
+          <w:sz w:val="20"/>
+          <w:szCs w:val="20"/>
+        </w:rPr>
+      </w:pPr>
+      <w:r>
+        <w:rPr>
+          <w:rStyle w:val="Pogrubienie"/>
           <w:sz w:val="20"/>
           <w:szCs w:val="20"/>
         </w:rPr>
@@ -2264,7 +2705,7 @@
     </w:p>
     <w:p>
       <w:pPr>
-        <w:pStyle w:val="BodyText"/>
+        <w:pStyle w:val="Tekstpodstawowy"/>
         <w:numPr>
           <w:ilvl w:val="0"/>
           <w:numId w:val="20"/>
@@ -2289,17 +2730,17 @@
     </w:p>
     <w:p>
       <w:pPr>
-        <w:pStyle w:val="BodyText"/>
+        <w:pStyle w:val="Tekstpodstawowy"/>
         <w:spacing w:after="160" w:line="278" w:lineRule="auto"/>
         <w:rPr>
-          <w:rStyle w:val="Strong"/>
-          <w:sz w:val="20"/>
-          <w:szCs w:val="20"/>
-        </w:rPr>
-      </w:pPr>
-      <w:r>
-        <w:rPr>
-          <w:rStyle w:val="Strong"/>
+          <w:rStyle w:val="Pogrubienie"/>
+          <w:sz w:val="20"/>
+          <w:szCs w:val="20"/>
+        </w:rPr>
+      </w:pPr>
+      <w:r>
+        <w:rPr>
+          <w:rStyle w:val="Pogrubienie"/>
           <w:sz w:val="20"/>
           <w:szCs w:val="20"/>
         </w:rPr>
@@ -2308,7 +2749,7 @@
     </w:p>
     <w:p>
       <w:pPr>
-        <w:pStyle w:val="BodyText"/>
+        <w:pStyle w:val="Tekstpodstawowy"/>
         <w:numPr>
           <w:ilvl w:val="0"/>
           <w:numId w:val="21"/>
@@ -2333,7 +2774,7 @@
     </w:p>
     <w:p>
       <w:pPr>
-        <w:pStyle w:val="BodyText"/>
+        <w:pStyle w:val="Tekstpodstawowy"/>
         <w:numPr>
           <w:ilvl w:val="0"/>
           <w:numId w:val="21"/>
@@ -2358,7 +2799,7 @@
     </w:p>
     <w:p>
       <w:pPr>
-        <w:pStyle w:val="BodyText"/>
+        <w:pStyle w:val="Tekstpodstawowy"/>
         <w:numPr>
           <w:ilvl w:val="0"/>
           <w:numId w:val="21"/>
@@ -2383,7 +2824,7 @@
     </w:p>
     <w:p>
       <w:pPr>
-        <w:pStyle w:val="BodyText"/>
+        <w:pStyle w:val="Tekstpodstawowy"/>
         <w:numPr>
           <w:ilvl w:val="0"/>
           <w:numId w:val="21"/>
@@ -2408,7 +2849,7 @@
     </w:p>
     <w:p>
       <w:pPr>
-        <w:pStyle w:val="BodyText"/>
+        <w:pStyle w:val="Tekstpodstawowy"/>
         <w:numPr>
           <w:ilvl w:val="0"/>
           <w:numId w:val="21"/>
@@ -2433,7 +2874,7 @@
     </w:p>
     <w:p>
       <w:pPr>
-        <w:pStyle w:val="BodyText"/>
+        <w:pStyle w:val="Tekstpodstawowy"/>
         <w:numPr>
           <w:ilvl w:val="0"/>
           <w:numId w:val="21"/>
@@ -2458,7 +2899,7 @@
     </w:p>
     <w:p>
       <w:pPr>
-        <w:pStyle w:val="BodyText"/>
+        <w:pStyle w:val="Tekstpodstawowy"/>
         <w:spacing w:after="160" w:line="278" w:lineRule="auto"/>
         <w:rPr>
           <w:sz w:val="20"/>
@@ -2467,7 +2908,7 @@
       </w:pPr>
       <w:r>
         <w:rPr>
-          <w:rStyle w:val="Strong"/>
+          <w:rStyle w:val="Pogrubienie"/>
           <w:sz w:val="20"/>
           <w:szCs w:val="20"/>
         </w:rPr>
@@ -2486,7 +2927,7 @@
     </w:p>
     <w:p>
       <w:pPr>
-        <w:pStyle w:val="BodyText"/>
+        <w:pStyle w:val="Tekstpodstawowy"/>
         <w:numPr>
           <w:ilvl w:val="0"/>
           <w:numId w:val="22"/>
@@ -2511,7 +2952,7 @@
     </w:p>
     <w:p>
       <w:pPr>
-        <w:pStyle w:val="BodyText"/>
+        <w:pStyle w:val="Tekstpodstawowy"/>
         <w:spacing w:after="160" w:line="278" w:lineRule="auto"/>
         <w:rPr>
           <w:sz w:val="20"/>
@@ -2528,7 +2969,7 @@
     </w:p>
     <w:p>
       <w:pPr>
-        <w:pStyle w:val="BodyText"/>
+        <w:pStyle w:val="Tekstpodstawowy"/>
         <w:numPr>
           <w:ilvl w:val="0"/>
           <w:numId w:val="23"/>
@@ -2553,7 +2994,7 @@
     </w:p>
     <w:p>
       <w:pPr>
-        <w:pStyle w:val="BodyText"/>
+        <w:pStyle w:val="Tekstpodstawowy"/>
         <w:numPr>
           <w:ilvl w:val="0"/>
           <w:numId w:val="23"/>
@@ -2578,17 +3019,17 @@
     </w:p>
     <w:p>
       <w:pPr>
-        <w:pStyle w:val="BodyText"/>
+        <w:pStyle w:val="Tekstpodstawowy"/>
         <w:spacing w:after="160" w:line="278" w:lineRule="auto"/>
         <w:rPr>
-          <w:rStyle w:val="Strong"/>
-          <w:sz w:val="20"/>
-          <w:szCs w:val="20"/>
-        </w:rPr>
-      </w:pPr>
-      <w:r>
-        <w:rPr>
-          <w:rStyle w:val="Strong"/>
+          <w:rStyle w:val="Pogrubienie"/>
+          <w:sz w:val="20"/>
+          <w:szCs w:val="20"/>
+        </w:rPr>
+      </w:pPr>
+      <w:r>
+        <w:rPr>
+          <w:rStyle w:val="Pogrubienie"/>
           <w:sz w:val="20"/>
           <w:szCs w:val="20"/>
         </w:rPr>
@@ -2597,7 +3038,7 @@
     </w:p>
     <w:p>
       <w:pPr>
-        <w:pStyle w:val="BodyText"/>
+        <w:pStyle w:val="Tekstpodstawowy"/>
         <w:numPr>
           <w:ilvl w:val="0"/>
           <w:numId w:val="24"/>
@@ -2622,7 +3063,7 @@
     </w:p>
     <w:p>
       <w:pPr>
-        <w:pStyle w:val="BodyText"/>
+        <w:pStyle w:val="Tekstpodstawowy"/>
         <w:numPr>
           <w:ilvl w:val="0"/>
           <w:numId w:val="24"/>
@@ -2647,7 +3088,7 @@
     </w:p>
     <w:p>
       <w:pPr>
-        <w:pStyle w:val="BodyText"/>
+        <w:pStyle w:val="Tekstpodstawowy"/>
         <w:numPr>
           <w:ilvl w:val="0"/>
           <w:numId w:val="24"/>
@@ -2672,7 +3113,7 @@
     </w:p>
     <w:p>
       <w:pPr>
-        <w:pStyle w:val="BodyText"/>
+        <w:pStyle w:val="Tekstpodstawowy"/>
         <w:numPr>
           <w:ilvl w:val="0"/>
           <w:numId w:val="24"/>
@@ -2697,17 +3138,17 @@
     </w:p>
     <w:p>
       <w:pPr>
-        <w:pStyle w:val="BodyText"/>
+        <w:pStyle w:val="Tekstpodstawowy"/>
         <w:spacing w:after="160" w:line="278" w:lineRule="auto"/>
         <w:rPr>
-          <w:rStyle w:val="Strong"/>
-          <w:sz w:val="20"/>
-          <w:szCs w:val="20"/>
-        </w:rPr>
-      </w:pPr>
-      <w:r>
-        <w:rPr>
-          <w:rStyle w:val="Strong"/>
+          <w:rStyle w:val="Pogrubienie"/>
+          <w:sz w:val="20"/>
+          <w:szCs w:val="20"/>
+        </w:rPr>
+      </w:pPr>
+      <w:r>
+        <w:rPr>
+          <w:rStyle w:val="Pogrubienie"/>
           <w:sz w:val="20"/>
           <w:szCs w:val="20"/>
         </w:rPr>
@@ -2716,7 +3157,7 @@
     </w:p>
     <w:p>
       <w:pPr>
-        <w:pStyle w:val="BodyText"/>
+        <w:pStyle w:val="Tekstpodstawowy"/>
         <w:numPr>
           <w:ilvl w:val="0"/>
           <w:numId w:val="25"/>
@@ -2741,7 +3182,7 @@
     </w:p>
     <w:p>
       <w:pPr>
-        <w:pStyle w:val="BodyText"/>
+        <w:pStyle w:val="Tekstpodstawowy"/>
         <w:numPr>
           <w:ilvl w:val="0"/>
           <w:numId w:val="25"/>
@@ -2766,7 +3207,7 @@
     </w:p>
     <w:p>
       <w:pPr>
-        <w:pStyle w:val="BodyText"/>
+        <w:pStyle w:val="Tekstpodstawowy"/>
         <w:numPr>
           <w:ilvl w:val="0"/>
           <w:numId w:val="25"/>
@@ -2812,16 +3253,17 @@
     </w:p>
     <w:p>
       <w:pPr>
-        <w:pStyle w:val="Heading3"/>
-        <w:rPr>
-          <w:rFonts w:ascii="Aptos" w:eastAsia="Aptos" w:hAnsi="Aptos" w:cs="Aptos"/>
-          <w:b/>
-          <w:bCs/>
-          <w:sz w:val="20"/>
-          <w:szCs w:val="20"/>
-        </w:rPr>
-      </w:pPr>
-      <w:r>
+        <w:pStyle w:val="Nagwek3"/>
+        <w:rPr>
+          <w:rFonts w:ascii="Aptos" w:eastAsia="Aptos" w:hAnsi="Aptos" w:cs="Aptos"/>
+          <w:b/>
+          <w:bCs/>
+          <w:sz w:val="20"/>
+          <w:szCs w:val="20"/>
+        </w:rPr>
+      </w:pPr>
+      <w:r>
+        <w:lastRenderedPageBreak/>
         <w:t>Opis przypadku użycia: “Zarządzanie użytkownikami”</w:t>
       </w:r>
     </w:p>
@@ -3564,20 +4006,21 @@
     </w:p>
     <w:p>
       <w:pPr>
-        <w:pStyle w:val="Heading3"/>
-        <w:rPr>
-          <w:rFonts w:ascii="Aptos" w:eastAsia="Aptos" w:hAnsi="Aptos" w:cs="Aptos"/>
-          <w:sz w:val="20"/>
-          <w:szCs w:val="20"/>
-        </w:rPr>
-      </w:pPr>
-      <w:r>
+        <w:pStyle w:val="Nagwek3"/>
+        <w:rPr>
+          <w:rFonts w:ascii="Aptos" w:eastAsia="Aptos" w:hAnsi="Aptos" w:cs="Aptos"/>
+          <w:sz w:val="20"/>
+          <w:szCs w:val="20"/>
+        </w:rPr>
+      </w:pPr>
+      <w:r>
+        <w:lastRenderedPageBreak/>
         <w:t>Opisy aktorów w systemie:</w:t>
       </w:r>
     </w:p>
     <w:p>
       <w:pPr>
-        <w:pStyle w:val="BodyText"/>
+        <w:pStyle w:val="Tekstpodstawowy"/>
         <w:numPr>
           <w:ilvl w:val="0"/>
           <w:numId w:val="26"/>
@@ -3613,7 +4056,7 @@
     </w:p>
     <w:p>
       <w:pPr>
-        <w:pStyle w:val="BodyText"/>
+        <w:pStyle w:val="Tekstpodstawowy"/>
         <w:numPr>
           <w:ilvl w:val="0"/>
           <w:numId w:val="26"/>
@@ -3649,7 +4092,7 @@
     </w:p>
     <w:p>
       <w:pPr>
-        <w:pStyle w:val="BodyText"/>
+        <w:pStyle w:val="Tekstpodstawowy"/>
         <w:numPr>
           <w:ilvl w:val="0"/>
           <w:numId w:val="26"/>
@@ -3685,7 +4128,7 @@
     </w:p>
     <w:p>
       <w:pPr>
-        <w:pStyle w:val="BodyText"/>
+        <w:pStyle w:val="Tekstpodstawowy"/>
         <w:tabs>
           <w:tab w:val="left" w:pos="0"/>
         </w:tabs>
@@ -3699,7 +4142,7 @@
     </w:p>
     <w:p>
       <w:pPr>
-        <w:pStyle w:val="BodyText"/>
+        <w:pStyle w:val="Tekstpodstawowy"/>
         <w:tabs>
           <w:tab w:val="left" w:pos="0"/>
         </w:tabs>
@@ -3875,7 +4318,7 @@
     </w:p>
     <w:p>
       <w:pPr>
-        <w:pStyle w:val="Heading2"/>
+        <w:pStyle w:val="Nagwek2"/>
       </w:pPr>
       <w:r>
         <w:t>4.2. Diagramy czynności</w:t>
@@ -3883,7 +4326,7 @@
     </w:p>
     <w:p>
       <w:pPr>
-        <w:pStyle w:val="BodyText"/>
+        <w:pStyle w:val="Tekstpodstawowy"/>
         <w:tabs>
           <w:tab w:val="left" w:pos="0"/>
         </w:tabs>
@@ -3972,7 +4415,7 @@
     </w:p>
     <w:p>
       <w:pPr>
-        <w:pStyle w:val="BodyText"/>
+        <w:pStyle w:val="Tekstpodstawowy"/>
         <w:tabs>
           <w:tab w:val="left" w:pos="0"/>
         </w:tabs>
@@ -3981,13 +4424,14 @@
     </w:p>
     <w:p>
       <w:pPr>
-        <w:pStyle w:val="BodyText"/>
+        <w:pStyle w:val="Tekstpodstawowy"/>
         <w:tabs>
           <w:tab w:val="left" w:pos="0"/>
         </w:tabs>
         <w:spacing w:after="283" w:line="278" w:lineRule="auto"/>
       </w:pPr>
       <w:r>
+        <w:lastRenderedPageBreak/>
         <w:t xml:space="preserve">       </w:t>
       </w:r>
       <w:r>
@@ -4039,7 +4483,7 @@
     </w:p>
     <w:p>
       <w:pPr>
-        <w:pStyle w:val="BodyText"/>
+        <w:pStyle w:val="Tekstpodstawowy"/>
         <w:tabs>
           <w:tab w:val="left" w:pos="0"/>
         </w:tabs>
@@ -4061,7 +4505,7 @@
     </w:p>
     <w:p>
       <w:pPr>
-        <w:pStyle w:val="BodyText"/>
+        <w:pStyle w:val="Tekstpodstawowy"/>
         <w:tabs>
           <w:tab w:val="left" w:pos="0"/>
         </w:tabs>
@@ -4119,7 +4563,7 @@
     </w:p>
     <w:p>
       <w:pPr>
-        <w:pStyle w:val="BodyText"/>
+        <w:pStyle w:val="Tekstpodstawowy"/>
         <w:tabs>
           <w:tab w:val="left" w:pos="0"/>
         </w:tabs>
@@ -4141,18 +4585,19 @@
     </w:p>
     <w:p>
       <w:pPr>
-        <w:pStyle w:val="Heading2"/>
+        <w:pStyle w:val="Nagwek2"/>
         <w:tabs>
           <w:tab w:val="left" w:pos="0"/>
         </w:tabs>
       </w:pPr>
       <w:r>
+        <w:lastRenderedPageBreak/>
         <w:t>4.3. Diagramy interakcji (przebiegu)</w:t>
       </w:r>
     </w:p>
     <w:p>
       <w:pPr>
-        <w:pStyle w:val="BodyText"/>
+        <w:pStyle w:val="Tekstpodstawowy"/>
         <w:tabs>
           <w:tab w:val="left" w:pos="0"/>
         </w:tabs>
@@ -4198,7 +4643,7 @@
     </w:p>
     <w:p>
       <w:pPr>
-        <w:pStyle w:val="BodyText"/>
+        <w:pStyle w:val="Tekstpodstawowy"/>
         <w:tabs>
           <w:tab w:val="left" w:pos="0"/>
         </w:tabs>
@@ -4268,7 +4713,7 @@
     </w:p>
     <w:p>
       <w:pPr>
-        <w:pStyle w:val="BodyText"/>
+        <w:pStyle w:val="Tekstpodstawowy"/>
         <w:tabs>
           <w:tab w:val="left" w:pos="0"/>
         </w:tabs>
@@ -4280,7 +4725,7 @@
     </w:p>
     <w:p>
       <w:pPr>
-        <w:pStyle w:val="BodyText"/>
+        <w:pStyle w:val="Tekstpodstawowy"/>
         <w:tabs>
           <w:tab w:val="left" w:pos="0"/>
         </w:tabs>
@@ -4305,7 +4750,7 @@
     </w:p>
     <w:p>
       <w:pPr>
-        <w:pStyle w:val="BodyText"/>
+        <w:pStyle w:val="Tekstpodstawowy"/>
         <w:tabs>
           <w:tab w:val="left" w:pos="0"/>
         </w:tabs>
@@ -4338,7 +4783,7 @@
     </w:p>
     <w:p>
       <w:pPr>
-        <w:pStyle w:val="BodyText"/>
+        <w:pStyle w:val="Tekstpodstawowy"/>
         <w:tabs>
           <w:tab w:val="left" w:pos="0"/>
         </w:tabs>
@@ -4350,7 +4795,7 @@
     </w:p>
     <w:p>
       <w:pPr>
-        <w:pStyle w:val="BodyText"/>
+        <w:pStyle w:val="Tekstpodstawowy"/>
         <w:tabs>
           <w:tab w:val="left" w:pos="0"/>
         </w:tabs>
@@ -4378,7 +4823,7 @@
     </w:p>
     <w:p>
       <w:pPr>
-        <w:pStyle w:val="BodyText"/>
+        <w:pStyle w:val="Tekstpodstawowy"/>
         <w:tabs>
           <w:tab w:val="left" w:pos="0"/>
         </w:tabs>
@@ -4403,7 +4848,7 @@
     </w:p>
     <w:p>
       <w:pPr>
-        <w:pStyle w:val="BodyText"/>
+        <w:pStyle w:val="Tekstpodstawowy"/>
         <w:tabs>
           <w:tab w:val="left" w:pos="0"/>
         </w:tabs>
@@ -4415,7 +4860,7 @@
     </w:p>
     <w:p>
       <w:pPr>
-        <w:pStyle w:val="BodyText"/>
+        <w:pStyle w:val="Tekstpodstawowy"/>
         <w:tabs>
           <w:tab w:val="left" w:pos="0"/>
         </w:tabs>
@@ -4432,7 +4877,7 @@
     </w:p>
     <w:p>
       <w:pPr>
-        <w:pStyle w:val="BodyText"/>
+        <w:pStyle w:val="Tekstpodstawowy"/>
         <w:tabs>
           <w:tab w:val="left" w:pos="0"/>
         </w:tabs>
@@ -4441,13 +4886,14 @@
     </w:p>
     <w:p>
       <w:pPr>
-        <w:pStyle w:val="BodyText"/>
+        <w:pStyle w:val="Tekstpodstawowy"/>
         <w:tabs>
           <w:tab w:val="left" w:pos="0"/>
         </w:tabs>
         <w:spacing w:after="283" w:line="278" w:lineRule="auto"/>
       </w:pPr>
       <w:r>
+        <w:lastRenderedPageBreak/>
         <w:drawing>
           <wp:inline distT="0" distB="0" distL="0" distR="0" wp14:anchorId="49FB2A67" wp14:editId="6078981C">
             <wp:extent cx="5760720" cy="3391535"/>
@@ -4487,7 +4933,7 @@
     </w:p>
     <w:p>
       <w:pPr>
-        <w:pStyle w:val="BodyText"/>
+        <w:pStyle w:val="Tekstpodstawowy"/>
         <w:tabs>
           <w:tab w:val="left" w:pos="0"/>
         </w:tabs>
@@ -4549,7 +4995,7 @@
     </w:p>
     <w:p>
       <w:pPr>
-        <w:pStyle w:val="BodyText"/>
+        <w:pStyle w:val="Tekstpodstawowy"/>
         <w:tabs>
           <w:tab w:val="left" w:pos="0"/>
         </w:tabs>
@@ -4561,7 +5007,7 @@
     </w:p>
     <w:p>
       <w:pPr>
-        <w:pStyle w:val="BodyText"/>
+        <w:pStyle w:val="Tekstpodstawowy"/>
         <w:tabs>
           <w:tab w:val="left" w:pos="0"/>
         </w:tabs>
@@ -4573,7 +5019,7 @@
     </w:p>
     <w:p>
       <w:pPr>
-        <w:pStyle w:val="BodyText"/>
+        <w:pStyle w:val="Tekstpodstawowy"/>
         <w:tabs>
           <w:tab w:val="left" w:pos="0"/>
         </w:tabs>
@@ -4601,7 +5047,7 @@
     </w:p>
     <w:p>
       <w:pPr>
-        <w:pStyle w:val="BodyText"/>
+        <w:pStyle w:val="Tekstpodstawowy"/>
         <w:tabs>
           <w:tab w:val="left" w:pos="0"/>
         </w:tabs>
@@ -4613,7 +5059,7 @@
     </w:p>
     <w:p>
       <w:pPr>
-        <w:pStyle w:val="BodyText"/>
+        <w:pStyle w:val="Tekstpodstawowy"/>
         <w:tabs>
           <w:tab w:val="left" w:pos="0"/>
         </w:tabs>
@@ -4649,7 +5095,7 @@
     </w:p>
     <w:p>
       <w:pPr>
-        <w:pStyle w:val="BodyText"/>
+        <w:pStyle w:val="Tekstpodstawowy"/>
         <w:tabs>
           <w:tab w:val="left" w:pos="0"/>
         </w:tabs>
@@ -4661,7 +5107,7 @@
     </w:p>
     <w:p>
       <w:pPr>
-        <w:pStyle w:val="BodyText"/>
+        <w:pStyle w:val="Tekstpodstawowy"/>
         <w:tabs>
           <w:tab w:val="left" w:pos="0"/>
         </w:tabs>
@@ -4694,7 +5140,7 @@
     </w:p>
     <w:p>
       <w:pPr>
-        <w:pStyle w:val="BodyText"/>
+        <w:pStyle w:val="Tekstpodstawowy"/>
         <w:tabs>
           <w:tab w:val="left" w:pos="0"/>
         </w:tabs>
@@ -4706,7 +5152,7 @@
     </w:p>
     <w:p>
       <w:pPr>
-        <w:pStyle w:val="BodyText"/>
+        <w:pStyle w:val="Tekstpodstawowy"/>
         <w:tabs>
           <w:tab w:val="left" w:pos="0"/>
         </w:tabs>
@@ -4726,7 +5172,7 @@
     </w:p>
     <w:p>
       <w:pPr>
-        <w:pStyle w:val="BodyText"/>
+        <w:pStyle w:val="Tekstpodstawowy"/>
         <w:tabs>
           <w:tab w:val="left" w:pos="0"/>
         </w:tabs>
@@ -4735,7 +5181,7 @@
     </w:p>
     <w:p>
       <w:pPr>
-        <w:pStyle w:val="BodyText"/>
+        <w:pStyle w:val="Tekstpodstawowy"/>
         <w:tabs>
           <w:tab w:val="left" w:pos="0"/>
         </w:tabs>
@@ -4781,7 +5227,7 @@
     </w:p>
     <w:p>
       <w:pPr>
-        <w:pStyle w:val="BodyText"/>
+        <w:pStyle w:val="Tekstpodstawowy"/>
         <w:tabs>
           <w:tab w:val="left" w:pos="0"/>
         </w:tabs>
@@ -4874,15 +5320,3446 @@
     </w:p>
     <w:p>
       <w:pPr>
-        <w:rPr>
-          <w:b/>
-          <w:bCs/>
-        </w:rPr>
-      </w:pPr>
-    </w:p>
-    <w:p>
-      <w:pPr>
-        <w:pStyle w:val="Heading2"/>
+        <w:ind w:firstLine="708"/>
+      </w:pPr>
+    </w:p>
+    <w:p>
+      <w:pPr>
+        <w:pStyle w:val="Nagwek1"/>
+      </w:pPr>
+      <w:r>
+        <w:lastRenderedPageBreak/>
+        <w:t xml:space="preserve">5. Perspektywa projektowa </w:t>
+      </w:r>
+    </w:p>
+    <w:p>
+      <w:r>
+        <w:rPr>
+          <w:rFonts w:ascii="Aptos" w:eastAsia="Aptos" w:hAnsi="Aptos" w:cs="Aptos"/>
+        </w:rPr>
+        <w:t>5.0. Proponowana architektura systemu</w:t>
+      </w:r>
+    </w:p>
+    <w:p>
+      <w:r>
+        <w:rPr>
+          <w:noProof/>
+        </w:rPr>
+        <w:drawing>
+          <wp:inline distT="0" distB="0" distL="0" distR="0" wp14:anchorId="4A03565E" wp14:editId="262D61D8">
+            <wp:extent cx="5762625" cy="3581400"/>
+            <wp:effectExtent l="0" t="0" r="0" b="0"/>
+            <wp:docPr id="69873047" name="drawing"/>
+            <wp:cNvGraphicFramePr>
+              <a:graphicFrameLocks xmlns:a="http://schemas.openxmlformats.org/drawingml/2006/main" noChangeAspect="1"/>
+            </wp:cNvGraphicFramePr>
+            <a:graphic xmlns:a="http://schemas.openxmlformats.org/drawingml/2006/main">
+              <a:graphicData uri="http://schemas.openxmlformats.org/drawingml/2006/picture">
+                <pic:pic xmlns:pic="http://schemas.openxmlformats.org/drawingml/2006/picture">
+                  <pic:nvPicPr>
+                    <pic:cNvPr id="69873047" name="Picture 69873047"/>
+                    <pic:cNvPicPr/>
+                  </pic:nvPicPr>
+                  <pic:blipFill>
+                    <a:blip r:embed="rId18">
+                      <a:extLst>
+                        <a:ext uri="{28A0092B-C50C-407E-A947-70E740481C1C}">
+                          <a14:useLocalDpi xmlns:a14="http://schemas.microsoft.com/office/drawing/2010/main"/>
+                        </a:ext>
+                      </a:extLst>
+                    </a:blip>
+                    <a:stretch>
+                      <a:fillRect/>
+                    </a:stretch>
+                  </pic:blipFill>
+                  <pic:spPr>
+                    <a:xfrm>
+                      <a:off x="0" y="0"/>
+                      <a:ext cx="5762625" cy="3581400"/>
+                    </a:xfrm>
+                    <a:prstGeom prst="rect">
+                      <a:avLst/>
+                    </a:prstGeom>
+                  </pic:spPr>
+                </pic:pic>
+              </a:graphicData>
+            </a:graphic>
+          </wp:inline>
+        </w:drawing>
+      </w:r>
+    </w:p>
+    <w:p>
+      <w:r>
+        <w:t>• Warstwa prezentacji</w:t>
+      </w:r>
+      <w:r>
+        <w:t xml:space="preserve"> </w:t>
+      </w:r>
+      <w:r>
+        <w:t xml:space="preserve">— aplikacja mobilna (wykorzystywana przede wszystkim przez trenerów do rejestracji frekwencji bezpośrednio na boisku oraz przez rodziców) i portal webowy (rodzice, zarząd, trenerzy). </w:t>
+      </w:r>
+    </w:p>
+    <w:p>
+      <w:r>
+        <w:t xml:space="preserve">• Warstwa logiki biznesowej — zbiór modułów funkcjonalnych odpowiadających obszarom działania klubu: uwierzytelnianie, zarządzanie zawodnikami i grupami, płatności (składki), frekwencja i treningi, mecze i powołania, powiadomienia, sprzęt oraz statystyki i raporty. </w:t>
+      </w:r>
+    </w:p>
+    <w:p>
+      <w:r>
+        <w:t>• Warstwa dostępu do danych</w:t>
+      </w:r>
+      <w:r>
+        <w:t xml:space="preserve"> </w:t>
+      </w:r>
+      <w:r>
+        <w:t xml:space="preserve">—izolujące logikę biznesową od konkretnej bazy danych. </w:t>
+      </w:r>
+    </w:p>
+    <w:p>
+      <w:r>
+        <w:t>• Warstwa danych — relacyjna baza danych przechowująca m.in. kartoteki zawodników, frekwencję, składki, wydarzenia meczowe, powołania oraz ewidencję sprzętu.</w:t>
+      </w:r>
+    </w:p>
+    <w:p>
+      <w:r>
+        <w:t>Integracje zewnętrzne: moduł płatności korzysta z zewnętrznej bramki płatności (autoryzacja wpłat składek), natomiast moduł powiadomień z zewnętrznej bramy SMS/e-mail (powołania na mecz, odwołania treningów).</w:t>
+      </w:r>
+    </w:p>
+    <w:p>
+      <w:pPr>
+        <w:rPr>
+          <w:rFonts w:asciiTheme="majorHAnsi" w:eastAsiaTheme="majorEastAsia" w:hAnsiTheme="majorHAnsi" w:cstheme="majorBidi"/>
+          <w:sz w:val="32"/>
+          <w:szCs w:val="32"/>
+        </w:rPr>
+      </w:pPr>
+      <w:r>
+        <w:br w:type="page"/>
+      </w:r>
+    </w:p>
+    <w:p>
+      <w:pPr>
+        <w:pStyle w:val="Nagwek2"/>
+      </w:pPr>
+      <w:r>
+        <w:lastRenderedPageBreak/>
+        <w:t>5.1 Diagram klas</w:t>
+      </w:r>
+    </w:p>
+    <w:p>
+      <w:r>
+        <w:rPr>
+          <w:noProof/>
+        </w:rPr>
+        <w:drawing>
+          <wp:inline distT="0" distB="0" distL="0" distR="0" wp14:anchorId="3E9483DE" wp14:editId="3A077166">
+            <wp:extent cx="5762625" cy="4248150"/>
+            <wp:effectExtent l="0" t="0" r="0" b="0"/>
+            <wp:docPr id="173310604" name="drawing"/>
+            <wp:cNvGraphicFramePr>
+              <a:graphicFrameLocks xmlns:a="http://schemas.openxmlformats.org/drawingml/2006/main" noChangeAspect="1"/>
+            </wp:cNvGraphicFramePr>
+            <a:graphic xmlns:a="http://schemas.openxmlformats.org/drawingml/2006/main">
+              <a:graphicData uri="http://schemas.openxmlformats.org/drawingml/2006/picture">
+                <pic:pic xmlns:pic="http://schemas.openxmlformats.org/drawingml/2006/picture">
+                  <pic:nvPicPr>
+                    <pic:cNvPr id="173310604" name="Picture 173310604"/>
+                    <pic:cNvPicPr/>
+                  </pic:nvPicPr>
+                  <pic:blipFill>
+                    <a:blip r:embed="rId19">
+                      <a:extLst>
+                        <a:ext uri="{28A0092B-C50C-407E-A947-70E740481C1C}">
+                          <a14:useLocalDpi xmlns:a14="http://schemas.microsoft.com/office/drawing/2010/main"/>
+                        </a:ext>
+                      </a:extLst>
+                    </a:blip>
+                    <a:stretch>
+                      <a:fillRect/>
+                    </a:stretch>
+                  </pic:blipFill>
+                  <pic:spPr>
+                    <a:xfrm>
+                      <a:off x="0" y="0"/>
+                      <a:ext cx="5762625" cy="4248150"/>
+                    </a:xfrm>
+                    <a:prstGeom prst="rect">
+                      <a:avLst/>
+                    </a:prstGeom>
+                  </pic:spPr>
+                </pic:pic>
+              </a:graphicData>
+            </a:graphic>
+          </wp:inline>
+        </w:drawing>
+      </w:r>
+    </w:p>
+    <w:p>
+      <w:pPr>
+        <w:pStyle w:val="Nagwek2"/>
+      </w:pPr>
+      <w:r>
+        <w:t>5.2 Wykaz klas</w:t>
+      </w:r>
+    </w:p>
+    <w:p>
+      <w:pPr>
+        <w:spacing w:line="240" w:lineRule="auto"/>
+        <w:rPr>
+          <w:rFonts w:ascii="Aptos" w:eastAsia="Aptos" w:hAnsi="Aptos" w:cs="Aptos"/>
+          <w:color w:val="000000" w:themeColor="text1"/>
+        </w:rPr>
+      </w:pPr>
+      <w:r>
+        <w:rPr>
+          <w:rFonts w:ascii="Aptos" w:eastAsia="Aptos" w:hAnsi="Aptos" w:cs="Aptos"/>
+          <w:b/>
+          <w:bCs/>
+          <w:color w:val="000000" w:themeColor="text1"/>
+        </w:rPr>
+        <w:t>Frekwencja:</w:t>
+      </w:r>
+      <w:r>
+        <w:rPr>
+          <w:rFonts w:ascii="Aptos" w:eastAsia="Aptos" w:hAnsi="Aptos" w:cs="Aptos"/>
+          <w:color w:val="000000" w:themeColor="text1"/>
+        </w:rPr>
+        <w:t> </w:t>
+      </w:r>
+    </w:p>
+    <w:p>
+      <w:pPr>
+        <w:spacing w:line="240" w:lineRule="auto"/>
+        <w:rPr>
+          <w:rFonts w:ascii="Aptos" w:eastAsia="Aptos" w:hAnsi="Aptos" w:cs="Aptos"/>
+          <w:color w:val="000000" w:themeColor="text1"/>
+        </w:rPr>
+      </w:pPr>
+      <w:r>
+        <w:rPr>
+          <w:rFonts w:ascii="Aptos" w:eastAsia="Aptos" w:hAnsi="Aptos" w:cs="Aptos"/>
+          <w:color w:val="000000" w:themeColor="text1"/>
+        </w:rPr>
+        <w:t>atrybuty: </w:t>
+      </w:r>
+    </w:p>
+    <w:p>
+      <w:pPr>
+        <w:spacing w:line="240" w:lineRule="auto"/>
+        <w:ind w:firstLine="708"/>
+        <w:rPr>
+          <w:rFonts w:ascii="Aptos" w:eastAsia="Aptos" w:hAnsi="Aptos" w:cs="Aptos"/>
+          <w:color w:val="000000" w:themeColor="text1"/>
+        </w:rPr>
+      </w:pPr>
+      <w:r>
+        <w:rPr>
+          <w:rFonts w:ascii="Aptos" w:eastAsia="Aptos" w:hAnsi="Aptos" w:cs="Aptos"/>
+          <w:color w:val="000000" w:themeColor="text1"/>
+        </w:rPr>
+        <w:t>- IDFrekwencji</w:t>
+      </w:r>
+    </w:p>
+    <w:p>
+      <w:pPr>
+        <w:spacing w:line="240" w:lineRule="auto"/>
+        <w:ind w:firstLine="708"/>
+        <w:rPr>
+          <w:rFonts w:ascii="Aptos" w:eastAsia="Aptos" w:hAnsi="Aptos" w:cs="Aptos"/>
+          <w:color w:val="000000" w:themeColor="text1"/>
+        </w:rPr>
+      </w:pPr>
+      <w:r>
+        <w:rPr>
+          <w:rFonts w:ascii="Aptos" w:eastAsia="Aptos" w:hAnsi="Aptos" w:cs="Aptos"/>
+          <w:color w:val="000000" w:themeColor="text1"/>
+        </w:rPr>
+        <w:t>- data</w:t>
+      </w:r>
+    </w:p>
+    <w:p>
+      <w:pPr>
+        <w:spacing w:line="240" w:lineRule="auto"/>
+        <w:ind w:firstLine="708"/>
+        <w:rPr>
+          <w:rFonts w:ascii="Aptos" w:eastAsia="Aptos" w:hAnsi="Aptos" w:cs="Aptos"/>
+          <w:color w:val="000000" w:themeColor="text1"/>
+        </w:rPr>
+      </w:pPr>
+      <w:r>
+        <w:rPr>
+          <w:rFonts w:ascii="Aptos" w:eastAsia="Aptos" w:hAnsi="Aptos" w:cs="Aptos"/>
+          <w:color w:val="000000" w:themeColor="text1"/>
+        </w:rPr>
+        <w:t>- status - np. obecny, nieobecny, usprawiedliwiony </w:t>
+      </w:r>
+    </w:p>
+    <w:p>
+      <w:pPr>
+        <w:spacing w:line="240" w:lineRule="auto"/>
+        <w:rPr>
+          <w:rFonts w:ascii="Aptos" w:eastAsia="Aptos" w:hAnsi="Aptos" w:cs="Aptos"/>
+          <w:color w:val="000000" w:themeColor="text1"/>
+        </w:rPr>
+      </w:pPr>
+    </w:p>
+    <w:p>
+      <w:pPr>
+        <w:spacing w:line="240" w:lineRule="auto"/>
+        <w:rPr>
+          <w:rFonts w:ascii="Aptos" w:eastAsia="Aptos" w:hAnsi="Aptos" w:cs="Aptos"/>
+          <w:color w:val="000000" w:themeColor="text1"/>
+        </w:rPr>
+      </w:pPr>
+      <w:r>
+        <w:rPr>
+          <w:rFonts w:ascii="Aptos" w:eastAsia="Aptos" w:hAnsi="Aptos" w:cs="Aptos"/>
+          <w:color w:val="000000" w:themeColor="text1"/>
+        </w:rPr>
+        <w:t>Przechowuje informacje o obecności zawodnika na danej jednostce treningowej. </w:t>
+      </w:r>
+    </w:p>
+    <w:p>
+      <w:pPr>
+        <w:spacing w:line="240" w:lineRule="auto"/>
+        <w:rPr>
+          <w:rFonts w:ascii="Aptos" w:eastAsia="Aptos" w:hAnsi="Aptos" w:cs="Aptos"/>
+          <w:color w:val="000000" w:themeColor="text1"/>
+        </w:rPr>
+      </w:pPr>
+    </w:p>
+    <w:p>
+      <w:pPr>
+        <w:spacing w:line="240" w:lineRule="auto"/>
+        <w:rPr>
+          <w:rFonts w:ascii="Aptos" w:eastAsia="Aptos" w:hAnsi="Aptos" w:cs="Aptos"/>
+          <w:color w:val="000000" w:themeColor="text1"/>
+        </w:rPr>
+      </w:pPr>
+      <w:r>
+        <w:rPr>
+          <w:rFonts w:ascii="Aptos" w:eastAsia="Aptos" w:hAnsi="Aptos" w:cs="Aptos"/>
+          <w:b/>
+          <w:bCs/>
+          <w:color w:val="000000" w:themeColor="text1"/>
+        </w:rPr>
+        <w:t>Grupa:</w:t>
+      </w:r>
+      <w:r>
+        <w:rPr>
+          <w:rFonts w:ascii="Aptos" w:eastAsia="Aptos" w:hAnsi="Aptos" w:cs="Aptos"/>
+          <w:color w:val="000000" w:themeColor="text1"/>
+        </w:rPr>
+        <w:t> </w:t>
+      </w:r>
+    </w:p>
+    <w:p>
+      <w:pPr>
+        <w:spacing w:line="240" w:lineRule="auto"/>
+        <w:rPr>
+          <w:rFonts w:ascii="Aptos" w:eastAsia="Aptos" w:hAnsi="Aptos" w:cs="Aptos"/>
+          <w:color w:val="000000" w:themeColor="text1"/>
+        </w:rPr>
+      </w:pPr>
+      <w:r>
+        <w:rPr>
+          <w:rFonts w:ascii="Aptos" w:eastAsia="Aptos" w:hAnsi="Aptos" w:cs="Aptos"/>
+          <w:color w:val="000000" w:themeColor="text1"/>
+        </w:rPr>
+        <w:t>atrybuty: </w:t>
+      </w:r>
+    </w:p>
+    <w:p>
+      <w:pPr>
+        <w:spacing w:line="240" w:lineRule="auto"/>
+        <w:ind w:firstLine="708"/>
+        <w:rPr>
+          <w:rFonts w:ascii="Aptos" w:eastAsia="Aptos" w:hAnsi="Aptos" w:cs="Aptos"/>
+          <w:color w:val="000000" w:themeColor="text1"/>
+        </w:rPr>
+      </w:pPr>
+      <w:r>
+        <w:rPr>
+          <w:rFonts w:ascii="Aptos" w:eastAsia="Aptos" w:hAnsi="Aptos" w:cs="Aptos"/>
+          <w:color w:val="000000" w:themeColor="text1"/>
+        </w:rPr>
+        <w:t>- IDGrupy</w:t>
+      </w:r>
+    </w:p>
+    <w:p>
+      <w:pPr>
+        <w:spacing w:line="240" w:lineRule="auto"/>
+        <w:ind w:firstLine="708"/>
+        <w:rPr>
+          <w:rFonts w:ascii="Aptos" w:eastAsia="Aptos" w:hAnsi="Aptos" w:cs="Aptos"/>
+          <w:color w:val="000000" w:themeColor="text1"/>
+        </w:rPr>
+      </w:pPr>
+      <w:r>
+        <w:rPr>
+          <w:rFonts w:ascii="Aptos" w:eastAsia="Aptos" w:hAnsi="Aptos" w:cs="Aptos"/>
+          <w:color w:val="000000" w:themeColor="text1"/>
+        </w:rPr>
+        <w:t>- nazwa</w:t>
+      </w:r>
+    </w:p>
+    <w:p>
+      <w:pPr>
+        <w:spacing w:line="240" w:lineRule="auto"/>
+        <w:ind w:firstLine="708"/>
+        <w:rPr>
+          <w:rFonts w:ascii="Aptos" w:eastAsia="Aptos" w:hAnsi="Aptos" w:cs="Aptos"/>
+          <w:color w:val="000000" w:themeColor="text1"/>
+        </w:rPr>
+      </w:pPr>
+      <w:r>
+        <w:rPr>
+          <w:rFonts w:ascii="Aptos" w:eastAsia="Aptos" w:hAnsi="Aptos" w:cs="Aptos"/>
+          <w:color w:val="000000" w:themeColor="text1"/>
+        </w:rPr>
+        <w:t>- kategoriaWiekowa - np. Skrzat, Żak, Orlik, Młodzik</w:t>
+      </w:r>
+    </w:p>
+    <w:p>
+      <w:pPr>
+        <w:spacing w:line="240" w:lineRule="auto"/>
+        <w:rPr>
+          <w:rFonts w:ascii="Aptos" w:eastAsia="Aptos" w:hAnsi="Aptos" w:cs="Aptos"/>
+          <w:color w:val="000000" w:themeColor="text1"/>
+        </w:rPr>
+      </w:pPr>
+      <w:r>
+        <w:rPr>
+          <w:rFonts w:ascii="Aptos" w:eastAsia="Aptos" w:hAnsi="Aptos" w:cs="Aptos"/>
+          <w:color w:val="000000" w:themeColor="text1"/>
+        </w:rPr>
+        <w:lastRenderedPageBreak/>
+        <w:t>metody:</w:t>
+      </w:r>
+    </w:p>
+    <w:p>
+      <w:pPr>
+        <w:spacing w:line="240" w:lineRule="auto"/>
+        <w:ind w:firstLine="708"/>
+        <w:rPr>
+          <w:rFonts w:ascii="Aptos" w:eastAsia="Aptos" w:hAnsi="Aptos" w:cs="Aptos"/>
+          <w:color w:val="000000" w:themeColor="text1"/>
+        </w:rPr>
+      </w:pPr>
+      <w:r>
+        <w:rPr>
+          <w:rFonts w:ascii="Aptos" w:eastAsia="Aptos" w:hAnsi="Aptos" w:cs="Aptos"/>
+          <w:color w:val="000000" w:themeColor="text1"/>
+        </w:rPr>
+        <w:t>+ pobierzListeZawodników() - sprawdzenie składu danej grupy</w:t>
+      </w:r>
+    </w:p>
+    <w:p>
+      <w:pPr>
+        <w:spacing w:line="240" w:lineRule="auto"/>
+        <w:rPr>
+          <w:rFonts w:ascii="Aptos" w:eastAsia="Aptos" w:hAnsi="Aptos" w:cs="Aptos"/>
+          <w:color w:val="000000" w:themeColor="text1"/>
+        </w:rPr>
+      </w:pPr>
+    </w:p>
+    <w:p>
+      <w:pPr>
+        <w:spacing w:line="240" w:lineRule="auto"/>
+        <w:rPr>
+          <w:rFonts w:ascii="Aptos" w:eastAsia="Aptos" w:hAnsi="Aptos" w:cs="Aptos"/>
+          <w:color w:val="000000" w:themeColor="text1"/>
+        </w:rPr>
+      </w:pPr>
+      <w:r>
+        <w:rPr>
+          <w:rFonts w:ascii="Aptos" w:eastAsia="Aptos" w:hAnsi="Aptos" w:cs="Aptos"/>
+          <w:color w:val="000000" w:themeColor="text1"/>
+        </w:rPr>
+        <w:t>Klasa służy do grupowania zawodników według rocznika. Pozwala również sprawdzić skład grupy która stanowi podstawę do planowania treningów i meczów dla konkretnego oddziału. </w:t>
+      </w:r>
+    </w:p>
+    <w:p>
+      <w:pPr>
+        <w:spacing w:line="240" w:lineRule="auto"/>
+        <w:rPr>
+          <w:rFonts w:ascii="Aptos" w:eastAsia="Aptos" w:hAnsi="Aptos" w:cs="Aptos"/>
+          <w:color w:val="000000" w:themeColor="text1"/>
+        </w:rPr>
+      </w:pPr>
+    </w:p>
+    <w:p>
+      <w:pPr>
+        <w:spacing w:line="240" w:lineRule="auto"/>
+        <w:rPr>
+          <w:rFonts w:ascii="Aptos" w:eastAsia="Aptos" w:hAnsi="Aptos" w:cs="Aptos"/>
+          <w:color w:val="000000" w:themeColor="text1"/>
+        </w:rPr>
+      </w:pPr>
+      <w:r>
+        <w:rPr>
+          <w:rFonts w:ascii="Aptos" w:eastAsia="Aptos" w:hAnsi="Aptos" w:cs="Aptos"/>
+          <w:b/>
+          <w:bCs/>
+          <w:color w:val="000000" w:themeColor="text1"/>
+        </w:rPr>
+        <w:t>Mecz:</w:t>
+      </w:r>
+    </w:p>
+    <w:p>
+      <w:pPr>
+        <w:spacing w:line="240" w:lineRule="auto"/>
+        <w:rPr>
+          <w:rFonts w:ascii="Aptos" w:eastAsia="Aptos" w:hAnsi="Aptos" w:cs="Aptos"/>
+          <w:color w:val="000000" w:themeColor="text1"/>
+        </w:rPr>
+      </w:pPr>
+      <w:r>
+        <w:rPr>
+          <w:rFonts w:ascii="Aptos" w:eastAsia="Aptos" w:hAnsi="Aptos" w:cs="Aptos"/>
+          <w:color w:val="000000" w:themeColor="text1"/>
+        </w:rPr>
+        <w:t>atrybuty:</w:t>
+      </w:r>
+    </w:p>
+    <w:p>
+      <w:pPr>
+        <w:spacing w:line="240" w:lineRule="auto"/>
+        <w:ind w:firstLine="708"/>
+        <w:rPr>
+          <w:rFonts w:ascii="Aptos" w:eastAsia="Aptos" w:hAnsi="Aptos" w:cs="Aptos"/>
+          <w:color w:val="000000" w:themeColor="text1"/>
+        </w:rPr>
+      </w:pPr>
+      <w:r>
+        <w:rPr>
+          <w:rFonts w:ascii="Aptos" w:eastAsia="Aptos" w:hAnsi="Aptos" w:cs="Aptos"/>
+          <w:color w:val="000000" w:themeColor="text1"/>
+        </w:rPr>
+        <w:t>- IDMeczu - identyfikator meczu w systemie ligowym</w:t>
+      </w:r>
+    </w:p>
+    <w:p>
+      <w:pPr>
+        <w:spacing w:line="240" w:lineRule="auto"/>
+        <w:ind w:firstLine="708"/>
+        <w:rPr>
+          <w:rFonts w:ascii="Aptos" w:eastAsia="Aptos" w:hAnsi="Aptos" w:cs="Aptos"/>
+          <w:color w:val="000000" w:themeColor="text1"/>
+        </w:rPr>
+      </w:pPr>
+      <w:r>
+        <w:rPr>
+          <w:rFonts w:ascii="Aptos" w:eastAsia="Aptos" w:hAnsi="Aptos" w:cs="Aptos"/>
+          <w:color w:val="000000" w:themeColor="text1"/>
+        </w:rPr>
+        <w:t>- nazwa - nazwa wydarzenia</w:t>
+      </w:r>
+    </w:p>
+    <w:p>
+      <w:pPr>
+        <w:spacing w:line="240" w:lineRule="auto"/>
+        <w:ind w:firstLine="708"/>
+        <w:rPr>
+          <w:rFonts w:ascii="Aptos" w:eastAsia="Aptos" w:hAnsi="Aptos" w:cs="Aptos"/>
+          <w:color w:val="000000" w:themeColor="text1"/>
+        </w:rPr>
+      </w:pPr>
+      <w:r>
+        <w:rPr>
+          <w:rFonts w:ascii="Aptos" w:eastAsia="Aptos" w:hAnsi="Aptos" w:cs="Aptos"/>
+          <w:color w:val="000000" w:themeColor="text1"/>
+        </w:rPr>
+        <w:t>- data</w:t>
+      </w:r>
+    </w:p>
+    <w:p>
+      <w:pPr>
+        <w:spacing w:line="240" w:lineRule="auto"/>
+        <w:ind w:firstLine="708"/>
+        <w:rPr>
+          <w:rFonts w:ascii="Aptos" w:eastAsia="Aptos" w:hAnsi="Aptos" w:cs="Aptos"/>
+          <w:color w:val="000000" w:themeColor="text1"/>
+        </w:rPr>
+      </w:pPr>
+      <w:r>
+        <w:rPr>
+          <w:rFonts w:ascii="Aptos" w:eastAsia="Aptos" w:hAnsi="Aptos" w:cs="Aptos"/>
+          <w:color w:val="000000" w:themeColor="text1"/>
+        </w:rPr>
+        <w:t>- miejsce zbiórki</w:t>
+      </w:r>
+    </w:p>
+    <w:p>
+      <w:pPr>
+        <w:spacing w:line="240" w:lineRule="auto"/>
+        <w:ind w:firstLine="708"/>
+        <w:rPr>
+          <w:rFonts w:ascii="Aptos" w:eastAsia="Aptos" w:hAnsi="Aptos" w:cs="Aptos"/>
+          <w:color w:val="000000" w:themeColor="text1"/>
+        </w:rPr>
+      </w:pPr>
+      <w:r>
+        <w:rPr>
+          <w:rFonts w:ascii="Aptos" w:eastAsia="Aptos" w:hAnsi="Aptos" w:cs="Aptos"/>
+          <w:color w:val="000000" w:themeColor="text1"/>
+        </w:rPr>
+        <w:t>- Przeciwnik</w:t>
+      </w:r>
+    </w:p>
+    <w:p>
+      <w:pPr>
+        <w:spacing w:line="240" w:lineRule="auto"/>
+        <w:ind w:firstLine="708"/>
+        <w:rPr>
+          <w:rFonts w:ascii="Aptos" w:eastAsia="Aptos" w:hAnsi="Aptos" w:cs="Aptos"/>
+          <w:color w:val="000000" w:themeColor="text1"/>
+        </w:rPr>
+      </w:pPr>
+      <w:r>
+        <w:rPr>
+          <w:rFonts w:ascii="Aptos" w:eastAsia="Aptos" w:hAnsi="Aptos" w:cs="Aptos"/>
+          <w:color w:val="000000" w:themeColor="text1"/>
+        </w:rPr>
+        <w:t>- wynik</w:t>
+      </w:r>
+    </w:p>
+    <w:p>
+      <w:pPr>
+        <w:spacing w:line="240" w:lineRule="auto"/>
+        <w:ind w:firstLine="708"/>
+        <w:rPr>
+          <w:rFonts w:ascii="Aptos" w:eastAsia="Aptos" w:hAnsi="Aptos" w:cs="Aptos"/>
+          <w:color w:val="000000" w:themeColor="text1"/>
+        </w:rPr>
+      </w:pPr>
+      <w:r>
+        <w:rPr>
+          <w:rFonts w:ascii="Aptos" w:eastAsia="Aptos" w:hAnsi="Aptos" w:cs="Aptos"/>
+          <w:color w:val="000000" w:themeColor="text1"/>
+        </w:rPr>
+        <w:t>- miejscePrzeprowadzeniaMeczu</w:t>
+      </w:r>
+    </w:p>
+    <w:p>
+      <w:pPr>
+        <w:spacing w:line="240" w:lineRule="auto"/>
+        <w:ind w:firstLine="708"/>
+        <w:rPr>
+          <w:rFonts w:ascii="Aptos" w:eastAsia="Aptos" w:hAnsi="Aptos" w:cs="Aptos"/>
+          <w:color w:val="000000" w:themeColor="text1"/>
+        </w:rPr>
+      </w:pPr>
+      <w:r>
+        <w:rPr>
+          <w:rFonts w:ascii="Aptos" w:eastAsia="Aptos" w:hAnsi="Aptos" w:cs="Aptos"/>
+          <w:color w:val="000000" w:themeColor="text1"/>
+        </w:rPr>
+        <w:t>- typMeczu - mecz ligowy, mecz towarzyski itp.</w:t>
+      </w:r>
+    </w:p>
+    <w:p>
+      <w:pPr>
+        <w:spacing w:line="240" w:lineRule="auto"/>
+        <w:ind w:firstLine="708"/>
+        <w:rPr>
+          <w:rFonts w:ascii="Aptos" w:eastAsia="Aptos" w:hAnsi="Aptos" w:cs="Aptos"/>
+          <w:color w:val="000000" w:themeColor="text1"/>
+        </w:rPr>
+      </w:pPr>
+      <w:r>
+        <w:rPr>
+          <w:rFonts w:ascii="Aptos" w:eastAsia="Aptos" w:hAnsi="Aptos" w:cs="Aptos"/>
+          <w:color w:val="000000" w:themeColor="text1"/>
+        </w:rPr>
+        <w:t>- kategoriaWiekowa</w:t>
+      </w:r>
+    </w:p>
+    <w:p>
+      <w:pPr>
+        <w:spacing w:line="240" w:lineRule="auto"/>
+        <w:rPr>
+          <w:rFonts w:ascii="Aptos" w:eastAsia="Aptos" w:hAnsi="Aptos" w:cs="Aptos"/>
+          <w:color w:val="000000" w:themeColor="text1"/>
+        </w:rPr>
+      </w:pPr>
+      <w:r>
+        <w:rPr>
+          <w:rFonts w:ascii="Aptos" w:eastAsia="Aptos" w:hAnsi="Aptos" w:cs="Aptos"/>
+          <w:color w:val="000000" w:themeColor="text1"/>
+        </w:rPr>
+        <w:t>metody:</w:t>
+      </w:r>
+    </w:p>
+    <w:p>
+      <w:pPr>
+        <w:spacing w:line="240" w:lineRule="auto"/>
+        <w:ind w:left="900" w:hanging="192"/>
+        <w:rPr>
+          <w:rFonts w:ascii="Aptos" w:eastAsia="Aptos" w:hAnsi="Aptos" w:cs="Aptos"/>
+          <w:color w:val="000000" w:themeColor="text1"/>
+        </w:rPr>
+      </w:pPr>
+      <w:r>
+        <w:rPr>
+          <w:rFonts w:ascii="Aptos" w:eastAsia="Aptos" w:hAnsi="Aptos" w:cs="Aptos"/>
+          <w:color w:val="000000" w:themeColor="text1"/>
+        </w:rPr>
+        <w:t>+ wyślijPowiadomienieOSkładzie() - metoda wysyła powiadomienia dla opiekunów o powołaniu ich podopiecznych</w:t>
+      </w:r>
+    </w:p>
+    <w:p>
+      <w:pPr>
+        <w:spacing w:line="240" w:lineRule="auto"/>
+        <w:rPr>
+          <w:rFonts w:ascii="Aptos" w:eastAsia="Aptos" w:hAnsi="Aptos" w:cs="Aptos"/>
+          <w:color w:val="000000" w:themeColor="text1"/>
+        </w:rPr>
+      </w:pPr>
+    </w:p>
+    <w:p>
+      <w:pPr>
+        <w:spacing w:line="240" w:lineRule="auto"/>
+        <w:rPr>
+          <w:rFonts w:ascii="Aptos" w:eastAsia="Aptos" w:hAnsi="Aptos" w:cs="Aptos"/>
+          <w:color w:val="000000" w:themeColor="text1"/>
+        </w:rPr>
+      </w:pPr>
+      <w:r>
+        <w:rPr>
+          <w:rFonts w:ascii="Aptos" w:eastAsia="Aptos" w:hAnsi="Aptos" w:cs="Aptos"/>
+          <w:color w:val="000000" w:themeColor="text1"/>
+        </w:rPr>
+        <w:t>Klasa ta służy do przechowywania szczegółowych informacji o nadchodzącym spotkaniu. Umożliwia automatyczne rozesłanie powiadomień o składzie do wybranych opiekunów. </w:t>
+      </w:r>
+    </w:p>
+    <w:p>
+      <w:pPr>
+        <w:spacing w:line="240" w:lineRule="auto"/>
+        <w:rPr>
+          <w:rFonts w:ascii="Aptos" w:eastAsia="Aptos" w:hAnsi="Aptos" w:cs="Aptos"/>
+          <w:color w:val="000000" w:themeColor="text1"/>
+        </w:rPr>
+      </w:pPr>
+    </w:p>
+    <w:p>
+      <w:pPr>
+        <w:spacing w:line="240" w:lineRule="auto"/>
+        <w:rPr>
+          <w:rFonts w:ascii="Aptos" w:eastAsia="Aptos" w:hAnsi="Aptos" w:cs="Aptos"/>
+          <w:color w:val="000000" w:themeColor="text1"/>
+        </w:rPr>
+      </w:pPr>
+      <w:r>
+        <w:rPr>
+          <w:rFonts w:ascii="Aptos" w:eastAsia="Aptos" w:hAnsi="Aptos" w:cs="Aptos"/>
+          <w:b/>
+          <w:bCs/>
+          <w:color w:val="000000" w:themeColor="text1"/>
+        </w:rPr>
+        <w:t>ObiektSportowy:</w:t>
+      </w:r>
+      <w:r>
+        <w:rPr>
+          <w:rFonts w:ascii="Aptos" w:eastAsia="Aptos" w:hAnsi="Aptos" w:cs="Aptos"/>
+          <w:color w:val="000000" w:themeColor="text1"/>
+        </w:rPr>
+        <w:t> </w:t>
+      </w:r>
+    </w:p>
+    <w:p>
+      <w:pPr>
+        <w:spacing w:line="240" w:lineRule="auto"/>
+        <w:rPr>
+          <w:rFonts w:ascii="Aptos" w:eastAsia="Aptos" w:hAnsi="Aptos" w:cs="Aptos"/>
+          <w:color w:val="000000" w:themeColor="text1"/>
+        </w:rPr>
+      </w:pPr>
+      <w:r>
+        <w:rPr>
+          <w:rFonts w:ascii="Aptos" w:eastAsia="Aptos" w:hAnsi="Aptos" w:cs="Aptos"/>
+          <w:color w:val="000000" w:themeColor="text1"/>
+        </w:rPr>
+        <w:t>atrybuty: </w:t>
+      </w:r>
+    </w:p>
+    <w:p>
+      <w:pPr>
+        <w:spacing w:line="240" w:lineRule="auto"/>
+        <w:ind w:firstLine="708"/>
+        <w:rPr>
+          <w:rFonts w:ascii="Aptos" w:eastAsia="Aptos" w:hAnsi="Aptos" w:cs="Aptos"/>
+          <w:color w:val="000000" w:themeColor="text1"/>
+        </w:rPr>
+      </w:pPr>
+      <w:r>
+        <w:rPr>
+          <w:rFonts w:ascii="Aptos" w:eastAsia="Aptos" w:hAnsi="Aptos" w:cs="Aptos"/>
+          <w:color w:val="000000" w:themeColor="text1"/>
+        </w:rPr>
+        <w:t>- IDObiektuSportowego</w:t>
+      </w:r>
+    </w:p>
+    <w:p>
+      <w:pPr>
+        <w:spacing w:line="240" w:lineRule="auto"/>
+        <w:ind w:firstLine="708"/>
+        <w:rPr>
+          <w:rFonts w:ascii="Aptos" w:eastAsia="Aptos" w:hAnsi="Aptos" w:cs="Aptos"/>
+          <w:color w:val="000000" w:themeColor="text1"/>
+        </w:rPr>
+      </w:pPr>
+      <w:r>
+        <w:rPr>
+          <w:rFonts w:ascii="Aptos" w:eastAsia="Aptos" w:hAnsi="Aptos" w:cs="Aptos"/>
+          <w:color w:val="000000" w:themeColor="text1"/>
+        </w:rPr>
+        <w:t>- nazwa</w:t>
+      </w:r>
+    </w:p>
+    <w:p>
+      <w:pPr>
+        <w:spacing w:line="240" w:lineRule="auto"/>
+        <w:ind w:firstLine="708"/>
+        <w:rPr>
+          <w:rFonts w:ascii="Aptos" w:eastAsia="Aptos" w:hAnsi="Aptos" w:cs="Aptos"/>
+          <w:color w:val="000000" w:themeColor="text1"/>
+        </w:rPr>
+      </w:pPr>
+      <w:r>
+        <w:rPr>
+          <w:rFonts w:ascii="Aptos" w:eastAsia="Aptos" w:hAnsi="Aptos" w:cs="Aptos"/>
+          <w:color w:val="000000" w:themeColor="text1"/>
+        </w:rPr>
+        <w:t>- typObiektu - np. hala, orlik, pełnowymiarowe boisko </w:t>
+      </w:r>
+    </w:p>
+    <w:p>
+      <w:pPr>
+        <w:spacing w:line="240" w:lineRule="auto"/>
+        <w:ind w:firstLine="708"/>
+        <w:rPr>
+          <w:rFonts w:ascii="Aptos" w:eastAsia="Aptos" w:hAnsi="Aptos" w:cs="Aptos"/>
+          <w:color w:val="000000" w:themeColor="text1"/>
+        </w:rPr>
+      </w:pPr>
+      <w:r>
+        <w:rPr>
+          <w:rFonts w:ascii="Aptos" w:eastAsia="Aptos" w:hAnsi="Aptos" w:cs="Aptos"/>
+          <w:color w:val="000000" w:themeColor="text1"/>
+        </w:rPr>
+        <w:t>- Adres </w:t>
+      </w:r>
+    </w:p>
+    <w:p>
+      <w:pPr>
+        <w:spacing w:line="240" w:lineRule="auto"/>
+        <w:rPr>
+          <w:rFonts w:ascii="Aptos" w:eastAsia="Aptos" w:hAnsi="Aptos" w:cs="Aptos"/>
+          <w:color w:val="000000" w:themeColor="text1"/>
+        </w:rPr>
+      </w:pPr>
+    </w:p>
+    <w:p>
+      <w:pPr>
+        <w:spacing w:line="240" w:lineRule="auto"/>
+        <w:rPr>
+          <w:rFonts w:ascii="Aptos" w:eastAsia="Aptos" w:hAnsi="Aptos" w:cs="Aptos"/>
+          <w:color w:val="000000" w:themeColor="text1"/>
+        </w:rPr>
+      </w:pPr>
+      <w:r>
+        <w:rPr>
+          <w:rFonts w:ascii="Aptos" w:eastAsia="Aptos" w:hAnsi="Aptos" w:cs="Aptos"/>
+          <w:color w:val="000000" w:themeColor="text1"/>
+        </w:rPr>
+        <w:lastRenderedPageBreak/>
+        <w:t>Miejsce, na którym odbywają się jednostki treningowe lub mecze. </w:t>
+      </w:r>
+    </w:p>
+    <w:p>
+      <w:pPr>
+        <w:spacing w:line="240" w:lineRule="auto"/>
+        <w:rPr>
+          <w:rFonts w:ascii="Aptos" w:eastAsia="Aptos" w:hAnsi="Aptos" w:cs="Aptos"/>
+          <w:color w:val="000000" w:themeColor="text1"/>
+        </w:rPr>
+      </w:pPr>
+    </w:p>
+    <w:p>
+      <w:pPr>
+        <w:spacing w:line="240" w:lineRule="auto"/>
+        <w:rPr>
+          <w:rFonts w:ascii="Aptos" w:eastAsia="Aptos" w:hAnsi="Aptos" w:cs="Aptos"/>
+          <w:color w:val="000000" w:themeColor="text1"/>
+        </w:rPr>
+      </w:pPr>
+      <w:r>
+        <w:rPr>
+          <w:rFonts w:ascii="Aptos" w:eastAsia="Aptos" w:hAnsi="Aptos" w:cs="Aptos"/>
+          <w:b/>
+          <w:bCs/>
+          <w:color w:val="000000" w:themeColor="text1"/>
+        </w:rPr>
+        <w:t>Powiadomienie:</w:t>
+      </w:r>
+    </w:p>
+    <w:p>
+      <w:pPr>
+        <w:spacing w:line="240" w:lineRule="auto"/>
+        <w:rPr>
+          <w:rFonts w:ascii="Aptos" w:eastAsia="Aptos" w:hAnsi="Aptos" w:cs="Aptos"/>
+          <w:color w:val="000000" w:themeColor="text1"/>
+        </w:rPr>
+      </w:pPr>
+      <w:r>
+        <w:rPr>
+          <w:rFonts w:ascii="Aptos" w:eastAsia="Aptos" w:hAnsi="Aptos" w:cs="Aptos"/>
+          <w:color w:val="000000" w:themeColor="text1"/>
+        </w:rPr>
+        <w:t>atrybuty:</w:t>
+      </w:r>
+    </w:p>
+    <w:p>
+      <w:pPr>
+        <w:spacing w:line="240" w:lineRule="auto"/>
+        <w:ind w:firstLine="708"/>
+        <w:rPr>
+          <w:rFonts w:ascii="Aptos" w:eastAsia="Aptos" w:hAnsi="Aptos" w:cs="Aptos"/>
+          <w:color w:val="000000" w:themeColor="text1"/>
+        </w:rPr>
+      </w:pPr>
+      <w:r>
+        <w:rPr>
+          <w:rFonts w:ascii="Aptos" w:eastAsia="Aptos" w:hAnsi="Aptos" w:cs="Aptos"/>
+          <w:color w:val="000000" w:themeColor="text1"/>
+        </w:rPr>
+        <w:t>- IDpowiadomienia</w:t>
+      </w:r>
+    </w:p>
+    <w:p>
+      <w:pPr>
+        <w:spacing w:line="240" w:lineRule="auto"/>
+        <w:ind w:firstLine="708"/>
+        <w:rPr>
+          <w:rFonts w:ascii="Aptos" w:eastAsia="Aptos" w:hAnsi="Aptos" w:cs="Aptos"/>
+          <w:color w:val="000000" w:themeColor="text1"/>
+        </w:rPr>
+      </w:pPr>
+      <w:r>
+        <w:rPr>
+          <w:rFonts w:ascii="Aptos" w:eastAsia="Aptos" w:hAnsi="Aptos" w:cs="Aptos"/>
+          <w:color w:val="000000" w:themeColor="text1"/>
+        </w:rPr>
+        <w:t>- treść - czego dotyczy powiadomienie</w:t>
+      </w:r>
+    </w:p>
+    <w:p>
+      <w:pPr>
+        <w:spacing w:line="240" w:lineRule="auto"/>
+        <w:ind w:firstLine="708"/>
+        <w:rPr>
+          <w:rFonts w:ascii="Aptos" w:eastAsia="Aptos" w:hAnsi="Aptos" w:cs="Aptos"/>
+          <w:color w:val="000000" w:themeColor="text1"/>
+        </w:rPr>
+      </w:pPr>
+      <w:r>
+        <w:rPr>
+          <w:rFonts w:ascii="Aptos" w:eastAsia="Aptos" w:hAnsi="Aptos" w:cs="Aptos"/>
+          <w:color w:val="000000" w:themeColor="text1"/>
+        </w:rPr>
+        <w:t>- typ – rodzaj powiadomienia np. powołanie na mecz lub odwołanie treningu</w:t>
+      </w:r>
+    </w:p>
+    <w:p>
+      <w:pPr>
+        <w:spacing w:line="240" w:lineRule="auto"/>
+        <w:ind w:firstLine="708"/>
+        <w:rPr>
+          <w:rFonts w:ascii="Aptos" w:eastAsia="Aptos" w:hAnsi="Aptos" w:cs="Aptos"/>
+          <w:color w:val="000000" w:themeColor="text1"/>
+        </w:rPr>
+      </w:pPr>
+      <w:r>
+        <w:rPr>
+          <w:rFonts w:ascii="Aptos" w:eastAsia="Aptos" w:hAnsi="Aptos" w:cs="Aptos"/>
+          <w:color w:val="000000" w:themeColor="text1"/>
+        </w:rPr>
+        <w:t>- data</w:t>
+      </w:r>
+    </w:p>
+    <w:p>
+      <w:pPr>
+        <w:spacing w:line="240" w:lineRule="auto"/>
+        <w:ind w:firstLine="708"/>
+        <w:rPr>
+          <w:rFonts w:ascii="Aptos" w:eastAsia="Aptos" w:hAnsi="Aptos" w:cs="Aptos"/>
+          <w:color w:val="000000" w:themeColor="text1"/>
+        </w:rPr>
+      </w:pPr>
+      <w:r>
+        <w:rPr>
+          <w:rFonts w:ascii="Aptos" w:eastAsia="Aptos" w:hAnsi="Aptos" w:cs="Aptos"/>
+          <w:color w:val="000000" w:themeColor="text1"/>
+        </w:rPr>
+        <w:t>- status - (odczytanie, nieodczytane)</w:t>
+      </w:r>
+    </w:p>
+    <w:p>
+      <w:pPr>
+        <w:spacing w:line="240" w:lineRule="auto"/>
+        <w:rPr>
+          <w:rFonts w:ascii="Aptos" w:eastAsia="Aptos" w:hAnsi="Aptos" w:cs="Aptos"/>
+          <w:color w:val="000000" w:themeColor="text1"/>
+        </w:rPr>
+      </w:pPr>
+      <w:r>
+        <w:rPr>
+          <w:rFonts w:ascii="Aptos" w:eastAsia="Aptos" w:hAnsi="Aptos" w:cs="Aptos"/>
+          <w:color w:val="000000" w:themeColor="text1"/>
+        </w:rPr>
+        <w:t>metody:</w:t>
+      </w:r>
+    </w:p>
+    <w:p>
+      <w:pPr>
+        <w:spacing w:line="240" w:lineRule="auto"/>
+        <w:ind w:firstLine="708"/>
+        <w:rPr>
+          <w:rFonts w:ascii="Aptos" w:eastAsia="Aptos" w:hAnsi="Aptos" w:cs="Aptos"/>
+          <w:color w:val="000000" w:themeColor="text1"/>
+        </w:rPr>
+      </w:pPr>
+      <w:r>
+        <w:rPr>
+          <w:rFonts w:ascii="Aptos" w:eastAsia="Aptos" w:hAnsi="Aptos" w:cs="Aptos"/>
+          <w:color w:val="000000" w:themeColor="text1"/>
+        </w:rPr>
+        <w:t>+ wyślijPowołanieDoOpiekuna(zawodnik : Zawodnik)</w:t>
+      </w:r>
+    </w:p>
+    <w:p>
+      <w:pPr>
+        <w:spacing w:line="240" w:lineRule="auto"/>
+        <w:ind w:firstLine="708"/>
+        <w:rPr>
+          <w:rFonts w:ascii="Aptos" w:eastAsia="Aptos" w:hAnsi="Aptos" w:cs="Aptos"/>
+          <w:color w:val="000000" w:themeColor="text1"/>
+        </w:rPr>
+      </w:pPr>
+      <w:r>
+        <w:rPr>
+          <w:rFonts w:ascii="Aptos" w:eastAsia="Aptos" w:hAnsi="Aptos" w:cs="Aptos"/>
+          <w:color w:val="000000" w:themeColor="text1"/>
+        </w:rPr>
+        <w:t>+ wyślijSMS(zawodnik : Zawodnik)</w:t>
+      </w:r>
+    </w:p>
+    <w:p>
+      <w:pPr>
+        <w:spacing w:line="240" w:lineRule="auto"/>
+        <w:ind w:firstLine="708"/>
+        <w:rPr>
+          <w:rFonts w:ascii="Aptos" w:eastAsia="Aptos" w:hAnsi="Aptos" w:cs="Aptos"/>
+          <w:color w:val="000000" w:themeColor="text1"/>
+        </w:rPr>
+      </w:pPr>
+      <w:r>
+        <w:rPr>
+          <w:rFonts w:ascii="Aptos" w:eastAsia="Aptos" w:hAnsi="Aptos" w:cs="Aptos"/>
+          <w:color w:val="000000" w:themeColor="text1"/>
+        </w:rPr>
+        <w:t>+ wyślijEmail(zawodnik : Zawodnik)</w:t>
+      </w:r>
+    </w:p>
+    <w:p>
+      <w:pPr>
+        <w:spacing w:line="240" w:lineRule="auto"/>
+        <w:rPr>
+          <w:rFonts w:ascii="Aptos" w:eastAsia="Aptos" w:hAnsi="Aptos" w:cs="Aptos"/>
+          <w:color w:val="000000" w:themeColor="text1"/>
+        </w:rPr>
+      </w:pPr>
+    </w:p>
+    <w:p>
+      <w:pPr>
+        <w:spacing w:line="240" w:lineRule="auto"/>
+        <w:rPr>
+          <w:rFonts w:ascii="Aptos" w:eastAsia="Aptos" w:hAnsi="Aptos" w:cs="Aptos"/>
+          <w:color w:val="000000" w:themeColor="text1"/>
+        </w:rPr>
+      </w:pPr>
+      <w:r>
+        <w:rPr>
+          <w:rFonts w:ascii="Aptos" w:eastAsia="Aptos" w:hAnsi="Aptos" w:cs="Aptos"/>
+          <w:color w:val="000000" w:themeColor="text1"/>
+        </w:rPr>
+        <w:t>Metoda ta odpowiada za techniczną wysyłkę gotowej wiadomości bezpośrednio do osoby odpowiedzialnej za zawodnika, wykorzystując dane kontaktowe (e-mail/SMS).</w:t>
+      </w:r>
+    </w:p>
+    <w:p>
+      <w:pPr>
+        <w:spacing w:line="240" w:lineRule="auto"/>
+        <w:rPr>
+          <w:rFonts w:ascii="Aptos" w:eastAsia="Aptos" w:hAnsi="Aptos" w:cs="Aptos"/>
+          <w:color w:val="000000" w:themeColor="text1"/>
+        </w:rPr>
+      </w:pPr>
+    </w:p>
+    <w:p>
+      <w:pPr>
+        <w:pStyle w:val="Tekstpodstawowy"/>
+        <w:spacing w:after="140" w:line="240" w:lineRule="auto"/>
+        <w:rPr>
+          <w:rFonts w:ascii="sans-serif" w:eastAsia="sans-serif" w:hAnsi="sans-serif" w:cs="sans-serif"/>
+          <w:color w:val="000000" w:themeColor="text1"/>
+          <w:sz w:val="22"/>
+          <w:szCs w:val="22"/>
+        </w:rPr>
+      </w:pPr>
+      <w:r>
+        <w:rPr>
+          <w:rFonts w:ascii="sans-serif" w:eastAsia="sans-serif" w:hAnsi="sans-serif" w:cs="sans-serif"/>
+          <w:b/>
+          <w:color w:val="000000" w:themeColor="text1"/>
+          <w:sz w:val="22"/>
+          <w:szCs w:val="22"/>
+        </w:rPr>
+        <w:t>Opiekun:</w:t>
+      </w:r>
+    </w:p>
+    <w:p>
+      <w:pPr>
+        <w:pStyle w:val="Tekstpodstawowy"/>
+        <w:spacing w:line="331" w:lineRule="auto"/>
+        <w:rPr>
+          <w:rFonts w:ascii="sans-serif" w:eastAsia="sans-serif" w:hAnsi="sans-serif" w:cs="sans-serif"/>
+          <w:color w:val="000000" w:themeColor="text1"/>
+          <w:sz w:val="22"/>
+          <w:szCs w:val="22"/>
+        </w:rPr>
+      </w:pPr>
+      <w:r>
+        <w:rPr>
+          <w:rFonts w:ascii="sans-serif" w:eastAsia="sans-serif" w:hAnsi="sans-serif" w:cs="sans-serif"/>
+          <w:color w:val="000000" w:themeColor="text1"/>
+          <w:sz w:val="22"/>
+          <w:szCs w:val="22"/>
+        </w:rPr>
+        <w:t>atrybuty:</w:t>
+      </w:r>
+    </w:p>
+    <w:p>
+      <w:pPr>
+        <w:pStyle w:val="Tekstpodstawowy"/>
+        <w:spacing w:line="331" w:lineRule="auto"/>
+        <w:ind w:firstLine="720"/>
+        <w:rPr>
+          <w:rFonts w:ascii="sans-serif" w:eastAsia="sans-serif" w:hAnsi="sans-serif" w:cs="sans-serif"/>
+          <w:color w:val="000000" w:themeColor="text1"/>
+          <w:sz w:val="22"/>
+          <w:szCs w:val="22"/>
+        </w:rPr>
+      </w:pPr>
+      <w:r>
+        <w:rPr>
+          <w:rFonts w:ascii="sans-serif" w:eastAsia="sans-serif" w:hAnsi="sans-serif" w:cs="sans-serif"/>
+          <w:color w:val="000000" w:themeColor="text1"/>
+          <w:sz w:val="22"/>
+          <w:szCs w:val="22"/>
+        </w:rPr>
+        <w:t>- telefon : String </w:t>
+      </w:r>
+    </w:p>
+    <w:p>
+      <w:pPr>
+        <w:pStyle w:val="Tekstpodstawowy"/>
+        <w:spacing w:line="331" w:lineRule="auto"/>
+        <w:ind w:firstLine="720"/>
+        <w:rPr>
+          <w:rFonts w:ascii="sans-serif" w:eastAsia="sans-serif" w:hAnsi="sans-serif" w:cs="sans-serif"/>
+          <w:color w:val="000000" w:themeColor="text1"/>
+          <w:sz w:val="22"/>
+          <w:szCs w:val="22"/>
+        </w:rPr>
+      </w:pPr>
+      <w:r>
+        <w:rPr>
+          <w:rFonts w:ascii="sans-serif" w:eastAsia="sans-serif" w:hAnsi="sans-serif" w:cs="sans-serif"/>
+          <w:color w:val="000000" w:themeColor="text1"/>
+          <w:sz w:val="22"/>
+          <w:szCs w:val="22"/>
+        </w:rPr>
+        <w:t>- email : String </w:t>
+      </w:r>
+    </w:p>
+    <w:p>
+      <w:pPr>
+        <w:pStyle w:val="Tekstpodstawowy"/>
+        <w:spacing w:line="331" w:lineRule="auto"/>
+        <w:ind w:firstLine="720"/>
+        <w:rPr>
+          <w:rFonts w:ascii="sans-serif" w:eastAsia="sans-serif" w:hAnsi="sans-serif" w:cs="sans-serif"/>
+          <w:color w:val="000000" w:themeColor="text1"/>
+          <w:sz w:val="22"/>
+          <w:szCs w:val="22"/>
+        </w:rPr>
+      </w:pPr>
+      <w:r>
+        <w:rPr>
+          <w:rFonts w:ascii="sans-serif" w:eastAsia="sans-serif" w:hAnsi="sans-serif" w:cs="sans-serif"/>
+          <w:color w:val="000000" w:themeColor="text1"/>
+          <w:sz w:val="22"/>
+          <w:szCs w:val="22"/>
+        </w:rPr>
+        <w:t>metody:</w:t>
+      </w:r>
+    </w:p>
+    <w:p>
+      <w:pPr>
+        <w:pStyle w:val="Tekstpodstawowy"/>
+        <w:spacing w:line="331" w:lineRule="auto"/>
+        <w:ind w:firstLine="720"/>
+        <w:rPr>
+          <w:rFonts w:ascii="sans-serif" w:eastAsia="sans-serif" w:hAnsi="sans-serif" w:cs="sans-serif"/>
+          <w:color w:val="000000" w:themeColor="text1"/>
+          <w:sz w:val="22"/>
+          <w:szCs w:val="22"/>
+        </w:rPr>
+      </w:pPr>
+      <w:r>
+        <w:rPr>
+          <w:rFonts w:ascii="sans-serif" w:eastAsia="sans-serif" w:hAnsi="sans-serif" w:cs="sans-serif"/>
+          <w:color w:val="000000" w:themeColor="text1"/>
+          <w:sz w:val="22"/>
+          <w:szCs w:val="22"/>
+        </w:rPr>
+        <w:t xml:space="preserve">+ </w:t>
+      </w:r>
+      <w:proofErr w:type="spellStart"/>
+      <w:r>
+        <w:rPr>
+          <w:rFonts w:ascii="sans-serif" w:eastAsia="sans-serif" w:hAnsi="sans-serif" w:cs="sans-serif"/>
+          <w:color w:val="000000" w:themeColor="text1"/>
+          <w:sz w:val="22"/>
+          <w:szCs w:val="22"/>
+        </w:rPr>
+        <w:t>opłaćSkładkę</w:t>
+      </w:r>
+      <w:proofErr w:type="spellEnd"/>
+      <w:r>
+        <w:rPr>
+          <w:rFonts w:ascii="sans-serif" w:eastAsia="sans-serif" w:hAnsi="sans-serif" w:cs="sans-serif"/>
+          <w:color w:val="000000" w:themeColor="text1"/>
+          <w:sz w:val="22"/>
+          <w:szCs w:val="22"/>
+        </w:rPr>
+        <w:t xml:space="preserve">() : </w:t>
+      </w:r>
+      <w:proofErr w:type="spellStart"/>
+      <w:r>
+        <w:rPr>
+          <w:rFonts w:ascii="sans-serif" w:eastAsia="sans-serif" w:hAnsi="sans-serif" w:cs="sans-serif"/>
+          <w:color w:val="000000" w:themeColor="text1"/>
+          <w:sz w:val="22"/>
+          <w:szCs w:val="22"/>
+        </w:rPr>
+        <w:t>void</w:t>
+      </w:r>
+      <w:proofErr w:type="spellEnd"/>
+      <w:r>
+        <w:rPr>
+          <w:rFonts w:ascii="sans-serif" w:eastAsia="sans-serif" w:hAnsi="sans-serif" w:cs="sans-serif"/>
+          <w:color w:val="000000" w:themeColor="text1"/>
+          <w:sz w:val="22"/>
+          <w:szCs w:val="22"/>
+        </w:rPr>
+        <w:t xml:space="preserve"> - pozwala uregulować należności </w:t>
+      </w:r>
+    </w:p>
+    <w:p>
+      <w:pPr>
+        <w:pStyle w:val="Tekstpodstawowy"/>
+        <w:spacing w:line="331" w:lineRule="auto"/>
+        <w:ind w:firstLine="720"/>
+        <w:rPr>
+          <w:rFonts w:ascii="sans-serif" w:eastAsia="sans-serif" w:hAnsi="sans-serif" w:cs="sans-serif"/>
+          <w:color w:val="000000" w:themeColor="text1"/>
+          <w:sz w:val="22"/>
+          <w:szCs w:val="22"/>
+        </w:rPr>
+      </w:pPr>
+      <w:r>
+        <w:rPr>
+          <w:rFonts w:ascii="sans-serif" w:eastAsia="sans-serif" w:hAnsi="sans-serif" w:cs="sans-serif"/>
+          <w:color w:val="000000" w:themeColor="text1"/>
+          <w:sz w:val="22"/>
+          <w:szCs w:val="22"/>
+        </w:rPr>
+        <w:t xml:space="preserve">+ </w:t>
+      </w:r>
+      <w:proofErr w:type="spellStart"/>
+      <w:r>
+        <w:rPr>
+          <w:rFonts w:ascii="sans-serif" w:eastAsia="sans-serif" w:hAnsi="sans-serif" w:cs="sans-serif"/>
+          <w:color w:val="000000" w:themeColor="text1"/>
+          <w:sz w:val="22"/>
+          <w:szCs w:val="22"/>
+        </w:rPr>
+        <w:t>potwierdz_udzial</w:t>
+      </w:r>
+      <w:proofErr w:type="spellEnd"/>
+      <w:r>
+        <w:rPr>
+          <w:rFonts w:ascii="sans-serif" w:eastAsia="sans-serif" w:hAnsi="sans-serif" w:cs="sans-serif"/>
+          <w:color w:val="000000" w:themeColor="text1"/>
+          <w:sz w:val="22"/>
+          <w:szCs w:val="22"/>
+        </w:rPr>
+        <w:t xml:space="preserve">(Powołanie) : </w:t>
+      </w:r>
+      <w:proofErr w:type="spellStart"/>
+      <w:r>
+        <w:rPr>
+          <w:rFonts w:ascii="sans-serif" w:eastAsia="sans-serif" w:hAnsi="sans-serif" w:cs="sans-serif"/>
+          <w:color w:val="000000" w:themeColor="text1"/>
+          <w:sz w:val="22"/>
+          <w:szCs w:val="22"/>
+        </w:rPr>
+        <w:t>void</w:t>
+      </w:r>
+      <w:proofErr w:type="spellEnd"/>
+      <w:r>
+        <w:rPr>
+          <w:rFonts w:ascii="sans-serif" w:eastAsia="sans-serif" w:hAnsi="sans-serif" w:cs="sans-serif"/>
+          <w:color w:val="000000" w:themeColor="text1"/>
+          <w:sz w:val="22"/>
+          <w:szCs w:val="22"/>
+        </w:rPr>
+        <w:t> </w:t>
+      </w:r>
+    </w:p>
+    <w:p>
+      <w:pPr>
+        <w:pStyle w:val="Tekstpodstawowy"/>
+        <w:spacing w:line="331" w:lineRule="auto"/>
+        <w:rPr>
+          <w:rFonts w:ascii="sans-serif" w:eastAsia="sans-serif" w:hAnsi="sans-serif" w:cs="sans-serif"/>
+          <w:color w:val="000000" w:themeColor="text1"/>
+          <w:sz w:val="22"/>
+          <w:szCs w:val="22"/>
+        </w:rPr>
+      </w:pPr>
+    </w:p>
+    <w:p>
+      <w:pPr>
+        <w:pStyle w:val="Tekstpodstawowy"/>
+        <w:spacing w:line="331" w:lineRule="auto"/>
+        <w:rPr>
+          <w:rFonts w:ascii="Aptos" w:eastAsia="Aptos" w:hAnsi="Aptos" w:cs="Aptos"/>
+          <w:color w:val="000000" w:themeColor="text1"/>
+        </w:rPr>
+      </w:pPr>
+      <w:r>
+        <w:rPr>
+          <w:rFonts w:ascii="sans-serif" w:eastAsia="sans-serif" w:hAnsi="sans-serif" w:cs="sans-serif"/>
+          <w:color w:val="000000" w:themeColor="text1"/>
+          <w:sz w:val="22"/>
+          <w:szCs w:val="22"/>
+        </w:rPr>
+        <w:t>Reprezentuje prawnego opiekuna zawodnika, z którym kontaktuje się system w sprawach organizacyjnych. Dziedziczy po klasie Użytkownik. </w:t>
+      </w:r>
+      <w:r>
+        <w:br/>
+      </w:r>
+    </w:p>
+    <w:p>
+      <w:pPr>
+        <w:spacing w:line="240" w:lineRule="auto"/>
+        <w:rPr>
+          <w:rFonts w:ascii="Aptos" w:eastAsia="Aptos" w:hAnsi="Aptos" w:cs="Aptos"/>
+          <w:color w:val="000000" w:themeColor="text1"/>
+        </w:rPr>
+      </w:pPr>
+      <w:r>
+        <w:rPr>
+          <w:rFonts w:ascii="Aptos" w:eastAsia="Aptos" w:hAnsi="Aptos" w:cs="Aptos"/>
+          <w:b/>
+          <w:bCs/>
+          <w:color w:val="000000" w:themeColor="text1"/>
+        </w:rPr>
+        <w:t>Powołanie:</w:t>
+      </w:r>
+    </w:p>
+    <w:p>
+      <w:pPr>
+        <w:spacing w:line="240" w:lineRule="auto"/>
+        <w:rPr>
+          <w:rFonts w:ascii="Aptos" w:eastAsia="Aptos" w:hAnsi="Aptos" w:cs="Aptos"/>
+          <w:color w:val="000000" w:themeColor="text1"/>
+        </w:rPr>
+      </w:pPr>
+      <w:r>
+        <w:rPr>
+          <w:rFonts w:ascii="Aptos" w:eastAsia="Aptos" w:hAnsi="Aptos" w:cs="Aptos"/>
+          <w:color w:val="000000" w:themeColor="text1"/>
+        </w:rPr>
+        <w:t>atrybuty:</w:t>
+      </w:r>
+    </w:p>
+    <w:p>
+      <w:pPr>
+        <w:spacing w:line="240" w:lineRule="auto"/>
+        <w:ind w:firstLine="708"/>
+        <w:rPr>
+          <w:rFonts w:ascii="Aptos" w:eastAsia="Aptos" w:hAnsi="Aptos" w:cs="Aptos"/>
+          <w:color w:val="000000" w:themeColor="text1"/>
+        </w:rPr>
+      </w:pPr>
+      <w:r>
+        <w:rPr>
+          <w:rFonts w:ascii="Aptos" w:eastAsia="Aptos" w:hAnsi="Aptos" w:cs="Aptos"/>
+          <w:color w:val="000000" w:themeColor="text1"/>
+        </w:rPr>
+        <w:t>- IDPowołania</w:t>
+      </w:r>
+    </w:p>
+    <w:p>
+      <w:pPr>
+        <w:spacing w:line="240" w:lineRule="auto"/>
+        <w:ind w:firstLine="708"/>
+        <w:rPr>
+          <w:rFonts w:ascii="Aptos" w:eastAsia="Aptos" w:hAnsi="Aptos" w:cs="Aptos"/>
+          <w:color w:val="000000" w:themeColor="text1"/>
+        </w:rPr>
+      </w:pPr>
+      <w:r>
+        <w:rPr>
+          <w:rFonts w:ascii="Aptos" w:eastAsia="Aptos" w:hAnsi="Aptos" w:cs="Aptos"/>
+          <w:color w:val="000000" w:themeColor="text1"/>
+        </w:rPr>
+        <w:t>- dataPowołania</w:t>
+      </w:r>
+    </w:p>
+    <w:p>
+      <w:pPr>
+        <w:spacing w:line="240" w:lineRule="auto"/>
+        <w:ind w:firstLine="708"/>
+        <w:rPr>
+          <w:rFonts w:ascii="Aptos" w:eastAsia="Aptos" w:hAnsi="Aptos" w:cs="Aptos"/>
+          <w:color w:val="000000" w:themeColor="text1"/>
+        </w:rPr>
+      </w:pPr>
+      <w:r>
+        <w:rPr>
+          <w:rFonts w:ascii="Aptos" w:eastAsia="Aptos" w:hAnsi="Aptos" w:cs="Aptos"/>
+          <w:color w:val="000000" w:themeColor="text1"/>
+        </w:rPr>
+        <w:t>- status - stan powołania (zatwierdzone, odrzucone)</w:t>
+      </w:r>
+    </w:p>
+    <w:p>
+      <w:pPr>
+        <w:spacing w:line="240" w:lineRule="auto"/>
+        <w:rPr>
+          <w:rFonts w:ascii="Aptos" w:eastAsia="Aptos" w:hAnsi="Aptos" w:cs="Aptos"/>
+          <w:color w:val="000000" w:themeColor="text1"/>
+        </w:rPr>
+      </w:pPr>
+      <w:r>
+        <w:rPr>
+          <w:rFonts w:ascii="Aptos" w:eastAsia="Aptos" w:hAnsi="Aptos" w:cs="Aptos"/>
+          <w:color w:val="000000" w:themeColor="text1"/>
+        </w:rPr>
+        <w:lastRenderedPageBreak/>
+        <w:t>metody:</w:t>
+      </w:r>
+    </w:p>
+    <w:p>
+      <w:pPr>
+        <w:spacing w:line="240" w:lineRule="auto"/>
+        <w:ind w:firstLine="708"/>
+        <w:rPr>
+          <w:rFonts w:ascii="Aptos" w:eastAsia="Aptos" w:hAnsi="Aptos" w:cs="Aptos"/>
+          <w:color w:val="000000" w:themeColor="text1"/>
+        </w:rPr>
+      </w:pPr>
+      <w:r>
+        <w:rPr>
+          <w:rFonts w:ascii="Aptos" w:eastAsia="Aptos" w:hAnsi="Aptos" w:cs="Aptos"/>
+          <w:color w:val="000000" w:themeColor="text1"/>
+        </w:rPr>
+        <w:t>+ potwierdzUdział()</w:t>
+      </w:r>
+    </w:p>
+    <w:p>
+      <w:pPr>
+        <w:spacing w:line="240" w:lineRule="auto"/>
+        <w:ind w:firstLine="708"/>
+        <w:rPr>
+          <w:rFonts w:ascii="Aptos" w:eastAsia="Aptos" w:hAnsi="Aptos" w:cs="Aptos"/>
+          <w:color w:val="000000" w:themeColor="text1"/>
+        </w:rPr>
+      </w:pPr>
+      <w:r>
+        <w:rPr>
+          <w:rFonts w:ascii="Aptos" w:eastAsia="Aptos" w:hAnsi="Aptos" w:cs="Aptos"/>
+          <w:color w:val="000000" w:themeColor="text1"/>
+        </w:rPr>
+        <w:t>+ odrzucUdział()</w:t>
+      </w:r>
+    </w:p>
+    <w:p>
+      <w:pPr>
+        <w:spacing w:line="240" w:lineRule="auto"/>
+        <w:rPr>
+          <w:rFonts w:ascii="Aptos" w:eastAsia="Aptos" w:hAnsi="Aptos" w:cs="Aptos"/>
+          <w:color w:val="000000" w:themeColor="text1"/>
+        </w:rPr>
+      </w:pPr>
+    </w:p>
+    <w:p>
+      <w:pPr>
+        <w:spacing w:line="240" w:lineRule="auto"/>
+        <w:rPr>
+          <w:rFonts w:ascii="Aptos" w:eastAsia="Aptos" w:hAnsi="Aptos" w:cs="Aptos"/>
+          <w:color w:val="000000" w:themeColor="text1"/>
+        </w:rPr>
+      </w:pPr>
+      <w:r>
+        <w:rPr>
+          <w:rFonts w:ascii="Aptos" w:eastAsia="Aptos" w:hAnsi="Aptos" w:cs="Aptos"/>
+          <w:color w:val="000000" w:themeColor="text1"/>
+        </w:rPr>
+        <w:t>Klasa służy do przechowywania podstawowych informacji o stanie powołania. Umożliwia potwierdzenie lub odrzucenie udziału przez opiekuna.</w:t>
+      </w:r>
+    </w:p>
+    <w:p>
+      <w:pPr>
+        <w:spacing w:line="240" w:lineRule="auto"/>
+        <w:rPr>
+          <w:rFonts w:ascii="Aptos" w:eastAsia="Aptos" w:hAnsi="Aptos" w:cs="Aptos"/>
+          <w:color w:val="000000" w:themeColor="text1"/>
+        </w:rPr>
+      </w:pPr>
+    </w:p>
+    <w:p>
+      <w:pPr>
+        <w:spacing w:line="240" w:lineRule="auto"/>
+        <w:rPr>
+          <w:rFonts w:ascii="Aptos" w:eastAsia="Aptos" w:hAnsi="Aptos" w:cs="Aptos"/>
+          <w:color w:val="000000" w:themeColor="text1"/>
+        </w:rPr>
+      </w:pPr>
+      <w:r>
+        <w:rPr>
+          <w:rFonts w:ascii="Aptos" w:eastAsia="Aptos" w:hAnsi="Aptos" w:cs="Aptos"/>
+          <w:b/>
+          <w:bCs/>
+          <w:color w:val="000000" w:themeColor="text1"/>
+        </w:rPr>
+        <w:t>Składka</w:t>
+      </w:r>
+      <w:r>
+        <w:rPr>
+          <w:rFonts w:ascii="Aptos" w:eastAsia="Aptos" w:hAnsi="Aptos" w:cs="Aptos"/>
+          <w:color w:val="000000" w:themeColor="text1"/>
+        </w:rPr>
+        <w:t>:</w:t>
+      </w:r>
+    </w:p>
+    <w:p>
+      <w:pPr>
+        <w:spacing w:line="240" w:lineRule="auto"/>
+        <w:rPr>
+          <w:rFonts w:ascii="Aptos" w:eastAsia="Aptos" w:hAnsi="Aptos" w:cs="Aptos"/>
+          <w:color w:val="000000" w:themeColor="text1"/>
+        </w:rPr>
+      </w:pPr>
+      <w:r>
+        <w:rPr>
+          <w:rFonts w:ascii="Aptos" w:eastAsia="Aptos" w:hAnsi="Aptos" w:cs="Aptos"/>
+          <w:color w:val="000000" w:themeColor="text1"/>
+        </w:rPr>
+        <w:t>atrybuty:</w:t>
+      </w:r>
+    </w:p>
+    <w:p>
+      <w:pPr>
+        <w:spacing w:line="240" w:lineRule="auto"/>
+        <w:ind w:firstLine="708"/>
+        <w:rPr>
+          <w:rFonts w:ascii="Aptos" w:eastAsia="Aptos" w:hAnsi="Aptos" w:cs="Aptos"/>
+          <w:color w:val="000000" w:themeColor="text1"/>
+        </w:rPr>
+      </w:pPr>
+      <w:r>
+        <w:rPr>
+          <w:rFonts w:ascii="Aptos" w:eastAsia="Aptos" w:hAnsi="Aptos" w:cs="Aptos"/>
+          <w:color w:val="000000" w:themeColor="text1"/>
+        </w:rPr>
+        <w:t>-IDSkladki</w:t>
+      </w:r>
+    </w:p>
+    <w:p>
+      <w:pPr>
+        <w:spacing w:line="240" w:lineRule="auto"/>
+        <w:ind w:firstLine="708"/>
+        <w:rPr>
+          <w:rFonts w:ascii="Aptos" w:eastAsia="Aptos" w:hAnsi="Aptos" w:cs="Aptos"/>
+          <w:color w:val="000000" w:themeColor="text1"/>
+        </w:rPr>
+      </w:pPr>
+      <w:r>
+        <w:rPr>
+          <w:rFonts w:ascii="Aptos" w:eastAsia="Aptos" w:hAnsi="Aptos" w:cs="Aptos"/>
+          <w:color w:val="000000" w:themeColor="text1"/>
+        </w:rPr>
+        <w:t>-miesiac</w:t>
+      </w:r>
+    </w:p>
+    <w:p>
+      <w:pPr>
+        <w:spacing w:line="240" w:lineRule="auto"/>
+        <w:ind w:firstLine="708"/>
+        <w:rPr>
+          <w:rFonts w:ascii="Aptos" w:eastAsia="Aptos" w:hAnsi="Aptos" w:cs="Aptos"/>
+          <w:color w:val="000000" w:themeColor="text1"/>
+        </w:rPr>
+      </w:pPr>
+      <w:r>
+        <w:rPr>
+          <w:rFonts w:ascii="Aptos" w:eastAsia="Aptos" w:hAnsi="Aptos" w:cs="Aptos"/>
+          <w:color w:val="000000" w:themeColor="text1"/>
+        </w:rPr>
+        <w:t>-rok</w:t>
+      </w:r>
+    </w:p>
+    <w:p>
+      <w:pPr>
+        <w:spacing w:line="240" w:lineRule="auto"/>
+        <w:ind w:firstLine="708"/>
+        <w:rPr>
+          <w:rFonts w:ascii="Aptos" w:eastAsia="Aptos" w:hAnsi="Aptos" w:cs="Aptos"/>
+          <w:color w:val="000000" w:themeColor="text1"/>
+        </w:rPr>
+      </w:pPr>
+      <w:r>
+        <w:rPr>
+          <w:rFonts w:ascii="Aptos" w:eastAsia="Aptos" w:hAnsi="Aptos" w:cs="Aptos"/>
+          <w:color w:val="000000" w:themeColor="text1"/>
+        </w:rPr>
+        <w:t>-kwota</w:t>
+      </w:r>
+    </w:p>
+    <w:p>
+      <w:pPr>
+        <w:spacing w:line="240" w:lineRule="auto"/>
+        <w:ind w:firstLine="708"/>
+        <w:rPr>
+          <w:rFonts w:ascii="Aptos" w:eastAsia="Aptos" w:hAnsi="Aptos" w:cs="Aptos"/>
+          <w:color w:val="000000" w:themeColor="text1"/>
+        </w:rPr>
+      </w:pPr>
+      <w:r>
+        <w:rPr>
+          <w:rFonts w:ascii="Aptos" w:eastAsia="Aptos" w:hAnsi="Aptos" w:cs="Aptos"/>
+          <w:color w:val="000000" w:themeColor="text1"/>
+        </w:rPr>
+        <w:t>-status</w:t>
+      </w:r>
+    </w:p>
+    <w:p>
+      <w:pPr>
+        <w:spacing w:line="240" w:lineRule="auto"/>
+        <w:ind w:firstLine="708"/>
+        <w:rPr>
+          <w:rFonts w:ascii="Aptos" w:eastAsia="Aptos" w:hAnsi="Aptos" w:cs="Aptos"/>
+          <w:color w:val="000000" w:themeColor="text1"/>
+        </w:rPr>
+      </w:pPr>
+      <w:r>
+        <w:rPr>
+          <w:rFonts w:ascii="Aptos" w:eastAsia="Aptos" w:hAnsi="Aptos" w:cs="Aptos"/>
+          <w:color w:val="000000" w:themeColor="text1"/>
+        </w:rPr>
+        <w:t>metody</w:t>
+      </w:r>
+    </w:p>
+    <w:p>
+      <w:pPr>
+        <w:spacing w:line="240" w:lineRule="auto"/>
+        <w:ind w:firstLine="708"/>
+        <w:rPr>
+          <w:rFonts w:ascii="Aptos" w:eastAsia="Aptos" w:hAnsi="Aptos" w:cs="Aptos"/>
+          <w:color w:val="000000" w:themeColor="text1"/>
+        </w:rPr>
+      </w:pPr>
+      <w:r>
+        <w:rPr>
+          <w:rFonts w:ascii="Aptos" w:eastAsia="Aptos" w:hAnsi="Aptos" w:cs="Aptos"/>
+          <w:color w:val="000000" w:themeColor="text1"/>
+        </w:rPr>
+        <w:t>+zaksiegujWplate()</w:t>
+      </w:r>
+    </w:p>
+    <w:p>
+      <w:pPr>
+        <w:spacing w:line="240" w:lineRule="auto"/>
+        <w:rPr>
+          <w:rFonts w:ascii="Aptos" w:eastAsia="Aptos" w:hAnsi="Aptos" w:cs="Aptos"/>
+          <w:color w:val="000000" w:themeColor="text1"/>
+        </w:rPr>
+      </w:pPr>
+    </w:p>
+    <w:p>
+      <w:pPr>
+        <w:spacing w:line="240" w:lineRule="auto"/>
+        <w:rPr>
+          <w:rFonts w:ascii="Aptos" w:eastAsia="Aptos" w:hAnsi="Aptos" w:cs="Aptos"/>
+          <w:color w:val="000000" w:themeColor="text1"/>
+        </w:rPr>
+      </w:pPr>
+      <w:r>
+        <w:rPr>
+          <w:rFonts w:ascii="Aptos" w:eastAsia="Aptos" w:hAnsi="Aptos" w:cs="Aptos"/>
+          <w:color w:val="000000" w:themeColor="text1"/>
+        </w:rPr>
+        <w:t>Klasa służy do przechowywania podstawowych informacji o stanie składek, opłaconych oraz nie. Umożliwia opłacenie składki.</w:t>
+      </w:r>
+    </w:p>
+    <w:p>
+      <w:pPr>
+        <w:spacing w:line="240" w:lineRule="auto"/>
+        <w:rPr>
+          <w:rFonts w:ascii="Aptos" w:eastAsia="Aptos" w:hAnsi="Aptos" w:cs="Aptos"/>
+          <w:color w:val="000000" w:themeColor="text1"/>
+        </w:rPr>
+      </w:pPr>
+    </w:p>
+    <w:p>
+      <w:pPr>
+        <w:spacing w:line="240" w:lineRule="auto"/>
+        <w:rPr>
+          <w:rFonts w:ascii="Aptos" w:eastAsia="Aptos" w:hAnsi="Aptos" w:cs="Aptos"/>
+          <w:color w:val="000000" w:themeColor="text1"/>
+        </w:rPr>
+      </w:pPr>
+      <w:r>
+        <w:rPr>
+          <w:rFonts w:ascii="Aptos" w:eastAsia="Aptos" w:hAnsi="Aptos" w:cs="Aptos"/>
+          <w:b/>
+          <w:bCs/>
+          <w:color w:val="000000" w:themeColor="text1"/>
+        </w:rPr>
+        <w:t>Sprzęt:</w:t>
+      </w:r>
+    </w:p>
+    <w:p>
+      <w:pPr>
+        <w:spacing w:line="240" w:lineRule="auto"/>
+        <w:rPr>
+          <w:rFonts w:ascii="Aptos" w:eastAsia="Aptos" w:hAnsi="Aptos" w:cs="Aptos"/>
+          <w:color w:val="000000" w:themeColor="text1"/>
+        </w:rPr>
+      </w:pPr>
+      <w:r>
+        <w:rPr>
+          <w:rFonts w:ascii="Aptos" w:eastAsia="Aptos" w:hAnsi="Aptos" w:cs="Aptos"/>
+          <w:color w:val="000000" w:themeColor="text1"/>
+        </w:rPr>
+        <w:t>atrybuty:</w:t>
+      </w:r>
+    </w:p>
+    <w:p>
+      <w:pPr>
+        <w:spacing w:line="240" w:lineRule="auto"/>
+        <w:ind w:firstLine="708"/>
+        <w:rPr>
+          <w:rFonts w:ascii="Aptos" w:eastAsia="Aptos" w:hAnsi="Aptos" w:cs="Aptos"/>
+          <w:color w:val="000000" w:themeColor="text1"/>
+        </w:rPr>
+      </w:pPr>
+      <w:r>
+        <w:rPr>
+          <w:rFonts w:ascii="Aptos" w:eastAsia="Aptos" w:hAnsi="Aptos" w:cs="Aptos"/>
+          <w:color w:val="000000" w:themeColor="text1"/>
+        </w:rPr>
+        <w:t>-IDSprzetu</w:t>
+      </w:r>
+    </w:p>
+    <w:p>
+      <w:pPr>
+        <w:spacing w:line="240" w:lineRule="auto"/>
+        <w:ind w:firstLine="708"/>
+        <w:rPr>
+          <w:rFonts w:ascii="Aptos" w:eastAsia="Aptos" w:hAnsi="Aptos" w:cs="Aptos"/>
+          <w:color w:val="000000" w:themeColor="text1"/>
+        </w:rPr>
+      </w:pPr>
+      <w:r>
+        <w:rPr>
+          <w:rFonts w:ascii="Aptos" w:eastAsia="Aptos" w:hAnsi="Aptos" w:cs="Aptos"/>
+          <w:color w:val="000000" w:themeColor="text1"/>
+        </w:rPr>
+        <w:t>-nazwa</w:t>
+      </w:r>
+    </w:p>
+    <w:p>
+      <w:pPr>
+        <w:spacing w:line="240" w:lineRule="auto"/>
+        <w:ind w:firstLine="708"/>
+        <w:rPr>
+          <w:rFonts w:ascii="Aptos" w:eastAsia="Aptos" w:hAnsi="Aptos" w:cs="Aptos"/>
+          <w:color w:val="000000" w:themeColor="text1"/>
+        </w:rPr>
+      </w:pPr>
+      <w:r>
+        <w:rPr>
+          <w:rFonts w:ascii="Aptos" w:eastAsia="Aptos" w:hAnsi="Aptos" w:cs="Aptos"/>
+          <w:color w:val="000000" w:themeColor="text1"/>
+        </w:rPr>
+        <w:t>-statusWypozyczenia</w:t>
+      </w:r>
+    </w:p>
+    <w:p>
+      <w:pPr>
+        <w:spacing w:line="240" w:lineRule="auto"/>
+        <w:rPr>
+          <w:rFonts w:ascii="Aptos" w:eastAsia="Aptos" w:hAnsi="Aptos" w:cs="Aptos"/>
+          <w:color w:val="000000" w:themeColor="text1"/>
+        </w:rPr>
+      </w:pPr>
+      <w:r>
+        <w:rPr>
+          <w:rFonts w:ascii="Aptos" w:eastAsia="Aptos" w:hAnsi="Aptos" w:cs="Aptos"/>
+          <w:color w:val="000000" w:themeColor="text1"/>
+        </w:rPr>
+        <w:t>metody</w:t>
+      </w:r>
+    </w:p>
+    <w:p>
+      <w:pPr>
+        <w:spacing w:line="240" w:lineRule="auto"/>
+        <w:ind w:firstLine="708"/>
+        <w:rPr>
+          <w:rFonts w:ascii="Aptos" w:eastAsia="Aptos" w:hAnsi="Aptos" w:cs="Aptos"/>
+          <w:color w:val="000000" w:themeColor="text1"/>
+        </w:rPr>
+      </w:pPr>
+      <w:r>
+        <w:rPr>
+          <w:rFonts w:ascii="Aptos" w:eastAsia="Aptos" w:hAnsi="Aptos" w:cs="Aptos"/>
+          <w:color w:val="000000" w:themeColor="text1"/>
+        </w:rPr>
+        <w:t>+wydaj(zawodnik Zawodnik)</w:t>
+      </w:r>
+    </w:p>
+    <w:p>
+      <w:pPr>
+        <w:spacing w:line="240" w:lineRule="auto"/>
+        <w:ind w:firstLine="708"/>
+        <w:rPr>
+          <w:rFonts w:ascii="Aptos" w:eastAsia="Aptos" w:hAnsi="Aptos" w:cs="Aptos"/>
+          <w:color w:val="000000" w:themeColor="text1"/>
+        </w:rPr>
+      </w:pPr>
+      <w:r>
+        <w:rPr>
+          <w:rFonts w:ascii="Aptos" w:eastAsia="Aptos" w:hAnsi="Aptos" w:cs="Aptos"/>
+          <w:color w:val="000000" w:themeColor="text1"/>
+        </w:rPr>
+        <w:t>+zarejestrujZwrot()</w:t>
+      </w:r>
+    </w:p>
+    <w:p>
+      <w:pPr>
+        <w:spacing w:line="240" w:lineRule="auto"/>
+        <w:rPr>
+          <w:rFonts w:ascii="Aptos" w:eastAsia="Aptos" w:hAnsi="Aptos" w:cs="Aptos"/>
+          <w:color w:val="000000" w:themeColor="text1"/>
+        </w:rPr>
+      </w:pPr>
+    </w:p>
+    <w:p>
+      <w:pPr>
+        <w:spacing w:line="240" w:lineRule="auto"/>
+        <w:rPr>
+          <w:rFonts w:ascii="Aptos" w:eastAsia="Aptos" w:hAnsi="Aptos" w:cs="Aptos"/>
+          <w:color w:val="000000" w:themeColor="text1"/>
+        </w:rPr>
+      </w:pPr>
+      <w:r>
+        <w:rPr>
+          <w:rFonts w:ascii="Aptos" w:eastAsia="Aptos" w:hAnsi="Aptos" w:cs="Aptos"/>
+          <w:color w:val="000000" w:themeColor="text1"/>
+        </w:rPr>
+        <w:t>Klasa służy do przechowywania informacji stanie oraz statusie wypożyczenia sprzętu sportowego. Umożliwia wydanie sprzętu zawodnikowi oraz zarejestrowanie jego zwrotu.</w:t>
+      </w:r>
+    </w:p>
+    <w:p>
+      <w:pPr>
+        <w:spacing w:line="240" w:lineRule="auto"/>
+        <w:rPr>
+          <w:rFonts w:ascii="Aptos" w:eastAsia="Aptos" w:hAnsi="Aptos" w:cs="Aptos"/>
+          <w:color w:val="000000" w:themeColor="text1"/>
+        </w:rPr>
+      </w:pPr>
+    </w:p>
+    <w:p>
+      <w:pPr>
+        <w:spacing w:line="240" w:lineRule="auto"/>
+        <w:rPr>
+          <w:rFonts w:ascii="Aptos" w:eastAsia="Aptos" w:hAnsi="Aptos" w:cs="Aptos"/>
+          <w:color w:val="000000" w:themeColor="text1"/>
+        </w:rPr>
+      </w:pPr>
+      <w:r>
+        <w:rPr>
+          <w:rFonts w:ascii="Aptos" w:eastAsia="Aptos" w:hAnsi="Aptos" w:cs="Aptos"/>
+          <w:b/>
+          <w:bCs/>
+          <w:color w:val="000000" w:themeColor="text1"/>
+        </w:rPr>
+        <w:lastRenderedPageBreak/>
+        <w:t>Statystyki:</w:t>
+      </w:r>
+    </w:p>
+    <w:p>
+      <w:pPr>
+        <w:spacing w:line="240" w:lineRule="auto"/>
+        <w:rPr>
+          <w:rFonts w:ascii="Aptos" w:eastAsia="Aptos" w:hAnsi="Aptos" w:cs="Aptos"/>
+          <w:color w:val="000000" w:themeColor="text1"/>
+        </w:rPr>
+      </w:pPr>
+      <w:r>
+        <w:rPr>
+          <w:rFonts w:ascii="Aptos" w:eastAsia="Aptos" w:hAnsi="Aptos" w:cs="Aptos"/>
+          <w:color w:val="000000" w:themeColor="text1"/>
+        </w:rPr>
+        <w:t>atrybuty:</w:t>
+      </w:r>
+    </w:p>
+    <w:p>
+      <w:pPr>
+        <w:spacing w:line="240" w:lineRule="auto"/>
+        <w:ind w:firstLine="708"/>
+        <w:rPr>
+          <w:rFonts w:ascii="Aptos" w:eastAsia="Aptos" w:hAnsi="Aptos" w:cs="Aptos"/>
+          <w:color w:val="000000" w:themeColor="text1"/>
+        </w:rPr>
+      </w:pPr>
+      <w:r>
+        <w:rPr>
+          <w:rFonts w:ascii="Aptos" w:eastAsia="Aptos" w:hAnsi="Aptos" w:cs="Aptos"/>
+          <w:color w:val="000000" w:themeColor="text1"/>
+        </w:rPr>
+        <w:t>-IDStatystyk</w:t>
+      </w:r>
+    </w:p>
+    <w:p>
+      <w:pPr>
+        <w:spacing w:line="240" w:lineRule="auto"/>
+        <w:ind w:firstLine="708"/>
+        <w:rPr>
+          <w:rFonts w:ascii="Aptos" w:eastAsia="Aptos" w:hAnsi="Aptos" w:cs="Aptos"/>
+          <w:color w:val="000000" w:themeColor="text1"/>
+        </w:rPr>
+      </w:pPr>
+      <w:r>
+        <w:rPr>
+          <w:rFonts w:ascii="Aptos" w:eastAsia="Aptos" w:hAnsi="Aptos" w:cs="Aptos"/>
+          <w:color w:val="000000" w:themeColor="text1"/>
+        </w:rPr>
+        <w:t>-liczbaStrzelonchBramek</w:t>
+      </w:r>
+    </w:p>
+    <w:p>
+      <w:pPr>
+        <w:spacing w:line="240" w:lineRule="auto"/>
+        <w:ind w:firstLine="708"/>
+        <w:rPr>
+          <w:rFonts w:ascii="Aptos" w:eastAsia="Aptos" w:hAnsi="Aptos" w:cs="Aptos"/>
+          <w:color w:val="000000" w:themeColor="text1"/>
+        </w:rPr>
+      </w:pPr>
+      <w:r>
+        <w:rPr>
+          <w:rFonts w:ascii="Aptos" w:eastAsia="Aptos" w:hAnsi="Aptos" w:cs="Aptos"/>
+          <w:color w:val="000000" w:themeColor="text1"/>
+        </w:rPr>
+        <w:t>-liczbaWpuszczonychBramek</w:t>
+      </w:r>
+    </w:p>
+    <w:p>
+      <w:pPr>
+        <w:spacing w:line="240" w:lineRule="auto"/>
+        <w:ind w:firstLine="708"/>
+        <w:rPr>
+          <w:rFonts w:ascii="Aptos" w:eastAsia="Aptos" w:hAnsi="Aptos" w:cs="Aptos"/>
+          <w:color w:val="000000" w:themeColor="text1"/>
+        </w:rPr>
+      </w:pPr>
+      <w:r>
+        <w:rPr>
+          <w:rFonts w:ascii="Aptos" w:eastAsia="Aptos" w:hAnsi="Aptos" w:cs="Aptos"/>
+          <w:color w:val="000000" w:themeColor="text1"/>
+        </w:rPr>
+        <w:t>-liczbaZoltychKartek</w:t>
+      </w:r>
+    </w:p>
+    <w:p>
+      <w:pPr>
+        <w:spacing w:line="240" w:lineRule="auto"/>
+        <w:ind w:firstLine="708"/>
+        <w:rPr>
+          <w:rFonts w:ascii="Aptos" w:eastAsia="Aptos" w:hAnsi="Aptos" w:cs="Aptos"/>
+          <w:color w:val="000000" w:themeColor="text1"/>
+        </w:rPr>
+      </w:pPr>
+      <w:r>
+        <w:rPr>
+          <w:rFonts w:ascii="Aptos" w:eastAsia="Aptos" w:hAnsi="Aptos" w:cs="Aptos"/>
+          <w:color w:val="000000" w:themeColor="text1"/>
+        </w:rPr>
+        <w:t>-liczbaCzerwonychKartek</w:t>
+      </w:r>
+    </w:p>
+    <w:p>
+      <w:pPr>
+        <w:spacing w:line="240" w:lineRule="auto"/>
+        <w:rPr>
+          <w:rFonts w:ascii="Aptos" w:eastAsia="Aptos" w:hAnsi="Aptos" w:cs="Aptos"/>
+          <w:color w:val="000000" w:themeColor="text1"/>
+        </w:rPr>
+      </w:pPr>
+      <w:r>
+        <w:rPr>
+          <w:rFonts w:ascii="Aptos" w:eastAsia="Aptos" w:hAnsi="Aptos" w:cs="Aptos"/>
+          <w:color w:val="000000" w:themeColor="text1"/>
+        </w:rPr>
+        <w:t>metody</w:t>
+      </w:r>
+    </w:p>
+    <w:p>
+      <w:pPr>
+        <w:spacing w:line="240" w:lineRule="auto"/>
+        <w:ind w:firstLine="708"/>
+        <w:rPr>
+          <w:rFonts w:ascii="Aptos" w:eastAsia="Aptos" w:hAnsi="Aptos" w:cs="Aptos"/>
+          <w:color w:val="000000" w:themeColor="text1"/>
+        </w:rPr>
+      </w:pPr>
+      <w:r>
+        <w:rPr>
+          <w:rFonts w:ascii="Aptos" w:eastAsia="Aptos" w:hAnsi="Aptos" w:cs="Aptos"/>
+          <w:color w:val="000000" w:themeColor="text1"/>
+        </w:rPr>
+        <w:t>+generujZestawienie()</w:t>
+      </w:r>
+    </w:p>
+    <w:p>
+      <w:pPr>
+        <w:spacing w:line="240" w:lineRule="auto"/>
+        <w:rPr>
+          <w:rFonts w:ascii="Aptos" w:eastAsia="Aptos" w:hAnsi="Aptos" w:cs="Aptos"/>
+          <w:color w:val="000000" w:themeColor="text1"/>
+        </w:rPr>
+      </w:pPr>
+    </w:p>
+    <w:p>
+      <w:pPr>
+        <w:spacing w:line="240" w:lineRule="auto"/>
+        <w:rPr>
+          <w:rFonts w:ascii="Aptos" w:eastAsia="Aptos" w:hAnsi="Aptos" w:cs="Aptos"/>
+          <w:color w:val="000000" w:themeColor="text1"/>
+        </w:rPr>
+      </w:pPr>
+      <w:r>
+        <w:rPr>
+          <w:rFonts w:ascii="Aptos" w:eastAsia="Aptos" w:hAnsi="Aptos" w:cs="Aptos"/>
+          <w:color w:val="000000" w:themeColor="text1"/>
+        </w:rPr>
+        <w:t>Klasa służy do przechowywania informacji o statystykach zawodnika. Umożliwia wygenerowanie raportu.</w:t>
+      </w:r>
+    </w:p>
+    <w:p>
+      <w:pPr>
+        <w:spacing w:line="240" w:lineRule="auto"/>
+        <w:rPr>
+          <w:rFonts w:ascii="Aptos" w:eastAsia="Aptos" w:hAnsi="Aptos" w:cs="Aptos"/>
+          <w:color w:val="000000" w:themeColor="text1"/>
+        </w:rPr>
+      </w:pPr>
+    </w:p>
+    <w:p>
+      <w:pPr>
+        <w:pStyle w:val="Tekstpodstawowy"/>
+        <w:spacing w:after="140"/>
+        <w:rPr>
+          <w:rFonts w:ascii="Aptos" w:eastAsia="Aptos" w:hAnsi="Aptos" w:cs="Aptos"/>
+          <w:color w:val="000000" w:themeColor="text1"/>
+        </w:rPr>
+      </w:pPr>
+      <w:r>
+        <w:rPr>
+          <w:rFonts w:ascii="sans-serif" w:eastAsia="sans-serif" w:hAnsi="sans-serif" w:cs="sans-serif"/>
+          <w:b/>
+          <w:bCs/>
+          <w:color w:val="000000" w:themeColor="text1"/>
+          <w:sz w:val="22"/>
+          <w:szCs w:val="22"/>
+        </w:rPr>
+        <w:t>Trener:</w:t>
+      </w:r>
+      <w:r>
+        <w:rPr>
+          <w:rFonts w:ascii="Aptos" w:eastAsia="Aptos" w:hAnsi="Aptos" w:cs="Aptos"/>
+          <w:color w:val="000000" w:themeColor="text1"/>
+        </w:rPr>
+        <w:t> </w:t>
+      </w:r>
+    </w:p>
+    <w:p>
+      <w:pPr>
+        <w:pStyle w:val="Tekstpodstawowy"/>
+        <w:spacing w:line="331" w:lineRule="auto"/>
+        <w:ind w:firstLine="720"/>
+        <w:rPr>
+          <w:rFonts w:ascii="sans-serif" w:eastAsia="sans-serif" w:hAnsi="sans-serif" w:cs="sans-serif"/>
+          <w:color w:val="000000" w:themeColor="text1"/>
+          <w:sz w:val="22"/>
+          <w:szCs w:val="22"/>
+        </w:rPr>
+      </w:pPr>
+      <w:r>
+        <w:rPr>
+          <w:rFonts w:ascii="sans-serif" w:eastAsia="sans-serif" w:hAnsi="sans-serif" w:cs="sans-serif"/>
+          <w:color w:val="000000" w:themeColor="text1"/>
+          <w:sz w:val="22"/>
+          <w:szCs w:val="22"/>
+        </w:rPr>
+        <w:t>atrybuty:</w:t>
+      </w:r>
+    </w:p>
+    <w:p>
+      <w:pPr>
+        <w:pStyle w:val="Tekstpodstawowy"/>
+        <w:spacing w:line="331" w:lineRule="auto"/>
+        <w:ind w:firstLine="720"/>
+        <w:rPr>
+          <w:rFonts w:ascii="sans-serif" w:eastAsia="sans-serif" w:hAnsi="sans-serif" w:cs="sans-serif"/>
+          <w:color w:val="000000" w:themeColor="text1"/>
+          <w:sz w:val="22"/>
+          <w:szCs w:val="22"/>
+        </w:rPr>
+      </w:pPr>
+      <w:r>
+        <w:rPr>
+          <w:rFonts w:ascii="sans-serif" w:eastAsia="sans-serif" w:hAnsi="sans-serif" w:cs="sans-serif"/>
+          <w:color w:val="000000" w:themeColor="text1"/>
+          <w:sz w:val="22"/>
+          <w:szCs w:val="22"/>
+        </w:rPr>
+        <w:t>dziedziczy atrybuty z klasy Użytkownik </w:t>
+      </w:r>
+    </w:p>
+    <w:p>
+      <w:pPr>
+        <w:pStyle w:val="Tekstpodstawowy"/>
+        <w:spacing w:line="331" w:lineRule="auto"/>
+        <w:rPr>
+          <w:rFonts w:ascii="sans-serif" w:eastAsia="sans-serif" w:hAnsi="sans-serif" w:cs="sans-serif"/>
+          <w:color w:val="000000" w:themeColor="text1"/>
+          <w:sz w:val="22"/>
+          <w:szCs w:val="22"/>
+        </w:rPr>
+      </w:pPr>
+      <w:r>
+        <w:rPr>
+          <w:rFonts w:ascii="sans-serif" w:eastAsia="sans-serif" w:hAnsi="sans-serif" w:cs="sans-serif"/>
+          <w:color w:val="000000" w:themeColor="text1"/>
+          <w:sz w:val="22"/>
+          <w:szCs w:val="22"/>
+        </w:rPr>
+        <w:t>metody: </w:t>
+      </w:r>
+    </w:p>
+    <w:p>
+      <w:pPr>
+        <w:pStyle w:val="Tekstpodstawowy"/>
+        <w:spacing w:line="331" w:lineRule="auto"/>
+        <w:ind w:firstLine="720"/>
+        <w:rPr>
+          <w:rFonts w:ascii="sans-serif" w:eastAsia="sans-serif" w:hAnsi="sans-serif" w:cs="sans-serif"/>
+          <w:color w:val="000000" w:themeColor="text1"/>
+          <w:sz w:val="22"/>
+          <w:szCs w:val="22"/>
+        </w:rPr>
+      </w:pPr>
+      <w:r>
+        <w:rPr>
+          <w:rFonts w:ascii="sans-serif" w:eastAsia="sans-serif" w:hAnsi="sans-serif" w:cs="sans-serif"/>
+          <w:color w:val="000000" w:themeColor="text1"/>
+          <w:sz w:val="22"/>
+          <w:szCs w:val="22"/>
+        </w:rPr>
+        <w:t>+ odwolaj_trening() : void </w:t>
+      </w:r>
+    </w:p>
+    <w:p>
+      <w:pPr>
+        <w:pStyle w:val="Tekstpodstawowy"/>
+        <w:spacing w:line="331" w:lineRule="auto"/>
+        <w:ind w:firstLine="720"/>
+        <w:rPr>
+          <w:rFonts w:ascii="sans-serif" w:eastAsia="sans-serif" w:hAnsi="sans-serif" w:cs="sans-serif"/>
+          <w:color w:val="000000" w:themeColor="text1"/>
+          <w:sz w:val="22"/>
+          <w:szCs w:val="22"/>
+        </w:rPr>
+      </w:pPr>
+      <w:r>
+        <w:rPr>
+          <w:rFonts w:ascii="sans-serif" w:eastAsia="sans-serif" w:hAnsi="sans-serif" w:cs="sans-serif"/>
+          <w:color w:val="000000" w:themeColor="text1"/>
+          <w:sz w:val="22"/>
+          <w:szCs w:val="22"/>
+        </w:rPr>
+        <w:t>+ wprowadz_frekwencje(lista : List) : void </w:t>
+      </w:r>
+    </w:p>
+    <w:p>
+      <w:pPr>
+        <w:pStyle w:val="Tekstpodstawowy"/>
+        <w:spacing w:line="331" w:lineRule="auto"/>
+        <w:rPr>
+          <w:rFonts w:ascii="sans-serif" w:eastAsia="sans-serif" w:hAnsi="sans-serif" w:cs="sans-serif"/>
+          <w:color w:val="000000" w:themeColor="text1"/>
+          <w:sz w:val="22"/>
+          <w:szCs w:val="22"/>
+        </w:rPr>
+      </w:pPr>
+    </w:p>
+    <w:p>
+      <w:pPr>
+        <w:pStyle w:val="Tekstpodstawowy"/>
+        <w:spacing w:line="331" w:lineRule="auto"/>
+        <w:rPr>
+          <w:rFonts w:ascii="Aptos" w:eastAsia="Aptos" w:hAnsi="Aptos" w:cs="Aptos"/>
+          <w:color w:val="000000" w:themeColor="text1"/>
+        </w:rPr>
+      </w:pPr>
+      <w:r>
+        <w:rPr>
+          <w:rFonts w:ascii="sans-serif" w:eastAsia="sans-serif" w:hAnsi="sans-serif" w:cs="sans-serif"/>
+          <w:color w:val="000000" w:themeColor="text1"/>
+          <w:sz w:val="22"/>
+          <w:szCs w:val="22"/>
+        </w:rPr>
+        <w:t>Reprezentuje pracownika klubu prowadzącego zajęcia i odpowiedzialnego za selekcję zawodników. Dziedziczy po klasie Użytkownik. </w:t>
+      </w:r>
+      <w:r>
+        <w:br/>
+      </w:r>
+    </w:p>
+    <w:p>
+      <w:pPr>
+        <w:spacing w:line="240" w:lineRule="auto"/>
+        <w:rPr>
+          <w:rFonts w:ascii="Aptos" w:eastAsia="Aptos" w:hAnsi="Aptos" w:cs="Aptos"/>
+          <w:color w:val="000000" w:themeColor="text1"/>
+        </w:rPr>
+      </w:pPr>
+      <w:r>
+        <w:rPr>
+          <w:rFonts w:ascii="Aptos" w:eastAsia="Aptos" w:hAnsi="Aptos" w:cs="Aptos"/>
+          <w:b/>
+          <w:bCs/>
+          <w:color w:val="000000" w:themeColor="text1"/>
+        </w:rPr>
+        <w:t>Trening:</w:t>
+      </w:r>
+      <w:r>
+        <w:rPr>
+          <w:rFonts w:ascii="Aptos" w:eastAsia="Aptos" w:hAnsi="Aptos" w:cs="Aptos"/>
+          <w:color w:val="000000" w:themeColor="text1"/>
+        </w:rPr>
+        <w:t> </w:t>
+      </w:r>
+    </w:p>
+    <w:p>
+      <w:pPr>
+        <w:spacing w:line="240" w:lineRule="auto"/>
+        <w:rPr>
+          <w:rFonts w:ascii="Aptos" w:eastAsia="Aptos" w:hAnsi="Aptos" w:cs="Aptos"/>
+          <w:color w:val="000000" w:themeColor="text1"/>
+        </w:rPr>
+      </w:pPr>
+      <w:r>
+        <w:rPr>
+          <w:rFonts w:ascii="Aptos" w:eastAsia="Aptos" w:hAnsi="Aptos" w:cs="Aptos"/>
+          <w:color w:val="000000" w:themeColor="text1"/>
+        </w:rPr>
+        <w:t>atrybuty:</w:t>
+      </w:r>
+    </w:p>
+    <w:p>
+      <w:pPr>
+        <w:spacing w:line="240" w:lineRule="auto"/>
+        <w:ind w:firstLine="708"/>
+        <w:rPr>
+          <w:rFonts w:ascii="Aptos" w:eastAsia="Aptos" w:hAnsi="Aptos" w:cs="Aptos"/>
+          <w:color w:val="000000" w:themeColor="text1"/>
+        </w:rPr>
+      </w:pPr>
+      <w:r>
+        <w:rPr>
+          <w:rFonts w:ascii="Aptos" w:eastAsia="Aptos" w:hAnsi="Aptos" w:cs="Aptos"/>
+          <w:color w:val="000000" w:themeColor="text1"/>
+        </w:rPr>
+        <w:t>- IDTreningu</w:t>
+      </w:r>
+    </w:p>
+    <w:p>
+      <w:pPr>
+        <w:spacing w:line="240" w:lineRule="auto"/>
+        <w:ind w:firstLine="708"/>
+        <w:rPr>
+          <w:rFonts w:ascii="Aptos" w:eastAsia="Aptos" w:hAnsi="Aptos" w:cs="Aptos"/>
+          <w:color w:val="000000" w:themeColor="text1"/>
+        </w:rPr>
+      </w:pPr>
+      <w:r>
+        <w:rPr>
+          <w:rFonts w:ascii="Aptos" w:eastAsia="Aptos" w:hAnsi="Aptos" w:cs="Aptos"/>
+          <w:color w:val="000000" w:themeColor="text1"/>
+        </w:rPr>
+        <w:t>- data</w:t>
+      </w:r>
+    </w:p>
+    <w:p>
+      <w:pPr>
+        <w:spacing w:line="240" w:lineRule="auto"/>
+        <w:ind w:firstLine="708"/>
+        <w:rPr>
+          <w:rFonts w:ascii="Aptos" w:eastAsia="Aptos" w:hAnsi="Aptos" w:cs="Aptos"/>
+          <w:color w:val="000000" w:themeColor="text1"/>
+        </w:rPr>
+      </w:pPr>
+      <w:r>
+        <w:rPr>
+          <w:rFonts w:ascii="Aptos" w:eastAsia="Aptos" w:hAnsi="Aptos" w:cs="Aptos"/>
+          <w:color w:val="000000" w:themeColor="text1"/>
+        </w:rPr>
+        <w:t>- status</w:t>
+      </w:r>
+    </w:p>
+    <w:p>
+      <w:pPr>
+        <w:spacing w:line="240" w:lineRule="auto"/>
+        <w:rPr>
+          <w:rFonts w:ascii="Aptos" w:eastAsia="Aptos" w:hAnsi="Aptos" w:cs="Aptos"/>
+          <w:color w:val="000000" w:themeColor="text1"/>
+        </w:rPr>
+      </w:pPr>
+      <w:r>
+        <w:rPr>
+          <w:rFonts w:ascii="Aptos" w:eastAsia="Aptos" w:hAnsi="Aptos" w:cs="Aptos"/>
+          <w:color w:val="000000" w:themeColor="text1"/>
+        </w:rPr>
+        <w:t>metody: </w:t>
+      </w:r>
+    </w:p>
+    <w:p>
+      <w:pPr>
+        <w:spacing w:line="240" w:lineRule="auto"/>
+        <w:ind w:left="900" w:hanging="192"/>
+        <w:rPr>
+          <w:rFonts w:ascii="Aptos" w:eastAsia="Aptos" w:hAnsi="Aptos" w:cs="Aptos"/>
+          <w:color w:val="000000" w:themeColor="text1"/>
+        </w:rPr>
+      </w:pPr>
+      <w:r>
+        <w:rPr>
+          <w:rFonts w:ascii="Aptos" w:eastAsia="Aptos" w:hAnsi="Aptos" w:cs="Aptos"/>
+          <w:color w:val="000000" w:themeColor="text1"/>
+        </w:rPr>
+        <w:t>+ odwolajTrening() – zapisuje w systemie odwołanie treningu, wysyła powiadomienia opiekunom</w:t>
+      </w:r>
+    </w:p>
+    <w:p>
+      <w:pPr>
+        <w:spacing w:line="240" w:lineRule="auto"/>
+        <w:ind w:firstLine="708"/>
+        <w:rPr>
+          <w:rFonts w:ascii="Aptos" w:eastAsia="Aptos" w:hAnsi="Aptos" w:cs="Aptos"/>
+          <w:color w:val="000000" w:themeColor="text1"/>
+        </w:rPr>
+      </w:pPr>
+      <w:r>
+        <w:rPr>
+          <w:rFonts w:ascii="Aptos" w:eastAsia="Aptos" w:hAnsi="Aptos" w:cs="Aptos"/>
+          <w:color w:val="000000" w:themeColor="text1"/>
+        </w:rPr>
+        <w:t>+ wprowadzFrekwencje(lista : List)</w:t>
+      </w:r>
+    </w:p>
+    <w:p>
+      <w:pPr>
+        <w:spacing w:line="240" w:lineRule="auto"/>
+        <w:rPr>
+          <w:rFonts w:ascii="Aptos" w:eastAsia="Aptos" w:hAnsi="Aptos" w:cs="Aptos"/>
+          <w:color w:val="000000" w:themeColor="text1"/>
+        </w:rPr>
+      </w:pPr>
+    </w:p>
+    <w:p>
+      <w:pPr>
+        <w:spacing w:line="240" w:lineRule="auto"/>
+        <w:rPr>
+          <w:rFonts w:ascii="Aptos" w:eastAsia="Aptos" w:hAnsi="Aptos" w:cs="Aptos"/>
+          <w:color w:val="000000" w:themeColor="text1"/>
+        </w:rPr>
+      </w:pPr>
+      <w:r>
+        <w:rPr>
+          <w:rFonts w:ascii="Aptos" w:eastAsia="Aptos" w:hAnsi="Aptos" w:cs="Aptos"/>
+          <w:color w:val="000000" w:themeColor="text1"/>
+        </w:rPr>
+        <w:lastRenderedPageBreak/>
+        <w:t>Metoda wywoływana przez Trenera, która zmienia status danego wydarzenia w systemie na odwołany, co automatycznie blokuje możliwość wpisania frekwencji oraz inicjuje proces wysyłki powiadomień o zmianie planów do wszystkich przypisanych zawodników i ich opiekunów. </w:t>
+      </w:r>
+    </w:p>
+    <w:p>
+      <w:pPr>
+        <w:spacing w:line="240" w:lineRule="auto"/>
+        <w:rPr>
+          <w:rFonts w:ascii="Aptos" w:eastAsia="Aptos" w:hAnsi="Aptos" w:cs="Aptos"/>
+          <w:color w:val="000000" w:themeColor="text1"/>
+        </w:rPr>
+      </w:pPr>
+    </w:p>
+    <w:p>
+      <w:pPr>
+        <w:pStyle w:val="Tekstpodstawowy"/>
+        <w:spacing w:after="140" w:line="240" w:lineRule="auto"/>
+        <w:rPr>
+          <w:rFonts w:ascii="Aptos" w:eastAsia="Aptos" w:hAnsi="Aptos" w:cs="Aptos"/>
+          <w:color w:val="000000" w:themeColor="text1"/>
+        </w:rPr>
+      </w:pPr>
+      <w:r>
+        <w:rPr>
+          <w:rFonts w:ascii="sans-serif" w:eastAsia="sans-serif" w:hAnsi="sans-serif" w:cs="sans-serif"/>
+          <w:b/>
+          <w:bCs/>
+          <w:color w:val="000000" w:themeColor="text1"/>
+          <w:sz w:val="22"/>
+          <w:szCs w:val="22"/>
+        </w:rPr>
+        <w:t>Użytkownik:</w:t>
+      </w:r>
+      <w:r>
+        <w:rPr>
+          <w:rFonts w:ascii="Aptos" w:eastAsia="Aptos" w:hAnsi="Aptos" w:cs="Aptos"/>
+          <w:color w:val="000000" w:themeColor="text1"/>
+        </w:rPr>
+        <w:t> </w:t>
+      </w:r>
+    </w:p>
+    <w:p>
+      <w:pPr>
+        <w:pStyle w:val="Tekstpodstawowy"/>
+        <w:spacing w:line="331" w:lineRule="auto"/>
+        <w:rPr>
+          <w:rFonts w:ascii="sans-serif" w:eastAsia="sans-serif" w:hAnsi="sans-serif" w:cs="sans-serif"/>
+          <w:color w:val="000000" w:themeColor="text1"/>
+          <w:sz w:val="22"/>
+          <w:szCs w:val="22"/>
+        </w:rPr>
+      </w:pPr>
+      <w:r>
+        <w:rPr>
+          <w:rFonts w:ascii="sans-serif" w:eastAsia="sans-serif" w:hAnsi="sans-serif" w:cs="sans-serif"/>
+          <w:color w:val="000000" w:themeColor="text1"/>
+          <w:sz w:val="22"/>
+          <w:szCs w:val="22"/>
+        </w:rPr>
+        <w:t>atrybuty: </w:t>
+      </w:r>
+    </w:p>
+    <w:p>
+      <w:pPr>
+        <w:pStyle w:val="Tekstpodstawowy"/>
+        <w:spacing w:line="331" w:lineRule="auto"/>
+        <w:ind w:firstLine="720"/>
+        <w:rPr>
+          <w:rFonts w:ascii="sans-serif" w:eastAsia="sans-serif" w:hAnsi="sans-serif" w:cs="sans-serif"/>
+          <w:color w:val="000000" w:themeColor="text1"/>
+          <w:sz w:val="22"/>
+          <w:szCs w:val="22"/>
+        </w:rPr>
+      </w:pPr>
+      <w:r>
+        <w:rPr>
+          <w:rFonts w:ascii="sans-serif" w:eastAsia="sans-serif" w:hAnsi="sans-serif" w:cs="sans-serif"/>
+          <w:color w:val="000000" w:themeColor="text1"/>
+          <w:sz w:val="22"/>
+          <w:szCs w:val="22"/>
+        </w:rPr>
+        <w:t>- login : String </w:t>
+      </w:r>
+    </w:p>
+    <w:p>
+      <w:pPr>
+        <w:pStyle w:val="Tekstpodstawowy"/>
+        <w:spacing w:line="331" w:lineRule="auto"/>
+        <w:ind w:firstLine="720"/>
+        <w:rPr>
+          <w:rFonts w:ascii="sans-serif" w:eastAsia="sans-serif" w:hAnsi="sans-serif" w:cs="sans-serif"/>
+          <w:color w:val="000000" w:themeColor="text1"/>
+          <w:sz w:val="22"/>
+          <w:szCs w:val="22"/>
+        </w:rPr>
+      </w:pPr>
+      <w:r>
+        <w:rPr>
+          <w:rFonts w:ascii="sans-serif" w:eastAsia="sans-serif" w:hAnsi="sans-serif" w:cs="sans-serif"/>
+          <w:color w:val="000000" w:themeColor="text1"/>
+          <w:sz w:val="22"/>
+          <w:szCs w:val="22"/>
+        </w:rPr>
+        <w:t>- hasło : String </w:t>
+      </w:r>
+    </w:p>
+    <w:p>
+      <w:pPr>
+        <w:pStyle w:val="Tekstpodstawowy"/>
+        <w:spacing w:line="331" w:lineRule="auto"/>
+        <w:ind w:left="900" w:hanging="180"/>
+        <w:rPr>
+          <w:rFonts w:ascii="sans-serif" w:eastAsia="sans-serif" w:hAnsi="sans-serif" w:cs="sans-serif"/>
+          <w:color w:val="000000" w:themeColor="text1"/>
+          <w:sz w:val="22"/>
+          <w:szCs w:val="22"/>
+        </w:rPr>
+      </w:pPr>
+      <w:r>
+        <w:rPr>
+          <w:rFonts w:ascii="sans-serif" w:eastAsia="sans-serif" w:hAnsi="sans-serif" w:cs="sans-serif"/>
+          <w:color w:val="000000" w:themeColor="text1"/>
+          <w:sz w:val="22"/>
+          <w:szCs w:val="22"/>
+        </w:rPr>
+        <w:t>- rola : String - określa poziom uprawnień w systemie, np. trener, opiekun </w:t>
+      </w:r>
+    </w:p>
+    <w:p>
+      <w:pPr>
+        <w:pStyle w:val="Tekstpodstawowy"/>
+        <w:spacing w:line="331" w:lineRule="auto"/>
+        <w:rPr>
+          <w:rFonts w:ascii="sans-serif" w:eastAsia="sans-serif" w:hAnsi="sans-serif" w:cs="sans-serif"/>
+          <w:color w:val="000000" w:themeColor="text1"/>
+          <w:sz w:val="22"/>
+          <w:szCs w:val="22"/>
+        </w:rPr>
+      </w:pPr>
+      <w:r>
+        <w:rPr>
+          <w:rFonts w:ascii="sans-serif" w:eastAsia="sans-serif" w:hAnsi="sans-serif" w:cs="sans-serif"/>
+          <w:color w:val="000000" w:themeColor="text1"/>
+          <w:sz w:val="22"/>
+          <w:szCs w:val="22"/>
+        </w:rPr>
+        <w:t>metody: </w:t>
+      </w:r>
+    </w:p>
+    <w:p>
+      <w:pPr>
+        <w:pStyle w:val="Tekstpodstawowy"/>
+        <w:spacing w:line="331" w:lineRule="auto"/>
+        <w:ind w:firstLine="720"/>
+        <w:rPr>
+          <w:rFonts w:ascii="sans-serif" w:eastAsia="sans-serif" w:hAnsi="sans-serif" w:cs="sans-serif"/>
+          <w:color w:val="000000" w:themeColor="text1"/>
+          <w:sz w:val="22"/>
+          <w:szCs w:val="22"/>
+        </w:rPr>
+      </w:pPr>
+      <w:r>
+        <w:rPr>
+          <w:rFonts w:ascii="sans-serif" w:eastAsia="sans-serif" w:hAnsi="sans-serif" w:cs="sans-serif"/>
+          <w:color w:val="000000" w:themeColor="text1"/>
+          <w:sz w:val="22"/>
+          <w:szCs w:val="22"/>
+        </w:rPr>
+        <w:t>+ zaloguj() : bool - uwierzytelnianie konta </w:t>
+      </w:r>
+    </w:p>
+    <w:p>
+      <w:pPr>
+        <w:pStyle w:val="Tekstpodstawowy"/>
+        <w:spacing w:line="331" w:lineRule="auto"/>
+        <w:rPr>
+          <w:rFonts w:ascii="sans-serif" w:eastAsia="sans-serif" w:hAnsi="sans-serif" w:cs="sans-serif"/>
+          <w:color w:val="000000" w:themeColor="text1"/>
+          <w:sz w:val="22"/>
+          <w:szCs w:val="22"/>
+        </w:rPr>
+      </w:pPr>
+    </w:p>
+    <w:p>
+      <w:pPr>
+        <w:pStyle w:val="Tekstpodstawowy"/>
+        <w:spacing w:line="331" w:lineRule="auto"/>
+        <w:rPr>
+          <w:rFonts w:ascii="sans-serif" w:eastAsia="sans-serif" w:hAnsi="sans-serif" w:cs="sans-serif"/>
+          <w:color w:val="000000" w:themeColor="text1"/>
+          <w:sz w:val="22"/>
+          <w:szCs w:val="22"/>
+        </w:rPr>
+      </w:pPr>
+      <w:r>
+        <w:rPr>
+          <w:rFonts w:ascii="sans-serif" w:eastAsia="sans-serif" w:hAnsi="sans-serif" w:cs="sans-serif"/>
+          <w:color w:val="000000" w:themeColor="text1"/>
+          <w:sz w:val="22"/>
+          <w:szCs w:val="22"/>
+        </w:rPr>
+        <w:t>Abstrakcyjna klasa bazowa posiadająca dane logowania dla wszystkich osób korzystających z aplikacji. </w:t>
+      </w:r>
+    </w:p>
+    <w:p>
+      <w:pPr>
+        <w:spacing w:line="240" w:lineRule="auto"/>
+        <w:rPr>
+          <w:rFonts w:ascii="Aptos" w:eastAsia="Aptos" w:hAnsi="Aptos" w:cs="Aptos"/>
+          <w:color w:val="000000" w:themeColor="text1"/>
+        </w:rPr>
+      </w:pPr>
+    </w:p>
+    <w:p>
+      <w:pPr>
+        <w:pStyle w:val="Tekstpodstawowy"/>
+        <w:spacing w:line="331" w:lineRule="auto"/>
+        <w:rPr>
+          <w:rFonts w:ascii="Aptos" w:eastAsia="Aptos" w:hAnsi="Aptos" w:cs="Aptos"/>
+          <w:color w:val="000000" w:themeColor="text1"/>
+        </w:rPr>
+      </w:pPr>
+      <w:r>
+        <w:rPr>
+          <w:rFonts w:ascii="sans-serif" w:eastAsia="sans-serif" w:hAnsi="sans-serif" w:cs="sans-serif"/>
+          <w:b/>
+          <w:bCs/>
+          <w:color w:val="000000" w:themeColor="text1"/>
+          <w:sz w:val="22"/>
+          <w:szCs w:val="22"/>
+        </w:rPr>
+        <w:t>Zarząd:</w:t>
+      </w:r>
+      <w:r>
+        <w:rPr>
+          <w:rFonts w:ascii="Aptos" w:eastAsia="Aptos" w:hAnsi="Aptos" w:cs="Aptos"/>
+          <w:color w:val="000000" w:themeColor="text1"/>
+        </w:rPr>
+        <w:t> </w:t>
+      </w:r>
+    </w:p>
+    <w:p>
+      <w:pPr>
+        <w:pStyle w:val="Tekstpodstawowy"/>
+        <w:spacing w:line="331" w:lineRule="auto"/>
+        <w:rPr>
+          <w:rFonts w:ascii="sans-serif" w:eastAsia="sans-serif" w:hAnsi="sans-serif" w:cs="sans-serif"/>
+          <w:color w:val="000000" w:themeColor="text1"/>
+          <w:sz w:val="22"/>
+          <w:szCs w:val="22"/>
+        </w:rPr>
+      </w:pPr>
+      <w:r>
+        <w:rPr>
+          <w:rFonts w:ascii="sans-serif" w:eastAsia="sans-serif" w:hAnsi="sans-serif" w:cs="sans-serif"/>
+          <w:color w:val="000000" w:themeColor="text1"/>
+          <w:sz w:val="22"/>
+          <w:szCs w:val="22"/>
+        </w:rPr>
+        <w:t>atrybuty: </w:t>
+      </w:r>
+    </w:p>
+    <w:p>
+      <w:pPr>
+        <w:pStyle w:val="Tekstpodstawowy"/>
+        <w:spacing w:line="331" w:lineRule="auto"/>
+        <w:ind w:firstLine="720"/>
+        <w:rPr>
+          <w:rFonts w:ascii="sans-serif" w:eastAsia="sans-serif" w:hAnsi="sans-serif" w:cs="sans-serif"/>
+          <w:color w:val="000000" w:themeColor="text1"/>
+          <w:sz w:val="22"/>
+          <w:szCs w:val="22"/>
+        </w:rPr>
+      </w:pPr>
+      <w:r>
+        <w:rPr>
+          <w:rFonts w:ascii="sans-serif" w:eastAsia="sans-serif" w:hAnsi="sans-serif" w:cs="sans-serif"/>
+          <w:color w:val="000000" w:themeColor="text1"/>
+          <w:sz w:val="22"/>
+          <w:szCs w:val="22"/>
+        </w:rPr>
+        <w:t>dziedziczy atrybuty z klasy Użytkownik </w:t>
+      </w:r>
+    </w:p>
+    <w:p>
+      <w:pPr>
+        <w:pStyle w:val="Tekstpodstawowy"/>
+        <w:spacing w:line="331" w:lineRule="auto"/>
+        <w:rPr>
+          <w:rFonts w:ascii="sans-serif" w:eastAsia="sans-serif" w:hAnsi="sans-serif" w:cs="sans-serif"/>
+          <w:color w:val="000000" w:themeColor="text1"/>
+          <w:sz w:val="22"/>
+          <w:szCs w:val="22"/>
+        </w:rPr>
+      </w:pPr>
+      <w:r>
+        <w:rPr>
+          <w:rFonts w:ascii="sans-serif" w:eastAsia="sans-serif" w:hAnsi="sans-serif" w:cs="sans-serif"/>
+          <w:color w:val="000000" w:themeColor="text1"/>
+          <w:sz w:val="22"/>
+          <w:szCs w:val="22"/>
+        </w:rPr>
+        <w:t>metody: </w:t>
+      </w:r>
+    </w:p>
+    <w:p>
+      <w:pPr>
+        <w:pStyle w:val="Tekstpodstawowy"/>
+        <w:spacing w:line="331" w:lineRule="auto"/>
+        <w:ind w:firstLine="720"/>
+        <w:rPr>
+          <w:rFonts w:ascii="sans-serif" w:eastAsia="sans-serif" w:hAnsi="sans-serif" w:cs="sans-serif"/>
+          <w:color w:val="000000" w:themeColor="text1"/>
+          <w:sz w:val="22"/>
+          <w:szCs w:val="22"/>
+        </w:rPr>
+      </w:pPr>
+      <w:r>
+        <w:rPr>
+          <w:rFonts w:ascii="sans-serif" w:eastAsia="sans-serif" w:hAnsi="sans-serif" w:cs="sans-serif"/>
+          <w:color w:val="000000" w:themeColor="text1"/>
+          <w:sz w:val="22"/>
+          <w:szCs w:val="22"/>
+        </w:rPr>
+        <w:t>+ dodaj_użytkownika() : void </w:t>
+      </w:r>
+    </w:p>
+    <w:p>
+      <w:pPr>
+        <w:pStyle w:val="Tekstpodstawowy"/>
+        <w:spacing w:line="331" w:lineRule="auto"/>
+        <w:ind w:firstLine="720"/>
+        <w:rPr>
+          <w:rFonts w:ascii="sans-serif" w:eastAsia="sans-serif" w:hAnsi="sans-serif" w:cs="sans-serif"/>
+          <w:color w:val="000000" w:themeColor="text1"/>
+          <w:sz w:val="22"/>
+          <w:szCs w:val="22"/>
+        </w:rPr>
+      </w:pPr>
+      <w:r>
+        <w:rPr>
+          <w:rFonts w:ascii="sans-serif" w:eastAsia="sans-serif" w:hAnsi="sans-serif" w:cs="sans-serif"/>
+          <w:color w:val="000000" w:themeColor="text1"/>
+          <w:sz w:val="22"/>
+          <w:szCs w:val="22"/>
+        </w:rPr>
+        <w:t>+ przydziel_trenera_do_grupy() : void </w:t>
+      </w:r>
+    </w:p>
+    <w:p>
+      <w:pPr>
+        <w:pStyle w:val="Tekstpodstawowy"/>
+        <w:spacing w:line="331" w:lineRule="auto"/>
+        <w:ind w:firstLine="720"/>
+        <w:rPr>
+          <w:rFonts w:ascii="sans-serif" w:eastAsia="sans-serif" w:hAnsi="sans-serif" w:cs="sans-serif"/>
+          <w:color w:val="000000" w:themeColor="text1"/>
+          <w:sz w:val="22"/>
+          <w:szCs w:val="22"/>
+        </w:rPr>
+      </w:pPr>
+      <w:r>
+        <w:rPr>
+          <w:rFonts w:ascii="sans-serif" w:eastAsia="sans-serif" w:hAnsi="sans-serif" w:cs="sans-serif"/>
+          <w:color w:val="000000" w:themeColor="text1"/>
+          <w:sz w:val="22"/>
+          <w:szCs w:val="22"/>
+        </w:rPr>
+        <w:t>+ monitoruj_badania() : void - kontrola ważności dokumentacji w klubie </w:t>
+      </w:r>
+    </w:p>
+    <w:p>
+      <w:pPr>
+        <w:pStyle w:val="Tekstpodstawowy"/>
+        <w:spacing w:line="331" w:lineRule="auto"/>
+        <w:rPr>
+          <w:rFonts w:ascii="sans-serif" w:eastAsia="sans-serif" w:hAnsi="sans-serif" w:cs="sans-serif"/>
+          <w:color w:val="000000" w:themeColor="text1"/>
+          <w:sz w:val="22"/>
+          <w:szCs w:val="22"/>
+        </w:rPr>
+      </w:pPr>
+      <w:r>
+        <w:rPr>
+          <w:rFonts w:ascii="sans-serif" w:eastAsia="sans-serif" w:hAnsi="sans-serif" w:cs="sans-serif"/>
+          <w:color w:val="000000" w:themeColor="text1"/>
+          <w:sz w:val="22"/>
+          <w:szCs w:val="22"/>
+        </w:rPr>
+        <w:t> </w:t>
+      </w:r>
+    </w:p>
+    <w:p>
+      <w:pPr>
+        <w:pStyle w:val="Tekstpodstawowy"/>
+        <w:spacing w:line="331" w:lineRule="auto"/>
+        <w:rPr>
+          <w:rFonts w:ascii="sans-serif" w:eastAsia="sans-serif" w:hAnsi="sans-serif" w:cs="sans-serif"/>
+          <w:color w:val="000000" w:themeColor="text1"/>
+          <w:sz w:val="22"/>
+          <w:szCs w:val="22"/>
+        </w:rPr>
+      </w:pPr>
+      <w:r>
+        <w:rPr>
+          <w:rFonts w:ascii="sans-serif" w:eastAsia="sans-serif" w:hAnsi="sans-serif" w:cs="sans-serif"/>
+          <w:color w:val="000000" w:themeColor="text1"/>
+          <w:sz w:val="22"/>
+          <w:szCs w:val="22"/>
+        </w:rPr>
+        <w:t>Pracownicy administracyjni posiadający najwyższe uprawnienia w systemie. Dziedziczy po klasie Użytkownik. </w:t>
+      </w:r>
+    </w:p>
+    <w:p>
+      <w:pPr>
+        <w:spacing w:line="240" w:lineRule="auto"/>
+        <w:rPr>
+          <w:rFonts w:ascii="Aptos" w:eastAsia="Aptos" w:hAnsi="Aptos" w:cs="Aptos"/>
+          <w:color w:val="000000" w:themeColor="text1"/>
+        </w:rPr>
+      </w:pPr>
+    </w:p>
+    <w:p>
+      <w:pPr>
+        <w:pStyle w:val="Tekstpodstawowy"/>
+        <w:spacing w:line="331" w:lineRule="auto"/>
+        <w:rPr>
+          <w:rFonts w:ascii="Aptos" w:eastAsia="Aptos" w:hAnsi="Aptos" w:cs="Aptos"/>
+          <w:color w:val="000000" w:themeColor="text1"/>
+        </w:rPr>
+      </w:pPr>
+      <w:r>
+        <w:rPr>
+          <w:rFonts w:ascii="sans-serif" w:eastAsia="sans-serif" w:hAnsi="sans-serif" w:cs="sans-serif"/>
+          <w:b/>
+          <w:bCs/>
+          <w:color w:val="000000" w:themeColor="text1"/>
+          <w:sz w:val="22"/>
+          <w:szCs w:val="22"/>
+        </w:rPr>
+        <w:t>Zawodnik:</w:t>
+      </w:r>
+      <w:r>
+        <w:rPr>
+          <w:rFonts w:ascii="Aptos" w:eastAsia="Aptos" w:hAnsi="Aptos" w:cs="Aptos"/>
+          <w:color w:val="000000" w:themeColor="text1"/>
+        </w:rPr>
+        <w:t> </w:t>
+      </w:r>
+    </w:p>
+    <w:p>
+      <w:pPr>
+        <w:pStyle w:val="Tekstpodstawowy"/>
+        <w:spacing w:line="331" w:lineRule="auto"/>
+        <w:rPr>
+          <w:rFonts w:ascii="sans-serif" w:eastAsia="sans-serif" w:hAnsi="sans-serif" w:cs="sans-serif"/>
+          <w:color w:val="000000" w:themeColor="text1"/>
+          <w:sz w:val="22"/>
+          <w:szCs w:val="22"/>
+        </w:rPr>
+      </w:pPr>
+      <w:r>
+        <w:rPr>
+          <w:rFonts w:ascii="sans-serif" w:eastAsia="sans-serif" w:hAnsi="sans-serif" w:cs="sans-serif"/>
+          <w:color w:val="000000" w:themeColor="text1"/>
+          <w:sz w:val="22"/>
+          <w:szCs w:val="22"/>
+        </w:rPr>
+        <w:t>atrybuty: </w:t>
+      </w:r>
+    </w:p>
+    <w:p>
+      <w:pPr>
+        <w:pStyle w:val="Tekstpodstawowy"/>
+        <w:spacing w:line="331" w:lineRule="auto"/>
+        <w:ind w:firstLine="720"/>
+        <w:rPr>
+          <w:rFonts w:ascii="sans-serif" w:eastAsia="sans-serif" w:hAnsi="sans-serif" w:cs="sans-serif"/>
+          <w:color w:val="000000" w:themeColor="text1"/>
+          <w:sz w:val="22"/>
+          <w:szCs w:val="22"/>
+        </w:rPr>
+      </w:pPr>
+      <w:r>
+        <w:rPr>
+          <w:rFonts w:ascii="sans-serif" w:eastAsia="sans-serif" w:hAnsi="sans-serif" w:cs="sans-serif"/>
+          <w:color w:val="000000" w:themeColor="text1"/>
+          <w:sz w:val="22"/>
+          <w:szCs w:val="22"/>
+        </w:rPr>
+        <w:t>- imie : String </w:t>
+      </w:r>
+    </w:p>
+    <w:p>
+      <w:pPr>
+        <w:pStyle w:val="Tekstpodstawowy"/>
+        <w:spacing w:line="331" w:lineRule="auto"/>
+        <w:ind w:firstLine="720"/>
+        <w:rPr>
+          <w:rFonts w:ascii="sans-serif" w:eastAsia="sans-serif" w:hAnsi="sans-serif" w:cs="sans-serif"/>
+          <w:color w:val="000000" w:themeColor="text1"/>
+          <w:sz w:val="22"/>
+          <w:szCs w:val="22"/>
+        </w:rPr>
+      </w:pPr>
+      <w:r>
+        <w:rPr>
+          <w:rFonts w:ascii="sans-serif" w:eastAsia="sans-serif" w:hAnsi="sans-serif" w:cs="sans-serif"/>
+          <w:color w:val="000000" w:themeColor="text1"/>
+          <w:sz w:val="22"/>
+          <w:szCs w:val="22"/>
+        </w:rPr>
+        <w:t>- nazwisko : String </w:t>
+      </w:r>
+    </w:p>
+    <w:p>
+      <w:pPr>
+        <w:pStyle w:val="Tekstpodstawowy"/>
+        <w:spacing w:line="331" w:lineRule="auto"/>
+        <w:ind w:firstLine="720"/>
+        <w:rPr>
+          <w:rFonts w:ascii="sans-serif" w:eastAsia="sans-serif" w:hAnsi="sans-serif" w:cs="sans-serif"/>
+          <w:color w:val="000000" w:themeColor="text1"/>
+          <w:sz w:val="22"/>
+          <w:szCs w:val="22"/>
+        </w:rPr>
+      </w:pPr>
+      <w:r>
+        <w:rPr>
+          <w:rFonts w:ascii="sans-serif" w:eastAsia="sans-serif" w:hAnsi="sans-serif" w:cs="sans-serif"/>
+          <w:color w:val="000000" w:themeColor="text1"/>
+          <w:sz w:val="22"/>
+          <w:szCs w:val="22"/>
+        </w:rPr>
+        <w:t>- pesel : String </w:t>
+      </w:r>
+    </w:p>
+    <w:p>
+      <w:pPr>
+        <w:pStyle w:val="Tekstpodstawowy"/>
+        <w:spacing w:line="331" w:lineRule="auto"/>
+        <w:ind w:firstLine="720"/>
+        <w:rPr>
+          <w:rFonts w:ascii="sans-serif" w:eastAsia="sans-serif" w:hAnsi="sans-serif" w:cs="sans-serif"/>
+          <w:color w:val="000000" w:themeColor="text1"/>
+          <w:sz w:val="22"/>
+          <w:szCs w:val="22"/>
+        </w:rPr>
+      </w:pPr>
+      <w:r>
+        <w:rPr>
+          <w:rFonts w:ascii="sans-serif" w:eastAsia="sans-serif" w:hAnsi="sans-serif" w:cs="sans-serif"/>
+          <w:color w:val="000000" w:themeColor="text1"/>
+          <w:sz w:val="22"/>
+          <w:szCs w:val="22"/>
+        </w:rPr>
+        <w:t>- data_urodzenia : String </w:t>
+      </w:r>
+    </w:p>
+    <w:p>
+      <w:pPr>
+        <w:pStyle w:val="Tekstpodstawowy"/>
+        <w:spacing w:line="331" w:lineRule="auto"/>
+        <w:ind w:firstLine="720"/>
+        <w:rPr>
+          <w:rFonts w:ascii="sans-serif" w:eastAsia="sans-serif" w:hAnsi="sans-serif" w:cs="sans-serif"/>
+          <w:color w:val="000000" w:themeColor="text1"/>
+          <w:sz w:val="22"/>
+          <w:szCs w:val="22"/>
+        </w:rPr>
+      </w:pPr>
+      <w:r>
+        <w:rPr>
+          <w:rFonts w:ascii="sans-serif" w:eastAsia="sans-serif" w:hAnsi="sans-serif" w:cs="sans-serif"/>
+          <w:color w:val="000000" w:themeColor="text1"/>
+          <w:sz w:val="22"/>
+          <w:szCs w:val="22"/>
+        </w:rPr>
+        <w:t>- pozycja : String </w:t>
+      </w:r>
+    </w:p>
+    <w:p>
+      <w:pPr>
+        <w:pStyle w:val="Tekstpodstawowy"/>
+        <w:spacing w:line="331" w:lineRule="auto"/>
+        <w:ind w:firstLine="720"/>
+        <w:rPr>
+          <w:rFonts w:ascii="sans-serif" w:eastAsia="sans-serif" w:hAnsi="sans-serif" w:cs="sans-serif"/>
+          <w:color w:val="000000" w:themeColor="text1"/>
+          <w:sz w:val="22"/>
+          <w:szCs w:val="22"/>
+        </w:rPr>
+      </w:pPr>
+      <w:r>
+        <w:rPr>
+          <w:rFonts w:ascii="sans-serif" w:eastAsia="sans-serif" w:hAnsi="sans-serif" w:cs="sans-serif"/>
+          <w:color w:val="000000" w:themeColor="text1"/>
+          <w:sz w:val="22"/>
+          <w:szCs w:val="22"/>
+        </w:rPr>
+        <w:t>- specjalizacja na boisku np. bramkarz, napastnik </w:t>
+      </w:r>
+    </w:p>
+    <w:p>
+      <w:pPr>
+        <w:pStyle w:val="Tekstpodstawowy"/>
+        <w:spacing w:line="331" w:lineRule="auto"/>
+        <w:ind w:firstLine="720"/>
+        <w:rPr>
+          <w:rFonts w:ascii="sans-serif" w:eastAsia="sans-serif" w:hAnsi="sans-serif" w:cs="sans-serif"/>
+          <w:color w:val="000000" w:themeColor="text1"/>
+          <w:sz w:val="22"/>
+          <w:szCs w:val="22"/>
+        </w:rPr>
+      </w:pPr>
+      <w:r>
+        <w:rPr>
+          <w:rFonts w:ascii="sans-serif" w:eastAsia="sans-serif" w:hAnsi="sans-serif" w:cs="sans-serif"/>
+          <w:color w:val="000000" w:themeColor="text1"/>
+          <w:sz w:val="22"/>
+          <w:szCs w:val="22"/>
+        </w:rPr>
+        <w:t>- gole : String - statystyka strzelonych bramek </w:t>
+      </w:r>
+    </w:p>
+    <w:p>
+      <w:pPr>
+        <w:pStyle w:val="Tekstpodstawowy"/>
+        <w:spacing w:line="331" w:lineRule="auto"/>
+        <w:ind w:firstLine="720"/>
+        <w:rPr>
+          <w:rFonts w:ascii="sans-serif" w:eastAsia="sans-serif" w:hAnsi="sans-serif" w:cs="sans-serif"/>
+          <w:color w:val="000000" w:themeColor="text1"/>
+          <w:sz w:val="22"/>
+          <w:szCs w:val="22"/>
+        </w:rPr>
+      </w:pPr>
+      <w:r>
+        <w:rPr>
+          <w:rFonts w:ascii="sans-serif" w:eastAsia="sans-serif" w:hAnsi="sans-serif" w:cs="sans-serif"/>
+          <w:color w:val="000000" w:themeColor="text1"/>
+          <w:sz w:val="22"/>
+          <w:szCs w:val="22"/>
+        </w:rPr>
+        <w:t>- kartki : String - statystyka otrzymanych kartek </w:t>
+      </w:r>
+    </w:p>
+    <w:p>
+      <w:pPr>
+        <w:pStyle w:val="Tekstpodstawowy"/>
+        <w:spacing w:line="331" w:lineRule="auto"/>
+        <w:ind w:firstLine="720"/>
+        <w:rPr>
+          <w:rFonts w:ascii="sans-serif" w:eastAsia="sans-serif" w:hAnsi="sans-serif" w:cs="sans-serif"/>
+          <w:color w:val="000000" w:themeColor="text1"/>
+          <w:sz w:val="22"/>
+          <w:szCs w:val="22"/>
+        </w:rPr>
+      </w:pPr>
+      <w:r>
+        <w:rPr>
+          <w:rFonts w:ascii="sans-serif" w:eastAsia="sans-serif" w:hAnsi="sans-serif" w:cs="sans-serif"/>
+          <w:color w:val="000000" w:themeColor="text1"/>
+          <w:sz w:val="22"/>
+          <w:szCs w:val="22"/>
+        </w:rPr>
+        <w:t>- wyniki_testow : String - ustandaryzowane rezultaty testów sprawnościowych </w:t>
+      </w:r>
+    </w:p>
+    <w:p>
+      <w:pPr>
+        <w:pStyle w:val="Tekstpodstawowy"/>
+        <w:spacing w:line="331" w:lineRule="auto"/>
+        <w:ind w:firstLine="720"/>
+        <w:rPr>
+          <w:rFonts w:ascii="sans-serif" w:eastAsia="sans-serif" w:hAnsi="sans-serif" w:cs="sans-serif"/>
+          <w:color w:val="000000" w:themeColor="text1"/>
+          <w:sz w:val="22"/>
+          <w:szCs w:val="22"/>
+        </w:rPr>
+      </w:pPr>
+      <w:r>
+        <w:rPr>
+          <w:rFonts w:ascii="sans-serif" w:eastAsia="sans-serif" w:hAnsi="sans-serif" w:cs="sans-serif"/>
+          <w:color w:val="000000" w:themeColor="text1"/>
+          <w:sz w:val="22"/>
+          <w:szCs w:val="22"/>
+        </w:rPr>
+        <w:lastRenderedPageBreak/>
+        <w:t>- Status_badan : String - termin ważności obowiązkowych badań lekarskich metody: </w:t>
+      </w:r>
+    </w:p>
+    <w:p>
+      <w:pPr>
+        <w:pStyle w:val="Tekstpodstawowy"/>
+        <w:spacing w:line="331" w:lineRule="auto"/>
+        <w:ind w:left="900" w:hanging="180"/>
+        <w:rPr>
+          <w:rFonts w:ascii="sans-serif" w:eastAsia="sans-serif" w:hAnsi="sans-serif" w:cs="sans-serif"/>
+          <w:color w:val="000000" w:themeColor="text1"/>
+          <w:sz w:val="22"/>
+          <w:szCs w:val="22"/>
+        </w:rPr>
+      </w:pPr>
+      <w:r>
+        <w:rPr>
+          <w:rFonts w:ascii="sans-serif" w:eastAsia="sans-serif" w:hAnsi="sans-serif" w:cs="sans-serif"/>
+          <w:color w:val="000000" w:themeColor="text1"/>
+          <w:sz w:val="22"/>
+          <w:szCs w:val="22"/>
+        </w:rPr>
+        <w:t xml:space="preserve">+ </w:t>
+      </w:r>
+      <w:proofErr w:type="spellStart"/>
+      <w:r>
+        <w:rPr>
+          <w:rFonts w:ascii="sans-serif" w:eastAsia="sans-serif" w:hAnsi="sans-serif" w:cs="sans-serif"/>
+          <w:color w:val="000000" w:themeColor="text1"/>
+          <w:sz w:val="22"/>
+          <w:szCs w:val="22"/>
+        </w:rPr>
+        <w:t>sprawdz_waznosc_badan</w:t>
+      </w:r>
+      <w:proofErr w:type="spellEnd"/>
+      <w:r>
+        <w:rPr>
+          <w:rFonts w:ascii="sans-serif" w:eastAsia="sans-serif" w:hAnsi="sans-serif" w:cs="sans-serif"/>
+          <w:color w:val="000000" w:themeColor="text1"/>
+          <w:sz w:val="22"/>
+          <w:szCs w:val="22"/>
+        </w:rPr>
+        <w:t xml:space="preserve">() : </w:t>
+      </w:r>
+      <w:proofErr w:type="spellStart"/>
+      <w:r>
+        <w:rPr>
+          <w:rFonts w:ascii="sans-serif" w:eastAsia="sans-serif" w:hAnsi="sans-serif" w:cs="sans-serif"/>
+          <w:color w:val="000000" w:themeColor="text1"/>
+          <w:sz w:val="22"/>
+          <w:szCs w:val="22"/>
+        </w:rPr>
+        <w:t>void</w:t>
+      </w:r>
+      <w:proofErr w:type="spellEnd"/>
+      <w:r>
+        <w:rPr>
+          <w:rFonts w:ascii="sans-serif" w:eastAsia="sans-serif" w:hAnsi="sans-serif" w:cs="sans-serif"/>
+          <w:color w:val="000000" w:themeColor="text1"/>
+          <w:sz w:val="22"/>
+          <w:szCs w:val="22"/>
+        </w:rPr>
+        <w:t xml:space="preserve"> - weryfikuje zdolność medyczną do udziału w rozgrywkach </w:t>
+      </w:r>
+    </w:p>
+    <w:p>
+      <w:pPr>
+        <w:pStyle w:val="Tekstpodstawowy"/>
+        <w:spacing w:line="331" w:lineRule="auto"/>
+        <w:rPr>
+          <w:rFonts w:ascii="sans-serif" w:eastAsia="sans-serif" w:hAnsi="sans-serif" w:cs="sans-serif"/>
+          <w:color w:val="000000" w:themeColor="text1"/>
+          <w:sz w:val="22"/>
+          <w:szCs w:val="22"/>
+        </w:rPr>
+      </w:pPr>
+    </w:p>
+    <w:p>
+      <w:pPr>
+        <w:pStyle w:val="Tekstpodstawowy"/>
+        <w:spacing w:line="331" w:lineRule="auto"/>
+        <w:rPr>
+          <w:rFonts w:ascii="Aptos" w:eastAsia="Aptos" w:hAnsi="Aptos" w:cs="Aptos"/>
+          <w:color w:val="000000" w:themeColor="text1"/>
+        </w:rPr>
+      </w:pPr>
+      <w:r>
+        <w:rPr>
+          <w:rFonts w:ascii="sans-serif" w:eastAsia="sans-serif" w:hAnsi="sans-serif" w:cs="sans-serif"/>
+          <w:color w:val="000000" w:themeColor="text1"/>
+          <w:sz w:val="22"/>
+          <w:szCs w:val="22"/>
+        </w:rPr>
+        <w:t>Kluczowy obiekt w strukturze klubu zawierający wszelkie dane personalne oraz sportowe szkolonego dziecka. </w:t>
+      </w:r>
+    </w:p>
+    <w:p/>
+    <w:p>
+      <w:pPr>
+        <w:pStyle w:val="Nagwek2"/>
+      </w:pPr>
+      <w:r>
+        <w:t>5.3 Diagramy stanów</w:t>
+      </w:r>
+    </w:p>
+    <w:p>
+      <w:r>
+        <w:rPr>
+          <w:noProof/>
+        </w:rPr>
+        <w:drawing>
+          <wp:inline distT="0" distB="0" distL="0" distR="0" wp14:anchorId="4C82B5E8" wp14:editId="237F6472">
+            <wp:extent cx="5762625" cy="2933700"/>
+            <wp:effectExtent l="0" t="0" r="0" b="0"/>
+            <wp:docPr id="1942529715" name="drawing"/>
+            <wp:cNvGraphicFramePr>
+              <a:graphicFrameLocks xmlns:a="http://schemas.openxmlformats.org/drawingml/2006/main" noChangeAspect="1"/>
+            </wp:cNvGraphicFramePr>
+            <a:graphic xmlns:a="http://schemas.openxmlformats.org/drawingml/2006/main">
+              <a:graphicData uri="http://schemas.openxmlformats.org/drawingml/2006/picture">
+                <pic:pic xmlns:pic="http://schemas.openxmlformats.org/drawingml/2006/picture">
+                  <pic:nvPicPr>
+                    <pic:cNvPr id="1942529715" name="Picture 1942529715"/>
+                    <pic:cNvPicPr/>
+                  </pic:nvPicPr>
+                  <pic:blipFill>
+                    <a:blip r:embed="rId20">
+                      <a:extLst>
+                        <a:ext uri="{28A0092B-C50C-407E-A947-70E740481C1C}">
+                          <a14:useLocalDpi xmlns:a14="http://schemas.microsoft.com/office/drawing/2010/main"/>
+                        </a:ext>
+                      </a:extLst>
+                    </a:blip>
+                    <a:stretch>
+                      <a:fillRect/>
+                    </a:stretch>
+                  </pic:blipFill>
+                  <pic:spPr>
+                    <a:xfrm>
+                      <a:off x="0" y="0"/>
+                      <a:ext cx="5762625" cy="2933700"/>
+                    </a:xfrm>
+                    <a:prstGeom prst="rect">
+                      <a:avLst/>
+                    </a:prstGeom>
+                  </pic:spPr>
+                </pic:pic>
+              </a:graphicData>
+            </a:graphic>
+          </wp:inline>
+        </w:drawing>
+      </w:r>
+      <w:r>
+        <w:rPr>
+          <w:rFonts w:ascii="Aptos" w:eastAsia="Aptos" w:hAnsi="Aptos" w:cs="Aptos"/>
+        </w:rPr>
+        <w:t xml:space="preserve">      </w:t>
+      </w:r>
+      <w:r>
+        <w:tab/>
+      </w:r>
+      <w:r>
+        <w:tab/>
+      </w:r>
+      <w:r>
+        <w:rPr>
+          <w:rFonts w:ascii="Aptos" w:eastAsia="Aptos" w:hAnsi="Aptos" w:cs="Aptos"/>
+        </w:rPr>
+        <w:t>Rys. 10. Diagram stanów — Powołanie zawodnika</w:t>
+      </w:r>
+    </w:p>
+    <w:p>
+      <w:pPr>
+        <w:rPr>
+          <w:rFonts w:ascii="Aptos" w:eastAsia="Aptos" w:hAnsi="Aptos" w:cs="Aptos"/>
+        </w:rPr>
+      </w:pPr>
+    </w:p>
+    <w:p>
+      <w:r>
+        <w:rPr>
+          <w:noProof/>
+        </w:rPr>
+        <w:lastRenderedPageBreak/>
+        <w:drawing>
+          <wp:inline distT="0" distB="0" distL="0" distR="0" wp14:anchorId="6F6AF05C" wp14:editId="671791E1">
+            <wp:extent cx="5762625" cy="3581400"/>
+            <wp:effectExtent l="0" t="0" r="0" b="0"/>
+            <wp:docPr id="1361436335" name="drawing"/>
+            <wp:cNvGraphicFramePr>
+              <a:graphicFrameLocks xmlns:a="http://schemas.openxmlformats.org/drawingml/2006/main" noChangeAspect="1"/>
+            </wp:cNvGraphicFramePr>
+            <a:graphic xmlns:a="http://schemas.openxmlformats.org/drawingml/2006/main">
+              <a:graphicData uri="http://schemas.openxmlformats.org/drawingml/2006/picture">
+                <pic:pic xmlns:pic="http://schemas.openxmlformats.org/drawingml/2006/picture">
+                  <pic:nvPicPr>
+                    <pic:cNvPr id="1361436335" name="Picture 1361436335"/>
+                    <pic:cNvPicPr/>
+                  </pic:nvPicPr>
+                  <pic:blipFill>
+                    <a:blip r:embed="rId21">
+                      <a:extLst>
+                        <a:ext uri="{28A0092B-C50C-407E-A947-70E740481C1C}">
+                          <a14:useLocalDpi xmlns:a14="http://schemas.microsoft.com/office/drawing/2010/main"/>
+                        </a:ext>
+                      </a:extLst>
+                    </a:blip>
+                    <a:stretch>
+                      <a:fillRect/>
+                    </a:stretch>
+                  </pic:blipFill>
+                  <pic:spPr>
+                    <a:xfrm>
+                      <a:off x="0" y="0"/>
+                      <a:ext cx="5762625" cy="3581400"/>
+                    </a:xfrm>
+                    <a:prstGeom prst="rect">
+                      <a:avLst/>
+                    </a:prstGeom>
+                  </pic:spPr>
+                </pic:pic>
+              </a:graphicData>
+            </a:graphic>
+          </wp:inline>
+        </w:drawing>
+      </w:r>
+      <w:r>
+        <w:tab/>
+      </w:r>
+      <w:r>
+        <w:tab/>
+      </w:r>
+      <w:r>
+        <w:tab/>
+      </w:r>
+      <w:r>
+        <w:rPr>
+          <w:rFonts w:ascii="Aptos" w:eastAsia="Aptos" w:hAnsi="Aptos" w:cs="Aptos"/>
+        </w:rPr>
+        <w:t xml:space="preserve">         </w:t>
+      </w:r>
+      <w:r>
+        <w:rPr>
+          <w:rFonts w:ascii="Aptos" w:eastAsia="Aptos" w:hAnsi="Aptos" w:cs="Aptos"/>
+        </w:rPr>
+        <w:t>Rys. 11. Diagram stanów — Składka</w:t>
+      </w:r>
+    </w:p>
+    <w:p>
+      <w:pPr>
+        <w:rPr>
+          <w:rFonts w:ascii="Aptos" w:eastAsia="Aptos" w:hAnsi="Aptos" w:cs="Aptos"/>
+        </w:rPr>
+      </w:pPr>
+    </w:p>
+    <w:p>
+      <w:r>
+        <w:rPr>
+          <w:noProof/>
+        </w:rPr>
+        <w:drawing>
+          <wp:inline distT="0" distB="0" distL="0" distR="0" wp14:anchorId="2B812902" wp14:editId="71E18E7C">
+            <wp:extent cx="5762625" cy="3371850"/>
+            <wp:effectExtent l="0" t="0" r="0" b="0"/>
+            <wp:docPr id="1933891004" name="drawing"/>
+            <wp:cNvGraphicFramePr>
+              <a:graphicFrameLocks xmlns:a="http://schemas.openxmlformats.org/drawingml/2006/main" noChangeAspect="1"/>
+            </wp:cNvGraphicFramePr>
+            <a:graphic xmlns:a="http://schemas.openxmlformats.org/drawingml/2006/main">
+              <a:graphicData uri="http://schemas.openxmlformats.org/drawingml/2006/picture">
+                <pic:pic xmlns:pic="http://schemas.openxmlformats.org/drawingml/2006/picture">
+                  <pic:nvPicPr>
+                    <pic:cNvPr id="1933891004" name="Picture 1933891004"/>
+                    <pic:cNvPicPr/>
+                  </pic:nvPicPr>
+                  <pic:blipFill>
+                    <a:blip r:embed="rId22">
+                      <a:extLst>
+                        <a:ext uri="{28A0092B-C50C-407E-A947-70E740481C1C}">
+                          <a14:useLocalDpi xmlns:a14="http://schemas.microsoft.com/office/drawing/2010/main"/>
+                        </a:ext>
+                      </a:extLst>
+                    </a:blip>
+                    <a:stretch>
+                      <a:fillRect/>
+                    </a:stretch>
+                  </pic:blipFill>
+                  <pic:spPr>
+                    <a:xfrm>
+                      <a:off x="0" y="0"/>
+                      <a:ext cx="5762625" cy="3371850"/>
+                    </a:xfrm>
+                    <a:prstGeom prst="rect">
+                      <a:avLst/>
+                    </a:prstGeom>
+                  </pic:spPr>
+                </pic:pic>
+              </a:graphicData>
+            </a:graphic>
+          </wp:inline>
+        </w:drawing>
+      </w:r>
+      <w:r>
+        <w:tab/>
+      </w:r>
+      <w:r>
+        <w:tab/>
+      </w:r>
+      <w:r>
+        <w:tab/>
+      </w:r>
+      <w:r>
+        <w:rPr>
+          <w:rFonts w:ascii="Aptos" w:eastAsia="Aptos" w:hAnsi="Aptos" w:cs="Aptos"/>
+        </w:rPr>
+        <w:t>Rys. 12. Diagram stanów — Sprzęt</w:t>
+      </w:r>
+    </w:p>
+    <w:p>
+      <w:pPr>
+        <w:rPr>
+          <w:rFonts w:ascii="Aptos" w:eastAsia="Aptos" w:hAnsi="Aptos" w:cs="Aptos"/>
+        </w:rPr>
+      </w:pPr>
+    </w:p>
+    <w:p>
+      <w:pPr>
+        <w:rPr>
+          <w:rFonts w:ascii="Aptos" w:eastAsia="Aptos" w:hAnsi="Aptos" w:cs="Aptos"/>
+        </w:rPr>
+      </w:pPr>
+    </w:p>
+    <w:p>
+      <w:pPr>
+        <w:rPr>
+          <w:rFonts w:ascii="Aptos" w:eastAsia="Aptos" w:hAnsi="Aptos" w:cs="Aptos"/>
+        </w:rPr>
+      </w:pPr>
+    </w:p>
+    <w:p/>
+    <w:p>
+      <w:pPr>
+        <w:pStyle w:val="Nagwek2"/>
         <w:rPr>
           <w:b/>
           <w:bCs/>
@@ -4943,7 +8820,7 @@
                     </pic:cNvPicPr>
                   </pic:nvPicPr>
                   <pic:blipFill>
-                    <a:blip r:embed="rId18">
+                    <a:blip r:embed="rId23">
                       <a:extLst>
                         <a:ext uri="{28A0092B-C50C-407E-A947-70E740481C1C}">
                           <a14:useLocalDpi xmlns:a14="http://schemas.microsoft.com/office/drawing/2010/main" val="0"/>
@@ -5040,7 +8917,7 @@
                     </pic:cNvPicPr>
                   </pic:nvPicPr>
                   <pic:blipFill>
-                    <a:blip r:embed="rId19">
+                    <a:blip r:embed="rId24">
                       <a:extLst>
                         <a:ext uri="{28A0092B-C50C-407E-A947-70E740481C1C}">
                           <a14:useLocalDpi xmlns:a14="http://schemas.microsoft.com/office/drawing/2010/main" val="0"/>
@@ -5237,7 +9114,7 @@
                     </pic:cNvPicPr>
                   </pic:nvPicPr>
                   <pic:blipFill>
-                    <a:blip r:embed="rId20" cstate="print">
+                    <a:blip r:embed="rId25" cstate="print">
                       <a:extLst>
                         <a:ext uri="{28A0092B-C50C-407E-A947-70E740481C1C}">
                           <a14:useLocalDpi xmlns:a14="http://schemas.microsoft.com/office/drawing/2010/main" val="0"/>
@@ -5299,6 +9176,7 @@
         <w:rPr>
           <w:noProof/>
         </w:rPr>
+        <w:lastRenderedPageBreak/>
         <w:drawing>
           <wp:inline distT="0" distB="0" distL="0" distR="0" wp14:anchorId="058208FC" wp14:editId="02B25EF5">
             <wp:extent cx="1800000" cy="3917992"/>
@@ -5323,7 +9201,7 @@
                     </pic:cNvPicPr>
                   </pic:nvPicPr>
                   <pic:blipFill>
-                    <a:blip r:embed="rId21">
+                    <a:blip r:embed="rId26">
                       <a:extLst>
                         <a:ext uri="{28A0092B-C50C-407E-A947-70E740481C1C}">
                           <a14:useLocalDpi xmlns:a14="http://schemas.microsoft.com/office/drawing/2010/main" val="0"/>
@@ -5434,7 +9312,7 @@
                     </pic:cNvPicPr>
                   </pic:nvPicPr>
                   <pic:blipFill>
-                    <a:blip r:embed="rId22" cstate="print">
+                    <a:blip r:embed="rId27" cstate="print">
                       <a:extLst>
                         <a:ext uri="{28A0092B-C50C-407E-A947-70E740481C1C}">
                           <a14:useLocalDpi xmlns:a14="http://schemas.microsoft.com/office/drawing/2010/main" val="0"/>
@@ -5562,6 +9440,7 @@
         <w:rPr>
           <w:noProof/>
         </w:rPr>
+        <w:lastRenderedPageBreak/>
         <w:drawing>
           <wp:inline distT="0" distB="0" distL="0" distR="0" wp14:anchorId="76CF058B" wp14:editId="7F211B34">
             <wp:extent cx="1800000" cy="3917992"/>
@@ -5586,7 +9465,7 @@
                     </pic:cNvPicPr>
                   </pic:nvPicPr>
                   <pic:blipFill>
-                    <a:blip r:embed="rId23">
+                    <a:blip r:embed="rId28">
                       <a:extLst>
                         <a:ext uri="{28A0092B-C50C-407E-A947-70E740481C1C}">
                           <a14:useLocalDpi xmlns:a14="http://schemas.microsoft.com/office/drawing/2010/main" val="0"/>
@@ -5714,7 +9593,7 @@
                     </pic:cNvPicPr>
                   </pic:nvPicPr>
                   <pic:blipFill>
-                    <a:blip r:embed="rId24">
+                    <a:blip r:embed="rId29">
                       <a:extLst>
                         <a:ext uri="{28A0092B-C50C-407E-A947-70E740481C1C}">
                           <a14:useLocalDpi xmlns:a14="http://schemas.microsoft.com/office/drawing/2010/main" val="0"/>
@@ -5801,6 +9680,7 @@
         <w:rPr>
           <w:noProof/>
         </w:rPr>
+        <w:lastRenderedPageBreak/>
         <w:drawing>
           <wp:inline distT="0" distB="0" distL="0" distR="0" wp14:anchorId="6FABBC78" wp14:editId="5D89B642">
             <wp:extent cx="1800000" cy="3901667"/>
@@ -5825,7 +9705,7 @@
                     </pic:cNvPicPr>
                   </pic:nvPicPr>
                   <pic:blipFill>
-                    <a:blip r:embed="rId25">
+                    <a:blip r:embed="rId30">
                       <a:extLst>
                         <a:ext uri="{28A0092B-C50C-407E-A947-70E740481C1C}">
                           <a14:useLocalDpi xmlns:a14="http://schemas.microsoft.com/office/drawing/2010/main" val="0"/>
@@ -10050,11 +13930,11 @@
     <w:name w:val="Normal"/>
     <w:qFormat/>
   </w:style>
-  <w:style w:type="paragraph" w:styleId="Heading1">
+  <w:style w:type="paragraph" w:styleId="Nagwek1">
     <w:name w:val="heading 1"/>
     <w:basedOn w:val="Normal"/>
     <w:next w:val="Normal"/>
-    <w:link w:val="Heading1Char"/>
+    <w:link w:val="Nagwek1Znak"/>
     <w:uiPriority w:val="9"/>
     <w:qFormat/>
     <w:rsid w:val="5C0D0B26"/>
@@ -10067,7 +13947,7 @@
       <w:szCs w:val="40"/>
     </w:rPr>
   </w:style>
-  <w:style w:type="paragraph" w:styleId="Heading2">
+  <w:style w:type="paragraph" w:styleId="Nagwek2">
     <w:name w:val="heading 2"/>
     <w:basedOn w:val="Normal"/>
     <w:next w:val="Normal"/>
@@ -10085,7 +13965,7 @@
       <w:szCs w:val="32"/>
     </w:rPr>
   </w:style>
-  <w:style w:type="paragraph" w:styleId="Heading3">
+  <w:style w:type="paragraph" w:styleId="Nagwek3">
     <w:name w:val="heading 3"/>
     <w:basedOn w:val="Normal"/>
     <w:next w:val="Normal"/>
@@ -10107,7 +13987,7 @@
     </w:rPr>
   </w:style>
   <w:style w:type="paragraph" w:styleId="Heading4">
-    <w:name w:val="heading 4"/>
+    <w:name w:val="Heading 4"/>
     <w:basedOn w:val="Normal"/>
     <w:next w:val="Normal"/>
     <w:uiPriority w:val="9"/>
@@ -10129,7 +14009,7 @@
     </w:rPr>
   </w:style>
   <w:style w:type="paragraph" w:styleId="Heading5">
-    <w:name w:val="heading 5"/>
+    <w:name w:val="Heading 5"/>
     <w:basedOn w:val="Normal"/>
     <w:next w:val="Normal"/>
     <w:uiPriority w:val="9"/>
@@ -10149,7 +14029,7 @@
     </w:rPr>
   </w:style>
   <w:style w:type="paragraph" w:styleId="Heading6">
-    <w:name w:val="heading 6"/>
+    <w:name w:val="Heading 6"/>
     <w:basedOn w:val="Normal"/>
     <w:next w:val="Normal"/>
     <w:uiPriority w:val="9"/>
@@ -10171,7 +14051,7 @@
     </w:rPr>
   </w:style>
   <w:style w:type="paragraph" w:styleId="Heading7">
-    <w:name w:val="heading 7"/>
+    <w:name w:val="Heading 7"/>
     <w:basedOn w:val="Normal"/>
     <w:next w:val="Normal"/>
     <w:uiPriority w:val="9"/>
@@ -10191,7 +14071,7 @@
     </w:rPr>
   </w:style>
   <w:style w:type="paragraph" w:styleId="Heading8">
-    <w:name w:val="heading 8"/>
+    <w:name w:val="Heading 8"/>
     <w:basedOn w:val="Normal"/>
     <w:next w:val="Normal"/>
     <w:uiPriority w:val="9"/>
@@ -10213,7 +14093,7 @@
     </w:rPr>
   </w:style>
   <w:style w:type="paragraph" w:styleId="Heading9">
-    <w:name w:val="heading 9"/>
+    <w:name w:val="Heading 9"/>
     <w:basedOn w:val="Normal"/>
     <w:next w:val="Normal"/>
     <w:uiPriority w:val="9"/>
@@ -10239,7 +14119,7 @@
     <w:unhideWhenUsed/>
   </w:style>
   <w:style w:type="table" w:default="1" w:styleId="TableNormal">
-    <w:name w:val="Normal Table"/>
+    <w:name w:val="Table Normal"/>
     <w:uiPriority w:val="99"/>
     <w:semiHidden/>
     <w:unhideWhenUsed/>
@@ -10259,10 +14139,10 @@
     <w:semiHidden/>
     <w:unhideWhenUsed/>
   </w:style>
-  <w:style w:type="character" w:customStyle="1" w:styleId="Heading1Char">
-    <w:name w:val="Heading 1 Char"/>
+  <w:style w:type="character" w:customStyle="1" w:styleId="Nagwek1Znak">
+    <w:name w:val="Nagłówek 1 Znak"/>
     <w:basedOn w:val="DefaultParagraphFont"/>
-    <w:link w:val="Heading1"/>
+    <w:link w:val="Nagwek1"/>
     <w:uiPriority w:val="9"/>
     <w:rsid w:val="004D757A"/>
     <w:rPr>
@@ -10271,7 +14151,7 @@
       <w:szCs w:val="40"/>
     </w:rPr>
   </w:style>
-  <w:style w:type="character" w:styleId="Hyperlink">
+  <w:style w:type="character" w:styleId="Hipercze">
     <w:name w:val="Hyperlink"/>
     <w:basedOn w:val="DefaultParagraphFont"/>
     <w:uiPriority w:val="99"/>
@@ -10319,7 +14199,7 @@
       <w:spacing w:val="5"/>
     </w:rPr>
   </w:style>
-  <w:style w:type="table" w:styleId="TableGrid">
+  <w:style w:type="table" w:styleId="Tabela-Siatka">
     <w:name w:val="Table Grid"/>
     <w:basedOn w:val="TableNormal"/>
     <w:uiPriority w:val="39"/>
@@ -10484,7 +14364,7 @@
       <w:color w:val="0F4761" w:themeColor="accent1" w:themeShade="BF"/>
     </w:rPr>
   </w:style>
-  <w:style w:type="character" w:styleId="Strong">
+  <w:style w:type="character" w:styleId="Pogrubienie">
     <w:name w:val="Strong"/>
     <w:qFormat/>
     <w:rsid w:val="00DC5938"/>
@@ -10493,20 +14373,20 @@
       <w:bCs/>
     </w:rPr>
   </w:style>
-  <w:style w:type="paragraph" w:styleId="BodyText">
+  <w:style w:type="paragraph" w:styleId="Tekstpodstawowy">
     <w:name w:val="Body Text"/>
     <w:basedOn w:val="Normal"/>
-    <w:link w:val="BodyTextChar"/>
+    <w:link w:val="TekstpodstawowyZnak"/>
     <w:rsid w:val="00DC5938"/>
     <w:pPr>
       <w:suppressAutoHyphens/>
       <w:spacing w:after="0" w:line="276" w:lineRule="auto"/>
     </w:pPr>
   </w:style>
-  <w:style w:type="character" w:customStyle="1" w:styleId="BodyTextChar">
-    <w:name w:val="Body Text Char"/>
+  <w:style w:type="character" w:customStyle="1" w:styleId="TekstpodstawowyZnak">
+    <w:name w:val="Tekst podstawowy Znak"/>
     <w:basedOn w:val="DefaultParagraphFont"/>
-    <w:link w:val="BodyText"/>
+    <w:link w:val="Tekstpodstawowy"/>
     <w:rsid w:val="00DC5938"/>
   </w:style>
 </w:styles>

--- a/TK/sprawozdanie.docx
+++ b/TK/sprawozdanie.docx
@@ -356,14 +356,7 @@
           <w:b/>
           <w:bCs/>
         </w:rPr>
-        <w:t xml:space="preserve">, 4.2 diagram nr. </w:t>
-      </w:r>
-      <w:r>
-        <w:rPr>
-          <w:b/>
-          <w:bCs/>
-        </w:rPr>
-        <w:t>3, 4.3 diagram nr.3</w:t>
+        <w:t>, 4.2 diagram nr. 3, 4.3 diagram nr.3</w:t>
       </w:r>
       <w:r>
         <w:rPr>
@@ -500,23 +493,7 @@
           <w:b/>
           <w:bCs/>
         </w:rPr>
-        <w:t xml:space="preserve">Mikołaj </w:t>
-      </w:r>
-      <w:proofErr w:type="spellStart"/>
-      <w:r>
-        <w:rPr>
-          <w:b/>
-          <w:bCs/>
-        </w:rPr>
-        <w:t>Staniaszek</w:t>
-      </w:r>
-      <w:proofErr w:type="spellEnd"/>
-      <w:r>
-        <w:rPr>
-          <w:b/>
-          <w:bCs/>
-        </w:rPr>
-        <w:t xml:space="preserve"> -</w:t>
+        <w:t>Mikołaj Staniaszek -</w:t>
       </w:r>
     </w:p>
     <w:p>
@@ -561,21 +538,156 @@
           <w:b/>
           <w:bCs/>
         </w:rPr>
-        <w:t xml:space="preserve">, 4.2 diagram nr. </w:t>
-      </w:r>
-      <w:r>
-        <w:rPr>
-          <w:b/>
-          <w:bCs/>
-        </w:rPr>
-        <w:t xml:space="preserve">2, </w:t>
-      </w:r>
-      <w:r>
-        <w:rPr>
-          <w:b/>
-          <w:bCs/>
-        </w:rPr>
-        <w:t>4.3 diagram nr.</w:t>
+        <w:t>, 4.2 diagram nr. 2, 4.3 diagram nr.2</w:t>
+      </w:r>
+      <w:r>
+        <w:rPr>
+          <w:b/>
+          <w:bCs/>
+        </w:rPr>
+        <w:t>,</w:t>
+      </w:r>
+    </w:p>
+    <w:p>
+      <w:pPr>
+        <w:pStyle w:val="ListParagraph"/>
+        <w:rPr>
+          <w:b/>
+          <w:bCs/>
+        </w:rPr>
+      </w:pPr>
+      <w:r>
+        <w:rPr>
+          <w:b/>
+          <w:bCs/>
+        </w:rPr>
+        <w:t>5.0</w:t>
+      </w:r>
+      <w:r>
+        <w:rPr>
+          <w:b/>
+          <w:bCs/>
+        </w:rPr>
+        <w:t xml:space="preserve">, </w:t>
+      </w:r>
+      <w:r>
+        <w:rPr>
+          <w:b/>
+          <w:bCs/>
+        </w:rPr>
+        <w:t>5.1</w:t>
+      </w:r>
+      <w:r>
+        <w:rPr>
+          <w:b/>
+          <w:bCs/>
+        </w:rPr>
+        <w:t>,5.2</w:t>
+      </w:r>
+      <w:r>
+        <w:rPr>
+          <w:b/>
+          <w:bCs/>
+        </w:rPr>
+        <w:t xml:space="preserve"> </w:t>
+      </w:r>
+      <w:r>
+        <w:rPr>
+          <w:b/>
+          <w:bCs/>
+        </w:rPr>
+        <w:t>klasy</w:t>
+      </w:r>
+      <w:r>
+        <w:rPr>
+          <w:b/>
+          <w:bCs/>
+        </w:rPr>
+        <w:t xml:space="preserve"> </w:t>
+      </w:r>
+      <w:r>
+        <w:rPr>
+          <w:b/>
+          <w:bCs/>
+        </w:rPr>
+        <w:t>T</w:t>
+      </w:r>
+      <w:r>
+        <w:rPr>
+          <w:b/>
+          <w:bCs/>
+        </w:rPr>
+        <w:t xml:space="preserve">rener, </w:t>
+      </w:r>
+      <w:r>
+        <w:rPr>
+          <w:b/>
+          <w:bCs/>
+        </w:rPr>
+        <w:t>R</w:t>
+      </w:r>
+      <w:r>
+        <w:rPr>
+          <w:b/>
+          <w:bCs/>
+        </w:rPr>
+        <w:t>odzic</w:t>
+      </w:r>
+      <w:r>
+        <w:rPr>
+          <w:b/>
+          <w:bCs/>
+        </w:rPr>
+        <w:t>/</w:t>
+      </w:r>
+      <w:r>
+        <w:rPr>
+          <w:b/>
+          <w:bCs/>
+        </w:rPr>
+        <w:t>O</w:t>
+      </w:r>
+      <w:r>
+        <w:rPr>
+          <w:b/>
+          <w:bCs/>
+        </w:rPr>
+        <w:t xml:space="preserve">piekun, </w:t>
+      </w:r>
+      <w:r>
+        <w:rPr>
+          <w:b/>
+          <w:bCs/>
+        </w:rPr>
+        <w:t>Z</w:t>
+      </w:r>
+      <w:r>
+        <w:rPr>
+          <w:b/>
+          <w:bCs/>
+        </w:rPr>
+        <w:t xml:space="preserve">arząd, </w:t>
+      </w:r>
+      <w:r>
+        <w:rPr>
+          <w:b/>
+          <w:bCs/>
+        </w:rPr>
+        <w:t>U</w:t>
+      </w:r>
+      <w:r>
+        <w:rPr>
+          <w:b/>
+          <w:bCs/>
+        </w:rPr>
+        <w:t>żytkownik</w:t>
+      </w:r>
+      <w:r>
+        <w:rPr>
+          <w:b/>
+          <w:bCs/>
+        </w:rPr>
+        <w:t xml:space="preserve">, diagram nr. </w:t>
       </w:r>
       <w:r>
         <w:rPr>
@@ -605,15 +717,162 @@
           <w:b/>
           <w:bCs/>
         </w:rPr>
-        <w:t>5.0</w:t>
-      </w:r>
-      <w:r>
-        <w:rPr>
-          <w:b/>
-          <w:bCs/>
-        </w:rPr>
-        <w:t xml:space="preserve">, </w:t>
-      </w:r>
+        <w:t>5.4 wersja mobilna</w:t>
+      </w:r>
+      <w:r>
+        <w:rPr>
+          <w:b/>
+          <w:bCs/>
+        </w:rPr>
+        <w:t>, 6</w:t>
+      </w:r>
+      <w:r>
+        <w:rPr>
+          <w:b/>
+          <w:bCs/>
+        </w:rPr>
+        <w:t>)</w:t>
+      </w:r>
+    </w:p>
+    <w:p>
+      <w:pPr>
+        <w:pStyle w:val="ListParagraph"/>
+        <w:rPr>
+          <w:b/>
+        </w:rPr>
+      </w:pPr>
+    </w:p>
+    <w:p>
+      <w:pPr>
+        <w:pStyle w:val="ListParagraph"/>
+        <w:rPr>
+          <w:b/>
+          <w:bCs/>
+        </w:rPr>
+      </w:pPr>
+      <w:r>
+        <w:rPr>
+          <w:b/>
+          <w:bCs/>
+        </w:rPr>
+        <w:t xml:space="preserve">Maciej Lachowicz </w:t>
+      </w:r>
+      <w:r>
+        <w:rPr>
+          <w:b/>
+          <w:bCs/>
+        </w:rPr>
+        <w:t>–</w:t>
+      </w:r>
+      <w:r>
+        <w:rPr>
+          <w:b/>
+          <w:bCs/>
+        </w:rPr>
+        <w:t xml:space="preserve"> </w:t>
+      </w:r>
+    </w:p>
+    <w:p>
+      <w:pPr>
+        <w:pStyle w:val="ListParagraph"/>
+        <w:rPr>
+          <w:b/>
+          <w:bCs/>
+        </w:rPr>
+      </w:pPr>
+      <w:r>
+        <w:rPr>
+          <w:b/>
+          <w:bCs/>
+        </w:rPr>
+        <w:tab/>
+      </w:r>
+      <w:r>
+        <w:rPr>
+          <w:b/>
+          <w:bCs/>
+        </w:rPr>
+        <w:t>P</w:t>
+      </w:r>
+      <w:r>
+        <w:rPr>
+          <w:b/>
+          <w:bCs/>
+        </w:rPr>
+        <w:t>unk</w:t>
+      </w:r>
+      <w:r>
+        <w:rPr>
+          <w:b/>
+          <w:bCs/>
+        </w:rPr>
+        <w:t xml:space="preserve">ty </w:t>
+      </w:r>
+      <w:r>
+        <w:rPr>
+          <w:b/>
+          <w:bCs/>
+        </w:rPr>
+        <w:t>(</w:t>
+      </w:r>
+      <w:r>
+        <w:rPr>
+          <w:b/>
+          <w:bCs/>
+        </w:rPr>
+        <w:t>0</w:t>
+      </w:r>
+      <w:r>
+        <w:rPr>
+          <w:b/>
+          <w:bCs/>
+        </w:rPr>
+        <w:t>,</w:t>
+      </w:r>
+      <w:r>
+        <w:rPr>
+          <w:b/>
+          <w:bCs/>
+        </w:rPr>
+        <w:t xml:space="preserve"> </w:t>
+      </w:r>
+      <w:r>
+        <w:rPr>
+          <w:b/>
+          <w:bCs/>
+        </w:rPr>
+        <w:t xml:space="preserve">4.1.2 </w:t>
+      </w:r>
+      <w:r>
+        <w:rPr>
+          <w:b/>
+          <w:bCs/>
+        </w:rPr>
+        <w:t>opis nr. 1</w:t>
+      </w:r>
+      <w:r>
+        <w:rPr>
+          <w:b/>
+          <w:bCs/>
+        </w:rPr>
+        <w:t>, 4.2 diagram nr. 1, 4.3 diagram nr.1</w:t>
+      </w:r>
+      <w:r>
+        <w:rPr>
+          <w:b/>
+          <w:bCs/>
+        </w:rPr>
+        <w:t>,</w:t>
+      </w:r>
+    </w:p>
+    <w:p>
+      <w:pPr>
+        <w:pStyle w:val="ListParagraph"/>
+        <w:rPr>
+          <w:b/>
+          <w:bCs/>
+        </w:rPr>
+      </w:pPr>
       <w:r>
         <w:rPr>
           <w:b/>
@@ -633,316 +892,6 @@
           <w:b/>
           <w:bCs/>
         </w:rPr>
-        <w:t xml:space="preserve"> </w:t>
-      </w:r>
-      <w:r>
-        <w:rPr>
-          <w:b/>
-          <w:bCs/>
-        </w:rPr>
-        <w:t>klasy</w:t>
-      </w:r>
-      <w:r>
-        <w:rPr>
-          <w:b/>
-          <w:bCs/>
-        </w:rPr>
-        <w:t xml:space="preserve"> </w:t>
-      </w:r>
-      <w:r>
-        <w:rPr>
-          <w:b/>
-          <w:bCs/>
-        </w:rPr>
-        <w:t>T</w:t>
-      </w:r>
-      <w:r>
-        <w:rPr>
-          <w:b/>
-          <w:bCs/>
-        </w:rPr>
-        <w:t xml:space="preserve">rener, </w:t>
-      </w:r>
-      <w:r>
-        <w:rPr>
-          <w:b/>
-          <w:bCs/>
-        </w:rPr>
-        <w:t>R</w:t>
-      </w:r>
-      <w:r>
-        <w:rPr>
-          <w:b/>
-          <w:bCs/>
-        </w:rPr>
-        <w:t>odzic</w:t>
-      </w:r>
-      <w:r>
-        <w:rPr>
-          <w:b/>
-          <w:bCs/>
-        </w:rPr>
-        <w:t>/</w:t>
-      </w:r>
-      <w:r>
-        <w:rPr>
-          <w:b/>
-          <w:bCs/>
-        </w:rPr>
-        <w:t>O</w:t>
-      </w:r>
-      <w:r>
-        <w:rPr>
-          <w:b/>
-          <w:bCs/>
-        </w:rPr>
-        <w:t xml:space="preserve">piekun, </w:t>
-      </w:r>
-      <w:r>
-        <w:rPr>
-          <w:b/>
-          <w:bCs/>
-        </w:rPr>
-        <w:t>Z</w:t>
-      </w:r>
-      <w:r>
-        <w:rPr>
-          <w:b/>
-          <w:bCs/>
-        </w:rPr>
-        <w:t xml:space="preserve">arząd, </w:t>
-      </w:r>
-      <w:r>
-        <w:rPr>
-          <w:b/>
-          <w:bCs/>
-        </w:rPr>
-        <w:t>U</w:t>
-      </w:r>
-      <w:r>
-        <w:rPr>
-          <w:b/>
-          <w:bCs/>
-        </w:rPr>
-        <w:t>żytkownik</w:t>
-      </w:r>
-      <w:r>
-        <w:rPr>
-          <w:b/>
-          <w:bCs/>
-        </w:rPr>
-        <w:t xml:space="preserve">, diagram nr. </w:t>
-      </w:r>
-      <w:r>
-        <w:rPr>
-          <w:b/>
-          <w:bCs/>
-        </w:rPr>
-        <w:t>2</w:t>
-      </w:r>
-      <w:r>
-        <w:rPr>
-          <w:b/>
-          <w:bCs/>
-        </w:rPr>
-        <w:t>,</w:t>
-      </w:r>
-    </w:p>
-    <w:p>
-      <w:pPr>
-        <w:pStyle w:val="ListParagraph"/>
-        <w:rPr>
-          <w:b/>
-          <w:bCs/>
-        </w:rPr>
-      </w:pPr>
-      <w:r>
-        <w:rPr>
-          <w:b/>
-          <w:bCs/>
-        </w:rPr>
-        <w:t>5.4 wersja mobilna</w:t>
-      </w:r>
-      <w:r>
-        <w:rPr>
-          <w:b/>
-          <w:bCs/>
-        </w:rPr>
-        <w:t>)</w:t>
-      </w:r>
-    </w:p>
-    <w:p>
-      <w:pPr>
-        <w:pStyle w:val="ListParagraph"/>
-        <w:rPr>
-          <w:b/>
-        </w:rPr>
-      </w:pPr>
-    </w:p>
-    <w:p>
-      <w:pPr>
-        <w:pStyle w:val="ListParagraph"/>
-        <w:rPr>
-          <w:b/>
-          <w:bCs/>
-        </w:rPr>
-      </w:pPr>
-      <w:r>
-        <w:rPr>
-          <w:b/>
-          <w:bCs/>
-        </w:rPr>
-        <w:t xml:space="preserve">Maciej Lachowicz </w:t>
-      </w:r>
-      <w:r>
-        <w:rPr>
-          <w:b/>
-          <w:bCs/>
-        </w:rPr>
-        <w:t>–</w:t>
-      </w:r>
-      <w:r>
-        <w:rPr>
-          <w:b/>
-          <w:bCs/>
-        </w:rPr>
-        <w:t xml:space="preserve"> </w:t>
-      </w:r>
-    </w:p>
-    <w:p>
-      <w:pPr>
-        <w:pStyle w:val="ListParagraph"/>
-        <w:rPr>
-          <w:b/>
-          <w:bCs/>
-        </w:rPr>
-      </w:pPr>
-      <w:r>
-        <w:rPr>
-          <w:b/>
-          <w:bCs/>
-        </w:rPr>
-        <w:tab/>
-      </w:r>
-      <w:r>
-        <w:rPr>
-          <w:b/>
-          <w:bCs/>
-        </w:rPr>
-        <w:t>P</w:t>
-      </w:r>
-      <w:r>
-        <w:rPr>
-          <w:b/>
-          <w:bCs/>
-        </w:rPr>
-        <w:t>unk</w:t>
-      </w:r>
-      <w:r>
-        <w:rPr>
-          <w:b/>
-          <w:bCs/>
-        </w:rPr>
-        <w:t xml:space="preserve">ty </w:t>
-      </w:r>
-      <w:r>
-        <w:rPr>
-          <w:b/>
-          <w:bCs/>
-        </w:rPr>
-        <w:t>(</w:t>
-      </w:r>
-      <w:r>
-        <w:rPr>
-          <w:b/>
-          <w:bCs/>
-        </w:rPr>
-        <w:t>0</w:t>
-      </w:r>
-      <w:r>
-        <w:rPr>
-          <w:b/>
-          <w:bCs/>
-        </w:rPr>
-        <w:t>,</w:t>
-      </w:r>
-      <w:r>
-        <w:rPr>
-          <w:b/>
-          <w:bCs/>
-        </w:rPr>
-        <w:t xml:space="preserve"> </w:t>
-      </w:r>
-      <w:r>
-        <w:rPr>
-          <w:b/>
-          <w:bCs/>
-        </w:rPr>
-        <w:t xml:space="preserve">4.1.2 </w:t>
-      </w:r>
-      <w:r>
-        <w:rPr>
-          <w:b/>
-          <w:bCs/>
-        </w:rPr>
-        <w:t>opis nr. 1</w:t>
-      </w:r>
-      <w:r>
-        <w:rPr>
-          <w:b/>
-          <w:bCs/>
-        </w:rPr>
-        <w:t xml:space="preserve">, 4.2 diagram nr. 1, </w:t>
-      </w:r>
-      <w:r>
-        <w:rPr>
-          <w:b/>
-          <w:bCs/>
-        </w:rPr>
-        <w:t>4.3 diagram nr.</w:t>
-      </w:r>
-      <w:r>
-        <w:rPr>
-          <w:b/>
-          <w:bCs/>
-        </w:rPr>
-        <w:t>1</w:t>
-      </w:r>
-      <w:r>
-        <w:rPr>
-          <w:b/>
-          <w:bCs/>
-        </w:rPr>
-        <w:t>,</w:t>
-      </w:r>
-    </w:p>
-    <w:p>
-      <w:pPr>
-        <w:pStyle w:val="ListParagraph"/>
-        <w:rPr>
-          <w:b/>
-          <w:bCs/>
-        </w:rPr>
-      </w:pPr>
-      <w:r>
-        <w:rPr>
-          <w:b/>
-          <w:bCs/>
-        </w:rPr>
-        <w:t>5.1</w:t>
-      </w:r>
-      <w:r>
-        <w:rPr>
-          <w:b/>
-          <w:bCs/>
-        </w:rPr>
-        <w:t>,5.2</w:t>
-      </w:r>
-      <w:r>
-        <w:rPr>
-          <w:b/>
-          <w:bCs/>
-        </w:rPr>
         <w:t xml:space="preserve"> klasy Mecz, Powołanie, </w:t>
       </w:r>
       <w:r>
@@ -952,7 +901,6 @@
         </w:rPr>
         <w:t xml:space="preserve">Powiadomienie, </w:t>
       </w:r>
-      <w:proofErr w:type="spellStart"/>
       <w:r>
         <w:rPr>
           <w:b/>
@@ -960,7 +908,6 @@
         </w:rPr>
         <w:t>ObiektSportowy</w:t>
       </w:r>
-      <w:proofErr w:type="spellEnd"/>
       <w:r>
         <w:rPr>
           <w:b/>
@@ -1062,7 +1009,7 @@
       <w:hyperlink r:id="rId9">
         <w:r>
           <w:rPr>
-            <w:rStyle w:val="Hipercze"/>
+            <w:rStyle w:val="Hyperlink"/>
           </w:rPr>
           <w:t>https://github.com/stomczak11/inzynieria-oprogramowania-projekt</w:t>
         </w:r>
@@ -1076,7 +1023,7 @@
     </w:p>
     <w:p>
       <w:pPr>
-        <w:pStyle w:val="Nagwek1"/>
+        <w:pStyle w:val="Heading1"/>
         <w:numPr>
           <w:ilvl w:val="0"/>
           <w:numId w:val="8"/>
@@ -1091,55 +1038,22 @@
           <w:rFonts w:ascii="Aptos Display" w:eastAsia="Aptos Display" w:hAnsi="Aptos Display" w:cs="Aptos Display"/>
           <w:color w:val="000000" w:themeColor="text1"/>
         </w:rPr>
-        <w:lastRenderedPageBreak/>
-        <w:t xml:space="preserve">System zarządzania akademią piłkarską "FC Drewno </w:t>
-      </w:r>
-      <w:proofErr w:type="spellStart"/>
-      <w:r>
-        <w:rPr>
-          <w:rFonts w:ascii="Aptos Display" w:eastAsia="Aptos Display" w:hAnsi="Aptos Display" w:cs="Aptos Display"/>
-          <w:color w:val="000000" w:themeColor="text1"/>
-        </w:rPr>
-        <w:t>Academy</w:t>
-      </w:r>
-      <w:proofErr w:type="spellEnd"/>
-      <w:r>
-        <w:rPr>
-          <w:rFonts w:ascii="Aptos Display" w:eastAsia="Aptos Display" w:hAnsi="Aptos Display" w:cs="Aptos Display"/>
-          <w:color w:val="000000" w:themeColor="text1"/>
-        </w:rPr>
-        <w:t>"</w:t>
-      </w:r>
-    </w:p>
-    <w:p>
-      <w:pPr>
-        <w:rPr>
-          <w:rFonts w:ascii="Aptos" w:eastAsia="Aptos" w:hAnsi="Aptos" w:cs="Aptos"/>
-          <w:color w:val="000000" w:themeColor="text1"/>
-        </w:rPr>
-      </w:pPr>
-      <w:r>
-        <w:rPr>
-          <w:rFonts w:ascii="Aptos" w:eastAsia="Aptos" w:hAnsi="Aptos" w:cs="Aptos"/>
-          <w:color w:val="000000" w:themeColor="text1"/>
-        </w:rPr>
-        <w:t xml:space="preserve">Opis zadania: Akademia Piłkarska "FC Drewno </w:t>
-      </w:r>
-      <w:proofErr w:type="spellStart"/>
-      <w:r>
-        <w:rPr>
-          <w:rFonts w:ascii="Aptos" w:eastAsia="Aptos" w:hAnsi="Aptos" w:cs="Aptos"/>
-          <w:color w:val="000000" w:themeColor="text1"/>
-        </w:rPr>
-        <w:t>Academy</w:t>
-      </w:r>
-      <w:proofErr w:type="spellEnd"/>
-      <w:r>
-        <w:rPr>
-          <w:rFonts w:ascii="Aptos" w:eastAsia="Aptos" w:hAnsi="Aptos" w:cs="Aptos"/>
-          <w:color w:val="000000" w:themeColor="text1"/>
-        </w:rPr>
-        <w:t>" prowadzi profesjonalne szkolenie sportowe dzieci i młodzieży na terenie całego województwa. Ośrodek funkcjonuje nieprzerwanie od 2015 roku. Dzięki innowacyjnemu podejściu do metodologii treningowej oraz zatrudnianiu wyłącznie licencjonowanych trenerów, klub szybko zyskał miano jednego z liderów w swoim regionie.</w:t>
+        <w:t>System zarządzania akademią piłkarską "FC Drewno Academy"</w:t>
+      </w:r>
+    </w:p>
+    <w:p>
+      <w:pPr>
+        <w:rPr>
+          <w:rFonts w:ascii="Aptos" w:eastAsia="Aptos" w:hAnsi="Aptos" w:cs="Aptos"/>
+          <w:color w:val="000000" w:themeColor="text1"/>
+        </w:rPr>
+      </w:pPr>
+      <w:r>
+        <w:rPr>
+          <w:rFonts w:ascii="Aptos" w:eastAsia="Aptos" w:hAnsi="Aptos" w:cs="Aptos"/>
+          <w:color w:val="000000" w:themeColor="text1"/>
+        </w:rPr>
+        <w:t>Opis zadania: Akademia Piłkarska "FC Drewno Academy" prowadzi profesjonalne szkolenie sportowe dzieci i młodzieży na terenie całego województwa. Ośrodek funkcjonuje nieprzerwanie od 2015 roku. Dzięki innowacyjnemu podejściu do metodologii treningowej oraz zatrudnianiu wyłącznie licencjonowanych trenerów, klub szybko zyskał miano jednego z liderów w swoim regionie.</w:t>
       </w:r>
     </w:p>
     <w:p>
@@ -1184,55 +1098,22 @@
           <w:rFonts w:ascii="Aptos" w:eastAsia="Aptos" w:hAnsi="Aptos" w:cs="Aptos"/>
           <w:color w:val="000000" w:themeColor="text1"/>
         </w:rPr>
-        <w:t xml:space="preserve">W odpowiedzi na rosnącą liczbę podopiecznych i chęć profesjonalizacji usług, zarząd "FC Drewno </w:t>
-      </w:r>
-      <w:proofErr w:type="spellStart"/>
-      <w:r>
-        <w:rPr>
-          <w:rFonts w:ascii="Aptos" w:eastAsia="Aptos" w:hAnsi="Aptos" w:cs="Aptos"/>
-          <w:color w:val="000000" w:themeColor="text1"/>
-        </w:rPr>
-        <w:t>Academy</w:t>
-      </w:r>
-      <w:proofErr w:type="spellEnd"/>
-      <w:r>
-        <w:rPr>
-          <w:rFonts w:ascii="Aptos" w:eastAsia="Aptos" w:hAnsi="Aptos" w:cs="Aptos"/>
-          <w:color w:val="000000" w:themeColor="text1"/>
-        </w:rPr>
-        <w:t>" podjął decyzję o wdrożeniu dedykowanego systemu informatycznego. Nowe oprogramowanie (składające się z portalu webowego oraz aplikacji mobilnej) zautomatyzuje kluczowe procesy w klubie. Rodzice zyskają możliwość elektronicznej rejestracji dziecka na zajęcia, opłacania składek przez zintegrowaną bramkę płatności, a także stałego podglądu harmonogramu i statystyków odbytych meczów.</w:t>
-      </w:r>
-    </w:p>
-    <w:p>
-      <w:pPr>
-        <w:rPr>
-          <w:rFonts w:ascii="Aptos" w:eastAsia="Aptos" w:hAnsi="Aptos" w:cs="Aptos"/>
-          <w:color w:val="000000" w:themeColor="text1"/>
-        </w:rPr>
-      </w:pPr>
-      <w:r>
-        <w:rPr>
-          <w:rFonts w:ascii="Aptos" w:eastAsia="Aptos" w:hAnsi="Aptos" w:cs="Aptos"/>
-          <w:color w:val="000000" w:themeColor="text1"/>
-        </w:rPr>
-        <w:lastRenderedPageBreak/>
-        <w:t xml:space="preserve">Dla trenerów zaprojektowano moduł mobilny, umożliwiający ewidencjonowanie frekwencji bezpośrednio na boisku z poziomu </w:t>
-      </w:r>
-      <w:proofErr w:type="spellStart"/>
-      <w:r>
-        <w:rPr>
-          <w:rFonts w:ascii="Aptos" w:eastAsia="Aptos" w:hAnsi="Aptos" w:cs="Aptos"/>
-          <w:color w:val="000000" w:themeColor="text1"/>
-        </w:rPr>
-        <w:t>smartfona</w:t>
-      </w:r>
-      <w:proofErr w:type="spellEnd"/>
-      <w:r>
-        <w:rPr>
-          <w:rFonts w:ascii="Aptos" w:eastAsia="Aptos" w:hAnsi="Aptos" w:cs="Aptos"/>
-          <w:color w:val="000000" w:themeColor="text1"/>
-        </w:rPr>
-        <w:t>, co całkowicie wyeliminuje obieg papierowy. System usprawni też komunikację kryzysową, w razie nagłego załamania pogody, szkoleniowiec za pomocą jednego kliknięcia wyśle zbiorcze powiadomienie (SMS/e-mail) o odwołaniu treningu. Docelowo, wdrożenie tego rozwiązania ma przynieść znaczną oszczędność czasu kadry, poprawę płynności finansowej z tytułu składek oraz dostarczyć zarządowi zaawansowanych statystyk niezbędnych do dalszego rozwoju akademii. Dodatkowo, wprowadzony zostanie zaawansowany Moduł Zarządzania Składami Meczowymi, który umożliwi trenerom efektywny dobór zawodników na mecze ligowe i wyjazdowe. Trener, korzystając z aplikacji mobilnej lub portalu webowego, będzie mógł tworzyć wydarzenia meczowe, a następnie selekcjonować skład w oparciu o zintegrowane dane z kartoteki zawodnika, takie jak: pozycja na boisku oraz bieżące statystyki z odbytych gier (np. liczba strzelonych bramek, otrzymane kartki). Po zatwierdzeniu składu, system automatycznie wyśle do opiekunów prawnych powołanych zawodników natychmiastowe powiadomienia (SMS/e-mail) zawierające szczegółowe informacje logistyczne, takie jak: data, godzina i miejsce zbiórki/wyjazdu na mecz. Rodzic z kolei otrzyma możliwość szybkiego potwierdzenia lub odmowy udziału, co pozwoli trenerowi na bieżące zarządzanie kadrą.</w:t>
+        <w:t>W odpowiedzi na rosnącą liczbę podopiecznych i chęć profesjonalizacji usług, zarząd "FC Drewno Academy" podjął decyzję o wdrożeniu dedykowanego systemu informatycznego. Nowe oprogramowanie (składające się z portalu webowego oraz aplikacji mobilnej) zautomatyzuje kluczowe procesy w klubie. Rodzice zyskają możliwość elektronicznej rejestracji dziecka na zajęcia, opłacania składek przez zintegrowaną bramkę płatności, a także stałego podglądu harmonogramu i statystyków odbytych meczów.</w:t>
+      </w:r>
+    </w:p>
+    <w:p>
+      <w:pPr>
+        <w:rPr>
+          <w:rFonts w:ascii="Aptos" w:eastAsia="Aptos" w:hAnsi="Aptos" w:cs="Aptos"/>
+          <w:color w:val="000000" w:themeColor="text1"/>
+        </w:rPr>
+      </w:pPr>
+      <w:r>
+        <w:rPr>
+          <w:rFonts w:ascii="Aptos" w:eastAsia="Aptos" w:hAnsi="Aptos" w:cs="Aptos"/>
+          <w:color w:val="000000" w:themeColor="text1"/>
+        </w:rPr>
+        <w:t>Dla trenerów zaprojektowano moduł mobilny, umożliwiający ewidencjonowanie frekwencji bezpośrednio na boisku z poziomu smartfona, co całkowicie wyeliminuje obieg papierowy. System usprawni też komunikację kryzysową, w razie nagłego załamania pogody, szkoleniowiec za pomocą jednego kliknięcia wyśle zbiorcze powiadomienie (SMS/e-mail) o odwołaniu treningu. Docelowo, wdrożenie tego rozwiązania ma przynieść znaczną oszczędność czasu kadry, poprawę płynności finansowej z tytułu składek oraz dostarczyć zarządowi zaawansowanych statystyk niezbędnych do dalszego rozwoju akademii. Dodatkowo, wprowadzony zostanie zaawansowany Moduł Zarządzania Składami Meczowymi, który umożliwi trenerom efektywny dobór zawodników na mecze ligowe i wyjazdowe. Trener, korzystając z aplikacji mobilnej lub portalu webowego, będzie mógł tworzyć wydarzenia meczowe, a następnie selekcjonować skład w oparciu o zintegrowane dane z kartoteki zawodnika, takie jak: pozycja na boisku oraz bieżące statystyki z odbytych gier (np. liczba strzelonych bramek, otrzymane kartki). Po zatwierdzeniu składu, system automatycznie wyśle do opiekunów prawnych powołanych zawodników natychmiastowe powiadomienia (SMS/e-mail) zawierające szczegółowe informacje logistyczne, takie jak: data, godzina i miejsce zbiórki/wyjazdu na mecz. Rodzic z kolei otrzyma możliwość szybkiego potwierdzenia lub odmowy udziału, co pozwoli trenerowi na bieżące zarządzanie kadrą.</w:t>
       </w:r>
     </w:p>
     <w:p>
@@ -1246,14 +1127,13 @@
     </w:p>
     <w:p>
       <w:pPr>
-        <w:pStyle w:val="Nagwek1"/>
-        <w:rPr>
-          <w:b/>
-          <w:bCs/>
-        </w:rPr>
-      </w:pPr>
-      <w:r>
-        <w:lastRenderedPageBreak/>
+        <w:pStyle w:val="Heading1"/>
+        <w:rPr>
+          <w:b/>
+          <w:bCs/>
+        </w:rPr>
+      </w:pPr>
+      <w:r>
         <w:t>2</w:t>
       </w:r>
       <w:r>
@@ -1262,15 +1142,7 @@
     </w:p>
     <w:p>
       <w:r>
-        <w:t xml:space="preserve">Celem budowy systemu informatycznego dla FC Drewno </w:t>
-      </w:r>
-      <w:proofErr w:type="spellStart"/>
-      <w:r>
-        <w:t>Academy</w:t>
-      </w:r>
-      <w:proofErr w:type="spellEnd"/>
-      <w:r>
-        <w:t xml:space="preserve"> jest </w:t>
+        <w:t xml:space="preserve">Celem budowy systemu informatycznego dla FC Drewno Academy jest </w:t>
       </w:r>
       <w:r>
         <w:rPr>
@@ -1292,7 +1164,7 @@
     </w:p>
     <w:p>
       <w:pPr>
-        <w:pStyle w:val="Nagwek2"/>
+        <w:pStyle w:val="Heading2"/>
         <w:rPr>
           <w:b/>
           <w:bCs/>
@@ -1461,17 +1333,8 @@
           <w:b/>
           <w:bCs/>
         </w:rPr>
-        <w:t xml:space="preserve">Moduł </w:t>
-      </w:r>
-      <w:proofErr w:type="spellStart"/>
-      <w:r>
-        <w:rPr>
-          <w:b/>
-          <w:bCs/>
-        </w:rPr>
-        <w:t>przypisań</w:t>
-      </w:r>
-      <w:proofErr w:type="spellEnd"/>
+        <w:t>Moduł przypisań</w:t>
+      </w:r>
       <w:r>
         <w:t xml:space="preserve"> – zarządzanie przypisaniem trenerów do grup szkoleniowych i obiektów sportowych</w:t>
       </w:r>
@@ -1493,14 +1356,13 @@
     </w:p>
     <w:p>
       <w:pPr>
-        <w:pStyle w:val="Nagwek2"/>
-        <w:rPr>
-          <w:b/>
-          <w:bCs/>
-        </w:rPr>
-      </w:pPr>
-      <w:r>
-        <w:lastRenderedPageBreak/>
+        <w:pStyle w:val="Heading2"/>
+        <w:rPr>
+          <w:b/>
+          <w:bCs/>
+        </w:rPr>
+      </w:pPr>
+      <w:r>
         <w:t>2.2</w:t>
       </w:r>
       <w:r>
@@ -1509,15 +1371,7 @@
     </w:p>
     <w:p>
       <w:r>
-        <w:t xml:space="preserve">Akademia Piłkarska "FC Drewno </w:t>
-      </w:r>
-      <w:proofErr w:type="spellStart"/>
-      <w:r>
-        <w:t>Academy</w:t>
-      </w:r>
-      <w:proofErr w:type="spellEnd"/>
-      <w:r>
-        <w:t>" prowadzi profesjonalne szkolenie dzieci i młodzieży od 2015 roku. Dynamiczny rozwój klubu i stale rosnąca liczba podopiecznych sprawiły, że dotychczasowy, oparty na papierze model zarządzania stał się niewydolny. Procesy takie jak ręczne zestawianie obecności z wyciągami bankowymi czy uciążliwe, telefoniczne upominanie rodziców o składki zaczęły generować straty czasu oraz opóźnienia w płatnościach</w:t>
+        <w:t>Akademia Piłkarska "FC Drewno Academy" prowadzi profesjonalne szkolenie dzieci i młodzieży od 2015 roku. Dynamiczny rozwój klubu i stale rosnąca liczba podopiecznych sprawiły, że dotychczasowy, oparty na papierze model zarządzania stał się niewydolny. Procesy takie jak ręczne zestawianie obecności z wyciągami bankowymi czy uciążliwe, telefoniczne upominanie rodziców o składki zaczęły generować straty czasu oraz opóźnienia w płatnościach</w:t>
       </w:r>
       <w:r>
         <w:t>.</w:t>
@@ -1525,7 +1379,7 @@
     </w:p>
     <w:p>
       <w:pPr>
-        <w:pStyle w:val="Nagwek2"/>
+        <w:pStyle w:val="Heading2"/>
         <w:rPr>
           <w:b/>
           <w:bCs/>
@@ -1540,7 +1394,7 @@
     </w:p>
     <w:p>
       <w:pPr>
-        <w:pStyle w:val="Nagwek3"/>
+        <w:pStyle w:val="Heading3"/>
         <w:rPr>
           <w:b/>
         </w:rPr>
@@ -1736,14 +1590,13 @@
     </w:p>
     <w:p>
       <w:pPr>
-        <w:pStyle w:val="Nagwek3"/>
-        <w:rPr>
-          <w:b/>
-          <w:bCs/>
-        </w:rPr>
-      </w:pPr>
-      <w:r>
-        <w:lastRenderedPageBreak/>
+        <w:pStyle w:val="Heading3"/>
+        <w:rPr>
+          <w:b/>
+          <w:bCs/>
+        </w:rPr>
+      </w:pPr>
+      <w:r>
         <w:t>2.3.2</w:t>
       </w:r>
       <w:r>
@@ -2031,7 +1884,7 @@
     <w:p/>
     <w:p>
       <w:pPr>
-        <w:pStyle w:val="Nagwek1"/>
+        <w:pStyle w:val="Heading1"/>
       </w:pPr>
       <w:r>
         <w:t xml:space="preserve">4. Perspektywa przypadków użycia </w:t>
@@ -2039,7 +1892,7 @@
     </w:p>
     <w:p>
       <w:pPr>
-        <w:pStyle w:val="Nagwek2"/>
+        <w:pStyle w:val="Heading2"/>
         <w:rPr>
           <w:rFonts w:ascii="Aptos" w:eastAsia="Aptos" w:hAnsi="Aptos" w:cs="Aptos"/>
         </w:rPr>
@@ -2058,35 +1911,7 @@
         <w:rPr>
           <w:rFonts w:ascii="Aptos" w:eastAsia="Aptos" w:hAnsi="Aptos" w:cs="Aptos"/>
         </w:rPr>
-        <w:t xml:space="preserve">Poniższy diagram przedstawia przypadki użycia systemu FC Drewno </w:t>
-      </w:r>
-      <w:proofErr w:type="spellStart"/>
-      <w:r>
-        <w:rPr>
-          <w:rFonts w:ascii="Aptos" w:eastAsia="Aptos" w:hAnsi="Aptos" w:cs="Aptos"/>
-        </w:rPr>
-        <w:t>Academy</w:t>
-      </w:r>
-      <w:proofErr w:type="spellEnd"/>
-      <w:r>
-        <w:rPr>
-          <w:rFonts w:ascii="Aptos" w:eastAsia="Aptos" w:hAnsi="Aptos" w:cs="Aptos"/>
-        </w:rPr>
-        <w:t xml:space="preserve"> wraz z aktorami (Rodzic/Opiekun, Trener, Zarząd) oraz powiązaniami «</w:t>
-      </w:r>
-      <w:proofErr w:type="spellStart"/>
-      <w:r>
-        <w:rPr>
-          <w:rFonts w:ascii="Aptos" w:eastAsia="Aptos" w:hAnsi="Aptos" w:cs="Aptos"/>
-        </w:rPr>
-        <w:t>include</w:t>
-      </w:r>
-      <w:proofErr w:type="spellEnd"/>
-      <w:r>
-        <w:rPr>
-          <w:rFonts w:ascii="Aptos" w:eastAsia="Aptos" w:hAnsi="Aptos" w:cs="Aptos"/>
-        </w:rPr>
-        <w:t>» względem przypadku Logowanie.</w:t>
+        <w:t>Poniższy diagram przedstawia przypadki użycia systemu FC Drewno Academy wraz z aktorami (Rodzic/Opiekun, Trener, Zarząd) oraz powiązaniami «include» względem przypadku Logowanie.</w:t>
       </w:r>
     </w:p>
     <w:p>
@@ -2182,14 +2007,13 @@
     </w:p>
     <w:p>
       <w:pPr>
-        <w:pStyle w:val="Nagwek3"/>
-        <w:rPr>
-          <w:sz w:val="20"/>
-          <w:szCs w:val="20"/>
-        </w:rPr>
-      </w:pPr>
-      <w:r>
-        <w:lastRenderedPageBreak/>
+        <w:pStyle w:val="Heading3"/>
+        <w:rPr>
+          <w:sz w:val="20"/>
+          <w:szCs w:val="20"/>
+        </w:rPr>
+      </w:pPr>
+      <w:r>
         <w:t>Przypadek użycia: “Opłacenie składki”</w:t>
       </w:r>
     </w:p>
@@ -2672,31 +2496,30 @@
     <w:p/>
     <w:p>
       <w:pPr>
-        <w:pStyle w:val="Nagwek3"/>
-        <w:rPr>
-          <w:rStyle w:val="Pogrubienie"/>
-          <w:sz w:val="20"/>
-          <w:szCs w:val="20"/>
-        </w:rPr>
-      </w:pPr>
-      <w:r>
-        <w:lastRenderedPageBreak/>
+        <w:pStyle w:val="Heading3"/>
+        <w:rPr>
+          <w:rStyle w:val="Strong"/>
+          <w:sz w:val="20"/>
+          <w:szCs w:val="20"/>
+        </w:rPr>
+      </w:pPr>
+      <w:r>
         <w:t>Opis przypadku użycia: “Powołanie zawodnika”</w:t>
       </w:r>
     </w:p>
     <w:p>
       <w:pPr>
-        <w:pStyle w:val="Tekstpodstawowy"/>
+        <w:pStyle w:val="BodyText"/>
         <w:spacing w:after="160" w:line="278" w:lineRule="auto"/>
         <w:rPr>
-          <w:rStyle w:val="Pogrubienie"/>
-          <w:sz w:val="20"/>
-          <w:szCs w:val="20"/>
-        </w:rPr>
-      </w:pPr>
-      <w:r>
-        <w:rPr>
-          <w:rStyle w:val="Pogrubienie"/>
+          <w:rStyle w:val="Strong"/>
+          <w:sz w:val="20"/>
+          <w:szCs w:val="20"/>
+        </w:rPr>
+      </w:pPr>
+      <w:r>
+        <w:rPr>
+          <w:rStyle w:val="Strong"/>
           <w:sz w:val="20"/>
           <w:szCs w:val="20"/>
         </w:rPr>
@@ -2705,7 +2528,7 @@
     </w:p>
     <w:p>
       <w:pPr>
-        <w:pStyle w:val="Tekstpodstawowy"/>
+        <w:pStyle w:val="BodyText"/>
         <w:numPr>
           <w:ilvl w:val="0"/>
           <w:numId w:val="20"/>
@@ -2730,17 +2553,17 @@
     </w:p>
     <w:p>
       <w:pPr>
-        <w:pStyle w:val="Tekstpodstawowy"/>
+        <w:pStyle w:val="BodyText"/>
         <w:spacing w:after="160" w:line="278" w:lineRule="auto"/>
         <w:rPr>
-          <w:rStyle w:val="Pogrubienie"/>
-          <w:sz w:val="20"/>
-          <w:szCs w:val="20"/>
-        </w:rPr>
-      </w:pPr>
-      <w:r>
-        <w:rPr>
-          <w:rStyle w:val="Pogrubienie"/>
+          <w:rStyle w:val="Strong"/>
+          <w:sz w:val="20"/>
+          <w:szCs w:val="20"/>
+        </w:rPr>
+      </w:pPr>
+      <w:r>
+        <w:rPr>
+          <w:rStyle w:val="Strong"/>
           <w:sz w:val="20"/>
           <w:szCs w:val="20"/>
         </w:rPr>
@@ -2749,7 +2572,7 @@
     </w:p>
     <w:p>
       <w:pPr>
-        <w:pStyle w:val="Tekstpodstawowy"/>
+        <w:pStyle w:val="BodyText"/>
         <w:numPr>
           <w:ilvl w:val="0"/>
           <w:numId w:val="21"/>
@@ -2774,7 +2597,7 @@
     </w:p>
     <w:p>
       <w:pPr>
-        <w:pStyle w:val="Tekstpodstawowy"/>
+        <w:pStyle w:val="BodyText"/>
         <w:numPr>
           <w:ilvl w:val="0"/>
           <w:numId w:val="21"/>
@@ -2799,7 +2622,7 @@
     </w:p>
     <w:p>
       <w:pPr>
-        <w:pStyle w:val="Tekstpodstawowy"/>
+        <w:pStyle w:val="BodyText"/>
         <w:numPr>
           <w:ilvl w:val="0"/>
           <w:numId w:val="21"/>
@@ -2824,7 +2647,7 @@
     </w:p>
     <w:p>
       <w:pPr>
-        <w:pStyle w:val="Tekstpodstawowy"/>
+        <w:pStyle w:val="BodyText"/>
         <w:numPr>
           <w:ilvl w:val="0"/>
           <w:numId w:val="21"/>
@@ -2849,7 +2672,7 @@
     </w:p>
     <w:p>
       <w:pPr>
-        <w:pStyle w:val="Tekstpodstawowy"/>
+        <w:pStyle w:val="BodyText"/>
         <w:numPr>
           <w:ilvl w:val="0"/>
           <w:numId w:val="21"/>
@@ -2874,7 +2697,7 @@
     </w:p>
     <w:p>
       <w:pPr>
-        <w:pStyle w:val="Tekstpodstawowy"/>
+        <w:pStyle w:val="BodyText"/>
         <w:numPr>
           <w:ilvl w:val="0"/>
           <w:numId w:val="21"/>
@@ -2899,7 +2722,7 @@
     </w:p>
     <w:p>
       <w:pPr>
-        <w:pStyle w:val="Tekstpodstawowy"/>
+        <w:pStyle w:val="BodyText"/>
         <w:spacing w:after="160" w:line="278" w:lineRule="auto"/>
         <w:rPr>
           <w:sz w:val="20"/>
@@ -2908,7 +2731,7 @@
       </w:pPr>
       <w:r>
         <w:rPr>
-          <w:rStyle w:val="Pogrubienie"/>
+          <w:rStyle w:val="Strong"/>
           <w:sz w:val="20"/>
           <w:szCs w:val="20"/>
         </w:rPr>
@@ -2927,7 +2750,7 @@
     </w:p>
     <w:p>
       <w:pPr>
-        <w:pStyle w:val="Tekstpodstawowy"/>
+        <w:pStyle w:val="BodyText"/>
         <w:numPr>
           <w:ilvl w:val="0"/>
           <w:numId w:val="22"/>
@@ -2952,7 +2775,7 @@
     </w:p>
     <w:p>
       <w:pPr>
-        <w:pStyle w:val="Tekstpodstawowy"/>
+        <w:pStyle w:val="BodyText"/>
         <w:spacing w:after="160" w:line="278" w:lineRule="auto"/>
         <w:rPr>
           <w:sz w:val="20"/>
@@ -2969,7 +2792,7 @@
     </w:p>
     <w:p>
       <w:pPr>
-        <w:pStyle w:val="Tekstpodstawowy"/>
+        <w:pStyle w:val="BodyText"/>
         <w:numPr>
           <w:ilvl w:val="0"/>
           <w:numId w:val="23"/>
@@ -2994,7 +2817,7 @@
     </w:p>
     <w:p>
       <w:pPr>
-        <w:pStyle w:val="Tekstpodstawowy"/>
+        <w:pStyle w:val="BodyText"/>
         <w:numPr>
           <w:ilvl w:val="0"/>
           <w:numId w:val="23"/>
@@ -3019,17 +2842,17 @@
     </w:p>
     <w:p>
       <w:pPr>
-        <w:pStyle w:val="Tekstpodstawowy"/>
+        <w:pStyle w:val="BodyText"/>
         <w:spacing w:after="160" w:line="278" w:lineRule="auto"/>
         <w:rPr>
-          <w:rStyle w:val="Pogrubienie"/>
-          <w:sz w:val="20"/>
-          <w:szCs w:val="20"/>
-        </w:rPr>
-      </w:pPr>
-      <w:r>
-        <w:rPr>
-          <w:rStyle w:val="Pogrubienie"/>
+          <w:rStyle w:val="Strong"/>
+          <w:sz w:val="20"/>
+          <w:szCs w:val="20"/>
+        </w:rPr>
+      </w:pPr>
+      <w:r>
+        <w:rPr>
+          <w:rStyle w:val="Strong"/>
           <w:sz w:val="20"/>
           <w:szCs w:val="20"/>
         </w:rPr>
@@ -3038,7 +2861,7 @@
     </w:p>
     <w:p>
       <w:pPr>
-        <w:pStyle w:val="Tekstpodstawowy"/>
+        <w:pStyle w:val="BodyText"/>
         <w:numPr>
           <w:ilvl w:val="0"/>
           <w:numId w:val="24"/>
@@ -3063,7 +2886,7 @@
     </w:p>
     <w:p>
       <w:pPr>
-        <w:pStyle w:val="Tekstpodstawowy"/>
+        <w:pStyle w:val="BodyText"/>
         <w:numPr>
           <w:ilvl w:val="0"/>
           <w:numId w:val="24"/>
@@ -3088,7 +2911,7 @@
     </w:p>
     <w:p>
       <w:pPr>
-        <w:pStyle w:val="Tekstpodstawowy"/>
+        <w:pStyle w:val="BodyText"/>
         <w:numPr>
           <w:ilvl w:val="0"/>
           <w:numId w:val="24"/>
@@ -3113,7 +2936,7 @@
     </w:p>
     <w:p>
       <w:pPr>
-        <w:pStyle w:val="Tekstpodstawowy"/>
+        <w:pStyle w:val="BodyText"/>
         <w:numPr>
           <w:ilvl w:val="0"/>
           <w:numId w:val="24"/>
@@ -3138,17 +2961,17 @@
     </w:p>
     <w:p>
       <w:pPr>
-        <w:pStyle w:val="Tekstpodstawowy"/>
+        <w:pStyle w:val="BodyText"/>
         <w:spacing w:after="160" w:line="278" w:lineRule="auto"/>
         <w:rPr>
-          <w:rStyle w:val="Pogrubienie"/>
-          <w:sz w:val="20"/>
-          <w:szCs w:val="20"/>
-        </w:rPr>
-      </w:pPr>
-      <w:r>
-        <w:rPr>
-          <w:rStyle w:val="Pogrubienie"/>
+          <w:rStyle w:val="Strong"/>
+          <w:sz w:val="20"/>
+          <w:szCs w:val="20"/>
+        </w:rPr>
+      </w:pPr>
+      <w:r>
+        <w:rPr>
+          <w:rStyle w:val="Strong"/>
           <w:sz w:val="20"/>
           <w:szCs w:val="20"/>
         </w:rPr>
@@ -3157,7 +2980,7 @@
     </w:p>
     <w:p>
       <w:pPr>
-        <w:pStyle w:val="Tekstpodstawowy"/>
+        <w:pStyle w:val="BodyText"/>
         <w:numPr>
           <w:ilvl w:val="0"/>
           <w:numId w:val="25"/>
@@ -3182,7 +3005,7 @@
     </w:p>
     <w:p>
       <w:pPr>
-        <w:pStyle w:val="Tekstpodstawowy"/>
+        <w:pStyle w:val="BodyText"/>
         <w:numPr>
           <w:ilvl w:val="0"/>
           <w:numId w:val="25"/>
@@ -3207,7 +3030,7 @@
     </w:p>
     <w:p>
       <w:pPr>
-        <w:pStyle w:val="Tekstpodstawowy"/>
+        <w:pStyle w:val="BodyText"/>
         <w:numPr>
           <w:ilvl w:val="0"/>
           <w:numId w:val="25"/>
@@ -3253,17 +3076,16 @@
     </w:p>
     <w:p>
       <w:pPr>
-        <w:pStyle w:val="Nagwek3"/>
-        <w:rPr>
-          <w:rFonts w:ascii="Aptos" w:eastAsia="Aptos" w:hAnsi="Aptos" w:cs="Aptos"/>
-          <w:b/>
-          <w:bCs/>
-          <w:sz w:val="20"/>
-          <w:szCs w:val="20"/>
-        </w:rPr>
-      </w:pPr>
-      <w:r>
-        <w:lastRenderedPageBreak/>
+        <w:pStyle w:val="Heading3"/>
+        <w:rPr>
+          <w:rFonts w:ascii="Aptos" w:eastAsia="Aptos" w:hAnsi="Aptos" w:cs="Aptos"/>
+          <w:b/>
+          <w:bCs/>
+          <w:sz w:val="20"/>
+          <w:szCs w:val="20"/>
+        </w:rPr>
+      </w:pPr>
+      <w:r>
         <w:t>Opis przypadku użycia: “Zarządzanie użytkownikami”</w:t>
       </w:r>
     </w:p>
@@ -4006,21 +3828,20 @@
     </w:p>
     <w:p>
       <w:pPr>
-        <w:pStyle w:val="Nagwek3"/>
-        <w:rPr>
-          <w:rFonts w:ascii="Aptos" w:eastAsia="Aptos" w:hAnsi="Aptos" w:cs="Aptos"/>
-          <w:sz w:val="20"/>
-          <w:szCs w:val="20"/>
-        </w:rPr>
-      </w:pPr>
-      <w:r>
-        <w:lastRenderedPageBreak/>
+        <w:pStyle w:val="Heading3"/>
+        <w:rPr>
+          <w:rFonts w:ascii="Aptos" w:eastAsia="Aptos" w:hAnsi="Aptos" w:cs="Aptos"/>
+          <w:sz w:val="20"/>
+          <w:szCs w:val="20"/>
+        </w:rPr>
+      </w:pPr>
+      <w:r>
         <w:t>Opisy aktorów w systemie:</w:t>
       </w:r>
     </w:p>
     <w:p>
       <w:pPr>
-        <w:pStyle w:val="Tekstpodstawowy"/>
+        <w:pStyle w:val="BodyText"/>
         <w:numPr>
           <w:ilvl w:val="0"/>
           <w:numId w:val="26"/>
@@ -4056,7 +3877,7 @@
     </w:p>
     <w:p>
       <w:pPr>
-        <w:pStyle w:val="Tekstpodstawowy"/>
+        <w:pStyle w:val="BodyText"/>
         <w:numPr>
           <w:ilvl w:val="0"/>
           <w:numId w:val="26"/>
@@ -4092,7 +3913,7 @@
     </w:p>
     <w:p>
       <w:pPr>
-        <w:pStyle w:val="Tekstpodstawowy"/>
+        <w:pStyle w:val="BodyText"/>
         <w:numPr>
           <w:ilvl w:val="0"/>
           <w:numId w:val="26"/>
@@ -4128,7 +3949,7 @@
     </w:p>
     <w:p>
       <w:pPr>
-        <w:pStyle w:val="Tekstpodstawowy"/>
+        <w:pStyle w:val="BodyText"/>
         <w:tabs>
           <w:tab w:val="left" w:pos="0"/>
         </w:tabs>
@@ -4142,7 +3963,7 @@
     </w:p>
     <w:p>
       <w:pPr>
-        <w:pStyle w:val="Tekstpodstawowy"/>
+        <w:pStyle w:val="BodyText"/>
         <w:tabs>
           <w:tab w:val="left" w:pos="0"/>
         </w:tabs>
@@ -4318,7 +4139,7 @@
     </w:p>
     <w:p>
       <w:pPr>
-        <w:pStyle w:val="Nagwek2"/>
+        <w:pStyle w:val="Heading2"/>
       </w:pPr>
       <w:r>
         <w:t>4.2. Diagramy czynności</w:t>
@@ -4326,7 +4147,7 @@
     </w:p>
     <w:p>
       <w:pPr>
-        <w:pStyle w:val="Tekstpodstawowy"/>
+        <w:pStyle w:val="BodyText"/>
         <w:tabs>
           <w:tab w:val="left" w:pos="0"/>
         </w:tabs>
@@ -4415,7 +4236,7 @@
     </w:p>
     <w:p>
       <w:pPr>
-        <w:pStyle w:val="Tekstpodstawowy"/>
+        <w:pStyle w:val="BodyText"/>
         <w:tabs>
           <w:tab w:val="left" w:pos="0"/>
         </w:tabs>
@@ -4424,14 +4245,13 @@
     </w:p>
     <w:p>
       <w:pPr>
-        <w:pStyle w:val="Tekstpodstawowy"/>
+        <w:pStyle w:val="BodyText"/>
         <w:tabs>
           <w:tab w:val="left" w:pos="0"/>
         </w:tabs>
         <w:spacing w:after="283" w:line="278" w:lineRule="auto"/>
       </w:pPr>
       <w:r>
-        <w:lastRenderedPageBreak/>
         <w:t xml:space="preserve">       </w:t>
       </w:r>
       <w:r>
@@ -4483,7 +4303,7 @@
     </w:p>
     <w:p>
       <w:pPr>
-        <w:pStyle w:val="Tekstpodstawowy"/>
+        <w:pStyle w:val="BodyText"/>
         <w:tabs>
           <w:tab w:val="left" w:pos="0"/>
         </w:tabs>
@@ -4505,7 +4325,7 @@
     </w:p>
     <w:p>
       <w:pPr>
-        <w:pStyle w:val="Tekstpodstawowy"/>
+        <w:pStyle w:val="BodyText"/>
         <w:tabs>
           <w:tab w:val="left" w:pos="0"/>
         </w:tabs>
@@ -4563,7 +4383,7 @@
     </w:p>
     <w:p>
       <w:pPr>
-        <w:pStyle w:val="Tekstpodstawowy"/>
+        <w:pStyle w:val="BodyText"/>
         <w:tabs>
           <w:tab w:val="left" w:pos="0"/>
         </w:tabs>
@@ -4585,19 +4405,18 @@
     </w:p>
     <w:p>
       <w:pPr>
-        <w:pStyle w:val="Nagwek2"/>
+        <w:pStyle w:val="Heading2"/>
         <w:tabs>
           <w:tab w:val="left" w:pos="0"/>
         </w:tabs>
       </w:pPr>
       <w:r>
-        <w:lastRenderedPageBreak/>
         <w:t>4.3. Diagramy interakcji (przebiegu)</w:t>
       </w:r>
     </w:p>
     <w:p>
       <w:pPr>
-        <w:pStyle w:val="Tekstpodstawowy"/>
+        <w:pStyle w:val="BodyText"/>
         <w:tabs>
           <w:tab w:val="left" w:pos="0"/>
         </w:tabs>
@@ -4643,7 +4462,7 @@
     </w:p>
     <w:p>
       <w:pPr>
-        <w:pStyle w:val="Tekstpodstawowy"/>
+        <w:pStyle w:val="BodyText"/>
         <w:tabs>
           <w:tab w:val="left" w:pos="0"/>
         </w:tabs>
@@ -4713,7 +4532,7 @@
     </w:p>
     <w:p>
       <w:pPr>
-        <w:pStyle w:val="Tekstpodstawowy"/>
+        <w:pStyle w:val="BodyText"/>
         <w:tabs>
           <w:tab w:val="left" w:pos="0"/>
         </w:tabs>
@@ -4725,65 +4544,31 @@
     </w:p>
     <w:p>
       <w:pPr>
-        <w:pStyle w:val="Tekstpodstawowy"/>
+        <w:pStyle w:val="BodyText"/>
         <w:tabs>
           <w:tab w:val="left" w:pos="0"/>
         </w:tabs>
         <w:spacing w:after="283" w:line="278" w:lineRule="auto"/>
       </w:pPr>
-      <w:proofErr w:type="spellStart"/>
-      <w:r>
-        <w:t>odwolaj_trening</w:t>
-      </w:r>
-      <w:proofErr w:type="spellEnd"/>
-      <w:r>
-        <w:t xml:space="preserve">() – wysyła powiadomienie do rodziców </w:t>
-      </w:r>
-      <w:proofErr w:type="spellStart"/>
-      <w:r>
-        <w:t>wprowadz_frekwencje</w:t>
-      </w:r>
-      <w:proofErr w:type="spellEnd"/>
-      <w:r>
-        <w:t>(lista : list) – pobiera listę zawodników i sprawdza obecność</w:t>
-      </w:r>
-    </w:p>
-    <w:p>
-      <w:pPr>
-        <w:pStyle w:val="Tekstpodstawowy"/>
+      <w:r>
+        <w:t>odwolaj_trening() – wysyła powiadomienie do rodziców wprowadz_frekwencje(lista : list) – pobiera listę zawodników i sprawdza obecność</w:t>
+      </w:r>
+    </w:p>
+    <w:p>
+      <w:pPr>
+        <w:pStyle w:val="BodyText"/>
         <w:tabs>
           <w:tab w:val="left" w:pos="0"/>
         </w:tabs>
         <w:spacing w:after="283" w:line="278" w:lineRule="auto"/>
       </w:pPr>
-      <w:proofErr w:type="spellStart"/>
-      <w:r>
-        <w:t>planujMecz</w:t>
-      </w:r>
-      <w:proofErr w:type="spellEnd"/>
-      <w:r>
-        <w:t xml:space="preserve">() – dodaje wydarzenie w kalendarzu i pozwala na wprowadzenie zawodników, tworzy obiekt mecz </w:t>
-      </w:r>
-      <w:proofErr w:type="spellStart"/>
-      <w:r>
-        <w:t>Mecz</w:t>
-      </w:r>
-      <w:proofErr w:type="spellEnd"/>
-      <w:r>
-        <w:t xml:space="preserve"> </w:t>
-      </w:r>
-      <w:proofErr w:type="spellStart"/>
-      <w:r>
-        <w:t>mecz</w:t>
-      </w:r>
-      <w:proofErr w:type="spellEnd"/>
-      <w:r>
-        <w:t xml:space="preserve"> </w:t>
-      </w:r>
-    </w:p>
-    <w:p>
-      <w:pPr>
-        <w:pStyle w:val="Tekstpodstawowy"/>
+      <w:r>
+        <w:t xml:space="preserve">planujMecz() – dodaje wydarzenie w kalendarzu i pozwala na wprowadzenie zawodników, tworzy obiekt mecz Mecz mecz </w:t>
+      </w:r>
+    </w:p>
+    <w:p>
+      <w:pPr>
+        <w:pStyle w:val="BodyText"/>
         <w:tabs>
           <w:tab w:val="left" w:pos="0"/>
         </w:tabs>
@@ -4795,60 +4580,31 @@
     </w:p>
     <w:p>
       <w:pPr>
-        <w:pStyle w:val="Tekstpodstawowy"/>
+        <w:pStyle w:val="BodyText"/>
         <w:tabs>
           <w:tab w:val="left" w:pos="0"/>
         </w:tabs>
         <w:spacing w:after="283" w:line="278" w:lineRule="auto"/>
       </w:pPr>
       <w:r>
-        <w:t xml:space="preserve"> </w:t>
-      </w:r>
-      <w:proofErr w:type="spellStart"/>
-      <w:r>
-        <w:t>wyślijPowiadomienieOSkładzie</w:t>
-      </w:r>
-      <w:proofErr w:type="spellEnd"/>
-      <w:r>
-        <w:t xml:space="preserve">() – wysyła powiadomienie do rodziców o składzie na </w:t>
-      </w:r>
-      <w:proofErr w:type="spellStart"/>
-      <w:r>
-        <w:t>wyślijPowołanieDoOpiekuna</w:t>
-      </w:r>
-      <w:proofErr w:type="spellEnd"/>
-      <w:r>
-        <w:t>(zawodnik : Zawodnik) – wysyła powołanie do rodziców które albo przyjmą albo odrzucą Powiadomienie</w:t>
-      </w:r>
-    </w:p>
-    <w:p>
-      <w:pPr>
-        <w:pStyle w:val="Tekstpodstawowy"/>
+        <w:t xml:space="preserve"> wyślijPowiadomienieOSkładzie() – wysyła powiadomienie do rodziców o składzie na wyślijPowołanieDoOpiekuna(zawodnik : Zawodnik) – wysyła powołanie do rodziców które albo przyjmą albo odrzucą Powiadomienie</w:t>
+      </w:r>
+    </w:p>
+    <w:p>
+      <w:pPr>
+        <w:pStyle w:val="BodyText"/>
         <w:tabs>
           <w:tab w:val="left" w:pos="0"/>
         </w:tabs>
         <w:spacing w:after="283" w:line="278" w:lineRule="auto"/>
       </w:pPr>
-      <w:proofErr w:type="spellStart"/>
-      <w:r>
-        <w:t>wyślijSMS</w:t>
-      </w:r>
-      <w:proofErr w:type="spellEnd"/>
-      <w:r>
-        <w:t xml:space="preserve">(zawodnik : Zawodnik) – metoda do wysłania wiadomości SMS </w:t>
-      </w:r>
-      <w:proofErr w:type="spellStart"/>
-      <w:r>
-        <w:t>wyślijEmail</w:t>
-      </w:r>
-      <w:proofErr w:type="spellEnd"/>
-      <w:r>
-        <w:t xml:space="preserve">(zawodnik : Zawodnik) – metoda do wysłania wiadomości Email </w:t>
-      </w:r>
-    </w:p>
-    <w:p>
-      <w:pPr>
-        <w:pStyle w:val="Tekstpodstawowy"/>
+      <w:r>
+        <w:t xml:space="preserve">wyślijSMS(zawodnik : Zawodnik) – metoda do wysłania wiadomości SMS wyślijEmail(zawodnik : Zawodnik) – metoda do wysłania wiadomości Email </w:t>
+      </w:r>
+    </w:p>
+    <w:p>
+      <w:pPr>
+        <w:pStyle w:val="BodyText"/>
         <w:tabs>
           <w:tab w:val="left" w:pos="0"/>
         </w:tabs>
@@ -4860,24 +4616,19 @@
     </w:p>
     <w:p>
       <w:pPr>
-        <w:pStyle w:val="Tekstpodstawowy"/>
+        <w:pStyle w:val="BodyText"/>
         <w:tabs>
           <w:tab w:val="left" w:pos="0"/>
         </w:tabs>
         <w:spacing w:after="283" w:line="278" w:lineRule="auto"/>
       </w:pPr>
-      <w:proofErr w:type="spellStart"/>
-      <w:r>
-        <w:t>pobierzListeZawodników</w:t>
-      </w:r>
-      <w:proofErr w:type="spellEnd"/>
-      <w:r>
-        <w:t>() – zwraca listę zawodników przypisanych do grupy</w:t>
-      </w:r>
-    </w:p>
-    <w:p>
-      <w:pPr>
-        <w:pStyle w:val="Tekstpodstawowy"/>
+      <w:r>
+        <w:t>pobierzListeZawodników() – zwraca listę zawodników przypisanych do grupy</w:t>
+      </w:r>
+    </w:p>
+    <w:p>
+      <w:pPr>
+        <w:pStyle w:val="BodyText"/>
         <w:tabs>
           <w:tab w:val="left" w:pos="0"/>
         </w:tabs>
@@ -4886,14 +4637,13 @@
     </w:p>
     <w:p>
       <w:pPr>
-        <w:pStyle w:val="Tekstpodstawowy"/>
+        <w:pStyle w:val="BodyText"/>
         <w:tabs>
           <w:tab w:val="left" w:pos="0"/>
         </w:tabs>
         <w:spacing w:after="283" w:line="278" w:lineRule="auto"/>
       </w:pPr>
       <w:r>
-        <w:lastRenderedPageBreak/>
         <w:drawing>
           <wp:inline distT="0" distB="0" distL="0" distR="0" wp14:anchorId="49FB2A67" wp14:editId="6078981C">
             <wp:extent cx="5760720" cy="3391535"/>
@@ -4933,7 +4683,7 @@
     </w:p>
     <w:p>
       <w:pPr>
-        <w:pStyle w:val="Tekstpodstawowy"/>
+        <w:pStyle w:val="BodyText"/>
         <w:tabs>
           <w:tab w:val="left" w:pos="0"/>
         </w:tabs>
@@ -4995,7 +4745,7 @@
     </w:p>
     <w:p>
       <w:pPr>
-        <w:pStyle w:val="Tekstpodstawowy"/>
+        <w:pStyle w:val="BodyText"/>
         <w:tabs>
           <w:tab w:val="left" w:pos="0"/>
         </w:tabs>
@@ -5007,7 +4757,7 @@
     </w:p>
     <w:p>
       <w:pPr>
-        <w:pStyle w:val="Tekstpodstawowy"/>
+        <w:pStyle w:val="BodyText"/>
         <w:tabs>
           <w:tab w:val="left" w:pos="0"/>
         </w:tabs>
@@ -5019,35 +4769,19 @@
     </w:p>
     <w:p>
       <w:pPr>
-        <w:pStyle w:val="Tekstpodstawowy"/>
+        <w:pStyle w:val="BodyText"/>
         <w:tabs>
           <w:tab w:val="left" w:pos="0"/>
         </w:tabs>
         <w:spacing w:after="283" w:line="278" w:lineRule="auto"/>
       </w:pPr>
       <w:r>
-        <w:t xml:space="preserve"> </w:t>
-      </w:r>
-      <w:proofErr w:type="spellStart"/>
-      <w:r>
-        <w:t>PodajDane</w:t>
-      </w:r>
-      <w:proofErr w:type="spellEnd"/>
-      <w:r>
-        <w:t>(</w:t>
-      </w:r>
-      <w:proofErr w:type="spellStart"/>
-      <w:r>
-        <w:t>login,haslo</w:t>
-      </w:r>
-      <w:proofErr w:type="spellEnd"/>
-      <w:r>
-        <w:t xml:space="preserve">) – wprowadza swoje dane uwierzytelniające w interfejsie aplikacji. </w:t>
-      </w:r>
-    </w:p>
-    <w:p>
-      <w:pPr>
-        <w:pStyle w:val="Tekstpodstawowy"/>
+        <w:t xml:space="preserve"> PodajDane(login,haslo) – wprowadza swoje dane uwierzytelniające w interfejsie aplikacji. </w:t>
+      </w:r>
+    </w:p>
+    <w:p>
+      <w:pPr>
+        <w:pStyle w:val="BodyText"/>
         <w:tabs>
           <w:tab w:val="left" w:pos="0"/>
         </w:tabs>
@@ -5059,43 +4793,19 @@
     </w:p>
     <w:p>
       <w:pPr>
-        <w:pStyle w:val="Tekstpodstawowy"/>
+        <w:pStyle w:val="BodyText"/>
         <w:tabs>
           <w:tab w:val="left" w:pos="0"/>
         </w:tabs>
         <w:spacing w:after="283" w:line="278" w:lineRule="auto"/>
       </w:pPr>
       <w:r>
-        <w:t xml:space="preserve"> Zaloguj(</w:t>
-      </w:r>
-      <w:proofErr w:type="spellStart"/>
-      <w:r>
-        <w:t>login,haslo</w:t>
-      </w:r>
-      <w:proofErr w:type="spellEnd"/>
-      <w:r>
-        <w:t xml:space="preserve">) – przekazuje wpisane przez użytkownika dane do systemu. return </w:t>
-      </w:r>
-      <w:proofErr w:type="spellStart"/>
-      <w:r>
-        <w:t>WyświetlPanel</w:t>
-      </w:r>
-      <w:proofErr w:type="spellEnd"/>
-      <w:r>
-        <w:t xml:space="preserve">() – ładuje widok pulpitu w przypadku poprawnego logowania. return </w:t>
-      </w:r>
-      <w:proofErr w:type="spellStart"/>
-      <w:r>
-        <w:t>WyswietlKomunikat</w:t>
-      </w:r>
-      <w:proofErr w:type="spellEnd"/>
-      <w:r>
-        <w:t xml:space="preserve">() – wyświetla na ekranie komunikat o błędnych danych. </w:t>
-      </w:r>
-    </w:p>
-    <w:p>
-      <w:pPr>
-        <w:pStyle w:val="Tekstpodstawowy"/>
+        <w:t xml:space="preserve"> Zaloguj(login,haslo) – przekazuje wpisane przez użytkownika dane do systemu. return WyświetlPanel() – ładuje widok pulpitu w przypadku poprawnego logowania. return WyswietlKomunikat() – wyświetla na ekranie komunikat o błędnych danych. </w:t>
+      </w:r>
+    </w:p>
+    <w:p>
+      <w:pPr>
+        <w:pStyle w:val="BodyText"/>
         <w:tabs>
           <w:tab w:val="left" w:pos="0"/>
         </w:tabs>
@@ -5107,40 +4817,19 @@
     </w:p>
     <w:p>
       <w:pPr>
-        <w:pStyle w:val="Tekstpodstawowy"/>
+        <w:pStyle w:val="BodyText"/>
         <w:tabs>
           <w:tab w:val="left" w:pos="0"/>
         </w:tabs>
         <w:spacing w:after="283" w:line="278" w:lineRule="auto"/>
       </w:pPr>
-      <w:proofErr w:type="spellStart"/>
-      <w:r>
-        <w:t>WeryfikujDane</w:t>
-      </w:r>
-      <w:proofErr w:type="spellEnd"/>
-      <w:r>
-        <w:t>(</w:t>
-      </w:r>
-      <w:proofErr w:type="spellStart"/>
-      <w:r>
-        <w:t>login,haslo</w:t>
-      </w:r>
-      <w:proofErr w:type="spellEnd"/>
-      <w:r>
-        <w:t xml:space="preserve">) – odpytuje bazę danych w celu sprawdzenia poprawności poświadczeń. return Zalogowano – przekazuje do formularza informację o sukcesie autoryzacji. return </w:t>
-      </w:r>
-      <w:proofErr w:type="spellStart"/>
-      <w:r>
-        <w:t>BładLogowania</w:t>
-      </w:r>
-      <w:proofErr w:type="spellEnd"/>
-      <w:r>
-        <w:t xml:space="preserve"> – przekazuje do formularza informację o błędzie logowania. </w:t>
-      </w:r>
-    </w:p>
-    <w:p>
-      <w:pPr>
-        <w:pStyle w:val="Tekstpodstawowy"/>
+      <w:r>
+        <w:t xml:space="preserve">WeryfikujDane(login,haslo) – odpytuje bazę danych w celu sprawdzenia poprawności poświadczeń. return Zalogowano – przekazuje do formularza informację o sukcesie autoryzacji. return BładLogowania – przekazuje do formularza informację o błędzie logowania. </w:t>
+      </w:r>
+    </w:p>
+    <w:p>
+      <w:pPr>
+        <w:pStyle w:val="BodyText"/>
         <w:tabs>
           <w:tab w:val="left" w:pos="0"/>
         </w:tabs>
@@ -5152,27 +4841,19 @@
     </w:p>
     <w:p>
       <w:pPr>
-        <w:pStyle w:val="Tekstpodstawowy"/>
+        <w:pStyle w:val="BodyText"/>
         <w:tabs>
           <w:tab w:val="left" w:pos="0"/>
         </w:tabs>
         <w:spacing w:after="283" w:line="278" w:lineRule="auto"/>
       </w:pPr>
       <w:r>
-        <w:t xml:space="preserve"> return </w:t>
-      </w:r>
-      <w:proofErr w:type="spellStart"/>
-      <w:r>
-        <w:t>StatusAutoryzacji</w:t>
-      </w:r>
-      <w:proofErr w:type="spellEnd"/>
-      <w:r>
-        <w:t xml:space="preserve"> – zwraca do systemu wartość logiczną potwierdzającą lub odrzucającą zgodność loginu i hasła.</w:t>
-      </w:r>
-    </w:p>
-    <w:p>
-      <w:pPr>
-        <w:pStyle w:val="Tekstpodstawowy"/>
+        <w:t xml:space="preserve"> return StatusAutoryzacji – zwraca do systemu wartość logiczną potwierdzającą lub odrzucającą zgodność loginu i hasła.</w:t>
+      </w:r>
+    </w:p>
+    <w:p>
+      <w:pPr>
+        <w:pStyle w:val="BodyText"/>
         <w:tabs>
           <w:tab w:val="left" w:pos="0"/>
         </w:tabs>
@@ -5181,7 +4862,7 @@
     </w:p>
     <w:p>
       <w:pPr>
-        <w:pStyle w:val="Tekstpodstawowy"/>
+        <w:pStyle w:val="BodyText"/>
         <w:tabs>
           <w:tab w:val="left" w:pos="0"/>
         </w:tabs>
@@ -5227,7 +4908,7 @@
     </w:p>
     <w:p>
       <w:pPr>
-        <w:pStyle w:val="Tekstpodstawowy"/>
+        <w:pStyle w:val="BodyText"/>
         <w:tabs>
           <w:tab w:val="left" w:pos="0"/>
         </w:tabs>
@@ -5294,21 +4975,14 @@
       <w:pPr>
         <w:ind w:firstLine="708"/>
       </w:pPr>
-      <w:proofErr w:type="spellStart"/>
-      <w:r>
-        <w:t>ZarejestrujZwrot</w:t>
-      </w:r>
-      <w:proofErr w:type="spellEnd"/>
-      <w:r>
-        <w:t>() - metoda do zwrócenia sprzętu</w:t>
-      </w:r>
-    </w:p>
-    <w:p>
-      <w:proofErr w:type="spellStart"/>
+      <w:r>
+        <w:t>ZarejestrujZwrot() - metoda do zwrócenia sprzętu</w:t>
+      </w:r>
+    </w:p>
+    <w:p>
       <w:r>
         <w:t>Zarzad</w:t>
       </w:r>
-      <w:proofErr w:type="spellEnd"/>
     </w:p>
     <w:p>
       <w:pPr>
@@ -5325,10 +4999,9 @@
     </w:p>
     <w:p>
       <w:pPr>
-        <w:pStyle w:val="Nagwek1"/>
-      </w:pPr>
-      <w:r>
-        <w:lastRenderedPageBreak/>
+        <w:pStyle w:val="Heading1"/>
+      </w:pPr>
+      <w:r>
         <w:t xml:space="preserve">5. Perspektywa projektowa </w:t>
       </w:r>
     </w:p>
@@ -5439,10 +5112,9 @@
     </w:p>
     <w:p>
       <w:pPr>
-        <w:pStyle w:val="Nagwek2"/>
-      </w:pPr>
-      <w:r>
-        <w:lastRenderedPageBreak/>
+        <w:pStyle w:val="Heading2"/>
+      </w:pPr>
+      <w:r>
         <w:t>5.1 Diagram klas</w:t>
       </w:r>
     </w:p>
@@ -5496,7 +5168,7 @@
     </w:p>
     <w:p>
       <w:pPr>
-        <w:pStyle w:val="Nagwek2"/>
+        <w:pStyle w:val="Heading2"/>
       </w:pPr>
       <w:r>
         <w:t>5.2 Wykaz klas</w:t>
@@ -5733,7 +5405,6 @@
           <w:rFonts w:ascii="Aptos" w:eastAsia="Aptos" w:hAnsi="Aptos" w:cs="Aptos"/>
           <w:color w:val="000000" w:themeColor="text1"/>
         </w:rPr>
-        <w:lastRenderedPageBreak/>
         <w:t>metody:</w:t>
       </w:r>
     </w:p>
@@ -6173,7 +5844,6 @@
           <w:rFonts w:ascii="Aptos" w:eastAsia="Aptos" w:hAnsi="Aptos" w:cs="Aptos"/>
           <w:color w:val="000000" w:themeColor="text1"/>
         </w:rPr>
-        <w:lastRenderedPageBreak/>
         <w:t>Miejsce, na którym odbywają się jednostki treningowe lub mecze. </w:t>
       </w:r>
     </w:p>
@@ -6408,7 +6078,7 @@
     </w:p>
     <w:p>
       <w:pPr>
-        <w:pStyle w:val="Tekstpodstawowy"/>
+        <w:pStyle w:val="BodyText"/>
         <w:spacing w:after="140" w:line="240" w:lineRule="auto"/>
         <w:rPr>
           <w:rFonts w:ascii="sans-serif" w:eastAsia="sans-serif" w:hAnsi="sans-serif" w:cs="sans-serif"/>
@@ -6430,7 +6100,7 @@
     </w:p>
     <w:p>
       <w:pPr>
-        <w:pStyle w:val="Tekstpodstawowy"/>
+        <w:pStyle w:val="BodyText"/>
         <w:spacing w:line="331" w:lineRule="auto"/>
         <w:rPr>
           <w:rFonts w:ascii="sans-serif" w:eastAsia="sans-serif" w:hAnsi="sans-serif" w:cs="sans-serif"/>
@@ -6451,7 +6121,7 @@
     </w:p>
     <w:p>
       <w:pPr>
-        <w:pStyle w:val="Tekstpodstawowy"/>
+        <w:pStyle w:val="BodyText"/>
         <w:spacing w:line="331" w:lineRule="auto"/>
         <w:ind w:firstLine="720"/>
         <w:rPr>
@@ -6473,7 +6143,7 @@
     </w:p>
     <w:p>
       <w:pPr>
-        <w:pStyle w:val="Tekstpodstawowy"/>
+        <w:pStyle w:val="BodyText"/>
         <w:spacing w:line="331" w:lineRule="auto"/>
         <w:ind w:firstLine="720"/>
         <w:rPr>
@@ -6495,7 +6165,7 @@
     </w:p>
     <w:p>
       <w:pPr>
-        <w:pStyle w:val="Tekstpodstawowy"/>
+        <w:pStyle w:val="BodyText"/>
         <w:spacing w:line="331" w:lineRule="auto"/>
         <w:ind w:firstLine="720"/>
         <w:rPr>
@@ -6517,7 +6187,7 @@
     </w:p>
     <w:p>
       <w:pPr>
-        <w:pStyle w:val="Tekstpodstawowy"/>
+        <w:pStyle w:val="BodyText"/>
         <w:spacing w:line="331" w:lineRule="auto"/>
         <w:ind w:firstLine="720"/>
         <w:rPr>
@@ -6534,19 +6204,21 @@
           <w:sz w:val="22"/>
           <w:szCs w:val="22"/>
         </w:rPr>
-        <w:t xml:space="preserve">+ </w:t>
-      </w:r>
-      <w:proofErr w:type="spellStart"/>
-      <w:r>
+        <w:t>+ opłaćSkładkę() : void - pozwala uregulować należności </w:t>
+      </w:r>
+    </w:p>
+    <w:p>
+      <w:pPr>
+        <w:pStyle w:val="BodyText"/>
+        <w:spacing w:line="331" w:lineRule="auto"/>
+        <w:ind w:firstLine="720"/>
         <w:rPr>
           <w:rFonts w:ascii="sans-serif" w:eastAsia="sans-serif" w:hAnsi="sans-serif" w:cs="sans-serif"/>
           <w:color w:val="000000" w:themeColor="text1"/>
           <w:sz w:val="22"/>
           <w:szCs w:val="22"/>
         </w:rPr>
-        <w:t>opłaćSkładkę</w:t>
-      </w:r>
-      <w:proofErr w:type="spellEnd"/>
+      </w:pPr>
       <w:r>
         <w:rPr>
           <w:rFonts w:ascii="sans-serif" w:eastAsia="sans-serif" w:hAnsi="sans-serif" w:cs="sans-serif"/>
@@ -6554,19 +6226,30 @@
           <w:sz w:val="22"/>
           <w:szCs w:val="22"/>
         </w:rPr>
-        <w:t xml:space="preserve">() : </w:t>
-      </w:r>
-      <w:proofErr w:type="spellStart"/>
-      <w:r>
+        <w:t>+ potwierdz_udzial(Powołanie) : void </w:t>
+      </w:r>
+    </w:p>
+    <w:p>
+      <w:pPr>
+        <w:pStyle w:val="BodyText"/>
+        <w:spacing w:line="331" w:lineRule="auto"/>
         <w:rPr>
           <w:rFonts w:ascii="sans-serif" w:eastAsia="sans-serif" w:hAnsi="sans-serif" w:cs="sans-serif"/>
           <w:color w:val="000000" w:themeColor="text1"/>
           <w:sz w:val="22"/>
           <w:szCs w:val="22"/>
         </w:rPr>
-        <w:t>void</w:t>
-      </w:r>
-      <w:proofErr w:type="spellEnd"/>
+      </w:pPr>
+    </w:p>
+    <w:p>
+      <w:pPr>
+        <w:pStyle w:val="BodyText"/>
+        <w:spacing w:line="331" w:lineRule="auto"/>
+        <w:rPr>
+          <w:rFonts w:ascii="Aptos" w:eastAsia="Aptos" w:hAnsi="Aptos" w:cs="Aptos"/>
+          <w:color w:val="000000" w:themeColor="text1"/>
+        </w:rPr>
+      </w:pPr>
       <w:r>
         <w:rPr>
           <w:rFonts w:ascii="sans-serif" w:eastAsia="sans-serif" w:hAnsi="sans-serif" w:cs="sans-serif"/>
@@ -6574,12 +6257,761 @@
           <w:sz w:val="22"/>
           <w:szCs w:val="22"/>
         </w:rPr>
-        <w:t xml:space="preserve"> - pozwala uregulować należności </w:t>
-      </w:r>
-    </w:p>
-    <w:p>
-      <w:pPr>
-        <w:pStyle w:val="Tekstpodstawowy"/>
+        <w:t>Reprezentuje prawnego opiekuna zawodnika, z którym kontaktuje się system w sprawach organizacyjnych. Dziedziczy po klasie Użytkownik. </w:t>
+      </w:r>
+      <w:r>
+        <w:br/>
+      </w:r>
+    </w:p>
+    <w:p>
+      <w:pPr>
+        <w:spacing w:line="240" w:lineRule="auto"/>
+        <w:rPr>
+          <w:rFonts w:ascii="Aptos" w:eastAsia="Aptos" w:hAnsi="Aptos" w:cs="Aptos"/>
+          <w:color w:val="000000" w:themeColor="text1"/>
+        </w:rPr>
+      </w:pPr>
+      <w:r>
+        <w:rPr>
+          <w:rFonts w:ascii="Aptos" w:eastAsia="Aptos" w:hAnsi="Aptos" w:cs="Aptos"/>
+          <w:b/>
+          <w:bCs/>
+          <w:color w:val="000000" w:themeColor="text1"/>
+        </w:rPr>
+        <w:t>Powołanie:</w:t>
+      </w:r>
+    </w:p>
+    <w:p>
+      <w:pPr>
+        <w:spacing w:line="240" w:lineRule="auto"/>
+        <w:rPr>
+          <w:rFonts w:ascii="Aptos" w:eastAsia="Aptos" w:hAnsi="Aptos" w:cs="Aptos"/>
+          <w:color w:val="000000" w:themeColor="text1"/>
+        </w:rPr>
+      </w:pPr>
+      <w:r>
+        <w:rPr>
+          <w:rFonts w:ascii="Aptos" w:eastAsia="Aptos" w:hAnsi="Aptos" w:cs="Aptos"/>
+          <w:color w:val="000000" w:themeColor="text1"/>
+        </w:rPr>
+        <w:t>atrybuty:</w:t>
+      </w:r>
+    </w:p>
+    <w:p>
+      <w:pPr>
+        <w:spacing w:line="240" w:lineRule="auto"/>
+        <w:ind w:firstLine="708"/>
+        <w:rPr>
+          <w:rFonts w:ascii="Aptos" w:eastAsia="Aptos" w:hAnsi="Aptos" w:cs="Aptos"/>
+          <w:color w:val="000000" w:themeColor="text1"/>
+        </w:rPr>
+      </w:pPr>
+      <w:r>
+        <w:rPr>
+          <w:rFonts w:ascii="Aptos" w:eastAsia="Aptos" w:hAnsi="Aptos" w:cs="Aptos"/>
+          <w:color w:val="000000" w:themeColor="text1"/>
+        </w:rPr>
+        <w:t>- IDPowołania</w:t>
+      </w:r>
+    </w:p>
+    <w:p>
+      <w:pPr>
+        <w:spacing w:line="240" w:lineRule="auto"/>
+        <w:ind w:firstLine="708"/>
+        <w:rPr>
+          <w:rFonts w:ascii="Aptos" w:eastAsia="Aptos" w:hAnsi="Aptos" w:cs="Aptos"/>
+          <w:color w:val="000000" w:themeColor="text1"/>
+        </w:rPr>
+      </w:pPr>
+      <w:r>
+        <w:rPr>
+          <w:rFonts w:ascii="Aptos" w:eastAsia="Aptos" w:hAnsi="Aptos" w:cs="Aptos"/>
+          <w:color w:val="000000" w:themeColor="text1"/>
+        </w:rPr>
+        <w:t>- dataPowołania</w:t>
+      </w:r>
+    </w:p>
+    <w:p>
+      <w:pPr>
+        <w:spacing w:line="240" w:lineRule="auto"/>
+        <w:ind w:firstLine="708"/>
+        <w:rPr>
+          <w:rFonts w:ascii="Aptos" w:eastAsia="Aptos" w:hAnsi="Aptos" w:cs="Aptos"/>
+          <w:color w:val="000000" w:themeColor="text1"/>
+        </w:rPr>
+      </w:pPr>
+      <w:r>
+        <w:rPr>
+          <w:rFonts w:ascii="Aptos" w:eastAsia="Aptos" w:hAnsi="Aptos" w:cs="Aptos"/>
+          <w:color w:val="000000" w:themeColor="text1"/>
+        </w:rPr>
+        <w:t>- status - stan powołania (zatwierdzone, odrzucone)</w:t>
+      </w:r>
+    </w:p>
+    <w:p>
+      <w:pPr>
+        <w:spacing w:line="240" w:lineRule="auto"/>
+        <w:rPr>
+          <w:rFonts w:ascii="Aptos" w:eastAsia="Aptos" w:hAnsi="Aptos" w:cs="Aptos"/>
+          <w:color w:val="000000" w:themeColor="text1"/>
+        </w:rPr>
+      </w:pPr>
+      <w:r>
+        <w:rPr>
+          <w:rFonts w:ascii="Aptos" w:eastAsia="Aptos" w:hAnsi="Aptos" w:cs="Aptos"/>
+          <w:color w:val="000000" w:themeColor="text1"/>
+        </w:rPr>
+        <w:t>metody:</w:t>
+      </w:r>
+    </w:p>
+    <w:p>
+      <w:pPr>
+        <w:spacing w:line="240" w:lineRule="auto"/>
+        <w:ind w:firstLine="708"/>
+        <w:rPr>
+          <w:rFonts w:ascii="Aptos" w:eastAsia="Aptos" w:hAnsi="Aptos" w:cs="Aptos"/>
+          <w:color w:val="000000" w:themeColor="text1"/>
+        </w:rPr>
+      </w:pPr>
+      <w:r>
+        <w:rPr>
+          <w:rFonts w:ascii="Aptos" w:eastAsia="Aptos" w:hAnsi="Aptos" w:cs="Aptos"/>
+          <w:color w:val="000000" w:themeColor="text1"/>
+        </w:rPr>
+        <w:t>+ potwierdzUdział()</w:t>
+      </w:r>
+    </w:p>
+    <w:p>
+      <w:pPr>
+        <w:spacing w:line="240" w:lineRule="auto"/>
+        <w:ind w:firstLine="708"/>
+        <w:rPr>
+          <w:rFonts w:ascii="Aptos" w:eastAsia="Aptos" w:hAnsi="Aptos" w:cs="Aptos"/>
+          <w:color w:val="000000" w:themeColor="text1"/>
+        </w:rPr>
+      </w:pPr>
+      <w:r>
+        <w:rPr>
+          <w:rFonts w:ascii="Aptos" w:eastAsia="Aptos" w:hAnsi="Aptos" w:cs="Aptos"/>
+          <w:color w:val="000000" w:themeColor="text1"/>
+        </w:rPr>
+        <w:t>+ odrzucUdział()</w:t>
+      </w:r>
+    </w:p>
+    <w:p>
+      <w:pPr>
+        <w:spacing w:line="240" w:lineRule="auto"/>
+        <w:rPr>
+          <w:rFonts w:ascii="Aptos" w:eastAsia="Aptos" w:hAnsi="Aptos" w:cs="Aptos"/>
+          <w:color w:val="000000" w:themeColor="text1"/>
+        </w:rPr>
+      </w:pPr>
+    </w:p>
+    <w:p>
+      <w:pPr>
+        <w:spacing w:line="240" w:lineRule="auto"/>
+        <w:rPr>
+          <w:rFonts w:ascii="Aptos" w:eastAsia="Aptos" w:hAnsi="Aptos" w:cs="Aptos"/>
+          <w:color w:val="000000" w:themeColor="text1"/>
+        </w:rPr>
+      </w:pPr>
+      <w:r>
+        <w:rPr>
+          <w:rFonts w:ascii="Aptos" w:eastAsia="Aptos" w:hAnsi="Aptos" w:cs="Aptos"/>
+          <w:color w:val="000000" w:themeColor="text1"/>
+        </w:rPr>
+        <w:t>Klasa służy do przechowywania podstawowych informacji o stanie powołania. Umożliwia potwierdzenie lub odrzucenie udziału przez opiekuna.</w:t>
+      </w:r>
+    </w:p>
+    <w:p>
+      <w:pPr>
+        <w:spacing w:line="240" w:lineRule="auto"/>
+        <w:rPr>
+          <w:rFonts w:ascii="Aptos" w:eastAsia="Aptos" w:hAnsi="Aptos" w:cs="Aptos"/>
+          <w:color w:val="000000" w:themeColor="text1"/>
+        </w:rPr>
+      </w:pPr>
+    </w:p>
+    <w:p>
+      <w:pPr>
+        <w:spacing w:line="240" w:lineRule="auto"/>
+        <w:rPr>
+          <w:rFonts w:ascii="Aptos" w:eastAsia="Aptos" w:hAnsi="Aptos" w:cs="Aptos"/>
+          <w:color w:val="000000" w:themeColor="text1"/>
+        </w:rPr>
+      </w:pPr>
+      <w:r>
+        <w:rPr>
+          <w:rFonts w:ascii="Aptos" w:eastAsia="Aptos" w:hAnsi="Aptos" w:cs="Aptos"/>
+          <w:b/>
+          <w:bCs/>
+          <w:color w:val="000000" w:themeColor="text1"/>
+        </w:rPr>
+        <w:t>Składka</w:t>
+      </w:r>
+      <w:r>
+        <w:rPr>
+          <w:rFonts w:ascii="Aptos" w:eastAsia="Aptos" w:hAnsi="Aptos" w:cs="Aptos"/>
+          <w:color w:val="000000" w:themeColor="text1"/>
+        </w:rPr>
+        <w:t>:</w:t>
+      </w:r>
+    </w:p>
+    <w:p>
+      <w:pPr>
+        <w:spacing w:line="240" w:lineRule="auto"/>
+        <w:rPr>
+          <w:rFonts w:ascii="Aptos" w:eastAsia="Aptos" w:hAnsi="Aptos" w:cs="Aptos"/>
+          <w:color w:val="000000" w:themeColor="text1"/>
+        </w:rPr>
+      </w:pPr>
+      <w:r>
+        <w:rPr>
+          <w:rFonts w:ascii="Aptos" w:eastAsia="Aptos" w:hAnsi="Aptos" w:cs="Aptos"/>
+          <w:color w:val="000000" w:themeColor="text1"/>
+        </w:rPr>
+        <w:t>atrybuty:</w:t>
+      </w:r>
+    </w:p>
+    <w:p>
+      <w:pPr>
+        <w:spacing w:line="240" w:lineRule="auto"/>
+        <w:ind w:firstLine="708"/>
+        <w:rPr>
+          <w:rFonts w:ascii="Aptos" w:eastAsia="Aptos" w:hAnsi="Aptos" w:cs="Aptos"/>
+          <w:color w:val="000000" w:themeColor="text1"/>
+        </w:rPr>
+      </w:pPr>
+      <w:r>
+        <w:rPr>
+          <w:rFonts w:ascii="Aptos" w:eastAsia="Aptos" w:hAnsi="Aptos" w:cs="Aptos"/>
+          <w:color w:val="000000" w:themeColor="text1"/>
+        </w:rPr>
+        <w:t>-IDSkladki</w:t>
+      </w:r>
+    </w:p>
+    <w:p>
+      <w:pPr>
+        <w:spacing w:line="240" w:lineRule="auto"/>
+        <w:ind w:firstLine="708"/>
+        <w:rPr>
+          <w:rFonts w:ascii="Aptos" w:eastAsia="Aptos" w:hAnsi="Aptos" w:cs="Aptos"/>
+          <w:color w:val="000000" w:themeColor="text1"/>
+        </w:rPr>
+      </w:pPr>
+      <w:r>
+        <w:rPr>
+          <w:rFonts w:ascii="Aptos" w:eastAsia="Aptos" w:hAnsi="Aptos" w:cs="Aptos"/>
+          <w:color w:val="000000" w:themeColor="text1"/>
+        </w:rPr>
+        <w:t>-miesiac</w:t>
+      </w:r>
+    </w:p>
+    <w:p>
+      <w:pPr>
+        <w:spacing w:line="240" w:lineRule="auto"/>
+        <w:ind w:firstLine="708"/>
+        <w:rPr>
+          <w:rFonts w:ascii="Aptos" w:eastAsia="Aptos" w:hAnsi="Aptos" w:cs="Aptos"/>
+          <w:color w:val="000000" w:themeColor="text1"/>
+        </w:rPr>
+      </w:pPr>
+      <w:r>
+        <w:rPr>
+          <w:rFonts w:ascii="Aptos" w:eastAsia="Aptos" w:hAnsi="Aptos" w:cs="Aptos"/>
+          <w:color w:val="000000" w:themeColor="text1"/>
+        </w:rPr>
+        <w:t>-rok</w:t>
+      </w:r>
+    </w:p>
+    <w:p>
+      <w:pPr>
+        <w:spacing w:line="240" w:lineRule="auto"/>
+        <w:ind w:firstLine="708"/>
+        <w:rPr>
+          <w:rFonts w:ascii="Aptos" w:eastAsia="Aptos" w:hAnsi="Aptos" w:cs="Aptos"/>
+          <w:color w:val="000000" w:themeColor="text1"/>
+        </w:rPr>
+      </w:pPr>
+      <w:r>
+        <w:rPr>
+          <w:rFonts w:ascii="Aptos" w:eastAsia="Aptos" w:hAnsi="Aptos" w:cs="Aptos"/>
+          <w:color w:val="000000" w:themeColor="text1"/>
+        </w:rPr>
+        <w:t>-kwota</w:t>
+      </w:r>
+    </w:p>
+    <w:p>
+      <w:pPr>
+        <w:spacing w:line="240" w:lineRule="auto"/>
+        <w:ind w:firstLine="708"/>
+        <w:rPr>
+          <w:rFonts w:ascii="Aptos" w:eastAsia="Aptos" w:hAnsi="Aptos" w:cs="Aptos"/>
+          <w:color w:val="000000" w:themeColor="text1"/>
+        </w:rPr>
+      </w:pPr>
+      <w:r>
+        <w:rPr>
+          <w:rFonts w:ascii="Aptos" w:eastAsia="Aptos" w:hAnsi="Aptos" w:cs="Aptos"/>
+          <w:color w:val="000000" w:themeColor="text1"/>
+        </w:rPr>
+        <w:t>-status</w:t>
+      </w:r>
+    </w:p>
+    <w:p>
+      <w:pPr>
+        <w:spacing w:line="240" w:lineRule="auto"/>
+        <w:ind w:firstLine="708"/>
+        <w:rPr>
+          <w:rFonts w:ascii="Aptos" w:eastAsia="Aptos" w:hAnsi="Aptos" w:cs="Aptos"/>
+          <w:color w:val="000000" w:themeColor="text1"/>
+        </w:rPr>
+      </w:pPr>
+      <w:r>
+        <w:rPr>
+          <w:rFonts w:ascii="Aptos" w:eastAsia="Aptos" w:hAnsi="Aptos" w:cs="Aptos"/>
+          <w:color w:val="000000" w:themeColor="text1"/>
+        </w:rPr>
+        <w:t>metody</w:t>
+      </w:r>
+    </w:p>
+    <w:p>
+      <w:pPr>
+        <w:spacing w:line="240" w:lineRule="auto"/>
+        <w:ind w:firstLine="708"/>
+        <w:rPr>
+          <w:rFonts w:ascii="Aptos" w:eastAsia="Aptos" w:hAnsi="Aptos" w:cs="Aptos"/>
+          <w:color w:val="000000" w:themeColor="text1"/>
+        </w:rPr>
+      </w:pPr>
+      <w:r>
+        <w:rPr>
+          <w:rFonts w:ascii="Aptos" w:eastAsia="Aptos" w:hAnsi="Aptos" w:cs="Aptos"/>
+          <w:color w:val="000000" w:themeColor="text1"/>
+        </w:rPr>
+        <w:t>+zaksiegujWplate()</w:t>
+      </w:r>
+    </w:p>
+    <w:p>
+      <w:pPr>
+        <w:spacing w:line="240" w:lineRule="auto"/>
+        <w:rPr>
+          <w:rFonts w:ascii="Aptos" w:eastAsia="Aptos" w:hAnsi="Aptos" w:cs="Aptos"/>
+          <w:color w:val="000000" w:themeColor="text1"/>
+        </w:rPr>
+      </w:pPr>
+    </w:p>
+    <w:p>
+      <w:pPr>
+        <w:spacing w:line="240" w:lineRule="auto"/>
+        <w:rPr>
+          <w:rFonts w:ascii="Aptos" w:eastAsia="Aptos" w:hAnsi="Aptos" w:cs="Aptos"/>
+          <w:color w:val="000000" w:themeColor="text1"/>
+        </w:rPr>
+      </w:pPr>
+      <w:r>
+        <w:rPr>
+          <w:rFonts w:ascii="Aptos" w:eastAsia="Aptos" w:hAnsi="Aptos" w:cs="Aptos"/>
+          <w:color w:val="000000" w:themeColor="text1"/>
+        </w:rPr>
+        <w:t>Klasa służy do przechowywania podstawowych informacji o stanie składek, opłaconych oraz nie. Umożliwia opłacenie składki.</w:t>
+      </w:r>
+    </w:p>
+    <w:p>
+      <w:pPr>
+        <w:spacing w:line="240" w:lineRule="auto"/>
+        <w:rPr>
+          <w:rFonts w:ascii="Aptos" w:eastAsia="Aptos" w:hAnsi="Aptos" w:cs="Aptos"/>
+          <w:color w:val="000000" w:themeColor="text1"/>
+        </w:rPr>
+      </w:pPr>
+    </w:p>
+    <w:p>
+      <w:pPr>
+        <w:spacing w:line="240" w:lineRule="auto"/>
+        <w:rPr>
+          <w:rFonts w:ascii="Aptos" w:eastAsia="Aptos" w:hAnsi="Aptos" w:cs="Aptos"/>
+          <w:color w:val="000000" w:themeColor="text1"/>
+        </w:rPr>
+      </w:pPr>
+      <w:r>
+        <w:rPr>
+          <w:rFonts w:ascii="Aptos" w:eastAsia="Aptos" w:hAnsi="Aptos" w:cs="Aptos"/>
+          <w:b/>
+          <w:bCs/>
+          <w:color w:val="000000" w:themeColor="text1"/>
+        </w:rPr>
+        <w:t>Sprzęt:</w:t>
+      </w:r>
+    </w:p>
+    <w:p>
+      <w:pPr>
+        <w:spacing w:line="240" w:lineRule="auto"/>
+        <w:rPr>
+          <w:rFonts w:ascii="Aptos" w:eastAsia="Aptos" w:hAnsi="Aptos" w:cs="Aptos"/>
+          <w:color w:val="000000" w:themeColor="text1"/>
+        </w:rPr>
+      </w:pPr>
+      <w:r>
+        <w:rPr>
+          <w:rFonts w:ascii="Aptos" w:eastAsia="Aptos" w:hAnsi="Aptos" w:cs="Aptos"/>
+          <w:color w:val="000000" w:themeColor="text1"/>
+        </w:rPr>
+        <w:t>atrybuty:</w:t>
+      </w:r>
+    </w:p>
+    <w:p>
+      <w:pPr>
+        <w:spacing w:line="240" w:lineRule="auto"/>
+        <w:ind w:firstLine="708"/>
+        <w:rPr>
+          <w:rFonts w:ascii="Aptos" w:eastAsia="Aptos" w:hAnsi="Aptos" w:cs="Aptos"/>
+          <w:color w:val="000000" w:themeColor="text1"/>
+        </w:rPr>
+      </w:pPr>
+      <w:r>
+        <w:rPr>
+          <w:rFonts w:ascii="Aptos" w:eastAsia="Aptos" w:hAnsi="Aptos" w:cs="Aptos"/>
+          <w:color w:val="000000" w:themeColor="text1"/>
+        </w:rPr>
+        <w:t>-IDSprzetu</w:t>
+      </w:r>
+    </w:p>
+    <w:p>
+      <w:pPr>
+        <w:spacing w:line="240" w:lineRule="auto"/>
+        <w:ind w:firstLine="708"/>
+        <w:rPr>
+          <w:rFonts w:ascii="Aptos" w:eastAsia="Aptos" w:hAnsi="Aptos" w:cs="Aptos"/>
+          <w:color w:val="000000" w:themeColor="text1"/>
+        </w:rPr>
+      </w:pPr>
+      <w:r>
+        <w:rPr>
+          <w:rFonts w:ascii="Aptos" w:eastAsia="Aptos" w:hAnsi="Aptos" w:cs="Aptos"/>
+          <w:color w:val="000000" w:themeColor="text1"/>
+        </w:rPr>
+        <w:t>-nazwa</w:t>
+      </w:r>
+    </w:p>
+    <w:p>
+      <w:pPr>
+        <w:spacing w:line="240" w:lineRule="auto"/>
+        <w:ind w:firstLine="708"/>
+        <w:rPr>
+          <w:rFonts w:ascii="Aptos" w:eastAsia="Aptos" w:hAnsi="Aptos" w:cs="Aptos"/>
+          <w:color w:val="000000" w:themeColor="text1"/>
+        </w:rPr>
+      </w:pPr>
+      <w:r>
+        <w:rPr>
+          <w:rFonts w:ascii="Aptos" w:eastAsia="Aptos" w:hAnsi="Aptos" w:cs="Aptos"/>
+          <w:color w:val="000000" w:themeColor="text1"/>
+        </w:rPr>
+        <w:t>-statusWypozyczenia</w:t>
+      </w:r>
+    </w:p>
+    <w:p>
+      <w:pPr>
+        <w:spacing w:line="240" w:lineRule="auto"/>
+        <w:rPr>
+          <w:rFonts w:ascii="Aptos" w:eastAsia="Aptos" w:hAnsi="Aptos" w:cs="Aptos"/>
+          <w:color w:val="000000" w:themeColor="text1"/>
+        </w:rPr>
+      </w:pPr>
+      <w:r>
+        <w:rPr>
+          <w:rFonts w:ascii="Aptos" w:eastAsia="Aptos" w:hAnsi="Aptos" w:cs="Aptos"/>
+          <w:color w:val="000000" w:themeColor="text1"/>
+        </w:rPr>
+        <w:t>metody</w:t>
+      </w:r>
+    </w:p>
+    <w:p>
+      <w:pPr>
+        <w:spacing w:line="240" w:lineRule="auto"/>
+        <w:ind w:firstLine="708"/>
+        <w:rPr>
+          <w:rFonts w:ascii="Aptos" w:eastAsia="Aptos" w:hAnsi="Aptos" w:cs="Aptos"/>
+          <w:color w:val="000000" w:themeColor="text1"/>
+        </w:rPr>
+      </w:pPr>
+      <w:r>
+        <w:rPr>
+          <w:rFonts w:ascii="Aptos" w:eastAsia="Aptos" w:hAnsi="Aptos" w:cs="Aptos"/>
+          <w:color w:val="000000" w:themeColor="text1"/>
+        </w:rPr>
+        <w:t>+wydaj(zawodnik Zawodnik)</w:t>
+      </w:r>
+    </w:p>
+    <w:p>
+      <w:pPr>
+        <w:spacing w:line="240" w:lineRule="auto"/>
+        <w:ind w:firstLine="708"/>
+        <w:rPr>
+          <w:rFonts w:ascii="Aptos" w:eastAsia="Aptos" w:hAnsi="Aptos" w:cs="Aptos"/>
+          <w:color w:val="000000" w:themeColor="text1"/>
+        </w:rPr>
+      </w:pPr>
+      <w:r>
+        <w:rPr>
+          <w:rFonts w:ascii="Aptos" w:eastAsia="Aptos" w:hAnsi="Aptos" w:cs="Aptos"/>
+          <w:color w:val="000000" w:themeColor="text1"/>
+        </w:rPr>
+        <w:t>+zarejestrujZwrot()</w:t>
+      </w:r>
+    </w:p>
+    <w:p>
+      <w:pPr>
+        <w:spacing w:line="240" w:lineRule="auto"/>
+        <w:rPr>
+          <w:rFonts w:ascii="Aptos" w:eastAsia="Aptos" w:hAnsi="Aptos" w:cs="Aptos"/>
+          <w:color w:val="000000" w:themeColor="text1"/>
+        </w:rPr>
+      </w:pPr>
+    </w:p>
+    <w:p>
+      <w:pPr>
+        <w:spacing w:line="240" w:lineRule="auto"/>
+        <w:rPr>
+          <w:rFonts w:ascii="Aptos" w:eastAsia="Aptos" w:hAnsi="Aptos" w:cs="Aptos"/>
+          <w:color w:val="000000" w:themeColor="text1"/>
+        </w:rPr>
+      </w:pPr>
+      <w:r>
+        <w:rPr>
+          <w:rFonts w:ascii="Aptos" w:eastAsia="Aptos" w:hAnsi="Aptos" w:cs="Aptos"/>
+          <w:color w:val="000000" w:themeColor="text1"/>
+        </w:rPr>
+        <w:t>Klasa służy do przechowywania informacji stanie oraz statusie wypożyczenia sprzętu sportowego. Umożliwia wydanie sprzętu zawodnikowi oraz zarejestrowanie jego zwrotu.</w:t>
+      </w:r>
+    </w:p>
+    <w:p>
+      <w:pPr>
+        <w:spacing w:line="240" w:lineRule="auto"/>
+        <w:rPr>
+          <w:rFonts w:ascii="Aptos" w:eastAsia="Aptos" w:hAnsi="Aptos" w:cs="Aptos"/>
+          <w:color w:val="000000" w:themeColor="text1"/>
+        </w:rPr>
+      </w:pPr>
+    </w:p>
+    <w:p>
+      <w:pPr>
+        <w:spacing w:line="240" w:lineRule="auto"/>
+        <w:rPr>
+          <w:rFonts w:ascii="Aptos" w:eastAsia="Aptos" w:hAnsi="Aptos" w:cs="Aptos"/>
+          <w:color w:val="000000" w:themeColor="text1"/>
+        </w:rPr>
+      </w:pPr>
+      <w:r>
+        <w:rPr>
+          <w:rFonts w:ascii="Aptos" w:eastAsia="Aptos" w:hAnsi="Aptos" w:cs="Aptos"/>
+          <w:b/>
+          <w:bCs/>
+          <w:color w:val="000000" w:themeColor="text1"/>
+        </w:rPr>
+        <w:t>Statystyki:</w:t>
+      </w:r>
+    </w:p>
+    <w:p>
+      <w:pPr>
+        <w:spacing w:line="240" w:lineRule="auto"/>
+        <w:rPr>
+          <w:rFonts w:ascii="Aptos" w:eastAsia="Aptos" w:hAnsi="Aptos" w:cs="Aptos"/>
+          <w:color w:val="000000" w:themeColor="text1"/>
+        </w:rPr>
+      </w:pPr>
+      <w:r>
+        <w:rPr>
+          <w:rFonts w:ascii="Aptos" w:eastAsia="Aptos" w:hAnsi="Aptos" w:cs="Aptos"/>
+          <w:color w:val="000000" w:themeColor="text1"/>
+        </w:rPr>
+        <w:t>atrybuty:</w:t>
+      </w:r>
+    </w:p>
+    <w:p>
+      <w:pPr>
+        <w:spacing w:line="240" w:lineRule="auto"/>
+        <w:ind w:firstLine="708"/>
+        <w:rPr>
+          <w:rFonts w:ascii="Aptos" w:eastAsia="Aptos" w:hAnsi="Aptos" w:cs="Aptos"/>
+          <w:color w:val="000000" w:themeColor="text1"/>
+        </w:rPr>
+      </w:pPr>
+      <w:r>
+        <w:rPr>
+          <w:rFonts w:ascii="Aptos" w:eastAsia="Aptos" w:hAnsi="Aptos" w:cs="Aptos"/>
+          <w:color w:val="000000" w:themeColor="text1"/>
+        </w:rPr>
+        <w:t>-IDStatystyk</w:t>
+      </w:r>
+    </w:p>
+    <w:p>
+      <w:pPr>
+        <w:spacing w:line="240" w:lineRule="auto"/>
+        <w:ind w:firstLine="708"/>
+        <w:rPr>
+          <w:rFonts w:ascii="Aptos" w:eastAsia="Aptos" w:hAnsi="Aptos" w:cs="Aptos"/>
+          <w:color w:val="000000" w:themeColor="text1"/>
+        </w:rPr>
+      </w:pPr>
+      <w:r>
+        <w:rPr>
+          <w:rFonts w:ascii="Aptos" w:eastAsia="Aptos" w:hAnsi="Aptos" w:cs="Aptos"/>
+          <w:color w:val="000000" w:themeColor="text1"/>
+        </w:rPr>
+        <w:t>-liczbaStrzelonchBramek</w:t>
+      </w:r>
+    </w:p>
+    <w:p>
+      <w:pPr>
+        <w:spacing w:line="240" w:lineRule="auto"/>
+        <w:ind w:firstLine="708"/>
+        <w:rPr>
+          <w:rFonts w:ascii="Aptos" w:eastAsia="Aptos" w:hAnsi="Aptos" w:cs="Aptos"/>
+          <w:color w:val="000000" w:themeColor="text1"/>
+        </w:rPr>
+      </w:pPr>
+      <w:r>
+        <w:rPr>
+          <w:rFonts w:ascii="Aptos" w:eastAsia="Aptos" w:hAnsi="Aptos" w:cs="Aptos"/>
+          <w:color w:val="000000" w:themeColor="text1"/>
+        </w:rPr>
+        <w:t>-liczbaWpuszczonychBramek</w:t>
+      </w:r>
+    </w:p>
+    <w:p>
+      <w:pPr>
+        <w:spacing w:line="240" w:lineRule="auto"/>
+        <w:ind w:firstLine="708"/>
+        <w:rPr>
+          <w:rFonts w:ascii="Aptos" w:eastAsia="Aptos" w:hAnsi="Aptos" w:cs="Aptos"/>
+          <w:color w:val="000000" w:themeColor="text1"/>
+        </w:rPr>
+      </w:pPr>
+      <w:r>
+        <w:rPr>
+          <w:rFonts w:ascii="Aptos" w:eastAsia="Aptos" w:hAnsi="Aptos" w:cs="Aptos"/>
+          <w:color w:val="000000" w:themeColor="text1"/>
+        </w:rPr>
+        <w:t>-liczbaZoltychKartek</w:t>
+      </w:r>
+    </w:p>
+    <w:p>
+      <w:pPr>
+        <w:spacing w:line="240" w:lineRule="auto"/>
+        <w:ind w:firstLine="708"/>
+        <w:rPr>
+          <w:rFonts w:ascii="Aptos" w:eastAsia="Aptos" w:hAnsi="Aptos" w:cs="Aptos"/>
+          <w:color w:val="000000" w:themeColor="text1"/>
+        </w:rPr>
+      </w:pPr>
+      <w:r>
+        <w:rPr>
+          <w:rFonts w:ascii="Aptos" w:eastAsia="Aptos" w:hAnsi="Aptos" w:cs="Aptos"/>
+          <w:color w:val="000000" w:themeColor="text1"/>
+        </w:rPr>
+        <w:t>-liczbaCzerwonychKartek</w:t>
+      </w:r>
+    </w:p>
+    <w:p>
+      <w:pPr>
+        <w:spacing w:line="240" w:lineRule="auto"/>
+        <w:rPr>
+          <w:rFonts w:ascii="Aptos" w:eastAsia="Aptos" w:hAnsi="Aptos" w:cs="Aptos"/>
+          <w:color w:val="000000" w:themeColor="text1"/>
+        </w:rPr>
+      </w:pPr>
+      <w:r>
+        <w:rPr>
+          <w:rFonts w:ascii="Aptos" w:eastAsia="Aptos" w:hAnsi="Aptos" w:cs="Aptos"/>
+          <w:color w:val="000000" w:themeColor="text1"/>
+        </w:rPr>
+        <w:t>metody</w:t>
+      </w:r>
+    </w:p>
+    <w:p>
+      <w:pPr>
+        <w:spacing w:line="240" w:lineRule="auto"/>
+        <w:ind w:firstLine="708"/>
+        <w:rPr>
+          <w:rFonts w:ascii="Aptos" w:eastAsia="Aptos" w:hAnsi="Aptos" w:cs="Aptos"/>
+          <w:color w:val="000000" w:themeColor="text1"/>
+        </w:rPr>
+      </w:pPr>
+      <w:r>
+        <w:rPr>
+          <w:rFonts w:ascii="Aptos" w:eastAsia="Aptos" w:hAnsi="Aptos" w:cs="Aptos"/>
+          <w:color w:val="000000" w:themeColor="text1"/>
+        </w:rPr>
+        <w:t>+generujZestawienie()</w:t>
+      </w:r>
+    </w:p>
+    <w:p>
+      <w:pPr>
+        <w:spacing w:line="240" w:lineRule="auto"/>
+        <w:rPr>
+          <w:rFonts w:ascii="Aptos" w:eastAsia="Aptos" w:hAnsi="Aptos" w:cs="Aptos"/>
+          <w:color w:val="000000" w:themeColor="text1"/>
+        </w:rPr>
+      </w:pPr>
+    </w:p>
+    <w:p>
+      <w:pPr>
+        <w:spacing w:line="240" w:lineRule="auto"/>
+        <w:rPr>
+          <w:rFonts w:ascii="Aptos" w:eastAsia="Aptos" w:hAnsi="Aptos" w:cs="Aptos"/>
+          <w:color w:val="000000" w:themeColor="text1"/>
+        </w:rPr>
+      </w:pPr>
+      <w:r>
+        <w:rPr>
+          <w:rFonts w:ascii="Aptos" w:eastAsia="Aptos" w:hAnsi="Aptos" w:cs="Aptos"/>
+          <w:color w:val="000000" w:themeColor="text1"/>
+        </w:rPr>
+        <w:t>Klasa służy do przechowywania informacji o statystykach zawodnika. Umożliwia wygenerowanie raportu.</w:t>
+      </w:r>
+    </w:p>
+    <w:p>
+      <w:pPr>
+        <w:spacing w:line="240" w:lineRule="auto"/>
+        <w:rPr>
+          <w:rFonts w:ascii="Aptos" w:eastAsia="Aptos" w:hAnsi="Aptos" w:cs="Aptos"/>
+          <w:color w:val="000000" w:themeColor="text1"/>
+        </w:rPr>
+      </w:pPr>
+    </w:p>
+    <w:p>
+      <w:pPr>
+        <w:pStyle w:val="BodyText"/>
+        <w:spacing w:after="140"/>
+        <w:rPr>
+          <w:rFonts w:ascii="Aptos" w:eastAsia="Aptos" w:hAnsi="Aptos" w:cs="Aptos"/>
+          <w:color w:val="000000" w:themeColor="text1"/>
+        </w:rPr>
+      </w:pPr>
+      <w:r>
+        <w:rPr>
+          <w:rFonts w:ascii="sans-serif" w:eastAsia="sans-serif" w:hAnsi="sans-serif" w:cs="sans-serif"/>
+          <w:b/>
+          <w:bCs/>
+          <w:color w:val="000000" w:themeColor="text1"/>
+          <w:sz w:val="22"/>
+          <w:szCs w:val="22"/>
+        </w:rPr>
+        <w:t>Trener:</w:t>
+      </w:r>
+      <w:r>
+        <w:rPr>
+          <w:rFonts w:ascii="Aptos" w:eastAsia="Aptos" w:hAnsi="Aptos" w:cs="Aptos"/>
+          <w:color w:val="000000" w:themeColor="text1"/>
+        </w:rPr>
+        <w:t> </w:t>
+      </w:r>
+    </w:p>
+    <w:p>
+      <w:pPr>
+        <w:pStyle w:val="BodyText"/>
         <w:spacing w:line="331" w:lineRule="auto"/>
         <w:ind w:firstLine="720"/>
         <w:rPr>
@@ -6596,19 +7028,21 @@
           <w:sz w:val="22"/>
           <w:szCs w:val="22"/>
         </w:rPr>
-        <w:t xml:space="preserve">+ </w:t>
-      </w:r>
-      <w:proofErr w:type="spellStart"/>
-      <w:r>
+        <w:t>atrybuty:</w:t>
+      </w:r>
+    </w:p>
+    <w:p>
+      <w:pPr>
+        <w:pStyle w:val="BodyText"/>
+        <w:spacing w:line="331" w:lineRule="auto"/>
+        <w:ind w:firstLine="720"/>
         <w:rPr>
           <w:rFonts w:ascii="sans-serif" w:eastAsia="sans-serif" w:hAnsi="sans-serif" w:cs="sans-serif"/>
           <w:color w:val="000000" w:themeColor="text1"/>
           <w:sz w:val="22"/>
           <w:szCs w:val="22"/>
         </w:rPr>
-        <w:t>potwierdz_udzial</w:t>
-      </w:r>
-      <w:proofErr w:type="spellEnd"/>
+      </w:pPr>
       <w:r>
         <w:rPr>
           <w:rFonts w:ascii="sans-serif" w:eastAsia="sans-serif" w:hAnsi="sans-serif" w:cs="sans-serif"/>
@@ -6616,19 +7050,20 @@
           <w:sz w:val="22"/>
           <w:szCs w:val="22"/>
         </w:rPr>
-        <w:t xml:space="preserve">(Powołanie) : </w:t>
-      </w:r>
-      <w:proofErr w:type="spellStart"/>
-      <w:r>
+        <w:t>dziedziczy atrybuty z klasy Użytkownik </w:t>
+      </w:r>
+    </w:p>
+    <w:p>
+      <w:pPr>
+        <w:pStyle w:val="BodyText"/>
+        <w:spacing w:line="331" w:lineRule="auto"/>
         <w:rPr>
           <w:rFonts w:ascii="sans-serif" w:eastAsia="sans-serif" w:hAnsi="sans-serif" w:cs="sans-serif"/>
           <w:color w:val="000000" w:themeColor="text1"/>
           <w:sz w:val="22"/>
           <w:szCs w:val="22"/>
         </w:rPr>
-        <w:t>void</w:t>
-      </w:r>
-      <w:proofErr w:type="spellEnd"/>
+      </w:pPr>
       <w:r>
         <w:rPr>
           <w:rFonts w:ascii="sans-serif" w:eastAsia="sans-serif" w:hAnsi="sans-serif" w:cs="sans-serif"/>
@@ -6636,13 +7071,14 @@
           <w:sz w:val="22"/>
           <w:szCs w:val="22"/>
         </w:rPr>
-        <w:t> </w:t>
-      </w:r>
-    </w:p>
-    <w:p>
-      <w:pPr>
-        <w:pStyle w:val="Tekstpodstawowy"/>
+        <w:t>metody: </w:t>
+      </w:r>
+    </w:p>
+    <w:p>
+      <w:pPr>
+        <w:pStyle w:val="BodyText"/>
         <w:spacing w:line="331" w:lineRule="auto"/>
+        <w:ind w:firstLine="720"/>
         <w:rPr>
           <w:rFonts w:ascii="sans-serif" w:eastAsia="sans-serif" w:hAnsi="sans-serif" w:cs="sans-serif"/>
           <w:color w:val="000000" w:themeColor="text1"/>
@@ -6650,16 +7086,6 @@
           <w:szCs w:val="22"/>
         </w:rPr>
       </w:pPr>
-    </w:p>
-    <w:p>
-      <w:pPr>
-        <w:pStyle w:val="Tekstpodstawowy"/>
-        <w:spacing w:line="331" w:lineRule="auto"/>
-        <w:rPr>
-          <w:rFonts w:ascii="Aptos" w:eastAsia="Aptos" w:hAnsi="Aptos" w:cs="Aptos"/>
-          <w:color w:val="000000" w:themeColor="text1"/>
-        </w:rPr>
-      </w:pPr>
       <w:r>
         <w:rPr>
           <w:rFonts w:ascii="sans-serif" w:eastAsia="sans-serif" w:hAnsi="sans-serif" w:cs="sans-serif"/>
@@ -6667,7 +7093,60 @@
           <w:sz w:val="22"/>
           <w:szCs w:val="22"/>
         </w:rPr>
-        <w:t>Reprezentuje prawnego opiekuna zawodnika, z którym kontaktuje się system w sprawach organizacyjnych. Dziedziczy po klasie Użytkownik. </w:t>
+        <w:t>+ odwolaj_trening() : void </w:t>
+      </w:r>
+    </w:p>
+    <w:p>
+      <w:pPr>
+        <w:pStyle w:val="BodyText"/>
+        <w:spacing w:line="331" w:lineRule="auto"/>
+        <w:ind w:firstLine="720"/>
+        <w:rPr>
+          <w:rFonts w:ascii="sans-serif" w:eastAsia="sans-serif" w:hAnsi="sans-serif" w:cs="sans-serif"/>
+          <w:color w:val="000000" w:themeColor="text1"/>
+          <w:sz w:val="22"/>
+          <w:szCs w:val="22"/>
+        </w:rPr>
+      </w:pPr>
+      <w:r>
+        <w:rPr>
+          <w:rFonts w:ascii="sans-serif" w:eastAsia="sans-serif" w:hAnsi="sans-serif" w:cs="sans-serif"/>
+          <w:color w:val="000000" w:themeColor="text1"/>
+          <w:sz w:val="22"/>
+          <w:szCs w:val="22"/>
+        </w:rPr>
+        <w:t>+ wprowadz_frekwencje(lista : List) : void </w:t>
+      </w:r>
+    </w:p>
+    <w:p>
+      <w:pPr>
+        <w:pStyle w:val="BodyText"/>
+        <w:spacing w:line="331" w:lineRule="auto"/>
+        <w:rPr>
+          <w:rFonts w:ascii="sans-serif" w:eastAsia="sans-serif" w:hAnsi="sans-serif" w:cs="sans-serif"/>
+          <w:color w:val="000000" w:themeColor="text1"/>
+          <w:sz w:val="22"/>
+          <w:szCs w:val="22"/>
+        </w:rPr>
+      </w:pPr>
+    </w:p>
+    <w:p>
+      <w:pPr>
+        <w:pStyle w:val="BodyText"/>
+        <w:spacing w:line="331" w:lineRule="auto"/>
+        <w:rPr>
+          <w:rFonts w:ascii="Aptos" w:eastAsia="Aptos" w:hAnsi="Aptos" w:cs="Aptos"/>
+          <w:color w:val="000000" w:themeColor="text1"/>
+        </w:rPr>
+      </w:pPr>
+      <w:r>
+        <w:rPr>
+          <w:rFonts w:ascii="sans-serif" w:eastAsia="sans-serif" w:hAnsi="sans-serif" w:cs="sans-serif"/>
+          <w:color w:val="000000" w:themeColor="text1"/>
+          <w:sz w:val="22"/>
+          <w:szCs w:val="22"/>
+        </w:rPr>
+        <w:t>Reprezentuje pracownika klubu prowadzącego zajęcia i odpowiedzialnego za selekcję zawodników. Dziedziczy po klasie Użytkownik. </w:t>
       </w:r>
       <w:r>
         <w:br/>
@@ -6688,7 +7167,14 @@
           <w:bCs/>
           <w:color w:val="000000" w:themeColor="text1"/>
         </w:rPr>
-        <w:t>Powołanie:</w:t>
+        <w:t>Trening:</w:t>
+      </w:r>
+      <w:r>
+        <w:rPr>
+          <w:rFonts w:ascii="Aptos" w:eastAsia="Aptos" w:hAnsi="Aptos" w:cs="Aptos"/>
+          <w:color w:val="000000" w:themeColor="text1"/>
+        </w:rPr>
+        <w:t> </w:t>
       </w:r>
     </w:p>
     <w:p>
@@ -6721,7 +7207,7 @@
           <w:rFonts w:ascii="Aptos" w:eastAsia="Aptos" w:hAnsi="Aptos" w:cs="Aptos"/>
           <w:color w:val="000000" w:themeColor="text1"/>
         </w:rPr>
-        <w:t>- IDPowołania</w:t>
+        <w:t>- IDTreningu</w:t>
       </w:r>
     </w:p>
     <w:p>
@@ -6738,7 +7224,7 @@
           <w:rFonts w:ascii="Aptos" w:eastAsia="Aptos" w:hAnsi="Aptos" w:cs="Aptos"/>
           <w:color w:val="000000" w:themeColor="text1"/>
         </w:rPr>
-        <w:t>- dataPowołania</w:t>
+        <w:t>- data</w:t>
       </w:r>
     </w:p>
     <w:p>
@@ -6755,7 +7241,7 @@
           <w:rFonts w:ascii="Aptos" w:eastAsia="Aptos" w:hAnsi="Aptos" w:cs="Aptos"/>
           <w:color w:val="000000" w:themeColor="text1"/>
         </w:rPr>
-        <w:t>- status - stan powołania (zatwierdzone, odrzucone)</w:t>
+        <w:t>- status</w:t>
       </w:r>
     </w:p>
     <w:p>
@@ -6771,8 +7257,24 @@
           <w:rFonts w:ascii="Aptos" w:eastAsia="Aptos" w:hAnsi="Aptos" w:cs="Aptos"/>
           <w:color w:val="000000" w:themeColor="text1"/>
         </w:rPr>
-        <w:lastRenderedPageBreak/>
-        <w:t>metody:</w:t>
+        <w:t>metody: </w:t>
+      </w:r>
+    </w:p>
+    <w:p>
+      <w:pPr>
+        <w:spacing w:line="240" w:lineRule="auto"/>
+        <w:ind w:left="900" w:hanging="192"/>
+        <w:rPr>
+          <w:rFonts w:ascii="Aptos" w:eastAsia="Aptos" w:hAnsi="Aptos" w:cs="Aptos"/>
+          <w:color w:val="000000" w:themeColor="text1"/>
+        </w:rPr>
+      </w:pPr>
+      <w:r>
+        <w:rPr>
+          <w:rFonts w:ascii="Aptos" w:eastAsia="Aptos" w:hAnsi="Aptos" w:cs="Aptos"/>
+          <w:color w:val="000000" w:themeColor="text1"/>
+        </w:rPr>
+        <w:t>+ odwolajTrening() – zapisuje w systemie odwołanie treningu, wysyła powiadomienia opiekunom</w:t>
       </w:r>
     </w:p>
     <w:p>
@@ -6789,25 +7291,17 @@
           <w:rFonts w:ascii="Aptos" w:eastAsia="Aptos" w:hAnsi="Aptos" w:cs="Aptos"/>
           <w:color w:val="000000" w:themeColor="text1"/>
         </w:rPr>
-        <w:t>+ potwierdzUdział()</w:t>
+        <w:t>+ wprowadzFrekwencje(lista : List)</w:t>
       </w:r>
     </w:p>
     <w:p>
       <w:pPr>
         <w:spacing w:line="240" w:lineRule="auto"/>
-        <w:ind w:firstLine="708"/>
-        <w:rPr>
-          <w:rFonts w:ascii="Aptos" w:eastAsia="Aptos" w:hAnsi="Aptos" w:cs="Aptos"/>
-          <w:color w:val="000000" w:themeColor="text1"/>
-        </w:rPr>
-      </w:pPr>
-      <w:r>
-        <w:rPr>
-          <w:rFonts w:ascii="Aptos" w:eastAsia="Aptos" w:hAnsi="Aptos" w:cs="Aptos"/>
-          <w:color w:val="000000" w:themeColor="text1"/>
-        </w:rPr>
-        <w:t>+ odrzucUdział()</w:t>
-      </w:r>
+        <w:rPr>
+          <w:rFonts w:ascii="Aptos" w:eastAsia="Aptos" w:hAnsi="Aptos" w:cs="Aptos"/>
+          <w:color w:val="000000" w:themeColor="text1"/>
+        </w:rPr>
+      </w:pPr>
     </w:p>
     <w:p>
       <w:pPr>
@@ -6817,6 +7311,13 @@
           <w:color w:val="000000" w:themeColor="text1"/>
         </w:rPr>
       </w:pPr>
+      <w:r>
+        <w:rPr>
+          <w:rFonts w:ascii="Aptos" w:eastAsia="Aptos" w:hAnsi="Aptos" w:cs="Aptos"/>
+          <w:color w:val="000000" w:themeColor="text1"/>
+        </w:rPr>
+        <w:t>Metoda wywoływana przez Trenera, która zmienia status danego wydarzenia w systemie na odwołany, co automatycznie blokuje możliwość wpisania frekwencji oraz inicjuje proces wysyłki powiadomień o zmianie planów do wszystkich przypisanych zawodników i ich opiekunów. </w:t>
+      </w:r>
     </w:p>
     <w:p>
       <w:pPr>
@@ -6826,577 +7327,11 @@
           <w:color w:val="000000" w:themeColor="text1"/>
         </w:rPr>
       </w:pPr>
-      <w:r>
-        <w:rPr>
-          <w:rFonts w:ascii="Aptos" w:eastAsia="Aptos" w:hAnsi="Aptos" w:cs="Aptos"/>
-          <w:color w:val="000000" w:themeColor="text1"/>
-        </w:rPr>
-        <w:t>Klasa służy do przechowywania podstawowych informacji o stanie powołania. Umożliwia potwierdzenie lub odrzucenie udziału przez opiekuna.</w:t>
-      </w:r>
-    </w:p>
-    <w:p>
-      <w:pPr>
-        <w:spacing w:line="240" w:lineRule="auto"/>
-        <w:rPr>
-          <w:rFonts w:ascii="Aptos" w:eastAsia="Aptos" w:hAnsi="Aptos" w:cs="Aptos"/>
-          <w:color w:val="000000" w:themeColor="text1"/>
-        </w:rPr>
-      </w:pPr>
-    </w:p>
-    <w:p>
-      <w:pPr>
-        <w:spacing w:line="240" w:lineRule="auto"/>
-        <w:rPr>
-          <w:rFonts w:ascii="Aptos" w:eastAsia="Aptos" w:hAnsi="Aptos" w:cs="Aptos"/>
-          <w:color w:val="000000" w:themeColor="text1"/>
-        </w:rPr>
-      </w:pPr>
-      <w:r>
-        <w:rPr>
-          <w:rFonts w:ascii="Aptos" w:eastAsia="Aptos" w:hAnsi="Aptos" w:cs="Aptos"/>
-          <w:b/>
-          <w:bCs/>
-          <w:color w:val="000000" w:themeColor="text1"/>
-        </w:rPr>
-        <w:t>Składka</w:t>
-      </w:r>
-      <w:r>
-        <w:rPr>
-          <w:rFonts w:ascii="Aptos" w:eastAsia="Aptos" w:hAnsi="Aptos" w:cs="Aptos"/>
-          <w:color w:val="000000" w:themeColor="text1"/>
-        </w:rPr>
-        <w:t>:</w:t>
-      </w:r>
-    </w:p>
-    <w:p>
-      <w:pPr>
-        <w:spacing w:line="240" w:lineRule="auto"/>
-        <w:rPr>
-          <w:rFonts w:ascii="Aptos" w:eastAsia="Aptos" w:hAnsi="Aptos" w:cs="Aptos"/>
-          <w:color w:val="000000" w:themeColor="text1"/>
-        </w:rPr>
-      </w:pPr>
-      <w:r>
-        <w:rPr>
-          <w:rFonts w:ascii="Aptos" w:eastAsia="Aptos" w:hAnsi="Aptos" w:cs="Aptos"/>
-          <w:color w:val="000000" w:themeColor="text1"/>
-        </w:rPr>
-        <w:t>atrybuty:</w:t>
-      </w:r>
-    </w:p>
-    <w:p>
-      <w:pPr>
-        <w:spacing w:line="240" w:lineRule="auto"/>
-        <w:ind w:firstLine="708"/>
-        <w:rPr>
-          <w:rFonts w:ascii="Aptos" w:eastAsia="Aptos" w:hAnsi="Aptos" w:cs="Aptos"/>
-          <w:color w:val="000000" w:themeColor="text1"/>
-        </w:rPr>
-      </w:pPr>
-      <w:r>
-        <w:rPr>
-          <w:rFonts w:ascii="Aptos" w:eastAsia="Aptos" w:hAnsi="Aptos" w:cs="Aptos"/>
-          <w:color w:val="000000" w:themeColor="text1"/>
-        </w:rPr>
-        <w:t>-IDSkladki</w:t>
-      </w:r>
-    </w:p>
-    <w:p>
-      <w:pPr>
-        <w:spacing w:line="240" w:lineRule="auto"/>
-        <w:ind w:firstLine="708"/>
-        <w:rPr>
-          <w:rFonts w:ascii="Aptos" w:eastAsia="Aptos" w:hAnsi="Aptos" w:cs="Aptos"/>
-          <w:color w:val="000000" w:themeColor="text1"/>
-        </w:rPr>
-      </w:pPr>
-      <w:r>
-        <w:rPr>
-          <w:rFonts w:ascii="Aptos" w:eastAsia="Aptos" w:hAnsi="Aptos" w:cs="Aptos"/>
-          <w:color w:val="000000" w:themeColor="text1"/>
-        </w:rPr>
-        <w:t>-miesiac</w:t>
-      </w:r>
-    </w:p>
-    <w:p>
-      <w:pPr>
-        <w:spacing w:line="240" w:lineRule="auto"/>
-        <w:ind w:firstLine="708"/>
-        <w:rPr>
-          <w:rFonts w:ascii="Aptos" w:eastAsia="Aptos" w:hAnsi="Aptos" w:cs="Aptos"/>
-          <w:color w:val="000000" w:themeColor="text1"/>
-        </w:rPr>
-      </w:pPr>
-      <w:r>
-        <w:rPr>
-          <w:rFonts w:ascii="Aptos" w:eastAsia="Aptos" w:hAnsi="Aptos" w:cs="Aptos"/>
-          <w:color w:val="000000" w:themeColor="text1"/>
-        </w:rPr>
-        <w:t>-rok</w:t>
-      </w:r>
-    </w:p>
-    <w:p>
-      <w:pPr>
-        <w:spacing w:line="240" w:lineRule="auto"/>
-        <w:ind w:firstLine="708"/>
-        <w:rPr>
-          <w:rFonts w:ascii="Aptos" w:eastAsia="Aptos" w:hAnsi="Aptos" w:cs="Aptos"/>
-          <w:color w:val="000000" w:themeColor="text1"/>
-        </w:rPr>
-      </w:pPr>
-      <w:r>
-        <w:rPr>
-          <w:rFonts w:ascii="Aptos" w:eastAsia="Aptos" w:hAnsi="Aptos" w:cs="Aptos"/>
-          <w:color w:val="000000" w:themeColor="text1"/>
-        </w:rPr>
-        <w:t>-kwota</w:t>
-      </w:r>
-    </w:p>
-    <w:p>
-      <w:pPr>
-        <w:spacing w:line="240" w:lineRule="auto"/>
-        <w:ind w:firstLine="708"/>
-        <w:rPr>
-          <w:rFonts w:ascii="Aptos" w:eastAsia="Aptos" w:hAnsi="Aptos" w:cs="Aptos"/>
-          <w:color w:val="000000" w:themeColor="text1"/>
-        </w:rPr>
-      </w:pPr>
-      <w:r>
-        <w:rPr>
-          <w:rFonts w:ascii="Aptos" w:eastAsia="Aptos" w:hAnsi="Aptos" w:cs="Aptos"/>
-          <w:color w:val="000000" w:themeColor="text1"/>
-        </w:rPr>
-        <w:t>-status</w:t>
-      </w:r>
-    </w:p>
-    <w:p>
-      <w:pPr>
-        <w:spacing w:line="240" w:lineRule="auto"/>
-        <w:ind w:firstLine="708"/>
-        <w:rPr>
-          <w:rFonts w:ascii="Aptos" w:eastAsia="Aptos" w:hAnsi="Aptos" w:cs="Aptos"/>
-          <w:color w:val="000000" w:themeColor="text1"/>
-        </w:rPr>
-      </w:pPr>
-      <w:r>
-        <w:rPr>
-          <w:rFonts w:ascii="Aptos" w:eastAsia="Aptos" w:hAnsi="Aptos" w:cs="Aptos"/>
-          <w:color w:val="000000" w:themeColor="text1"/>
-        </w:rPr>
-        <w:t>metody</w:t>
-      </w:r>
-    </w:p>
-    <w:p>
-      <w:pPr>
-        <w:spacing w:line="240" w:lineRule="auto"/>
-        <w:ind w:firstLine="708"/>
-        <w:rPr>
-          <w:rFonts w:ascii="Aptos" w:eastAsia="Aptos" w:hAnsi="Aptos" w:cs="Aptos"/>
-          <w:color w:val="000000" w:themeColor="text1"/>
-        </w:rPr>
-      </w:pPr>
-      <w:r>
-        <w:rPr>
-          <w:rFonts w:ascii="Aptos" w:eastAsia="Aptos" w:hAnsi="Aptos" w:cs="Aptos"/>
-          <w:color w:val="000000" w:themeColor="text1"/>
-        </w:rPr>
-        <w:t>+zaksiegujWplate()</w:t>
-      </w:r>
-    </w:p>
-    <w:p>
-      <w:pPr>
-        <w:spacing w:line="240" w:lineRule="auto"/>
-        <w:rPr>
-          <w:rFonts w:ascii="Aptos" w:eastAsia="Aptos" w:hAnsi="Aptos" w:cs="Aptos"/>
-          <w:color w:val="000000" w:themeColor="text1"/>
-        </w:rPr>
-      </w:pPr>
-    </w:p>
-    <w:p>
-      <w:pPr>
-        <w:spacing w:line="240" w:lineRule="auto"/>
-        <w:rPr>
-          <w:rFonts w:ascii="Aptos" w:eastAsia="Aptos" w:hAnsi="Aptos" w:cs="Aptos"/>
-          <w:color w:val="000000" w:themeColor="text1"/>
-        </w:rPr>
-      </w:pPr>
-      <w:r>
-        <w:rPr>
-          <w:rFonts w:ascii="Aptos" w:eastAsia="Aptos" w:hAnsi="Aptos" w:cs="Aptos"/>
-          <w:color w:val="000000" w:themeColor="text1"/>
-        </w:rPr>
-        <w:t>Klasa służy do przechowywania podstawowych informacji o stanie składek, opłaconych oraz nie. Umożliwia opłacenie składki.</w:t>
-      </w:r>
-    </w:p>
-    <w:p>
-      <w:pPr>
-        <w:spacing w:line="240" w:lineRule="auto"/>
-        <w:rPr>
-          <w:rFonts w:ascii="Aptos" w:eastAsia="Aptos" w:hAnsi="Aptos" w:cs="Aptos"/>
-          <w:color w:val="000000" w:themeColor="text1"/>
-        </w:rPr>
-      </w:pPr>
-    </w:p>
-    <w:p>
-      <w:pPr>
-        <w:spacing w:line="240" w:lineRule="auto"/>
-        <w:rPr>
-          <w:rFonts w:ascii="Aptos" w:eastAsia="Aptos" w:hAnsi="Aptos" w:cs="Aptos"/>
-          <w:color w:val="000000" w:themeColor="text1"/>
-        </w:rPr>
-      </w:pPr>
-      <w:r>
-        <w:rPr>
-          <w:rFonts w:ascii="Aptos" w:eastAsia="Aptos" w:hAnsi="Aptos" w:cs="Aptos"/>
-          <w:b/>
-          <w:bCs/>
-          <w:color w:val="000000" w:themeColor="text1"/>
-        </w:rPr>
-        <w:t>Sprzęt:</w:t>
-      </w:r>
-    </w:p>
-    <w:p>
-      <w:pPr>
-        <w:spacing w:line="240" w:lineRule="auto"/>
-        <w:rPr>
-          <w:rFonts w:ascii="Aptos" w:eastAsia="Aptos" w:hAnsi="Aptos" w:cs="Aptos"/>
-          <w:color w:val="000000" w:themeColor="text1"/>
-        </w:rPr>
-      </w:pPr>
-      <w:r>
-        <w:rPr>
-          <w:rFonts w:ascii="Aptos" w:eastAsia="Aptos" w:hAnsi="Aptos" w:cs="Aptos"/>
-          <w:color w:val="000000" w:themeColor="text1"/>
-        </w:rPr>
-        <w:t>atrybuty:</w:t>
-      </w:r>
-    </w:p>
-    <w:p>
-      <w:pPr>
-        <w:spacing w:line="240" w:lineRule="auto"/>
-        <w:ind w:firstLine="708"/>
-        <w:rPr>
-          <w:rFonts w:ascii="Aptos" w:eastAsia="Aptos" w:hAnsi="Aptos" w:cs="Aptos"/>
-          <w:color w:val="000000" w:themeColor="text1"/>
-        </w:rPr>
-      </w:pPr>
-      <w:r>
-        <w:rPr>
-          <w:rFonts w:ascii="Aptos" w:eastAsia="Aptos" w:hAnsi="Aptos" w:cs="Aptos"/>
-          <w:color w:val="000000" w:themeColor="text1"/>
-        </w:rPr>
-        <w:t>-IDSprzetu</w:t>
-      </w:r>
-    </w:p>
-    <w:p>
-      <w:pPr>
-        <w:spacing w:line="240" w:lineRule="auto"/>
-        <w:ind w:firstLine="708"/>
-        <w:rPr>
-          <w:rFonts w:ascii="Aptos" w:eastAsia="Aptos" w:hAnsi="Aptos" w:cs="Aptos"/>
-          <w:color w:val="000000" w:themeColor="text1"/>
-        </w:rPr>
-      </w:pPr>
-      <w:r>
-        <w:rPr>
-          <w:rFonts w:ascii="Aptos" w:eastAsia="Aptos" w:hAnsi="Aptos" w:cs="Aptos"/>
-          <w:color w:val="000000" w:themeColor="text1"/>
-        </w:rPr>
-        <w:t>-nazwa</w:t>
-      </w:r>
-    </w:p>
-    <w:p>
-      <w:pPr>
-        <w:spacing w:line="240" w:lineRule="auto"/>
-        <w:ind w:firstLine="708"/>
-        <w:rPr>
-          <w:rFonts w:ascii="Aptos" w:eastAsia="Aptos" w:hAnsi="Aptos" w:cs="Aptos"/>
-          <w:color w:val="000000" w:themeColor="text1"/>
-        </w:rPr>
-      </w:pPr>
-      <w:r>
-        <w:rPr>
-          <w:rFonts w:ascii="Aptos" w:eastAsia="Aptos" w:hAnsi="Aptos" w:cs="Aptos"/>
-          <w:color w:val="000000" w:themeColor="text1"/>
-        </w:rPr>
-        <w:t>-statusWypozyczenia</w:t>
-      </w:r>
-    </w:p>
-    <w:p>
-      <w:pPr>
-        <w:spacing w:line="240" w:lineRule="auto"/>
-        <w:rPr>
-          <w:rFonts w:ascii="Aptos" w:eastAsia="Aptos" w:hAnsi="Aptos" w:cs="Aptos"/>
-          <w:color w:val="000000" w:themeColor="text1"/>
-        </w:rPr>
-      </w:pPr>
-      <w:r>
-        <w:rPr>
-          <w:rFonts w:ascii="Aptos" w:eastAsia="Aptos" w:hAnsi="Aptos" w:cs="Aptos"/>
-          <w:color w:val="000000" w:themeColor="text1"/>
-        </w:rPr>
-        <w:t>metody</w:t>
-      </w:r>
-    </w:p>
-    <w:p>
-      <w:pPr>
-        <w:spacing w:line="240" w:lineRule="auto"/>
-        <w:ind w:firstLine="708"/>
-        <w:rPr>
-          <w:rFonts w:ascii="Aptos" w:eastAsia="Aptos" w:hAnsi="Aptos" w:cs="Aptos"/>
-          <w:color w:val="000000" w:themeColor="text1"/>
-        </w:rPr>
-      </w:pPr>
-      <w:r>
-        <w:rPr>
-          <w:rFonts w:ascii="Aptos" w:eastAsia="Aptos" w:hAnsi="Aptos" w:cs="Aptos"/>
-          <w:color w:val="000000" w:themeColor="text1"/>
-        </w:rPr>
-        <w:t>+wydaj(zawodnik Zawodnik)</w:t>
-      </w:r>
-    </w:p>
-    <w:p>
-      <w:pPr>
-        <w:spacing w:line="240" w:lineRule="auto"/>
-        <w:ind w:firstLine="708"/>
-        <w:rPr>
-          <w:rFonts w:ascii="Aptos" w:eastAsia="Aptos" w:hAnsi="Aptos" w:cs="Aptos"/>
-          <w:color w:val="000000" w:themeColor="text1"/>
-        </w:rPr>
-      </w:pPr>
-      <w:r>
-        <w:rPr>
-          <w:rFonts w:ascii="Aptos" w:eastAsia="Aptos" w:hAnsi="Aptos" w:cs="Aptos"/>
-          <w:color w:val="000000" w:themeColor="text1"/>
-        </w:rPr>
-        <w:t>+zarejestrujZwrot()</w:t>
-      </w:r>
-    </w:p>
-    <w:p>
-      <w:pPr>
-        <w:spacing w:line="240" w:lineRule="auto"/>
-        <w:rPr>
-          <w:rFonts w:ascii="Aptos" w:eastAsia="Aptos" w:hAnsi="Aptos" w:cs="Aptos"/>
-          <w:color w:val="000000" w:themeColor="text1"/>
-        </w:rPr>
-      </w:pPr>
-    </w:p>
-    <w:p>
-      <w:pPr>
-        <w:spacing w:line="240" w:lineRule="auto"/>
-        <w:rPr>
-          <w:rFonts w:ascii="Aptos" w:eastAsia="Aptos" w:hAnsi="Aptos" w:cs="Aptos"/>
-          <w:color w:val="000000" w:themeColor="text1"/>
-        </w:rPr>
-      </w:pPr>
-      <w:r>
-        <w:rPr>
-          <w:rFonts w:ascii="Aptos" w:eastAsia="Aptos" w:hAnsi="Aptos" w:cs="Aptos"/>
-          <w:color w:val="000000" w:themeColor="text1"/>
-        </w:rPr>
-        <w:t>Klasa służy do przechowywania informacji stanie oraz statusie wypożyczenia sprzętu sportowego. Umożliwia wydanie sprzętu zawodnikowi oraz zarejestrowanie jego zwrotu.</w:t>
-      </w:r>
-    </w:p>
-    <w:p>
-      <w:pPr>
-        <w:spacing w:line="240" w:lineRule="auto"/>
-        <w:rPr>
-          <w:rFonts w:ascii="Aptos" w:eastAsia="Aptos" w:hAnsi="Aptos" w:cs="Aptos"/>
-          <w:color w:val="000000" w:themeColor="text1"/>
-        </w:rPr>
-      </w:pPr>
-    </w:p>
-    <w:p>
-      <w:pPr>
-        <w:spacing w:line="240" w:lineRule="auto"/>
-        <w:rPr>
-          <w:rFonts w:ascii="Aptos" w:eastAsia="Aptos" w:hAnsi="Aptos" w:cs="Aptos"/>
-          <w:color w:val="000000" w:themeColor="text1"/>
-        </w:rPr>
-      </w:pPr>
-      <w:r>
-        <w:rPr>
-          <w:rFonts w:ascii="Aptos" w:eastAsia="Aptos" w:hAnsi="Aptos" w:cs="Aptos"/>
-          <w:b/>
-          <w:bCs/>
-          <w:color w:val="000000" w:themeColor="text1"/>
-        </w:rPr>
-        <w:lastRenderedPageBreak/>
-        <w:t>Statystyki:</w:t>
-      </w:r>
-    </w:p>
-    <w:p>
-      <w:pPr>
-        <w:spacing w:line="240" w:lineRule="auto"/>
-        <w:rPr>
-          <w:rFonts w:ascii="Aptos" w:eastAsia="Aptos" w:hAnsi="Aptos" w:cs="Aptos"/>
-          <w:color w:val="000000" w:themeColor="text1"/>
-        </w:rPr>
-      </w:pPr>
-      <w:r>
-        <w:rPr>
-          <w:rFonts w:ascii="Aptos" w:eastAsia="Aptos" w:hAnsi="Aptos" w:cs="Aptos"/>
-          <w:color w:val="000000" w:themeColor="text1"/>
-        </w:rPr>
-        <w:t>atrybuty:</w:t>
-      </w:r>
-    </w:p>
-    <w:p>
-      <w:pPr>
-        <w:spacing w:line="240" w:lineRule="auto"/>
-        <w:ind w:firstLine="708"/>
-        <w:rPr>
-          <w:rFonts w:ascii="Aptos" w:eastAsia="Aptos" w:hAnsi="Aptos" w:cs="Aptos"/>
-          <w:color w:val="000000" w:themeColor="text1"/>
-        </w:rPr>
-      </w:pPr>
-      <w:r>
-        <w:rPr>
-          <w:rFonts w:ascii="Aptos" w:eastAsia="Aptos" w:hAnsi="Aptos" w:cs="Aptos"/>
-          <w:color w:val="000000" w:themeColor="text1"/>
-        </w:rPr>
-        <w:t>-IDStatystyk</w:t>
-      </w:r>
-    </w:p>
-    <w:p>
-      <w:pPr>
-        <w:spacing w:line="240" w:lineRule="auto"/>
-        <w:ind w:firstLine="708"/>
-        <w:rPr>
-          <w:rFonts w:ascii="Aptos" w:eastAsia="Aptos" w:hAnsi="Aptos" w:cs="Aptos"/>
-          <w:color w:val="000000" w:themeColor="text1"/>
-        </w:rPr>
-      </w:pPr>
-      <w:r>
-        <w:rPr>
-          <w:rFonts w:ascii="Aptos" w:eastAsia="Aptos" w:hAnsi="Aptos" w:cs="Aptos"/>
-          <w:color w:val="000000" w:themeColor="text1"/>
-        </w:rPr>
-        <w:t>-liczbaStrzelonchBramek</w:t>
-      </w:r>
-    </w:p>
-    <w:p>
-      <w:pPr>
-        <w:spacing w:line="240" w:lineRule="auto"/>
-        <w:ind w:firstLine="708"/>
-        <w:rPr>
-          <w:rFonts w:ascii="Aptos" w:eastAsia="Aptos" w:hAnsi="Aptos" w:cs="Aptos"/>
-          <w:color w:val="000000" w:themeColor="text1"/>
-        </w:rPr>
-      </w:pPr>
-      <w:r>
-        <w:rPr>
-          <w:rFonts w:ascii="Aptos" w:eastAsia="Aptos" w:hAnsi="Aptos" w:cs="Aptos"/>
-          <w:color w:val="000000" w:themeColor="text1"/>
-        </w:rPr>
-        <w:t>-liczbaWpuszczonychBramek</w:t>
-      </w:r>
-    </w:p>
-    <w:p>
-      <w:pPr>
-        <w:spacing w:line="240" w:lineRule="auto"/>
-        <w:ind w:firstLine="708"/>
-        <w:rPr>
-          <w:rFonts w:ascii="Aptos" w:eastAsia="Aptos" w:hAnsi="Aptos" w:cs="Aptos"/>
-          <w:color w:val="000000" w:themeColor="text1"/>
-        </w:rPr>
-      </w:pPr>
-      <w:r>
-        <w:rPr>
-          <w:rFonts w:ascii="Aptos" w:eastAsia="Aptos" w:hAnsi="Aptos" w:cs="Aptos"/>
-          <w:color w:val="000000" w:themeColor="text1"/>
-        </w:rPr>
-        <w:t>-liczbaZoltychKartek</w:t>
-      </w:r>
-    </w:p>
-    <w:p>
-      <w:pPr>
-        <w:spacing w:line="240" w:lineRule="auto"/>
-        <w:ind w:firstLine="708"/>
-        <w:rPr>
-          <w:rFonts w:ascii="Aptos" w:eastAsia="Aptos" w:hAnsi="Aptos" w:cs="Aptos"/>
-          <w:color w:val="000000" w:themeColor="text1"/>
-        </w:rPr>
-      </w:pPr>
-      <w:r>
-        <w:rPr>
-          <w:rFonts w:ascii="Aptos" w:eastAsia="Aptos" w:hAnsi="Aptos" w:cs="Aptos"/>
-          <w:color w:val="000000" w:themeColor="text1"/>
-        </w:rPr>
-        <w:t>-liczbaCzerwonychKartek</w:t>
-      </w:r>
-    </w:p>
-    <w:p>
-      <w:pPr>
-        <w:spacing w:line="240" w:lineRule="auto"/>
-        <w:rPr>
-          <w:rFonts w:ascii="Aptos" w:eastAsia="Aptos" w:hAnsi="Aptos" w:cs="Aptos"/>
-          <w:color w:val="000000" w:themeColor="text1"/>
-        </w:rPr>
-      </w:pPr>
-      <w:r>
-        <w:rPr>
-          <w:rFonts w:ascii="Aptos" w:eastAsia="Aptos" w:hAnsi="Aptos" w:cs="Aptos"/>
-          <w:color w:val="000000" w:themeColor="text1"/>
-        </w:rPr>
-        <w:t>metody</w:t>
-      </w:r>
-    </w:p>
-    <w:p>
-      <w:pPr>
-        <w:spacing w:line="240" w:lineRule="auto"/>
-        <w:ind w:firstLine="708"/>
-        <w:rPr>
-          <w:rFonts w:ascii="Aptos" w:eastAsia="Aptos" w:hAnsi="Aptos" w:cs="Aptos"/>
-          <w:color w:val="000000" w:themeColor="text1"/>
-        </w:rPr>
-      </w:pPr>
-      <w:r>
-        <w:rPr>
-          <w:rFonts w:ascii="Aptos" w:eastAsia="Aptos" w:hAnsi="Aptos" w:cs="Aptos"/>
-          <w:color w:val="000000" w:themeColor="text1"/>
-        </w:rPr>
-        <w:t>+generujZestawienie()</w:t>
-      </w:r>
-    </w:p>
-    <w:p>
-      <w:pPr>
-        <w:spacing w:line="240" w:lineRule="auto"/>
-        <w:rPr>
-          <w:rFonts w:ascii="Aptos" w:eastAsia="Aptos" w:hAnsi="Aptos" w:cs="Aptos"/>
-          <w:color w:val="000000" w:themeColor="text1"/>
-        </w:rPr>
-      </w:pPr>
-    </w:p>
-    <w:p>
-      <w:pPr>
-        <w:spacing w:line="240" w:lineRule="auto"/>
-        <w:rPr>
-          <w:rFonts w:ascii="Aptos" w:eastAsia="Aptos" w:hAnsi="Aptos" w:cs="Aptos"/>
-          <w:color w:val="000000" w:themeColor="text1"/>
-        </w:rPr>
-      </w:pPr>
-      <w:r>
-        <w:rPr>
-          <w:rFonts w:ascii="Aptos" w:eastAsia="Aptos" w:hAnsi="Aptos" w:cs="Aptos"/>
-          <w:color w:val="000000" w:themeColor="text1"/>
-        </w:rPr>
-        <w:t>Klasa służy do przechowywania informacji o statystykach zawodnika. Umożliwia wygenerowanie raportu.</w:t>
-      </w:r>
-    </w:p>
-    <w:p>
-      <w:pPr>
-        <w:spacing w:line="240" w:lineRule="auto"/>
-        <w:rPr>
-          <w:rFonts w:ascii="Aptos" w:eastAsia="Aptos" w:hAnsi="Aptos" w:cs="Aptos"/>
-          <w:color w:val="000000" w:themeColor="text1"/>
-        </w:rPr>
-      </w:pPr>
-    </w:p>
-    <w:p>
-      <w:pPr>
-        <w:pStyle w:val="Tekstpodstawowy"/>
-        <w:spacing w:after="140"/>
+    </w:p>
+    <w:p>
+      <w:pPr>
+        <w:pStyle w:val="BodyText"/>
+        <w:spacing w:after="140" w:line="240" w:lineRule="auto"/>
         <w:rPr>
           <w:rFonts w:ascii="Aptos" w:eastAsia="Aptos" w:hAnsi="Aptos" w:cs="Aptos"/>
           <w:color w:val="000000" w:themeColor="text1"/>
@@ -7411,7 +7346,7 @@
           <w:sz w:val="22"/>
           <w:szCs w:val="22"/>
         </w:rPr>
-        <w:t>Trener:</w:t>
+        <w:t>Użytkownik:</w:t>
       </w:r>
       <w:r>
         <w:rPr>
@@ -7423,7 +7358,28 @@
     </w:p>
     <w:p>
       <w:pPr>
-        <w:pStyle w:val="Tekstpodstawowy"/>
+        <w:pStyle w:val="BodyText"/>
+        <w:spacing w:line="331" w:lineRule="auto"/>
+        <w:rPr>
+          <w:rFonts w:ascii="sans-serif" w:eastAsia="sans-serif" w:hAnsi="sans-serif" w:cs="sans-serif"/>
+          <w:color w:val="000000" w:themeColor="text1"/>
+          <w:sz w:val="22"/>
+          <w:szCs w:val="22"/>
+        </w:rPr>
+      </w:pPr>
+      <w:r>
+        <w:rPr>
+          <w:rFonts w:ascii="sans-serif" w:eastAsia="sans-serif" w:hAnsi="sans-serif" w:cs="sans-serif"/>
+          <w:color w:val="000000" w:themeColor="text1"/>
+          <w:sz w:val="22"/>
+          <w:szCs w:val="22"/>
+        </w:rPr>
+        <w:t>atrybuty: </w:t>
+      </w:r>
+    </w:p>
+    <w:p>
+      <w:pPr>
+        <w:pStyle w:val="BodyText"/>
         <w:spacing w:line="331" w:lineRule="auto"/>
         <w:ind w:firstLine="720"/>
         <w:rPr>
@@ -7440,12 +7396,12 @@
           <w:sz w:val="22"/>
           <w:szCs w:val="22"/>
         </w:rPr>
-        <w:t>atrybuty:</w:t>
-      </w:r>
-    </w:p>
-    <w:p>
-      <w:pPr>
-        <w:pStyle w:val="Tekstpodstawowy"/>
+        <w:t>- login : String </w:t>
+      </w:r>
+    </w:p>
+    <w:p>
+      <w:pPr>
+        <w:pStyle w:val="BodyText"/>
         <w:spacing w:line="331" w:lineRule="auto"/>
         <w:ind w:firstLine="720"/>
         <w:rPr>
@@ -7462,13 +7418,14 @@
           <w:sz w:val="22"/>
           <w:szCs w:val="22"/>
         </w:rPr>
-        <w:t>dziedziczy atrybuty z klasy Użytkownik </w:t>
-      </w:r>
-    </w:p>
-    <w:p>
-      <w:pPr>
-        <w:pStyle w:val="Tekstpodstawowy"/>
+        <w:t>- hasło : String </w:t>
+      </w:r>
+    </w:p>
+    <w:p>
+      <w:pPr>
+        <w:pStyle w:val="BodyText"/>
         <w:spacing w:line="331" w:lineRule="auto"/>
+        <w:ind w:left="900" w:hanging="180"/>
         <w:rPr>
           <w:rFonts w:ascii="sans-serif" w:eastAsia="sans-serif" w:hAnsi="sans-serif" w:cs="sans-serif"/>
           <w:color w:val="000000" w:themeColor="text1"/>
@@ -7483,12 +7440,33 @@
           <w:sz w:val="22"/>
           <w:szCs w:val="22"/>
         </w:rPr>
+        <w:t>- rola : String - określa poziom uprawnień w systemie, np. trener, opiekun </w:t>
+      </w:r>
+    </w:p>
+    <w:p>
+      <w:pPr>
+        <w:pStyle w:val="BodyText"/>
+        <w:spacing w:line="331" w:lineRule="auto"/>
+        <w:rPr>
+          <w:rFonts w:ascii="sans-serif" w:eastAsia="sans-serif" w:hAnsi="sans-serif" w:cs="sans-serif"/>
+          <w:color w:val="000000" w:themeColor="text1"/>
+          <w:sz w:val="22"/>
+          <w:szCs w:val="22"/>
+        </w:rPr>
+      </w:pPr>
+      <w:r>
+        <w:rPr>
+          <w:rFonts w:ascii="sans-serif" w:eastAsia="sans-serif" w:hAnsi="sans-serif" w:cs="sans-serif"/>
+          <w:color w:val="000000" w:themeColor="text1"/>
+          <w:sz w:val="22"/>
+          <w:szCs w:val="22"/>
+        </w:rPr>
         <w:t>metody: </w:t>
       </w:r>
     </w:p>
     <w:p>
       <w:pPr>
-        <w:pStyle w:val="Tekstpodstawowy"/>
+        <w:pStyle w:val="BodyText"/>
         <w:spacing w:line="331" w:lineRule="auto"/>
         <w:ind w:firstLine="720"/>
         <w:rPr>
@@ -7505,12 +7483,103 @@
           <w:sz w:val="22"/>
           <w:szCs w:val="22"/>
         </w:rPr>
-        <w:t>+ odwolaj_trening() : void </w:t>
-      </w:r>
-    </w:p>
-    <w:p>
-      <w:pPr>
-        <w:pStyle w:val="Tekstpodstawowy"/>
+        <w:t>+ zaloguj() : bool - uwierzytelnianie konta </w:t>
+      </w:r>
+    </w:p>
+    <w:p>
+      <w:pPr>
+        <w:pStyle w:val="BodyText"/>
+        <w:spacing w:line="331" w:lineRule="auto"/>
+        <w:rPr>
+          <w:rFonts w:ascii="sans-serif" w:eastAsia="sans-serif" w:hAnsi="sans-serif" w:cs="sans-serif"/>
+          <w:color w:val="000000" w:themeColor="text1"/>
+          <w:sz w:val="22"/>
+          <w:szCs w:val="22"/>
+        </w:rPr>
+      </w:pPr>
+    </w:p>
+    <w:p>
+      <w:pPr>
+        <w:pStyle w:val="BodyText"/>
+        <w:spacing w:line="331" w:lineRule="auto"/>
+        <w:rPr>
+          <w:rFonts w:ascii="sans-serif" w:eastAsia="sans-serif" w:hAnsi="sans-serif" w:cs="sans-serif"/>
+          <w:color w:val="000000" w:themeColor="text1"/>
+          <w:sz w:val="22"/>
+          <w:szCs w:val="22"/>
+        </w:rPr>
+      </w:pPr>
+      <w:r>
+        <w:rPr>
+          <w:rFonts w:ascii="sans-serif" w:eastAsia="sans-serif" w:hAnsi="sans-serif" w:cs="sans-serif"/>
+          <w:color w:val="000000" w:themeColor="text1"/>
+          <w:sz w:val="22"/>
+          <w:szCs w:val="22"/>
+        </w:rPr>
+        <w:t>Abstrakcyjna klasa bazowa posiadająca dane logowania dla wszystkich osób korzystających z aplikacji. </w:t>
+      </w:r>
+    </w:p>
+    <w:p>
+      <w:pPr>
+        <w:spacing w:line="240" w:lineRule="auto"/>
+        <w:rPr>
+          <w:rFonts w:ascii="Aptos" w:eastAsia="Aptos" w:hAnsi="Aptos" w:cs="Aptos"/>
+          <w:color w:val="000000" w:themeColor="text1"/>
+        </w:rPr>
+      </w:pPr>
+    </w:p>
+    <w:p>
+      <w:pPr>
+        <w:pStyle w:val="BodyText"/>
+        <w:spacing w:line="331" w:lineRule="auto"/>
+        <w:rPr>
+          <w:rFonts w:ascii="Aptos" w:eastAsia="Aptos" w:hAnsi="Aptos" w:cs="Aptos"/>
+          <w:color w:val="000000" w:themeColor="text1"/>
+        </w:rPr>
+      </w:pPr>
+      <w:r>
+        <w:rPr>
+          <w:rFonts w:ascii="sans-serif" w:eastAsia="sans-serif" w:hAnsi="sans-serif" w:cs="sans-serif"/>
+          <w:b/>
+          <w:bCs/>
+          <w:color w:val="000000" w:themeColor="text1"/>
+          <w:sz w:val="22"/>
+          <w:szCs w:val="22"/>
+        </w:rPr>
+        <w:t>Zarząd:</w:t>
+      </w:r>
+      <w:r>
+        <w:rPr>
+          <w:rFonts w:ascii="Aptos" w:eastAsia="Aptos" w:hAnsi="Aptos" w:cs="Aptos"/>
+          <w:color w:val="000000" w:themeColor="text1"/>
+        </w:rPr>
+        <w:t> </w:t>
+      </w:r>
+    </w:p>
+    <w:p>
+      <w:pPr>
+        <w:pStyle w:val="BodyText"/>
+        <w:spacing w:line="331" w:lineRule="auto"/>
+        <w:rPr>
+          <w:rFonts w:ascii="sans-serif" w:eastAsia="sans-serif" w:hAnsi="sans-serif" w:cs="sans-serif"/>
+          <w:color w:val="000000" w:themeColor="text1"/>
+          <w:sz w:val="22"/>
+          <w:szCs w:val="22"/>
+        </w:rPr>
+      </w:pPr>
+      <w:r>
+        <w:rPr>
+          <w:rFonts w:ascii="sans-serif" w:eastAsia="sans-serif" w:hAnsi="sans-serif" w:cs="sans-serif"/>
+          <w:color w:val="000000" w:themeColor="text1"/>
+          <w:sz w:val="22"/>
+          <w:szCs w:val="22"/>
+        </w:rPr>
+        <w:t>atrybuty: </w:t>
+      </w:r>
+    </w:p>
+    <w:p>
+      <w:pPr>
+        <w:pStyle w:val="BodyText"/>
         <w:spacing w:line="331" w:lineRule="auto"/>
         <w:ind w:firstLine="720"/>
         <w:rPr>
@@ -7527,12 +7596,12 @@
           <w:sz w:val="22"/>
           <w:szCs w:val="22"/>
         </w:rPr>
-        <w:t>+ wprowadz_frekwencje(lista : List) : void </w:t>
-      </w:r>
-    </w:p>
-    <w:p>
-      <w:pPr>
-        <w:pStyle w:val="Tekstpodstawowy"/>
+        <w:t>dziedziczy atrybuty z klasy Użytkownik </w:t>
+      </w:r>
+    </w:p>
+    <w:p>
+      <w:pPr>
+        <w:pStyle w:val="BodyText"/>
         <w:spacing w:line="331" w:lineRule="auto"/>
         <w:rPr>
           <w:rFonts w:ascii="sans-serif" w:eastAsia="sans-serif" w:hAnsi="sans-serif" w:cs="sans-serif"/>
@@ -7541,16 +7610,6 @@
           <w:szCs w:val="22"/>
         </w:rPr>
       </w:pPr>
-    </w:p>
-    <w:p>
-      <w:pPr>
-        <w:pStyle w:val="Tekstpodstawowy"/>
-        <w:spacing w:line="331" w:lineRule="auto"/>
-        <w:rPr>
-          <w:rFonts w:ascii="Aptos" w:eastAsia="Aptos" w:hAnsi="Aptos" w:cs="Aptos"/>
-          <w:color w:val="000000" w:themeColor="text1"/>
-        </w:rPr>
-      </w:pPr>
       <w:r>
         <w:rPr>
           <w:rFonts w:ascii="sans-serif" w:eastAsia="sans-serif" w:hAnsi="sans-serif" w:cs="sans-serif"/>
@@ -7558,241 +7617,56 @@
           <w:sz w:val="22"/>
           <w:szCs w:val="22"/>
         </w:rPr>
-        <w:t>Reprezentuje pracownika klubu prowadzącego zajęcia i odpowiedzialnego za selekcję zawodników. Dziedziczy po klasie Użytkownik. </w:t>
-      </w:r>
-      <w:r>
-        <w:br/>
-      </w:r>
-    </w:p>
-    <w:p>
-      <w:pPr>
-        <w:spacing w:line="240" w:lineRule="auto"/>
-        <w:rPr>
-          <w:rFonts w:ascii="Aptos" w:eastAsia="Aptos" w:hAnsi="Aptos" w:cs="Aptos"/>
-          <w:color w:val="000000" w:themeColor="text1"/>
-        </w:rPr>
-      </w:pPr>
-      <w:r>
-        <w:rPr>
-          <w:rFonts w:ascii="Aptos" w:eastAsia="Aptos" w:hAnsi="Aptos" w:cs="Aptos"/>
-          <w:b/>
-          <w:bCs/>
-          <w:color w:val="000000" w:themeColor="text1"/>
-        </w:rPr>
-        <w:t>Trening:</w:t>
-      </w:r>
-      <w:r>
-        <w:rPr>
-          <w:rFonts w:ascii="Aptos" w:eastAsia="Aptos" w:hAnsi="Aptos" w:cs="Aptos"/>
-          <w:color w:val="000000" w:themeColor="text1"/>
-        </w:rPr>
-        <w:t> </w:t>
-      </w:r>
-    </w:p>
-    <w:p>
-      <w:pPr>
-        <w:spacing w:line="240" w:lineRule="auto"/>
-        <w:rPr>
-          <w:rFonts w:ascii="Aptos" w:eastAsia="Aptos" w:hAnsi="Aptos" w:cs="Aptos"/>
-          <w:color w:val="000000" w:themeColor="text1"/>
-        </w:rPr>
-      </w:pPr>
-      <w:r>
-        <w:rPr>
-          <w:rFonts w:ascii="Aptos" w:eastAsia="Aptos" w:hAnsi="Aptos" w:cs="Aptos"/>
-          <w:color w:val="000000" w:themeColor="text1"/>
-        </w:rPr>
-        <w:t>atrybuty:</w:t>
-      </w:r>
-    </w:p>
-    <w:p>
-      <w:pPr>
-        <w:spacing w:line="240" w:lineRule="auto"/>
-        <w:ind w:firstLine="708"/>
-        <w:rPr>
-          <w:rFonts w:ascii="Aptos" w:eastAsia="Aptos" w:hAnsi="Aptos" w:cs="Aptos"/>
-          <w:color w:val="000000" w:themeColor="text1"/>
-        </w:rPr>
-      </w:pPr>
-      <w:r>
-        <w:rPr>
-          <w:rFonts w:ascii="Aptos" w:eastAsia="Aptos" w:hAnsi="Aptos" w:cs="Aptos"/>
-          <w:color w:val="000000" w:themeColor="text1"/>
-        </w:rPr>
-        <w:t>- IDTreningu</w:t>
-      </w:r>
-    </w:p>
-    <w:p>
-      <w:pPr>
-        <w:spacing w:line="240" w:lineRule="auto"/>
-        <w:ind w:firstLine="708"/>
-        <w:rPr>
-          <w:rFonts w:ascii="Aptos" w:eastAsia="Aptos" w:hAnsi="Aptos" w:cs="Aptos"/>
-          <w:color w:val="000000" w:themeColor="text1"/>
-        </w:rPr>
-      </w:pPr>
-      <w:r>
-        <w:rPr>
-          <w:rFonts w:ascii="Aptos" w:eastAsia="Aptos" w:hAnsi="Aptos" w:cs="Aptos"/>
-          <w:color w:val="000000" w:themeColor="text1"/>
-        </w:rPr>
-        <w:t>- data</w:t>
-      </w:r>
-    </w:p>
-    <w:p>
-      <w:pPr>
-        <w:spacing w:line="240" w:lineRule="auto"/>
-        <w:ind w:firstLine="708"/>
-        <w:rPr>
-          <w:rFonts w:ascii="Aptos" w:eastAsia="Aptos" w:hAnsi="Aptos" w:cs="Aptos"/>
-          <w:color w:val="000000" w:themeColor="text1"/>
-        </w:rPr>
-      </w:pPr>
-      <w:r>
-        <w:rPr>
-          <w:rFonts w:ascii="Aptos" w:eastAsia="Aptos" w:hAnsi="Aptos" w:cs="Aptos"/>
-          <w:color w:val="000000" w:themeColor="text1"/>
-        </w:rPr>
-        <w:t>- status</w:t>
-      </w:r>
-    </w:p>
-    <w:p>
-      <w:pPr>
-        <w:spacing w:line="240" w:lineRule="auto"/>
-        <w:rPr>
-          <w:rFonts w:ascii="Aptos" w:eastAsia="Aptos" w:hAnsi="Aptos" w:cs="Aptos"/>
-          <w:color w:val="000000" w:themeColor="text1"/>
-        </w:rPr>
-      </w:pPr>
-      <w:r>
-        <w:rPr>
-          <w:rFonts w:ascii="Aptos" w:eastAsia="Aptos" w:hAnsi="Aptos" w:cs="Aptos"/>
-          <w:color w:val="000000" w:themeColor="text1"/>
-        </w:rPr>
         <w:t>metody: </w:t>
       </w:r>
     </w:p>
     <w:p>
       <w:pPr>
-        <w:spacing w:line="240" w:lineRule="auto"/>
-        <w:ind w:left="900" w:hanging="192"/>
-        <w:rPr>
-          <w:rFonts w:ascii="Aptos" w:eastAsia="Aptos" w:hAnsi="Aptos" w:cs="Aptos"/>
-          <w:color w:val="000000" w:themeColor="text1"/>
-        </w:rPr>
-      </w:pPr>
-      <w:r>
-        <w:rPr>
-          <w:rFonts w:ascii="Aptos" w:eastAsia="Aptos" w:hAnsi="Aptos" w:cs="Aptos"/>
-          <w:color w:val="000000" w:themeColor="text1"/>
-        </w:rPr>
-        <w:t>+ odwolajTrening() – zapisuje w systemie odwołanie treningu, wysyła powiadomienia opiekunom</w:t>
-      </w:r>
-    </w:p>
-    <w:p>
-      <w:pPr>
-        <w:spacing w:line="240" w:lineRule="auto"/>
-        <w:ind w:firstLine="708"/>
-        <w:rPr>
-          <w:rFonts w:ascii="Aptos" w:eastAsia="Aptos" w:hAnsi="Aptos" w:cs="Aptos"/>
-          <w:color w:val="000000" w:themeColor="text1"/>
-        </w:rPr>
-      </w:pPr>
-      <w:r>
-        <w:rPr>
-          <w:rFonts w:ascii="Aptos" w:eastAsia="Aptos" w:hAnsi="Aptos" w:cs="Aptos"/>
-          <w:color w:val="000000" w:themeColor="text1"/>
-        </w:rPr>
-        <w:t>+ wprowadzFrekwencje(lista : List)</w:t>
-      </w:r>
-    </w:p>
-    <w:p>
-      <w:pPr>
-        <w:spacing w:line="240" w:lineRule="auto"/>
-        <w:rPr>
-          <w:rFonts w:ascii="Aptos" w:eastAsia="Aptos" w:hAnsi="Aptos" w:cs="Aptos"/>
-          <w:color w:val="000000" w:themeColor="text1"/>
-        </w:rPr>
-      </w:pPr>
-    </w:p>
-    <w:p>
-      <w:pPr>
-        <w:spacing w:line="240" w:lineRule="auto"/>
-        <w:rPr>
-          <w:rFonts w:ascii="Aptos" w:eastAsia="Aptos" w:hAnsi="Aptos" w:cs="Aptos"/>
-          <w:color w:val="000000" w:themeColor="text1"/>
-        </w:rPr>
-      </w:pPr>
-      <w:r>
-        <w:rPr>
-          <w:rFonts w:ascii="Aptos" w:eastAsia="Aptos" w:hAnsi="Aptos" w:cs="Aptos"/>
-          <w:color w:val="000000" w:themeColor="text1"/>
-        </w:rPr>
-        <w:lastRenderedPageBreak/>
-        <w:t>Metoda wywoływana przez Trenera, która zmienia status danego wydarzenia w systemie na odwołany, co automatycznie blokuje możliwość wpisania frekwencji oraz inicjuje proces wysyłki powiadomień o zmianie planów do wszystkich przypisanych zawodników i ich opiekunów. </w:t>
-      </w:r>
-    </w:p>
-    <w:p>
-      <w:pPr>
-        <w:spacing w:line="240" w:lineRule="auto"/>
-        <w:rPr>
-          <w:rFonts w:ascii="Aptos" w:eastAsia="Aptos" w:hAnsi="Aptos" w:cs="Aptos"/>
-          <w:color w:val="000000" w:themeColor="text1"/>
-        </w:rPr>
-      </w:pPr>
-    </w:p>
-    <w:p>
-      <w:pPr>
-        <w:pStyle w:val="Tekstpodstawowy"/>
-        <w:spacing w:after="140" w:line="240" w:lineRule="auto"/>
-        <w:rPr>
-          <w:rFonts w:ascii="Aptos" w:eastAsia="Aptos" w:hAnsi="Aptos" w:cs="Aptos"/>
-          <w:color w:val="000000" w:themeColor="text1"/>
-        </w:rPr>
-      </w:pPr>
-      <w:r>
+        <w:pStyle w:val="BodyText"/>
+        <w:spacing w:line="331" w:lineRule="auto"/>
+        <w:ind w:firstLine="720"/>
         <w:rPr>
           <w:rFonts w:ascii="sans-serif" w:eastAsia="sans-serif" w:hAnsi="sans-serif" w:cs="sans-serif"/>
-          <w:b/>
-          <w:bCs/>
           <w:color w:val="000000" w:themeColor="text1"/>
           <w:sz w:val="22"/>
           <w:szCs w:val="22"/>
         </w:rPr>
-        <w:t>Użytkownik:</w:t>
-      </w:r>
-      <w:r>
-        <w:rPr>
-          <w:rFonts w:ascii="Aptos" w:eastAsia="Aptos" w:hAnsi="Aptos" w:cs="Aptos"/>
-          <w:color w:val="000000" w:themeColor="text1"/>
-        </w:rPr>
-        <w:t> </w:t>
-      </w:r>
-    </w:p>
-    <w:p>
-      <w:pPr>
-        <w:pStyle w:val="Tekstpodstawowy"/>
-        <w:spacing w:line="331" w:lineRule="auto"/>
+      </w:pPr>
+      <w:r>
         <w:rPr>
           <w:rFonts w:ascii="sans-serif" w:eastAsia="sans-serif" w:hAnsi="sans-serif" w:cs="sans-serif"/>
           <w:color w:val="000000" w:themeColor="text1"/>
           <w:sz w:val="22"/>
           <w:szCs w:val="22"/>
         </w:rPr>
-      </w:pPr>
-      <w:r>
+        <w:t>+ dodaj_użytkownika() : void </w:t>
+      </w:r>
+    </w:p>
+    <w:p>
+      <w:pPr>
+        <w:pStyle w:val="BodyText"/>
+        <w:spacing w:line="331" w:lineRule="auto"/>
+        <w:ind w:firstLine="720"/>
         <w:rPr>
           <w:rFonts w:ascii="sans-serif" w:eastAsia="sans-serif" w:hAnsi="sans-serif" w:cs="sans-serif"/>
           <w:color w:val="000000" w:themeColor="text1"/>
           <w:sz w:val="22"/>
           <w:szCs w:val="22"/>
         </w:rPr>
-        <w:t>atrybuty: </w:t>
-      </w:r>
-    </w:p>
-    <w:p>
-      <w:pPr>
-        <w:pStyle w:val="Tekstpodstawowy"/>
+      </w:pPr>
+      <w:r>
+        <w:rPr>
+          <w:rFonts w:ascii="sans-serif" w:eastAsia="sans-serif" w:hAnsi="sans-serif" w:cs="sans-serif"/>
+          <w:color w:val="000000" w:themeColor="text1"/>
+          <w:sz w:val="22"/>
+          <w:szCs w:val="22"/>
+        </w:rPr>
+        <w:t>+ przydziel_trenera_do_grupy() : void </w:t>
+      </w:r>
+    </w:p>
+    <w:p>
+      <w:pPr>
+        <w:pStyle w:val="BodyText"/>
         <w:spacing w:line="331" w:lineRule="auto"/>
         <w:ind w:firstLine="720"/>
         <w:rPr>
@@ -7809,12 +7683,112 @@
           <w:sz w:val="22"/>
           <w:szCs w:val="22"/>
         </w:rPr>
-        <w:t>- login : String </w:t>
-      </w:r>
-    </w:p>
-    <w:p>
-      <w:pPr>
-        <w:pStyle w:val="Tekstpodstawowy"/>
+        <w:t>+ monitoruj_badania() : void - kontrola ważności dokumentacji w klubie </w:t>
+      </w:r>
+    </w:p>
+    <w:p>
+      <w:pPr>
+        <w:pStyle w:val="BodyText"/>
+        <w:spacing w:line="331" w:lineRule="auto"/>
+        <w:rPr>
+          <w:rFonts w:ascii="sans-serif" w:eastAsia="sans-serif" w:hAnsi="sans-serif" w:cs="sans-serif"/>
+          <w:color w:val="000000" w:themeColor="text1"/>
+          <w:sz w:val="22"/>
+          <w:szCs w:val="22"/>
+        </w:rPr>
+      </w:pPr>
+      <w:r>
+        <w:rPr>
+          <w:rFonts w:ascii="sans-serif" w:eastAsia="sans-serif" w:hAnsi="sans-serif" w:cs="sans-serif"/>
+          <w:color w:val="000000" w:themeColor="text1"/>
+          <w:sz w:val="22"/>
+          <w:szCs w:val="22"/>
+        </w:rPr>
+        <w:t> </w:t>
+      </w:r>
+    </w:p>
+    <w:p>
+      <w:pPr>
+        <w:pStyle w:val="BodyText"/>
+        <w:spacing w:line="331" w:lineRule="auto"/>
+        <w:rPr>
+          <w:rFonts w:ascii="sans-serif" w:eastAsia="sans-serif" w:hAnsi="sans-serif" w:cs="sans-serif"/>
+          <w:color w:val="000000" w:themeColor="text1"/>
+          <w:sz w:val="22"/>
+          <w:szCs w:val="22"/>
+        </w:rPr>
+      </w:pPr>
+      <w:r>
+        <w:rPr>
+          <w:rFonts w:ascii="sans-serif" w:eastAsia="sans-serif" w:hAnsi="sans-serif" w:cs="sans-serif"/>
+          <w:color w:val="000000" w:themeColor="text1"/>
+          <w:sz w:val="22"/>
+          <w:szCs w:val="22"/>
+        </w:rPr>
+        <w:t>Pracownicy administracyjni posiadający najwyższe uprawnienia w systemie. Dziedziczy po klasie Użytkownik. </w:t>
+      </w:r>
+    </w:p>
+    <w:p>
+      <w:pPr>
+        <w:spacing w:line="240" w:lineRule="auto"/>
+        <w:rPr>
+          <w:rFonts w:ascii="Aptos" w:eastAsia="Aptos" w:hAnsi="Aptos" w:cs="Aptos"/>
+          <w:color w:val="000000" w:themeColor="text1"/>
+        </w:rPr>
+      </w:pPr>
+    </w:p>
+    <w:p>
+      <w:pPr>
+        <w:pStyle w:val="BodyText"/>
+        <w:spacing w:line="331" w:lineRule="auto"/>
+        <w:rPr>
+          <w:rFonts w:ascii="Aptos" w:eastAsia="Aptos" w:hAnsi="Aptos" w:cs="Aptos"/>
+          <w:color w:val="000000" w:themeColor="text1"/>
+        </w:rPr>
+      </w:pPr>
+      <w:r>
+        <w:rPr>
+          <w:rFonts w:ascii="sans-serif" w:eastAsia="sans-serif" w:hAnsi="sans-serif" w:cs="sans-serif"/>
+          <w:b/>
+          <w:bCs/>
+          <w:color w:val="000000" w:themeColor="text1"/>
+          <w:sz w:val="22"/>
+          <w:szCs w:val="22"/>
+        </w:rPr>
+        <w:t>Zawodnik:</w:t>
+      </w:r>
+      <w:r>
+        <w:rPr>
+          <w:rFonts w:ascii="Aptos" w:eastAsia="Aptos" w:hAnsi="Aptos" w:cs="Aptos"/>
+          <w:color w:val="000000" w:themeColor="text1"/>
+        </w:rPr>
+        <w:t> </w:t>
+      </w:r>
+    </w:p>
+    <w:p>
+      <w:pPr>
+        <w:pStyle w:val="BodyText"/>
+        <w:spacing w:line="331" w:lineRule="auto"/>
+        <w:rPr>
+          <w:rFonts w:ascii="sans-serif" w:eastAsia="sans-serif" w:hAnsi="sans-serif" w:cs="sans-serif"/>
+          <w:color w:val="000000" w:themeColor="text1"/>
+          <w:sz w:val="22"/>
+          <w:szCs w:val="22"/>
+        </w:rPr>
+      </w:pPr>
+      <w:r>
+        <w:rPr>
+          <w:rFonts w:ascii="sans-serif" w:eastAsia="sans-serif" w:hAnsi="sans-serif" w:cs="sans-serif"/>
+          <w:color w:val="000000" w:themeColor="text1"/>
+          <w:sz w:val="22"/>
+          <w:szCs w:val="22"/>
+        </w:rPr>
+        <w:t>atrybuty: </w:t>
+      </w:r>
+    </w:p>
+    <w:p>
+      <w:pPr>
+        <w:pStyle w:val="BodyText"/>
         <w:spacing w:line="331" w:lineRule="auto"/>
         <w:ind w:firstLine="720"/>
         <w:rPr>
@@ -7831,12 +7805,210 @@
           <w:sz w:val="22"/>
           <w:szCs w:val="22"/>
         </w:rPr>
-        <w:t>- hasło : String </w:t>
-      </w:r>
-    </w:p>
-    <w:p>
-      <w:pPr>
-        <w:pStyle w:val="Tekstpodstawowy"/>
+        <w:t>- imie : String </w:t>
+      </w:r>
+    </w:p>
+    <w:p>
+      <w:pPr>
+        <w:pStyle w:val="BodyText"/>
+        <w:spacing w:line="331" w:lineRule="auto"/>
+        <w:ind w:firstLine="720"/>
+        <w:rPr>
+          <w:rFonts w:ascii="sans-serif" w:eastAsia="sans-serif" w:hAnsi="sans-serif" w:cs="sans-serif"/>
+          <w:color w:val="000000" w:themeColor="text1"/>
+          <w:sz w:val="22"/>
+          <w:szCs w:val="22"/>
+        </w:rPr>
+      </w:pPr>
+      <w:r>
+        <w:rPr>
+          <w:rFonts w:ascii="sans-serif" w:eastAsia="sans-serif" w:hAnsi="sans-serif" w:cs="sans-serif"/>
+          <w:color w:val="000000" w:themeColor="text1"/>
+          <w:sz w:val="22"/>
+          <w:szCs w:val="22"/>
+        </w:rPr>
+        <w:t>- nazwisko : String </w:t>
+      </w:r>
+    </w:p>
+    <w:p>
+      <w:pPr>
+        <w:pStyle w:val="BodyText"/>
+        <w:spacing w:line="331" w:lineRule="auto"/>
+        <w:ind w:firstLine="720"/>
+        <w:rPr>
+          <w:rFonts w:ascii="sans-serif" w:eastAsia="sans-serif" w:hAnsi="sans-serif" w:cs="sans-serif"/>
+          <w:color w:val="000000" w:themeColor="text1"/>
+          <w:sz w:val="22"/>
+          <w:szCs w:val="22"/>
+        </w:rPr>
+      </w:pPr>
+      <w:r>
+        <w:rPr>
+          <w:rFonts w:ascii="sans-serif" w:eastAsia="sans-serif" w:hAnsi="sans-serif" w:cs="sans-serif"/>
+          <w:color w:val="000000" w:themeColor="text1"/>
+          <w:sz w:val="22"/>
+          <w:szCs w:val="22"/>
+        </w:rPr>
+        <w:t>- pesel : String </w:t>
+      </w:r>
+    </w:p>
+    <w:p>
+      <w:pPr>
+        <w:pStyle w:val="BodyText"/>
+        <w:spacing w:line="331" w:lineRule="auto"/>
+        <w:ind w:firstLine="720"/>
+        <w:rPr>
+          <w:rFonts w:ascii="sans-serif" w:eastAsia="sans-serif" w:hAnsi="sans-serif" w:cs="sans-serif"/>
+          <w:color w:val="000000" w:themeColor="text1"/>
+          <w:sz w:val="22"/>
+          <w:szCs w:val="22"/>
+        </w:rPr>
+      </w:pPr>
+      <w:r>
+        <w:rPr>
+          <w:rFonts w:ascii="sans-serif" w:eastAsia="sans-serif" w:hAnsi="sans-serif" w:cs="sans-serif"/>
+          <w:color w:val="000000" w:themeColor="text1"/>
+          <w:sz w:val="22"/>
+          <w:szCs w:val="22"/>
+        </w:rPr>
+        <w:t>- data_urodzenia : String </w:t>
+      </w:r>
+    </w:p>
+    <w:p>
+      <w:pPr>
+        <w:pStyle w:val="BodyText"/>
+        <w:spacing w:line="331" w:lineRule="auto"/>
+        <w:ind w:firstLine="720"/>
+        <w:rPr>
+          <w:rFonts w:ascii="sans-serif" w:eastAsia="sans-serif" w:hAnsi="sans-serif" w:cs="sans-serif"/>
+          <w:color w:val="000000" w:themeColor="text1"/>
+          <w:sz w:val="22"/>
+          <w:szCs w:val="22"/>
+        </w:rPr>
+      </w:pPr>
+      <w:r>
+        <w:rPr>
+          <w:rFonts w:ascii="sans-serif" w:eastAsia="sans-serif" w:hAnsi="sans-serif" w:cs="sans-serif"/>
+          <w:color w:val="000000" w:themeColor="text1"/>
+          <w:sz w:val="22"/>
+          <w:szCs w:val="22"/>
+        </w:rPr>
+        <w:t>- pozycja : String </w:t>
+      </w:r>
+    </w:p>
+    <w:p>
+      <w:pPr>
+        <w:pStyle w:val="BodyText"/>
+        <w:spacing w:line="331" w:lineRule="auto"/>
+        <w:ind w:firstLine="720"/>
+        <w:rPr>
+          <w:rFonts w:ascii="sans-serif" w:eastAsia="sans-serif" w:hAnsi="sans-serif" w:cs="sans-serif"/>
+          <w:color w:val="000000" w:themeColor="text1"/>
+          <w:sz w:val="22"/>
+          <w:szCs w:val="22"/>
+        </w:rPr>
+      </w:pPr>
+      <w:r>
+        <w:rPr>
+          <w:rFonts w:ascii="sans-serif" w:eastAsia="sans-serif" w:hAnsi="sans-serif" w:cs="sans-serif"/>
+          <w:color w:val="000000" w:themeColor="text1"/>
+          <w:sz w:val="22"/>
+          <w:szCs w:val="22"/>
+        </w:rPr>
+        <w:t>- specjalizacja na boisku np. bramkarz, napastnik </w:t>
+      </w:r>
+    </w:p>
+    <w:p>
+      <w:pPr>
+        <w:pStyle w:val="BodyText"/>
+        <w:spacing w:line="331" w:lineRule="auto"/>
+        <w:ind w:firstLine="720"/>
+        <w:rPr>
+          <w:rFonts w:ascii="sans-serif" w:eastAsia="sans-serif" w:hAnsi="sans-serif" w:cs="sans-serif"/>
+          <w:color w:val="000000" w:themeColor="text1"/>
+          <w:sz w:val="22"/>
+          <w:szCs w:val="22"/>
+        </w:rPr>
+      </w:pPr>
+      <w:r>
+        <w:rPr>
+          <w:rFonts w:ascii="sans-serif" w:eastAsia="sans-serif" w:hAnsi="sans-serif" w:cs="sans-serif"/>
+          <w:color w:val="000000" w:themeColor="text1"/>
+          <w:sz w:val="22"/>
+          <w:szCs w:val="22"/>
+        </w:rPr>
+        <w:t>- gole : String - statystyka strzelonych bramek </w:t>
+      </w:r>
+    </w:p>
+    <w:p>
+      <w:pPr>
+        <w:pStyle w:val="BodyText"/>
+        <w:spacing w:line="331" w:lineRule="auto"/>
+        <w:ind w:firstLine="720"/>
+        <w:rPr>
+          <w:rFonts w:ascii="sans-serif" w:eastAsia="sans-serif" w:hAnsi="sans-serif" w:cs="sans-serif"/>
+          <w:color w:val="000000" w:themeColor="text1"/>
+          <w:sz w:val="22"/>
+          <w:szCs w:val="22"/>
+        </w:rPr>
+      </w:pPr>
+      <w:r>
+        <w:rPr>
+          <w:rFonts w:ascii="sans-serif" w:eastAsia="sans-serif" w:hAnsi="sans-serif" w:cs="sans-serif"/>
+          <w:color w:val="000000" w:themeColor="text1"/>
+          <w:sz w:val="22"/>
+          <w:szCs w:val="22"/>
+        </w:rPr>
+        <w:t>- kartki : String - statystyka otrzymanych kartek </w:t>
+      </w:r>
+    </w:p>
+    <w:p>
+      <w:pPr>
+        <w:pStyle w:val="BodyText"/>
+        <w:spacing w:line="331" w:lineRule="auto"/>
+        <w:ind w:firstLine="720"/>
+        <w:rPr>
+          <w:rFonts w:ascii="sans-serif" w:eastAsia="sans-serif" w:hAnsi="sans-serif" w:cs="sans-serif"/>
+          <w:color w:val="000000" w:themeColor="text1"/>
+          <w:sz w:val="22"/>
+          <w:szCs w:val="22"/>
+        </w:rPr>
+      </w:pPr>
+      <w:r>
+        <w:rPr>
+          <w:rFonts w:ascii="sans-serif" w:eastAsia="sans-serif" w:hAnsi="sans-serif" w:cs="sans-serif"/>
+          <w:color w:val="000000" w:themeColor="text1"/>
+          <w:sz w:val="22"/>
+          <w:szCs w:val="22"/>
+        </w:rPr>
+        <w:t>- wyniki_testow : String - ustandaryzowane rezultaty testów sprawnościowych </w:t>
+      </w:r>
+    </w:p>
+    <w:p>
+      <w:pPr>
+        <w:pStyle w:val="BodyText"/>
+        <w:spacing w:line="331" w:lineRule="auto"/>
+        <w:ind w:firstLine="720"/>
+        <w:rPr>
+          <w:rFonts w:ascii="sans-serif" w:eastAsia="sans-serif" w:hAnsi="sans-serif" w:cs="sans-serif"/>
+          <w:color w:val="000000" w:themeColor="text1"/>
+          <w:sz w:val="22"/>
+          <w:szCs w:val="22"/>
+        </w:rPr>
+      </w:pPr>
+      <w:r>
+        <w:rPr>
+          <w:rFonts w:ascii="sans-serif" w:eastAsia="sans-serif" w:hAnsi="sans-serif" w:cs="sans-serif"/>
+          <w:color w:val="000000" w:themeColor="text1"/>
+          <w:sz w:val="22"/>
+          <w:szCs w:val="22"/>
+        </w:rPr>
+        <w:t>- Status_badan : String - termin ważności obowiązkowych badań lekarskich metody: </w:t>
+      </w:r>
+    </w:p>
+    <w:p>
+      <w:pPr>
+        <w:pStyle w:val="BodyText"/>
         <w:spacing w:line="331" w:lineRule="auto"/>
         <w:ind w:left="900" w:hanging="180"/>
         <w:rPr>
@@ -7853,12 +8025,12 @@
           <w:sz w:val="22"/>
           <w:szCs w:val="22"/>
         </w:rPr>
-        <w:t>- rola : String - określa poziom uprawnień w systemie, np. trener, opiekun </w:t>
-      </w:r>
-    </w:p>
-    <w:p>
-      <w:pPr>
-        <w:pStyle w:val="Tekstpodstawowy"/>
+        <w:t>+ sprawdz_waznosc_badan() : void - weryfikuje zdolność medyczną do udziału w rozgrywkach </w:t>
+      </w:r>
+    </w:p>
+    <w:p>
+      <w:pPr>
+        <w:pStyle w:val="BodyText"/>
         <w:spacing w:line="331" w:lineRule="auto"/>
         <w:rPr>
           <w:rFonts w:ascii="sans-serif" w:eastAsia="sans-serif" w:hAnsi="sans-serif" w:cs="sans-serif"/>
@@ -7867,6 +8039,16 @@
           <w:szCs w:val="22"/>
         </w:rPr>
       </w:pPr>
+    </w:p>
+    <w:p>
+      <w:pPr>
+        <w:pStyle w:val="BodyText"/>
+        <w:spacing w:line="331" w:lineRule="auto"/>
+        <w:rPr>
+          <w:rFonts w:ascii="Aptos" w:eastAsia="Aptos" w:hAnsi="Aptos" w:cs="Aptos"/>
+          <w:color w:val="000000" w:themeColor="text1"/>
+        </w:rPr>
+      </w:pPr>
       <w:r>
         <w:rPr>
           <w:rFonts w:ascii="sans-serif" w:eastAsia="sans-serif" w:hAnsi="sans-serif" w:cs="sans-serif"/>
@@ -7874,649 +8056,13 @@
           <w:sz w:val="22"/>
           <w:szCs w:val="22"/>
         </w:rPr>
-        <w:t>metody: </w:t>
-      </w:r>
-    </w:p>
-    <w:p>
-      <w:pPr>
-        <w:pStyle w:val="Tekstpodstawowy"/>
-        <w:spacing w:line="331" w:lineRule="auto"/>
-        <w:ind w:firstLine="720"/>
-        <w:rPr>
-          <w:rFonts w:ascii="sans-serif" w:eastAsia="sans-serif" w:hAnsi="sans-serif" w:cs="sans-serif"/>
-          <w:color w:val="000000" w:themeColor="text1"/>
-          <w:sz w:val="22"/>
-          <w:szCs w:val="22"/>
-        </w:rPr>
-      </w:pPr>
-      <w:r>
-        <w:rPr>
-          <w:rFonts w:ascii="sans-serif" w:eastAsia="sans-serif" w:hAnsi="sans-serif" w:cs="sans-serif"/>
-          <w:color w:val="000000" w:themeColor="text1"/>
-          <w:sz w:val="22"/>
-          <w:szCs w:val="22"/>
-        </w:rPr>
-        <w:t>+ zaloguj() : bool - uwierzytelnianie konta </w:t>
-      </w:r>
-    </w:p>
-    <w:p>
-      <w:pPr>
-        <w:pStyle w:val="Tekstpodstawowy"/>
-        <w:spacing w:line="331" w:lineRule="auto"/>
-        <w:rPr>
-          <w:rFonts w:ascii="sans-serif" w:eastAsia="sans-serif" w:hAnsi="sans-serif" w:cs="sans-serif"/>
-          <w:color w:val="000000" w:themeColor="text1"/>
-          <w:sz w:val="22"/>
-          <w:szCs w:val="22"/>
-        </w:rPr>
-      </w:pPr>
-    </w:p>
-    <w:p>
-      <w:pPr>
-        <w:pStyle w:val="Tekstpodstawowy"/>
-        <w:spacing w:line="331" w:lineRule="auto"/>
-        <w:rPr>
-          <w:rFonts w:ascii="sans-serif" w:eastAsia="sans-serif" w:hAnsi="sans-serif" w:cs="sans-serif"/>
-          <w:color w:val="000000" w:themeColor="text1"/>
-          <w:sz w:val="22"/>
-          <w:szCs w:val="22"/>
-        </w:rPr>
-      </w:pPr>
-      <w:r>
-        <w:rPr>
-          <w:rFonts w:ascii="sans-serif" w:eastAsia="sans-serif" w:hAnsi="sans-serif" w:cs="sans-serif"/>
-          <w:color w:val="000000" w:themeColor="text1"/>
-          <w:sz w:val="22"/>
-          <w:szCs w:val="22"/>
-        </w:rPr>
-        <w:t>Abstrakcyjna klasa bazowa posiadająca dane logowania dla wszystkich osób korzystających z aplikacji. </w:t>
-      </w:r>
-    </w:p>
-    <w:p>
-      <w:pPr>
-        <w:spacing w:line="240" w:lineRule="auto"/>
-        <w:rPr>
-          <w:rFonts w:ascii="Aptos" w:eastAsia="Aptos" w:hAnsi="Aptos" w:cs="Aptos"/>
-          <w:color w:val="000000" w:themeColor="text1"/>
-        </w:rPr>
-      </w:pPr>
-    </w:p>
-    <w:p>
-      <w:pPr>
-        <w:pStyle w:val="Tekstpodstawowy"/>
-        <w:spacing w:line="331" w:lineRule="auto"/>
-        <w:rPr>
-          <w:rFonts w:ascii="Aptos" w:eastAsia="Aptos" w:hAnsi="Aptos" w:cs="Aptos"/>
-          <w:color w:val="000000" w:themeColor="text1"/>
-        </w:rPr>
-      </w:pPr>
-      <w:r>
-        <w:rPr>
-          <w:rFonts w:ascii="sans-serif" w:eastAsia="sans-serif" w:hAnsi="sans-serif" w:cs="sans-serif"/>
-          <w:b/>
-          <w:bCs/>
-          <w:color w:val="000000" w:themeColor="text1"/>
-          <w:sz w:val="22"/>
-          <w:szCs w:val="22"/>
-        </w:rPr>
-        <w:t>Zarząd:</w:t>
-      </w:r>
-      <w:r>
-        <w:rPr>
-          <w:rFonts w:ascii="Aptos" w:eastAsia="Aptos" w:hAnsi="Aptos" w:cs="Aptos"/>
-          <w:color w:val="000000" w:themeColor="text1"/>
-        </w:rPr>
-        <w:t> </w:t>
-      </w:r>
-    </w:p>
-    <w:p>
-      <w:pPr>
-        <w:pStyle w:val="Tekstpodstawowy"/>
-        <w:spacing w:line="331" w:lineRule="auto"/>
-        <w:rPr>
-          <w:rFonts w:ascii="sans-serif" w:eastAsia="sans-serif" w:hAnsi="sans-serif" w:cs="sans-serif"/>
-          <w:color w:val="000000" w:themeColor="text1"/>
-          <w:sz w:val="22"/>
-          <w:szCs w:val="22"/>
-        </w:rPr>
-      </w:pPr>
-      <w:r>
-        <w:rPr>
-          <w:rFonts w:ascii="sans-serif" w:eastAsia="sans-serif" w:hAnsi="sans-serif" w:cs="sans-serif"/>
-          <w:color w:val="000000" w:themeColor="text1"/>
-          <w:sz w:val="22"/>
-          <w:szCs w:val="22"/>
-        </w:rPr>
-        <w:t>atrybuty: </w:t>
-      </w:r>
-    </w:p>
-    <w:p>
-      <w:pPr>
-        <w:pStyle w:val="Tekstpodstawowy"/>
-        <w:spacing w:line="331" w:lineRule="auto"/>
-        <w:ind w:firstLine="720"/>
-        <w:rPr>
-          <w:rFonts w:ascii="sans-serif" w:eastAsia="sans-serif" w:hAnsi="sans-serif" w:cs="sans-serif"/>
-          <w:color w:val="000000" w:themeColor="text1"/>
-          <w:sz w:val="22"/>
-          <w:szCs w:val="22"/>
-        </w:rPr>
-      </w:pPr>
-      <w:r>
-        <w:rPr>
-          <w:rFonts w:ascii="sans-serif" w:eastAsia="sans-serif" w:hAnsi="sans-serif" w:cs="sans-serif"/>
-          <w:color w:val="000000" w:themeColor="text1"/>
-          <w:sz w:val="22"/>
-          <w:szCs w:val="22"/>
-        </w:rPr>
-        <w:t>dziedziczy atrybuty z klasy Użytkownik </w:t>
-      </w:r>
-    </w:p>
-    <w:p>
-      <w:pPr>
-        <w:pStyle w:val="Tekstpodstawowy"/>
-        <w:spacing w:line="331" w:lineRule="auto"/>
-        <w:rPr>
-          <w:rFonts w:ascii="sans-serif" w:eastAsia="sans-serif" w:hAnsi="sans-serif" w:cs="sans-serif"/>
-          <w:color w:val="000000" w:themeColor="text1"/>
-          <w:sz w:val="22"/>
-          <w:szCs w:val="22"/>
-        </w:rPr>
-      </w:pPr>
-      <w:r>
-        <w:rPr>
-          <w:rFonts w:ascii="sans-serif" w:eastAsia="sans-serif" w:hAnsi="sans-serif" w:cs="sans-serif"/>
-          <w:color w:val="000000" w:themeColor="text1"/>
-          <w:sz w:val="22"/>
-          <w:szCs w:val="22"/>
-        </w:rPr>
-        <w:t>metody: </w:t>
-      </w:r>
-    </w:p>
-    <w:p>
-      <w:pPr>
-        <w:pStyle w:val="Tekstpodstawowy"/>
-        <w:spacing w:line="331" w:lineRule="auto"/>
-        <w:ind w:firstLine="720"/>
-        <w:rPr>
-          <w:rFonts w:ascii="sans-serif" w:eastAsia="sans-serif" w:hAnsi="sans-serif" w:cs="sans-serif"/>
-          <w:color w:val="000000" w:themeColor="text1"/>
-          <w:sz w:val="22"/>
-          <w:szCs w:val="22"/>
-        </w:rPr>
-      </w:pPr>
-      <w:r>
-        <w:rPr>
-          <w:rFonts w:ascii="sans-serif" w:eastAsia="sans-serif" w:hAnsi="sans-serif" w:cs="sans-serif"/>
-          <w:color w:val="000000" w:themeColor="text1"/>
-          <w:sz w:val="22"/>
-          <w:szCs w:val="22"/>
-        </w:rPr>
-        <w:t>+ dodaj_użytkownika() : void </w:t>
-      </w:r>
-    </w:p>
-    <w:p>
-      <w:pPr>
-        <w:pStyle w:val="Tekstpodstawowy"/>
-        <w:spacing w:line="331" w:lineRule="auto"/>
-        <w:ind w:firstLine="720"/>
-        <w:rPr>
-          <w:rFonts w:ascii="sans-serif" w:eastAsia="sans-serif" w:hAnsi="sans-serif" w:cs="sans-serif"/>
-          <w:color w:val="000000" w:themeColor="text1"/>
-          <w:sz w:val="22"/>
-          <w:szCs w:val="22"/>
-        </w:rPr>
-      </w:pPr>
-      <w:r>
-        <w:rPr>
-          <w:rFonts w:ascii="sans-serif" w:eastAsia="sans-serif" w:hAnsi="sans-serif" w:cs="sans-serif"/>
-          <w:color w:val="000000" w:themeColor="text1"/>
-          <w:sz w:val="22"/>
-          <w:szCs w:val="22"/>
-        </w:rPr>
-        <w:t>+ przydziel_trenera_do_grupy() : void </w:t>
-      </w:r>
-    </w:p>
-    <w:p>
-      <w:pPr>
-        <w:pStyle w:val="Tekstpodstawowy"/>
-        <w:spacing w:line="331" w:lineRule="auto"/>
-        <w:ind w:firstLine="720"/>
-        <w:rPr>
-          <w:rFonts w:ascii="sans-serif" w:eastAsia="sans-serif" w:hAnsi="sans-serif" w:cs="sans-serif"/>
-          <w:color w:val="000000" w:themeColor="text1"/>
-          <w:sz w:val="22"/>
-          <w:szCs w:val="22"/>
-        </w:rPr>
-      </w:pPr>
-      <w:r>
-        <w:rPr>
-          <w:rFonts w:ascii="sans-serif" w:eastAsia="sans-serif" w:hAnsi="sans-serif" w:cs="sans-serif"/>
-          <w:color w:val="000000" w:themeColor="text1"/>
-          <w:sz w:val="22"/>
-          <w:szCs w:val="22"/>
-        </w:rPr>
-        <w:t>+ monitoruj_badania() : void - kontrola ważności dokumentacji w klubie </w:t>
-      </w:r>
-    </w:p>
-    <w:p>
-      <w:pPr>
-        <w:pStyle w:val="Tekstpodstawowy"/>
-        <w:spacing w:line="331" w:lineRule="auto"/>
-        <w:rPr>
-          <w:rFonts w:ascii="sans-serif" w:eastAsia="sans-serif" w:hAnsi="sans-serif" w:cs="sans-serif"/>
-          <w:color w:val="000000" w:themeColor="text1"/>
-          <w:sz w:val="22"/>
-          <w:szCs w:val="22"/>
-        </w:rPr>
-      </w:pPr>
-      <w:r>
-        <w:rPr>
-          <w:rFonts w:ascii="sans-serif" w:eastAsia="sans-serif" w:hAnsi="sans-serif" w:cs="sans-serif"/>
-          <w:color w:val="000000" w:themeColor="text1"/>
-          <w:sz w:val="22"/>
-          <w:szCs w:val="22"/>
-        </w:rPr>
-        <w:t> </w:t>
-      </w:r>
-    </w:p>
-    <w:p>
-      <w:pPr>
-        <w:pStyle w:val="Tekstpodstawowy"/>
-        <w:spacing w:line="331" w:lineRule="auto"/>
-        <w:rPr>
-          <w:rFonts w:ascii="sans-serif" w:eastAsia="sans-serif" w:hAnsi="sans-serif" w:cs="sans-serif"/>
-          <w:color w:val="000000" w:themeColor="text1"/>
-          <w:sz w:val="22"/>
-          <w:szCs w:val="22"/>
-        </w:rPr>
-      </w:pPr>
-      <w:r>
-        <w:rPr>
-          <w:rFonts w:ascii="sans-serif" w:eastAsia="sans-serif" w:hAnsi="sans-serif" w:cs="sans-serif"/>
-          <w:color w:val="000000" w:themeColor="text1"/>
-          <w:sz w:val="22"/>
-          <w:szCs w:val="22"/>
-        </w:rPr>
-        <w:t>Pracownicy administracyjni posiadający najwyższe uprawnienia w systemie. Dziedziczy po klasie Użytkownik. </w:t>
-      </w:r>
-    </w:p>
-    <w:p>
-      <w:pPr>
-        <w:spacing w:line="240" w:lineRule="auto"/>
-        <w:rPr>
-          <w:rFonts w:ascii="Aptos" w:eastAsia="Aptos" w:hAnsi="Aptos" w:cs="Aptos"/>
-          <w:color w:val="000000" w:themeColor="text1"/>
-        </w:rPr>
-      </w:pPr>
-    </w:p>
-    <w:p>
-      <w:pPr>
-        <w:pStyle w:val="Tekstpodstawowy"/>
-        <w:spacing w:line="331" w:lineRule="auto"/>
-        <w:rPr>
-          <w:rFonts w:ascii="Aptos" w:eastAsia="Aptos" w:hAnsi="Aptos" w:cs="Aptos"/>
-          <w:color w:val="000000" w:themeColor="text1"/>
-        </w:rPr>
-      </w:pPr>
-      <w:r>
-        <w:rPr>
-          <w:rFonts w:ascii="sans-serif" w:eastAsia="sans-serif" w:hAnsi="sans-serif" w:cs="sans-serif"/>
-          <w:b/>
-          <w:bCs/>
-          <w:color w:val="000000" w:themeColor="text1"/>
-          <w:sz w:val="22"/>
-          <w:szCs w:val="22"/>
-        </w:rPr>
-        <w:t>Zawodnik:</w:t>
-      </w:r>
-      <w:r>
-        <w:rPr>
-          <w:rFonts w:ascii="Aptos" w:eastAsia="Aptos" w:hAnsi="Aptos" w:cs="Aptos"/>
-          <w:color w:val="000000" w:themeColor="text1"/>
-        </w:rPr>
-        <w:t> </w:t>
-      </w:r>
-    </w:p>
-    <w:p>
-      <w:pPr>
-        <w:pStyle w:val="Tekstpodstawowy"/>
-        <w:spacing w:line="331" w:lineRule="auto"/>
-        <w:rPr>
-          <w:rFonts w:ascii="sans-serif" w:eastAsia="sans-serif" w:hAnsi="sans-serif" w:cs="sans-serif"/>
-          <w:color w:val="000000" w:themeColor="text1"/>
-          <w:sz w:val="22"/>
-          <w:szCs w:val="22"/>
-        </w:rPr>
-      </w:pPr>
-      <w:r>
-        <w:rPr>
-          <w:rFonts w:ascii="sans-serif" w:eastAsia="sans-serif" w:hAnsi="sans-serif" w:cs="sans-serif"/>
-          <w:color w:val="000000" w:themeColor="text1"/>
-          <w:sz w:val="22"/>
-          <w:szCs w:val="22"/>
-        </w:rPr>
-        <w:t>atrybuty: </w:t>
-      </w:r>
-    </w:p>
-    <w:p>
-      <w:pPr>
-        <w:pStyle w:val="Tekstpodstawowy"/>
-        <w:spacing w:line="331" w:lineRule="auto"/>
-        <w:ind w:firstLine="720"/>
-        <w:rPr>
-          <w:rFonts w:ascii="sans-serif" w:eastAsia="sans-serif" w:hAnsi="sans-serif" w:cs="sans-serif"/>
-          <w:color w:val="000000" w:themeColor="text1"/>
-          <w:sz w:val="22"/>
-          <w:szCs w:val="22"/>
-        </w:rPr>
-      </w:pPr>
-      <w:r>
-        <w:rPr>
-          <w:rFonts w:ascii="sans-serif" w:eastAsia="sans-serif" w:hAnsi="sans-serif" w:cs="sans-serif"/>
-          <w:color w:val="000000" w:themeColor="text1"/>
-          <w:sz w:val="22"/>
-          <w:szCs w:val="22"/>
-        </w:rPr>
-        <w:t>- imie : String </w:t>
-      </w:r>
-    </w:p>
-    <w:p>
-      <w:pPr>
-        <w:pStyle w:val="Tekstpodstawowy"/>
-        <w:spacing w:line="331" w:lineRule="auto"/>
-        <w:ind w:firstLine="720"/>
-        <w:rPr>
-          <w:rFonts w:ascii="sans-serif" w:eastAsia="sans-serif" w:hAnsi="sans-serif" w:cs="sans-serif"/>
-          <w:color w:val="000000" w:themeColor="text1"/>
-          <w:sz w:val="22"/>
-          <w:szCs w:val="22"/>
-        </w:rPr>
-      </w:pPr>
-      <w:r>
-        <w:rPr>
-          <w:rFonts w:ascii="sans-serif" w:eastAsia="sans-serif" w:hAnsi="sans-serif" w:cs="sans-serif"/>
-          <w:color w:val="000000" w:themeColor="text1"/>
-          <w:sz w:val="22"/>
-          <w:szCs w:val="22"/>
-        </w:rPr>
-        <w:t>- nazwisko : String </w:t>
-      </w:r>
-    </w:p>
-    <w:p>
-      <w:pPr>
-        <w:pStyle w:val="Tekstpodstawowy"/>
-        <w:spacing w:line="331" w:lineRule="auto"/>
-        <w:ind w:firstLine="720"/>
-        <w:rPr>
-          <w:rFonts w:ascii="sans-serif" w:eastAsia="sans-serif" w:hAnsi="sans-serif" w:cs="sans-serif"/>
-          <w:color w:val="000000" w:themeColor="text1"/>
-          <w:sz w:val="22"/>
-          <w:szCs w:val="22"/>
-        </w:rPr>
-      </w:pPr>
-      <w:r>
-        <w:rPr>
-          <w:rFonts w:ascii="sans-serif" w:eastAsia="sans-serif" w:hAnsi="sans-serif" w:cs="sans-serif"/>
-          <w:color w:val="000000" w:themeColor="text1"/>
-          <w:sz w:val="22"/>
-          <w:szCs w:val="22"/>
-        </w:rPr>
-        <w:t>- pesel : String </w:t>
-      </w:r>
-    </w:p>
-    <w:p>
-      <w:pPr>
-        <w:pStyle w:val="Tekstpodstawowy"/>
-        <w:spacing w:line="331" w:lineRule="auto"/>
-        <w:ind w:firstLine="720"/>
-        <w:rPr>
-          <w:rFonts w:ascii="sans-serif" w:eastAsia="sans-serif" w:hAnsi="sans-serif" w:cs="sans-serif"/>
-          <w:color w:val="000000" w:themeColor="text1"/>
-          <w:sz w:val="22"/>
-          <w:szCs w:val="22"/>
-        </w:rPr>
-      </w:pPr>
-      <w:r>
-        <w:rPr>
-          <w:rFonts w:ascii="sans-serif" w:eastAsia="sans-serif" w:hAnsi="sans-serif" w:cs="sans-serif"/>
-          <w:color w:val="000000" w:themeColor="text1"/>
-          <w:sz w:val="22"/>
-          <w:szCs w:val="22"/>
-        </w:rPr>
-        <w:t>- data_urodzenia : String </w:t>
-      </w:r>
-    </w:p>
-    <w:p>
-      <w:pPr>
-        <w:pStyle w:val="Tekstpodstawowy"/>
-        <w:spacing w:line="331" w:lineRule="auto"/>
-        <w:ind w:firstLine="720"/>
-        <w:rPr>
-          <w:rFonts w:ascii="sans-serif" w:eastAsia="sans-serif" w:hAnsi="sans-serif" w:cs="sans-serif"/>
-          <w:color w:val="000000" w:themeColor="text1"/>
-          <w:sz w:val="22"/>
-          <w:szCs w:val="22"/>
-        </w:rPr>
-      </w:pPr>
-      <w:r>
-        <w:rPr>
-          <w:rFonts w:ascii="sans-serif" w:eastAsia="sans-serif" w:hAnsi="sans-serif" w:cs="sans-serif"/>
-          <w:color w:val="000000" w:themeColor="text1"/>
-          <w:sz w:val="22"/>
-          <w:szCs w:val="22"/>
-        </w:rPr>
-        <w:t>- pozycja : String </w:t>
-      </w:r>
-    </w:p>
-    <w:p>
-      <w:pPr>
-        <w:pStyle w:val="Tekstpodstawowy"/>
-        <w:spacing w:line="331" w:lineRule="auto"/>
-        <w:ind w:firstLine="720"/>
-        <w:rPr>
-          <w:rFonts w:ascii="sans-serif" w:eastAsia="sans-serif" w:hAnsi="sans-serif" w:cs="sans-serif"/>
-          <w:color w:val="000000" w:themeColor="text1"/>
-          <w:sz w:val="22"/>
-          <w:szCs w:val="22"/>
-        </w:rPr>
-      </w:pPr>
-      <w:r>
-        <w:rPr>
-          <w:rFonts w:ascii="sans-serif" w:eastAsia="sans-serif" w:hAnsi="sans-serif" w:cs="sans-serif"/>
-          <w:color w:val="000000" w:themeColor="text1"/>
-          <w:sz w:val="22"/>
-          <w:szCs w:val="22"/>
-        </w:rPr>
-        <w:t>- specjalizacja na boisku np. bramkarz, napastnik </w:t>
-      </w:r>
-    </w:p>
-    <w:p>
-      <w:pPr>
-        <w:pStyle w:val="Tekstpodstawowy"/>
-        <w:spacing w:line="331" w:lineRule="auto"/>
-        <w:ind w:firstLine="720"/>
-        <w:rPr>
-          <w:rFonts w:ascii="sans-serif" w:eastAsia="sans-serif" w:hAnsi="sans-serif" w:cs="sans-serif"/>
-          <w:color w:val="000000" w:themeColor="text1"/>
-          <w:sz w:val="22"/>
-          <w:szCs w:val="22"/>
-        </w:rPr>
-      </w:pPr>
-      <w:r>
-        <w:rPr>
-          <w:rFonts w:ascii="sans-serif" w:eastAsia="sans-serif" w:hAnsi="sans-serif" w:cs="sans-serif"/>
-          <w:color w:val="000000" w:themeColor="text1"/>
-          <w:sz w:val="22"/>
-          <w:szCs w:val="22"/>
-        </w:rPr>
-        <w:t>- gole : String - statystyka strzelonych bramek </w:t>
-      </w:r>
-    </w:p>
-    <w:p>
-      <w:pPr>
-        <w:pStyle w:val="Tekstpodstawowy"/>
-        <w:spacing w:line="331" w:lineRule="auto"/>
-        <w:ind w:firstLine="720"/>
-        <w:rPr>
-          <w:rFonts w:ascii="sans-serif" w:eastAsia="sans-serif" w:hAnsi="sans-serif" w:cs="sans-serif"/>
-          <w:color w:val="000000" w:themeColor="text1"/>
-          <w:sz w:val="22"/>
-          <w:szCs w:val="22"/>
-        </w:rPr>
-      </w:pPr>
-      <w:r>
-        <w:rPr>
-          <w:rFonts w:ascii="sans-serif" w:eastAsia="sans-serif" w:hAnsi="sans-serif" w:cs="sans-serif"/>
-          <w:color w:val="000000" w:themeColor="text1"/>
-          <w:sz w:val="22"/>
-          <w:szCs w:val="22"/>
-        </w:rPr>
-        <w:t>- kartki : String - statystyka otrzymanych kartek </w:t>
-      </w:r>
-    </w:p>
-    <w:p>
-      <w:pPr>
-        <w:pStyle w:val="Tekstpodstawowy"/>
-        <w:spacing w:line="331" w:lineRule="auto"/>
-        <w:ind w:firstLine="720"/>
-        <w:rPr>
-          <w:rFonts w:ascii="sans-serif" w:eastAsia="sans-serif" w:hAnsi="sans-serif" w:cs="sans-serif"/>
-          <w:color w:val="000000" w:themeColor="text1"/>
-          <w:sz w:val="22"/>
-          <w:szCs w:val="22"/>
-        </w:rPr>
-      </w:pPr>
-      <w:r>
-        <w:rPr>
-          <w:rFonts w:ascii="sans-serif" w:eastAsia="sans-serif" w:hAnsi="sans-serif" w:cs="sans-serif"/>
-          <w:color w:val="000000" w:themeColor="text1"/>
-          <w:sz w:val="22"/>
-          <w:szCs w:val="22"/>
-        </w:rPr>
-        <w:t>- wyniki_testow : String - ustandaryzowane rezultaty testów sprawnościowych </w:t>
-      </w:r>
-    </w:p>
-    <w:p>
-      <w:pPr>
-        <w:pStyle w:val="Tekstpodstawowy"/>
-        <w:spacing w:line="331" w:lineRule="auto"/>
-        <w:ind w:firstLine="720"/>
-        <w:rPr>
-          <w:rFonts w:ascii="sans-serif" w:eastAsia="sans-serif" w:hAnsi="sans-serif" w:cs="sans-serif"/>
-          <w:color w:val="000000" w:themeColor="text1"/>
-          <w:sz w:val="22"/>
-          <w:szCs w:val="22"/>
-        </w:rPr>
-      </w:pPr>
-      <w:r>
-        <w:rPr>
-          <w:rFonts w:ascii="sans-serif" w:eastAsia="sans-serif" w:hAnsi="sans-serif" w:cs="sans-serif"/>
-          <w:color w:val="000000" w:themeColor="text1"/>
-          <w:sz w:val="22"/>
-          <w:szCs w:val="22"/>
-        </w:rPr>
-        <w:lastRenderedPageBreak/>
-        <w:t>- Status_badan : String - termin ważności obowiązkowych badań lekarskich metody: </w:t>
-      </w:r>
-    </w:p>
-    <w:p>
-      <w:pPr>
-        <w:pStyle w:val="Tekstpodstawowy"/>
-        <w:spacing w:line="331" w:lineRule="auto"/>
-        <w:ind w:left="900" w:hanging="180"/>
-        <w:rPr>
-          <w:rFonts w:ascii="sans-serif" w:eastAsia="sans-serif" w:hAnsi="sans-serif" w:cs="sans-serif"/>
-          <w:color w:val="000000" w:themeColor="text1"/>
-          <w:sz w:val="22"/>
-          <w:szCs w:val="22"/>
-        </w:rPr>
-      </w:pPr>
-      <w:r>
-        <w:rPr>
-          <w:rFonts w:ascii="sans-serif" w:eastAsia="sans-serif" w:hAnsi="sans-serif" w:cs="sans-serif"/>
-          <w:color w:val="000000" w:themeColor="text1"/>
-          <w:sz w:val="22"/>
-          <w:szCs w:val="22"/>
-        </w:rPr>
-        <w:t xml:space="preserve">+ </w:t>
-      </w:r>
-      <w:proofErr w:type="spellStart"/>
-      <w:r>
-        <w:rPr>
-          <w:rFonts w:ascii="sans-serif" w:eastAsia="sans-serif" w:hAnsi="sans-serif" w:cs="sans-serif"/>
-          <w:color w:val="000000" w:themeColor="text1"/>
-          <w:sz w:val="22"/>
-          <w:szCs w:val="22"/>
-        </w:rPr>
-        <w:t>sprawdz_waznosc_badan</w:t>
-      </w:r>
-      <w:proofErr w:type="spellEnd"/>
-      <w:r>
-        <w:rPr>
-          <w:rFonts w:ascii="sans-serif" w:eastAsia="sans-serif" w:hAnsi="sans-serif" w:cs="sans-serif"/>
-          <w:color w:val="000000" w:themeColor="text1"/>
-          <w:sz w:val="22"/>
-          <w:szCs w:val="22"/>
-        </w:rPr>
-        <w:t xml:space="preserve">() : </w:t>
-      </w:r>
-      <w:proofErr w:type="spellStart"/>
-      <w:r>
-        <w:rPr>
-          <w:rFonts w:ascii="sans-serif" w:eastAsia="sans-serif" w:hAnsi="sans-serif" w:cs="sans-serif"/>
-          <w:color w:val="000000" w:themeColor="text1"/>
-          <w:sz w:val="22"/>
-          <w:szCs w:val="22"/>
-        </w:rPr>
-        <w:t>void</w:t>
-      </w:r>
-      <w:proofErr w:type="spellEnd"/>
-      <w:r>
-        <w:rPr>
-          <w:rFonts w:ascii="sans-serif" w:eastAsia="sans-serif" w:hAnsi="sans-serif" w:cs="sans-serif"/>
-          <w:color w:val="000000" w:themeColor="text1"/>
-          <w:sz w:val="22"/>
-          <w:szCs w:val="22"/>
-        </w:rPr>
-        <w:t xml:space="preserve"> - weryfikuje zdolność medyczną do udziału w rozgrywkach </w:t>
-      </w:r>
-    </w:p>
-    <w:p>
-      <w:pPr>
-        <w:pStyle w:val="Tekstpodstawowy"/>
-        <w:spacing w:line="331" w:lineRule="auto"/>
-        <w:rPr>
-          <w:rFonts w:ascii="sans-serif" w:eastAsia="sans-serif" w:hAnsi="sans-serif" w:cs="sans-serif"/>
-          <w:color w:val="000000" w:themeColor="text1"/>
-          <w:sz w:val="22"/>
-          <w:szCs w:val="22"/>
-        </w:rPr>
-      </w:pPr>
-    </w:p>
-    <w:p>
-      <w:pPr>
-        <w:pStyle w:val="Tekstpodstawowy"/>
-        <w:spacing w:line="331" w:lineRule="auto"/>
-        <w:rPr>
-          <w:rFonts w:ascii="Aptos" w:eastAsia="Aptos" w:hAnsi="Aptos" w:cs="Aptos"/>
-          <w:color w:val="000000" w:themeColor="text1"/>
-        </w:rPr>
-      </w:pPr>
-      <w:r>
-        <w:rPr>
-          <w:rFonts w:ascii="sans-serif" w:eastAsia="sans-serif" w:hAnsi="sans-serif" w:cs="sans-serif"/>
-          <w:color w:val="000000" w:themeColor="text1"/>
-          <w:sz w:val="22"/>
-          <w:szCs w:val="22"/>
-        </w:rPr>
         <w:t>Kluczowy obiekt w strukturze klubu zawierający wszelkie dane personalne oraz sportowe szkolonego dziecka. </w:t>
       </w:r>
     </w:p>
     <w:p/>
     <w:p>
       <w:pPr>
-        <w:pStyle w:val="Nagwek2"/>
+        <w:pStyle w:val="Heading2"/>
       </w:pPr>
       <w:r>
         <w:t>5.3 Diagramy stanów</w:t>
@@ -8600,7 +8146,6 @@
         <w:rPr>
           <w:noProof/>
         </w:rPr>
-        <w:lastRenderedPageBreak/>
         <w:drawing>
           <wp:inline distT="0" distB="0" distL="0" distR="0" wp14:anchorId="6F6AF05C" wp14:editId="671791E1">
             <wp:extent cx="5762625" cy="3581400"/>
@@ -8759,7 +8304,7 @@
     <w:p/>
     <w:p>
       <w:pPr>
-        <w:pStyle w:val="Nagwek2"/>
+        <w:pStyle w:val="Heading2"/>
         <w:rPr>
           <w:b/>
           <w:bCs/>
@@ -9176,7 +8721,6 @@
         <w:rPr>
           <w:noProof/>
         </w:rPr>
-        <w:lastRenderedPageBreak/>
         <w:drawing>
           <wp:inline distT="0" distB="0" distL="0" distR="0" wp14:anchorId="058208FC" wp14:editId="02B25EF5">
             <wp:extent cx="1800000" cy="3917992"/>
@@ -9363,9 +8907,8 @@
           <w:szCs w:val="18"/>
           <w:lang w:val="en-GB"/>
         </w:rPr>
-        <w:t xml:space="preserve">Rys. 5 </w:t>
-      </w:r>
-      <w:proofErr w:type="spellStart"/>
+        <w:t xml:space="preserve">Rys. 5 wersja </w:t>
+      </w:r>
       <w:r>
         <w:rPr>
           <w:i/>
@@ -9374,9 +8917,8 @@
           <w:szCs w:val="18"/>
           <w:lang w:val="en-GB"/>
         </w:rPr>
-        <w:t>wersja</w:t>
-      </w:r>
-      <w:proofErr w:type="spellEnd"/>
+        <w:t>desktopowa</w:t>
+      </w:r>
       <w:r>
         <w:rPr>
           <w:i/>
@@ -9385,9 +8927,8 @@
           <w:szCs w:val="18"/>
           <w:lang w:val="en-GB"/>
         </w:rPr>
-        <w:t xml:space="preserve"> </w:t>
-      </w:r>
-      <w:proofErr w:type="spellStart"/>
+        <w:t xml:space="preserve"> panel tre</w:t>
+      </w:r>
       <w:r>
         <w:rPr>
           <w:i/>
@@ -9396,41 +8937,8 @@
           <w:szCs w:val="18"/>
           <w:lang w:val="en-GB"/>
         </w:rPr>
-        <w:t>desktopowa</w:t>
-      </w:r>
-      <w:proofErr w:type="spellEnd"/>
-      <w:r>
-        <w:rPr>
-          <w:i/>
-          <w:iCs/>
-          <w:sz w:val="18"/>
-          <w:szCs w:val="18"/>
-          <w:lang w:val="en-GB"/>
-        </w:rPr>
-        <w:t xml:space="preserve"> panel </w:t>
-      </w:r>
-      <w:proofErr w:type="spellStart"/>
-      <w:r>
-        <w:rPr>
-          <w:i/>
-          <w:iCs/>
-          <w:sz w:val="18"/>
-          <w:szCs w:val="18"/>
-          <w:lang w:val="en-GB"/>
-        </w:rPr>
-        <w:t>tre</w:t>
-      </w:r>
-      <w:r>
-        <w:rPr>
-          <w:i/>
-          <w:iCs/>
-          <w:sz w:val="18"/>
-          <w:szCs w:val="18"/>
-          <w:lang w:val="en-GB"/>
-        </w:rPr>
         <w:t>nera</w:t>
       </w:r>
-      <w:proofErr w:type="spellEnd"/>
     </w:p>
     <w:p>
       <w:pPr>
@@ -9440,7 +8948,6 @@
         <w:rPr>
           <w:noProof/>
         </w:rPr>
-        <w:lastRenderedPageBreak/>
         <w:drawing>
           <wp:inline distT="0" distB="0" distL="0" distR="0" wp14:anchorId="76CF058B" wp14:editId="7F211B34">
             <wp:extent cx="1800000" cy="3917992"/>
@@ -9680,7 +9187,6 @@
         <w:rPr>
           <w:noProof/>
         </w:rPr>
-        <w:lastRenderedPageBreak/>
         <w:drawing>
           <wp:inline distT="0" distB="0" distL="0" distR="0" wp14:anchorId="6FABBC78" wp14:editId="5D89B642">
             <wp:extent cx="1800000" cy="3901667"/>
@@ -9767,71 +9273,1187 @@
         <w:rPr>
           <w:rFonts w:eastAsiaTheme="minorEastAsia"/>
         </w:rPr>
-        <w:t xml:space="preserve">Do wykonania prototypów </w:t>
-      </w:r>
-      <w:proofErr w:type="spellStart"/>
+        <w:t xml:space="preserve">Do wykonania prototypów intetrfejsów użyto GenAI </w:t>
+      </w:r>
       <w:r>
         <w:rPr>
           <w:rFonts w:eastAsiaTheme="minorEastAsia"/>
         </w:rPr>
-        <w:t>intetrfejsów</w:t>
-      </w:r>
-      <w:proofErr w:type="spellEnd"/>
+        <w:t>(</w:t>
+      </w:r>
       <w:r>
         <w:rPr>
           <w:rFonts w:eastAsiaTheme="minorEastAsia"/>
         </w:rPr>
-        <w:t xml:space="preserve"> użyto </w:t>
-      </w:r>
-      <w:proofErr w:type="spellStart"/>
-      <w:r>
+        <w:t>gpt 5.3 codex)</w:t>
+      </w:r>
+    </w:p>
+    <w:p>
+      <w:pPr>
         <w:rPr>
           <w:rFonts w:eastAsiaTheme="minorEastAsia"/>
         </w:rPr>
-        <w:t>GenAI</w:t>
-      </w:r>
-      <w:proofErr w:type="spellEnd"/>
+      </w:pPr>
       <w:r>
         <w:rPr>
           <w:rFonts w:eastAsiaTheme="minorEastAsia"/>
         </w:rPr>
-        <w:t xml:space="preserve"> </w:t>
-      </w:r>
-      <w:r>
-        <w:rPr>
-          <w:rFonts w:eastAsiaTheme="minorEastAsia"/>
-        </w:rPr>
-        <w:t>(</w:t>
-      </w:r>
-      <w:proofErr w:type="spellStart"/>
-      <w:r>
-        <w:rPr>
-          <w:rFonts w:eastAsiaTheme="minorEastAsia"/>
-        </w:rPr>
-        <w:t>gpt</w:t>
-      </w:r>
-      <w:proofErr w:type="spellEnd"/>
-      <w:r>
-        <w:rPr>
-          <w:rFonts w:eastAsiaTheme="minorEastAsia"/>
-        </w:rPr>
-        <w:t xml:space="preserve"> 5.3 </w:t>
-      </w:r>
-      <w:proofErr w:type="spellStart"/>
-      <w:r>
-        <w:rPr>
-          <w:rFonts w:eastAsiaTheme="minorEastAsia"/>
-        </w:rPr>
-        <w:t>codex</w:t>
-      </w:r>
-      <w:proofErr w:type="spellEnd"/>
-      <w:r>
-        <w:rPr>
-          <w:rFonts w:eastAsiaTheme="minorEastAsia"/>
-        </w:rPr>
-        <w:t>)</w:t>
-      </w:r>
-    </w:p>
+        <w:br w:type="page"/>
+      </w:r>
+    </w:p>
+    <w:p>
+      <w:pPr>
+        <w:pStyle w:val="Heading1"/>
+      </w:pPr>
+      <w:r>
+        <w:t>6</w:t>
+      </w:r>
+      <w:r>
+        <w:t xml:space="preserve">. </w:t>
+      </w:r>
+      <w:r>
+        <w:t>Wymagania niefunkcjonalne dla system</w:t>
+      </w:r>
+    </w:p>
+    <w:p>
+      <w:pPr>
+        <w:pStyle w:val="Heading2"/>
+        <w:rPr>
+          <w:rFonts w:ascii="Aptos" w:eastAsia="Aptos" w:hAnsi="Aptos" w:cs="Aptos"/>
+          <w:b/>
+        </w:rPr>
+      </w:pPr>
+      <w:r>
+        <w:t xml:space="preserve">6.1 </w:t>
+      </w:r>
+      <w:r>
+        <w:t xml:space="preserve">Oszacowanie wielkości </w:t>
+      </w:r>
+      <w:r>
+        <w:t>bazy danych</w:t>
+      </w:r>
+    </w:p>
+    <w:tbl>
+      <w:tblPr>
+        <w:tblStyle w:val="TableGrid"/>
+        <w:tblW w:w="0" w:type="auto"/>
+        <w:tblLook w:val="04A0" w:firstRow="1" w:lastRow="0" w:firstColumn="1" w:lastColumn="0" w:noHBand="0" w:noVBand="1"/>
+      </w:tblPr>
+      <w:tblGrid>
+        <w:gridCol w:w="4531"/>
+        <w:gridCol w:w="4531"/>
+      </w:tblGrid>
+      <w:tr>
+        <w:tc>
+          <w:tcPr>
+            <w:tcW w:w="4531" w:type="dxa"/>
+          </w:tcPr>
+          <w:p>
+            <w:r>
+              <w:t>Encja (tabela)</w:t>
+            </w:r>
+          </w:p>
+        </w:tc>
+        <w:tc>
+          <w:tcPr>
+            <w:tcW w:w="4531" w:type="dxa"/>
+          </w:tcPr>
+          <w:p>
+            <w:r>
+              <w:t>Szacunkowa liczba rekordów</w:t>
+            </w:r>
+          </w:p>
+        </w:tc>
+      </w:tr>
+      <w:tr>
+        <w:tc>
+          <w:tcPr>
+            <w:tcW w:w="4531" w:type="dxa"/>
+          </w:tcPr>
+          <w:p>
+            <w:r>
+              <w:t>Zawodnicy</w:t>
+            </w:r>
+          </w:p>
+        </w:tc>
+        <w:tc>
+          <w:tcPr>
+            <w:tcW w:w="4531" w:type="dxa"/>
+          </w:tcPr>
+          <w:p>
+            <w:r>
+              <w:t>200</w:t>
+            </w:r>
+          </w:p>
+        </w:tc>
+      </w:tr>
+      <w:tr>
+        <w:tc>
+          <w:tcPr>
+            <w:tcW w:w="4531" w:type="dxa"/>
+          </w:tcPr>
+          <w:p>
+            <w:r>
+              <w:t>Opiekunowie</w:t>
+            </w:r>
+          </w:p>
+        </w:tc>
+        <w:tc>
+          <w:tcPr>
+            <w:tcW w:w="4531" w:type="dxa"/>
+          </w:tcPr>
+          <w:p>
+            <w:r>
+              <w:t>Ok. 200 * 2</w:t>
+            </w:r>
+          </w:p>
+        </w:tc>
+      </w:tr>
+      <w:tr>
+        <w:tc>
+          <w:tcPr>
+            <w:tcW w:w="4531" w:type="dxa"/>
+          </w:tcPr>
+          <w:p>
+            <w:r>
+              <w:t>Trenerzy, zarząd</w:t>
+            </w:r>
+            <w:r>
+              <w:t>, grupy</w:t>
+            </w:r>
+          </w:p>
+        </w:tc>
+        <w:tc>
+          <w:tcPr>
+            <w:tcW w:w="4531" w:type="dxa"/>
+          </w:tcPr>
+          <w:p>
+            <w:r>
+              <w:t>15</w:t>
+            </w:r>
+            <w:r>
+              <w:t xml:space="preserve"> + 5 + </w:t>
+            </w:r>
+            <w:r>
+              <w:t>10</w:t>
+            </w:r>
+          </w:p>
+        </w:tc>
+      </w:tr>
+      <w:tr>
+        <w:tc>
+          <w:tcPr>
+            <w:tcW w:w="4531" w:type="dxa"/>
+          </w:tcPr>
+          <w:p>
+            <w:r>
+              <w:t>Treningi</w:t>
+            </w:r>
+          </w:p>
+        </w:tc>
+        <w:tc>
+          <w:tcPr>
+            <w:tcW w:w="4531" w:type="dxa"/>
+          </w:tcPr>
+          <w:p>
+            <w:r>
+              <w:t xml:space="preserve">Liczba grup * </w:t>
+            </w:r>
+            <w:r>
+              <w:t xml:space="preserve">3 dni w tygodniu </w:t>
+            </w:r>
+            <w:r>
+              <w:t xml:space="preserve">* </w:t>
+            </w:r>
+            <w:r>
+              <w:t xml:space="preserve">52 tygodnie = </w:t>
+            </w:r>
+            <w:r>
+              <w:t>1440</w:t>
+            </w:r>
+          </w:p>
+        </w:tc>
+      </w:tr>
+      <w:tr>
+        <w:tc>
+          <w:tcPr>
+            <w:tcW w:w="4531" w:type="dxa"/>
+          </w:tcPr>
+          <w:p>
+            <w:r>
+              <w:t>Fre</w:t>
+            </w:r>
+            <w:r>
+              <w:t>kwencja</w:t>
+            </w:r>
+          </w:p>
+        </w:tc>
+        <w:tc>
+          <w:tcPr>
+            <w:tcW w:w="4531" w:type="dxa"/>
+          </w:tcPr>
+          <w:p>
+            <w:r>
+              <w:t>Liczba grup * liczba meczów/rok</w:t>
+            </w:r>
+          </w:p>
+        </w:tc>
+      </w:tr>
+      <w:tr>
+        <w:tc>
+          <w:tcPr>
+            <w:tcW w:w="4531" w:type="dxa"/>
+          </w:tcPr>
+          <w:p>
+            <w:r>
+              <w:t>Mecze</w:t>
+            </w:r>
+          </w:p>
+        </w:tc>
+        <w:tc>
+          <w:tcPr>
+            <w:tcW w:w="4531" w:type="dxa"/>
+          </w:tcPr>
+          <w:p>
+            <w:r>
+              <w:t xml:space="preserve">Liczba grup </w:t>
+            </w:r>
+            <w:r>
+              <w:t>* 40 tygo</w:t>
+            </w:r>
+            <w:r>
+              <w:t>d</w:t>
+            </w:r>
+            <w:r>
+              <w:t xml:space="preserve">ni = </w:t>
+            </w:r>
+            <w:r>
+              <w:t>400</w:t>
+            </w:r>
+          </w:p>
+        </w:tc>
+      </w:tr>
+      <w:tr>
+        <w:tc>
+          <w:tcPr>
+            <w:tcW w:w="4531" w:type="dxa"/>
+          </w:tcPr>
+          <w:p>
+            <w:r>
+              <w:t>Powołanie</w:t>
+            </w:r>
+          </w:p>
+        </w:tc>
+        <w:tc>
+          <w:tcPr>
+            <w:tcW w:w="4531" w:type="dxa"/>
+          </w:tcPr>
+          <w:p>
+            <w:r>
+              <w:t>Liczba meczów * 1</w:t>
+            </w:r>
+            <w:r>
+              <w:t xml:space="preserve">8 = </w:t>
+            </w:r>
+            <w:r>
+              <w:t>7200</w:t>
+            </w:r>
+          </w:p>
+        </w:tc>
+      </w:tr>
+      <w:tr>
+        <w:tc>
+          <w:tcPr>
+            <w:tcW w:w="4531" w:type="dxa"/>
+          </w:tcPr>
+          <w:p>
+            <w:r>
+              <w:t>Składki</w:t>
+            </w:r>
+          </w:p>
+        </w:tc>
+        <w:tc>
+          <w:tcPr>
+            <w:tcW w:w="4531" w:type="dxa"/>
+          </w:tcPr>
+          <w:p>
+            <w:r>
+              <w:t xml:space="preserve">Liczba zawodników * 12 </w:t>
+            </w:r>
+            <w:r>
+              <w:t>miesięcy</w:t>
+            </w:r>
+            <w:r>
+              <w:t xml:space="preserve"> = </w:t>
+            </w:r>
+            <w:r>
+              <w:t>2400</w:t>
+            </w:r>
+          </w:p>
+        </w:tc>
+      </w:tr>
+      <w:tr>
+        <w:tc>
+          <w:tcPr>
+            <w:tcW w:w="4531" w:type="dxa"/>
+          </w:tcPr>
+          <w:p>
+            <w:r>
+              <w:t>Statystyki meczowe</w:t>
+            </w:r>
+          </w:p>
+        </w:tc>
+        <w:tc>
+          <w:tcPr>
+            <w:tcW w:w="4531" w:type="dxa"/>
+          </w:tcPr>
+          <w:p>
+            <w:r>
+              <w:t>Liczba meczów * 18 = 7200</w:t>
+            </w:r>
+          </w:p>
+        </w:tc>
+      </w:tr>
+      <w:tr>
+        <w:tc>
+          <w:tcPr>
+            <w:tcW w:w="4531" w:type="dxa"/>
+          </w:tcPr>
+          <w:p>
+            <w:r>
+              <w:t>Powiadomienia</w:t>
+            </w:r>
+          </w:p>
+        </w:tc>
+        <w:tc>
+          <w:tcPr>
+            <w:tcW w:w="4531" w:type="dxa"/>
+          </w:tcPr>
+          <w:p>
+            <w:r>
+              <w:t xml:space="preserve">Składki + powiadomienia + </w:t>
+            </w:r>
+            <w:r>
+              <w:t xml:space="preserve">treningi * </w:t>
+            </w:r>
+            <w:r>
+              <w:t xml:space="preserve">0.1 = </w:t>
+            </w:r>
+            <w:r>
+              <w:t>9744</w:t>
+            </w:r>
+          </w:p>
+        </w:tc>
+      </w:tr>
+    </w:tbl>
+    <w:p/>
+    <w:p/>
+    <w:p>
+      <w:pPr>
+        <w:pStyle w:val="Heading2"/>
+        <w:rPr>
+          <w:rFonts w:ascii="Aptos" w:eastAsia="Aptos" w:hAnsi="Aptos" w:cs="Aptos"/>
+          <w:b/>
+          <w:bCs/>
+        </w:rPr>
+      </w:pPr>
+      <w:r>
+        <w:t>6.2. Propozycja wymaganych czasów odpowiedzi</w:t>
+      </w:r>
+    </w:p>
+    <w:tbl>
+      <w:tblPr>
+        <w:tblStyle w:val="TableGrid"/>
+        <w:tblW w:w="0" w:type="auto"/>
+        <w:tblBorders>
+          <w:top w:val="single" w:sz="6" w:space="0" w:color="auto"/>
+          <w:left w:val="single" w:sz="6" w:space="0" w:color="auto"/>
+          <w:bottom w:val="single" w:sz="6" w:space="0" w:color="auto"/>
+          <w:right w:val="single" w:sz="6" w:space="0" w:color="auto"/>
+        </w:tblBorders>
+        <w:tblLook w:val="04A0" w:firstRow="1" w:lastRow="0" w:firstColumn="1" w:lastColumn="0" w:noHBand="0" w:noVBand="1"/>
+      </w:tblPr>
+      <w:tblGrid>
+        <w:gridCol w:w="4528"/>
+        <w:gridCol w:w="4528"/>
+      </w:tblGrid>
+      <w:tr>
+        <w:trPr>
+          <w:trHeight w:val="300"/>
+        </w:trPr>
+        <w:tc>
+          <w:tcPr>
+            <w:tcW w:w="4528" w:type="dxa"/>
+            <w:tcMar>
+              <w:left w:w="105" w:type="dxa"/>
+              <w:right w:w="105" w:type="dxa"/>
+            </w:tcMar>
+          </w:tcPr>
+          <w:p>
+            <w:r>
+              <w:rPr>
+                <w:rFonts w:ascii="Aptos" w:eastAsia="Aptos" w:hAnsi="Aptos" w:cs="Aptos"/>
+                <w:color w:val="000000" w:themeColor="text1"/>
+              </w:rPr>
+              <w:t>operacja</w:t>
+            </w:r>
+          </w:p>
+        </w:tc>
+        <w:tc>
+          <w:tcPr>
+            <w:tcW w:w="4528" w:type="dxa"/>
+            <w:tcMar>
+              <w:left w:w="105" w:type="dxa"/>
+              <w:right w:w="105" w:type="dxa"/>
+            </w:tcMar>
+          </w:tcPr>
+          <w:p>
+            <w:r>
+              <w:rPr>
+                <w:rFonts w:ascii="Aptos" w:eastAsia="Aptos" w:hAnsi="Aptos" w:cs="Aptos"/>
+                <w:color w:val="000000" w:themeColor="text1"/>
+              </w:rPr>
+              <w:t xml:space="preserve">Wymagany czas </w:t>
+            </w:r>
+            <w:r>
+              <w:rPr>
+                <w:rFonts w:ascii="Aptos" w:eastAsia="Aptos" w:hAnsi="Aptos" w:cs="Aptos"/>
+                <w:color w:val="000000" w:themeColor="text1"/>
+              </w:rPr>
+              <w:t>odpowiedzi</w:t>
+            </w:r>
+          </w:p>
+        </w:tc>
+      </w:tr>
+      <w:tr>
+        <w:trPr>
+          <w:trHeight w:val="300"/>
+        </w:trPr>
+        <w:tc>
+          <w:tcPr>
+            <w:tcW w:w="4528" w:type="dxa"/>
+            <w:tcMar>
+              <w:left w:w="105" w:type="dxa"/>
+              <w:right w:w="105" w:type="dxa"/>
+            </w:tcMar>
+          </w:tcPr>
+          <w:p>
+            <w:r>
+              <w:rPr>
+                <w:rFonts w:ascii="Aptos" w:eastAsia="Aptos" w:hAnsi="Aptos" w:cs="Aptos"/>
+              </w:rPr>
+              <w:t>Logowanie / uwierzytelnienie</w:t>
+            </w:r>
+          </w:p>
+        </w:tc>
+        <w:tc>
+          <w:tcPr>
+            <w:tcW w:w="4528" w:type="dxa"/>
+            <w:tcMar>
+              <w:left w:w="105" w:type="dxa"/>
+              <w:right w:w="105" w:type="dxa"/>
+            </w:tcMar>
+          </w:tcPr>
+          <w:p>
+            <w:r>
+              <w:rPr>
+                <w:rFonts w:ascii="Aptos" w:eastAsia="Aptos" w:hAnsi="Aptos" w:cs="Aptos"/>
+              </w:rPr>
+              <w:t>&lt; 2 s</w:t>
+            </w:r>
+          </w:p>
+        </w:tc>
+      </w:tr>
+      <w:tr>
+        <w:trPr>
+          <w:trHeight w:val="300"/>
+        </w:trPr>
+        <w:tc>
+          <w:tcPr>
+            <w:tcW w:w="4528" w:type="dxa"/>
+            <w:tcMar>
+              <w:left w:w="105" w:type="dxa"/>
+              <w:right w:w="105" w:type="dxa"/>
+            </w:tcMar>
+          </w:tcPr>
+          <w:p>
+            <w:r>
+              <w:rPr>
+                <w:rFonts w:ascii="Aptos" w:eastAsia="Aptos" w:hAnsi="Aptos" w:cs="Aptos"/>
+              </w:rPr>
+              <w:t>Wczytanie pulpitu (dashboard)</w:t>
+            </w:r>
+          </w:p>
+        </w:tc>
+        <w:tc>
+          <w:tcPr>
+            <w:tcW w:w="4528" w:type="dxa"/>
+            <w:tcMar>
+              <w:left w:w="105" w:type="dxa"/>
+              <w:right w:w="105" w:type="dxa"/>
+            </w:tcMar>
+          </w:tcPr>
+          <w:p>
+            <w:r>
+              <w:rPr>
+                <w:rFonts w:ascii="Aptos" w:eastAsia="Aptos" w:hAnsi="Aptos" w:cs="Aptos"/>
+              </w:rPr>
+              <w:t>&lt; 2 s</w:t>
+            </w:r>
+          </w:p>
+        </w:tc>
+      </w:tr>
+      <w:tr>
+        <w:trPr>
+          <w:trHeight w:val="300"/>
+        </w:trPr>
+        <w:tc>
+          <w:tcPr>
+            <w:tcW w:w="4528" w:type="dxa"/>
+            <w:tcMar>
+              <w:left w:w="105" w:type="dxa"/>
+              <w:right w:w="105" w:type="dxa"/>
+            </w:tcMar>
+          </w:tcPr>
+          <w:p>
+            <w:r>
+              <w:rPr>
+                <w:rFonts w:ascii="Aptos" w:eastAsia="Aptos" w:hAnsi="Aptos" w:cs="Aptos"/>
+              </w:rPr>
+              <w:t>Wczytanie listy frekwencji grupy</w:t>
+            </w:r>
+          </w:p>
+        </w:tc>
+        <w:tc>
+          <w:tcPr>
+            <w:tcW w:w="4528" w:type="dxa"/>
+            <w:tcMar>
+              <w:left w:w="105" w:type="dxa"/>
+              <w:right w:w="105" w:type="dxa"/>
+            </w:tcMar>
+          </w:tcPr>
+          <w:p>
+            <w:r>
+              <w:rPr>
+                <w:rFonts w:ascii="Aptos" w:eastAsia="Aptos" w:hAnsi="Aptos" w:cs="Aptos"/>
+              </w:rPr>
+              <w:t xml:space="preserve">&lt; </w:t>
+            </w:r>
+            <w:r>
+              <w:rPr>
+                <w:rFonts w:ascii="Aptos" w:eastAsia="Aptos" w:hAnsi="Aptos" w:cs="Aptos"/>
+              </w:rPr>
+              <w:t>1</w:t>
+            </w:r>
+            <w:r>
+              <w:rPr>
+                <w:rFonts w:ascii="Aptos" w:eastAsia="Aptos" w:hAnsi="Aptos" w:cs="Aptos"/>
+              </w:rPr>
+              <w:t>s</w:t>
+            </w:r>
+          </w:p>
+        </w:tc>
+      </w:tr>
+      <w:tr>
+        <w:trPr>
+          <w:trHeight w:val="300"/>
+        </w:trPr>
+        <w:tc>
+          <w:tcPr>
+            <w:tcW w:w="4528" w:type="dxa"/>
+            <w:tcMar>
+              <w:left w:w="105" w:type="dxa"/>
+              <w:right w:w="105" w:type="dxa"/>
+            </w:tcMar>
+          </w:tcPr>
+          <w:p>
+            <w:r>
+              <w:rPr>
+                <w:rFonts w:ascii="Aptos" w:eastAsia="Aptos" w:hAnsi="Aptos" w:cs="Aptos"/>
+              </w:rPr>
+              <w:t>Zapis frekwencji z aplikacji mobilnej (na boisku)</w:t>
+            </w:r>
+          </w:p>
+        </w:tc>
+        <w:tc>
+          <w:tcPr>
+            <w:tcW w:w="4528" w:type="dxa"/>
+            <w:tcMar>
+              <w:left w:w="105" w:type="dxa"/>
+              <w:right w:w="105" w:type="dxa"/>
+            </w:tcMar>
+          </w:tcPr>
+          <w:p>
+            <w:r>
+              <w:rPr>
+                <w:rFonts w:ascii="Aptos" w:eastAsia="Aptos" w:hAnsi="Aptos" w:cs="Aptos"/>
+              </w:rPr>
+              <w:t xml:space="preserve">&lt; </w:t>
+            </w:r>
+            <w:r>
+              <w:rPr>
+                <w:rFonts w:ascii="Aptos" w:eastAsia="Aptos" w:hAnsi="Aptos" w:cs="Aptos"/>
+              </w:rPr>
+              <w:t>1</w:t>
+            </w:r>
+            <w:r>
+              <w:rPr>
+                <w:rFonts w:ascii="Aptos" w:eastAsia="Aptos" w:hAnsi="Aptos" w:cs="Aptos"/>
+              </w:rPr>
+              <w:t>s</w:t>
+            </w:r>
+          </w:p>
+        </w:tc>
+      </w:tr>
+      <w:tr>
+        <w:trPr>
+          <w:trHeight w:val="300"/>
+        </w:trPr>
+        <w:tc>
+          <w:tcPr>
+            <w:tcW w:w="4528" w:type="dxa"/>
+            <w:tcMar>
+              <w:left w:w="105" w:type="dxa"/>
+              <w:right w:w="105" w:type="dxa"/>
+            </w:tcMar>
+          </w:tcPr>
+          <w:p>
+            <w:r>
+              <w:rPr>
+                <w:rFonts w:ascii="Aptos" w:eastAsia="Aptos" w:hAnsi="Aptos" w:cs="Aptos"/>
+              </w:rPr>
+              <w:t>Otwarcie kartoteki / wyszukanie zawodnika</w:t>
+            </w:r>
+          </w:p>
+        </w:tc>
+        <w:tc>
+          <w:tcPr>
+            <w:tcW w:w="4528" w:type="dxa"/>
+            <w:tcMar>
+              <w:left w:w="105" w:type="dxa"/>
+              <w:right w:w="105" w:type="dxa"/>
+            </w:tcMar>
+          </w:tcPr>
+          <w:p>
+            <w:r>
+              <w:rPr>
+                <w:rFonts w:ascii="Aptos" w:eastAsia="Aptos" w:hAnsi="Aptos" w:cs="Aptos"/>
+              </w:rPr>
+              <w:t>&lt; 1s</w:t>
+            </w:r>
+          </w:p>
+          <w:p>
+            <w:pPr>
+              <w:rPr>
+                <w:rFonts w:ascii="Aptos" w:eastAsia="Aptos" w:hAnsi="Aptos" w:cs="Aptos"/>
+                <w:color w:val="000000" w:themeColor="text1"/>
+              </w:rPr>
+            </w:pPr>
+          </w:p>
+        </w:tc>
+      </w:tr>
+      <w:tr>
+        <w:trPr>
+          <w:trHeight w:val="300"/>
+        </w:trPr>
+        <w:tc>
+          <w:tcPr>
+            <w:tcW w:w="4528" w:type="dxa"/>
+            <w:tcMar>
+              <w:left w:w="105" w:type="dxa"/>
+              <w:right w:w="105" w:type="dxa"/>
+            </w:tcMar>
+          </w:tcPr>
+          <w:p>
+            <w:r>
+              <w:rPr>
+                <w:rFonts w:ascii="Aptos" w:eastAsia="Aptos" w:hAnsi="Aptos" w:cs="Aptos"/>
+              </w:rPr>
+              <w:t>Utworzenie powołania i zlecenie powiadomień</w:t>
+            </w:r>
+          </w:p>
+        </w:tc>
+        <w:tc>
+          <w:tcPr>
+            <w:tcW w:w="4528" w:type="dxa"/>
+            <w:tcMar>
+              <w:left w:w="105" w:type="dxa"/>
+              <w:right w:w="105" w:type="dxa"/>
+            </w:tcMar>
+          </w:tcPr>
+          <w:p>
+            <w:r>
+              <w:rPr>
+                <w:rFonts w:ascii="Aptos" w:eastAsia="Aptos" w:hAnsi="Aptos" w:cs="Aptos"/>
+              </w:rPr>
+              <w:t>&lt; 3 s (bez czasu dostarczenia SMS/e-mail)</w:t>
+            </w:r>
+          </w:p>
+        </w:tc>
+      </w:tr>
+      <w:tr>
+        <w:trPr>
+          <w:trHeight w:val="300"/>
+        </w:trPr>
+        <w:tc>
+          <w:tcPr>
+            <w:tcW w:w="4528" w:type="dxa"/>
+            <w:tcMar>
+              <w:left w:w="105" w:type="dxa"/>
+              <w:right w:w="105" w:type="dxa"/>
+            </w:tcMar>
+          </w:tcPr>
+          <w:p>
+            <w:r>
+              <w:rPr>
+                <w:rFonts w:ascii="Aptos" w:eastAsia="Aptos" w:hAnsi="Aptos" w:cs="Aptos"/>
+              </w:rPr>
+              <w:t>Wygenerowanie raportu / zestawienia statystyk</w:t>
+            </w:r>
+          </w:p>
+        </w:tc>
+        <w:tc>
+          <w:tcPr>
+            <w:tcW w:w="4528" w:type="dxa"/>
+            <w:tcMar>
+              <w:left w:w="105" w:type="dxa"/>
+              <w:right w:w="105" w:type="dxa"/>
+            </w:tcMar>
+          </w:tcPr>
+          <w:p>
+            <w:r>
+              <w:rPr>
+                <w:rFonts w:ascii="Aptos" w:eastAsia="Aptos" w:hAnsi="Aptos" w:cs="Aptos"/>
+                <w:color w:val="000000" w:themeColor="text1"/>
+              </w:rPr>
+              <w:t>&lt;5s</w:t>
+            </w:r>
+          </w:p>
+        </w:tc>
+      </w:tr>
+      <w:tr>
+        <w:trPr>
+          <w:trHeight w:val="300"/>
+        </w:trPr>
+        <w:tc>
+          <w:tcPr>
+            <w:tcW w:w="4528" w:type="dxa"/>
+            <w:tcMar>
+              <w:left w:w="105" w:type="dxa"/>
+              <w:right w:w="105" w:type="dxa"/>
+            </w:tcMar>
+          </w:tcPr>
+          <w:p>
+            <w:r>
+              <w:rPr>
+                <w:rFonts w:ascii="Aptos" w:eastAsia="Aptos" w:hAnsi="Aptos" w:cs="Aptos"/>
+              </w:rPr>
+              <w:t>inicjacja</w:t>
+            </w:r>
+            <w:r>
+              <w:rPr>
+                <w:rFonts w:ascii="Aptos" w:eastAsia="Aptos" w:hAnsi="Aptos" w:cs="Aptos"/>
+              </w:rPr>
+              <w:t xml:space="preserve"> płatności składki (przekierowanie do bramki)</w:t>
+            </w:r>
+          </w:p>
+        </w:tc>
+        <w:tc>
+          <w:tcPr>
+            <w:tcW w:w="4528" w:type="dxa"/>
+            <w:tcMar>
+              <w:left w:w="105" w:type="dxa"/>
+              <w:right w:w="105" w:type="dxa"/>
+            </w:tcMar>
+          </w:tcPr>
+          <w:p>
+            <w:r>
+              <w:rPr>
+                <w:rFonts w:ascii="Aptos" w:eastAsia="Aptos" w:hAnsi="Aptos" w:cs="Aptos"/>
+              </w:rPr>
+              <w:t>&lt; 2 s; finalizacja zależna od bramki/banku</w:t>
+            </w:r>
+          </w:p>
+        </w:tc>
+      </w:tr>
+      <w:tr>
+        <w:trPr>
+          <w:trHeight w:val="300"/>
+        </w:trPr>
+        <w:tc>
+          <w:tcPr>
+            <w:tcW w:w="4528" w:type="dxa"/>
+            <w:tcMar>
+              <w:left w:w="105" w:type="dxa"/>
+              <w:right w:w="105" w:type="dxa"/>
+            </w:tcMar>
+          </w:tcPr>
+          <w:p>
+            <w:r>
+              <w:rPr>
+                <w:rFonts w:ascii="Aptos" w:eastAsia="Aptos" w:hAnsi="Aptos" w:cs="Aptos"/>
+              </w:rPr>
+              <w:t>Dostępność systemu (SLA)</w:t>
+            </w:r>
+          </w:p>
+        </w:tc>
+        <w:tc>
+          <w:tcPr>
+            <w:tcW w:w="4528" w:type="dxa"/>
+            <w:tcMar>
+              <w:left w:w="105" w:type="dxa"/>
+              <w:right w:w="105" w:type="dxa"/>
+            </w:tcMar>
+          </w:tcPr>
+          <w:p>
+            <w:r>
+              <w:rPr>
+                <w:rFonts w:ascii="Aptos" w:eastAsia="Aptos" w:hAnsi="Aptos" w:cs="Aptos"/>
+              </w:rPr>
+              <w:t>≥ 99% w skali miesiąca</w:t>
+            </w:r>
+          </w:p>
+        </w:tc>
+      </w:tr>
+    </w:tbl>
+    <w:p/>
+    <w:p/>
+    <w:p>
+      <w:r>
+        <w:br w:type="page"/>
+      </w:r>
+    </w:p>
+    <w:p>
+      <w:pPr>
+        <w:pStyle w:val="Heading2"/>
+      </w:pPr>
+      <w:r>
+        <w:t> 6.3. Oszacowanie liczby i typów potrzebnych stanowisk pracy użytkowników systemu</w:t>
+      </w:r>
+    </w:p>
+    <w:tbl>
+      <w:tblPr>
+        <w:tblStyle w:val="TableGrid"/>
+        <w:tblW w:w="0" w:type="auto"/>
+        <w:tblBorders>
+          <w:top w:val="single" w:sz="6" w:space="0" w:color="auto"/>
+          <w:left w:val="single" w:sz="6" w:space="0" w:color="auto"/>
+          <w:bottom w:val="single" w:sz="6" w:space="0" w:color="auto"/>
+          <w:right w:val="single" w:sz="6" w:space="0" w:color="auto"/>
+        </w:tblBorders>
+        <w:tblLook w:val="04A0" w:firstRow="1" w:lastRow="0" w:firstColumn="1" w:lastColumn="0" w:noHBand="0" w:noVBand="1"/>
+      </w:tblPr>
+      <w:tblGrid>
+        <w:gridCol w:w="3297"/>
+        <w:gridCol w:w="2553"/>
+        <w:gridCol w:w="3206"/>
+      </w:tblGrid>
+      <w:tr>
+        <w:trPr>
+          <w:trHeight w:val="300"/>
+        </w:trPr>
+        <w:tc>
+          <w:tcPr>
+            <w:tcW w:w="3297" w:type="dxa"/>
+            <w:tcMar>
+              <w:left w:w="105" w:type="dxa"/>
+              <w:right w:w="105" w:type="dxa"/>
+            </w:tcMar>
+          </w:tcPr>
+          <w:p>
+            <w:r>
+              <w:rPr>
+                <w:rFonts w:ascii="Aptos" w:eastAsia="Aptos" w:hAnsi="Aptos" w:cs="Aptos"/>
+              </w:rPr>
+              <w:t>Typ stanowiska / użytkownik</w:t>
+            </w:r>
+          </w:p>
+        </w:tc>
+        <w:tc>
+          <w:tcPr>
+            <w:tcW w:w="2553" w:type="dxa"/>
+          </w:tcPr>
+          <w:p>
+            <w:r>
+              <w:rPr>
+                <w:rFonts w:ascii="Aptos" w:eastAsia="Aptos" w:hAnsi="Aptos" w:cs="Aptos"/>
+              </w:rPr>
+              <w:t>Liczba</w:t>
+            </w:r>
+          </w:p>
+        </w:tc>
+        <w:tc>
+          <w:tcPr>
+            <w:tcW w:w="3206" w:type="dxa"/>
+            <w:tcMar>
+              <w:left w:w="105" w:type="dxa"/>
+              <w:right w:w="105" w:type="dxa"/>
+            </w:tcMar>
+          </w:tcPr>
+          <w:p>
+            <w:r>
+              <w:rPr>
+                <w:rFonts w:ascii="Aptos" w:eastAsia="Aptos" w:hAnsi="Aptos" w:cs="Aptos"/>
+              </w:rPr>
+              <w:t>Liczba</w:t>
+            </w:r>
+          </w:p>
+          <w:p>
+            <w:pPr>
+              <w:rPr>
+                <w:rFonts w:ascii="Aptos" w:eastAsia="Aptos" w:hAnsi="Aptos" w:cs="Aptos"/>
+                <w:color w:val="000000" w:themeColor="text1"/>
+              </w:rPr>
+            </w:pPr>
+          </w:p>
+        </w:tc>
+      </w:tr>
+      <w:tr>
+        <w:trPr>
+          <w:trHeight w:val="300"/>
+        </w:trPr>
+        <w:tc>
+          <w:tcPr>
+            <w:tcW w:w="3297" w:type="dxa"/>
+            <w:tcMar>
+              <w:left w:w="105" w:type="dxa"/>
+              <w:right w:w="105" w:type="dxa"/>
+            </w:tcMar>
+          </w:tcPr>
+          <w:p>
+            <w:r>
+              <w:rPr>
+                <w:rFonts w:ascii="Aptos" w:eastAsia="Aptos" w:hAnsi="Aptos" w:cs="Aptos"/>
+              </w:rPr>
+              <w:t>Zarząd i administracja</w:t>
+            </w:r>
+          </w:p>
+        </w:tc>
+        <w:tc>
+          <w:tcPr>
+            <w:tcW w:w="2553" w:type="dxa"/>
+          </w:tcPr>
+          <w:p>
+            <w:r>
+              <w:rPr>
+                <w:rFonts w:ascii="Aptos" w:eastAsia="Aptos" w:hAnsi="Aptos" w:cs="Aptos"/>
+              </w:rPr>
+              <w:t>5 stanowisk</w:t>
+            </w:r>
+          </w:p>
+        </w:tc>
+        <w:tc>
+          <w:tcPr>
+            <w:tcW w:w="3206" w:type="dxa"/>
+            <w:tcMar>
+              <w:left w:w="105" w:type="dxa"/>
+              <w:right w:w="105" w:type="dxa"/>
+            </w:tcMar>
+          </w:tcPr>
+          <w:p>
+            <w:r>
+              <w:rPr>
+                <w:rFonts w:ascii="Aptos" w:eastAsia="Aptos" w:hAnsi="Aptos" w:cs="Aptos"/>
+              </w:rPr>
+              <w:t>Stacje stacjonarne / laptopy, portal webowy</w:t>
+            </w:r>
+          </w:p>
+        </w:tc>
+      </w:tr>
+      <w:tr>
+        <w:trPr>
+          <w:trHeight w:val="360"/>
+        </w:trPr>
+        <w:tc>
+          <w:tcPr>
+            <w:tcW w:w="3297" w:type="dxa"/>
+            <w:tcMar>
+              <w:left w:w="105" w:type="dxa"/>
+              <w:right w:w="105" w:type="dxa"/>
+            </w:tcMar>
+          </w:tcPr>
+          <w:p>
+            <w:r>
+              <w:rPr>
+                <w:rFonts w:ascii="Aptos" w:eastAsia="Aptos" w:hAnsi="Aptos" w:cs="Aptos"/>
+              </w:rPr>
+              <w:t>Trenerzy</w:t>
+            </w:r>
+          </w:p>
+        </w:tc>
+        <w:tc>
+          <w:tcPr>
+            <w:tcW w:w="2553" w:type="dxa"/>
+          </w:tcPr>
+          <w:p>
+            <w:r>
+              <w:rPr>
+                <w:rFonts w:ascii="Aptos" w:eastAsia="Aptos" w:hAnsi="Aptos" w:cs="Aptos"/>
+              </w:rPr>
+              <w:t>15</w:t>
+            </w:r>
+          </w:p>
+        </w:tc>
+        <w:tc>
+          <w:tcPr>
+            <w:tcW w:w="3206" w:type="dxa"/>
+            <w:tcMar>
+              <w:left w:w="105" w:type="dxa"/>
+              <w:right w:w="105" w:type="dxa"/>
+            </w:tcMar>
+          </w:tcPr>
+          <w:p>
+            <w:r>
+              <w:rPr>
+                <w:rFonts w:ascii="Aptos" w:eastAsia="Aptos" w:hAnsi="Aptos" w:cs="Aptos"/>
+              </w:rPr>
+              <w:t xml:space="preserve">Smartfon </w:t>
+            </w:r>
+            <w:r>
+              <w:rPr>
+                <w:rFonts w:ascii="Aptos" w:eastAsia="Aptos" w:hAnsi="Aptos" w:cs="Aptos"/>
+              </w:rPr>
+              <w:t xml:space="preserve">+ </w:t>
+            </w:r>
+            <w:r>
+              <w:rPr>
+                <w:rFonts w:ascii="Aptos" w:eastAsia="Aptos" w:hAnsi="Aptos" w:cs="Aptos"/>
+              </w:rPr>
+              <w:t>dostęp webowy</w:t>
+            </w:r>
+          </w:p>
+        </w:tc>
+      </w:tr>
+      <w:tr>
+        <w:trPr>
+          <w:trHeight w:val="300"/>
+        </w:trPr>
+        <w:tc>
+          <w:tcPr>
+            <w:tcW w:w="3297" w:type="dxa"/>
+            <w:tcMar>
+              <w:left w:w="105" w:type="dxa"/>
+              <w:right w:w="105" w:type="dxa"/>
+            </w:tcMar>
+          </w:tcPr>
+          <w:p>
+            <w:r>
+              <w:rPr>
+                <w:rFonts w:ascii="Aptos" w:eastAsia="Aptos" w:hAnsi="Aptos" w:cs="Aptos"/>
+              </w:rPr>
+              <w:t>Rodzice / Opiek</w:t>
+            </w:r>
+            <w:r>
+              <w:rPr>
+                <w:rFonts w:ascii="Aptos" w:eastAsia="Aptos" w:hAnsi="Aptos" w:cs="Aptos"/>
+              </w:rPr>
+              <w:t>unowie</w:t>
+            </w:r>
+          </w:p>
+        </w:tc>
+        <w:tc>
+          <w:tcPr>
+            <w:tcW w:w="2553" w:type="dxa"/>
+          </w:tcPr>
+          <w:p>
+            <w:r>
+              <w:rPr>
+                <w:rFonts w:ascii="Aptos" w:eastAsia="Aptos" w:hAnsi="Aptos" w:cs="Aptos"/>
+              </w:rPr>
+              <w:t>~</w:t>
+            </w:r>
+            <w:r>
+              <w:rPr>
+                <w:rFonts w:ascii="Aptos" w:eastAsia="Aptos" w:hAnsi="Aptos" w:cs="Aptos"/>
+              </w:rPr>
+              <w:t>400</w:t>
+            </w:r>
+            <w:r>
+              <w:rPr>
+                <w:rFonts w:ascii="Aptos" w:eastAsia="Aptos" w:hAnsi="Aptos" w:cs="Aptos"/>
+              </w:rPr>
+              <w:t xml:space="preserve"> kont</w:t>
+            </w:r>
+          </w:p>
+        </w:tc>
+        <w:tc>
+          <w:tcPr>
+            <w:tcW w:w="3206" w:type="dxa"/>
+            <w:tcMar>
+              <w:left w:w="105" w:type="dxa"/>
+              <w:right w:w="105" w:type="dxa"/>
+            </w:tcMar>
+          </w:tcPr>
+          <w:p>
+            <w:r>
+              <w:rPr>
+                <w:rFonts w:ascii="Aptos" w:eastAsia="Aptos" w:hAnsi="Aptos" w:cs="Aptos"/>
+              </w:rPr>
+              <w:t>Web i aplikacja mobilna na własnych urządzeniach</w:t>
+            </w:r>
+          </w:p>
+        </w:tc>
+      </w:tr>
+      <w:tr>
+        <w:trPr>
+          <w:trHeight w:val="300"/>
+        </w:trPr>
+        <w:tc>
+          <w:tcPr>
+            <w:tcW w:w="3297" w:type="dxa"/>
+            <w:tcMar>
+              <w:left w:w="105" w:type="dxa"/>
+              <w:right w:w="105" w:type="dxa"/>
+            </w:tcMar>
+          </w:tcPr>
+          <w:p>
+            <w:r>
+              <w:rPr>
+                <w:rFonts w:ascii="Aptos" w:eastAsia="Aptos" w:hAnsi="Aptos" w:cs="Aptos"/>
+              </w:rPr>
+              <w:t>Infrastruktura</w:t>
+            </w:r>
+            <w:r>
+              <w:rPr>
+                <w:rFonts w:ascii="Aptos" w:eastAsia="Aptos" w:hAnsi="Aptos" w:cs="Aptos"/>
+              </w:rPr>
+              <w:t xml:space="preserve"> serwerowa</w:t>
+            </w:r>
+          </w:p>
+        </w:tc>
+        <w:tc>
+          <w:tcPr>
+            <w:tcW w:w="2553" w:type="dxa"/>
+          </w:tcPr>
+          <w:p>
+            <w:r>
+              <w:rPr>
+                <w:rFonts w:ascii="Aptos" w:eastAsia="Aptos" w:hAnsi="Aptos" w:cs="Aptos"/>
+              </w:rPr>
+              <w:t>1 serwer aplikacyjny + 1 bazodanowy</w:t>
+            </w:r>
+          </w:p>
+        </w:tc>
+        <w:tc>
+          <w:tcPr>
+            <w:tcW w:w="3206" w:type="dxa"/>
+            <w:tcMar>
+              <w:left w:w="105" w:type="dxa"/>
+              <w:right w:w="105" w:type="dxa"/>
+            </w:tcMar>
+          </w:tcPr>
+          <w:p>
+            <w:r>
+              <w:rPr>
+                <w:rFonts w:ascii="Aptos" w:eastAsia="Aptos" w:hAnsi="Aptos" w:cs="Aptos"/>
+              </w:rPr>
+              <w:t>Instancje fizyczne lub chmurowe</w:t>
+            </w:r>
+          </w:p>
+        </w:tc>
+      </w:tr>
+    </w:tbl>
+    <w:p/>
     <w:sectPr>
       <w:pgSz w:w="11906" w:h="16838"/>
       <w:pgMar w:top="1417" w:right="1417" w:bottom="1417" w:left="1417" w:header="708" w:footer="708" w:gutter="0"/>
@@ -13930,11 +14552,11 @@
     <w:name w:val="Normal"/>
     <w:qFormat/>
   </w:style>
-  <w:style w:type="paragraph" w:styleId="Nagwek1">
+  <w:style w:type="paragraph" w:styleId="Heading1">
     <w:name w:val="heading 1"/>
     <w:basedOn w:val="Normal"/>
     <w:next w:val="Normal"/>
-    <w:link w:val="Nagwek1Znak"/>
+    <w:link w:val="Heading1Char"/>
     <w:uiPriority w:val="9"/>
     <w:qFormat/>
     <w:rsid w:val="5C0D0B26"/>
@@ -13947,12 +14569,11 @@
       <w:szCs w:val="40"/>
     </w:rPr>
   </w:style>
-  <w:style w:type="paragraph" w:styleId="Nagwek2">
+  <w:style w:type="paragraph" w:styleId="Heading2">
     <w:name w:val="heading 2"/>
     <w:basedOn w:val="Normal"/>
     <w:next w:val="Normal"/>
     <w:uiPriority w:val="9"/>
-    <w:semiHidden/>
     <w:unhideWhenUsed/>
     <w:qFormat/>
     <w:rsid w:val="5C65F94A"/>
@@ -13965,7 +14586,7 @@
       <w:szCs w:val="32"/>
     </w:rPr>
   </w:style>
-  <w:style w:type="paragraph" w:styleId="Nagwek3">
+  <w:style w:type="paragraph" w:styleId="Heading3">
     <w:name w:val="heading 3"/>
     <w:basedOn w:val="Normal"/>
     <w:next w:val="Normal"/>
@@ -13987,7 +14608,7 @@
     </w:rPr>
   </w:style>
   <w:style w:type="paragraph" w:styleId="Heading4">
-    <w:name w:val="Heading 4"/>
+    <w:name w:val="heading 4"/>
     <w:basedOn w:val="Normal"/>
     <w:next w:val="Normal"/>
     <w:uiPriority w:val="9"/>
@@ -14009,7 +14630,7 @@
     </w:rPr>
   </w:style>
   <w:style w:type="paragraph" w:styleId="Heading5">
-    <w:name w:val="Heading 5"/>
+    <w:name w:val="heading 5"/>
     <w:basedOn w:val="Normal"/>
     <w:next w:val="Normal"/>
     <w:uiPriority w:val="9"/>
@@ -14029,7 +14650,7 @@
     </w:rPr>
   </w:style>
   <w:style w:type="paragraph" w:styleId="Heading6">
-    <w:name w:val="Heading 6"/>
+    <w:name w:val="heading 6"/>
     <w:basedOn w:val="Normal"/>
     <w:next w:val="Normal"/>
     <w:uiPriority w:val="9"/>
@@ -14051,7 +14672,7 @@
     </w:rPr>
   </w:style>
   <w:style w:type="paragraph" w:styleId="Heading7">
-    <w:name w:val="Heading 7"/>
+    <w:name w:val="heading 7"/>
     <w:basedOn w:val="Normal"/>
     <w:next w:val="Normal"/>
     <w:uiPriority w:val="9"/>
@@ -14071,7 +14692,7 @@
     </w:rPr>
   </w:style>
   <w:style w:type="paragraph" w:styleId="Heading8">
-    <w:name w:val="Heading 8"/>
+    <w:name w:val="heading 8"/>
     <w:basedOn w:val="Normal"/>
     <w:next w:val="Normal"/>
     <w:uiPriority w:val="9"/>
@@ -14093,7 +14714,7 @@
     </w:rPr>
   </w:style>
   <w:style w:type="paragraph" w:styleId="Heading9">
-    <w:name w:val="Heading 9"/>
+    <w:name w:val="heading 9"/>
     <w:basedOn w:val="Normal"/>
     <w:next w:val="Normal"/>
     <w:uiPriority w:val="9"/>
@@ -14115,11 +14736,10 @@
   <w:style w:type="character" w:default="1" w:styleId="DefaultParagraphFont">
     <w:name w:val="Default Paragraph Font"/>
     <w:uiPriority w:val="1"/>
-    <w:semiHidden/>
     <w:unhideWhenUsed/>
   </w:style>
   <w:style w:type="table" w:default="1" w:styleId="TableNormal">
-    <w:name w:val="Table Normal"/>
+    <w:name w:val="Normal Table"/>
     <w:uiPriority w:val="99"/>
     <w:semiHidden/>
     <w:unhideWhenUsed/>
@@ -14139,10 +14759,10 @@
     <w:semiHidden/>
     <w:unhideWhenUsed/>
   </w:style>
-  <w:style w:type="character" w:customStyle="1" w:styleId="Nagwek1Znak">
-    <w:name w:val="Nagłówek 1 Znak"/>
+  <w:style w:type="character" w:customStyle="1" w:styleId="Heading1Char">
+    <w:name w:val="Heading 1 Char"/>
     <w:basedOn w:val="DefaultParagraphFont"/>
-    <w:link w:val="Nagwek1"/>
+    <w:link w:val="Heading1"/>
     <w:uiPriority w:val="9"/>
     <w:rsid w:val="004D757A"/>
     <w:rPr>
@@ -14151,7 +14771,7 @@
       <w:szCs w:val="40"/>
     </w:rPr>
   </w:style>
-  <w:style w:type="character" w:styleId="Hipercze">
+  <w:style w:type="character" w:styleId="Hyperlink">
     <w:name w:val="Hyperlink"/>
     <w:basedOn w:val="DefaultParagraphFont"/>
     <w:uiPriority w:val="99"/>
@@ -14199,7 +14819,7 @@
       <w:spacing w:val="5"/>
     </w:rPr>
   </w:style>
-  <w:style w:type="table" w:styleId="Tabela-Siatka">
+  <w:style w:type="table" w:styleId="TableGrid">
     <w:name w:val="Table Grid"/>
     <w:basedOn w:val="TableNormal"/>
     <w:uiPriority w:val="39"/>
@@ -14364,7 +14984,7 @@
       <w:color w:val="0F4761" w:themeColor="accent1" w:themeShade="BF"/>
     </w:rPr>
   </w:style>
-  <w:style w:type="character" w:styleId="Pogrubienie">
+  <w:style w:type="character" w:styleId="Strong">
     <w:name w:val="Strong"/>
     <w:qFormat/>
     <w:rsid w:val="00DC5938"/>
@@ -14373,20 +14993,20 @@
       <w:bCs/>
     </w:rPr>
   </w:style>
-  <w:style w:type="paragraph" w:styleId="Tekstpodstawowy">
+  <w:style w:type="paragraph" w:styleId="BodyText">
     <w:name w:val="Body Text"/>
     <w:basedOn w:val="Normal"/>
-    <w:link w:val="TekstpodstawowyZnak"/>
+    <w:link w:val="BodyTextChar"/>
     <w:rsid w:val="00DC5938"/>
     <w:pPr>
       <w:suppressAutoHyphens/>
       <w:spacing w:after="0" w:line="276" w:lineRule="auto"/>
     </w:pPr>
   </w:style>
-  <w:style w:type="character" w:customStyle="1" w:styleId="TekstpodstawowyZnak">
-    <w:name w:val="Tekst podstawowy Znak"/>
+  <w:style w:type="character" w:customStyle="1" w:styleId="BodyTextChar">
+    <w:name w:val="Body Text Char"/>
     <w:basedOn w:val="DefaultParagraphFont"/>
-    <w:link w:val="Tekstpodstawowy"/>
+    <w:link w:val="BodyText"/>
     <w:rsid w:val="00DC5938"/>
   </w:style>
 </w:styles>

--- a/TK/sprawozdanie.docx
+++ b/TK/sprawozdanie.docx
@@ -4,6 +4,7 @@
   <w:body>
     <w:tbl>
       <w:tblPr>
+        <w:tblStyle w:val="TableNormal1"/>
         <w:tblW w:w="0" w:type="auto"/>
         <w:tblBorders>
           <w:top w:val="single" w:sz="4" w:space="0" w:color="auto"/>
@@ -485,6 +486,13 @@
         </w:rPr>
         <w:t>)</w:t>
       </w:r>
+      <w:r>
+        <w:rPr>
+          <w:b/>
+          <w:bCs/>
+        </w:rPr>
+        <w:t xml:space="preserve">, </w:t>
+      </w:r>
     </w:p>
     <w:p>
       <w:pPr>
@@ -1072,7 +1080,6 @@
           <w:rFonts w:ascii="Aptos Display" w:eastAsia="Aptos Display" w:hAnsi="Aptos Display" w:cs="Aptos Display"/>
           <w:color w:val="000000" w:themeColor="text1"/>
         </w:rPr>
-        <w:lastRenderedPageBreak/>
         <w:t xml:space="preserve">System zarządzania akademią piłkarską "FC Drewno </w:t>
       </w:r>
       <w:proofErr w:type="spellStart"/>
@@ -1196,7 +1203,6 @@
           <w:rFonts w:ascii="Aptos" w:eastAsia="Aptos" w:hAnsi="Aptos" w:cs="Aptos"/>
           <w:color w:val="000000" w:themeColor="text1"/>
         </w:rPr>
-        <w:lastRenderedPageBreak/>
         <w:t xml:space="preserve">Dla trenerów zaprojektowano moduł mobilny, umożliwiający ewidencjonowanie frekwencji bezpośrednio na boisku z poziomu </w:t>
       </w:r>
       <w:proofErr w:type="spellStart"/>
@@ -1229,13 +1235,11 @@
       <w:pPr>
         <w:pStyle w:val="Heading1"/>
         <w:rPr>
-          <w:rFonts w:hint="eastAsia"/>
           <w:b/>
           <w:bCs/>
         </w:rPr>
       </w:pPr>
       <w:r>
-        <w:lastRenderedPageBreak/>
         <w:t>2</w:t>
       </w:r>
       <w:r>
@@ -1276,7 +1280,6 @@
       <w:pPr>
         <w:pStyle w:val="Heading2"/>
         <w:rPr>
-          <w:rFonts w:hint="eastAsia"/>
           <w:b/>
           <w:bCs/>
         </w:rPr>
@@ -1478,13 +1481,11 @@
       <w:pPr>
         <w:pStyle w:val="Heading2"/>
         <w:rPr>
-          <w:rFonts w:hint="eastAsia"/>
           <w:b/>
           <w:bCs/>
         </w:rPr>
       </w:pPr>
       <w:r>
-        <w:lastRenderedPageBreak/>
         <w:t>2.2</w:t>
       </w:r>
       <w:r>
@@ -1511,7 +1512,6 @@
       <w:pPr>
         <w:pStyle w:val="Heading2"/>
         <w:rPr>
-          <w:rFonts w:hint="eastAsia"/>
           <w:b/>
           <w:bCs/>
         </w:rPr>
@@ -1527,7 +1527,6 @@
       <w:pPr>
         <w:pStyle w:val="Heading3"/>
         <w:rPr>
-          <w:rFonts w:hint="eastAsia"/>
           <w:b/>
         </w:rPr>
       </w:pPr>
@@ -1724,13 +1723,11 @@
       <w:pPr>
         <w:pStyle w:val="Heading3"/>
         <w:rPr>
-          <w:rFonts w:hint="eastAsia"/>
           <w:b/>
           <w:bCs/>
         </w:rPr>
       </w:pPr>
       <w:r>
-        <w:lastRenderedPageBreak/>
         <w:t>2.3.2</w:t>
       </w:r>
       <w:r>
@@ -1979,7 +1976,7 @@
             <wp:docPr id="185452416" name="drawing">
               <a:extLst xmlns:a="http://schemas.openxmlformats.org/drawingml/2006/main">
                 <a:ext uri="{FF2B5EF4-FFF2-40B4-BE49-F238E27FC236}">
-                  <a16:creationId xmlns:a16="http://schemas.microsoft.com/office/drawing/2014/main" id="{ACCB1F52-0062-4E1E-9E64-BCBCB3373253}"/>
+                  <a16:creationId xmlns:a16="http://schemas.microsoft.com/office/drawing/2014/main" id="{F962F21D-0F14-4D1B-942D-1802464EB006}"/>
                 </a:ext>
               </a:extLst>
             </wp:docPr>
@@ -2025,9 +2022,6 @@
     <w:p>
       <w:pPr>
         <w:pStyle w:val="Heading1"/>
-        <w:rPr>
-          <w:rFonts w:hint="eastAsia"/>
-        </w:rPr>
       </w:pPr>
       <w:r>
         <w:t xml:space="preserve">4. Perspektywa przypadków użycia </w:t>
@@ -2109,7 +2103,7 @@
             <wp:docPr id="659682459" name="Obraz 1">
               <a:extLst xmlns:a="http://schemas.openxmlformats.org/drawingml/2006/main">
                 <a:ext uri="{FF2B5EF4-FFF2-40B4-BE49-F238E27FC236}">
-                  <a16:creationId xmlns:a16="http://schemas.microsoft.com/office/drawing/2014/main" id="{8320061A-5663-4BE3-94B1-46DDC08CC673}"/>
+                  <a16:creationId xmlns:a16="http://schemas.microsoft.com/office/drawing/2014/main" id="{D38628C8-F285-47EA-9C5C-6395C8AF369A}"/>
                 </a:ext>
               </a:extLst>
             </wp:docPr>
@@ -2186,13 +2180,11 @@
       <w:pPr>
         <w:pStyle w:val="Heading3"/>
         <w:rPr>
-          <w:rFonts w:hint="eastAsia"/>
-          <w:sz w:val="20"/>
-          <w:szCs w:val="20"/>
-        </w:rPr>
-      </w:pPr>
-      <w:r>
-        <w:lastRenderedPageBreak/>
+          <w:sz w:val="20"/>
+          <w:szCs w:val="20"/>
+        </w:rPr>
+      </w:pPr>
+      <w:r>
         <w:t>Przypadek użycia: “Opłacenie składki”</w:t>
       </w:r>
     </w:p>
@@ -2678,20 +2670,16 @@
         <w:pStyle w:val="Heading3"/>
         <w:rPr>
           <w:rStyle w:val="Strong"/>
-          <w:rFonts w:hint="eastAsia"/>
-          <w:sz w:val="20"/>
-          <w:szCs w:val="20"/>
-        </w:rPr>
-      </w:pPr>
-      <w:r>
-        <w:lastRenderedPageBreak/>
+          <w:sz w:val="20"/>
+          <w:szCs w:val="20"/>
+        </w:rPr>
+      </w:pPr>
+      <w:r>
         <w:t>Opis przypadku użycia: “Powołanie zawodnika”</w:t>
       </w:r>
     </w:p>
     <w:p>
       <w:pPr>
-        <w:pStyle w:val="Tekstpodstawowy"/>
-        <w:spacing w:after="160" w:line="278" w:lineRule="auto"/>
         <w:rPr>
           <w:rStyle w:val="Strong"/>
           <w:sz w:val="20"/>
@@ -2709,7 +2697,6 @@
     </w:p>
     <w:p>
       <w:pPr>
-        <w:pStyle w:val="Tekstpodstawowy"/>
         <w:numPr>
           <w:ilvl w:val="0"/>
           <w:numId w:val="11"/>
@@ -2718,7 +2705,6 @@
           <w:tab w:val="clear" w:pos="709"/>
           <w:tab w:val="left" w:pos="0"/>
         </w:tabs>
-        <w:spacing w:line="278" w:lineRule="auto"/>
         <w:rPr>
           <w:sz w:val="20"/>
           <w:szCs w:val="20"/>
@@ -2734,8 +2720,6 @@
     </w:p>
     <w:p>
       <w:pPr>
-        <w:pStyle w:val="Tekstpodstawowy"/>
-        <w:spacing w:after="160" w:line="278" w:lineRule="auto"/>
         <w:rPr>
           <w:rStyle w:val="Strong"/>
           <w:sz w:val="20"/>
@@ -2753,7 +2737,6 @@
     </w:p>
     <w:p>
       <w:pPr>
-        <w:pStyle w:val="Tekstpodstawowy"/>
         <w:numPr>
           <w:ilvl w:val="0"/>
           <w:numId w:val="24"/>
@@ -2762,7 +2745,6 @@
           <w:tab w:val="clear" w:pos="709"/>
           <w:tab w:val="left" w:pos="0"/>
         </w:tabs>
-        <w:spacing w:line="278" w:lineRule="auto"/>
         <w:rPr>
           <w:sz w:val="20"/>
           <w:szCs w:val="20"/>
@@ -2778,7 +2760,6 @@
     </w:p>
     <w:p>
       <w:pPr>
-        <w:pStyle w:val="Tekstpodstawowy"/>
         <w:numPr>
           <w:ilvl w:val="0"/>
           <w:numId w:val="24"/>
@@ -2787,7 +2768,6 @@
           <w:tab w:val="clear" w:pos="709"/>
           <w:tab w:val="left" w:pos="0"/>
         </w:tabs>
-        <w:spacing w:line="278" w:lineRule="auto"/>
         <w:rPr>
           <w:sz w:val="20"/>
           <w:szCs w:val="20"/>
@@ -2803,7 +2783,6 @@
     </w:p>
     <w:p>
       <w:pPr>
-        <w:pStyle w:val="Tekstpodstawowy"/>
         <w:numPr>
           <w:ilvl w:val="0"/>
           <w:numId w:val="24"/>
@@ -2812,7 +2791,6 @@
           <w:tab w:val="clear" w:pos="709"/>
           <w:tab w:val="left" w:pos="0"/>
         </w:tabs>
-        <w:spacing w:line="278" w:lineRule="auto"/>
         <w:rPr>
           <w:sz w:val="20"/>
           <w:szCs w:val="20"/>
@@ -2828,7 +2806,6 @@
     </w:p>
     <w:p>
       <w:pPr>
-        <w:pStyle w:val="Tekstpodstawowy"/>
         <w:numPr>
           <w:ilvl w:val="0"/>
           <w:numId w:val="24"/>
@@ -2837,7 +2814,6 @@
           <w:tab w:val="clear" w:pos="709"/>
           <w:tab w:val="left" w:pos="0"/>
         </w:tabs>
-        <w:spacing w:line="278" w:lineRule="auto"/>
         <w:rPr>
           <w:sz w:val="20"/>
           <w:szCs w:val="20"/>
@@ -2853,7 +2829,6 @@
     </w:p>
     <w:p>
       <w:pPr>
-        <w:pStyle w:val="Tekstpodstawowy"/>
         <w:numPr>
           <w:ilvl w:val="0"/>
           <w:numId w:val="24"/>
@@ -2862,7 +2837,6 @@
           <w:tab w:val="clear" w:pos="709"/>
           <w:tab w:val="left" w:pos="0"/>
         </w:tabs>
-        <w:spacing w:line="278" w:lineRule="auto"/>
         <w:rPr>
           <w:sz w:val="20"/>
           <w:szCs w:val="20"/>
@@ -2878,7 +2852,6 @@
     </w:p>
     <w:p>
       <w:pPr>
-        <w:pStyle w:val="Tekstpodstawowy"/>
         <w:numPr>
           <w:ilvl w:val="0"/>
           <w:numId w:val="24"/>
@@ -2887,7 +2860,6 @@
           <w:tab w:val="clear" w:pos="709"/>
           <w:tab w:val="left" w:pos="0"/>
         </w:tabs>
-        <w:spacing w:line="278" w:lineRule="auto"/>
         <w:rPr>
           <w:sz w:val="20"/>
           <w:szCs w:val="20"/>
@@ -2903,8 +2875,6 @@
     </w:p>
     <w:p>
       <w:pPr>
-        <w:pStyle w:val="Tekstpodstawowy"/>
-        <w:spacing w:after="160" w:line="278" w:lineRule="auto"/>
         <w:rPr>
           <w:sz w:val="20"/>
           <w:szCs w:val="20"/>
@@ -2931,7 +2901,6 @@
     </w:p>
     <w:p>
       <w:pPr>
-        <w:pStyle w:val="Tekstpodstawowy"/>
         <w:numPr>
           <w:ilvl w:val="0"/>
           <w:numId w:val="10"/>
@@ -2940,7 +2909,6 @@
           <w:tab w:val="clear" w:pos="709"/>
           <w:tab w:val="left" w:pos="0"/>
         </w:tabs>
-        <w:spacing w:line="278" w:lineRule="auto"/>
         <w:rPr>
           <w:sz w:val="20"/>
           <w:szCs w:val="20"/>
@@ -2956,8 +2924,6 @@
     </w:p>
     <w:p>
       <w:pPr>
-        <w:pStyle w:val="Tekstpodstawowy"/>
-        <w:spacing w:after="160" w:line="278" w:lineRule="auto"/>
         <w:rPr>
           <w:sz w:val="20"/>
           <w:szCs w:val="20"/>
@@ -2973,7 +2939,6 @@
     </w:p>
     <w:p>
       <w:pPr>
-        <w:pStyle w:val="Tekstpodstawowy"/>
         <w:numPr>
           <w:ilvl w:val="0"/>
           <w:numId w:val="25"/>
@@ -2982,7 +2947,6 @@
           <w:tab w:val="clear" w:pos="709"/>
           <w:tab w:val="left" w:pos="0"/>
         </w:tabs>
-        <w:spacing w:line="278" w:lineRule="auto"/>
         <w:rPr>
           <w:sz w:val="20"/>
           <w:szCs w:val="20"/>
@@ -2998,7 +2962,6 @@
     </w:p>
     <w:p>
       <w:pPr>
-        <w:pStyle w:val="Tekstpodstawowy"/>
         <w:numPr>
           <w:ilvl w:val="0"/>
           <w:numId w:val="25"/>
@@ -3007,7 +2970,6 @@
           <w:tab w:val="clear" w:pos="709"/>
           <w:tab w:val="left" w:pos="0"/>
         </w:tabs>
-        <w:spacing w:line="278" w:lineRule="auto"/>
         <w:rPr>
           <w:sz w:val="20"/>
           <w:szCs w:val="20"/>
@@ -3023,8 +2985,6 @@
     </w:p>
     <w:p>
       <w:pPr>
-        <w:pStyle w:val="Tekstpodstawowy"/>
-        <w:spacing w:after="160" w:line="278" w:lineRule="auto"/>
         <w:rPr>
           <w:rStyle w:val="Strong"/>
           <w:sz w:val="20"/>
@@ -3042,7 +3002,6 @@
     </w:p>
     <w:p>
       <w:pPr>
-        <w:pStyle w:val="Tekstpodstawowy"/>
         <w:numPr>
           <w:ilvl w:val="0"/>
           <w:numId w:val="2"/>
@@ -3051,7 +3010,6 @@
           <w:tab w:val="clear" w:pos="709"/>
           <w:tab w:val="left" w:pos="0"/>
         </w:tabs>
-        <w:spacing w:line="278" w:lineRule="auto"/>
         <w:rPr>
           <w:sz w:val="20"/>
           <w:szCs w:val="20"/>
@@ -3067,7 +3025,6 @@
     </w:p>
     <w:p>
       <w:pPr>
-        <w:pStyle w:val="Tekstpodstawowy"/>
         <w:numPr>
           <w:ilvl w:val="0"/>
           <w:numId w:val="2"/>
@@ -3076,7 +3033,6 @@
           <w:tab w:val="clear" w:pos="709"/>
           <w:tab w:val="left" w:pos="0"/>
         </w:tabs>
-        <w:spacing w:line="278" w:lineRule="auto"/>
         <w:rPr>
           <w:sz w:val="20"/>
           <w:szCs w:val="20"/>
@@ -3092,7 +3048,6 @@
     </w:p>
     <w:p>
       <w:pPr>
-        <w:pStyle w:val="Tekstpodstawowy"/>
         <w:numPr>
           <w:ilvl w:val="0"/>
           <w:numId w:val="2"/>
@@ -3101,7 +3056,6 @@
           <w:tab w:val="clear" w:pos="709"/>
           <w:tab w:val="left" w:pos="0"/>
         </w:tabs>
-        <w:spacing w:line="278" w:lineRule="auto"/>
         <w:rPr>
           <w:sz w:val="20"/>
           <w:szCs w:val="20"/>
@@ -3117,7 +3071,6 @@
     </w:p>
     <w:p>
       <w:pPr>
-        <w:pStyle w:val="Tekstpodstawowy"/>
         <w:numPr>
           <w:ilvl w:val="0"/>
           <w:numId w:val="2"/>
@@ -3126,7 +3079,6 @@
           <w:tab w:val="clear" w:pos="709"/>
           <w:tab w:val="left" w:pos="0"/>
         </w:tabs>
-        <w:spacing w:line="278" w:lineRule="auto"/>
         <w:rPr>
           <w:sz w:val="20"/>
           <w:szCs w:val="20"/>
@@ -3142,8 +3094,6 @@
     </w:p>
     <w:p>
       <w:pPr>
-        <w:pStyle w:val="Tekstpodstawowy"/>
-        <w:spacing w:after="160" w:line="278" w:lineRule="auto"/>
         <w:rPr>
           <w:rStyle w:val="Strong"/>
           <w:sz w:val="20"/>
@@ -3161,7 +3111,6 @@
     </w:p>
     <w:p>
       <w:pPr>
-        <w:pStyle w:val="Tekstpodstawowy"/>
         <w:numPr>
           <w:ilvl w:val="0"/>
           <w:numId w:val="9"/>
@@ -3170,7 +3119,6 @@
           <w:tab w:val="clear" w:pos="709"/>
           <w:tab w:val="left" w:pos="0"/>
         </w:tabs>
-        <w:spacing w:line="278" w:lineRule="auto"/>
         <w:rPr>
           <w:sz w:val="20"/>
           <w:szCs w:val="20"/>
@@ -3186,7 +3134,6 @@
     </w:p>
     <w:p>
       <w:pPr>
-        <w:pStyle w:val="Tekstpodstawowy"/>
         <w:numPr>
           <w:ilvl w:val="0"/>
           <w:numId w:val="9"/>
@@ -3195,7 +3142,6 @@
           <w:tab w:val="clear" w:pos="709"/>
           <w:tab w:val="left" w:pos="0"/>
         </w:tabs>
-        <w:spacing w:line="278" w:lineRule="auto"/>
         <w:rPr>
           <w:sz w:val="20"/>
           <w:szCs w:val="20"/>
@@ -3211,7 +3157,6 @@
     </w:p>
     <w:p>
       <w:pPr>
-        <w:pStyle w:val="Tekstpodstawowy"/>
         <w:numPr>
           <w:ilvl w:val="0"/>
           <w:numId w:val="9"/>
@@ -3220,7 +3165,6 @@
           <w:tab w:val="clear" w:pos="709"/>
           <w:tab w:val="left" w:pos="0"/>
         </w:tabs>
-        <w:spacing w:line="278" w:lineRule="auto"/>
         <w:rPr>
           <w:sz w:val="20"/>
           <w:szCs w:val="20"/>
@@ -3267,7 +3211,6 @@
         </w:rPr>
       </w:pPr>
       <w:r>
-        <w:lastRenderedPageBreak/>
         <w:t>Opis przypadku użycia: “Zarządzanie użytkownikami”</w:t>
       </w:r>
     </w:p>
@@ -4018,13 +3961,11 @@
         </w:rPr>
       </w:pPr>
       <w:r>
-        <w:lastRenderedPageBreak/>
         <w:t>Opisy aktorów w systemie:</w:t>
       </w:r>
     </w:p>
     <w:p>
       <w:pPr>
-        <w:pStyle w:val="Tekstpodstawowy"/>
         <w:numPr>
           <w:ilvl w:val="0"/>
           <w:numId w:val="7"/>
@@ -4033,7 +3974,7 @@
           <w:tab w:val="clear" w:pos="709"/>
           <w:tab w:val="left" w:pos="0"/>
         </w:tabs>
-        <w:spacing w:after="283" w:line="278" w:lineRule="auto"/>
+        <w:spacing w:after="283"/>
         <w:rPr>
           <w:rFonts w:ascii="Aptos" w:hAnsi="Aptos" w:cs="Aptos"/>
           <w:sz w:val="20"/>
@@ -4060,7 +4001,6 @@
     </w:p>
     <w:p>
       <w:pPr>
-        <w:pStyle w:val="Tekstpodstawowy"/>
         <w:numPr>
           <w:ilvl w:val="0"/>
           <w:numId w:val="7"/>
@@ -4069,7 +4009,7 @@
           <w:tab w:val="clear" w:pos="709"/>
           <w:tab w:val="left" w:pos="0"/>
         </w:tabs>
-        <w:spacing w:after="283" w:line="278" w:lineRule="auto"/>
+        <w:spacing w:after="283"/>
         <w:rPr>
           <w:rFonts w:ascii="Aptos" w:hAnsi="Aptos" w:cs="Aptos"/>
           <w:sz w:val="20"/>
@@ -4096,7 +4036,6 @@
     </w:p>
     <w:p>
       <w:pPr>
-        <w:pStyle w:val="Tekstpodstawowy"/>
         <w:numPr>
           <w:ilvl w:val="0"/>
           <w:numId w:val="7"/>
@@ -4105,7 +4044,7 @@
           <w:tab w:val="clear" w:pos="709"/>
           <w:tab w:val="left" w:pos="0"/>
         </w:tabs>
-        <w:spacing w:after="283" w:line="278" w:lineRule="auto"/>
+        <w:spacing w:after="283"/>
         <w:rPr>
           <w:rFonts w:ascii="Aptos" w:hAnsi="Aptos" w:cs="Aptos"/>
           <w:sz w:val="20"/>
@@ -4132,11 +4071,10 @@
     </w:p>
     <w:p>
       <w:pPr>
-        <w:pStyle w:val="Tekstpodstawowy"/>
         <w:tabs>
           <w:tab w:val="left" w:pos="0"/>
         </w:tabs>
-        <w:spacing w:after="283" w:line="278" w:lineRule="auto"/>
+        <w:spacing w:after="283"/>
         <w:rPr>
           <w:rFonts w:ascii="Aptos" w:hAnsi="Aptos" w:cs="Aptos"/>
           <w:sz w:val="20"/>
@@ -4146,11 +4084,10 @@
     </w:p>
     <w:p>
       <w:pPr>
-        <w:pStyle w:val="Tekstpodstawowy"/>
         <w:tabs>
           <w:tab w:val="left" w:pos="0"/>
         </w:tabs>
-        <w:spacing w:after="283" w:line="278" w:lineRule="auto"/>
+        <w:spacing w:after="283"/>
         <w:rPr>
           <w:rFonts w:ascii="Aptos" w:hAnsi="Aptos" w:cs="Aptos"/>
           <w:sz w:val="20"/>
@@ -4323,9 +4260,6 @@
     <w:p>
       <w:pPr>
         <w:pStyle w:val="Heading2"/>
-        <w:rPr>
-          <w:rFonts w:hint="eastAsia"/>
-        </w:rPr>
       </w:pPr>
       <w:r>
         <w:t>4.2. Diagramy czynności</w:t>
@@ -4333,11 +4267,10 @@
     </w:p>
     <w:p>
       <w:pPr>
-        <w:pStyle w:val="Tekstpodstawowy"/>
         <w:tabs>
           <w:tab w:val="left" w:pos="0"/>
         </w:tabs>
-        <w:spacing w:after="283" w:line="278" w:lineRule="auto"/>
+        <w:spacing w:after="283"/>
       </w:pPr>
       <w:r>
         <w:rPr>
@@ -4350,7 +4283,7 @@
             <wp:docPr id="1589129808" name="drawing">
               <a:extLst xmlns:a="http://schemas.openxmlformats.org/drawingml/2006/main">
                 <a:ext uri="{FF2B5EF4-FFF2-40B4-BE49-F238E27FC236}">
-                  <a16:creationId xmlns:a16="http://schemas.microsoft.com/office/drawing/2014/main" id="{92011D23-6D47-4E88-9940-B83C6E1FB01B}"/>
+                  <a16:creationId xmlns:a16="http://schemas.microsoft.com/office/drawing/2014/main" id="{29AAD9F1-ACF3-4D6C-8DA0-DEF6726DC4B3}"/>
                 </a:ext>
               </a:extLst>
             </wp:docPr>
@@ -4428,23 +4361,20 @@
     </w:p>
     <w:p>
       <w:pPr>
-        <w:pStyle w:val="Tekstpodstawowy"/>
         <w:tabs>
           <w:tab w:val="left" w:pos="0"/>
         </w:tabs>
-        <w:spacing w:after="283" w:line="278" w:lineRule="auto"/>
-      </w:pPr>
-    </w:p>
-    <w:p>
-      <w:pPr>
-        <w:pStyle w:val="Tekstpodstawowy"/>
+        <w:spacing w:after="283"/>
+      </w:pPr>
+    </w:p>
+    <w:p>
+      <w:pPr>
         <w:tabs>
           <w:tab w:val="left" w:pos="0"/>
         </w:tabs>
-        <w:spacing w:after="283" w:line="278" w:lineRule="auto"/>
-      </w:pPr>
-      <w:r>
-        <w:lastRenderedPageBreak/>
+        <w:spacing w:after="283"/>
+      </w:pPr>
+      <w:r>
         <w:t xml:space="preserve">       </w:t>
       </w:r>
       <w:r>
@@ -4458,7 +4388,7 @@
             <wp:docPr id="1800115099" name="drawing">
               <a:extLst xmlns:a="http://schemas.openxmlformats.org/drawingml/2006/main">
                 <a:ext uri="{FF2B5EF4-FFF2-40B4-BE49-F238E27FC236}">
-                  <a16:creationId xmlns:a16="http://schemas.microsoft.com/office/drawing/2014/main" id="{BBB61FE7-06FA-440F-85AA-211B3A3C1201}"/>
+                  <a16:creationId xmlns:a16="http://schemas.microsoft.com/office/drawing/2014/main" id="{8FF0585E-2CD8-4D4F-9CD8-A9BB50FA8D1F}"/>
                 </a:ext>
               </a:extLst>
             </wp:docPr>
@@ -4502,11 +4432,10 @@
     </w:p>
     <w:p>
       <w:pPr>
-        <w:pStyle w:val="Tekstpodstawowy"/>
         <w:tabs>
           <w:tab w:val="left" w:pos="0"/>
         </w:tabs>
-        <w:spacing w:after="283" w:line="278" w:lineRule="auto"/>
+        <w:spacing w:after="283"/>
         <w:rPr>
           <w:rFonts w:ascii="Aptos" w:eastAsia="Aptos" w:hAnsi="Aptos" w:cs="Aptos"/>
           <w:sz w:val="20"/>
@@ -4524,11 +4453,10 @@
     </w:p>
     <w:p>
       <w:pPr>
-        <w:pStyle w:val="Tekstpodstawowy"/>
         <w:tabs>
           <w:tab w:val="left" w:pos="0"/>
         </w:tabs>
-        <w:spacing w:after="283" w:line="278" w:lineRule="auto"/>
+        <w:spacing w:after="283"/>
       </w:pPr>
       <w:r>
         <w:t xml:space="preserve">    </w:t>
@@ -4544,7 +4472,7 @@
             <wp:docPr id="107132895" name="drawing">
               <a:extLst xmlns:a="http://schemas.openxmlformats.org/drawingml/2006/main">
                 <a:ext uri="{FF2B5EF4-FFF2-40B4-BE49-F238E27FC236}">
-                  <a16:creationId xmlns:a16="http://schemas.microsoft.com/office/drawing/2014/main" id="{CB21EF50-D2E4-450D-95D9-5AAE23FB575D}"/>
+                  <a16:creationId xmlns:a16="http://schemas.microsoft.com/office/drawing/2014/main" id="{5AC1D504-B003-483C-884B-F95D98CC5CDC}"/>
                 </a:ext>
               </a:extLst>
             </wp:docPr>
@@ -4588,11 +4516,10 @@
     </w:p>
     <w:p>
       <w:pPr>
-        <w:pStyle w:val="Tekstpodstawowy"/>
         <w:tabs>
           <w:tab w:val="left" w:pos="0"/>
         </w:tabs>
-        <w:spacing w:after="283" w:line="278" w:lineRule="auto"/>
+        <w:spacing w:after="283"/>
         <w:rPr>
           <w:rFonts w:ascii="Aptos" w:eastAsia="Aptos" w:hAnsi="Aptos" w:cs="Aptos"/>
           <w:sz w:val="20"/>
@@ -4614,22 +4541,17 @@
         <w:tabs>
           <w:tab w:val="left" w:pos="0"/>
         </w:tabs>
-        <w:rPr>
-          <w:rFonts w:hint="eastAsia"/>
-        </w:rPr>
-      </w:pPr>
-      <w:r>
-        <w:lastRenderedPageBreak/>
+      </w:pPr>
+      <w:r>
         <w:t>4.3. Diagramy interakcji (przebiegu)</w:t>
       </w:r>
     </w:p>
     <w:p>
       <w:pPr>
-        <w:pStyle w:val="Tekstpodstawowy"/>
         <w:tabs>
           <w:tab w:val="left" w:pos="0"/>
         </w:tabs>
-        <w:spacing w:after="283" w:line="278" w:lineRule="auto"/>
+        <w:spacing w:after="283"/>
       </w:pPr>
       <w:r>
         <w:rPr>
@@ -4642,7 +4564,7 @@
             <wp:docPr id="891873803" name="Obraz 1">
               <a:extLst xmlns:a="http://schemas.openxmlformats.org/drawingml/2006/main">
                 <a:ext uri="{FF2B5EF4-FFF2-40B4-BE49-F238E27FC236}">
-                  <a16:creationId xmlns:a16="http://schemas.microsoft.com/office/drawing/2014/main" id="{9B23A8B2-88C0-4554-8CFC-DC93157D61DB}"/>
+                  <a16:creationId xmlns:a16="http://schemas.microsoft.com/office/drawing/2014/main" id="{34D94761-EE6B-411B-AB6C-95515EB09920}"/>
                 </a:ext>
               </a:extLst>
             </wp:docPr>
@@ -4680,11 +4602,10 @@
     </w:p>
     <w:p>
       <w:pPr>
-        <w:pStyle w:val="Tekstpodstawowy"/>
         <w:tabs>
           <w:tab w:val="left" w:pos="0"/>
         </w:tabs>
-        <w:spacing w:after="283" w:line="278" w:lineRule="auto"/>
+        <w:spacing w:after="283"/>
         <w:rPr>
           <w:rFonts w:ascii="Aptos" w:eastAsia="Aptos" w:hAnsi="Aptos" w:cs="Aptos"/>
           <w:sz w:val="20"/>
@@ -4750,11 +4671,10 @@
     </w:p>
     <w:p>
       <w:pPr>
-        <w:pStyle w:val="Tekstpodstawowy"/>
         <w:tabs>
           <w:tab w:val="left" w:pos="0"/>
         </w:tabs>
-        <w:spacing w:after="283" w:line="278" w:lineRule="auto"/>
+        <w:spacing w:after="283"/>
       </w:pPr>
       <w:r>
         <w:t>Opis tekstowy komunikatów diagram interakcji trening wraz z powołaniem na mecz Trener</w:t>
@@ -4762,11 +4682,10 @@
     </w:p>
     <w:p>
       <w:pPr>
-        <w:pStyle w:val="Tekstpodstawowy"/>
         <w:tabs>
           <w:tab w:val="left" w:pos="0"/>
         </w:tabs>
-        <w:spacing w:after="283" w:line="278" w:lineRule="auto"/>
+        <w:spacing w:after="283"/>
       </w:pPr>
       <w:proofErr w:type="spellStart"/>
       <w:r>
@@ -4787,11 +4706,10 @@
     </w:p>
     <w:p>
       <w:pPr>
-        <w:pStyle w:val="Tekstpodstawowy"/>
         <w:tabs>
           <w:tab w:val="left" w:pos="0"/>
         </w:tabs>
-        <w:spacing w:after="283" w:line="278" w:lineRule="auto"/>
+        <w:spacing w:after="283"/>
       </w:pPr>
       <w:proofErr w:type="spellStart"/>
       <w:r>
@@ -4820,11 +4738,10 @@
     </w:p>
     <w:p>
       <w:pPr>
-        <w:pStyle w:val="Tekstpodstawowy"/>
         <w:tabs>
           <w:tab w:val="left" w:pos="0"/>
         </w:tabs>
-        <w:spacing w:after="283" w:line="278" w:lineRule="auto"/>
+        <w:spacing w:after="283"/>
       </w:pPr>
       <w:r>
         <w:t>Powołanie</w:t>
@@ -4832,11 +4749,10 @@
     </w:p>
     <w:p>
       <w:pPr>
-        <w:pStyle w:val="Tekstpodstawowy"/>
         <w:tabs>
           <w:tab w:val="left" w:pos="0"/>
         </w:tabs>
-        <w:spacing w:after="283" w:line="278" w:lineRule="auto"/>
+        <w:spacing w:after="283"/>
       </w:pPr>
       <w:r>
         <w:t xml:space="preserve"> </w:t>
@@ -4860,11 +4776,10 @@
     </w:p>
     <w:p>
       <w:pPr>
-        <w:pStyle w:val="Tekstpodstawowy"/>
         <w:tabs>
           <w:tab w:val="left" w:pos="0"/>
         </w:tabs>
-        <w:spacing w:after="283" w:line="278" w:lineRule="auto"/>
+        <w:spacing w:after="283"/>
       </w:pPr>
       <w:proofErr w:type="spellStart"/>
       <w:r>
@@ -4885,11 +4800,10 @@
     </w:p>
     <w:p>
       <w:pPr>
-        <w:pStyle w:val="Tekstpodstawowy"/>
         <w:tabs>
           <w:tab w:val="left" w:pos="0"/>
         </w:tabs>
-        <w:spacing w:after="283" w:line="278" w:lineRule="auto"/>
+        <w:spacing w:after="283"/>
       </w:pPr>
       <w:r>
         <w:t>Grupa</w:t>
@@ -4897,11 +4811,10 @@
     </w:p>
     <w:p>
       <w:pPr>
-        <w:pStyle w:val="Tekstpodstawowy"/>
         <w:tabs>
           <w:tab w:val="left" w:pos="0"/>
         </w:tabs>
-        <w:spacing w:after="283" w:line="278" w:lineRule="auto"/>
+        <w:spacing w:after="283"/>
       </w:pPr>
       <w:proofErr w:type="spellStart"/>
       <w:r>
@@ -4914,26 +4827,23 @@
     </w:p>
     <w:p>
       <w:pPr>
-        <w:pStyle w:val="Tekstpodstawowy"/>
         <w:tabs>
           <w:tab w:val="left" w:pos="0"/>
         </w:tabs>
-        <w:spacing w:after="283" w:line="278" w:lineRule="auto"/>
-      </w:pPr>
-    </w:p>
-    <w:p>
-      <w:pPr>
-        <w:pStyle w:val="Tekstpodstawowy"/>
+        <w:spacing w:after="283"/>
+      </w:pPr>
+    </w:p>
+    <w:p>
+      <w:pPr>
         <w:tabs>
           <w:tab w:val="left" w:pos="0"/>
         </w:tabs>
-        <w:spacing w:after="283" w:line="278" w:lineRule="auto"/>
+        <w:spacing w:after="283"/>
       </w:pPr>
       <w:r>
         <w:rPr>
           <w:noProof/>
         </w:rPr>
-        <w:lastRenderedPageBreak/>
         <w:drawing>
           <wp:inline distT="0" distB="0" distL="0" distR="0" wp14:anchorId="49FB2A67" wp14:editId="6078981C">
             <wp:extent cx="5760720" cy="3391535"/>
@@ -4941,7 +4851,7 @@
             <wp:docPr id="1922709975" name="Obraz 1">
               <a:extLst xmlns:a="http://schemas.openxmlformats.org/drawingml/2006/main">
                 <a:ext uri="{FF2B5EF4-FFF2-40B4-BE49-F238E27FC236}">
-                  <a16:creationId xmlns:a16="http://schemas.microsoft.com/office/drawing/2014/main" id="{64E15B9E-233C-4F00-A6C8-3E3841B2E464}"/>
+                  <a16:creationId xmlns:a16="http://schemas.microsoft.com/office/drawing/2014/main" id="{78A9CE91-B611-423C-9548-487A89DFAD4D}"/>
                 </a:ext>
               </a:extLst>
             </wp:docPr>
@@ -4979,11 +4889,10 @@
     </w:p>
     <w:p>
       <w:pPr>
-        <w:pStyle w:val="Tekstpodstawowy"/>
         <w:tabs>
           <w:tab w:val="left" w:pos="0"/>
         </w:tabs>
-        <w:spacing w:after="283" w:line="278" w:lineRule="auto"/>
+        <w:spacing w:after="283"/>
         <w:rPr>
           <w:rFonts w:ascii="Aptos" w:eastAsia="Aptos" w:hAnsi="Aptos" w:cs="Aptos"/>
           <w:sz w:val="20"/>
@@ -5041,11 +4950,10 @@
     </w:p>
     <w:p>
       <w:pPr>
-        <w:pStyle w:val="Tekstpodstawowy"/>
         <w:tabs>
           <w:tab w:val="left" w:pos="0"/>
         </w:tabs>
-        <w:spacing w:after="283" w:line="278" w:lineRule="auto"/>
+        <w:spacing w:after="283"/>
       </w:pPr>
       <w:r>
         <w:t>Opis tekstowy komunikatów diagram interakcji logowanie</w:t>
@@ -5053,11 +4961,10 @@
     </w:p>
     <w:p>
       <w:pPr>
-        <w:pStyle w:val="Tekstpodstawowy"/>
         <w:tabs>
           <w:tab w:val="left" w:pos="0"/>
         </w:tabs>
-        <w:spacing w:after="283" w:line="278" w:lineRule="auto"/>
+        <w:spacing w:after="283"/>
       </w:pPr>
       <w:r>
         <w:t xml:space="preserve"> Użytkownik</w:t>
@@ -5065,11 +4972,10 @@
     </w:p>
     <w:p>
       <w:pPr>
-        <w:pStyle w:val="Tekstpodstawowy"/>
         <w:tabs>
           <w:tab w:val="left" w:pos="0"/>
         </w:tabs>
-        <w:spacing w:after="283" w:line="278" w:lineRule="auto"/>
+        <w:spacing w:after="283"/>
       </w:pPr>
       <w:r>
         <w:t xml:space="preserve"> </w:t>
@@ -5093,11 +4999,10 @@
     </w:p>
     <w:p>
       <w:pPr>
-        <w:pStyle w:val="Tekstpodstawowy"/>
         <w:tabs>
           <w:tab w:val="left" w:pos="0"/>
         </w:tabs>
-        <w:spacing w:after="283" w:line="278" w:lineRule="auto"/>
+        <w:spacing w:after="283"/>
       </w:pPr>
       <w:r>
         <w:t>Formularz logowanie</w:t>
@@ -5105,11 +5010,10 @@
     </w:p>
     <w:p>
       <w:pPr>
-        <w:pStyle w:val="Tekstpodstawowy"/>
         <w:tabs>
           <w:tab w:val="left" w:pos="0"/>
         </w:tabs>
-        <w:spacing w:after="283" w:line="278" w:lineRule="auto"/>
+        <w:spacing w:after="283"/>
       </w:pPr>
       <w:r>
         <w:t xml:space="preserve"> Zaloguj(</w:t>
@@ -5141,11 +5045,10 @@
     </w:p>
     <w:p>
       <w:pPr>
-        <w:pStyle w:val="Tekstpodstawowy"/>
         <w:tabs>
           <w:tab w:val="left" w:pos="0"/>
         </w:tabs>
-        <w:spacing w:after="283" w:line="278" w:lineRule="auto"/>
+        <w:spacing w:after="283"/>
       </w:pPr>
       <w:r>
         <w:t>System</w:t>
@@ -5153,11 +5056,10 @@
     </w:p>
     <w:p>
       <w:pPr>
-        <w:pStyle w:val="Tekstpodstawowy"/>
         <w:tabs>
           <w:tab w:val="left" w:pos="0"/>
         </w:tabs>
-        <w:spacing w:after="283" w:line="278" w:lineRule="auto"/>
+        <w:spacing w:after="283"/>
       </w:pPr>
       <w:proofErr w:type="spellStart"/>
       <w:r>
@@ -5186,11 +5088,10 @@
     </w:p>
     <w:p>
       <w:pPr>
-        <w:pStyle w:val="Tekstpodstawowy"/>
         <w:tabs>
           <w:tab w:val="left" w:pos="0"/>
         </w:tabs>
-        <w:spacing w:after="283" w:line="278" w:lineRule="auto"/>
+        <w:spacing w:after="283"/>
       </w:pPr>
       <w:r>
         <w:t>baza danych</w:t>
@@ -5198,11 +5099,10 @@
     </w:p>
     <w:p>
       <w:pPr>
-        <w:pStyle w:val="Tekstpodstawowy"/>
         <w:tabs>
           <w:tab w:val="left" w:pos="0"/>
         </w:tabs>
-        <w:spacing w:after="283" w:line="278" w:lineRule="auto"/>
+        <w:spacing w:after="283"/>
       </w:pPr>
       <w:r>
         <w:t xml:space="preserve"> return </w:t>
@@ -5218,20 +5118,18 @@
     </w:p>
     <w:p>
       <w:pPr>
-        <w:pStyle w:val="Tekstpodstawowy"/>
         <w:tabs>
           <w:tab w:val="left" w:pos="0"/>
         </w:tabs>
-        <w:spacing w:after="283" w:line="278" w:lineRule="auto"/>
-      </w:pPr>
-    </w:p>
-    <w:p>
-      <w:pPr>
-        <w:pStyle w:val="Tekstpodstawowy"/>
+        <w:spacing w:after="283"/>
+      </w:pPr>
+    </w:p>
+    <w:p>
+      <w:pPr>
         <w:tabs>
           <w:tab w:val="left" w:pos="0"/>
         </w:tabs>
-        <w:spacing w:after="283" w:line="278" w:lineRule="auto"/>
+        <w:spacing w:after="283"/>
       </w:pPr>
       <w:r>
         <w:rPr>
@@ -5244,7 +5142,7 @@
             <wp:docPr id="1329112280" name="Obraz 1">
               <a:extLst xmlns:a="http://schemas.openxmlformats.org/drawingml/2006/main">
                 <a:ext uri="{FF2B5EF4-FFF2-40B4-BE49-F238E27FC236}">
-                  <a16:creationId xmlns:a16="http://schemas.microsoft.com/office/drawing/2014/main" id="{2E33E63F-D599-4C15-B072-9F166B86F452}"/>
+                  <a16:creationId xmlns:a16="http://schemas.microsoft.com/office/drawing/2014/main" id="{824126AB-D104-4BF0-8F1E-F963933D0124}"/>
                 </a:ext>
               </a:extLst>
             </wp:docPr>
@@ -5282,11 +5180,10 @@
     </w:p>
     <w:p>
       <w:pPr>
-        <w:pStyle w:val="Tekstpodstawowy"/>
         <w:tabs>
           <w:tab w:val="left" w:pos="0"/>
         </w:tabs>
-        <w:spacing w:after="283" w:line="278" w:lineRule="auto"/>
+        <w:spacing w:after="283"/>
         <w:rPr>
           <w:rFonts w:ascii="Aptos" w:eastAsia="Aptos" w:hAnsi="Aptos" w:cs="Aptos"/>
           <w:sz w:val="20"/>
@@ -5381,12 +5278,8 @@
     <w:p>
       <w:pPr>
         <w:pStyle w:val="Heading1"/>
-        <w:rPr>
-          <w:rFonts w:hint="eastAsia"/>
-        </w:rPr>
-      </w:pPr>
-      <w:r>
-        <w:lastRenderedPageBreak/>
+      </w:pPr>
+      <w:r>
         <w:t xml:space="preserve">5. Perspektywa projektowa </w:t>
       </w:r>
     </w:p>
@@ -5410,7 +5303,7 @@
             <wp:docPr id="69873047" name="drawing">
               <a:extLst xmlns:a="http://schemas.openxmlformats.org/drawingml/2006/main">
                 <a:ext uri="{FF2B5EF4-FFF2-40B4-BE49-F238E27FC236}">
-                  <a16:creationId xmlns:a16="http://schemas.microsoft.com/office/drawing/2014/main" id="{DF3F23BB-8523-4DCB-984D-5DC856B71465}"/>
+                  <a16:creationId xmlns:a16="http://schemas.microsoft.com/office/drawing/2014/main" id="{11A9BFFF-3D2B-4344-9DE8-EA7BB0144DAC}"/>
                 </a:ext>
               </a:extLst>
             </wp:docPr>
@@ -5492,7 +5385,7 @@
     <w:p>
       <w:pPr>
         <w:rPr>
-          <w:rFonts w:asciiTheme="majorHAnsi" w:eastAsiaTheme="majorEastAsia" w:hAnsiTheme="majorHAnsi" w:cstheme="majorBidi" w:hint="eastAsia"/>
+          <w:rFonts w:asciiTheme="majorHAnsi" w:eastAsiaTheme="majorEastAsia" w:hAnsiTheme="majorHAnsi" w:cstheme="majorBidi"/>
           <w:sz w:val="32"/>
           <w:szCs w:val="32"/>
         </w:rPr>
@@ -5504,12 +5397,8 @@
     <w:p>
       <w:pPr>
         <w:pStyle w:val="Heading2"/>
-        <w:rPr>
-          <w:rFonts w:hint="eastAsia"/>
-        </w:rPr>
-      </w:pPr>
-      <w:r>
-        <w:lastRenderedPageBreak/>
+      </w:pPr>
+      <w:r>
         <w:t>5.1 Diagram klas</w:t>
       </w:r>
     </w:p>
@@ -5525,7 +5414,7 @@
             <wp:docPr id="173310604" name="drawing">
               <a:extLst xmlns:a="http://schemas.openxmlformats.org/drawingml/2006/main">
                 <a:ext uri="{FF2B5EF4-FFF2-40B4-BE49-F238E27FC236}">
-                  <a16:creationId xmlns:a16="http://schemas.microsoft.com/office/drawing/2014/main" id="{2D469F80-5DC4-4712-B265-C5EB81D1F556}"/>
+                  <a16:creationId xmlns:a16="http://schemas.microsoft.com/office/drawing/2014/main" id="{7AAD43FC-B380-46AB-AA9C-CFA8C70E90E4}"/>
                 </a:ext>
               </a:extLst>
             </wp:docPr>
@@ -5570,9 +5459,6 @@
     <w:p>
       <w:pPr>
         <w:pStyle w:val="Heading2"/>
-        <w:rPr>
-          <w:rFonts w:hint="eastAsia"/>
-        </w:rPr>
       </w:pPr>
       <w:r>
         <w:t>5.2 Wykaz klas</w:t>
@@ -5843,7 +5729,6 @@
           <w:rFonts w:ascii="Aptos" w:eastAsia="Aptos" w:hAnsi="Aptos" w:cs="Aptos"/>
           <w:color w:val="000000" w:themeColor="text1"/>
         </w:rPr>
-        <w:lastRenderedPageBreak/>
         <w:t>metody:</w:t>
       </w:r>
     </w:p>
@@ -6401,7 +6286,6 @@
           <w:rFonts w:ascii="Aptos" w:eastAsia="Aptos" w:hAnsi="Aptos" w:cs="Aptos"/>
           <w:color w:val="000000" w:themeColor="text1"/>
         </w:rPr>
-        <w:lastRenderedPageBreak/>
         <w:t>Miejsce, na którym odbywają się jednostki treningowe lub mecze. </w:t>
       </w:r>
     </w:p>
@@ -6693,7 +6577,6 @@
     </w:p>
     <w:p>
       <w:pPr>
-        <w:pStyle w:val="Tekstpodstawowy"/>
         <w:spacing w:after="140" w:line="240" w:lineRule="auto"/>
         <w:rPr>
           <w:rFonts w:ascii="sans-serif" w:eastAsia="sans-serif" w:hAnsi="sans-serif" w:cs="sans-serif"/>
@@ -6730,7 +6613,6 @@
     </w:p>
     <w:p>
       <w:pPr>
-        <w:pStyle w:val="Tekstpodstawowy"/>
         <w:spacing w:line="331" w:lineRule="auto"/>
         <w:rPr>
           <w:rFonts w:ascii="sans-serif" w:eastAsia="sans-serif" w:hAnsi="sans-serif" w:cs="sans-serif"/>
@@ -6765,7 +6647,6 @@
     </w:p>
     <w:p>
       <w:pPr>
-        <w:pStyle w:val="Tekstpodstawowy"/>
         <w:spacing w:line="331" w:lineRule="auto"/>
         <w:ind w:firstLine="720"/>
         <w:rPr>
@@ -6811,7 +6692,6 @@
     </w:p>
     <w:p>
       <w:pPr>
-        <w:pStyle w:val="Tekstpodstawowy"/>
         <w:spacing w:line="331" w:lineRule="auto"/>
         <w:ind w:firstLine="720"/>
         <w:rPr>
@@ -6835,7 +6715,6 @@
     </w:p>
     <w:p>
       <w:pPr>
-        <w:pStyle w:val="Tekstpodstawowy"/>
         <w:spacing w:line="331" w:lineRule="auto"/>
         <w:ind w:firstLine="720"/>
         <w:rPr>
@@ -6857,7 +6736,6 @@
     </w:p>
     <w:p>
       <w:pPr>
-        <w:pStyle w:val="Tekstpodstawowy"/>
         <w:spacing w:line="331" w:lineRule="auto"/>
         <w:ind w:firstLine="720"/>
         <w:rPr>
@@ -6919,7 +6797,6 @@
     </w:p>
     <w:p>
       <w:pPr>
-        <w:pStyle w:val="Tekstpodstawowy"/>
         <w:spacing w:line="331" w:lineRule="auto"/>
         <w:ind w:firstLine="720"/>
         <w:rPr>
@@ -6981,7 +6858,6 @@
     </w:p>
     <w:p>
       <w:pPr>
-        <w:pStyle w:val="Tekstpodstawowy"/>
         <w:spacing w:line="331" w:lineRule="auto"/>
         <w:rPr>
           <w:rFonts w:ascii="sans-serif" w:eastAsia="sans-serif" w:hAnsi="sans-serif" w:cs="sans-serif"/>
@@ -6993,7 +6869,6 @@
     </w:p>
     <w:p>
       <w:pPr>
-        <w:pStyle w:val="Tekstpodstawowy"/>
         <w:spacing w:line="331" w:lineRule="auto"/>
         <w:rPr>
           <w:rFonts w:ascii="Aptos" w:eastAsia="Aptos" w:hAnsi="Aptos" w:cs="Aptos"/>
@@ -7129,7 +7004,6 @@
           <w:rFonts w:ascii="Aptos" w:eastAsia="Aptos" w:hAnsi="Aptos" w:cs="Aptos"/>
           <w:color w:val="000000" w:themeColor="text1"/>
         </w:rPr>
-        <w:lastRenderedPageBreak/>
         <w:t>metody:</w:t>
       </w:r>
     </w:p>
@@ -7679,7 +7553,6 @@
           <w:bCs/>
           <w:color w:val="000000" w:themeColor="text1"/>
         </w:rPr>
-        <w:lastRenderedPageBreak/>
         <w:t>Statystyki:</w:t>
       </w:r>
     </w:p>
@@ -7914,7 +7787,6 @@
     </w:p>
     <w:p>
       <w:pPr>
-        <w:pStyle w:val="Tekstpodstawowy"/>
         <w:spacing w:after="140"/>
         <w:rPr>
           <w:rFonts w:ascii="Aptos" w:eastAsia="Aptos" w:hAnsi="Aptos" w:cs="Aptos"/>
@@ -7942,7 +7814,6 @@
     </w:p>
     <w:p>
       <w:pPr>
-        <w:pStyle w:val="Tekstpodstawowy"/>
         <w:spacing w:line="331" w:lineRule="auto"/>
         <w:ind w:firstLine="720"/>
         <w:rPr>
@@ -7964,7 +7835,6 @@
     </w:p>
     <w:p>
       <w:pPr>
-        <w:pStyle w:val="Tekstpodstawowy"/>
         <w:spacing w:line="331" w:lineRule="auto"/>
         <w:ind w:firstLine="720"/>
         <w:rPr>
@@ -7986,7 +7856,6 @@
     </w:p>
     <w:p>
       <w:pPr>
-        <w:pStyle w:val="Tekstpodstawowy"/>
         <w:spacing w:line="331" w:lineRule="auto"/>
         <w:rPr>
           <w:rFonts w:ascii="sans-serif" w:eastAsia="sans-serif" w:hAnsi="sans-serif" w:cs="sans-serif"/>
@@ -8007,7 +7876,6 @@
     </w:p>
     <w:p>
       <w:pPr>
-        <w:pStyle w:val="Tekstpodstawowy"/>
         <w:spacing w:line="331" w:lineRule="auto"/>
         <w:ind w:firstLine="720"/>
         <w:rPr>
@@ -8069,7 +7937,6 @@
     </w:p>
     <w:p>
       <w:pPr>
-        <w:pStyle w:val="Tekstpodstawowy"/>
         <w:spacing w:line="331" w:lineRule="auto"/>
         <w:ind w:firstLine="720"/>
         <w:rPr>
@@ -8131,7 +7998,6 @@
     </w:p>
     <w:p>
       <w:pPr>
-        <w:pStyle w:val="Tekstpodstawowy"/>
         <w:spacing w:line="331" w:lineRule="auto"/>
         <w:rPr>
           <w:rFonts w:ascii="sans-serif" w:eastAsia="sans-serif" w:hAnsi="sans-serif" w:cs="sans-serif"/>
@@ -8143,7 +8009,6 @@
     </w:p>
     <w:p>
       <w:pPr>
-        <w:pStyle w:val="Tekstpodstawowy"/>
         <w:spacing w:line="331" w:lineRule="auto"/>
         <w:rPr>
           <w:rFonts w:ascii="Aptos" w:eastAsia="Aptos" w:hAnsi="Aptos" w:cs="Aptos"/>
@@ -8368,7 +8233,6 @@
           <w:rFonts w:ascii="Aptos" w:eastAsia="Aptos" w:hAnsi="Aptos" w:cs="Aptos"/>
           <w:color w:val="000000" w:themeColor="text1"/>
         </w:rPr>
-        <w:lastRenderedPageBreak/>
         <w:t>Metoda wywoływana przez Trenera, która zmienia status danego wydarzenia w systemie na odwołany, co automatycznie blokuje możliwość wpisania frekwencji oraz inicjuje proces wysyłki powiadomień o zmianie planów do wszystkich przypisanych zawodników i ich opiekunów. </w:t>
       </w:r>
     </w:p>
@@ -8383,7 +8247,6 @@
     </w:p>
     <w:p>
       <w:pPr>
-        <w:pStyle w:val="Tekstpodstawowy"/>
         <w:spacing w:after="140" w:line="240" w:lineRule="auto"/>
         <w:rPr>
           <w:rFonts w:ascii="Aptos" w:eastAsia="Aptos" w:hAnsi="Aptos" w:cs="Aptos"/>
@@ -8411,7 +8274,6 @@
     </w:p>
     <w:p>
       <w:pPr>
-        <w:pStyle w:val="Tekstpodstawowy"/>
         <w:spacing w:line="331" w:lineRule="auto"/>
         <w:rPr>
           <w:rFonts w:ascii="sans-serif" w:eastAsia="sans-serif" w:hAnsi="sans-serif" w:cs="sans-serif"/>
@@ -8432,7 +8294,6 @@
     </w:p>
     <w:p>
       <w:pPr>
-        <w:pStyle w:val="Tekstpodstawowy"/>
         <w:spacing w:line="331" w:lineRule="auto"/>
         <w:ind w:firstLine="720"/>
         <w:rPr>
@@ -8454,7 +8315,6 @@
     </w:p>
     <w:p>
       <w:pPr>
-        <w:pStyle w:val="Tekstpodstawowy"/>
         <w:spacing w:line="331" w:lineRule="auto"/>
         <w:ind w:firstLine="720"/>
         <w:rPr>
@@ -8476,7 +8336,6 @@
     </w:p>
     <w:p>
       <w:pPr>
-        <w:pStyle w:val="Tekstpodstawowy"/>
         <w:spacing w:line="331" w:lineRule="auto"/>
         <w:ind w:left="900" w:hanging="180"/>
         <w:rPr>
@@ -8498,7 +8357,6 @@
     </w:p>
     <w:p>
       <w:pPr>
-        <w:pStyle w:val="Tekstpodstawowy"/>
         <w:spacing w:line="331" w:lineRule="auto"/>
         <w:rPr>
           <w:rFonts w:ascii="sans-serif" w:eastAsia="sans-serif" w:hAnsi="sans-serif" w:cs="sans-serif"/>
@@ -8519,7 +8377,6 @@
     </w:p>
     <w:p>
       <w:pPr>
-        <w:pStyle w:val="Tekstpodstawowy"/>
         <w:spacing w:line="331" w:lineRule="auto"/>
         <w:ind w:firstLine="720"/>
         <w:rPr>
@@ -8561,7 +8418,6 @@
     </w:p>
     <w:p>
       <w:pPr>
-        <w:pStyle w:val="Tekstpodstawowy"/>
         <w:spacing w:line="331" w:lineRule="auto"/>
         <w:rPr>
           <w:rFonts w:ascii="sans-serif" w:eastAsia="sans-serif" w:hAnsi="sans-serif" w:cs="sans-serif"/>
@@ -8573,7 +8429,6 @@
     </w:p>
     <w:p>
       <w:pPr>
-        <w:pStyle w:val="Tekstpodstawowy"/>
         <w:spacing w:line="331" w:lineRule="auto"/>
         <w:rPr>
           <w:rFonts w:ascii="sans-serif" w:eastAsia="sans-serif" w:hAnsi="sans-serif" w:cs="sans-serif"/>
@@ -8603,7 +8458,6 @@
     </w:p>
     <w:p>
       <w:pPr>
-        <w:pStyle w:val="Tekstpodstawowy"/>
         <w:spacing w:line="331" w:lineRule="auto"/>
         <w:rPr>
           <w:rFonts w:ascii="Aptos" w:eastAsia="Aptos" w:hAnsi="Aptos" w:cs="Aptos"/>
@@ -8631,7 +8485,6 @@
     </w:p>
     <w:p>
       <w:pPr>
-        <w:pStyle w:val="Tekstpodstawowy"/>
         <w:spacing w:line="331" w:lineRule="auto"/>
         <w:rPr>
           <w:rFonts w:ascii="sans-serif" w:eastAsia="sans-serif" w:hAnsi="sans-serif" w:cs="sans-serif"/>
@@ -8652,7 +8505,6 @@
     </w:p>
     <w:p>
       <w:pPr>
-        <w:pStyle w:val="Tekstpodstawowy"/>
         <w:spacing w:line="331" w:lineRule="auto"/>
         <w:ind w:firstLine="720"/>
         <w:rPr>
@@ -8674,7 +8526,6 @@
     </w:p>
     <w:p>
       <w:pPr>
-        <w:pStyle w:val="Tekstpodstawowy"/>
         <w:spacing w:line="331" w:lineRule="auto"/>
         <w:rPr>
           <w:rFonts w:ascii="sans-serif" w:eastAsia="sans-serif" w:hAnsi="sans-serif" w:cs="sans-serif"/>
@@ -8695,7 +8546,6 @@
     </w:p>
     <w:p>
       <w:pPr>
-        <w:pStyle w:val="Tekstpodstawowy"/>
         <w:spacing w:line="331" w:lineRule="auto"/>
         <w:ind w:firstLine="720"/>
         <w:rPr>
@@ -8757,7 +8607,6 @@
     </w:p>
     <w:p>
       <w:pPr>
-        <w:pStyle w:val="Tekstpodstawowy"/>
         <w:spacing w:line="331" w:lineRule="auto"/>
         <w:ind w:firstLine="720"/>
         <w:rPr>
@@ -8819,7 +8668,6 @@
     </w:p>
     <w:p>
       <w:pPr>
-        <w:pStyle w:val="Tekstpodstawowy"/>
         <w:spacing w:line="331" w:lineRule="auto"/>
         <w:ind w:firstLine="720"/>
         <w:rPr>
@@ -8881,7 +8729,6 @@
     </w:p>
     <w:p>
       <w:pPr>
-        <w:pStyle w:val="Tekstpodstawowy"/>
         <w:spacing w:line="331" w:lineRule="auto"/>
         <w:rPr>
           <w:rFonts w:ascii="sans-serif" w:eastAsia="sans-serif" w:hAnsi="sans-serif" w:cs="sans-serif"/>
@@ -8902,7 +8749,6 @@
     </w:p>
     <w:p>
       <w:pPr>
-        <w:pStyle w:val="Tekstpodstawowy"/>
         <w:spacing w:line="331" w:lineRule="auto"/>
         <w:rPr>
           <w:rFonts w:ascii="sans-serif" w:eastAsia="sans-serif" w:hAnsi="sans-serif" w:cs="sans-serif"/>
@@ -8932,7 +8778,6 @@
     </w:p>
     <w:p>
       <w:pPr>
-        <w:pStyle w:val="Tekstpodstawowy"/>
         <w:spacing w:line="331" w:lineRule="auto"/>
         <w:rPr>
           <w:rFonts w:ascii="Aptos" w:eastAsia="Aptos" w:hAnsi="Aptos" w:cs="Aptos"/>
@@ -8960,7 +8805,6 @@
     </w:p>
     <w:p>
       <w:pPr>
-        <w:pStyle w:val="Tekstpodstawowy"/>
         <w:spacing w:line="331" w:lineRule="auto"/>
         <w:rPr>
           <w:rFonts w:ascii="sans-serif" w:eastAsia="sans-serif" w:hAnsi="sans-serif" w:cs="sans-serif"/>
@@ -8981,7 +8825,6 @@
     </w:p>
     <w:p>
       <w:pPr>
-        <w:pStyle w:val="Tekstpodstawowy"/>
         <w:spacing w:line="331" w:lineRule="auto"/>
         <w:ind w:firstLine="720"/>
         <w:rPr>
@@ -9023,7 +8866,6 @@
     </w:p>
     <w:p>
       <w:pPr>
-        <w:pStyle w:val="Tekstpodstawowy"/>
         <w:spacing w:line="331" w:lineRule="auto"/>
         <w:ind w:firstLine="720"/>
         <w:rPr>
@@ -9045,7 +8887,6 @@
     </w:p>
     <w:p>
       <w:pPr>
-        <w:pStyle w:val="Tekstpodstawowy"/>
         <w:spacing w:line="331" w:lineRule="auto"/>
         <w:ind w:firstLine="720"/>
         <w:rPr>
@@ -9067,7 +8908,6 @@
     </w:p>
     <w:p>
       <w:pPr>
-        <w:pStyle w:val="Tekstpodstawowy"/>
         <w:spacing w:line="331" w:lineRule="auto"/>
         <w:ind w:firstLine="720"/>
         <w:rPr>
@@ -9109,7 +8949,6 @@
     </w:p>
     <w:p>
       <w:pPr>
-        <w:pStyle w:val="Tekstpodstawowy"/>
         <w:spacing w:line="331" w:lineRule="auto"/>
         <w:ind w:firstLine="720"/>
         <w:rPr>
@@ -9131,7 +8970,6 @@
     </w:p>
     <w:p>
       <w:pPr>
-        <w:pStyle w:val="Tekstpodstawowy"/>
         <w:spacing w:line="331" w:lineRule="auto"/>
         <w:ind w:firstLine="720"/>
         <w:rPr>
@@ -9153,7 +8991,6 @@
     </w:p>
     <w:p>
       <w:pPr>
-        <w:pStyle w:val="Tekstpodstawowy"/>
         <w:spacing w:line="331" w:lineRule="auto"/>
         <w:ind w:firstLine="720"/>
         <w:rPr>
@@ -9175,7 +9012,6 @@
     </w:p>
     <w:p>
       <w:pPr>
-        <w:pStyle w:val="Tekstpodstawowy"/>
         <w:spacing w:line="331" w:lineRule="auto"/>
         <w:ind w:firstLine="720"/>
         <w:rPr>
@@ -9197,7 +9033,6 @@
     </w:p>
     <w:p>
       <w:pPr>
-        <w:pStyle w:val="Tekstpodstawowy"/>
         <w:spacing w:line="331" w:lineRule="auto"/>
         <w:ind w:firstLine="720"/>
         <w:rPr>
@@ -9239,7 +9074,6 @@
     </w:p>
     <w:p>
       <w:pPr>
-        <w:pStyle w:val="Tekstpodstawowy"/>
         <w:spacing w:line="331" w:lineRule="auto"/>
         <w:ind w:firstLine="720"/>
         <w:rPr>
@@ -9256,7 +9090,6 @@
           <w:sz w:val="22"/>
           <w:szCs w:val="22"/>
         </w:rPr>
-        <w:lastRenderedPageBreak/>
         <w:t xml:space="preserve">- </w:t>
       </w:r>
       <w:proofErr w:type="spellStart"/>
@@ -9282,7 +9115,6 @@
     </w:p>
     <w:p>
       <w:pPr>
-        <w:pStyle w:val="Tekstpodstawowy"/>
         <w:spacing w:line="331" w:lineRule="auto"/>
         <w:ind w:left="900" w:hanging="180"/>
         <w:rPr>
@@ -9344,7 +9176,6 @@
     </w:p>
     <w:p>
       <w:pPr>
-        <w:pStyle w:val="Tekstpodstawowy"/>
         <w:spacing w:line="331" w:lineRule="auto"/>
         <w:rPr>
           <w:rFonts w:ascii="sans-serif" w:eastAsia="sans-serif" w:hAnsi="sans-serif" w:cs="sans-serif"/>
@@ -9356,7 +9187,6 @@
     </w:p>
     <w:p>
       <w:pPr>
-        <w:pStyle w:val="Tekstpodstawowy"/>
         <w:spacing w:line="331" w:lineRule="auto"/>
         <w:rPr>
           <w:rFonts w:ascii="Aptos" w:eastAsia="Aptos" w:hAnsi="Aptos" w:cs="Aptos"/>
@@ -9377,9 +9207,6 @@
     <w:p>
       <w:pPr>
         <w:pStyle w:val="Heading2"/>
-        <w:rPr>
-          <w:rFonts w:hint="eastAsia"/>
-        </w:rPr>
       </w:pPr>
       <w:r>
         <w:t>5.3 Diagramy stanów</w:t>
@@ -9397,7 +9224,7 @@
             <wp:docPr id="1942529715" name="drawing">
               <a:extLst xmlns:a="http://schemas.openxmlformats.org/drawingml/2006/main">
                 <a:ext uri="{FF2B5EF4-FFF2-40B4-BE49-F238E27FC236}">
-                  <a16:creationId xmlns:a16="http://schemas.microsoft.com/office/drawing/2014/main" id="{F56541FC-8713-4AF1-AD27-3A795BBDCFF5}"/>
+                  <a16:creationId xmlns:a16="http://schemas.microsoft.com/office/drawing/2014/main" id="{61534535-BFBF-4011-8B8E-ADE2ACC571FC}"/>
                 </a:ext>
               </a:extLst>
             </wp:docPr>
@@ -9469,7 +9296,6 @@
         <w:rPr>
           <w:noProof/>
         </w:rPr>
-        <w:lastRenderedPageBreak/>
         <w:drawing>
           <wp:inline distT="0" distB="0" distL="0" distR="0" wp14:anchorId="6F6AF05C" wp14:editId="671791E1">
             <wp:extent cx="5762625" cy="3581400"/>
@@ -9477,7 +9303,7 @@
             <wp:docPr id="1361436335" name="drawing">
               <a:extLst xmlns:a="http://schemas.openxmlformats.org/drawingml/2006/main">
                 <a:ext uri="{FF2B5EF4-FFF2-40B4-BE49-F238E27FC236}">
-                  <a16:creationId xmlns:a16="http://schemas.microsoft.com/office/drawing/2014/main" id="{B40A7AB5-6136-4426-B2E6-5B875EA66001}"/>
+                  <a16:creationId xmlns:a16="http://schemas.microsoft.com/office/drawing/2014/main" id="{3BDD3DAE-D337-41C5-B337-B9C2949C546E}"/>
                 </a:ext>
               </a:extLst>
             </wp:docPr>
@@ -9559,7 +9385,7 @@
             <wp:docPr id="1933891004" name="drawing">
               <a:extLst xmlns:a="http://schemas.openxmlformats.org/drawingml/2006/main">
                 <a:ext uri="{FF2B5EF4-FFF2-40B4-BE49-F238E27FC236}">
-                  <a16:creationId xmlns:a16="http://schemas.microsoft.com/office/drawing/2014/main" id="{29C9FF2E-AB2E-4B66-8B59-39F686ECCD49}"/>
+                  <a16:creationId xmlns:a16="http://schemas.microsoft.com/office/drawing/2014/main" id="{4CC10C28-E854-4A78-A0F0-507574DD4EC8}"/>
                 </a:ext>
               </a:extLst>
             </wp:docPr>
@@ -9642,7 +9468,6 @@
       <w:pPr>
         <w:pStyle w:val="Heading2"/>
         <w:rPr>
-          <w:rFonts w:hint="eastAsia"/>
           <w:b/>
           <w:bCs/>
         </w:rPr>
@@ -9685,7 +9510,7 @@
             <wp:docPr id="1401150732" name="Obraz 1">
               <a:extLst xmlns:a="http://schemas.openxmlformats.org/drawingml/2006/main">
                 <a:ext uri="{FF2B5EF4-FFF2-40B4-BE49-F238E27FC236}">
-                  <a16:creationId xmlns:a16="http://schemas.microsoft.com/office/drawing/2014/main" id="{5490A02A-5D27-4CAC-9B25-13621AFFF30F}"/>
+                  <a16:creationId xmlns:a16="http://schemas.microsoft.com/office/drawing/2014/main" id="{553E95C2-7FA2-4EF8-9567-04DA1FE12056}"/>
                 </a:ext>
               </a:extLst>
             </wp:docPr>
@@ -9782,7 +9607,7 @@
             <wp:docPr id="1106031261" name="Obraz 2">
               <a:extLst xmlns:a="http://schemas.openxmlformats.org/drawingml/2006/main">
                 <a:ext uri="{FF2B5EF4-FFF2-40B4-BE49-F238E27FC236}">
-                  <a16:creationId xmlns:a16="http://schemas.microsoft.com/office/drawing/2014/main" id="{758E206A-6309-4F8A-A28F-3755386B0154}"/>
+                  <a16:creationId xmlns:a16="http://schemas.microsoft.com/office/drawing/2014/main" id="{BAE4C997-0F86-4478-A845-93132B35FEEE}"/>
                 </a:ext>
               </a:extLst>
             </wp:docPr>
@@ -9979,7 +9804,7 @@
             <wp:docPr id="1169893043" name="Obraz 3">
               <a:extLst xmlns:a="http://schemas.openxmlformats.org/drawingml/2006/main">
                 <a:ext uri="{FF2B5EF4-FFF2-40B4-BE49-F238E27FC236}">
-                  <a16:creationId xmlns:a16="http://schemas.microsoft.com/office/drawing/2014/main" id="{EBC67857-C5C6-46AD-8F4B-930A08FDB735}"/>
+                  <a16:creationId xmlns:a16="http://schemas.microsoft.com/office/drawing/2014/main" id="{EFBBE2EA-8D36-4A62-AAF1-8B72D185858B}"/>
                 </a:ext>
               </a:extLst>
             </wp:docPr>
@@ -10058,7 +9883,6 @@
         <w:rPr>
           <w:noProof/>
         </w:rPr>
-        <w:lastRenderedPageBreak/>
         <w:drawing>
           <wp:inline distT="0" distB="0" distL="0" distR="0" wp14:anchorId="058208FC" wp14:editId="02B25EF5">
             <wp:extent cx="1800000" cy="3917992"/>
@@ -10066,7 +9890,7 @@
             <wp:docPr id="1335438184" name="Obraz 5">
               <a:extLst xmlns:a="http://schemas.openxmlformats.org/drawingml/2006/main">
                 <a:ext uri="{FF2B5EF4-FFF2-40B4-BE49-F238E27FC236}">
-                  <a16:creationId xmlns:a16="http://schemas.microsoft.com/office/drawing/2014/main" id="{3D681B7E-0BD8-4F4D-BB9E-561798E44314}"/>
+                  <a16:creationId xmlns:a16="http://schemas.microsoft.com/office/drawing/2014/main" id="{3D503AA9-C157-4E27-8A7B-3AB63AFD6180}"/>
                 </a:ext>
               </a:extLst>
             </wp:docPr>
@@ -10177,7 +10001,7 @@
             <wp:docPr id="2048066399" name="Obraz 6">
               <a:extLst xmlns:a="http://schemas.openxmlformats.org/drawingml/2006/main">
                 <a:ext uri="{FF2B5EF4-FFF2-40B4-BE49-F238E27FC236}">
-                  <a16:creationId xmlns:a16="http://schemas.microsoft.com/office/drawing/2014/main" id="{C3DBD0FC-B693-4A18-A2F8-A1C72D87FFDE}"/>
+                  <a16:creationId xmlns:a16="http://schemas.microsoft.com/office/drawing/2014/main" id="{4C5D8BC4-DC00-46E9-8ECC-D50101C83E6B}"/>
                 </a:ext>
               </a:extLst>
             </wp:docPr>
@@ -10322,7 +10146,6 @@
         <w:rPr>
           <w:noProof/>
         </w:rPr>
-        <w:lastRenderedPageBreak/>
         <w:drawing>
           <wp:inline distT="0" distB="0" distL="0" distR="0" wp14:anchorId="76CF058B" wp14:editId="7F211B34">
             <wp:extent cx="1800000" cy="3917992"/>
@@ -10330,7 +10153,7 @@
             <wp:docPr id="549126794" name="Obraz 7">
               <a:extLst xmlns:a="http://schemas.openxmlformats.org/drawingml/2006/main">
                 <a:ext uri="{FF2B5EF4-FFF2-40B4-BE49-F238E27FC236}">
-                  <a16:creationId xmlns:a16="http://schemas.microsoft.com/office/drawing/2014/main" id="{2A9B5203-EEA2-4596-A791-C35ABCD17490}"/>
+                  <a16:creationId xmlns:a16="http://schemas.microsoft.com/office/drawing/2014/main" id="{C5B831FE-A293-4B18-BEFF-C70A785F27BD}"/>
                 </a:ext>
               </a:extLst>
             </wp:docPr>
@@ -10458,7 +10281,7 @@
             <wp:docPr id="456943311" name="Obraz 8">
               <a:extLst xmlns:a="http://schemas.openxmlformats.org/drawingml/2006/main">
                 <a:ext uri="{FF2B5EF4-FFF2-40B4-BE49-F238E27FC236}">
-                  <a16:creationId xmlns:a16="http://schemas.microsoft.com/office/drawing/2014/main" id="{889CD868-F9FD-4CF0-B684-B63B921D8E60}"/>
+                  <a16:creationId xmlns:a16="http://schemas.microsoft.com/office/drawing/2014/main" id="{CDFAB0DC-C84B-4D41-9FC1-192BAA572FBA}"/>
                 </a:ext>
               </a:extLst>
             </wp:docPr>
@@ -10562,7 +10385,6 @@
         <w:rPr>
           <w:noProof/>
         </w:rPr>
-        <w:lastRenderedPageBreak/>
         <w:drawing>
           <wp:inline distT="0" distB="0" distL="0" distR="0" wp14:anchorId="6FABBC78" wp14:editId="5D89B642">
             <wp:extent cx="1800000" cy="3901667"/>
@@ -10570,7 +10392,7 @@
             <wp:docPr id="1902041928" name="Obraz 9">
               <a:extLst xmlns:a="http://schemas.openxmlformats.org/drawingml/2006/main">
                 <a:ext uri="{FF2B5EF4-FFF2-40B4-BE49-F238E27FC236}">
-                  <a16:creationId xmlns:a16="http://schemas.microsoft.com/office/drawing/2014/main" id="{15B37D50-EEEE-446D-BDC3-2C65BE828574}"/>
+                  <a16:creationId xmlns:a16="http://schemas.microsoft.com/office/drawing/2014/main" id="{747B49AA-7A6A-4D75-BBB5-9B4C2628B4F7}"/>
                 </a:ext>
               </a:extLst>
             </wp:docPr>
@@ -10730,12 +10552,8 @@
     <w:p>
       <w:pPr>
         <w:pStyle w:val="Heading1"/>
-        <w:rPr>
-          <w:rFonts w:hint="eastAsia"/>
-        </w:rPr>
-      </w:pPr>
-      <w:r>
-        <w:lastRenderedPageBreak/>
+      </w:pPr>
+      <w:r>
         <w:t>6</w:t>
       </w:r>
       <w:r>
@@ -10765,7 +10583,7 @@
     </w:p>
     <w:tbl>
       <w:tblPr>
-        <w:tblStyle w:val="TekstpodstawowyZnak"/>
+        <w:tblStyle w:val="TableNormal1"/>
         <w:tblW w:w="0" w:type="auto"/>
         <w:tblLook w:val="04A0" w:firstRow="1" w:lastRow="0" w:firstColumn="1" w:lastColumn="0" w:noHBand="0" w:noVBand="1"/>
       </w:tblPr>
@@ -11093,7 +10911,7 @@
     </w:p>
     <w:tbl>
       <w:tblPr>
-        <w:tblStyle w:val="TekstpodstawowyZnak"/>
+        <w:tblStyle w:val="TableNormal1"/>
         <w:tblW w:w="0" w:type="auto"/>
         <w:tblBorders>
           <w:top w:val="single" w:sz="6" w:space="0" w:color="auto"/>
@@ -11454,7 +11272,6 @@
               <w:rPr>
                 <w:rFonts w:ascii="Aptos" w:eastAsia="Aptos" w:hAnsi="Aptos" w:cs="Aptos"/>
               </w:rPr>
-              <w:lastRenderedPageBreak/>
               <w:t>Wygenerowanie raportu / zestawienia statystyk</w:t>
             </w:r>
           </w:p>
@@ -11573,18 +11390,14 @@
     <w:p>
       <w:pPr>
         <w:pStyle w:val="Heading2"/>
-        <w:rPr>
-          <w:rFonts w:hint="eastAsia"/>
-        </w:rPr>
-      </w:pPr>
-      <w:r>
-        <w:lastRenderedPageBreak/>
+      </w:pPr>
+      <w:r>
         <w:t> 6.3. Oszacowanie liczby i typów potrzebnych stanowisk pracy użytkowników systemu</w:t>
       </w:r>
     </w:p>
     <w:tbl>
       <w:tblPr>
-        <w:tblStyle w:val="TekstpodstawowyZnak"/>
+        <w:tblStyle w:val="TableNormal1"/>
         <w:tblW w:w="0" w:type="auto"/>
         <w:tblBorders>
           <w:top w:val="single" w:sz="6" w:space="0" w:color="auto"/>
@@ -11909,7 +11722,7 @@
     <w:p/>
     <w:p>
       <w:pPr>
-        <w:pStyle w:val="Heading2"/>
+        <w:pStyle w:val="Heading1"/>
       </w:pPr>
       <w:r>
         <w:t>7.</w:t>
@@ -11923,11 +11736,20 @@
     </w:p>
     <w:p>
       <w:r>
+        <w:rPr>
+          <w:noProof/>
+        </w:rPr>
         <w:drawing>
           <wp:inline distT="0" distB="0" distL="0" distR="0" wp14:anchorId="250B2E9F" wp14:editId="20FB992B">
             <wp:extent cx="5760720" cy="3538855"/>
             <wp:effectExtent l="0" t="0" r="0" b="4445"/>
-            <wp:docPr id="615787025" name="Obraz 1"/>
+            <wp:docPr id="615787025" name="Obraz 1">
+              <a:extLst xmlns:a="http://schemas.openxmlformats.org/drawingml/2006/main">
+                <a:ext uri="{FF2B5EF4-FFF2-40B4-BE49-F238E27FC236}">
+                  <a16:creationId xmlns:a16="http://schemas.microsoft.com/office/drawing/2014/main" id="{894D8899-C1CA-4EA4-ACB4-93E1D7E9A993}"/>
+                </a:ext>
+              </a:extLst>
+            </wp:docPr>
             <wp:cNvGraphicFramePr>
               <a:graphicFrameLocks xmlns:a="http://schemas.openxmlformats.org/drawingml/2006/main" noChangeAspect="1"/>
             </wp:cNvGraphicFramePr>
@@ -11967,35 +11789,34 @@
     </w:p>
     <w:p>
       <w:pPr>
-        <w:pStyle w:val="Heading2"/>
-      </w:pPr>
-      <w:r>
-        <w:lastRenderedPageBreak/>
-        <w:t> 8. Propozycja planu pracy zawierająca</w:t>
+        <w:pStyle w:val="Heading1"/>
+      </w:pPr>
+      <w:r>
+        <w:t> 8. Propozycja planu pracy</w:t>
+      </w:r>
+      <w:r>
+        <w:tab/>
       </w:r>
     </w:p>
     <w:tbl>
       <w:tblPr>
-        <w:tblStyle w:val="PlainTable1"/>
-        <w:tblW w:w="0" w:type="auto"/>
+        <w:tblW w:w="9072" w:type="dxa"/>
         <w:tblLook w:val="04A0" w:firstRow="1" w:lastRow="0" w:firstColumn="1" w:lastColumn="0" w:noHBand="0" w:noVBand="1"/>
       </w:tblPr>
       <w:tblGrid>
-        <w:gridCol w:w="1562"/>
-        <w:gridCol w:w="2615"/>
-        <w:gridCol w:w="1570"/>
-        <w:gridCol w:w="1693"/>
-        <w:gridCol w:w="1622"/>
+        <w:gridCol w:w="690"/>
+        <w:gridCol w:w="3456"/>
+        <w:gridCol w:w="1245"/>
+        <w:gridCol w:w="1500"/>
+        <w:gridCol w:w="2181"/>
       </w:tblGrid>
       <w:tr>
         <w:trPr>
-          <w:cnfStyle w:val="100000000000" w:firstRow="1" w:lastRow="0" w:firstColumn="0" w:lastColumn="0" w:oddVBand="0" w:evenVBand="0" w:oddHBand="0" w:evenHBand="0" w:firstRowFirstColumn="0" w:firstRowLastColumn="0" w:lastRowFirstColumn="0" w:lastRowLastColumn="0"/>
           <w:trHeight w:val="300"/>
         </w:trPr>
         <w:tc>
           <w:tcPr>
-            <w:cnfStyle w:val="001000000000" w:firstRow="0" w:lastRow="0" w:firstColumn="1" w:lastColumn="0" w:oddVBand="0" w:evenVBand="0" w:oddHBand="0" w:evenHBand="0" w:firstRowFirstColumn="0" w:firstRowLastColumn="0" w:lastRowFirstColumn="0" w:lastRowLastColumn="0"/>
-            <w:tcW w:w="1875" w:type="dxa"/>
+            <w:tcW w:w="690" w:type="dxa"/>
           </w:tcPr>
           <w:p>
             <w:proofErr w:type="spellStart"/>
@@ -12013,12 +11834,9 @@
         </w:tc>
         <w:tc>
           <w:tcPr>
-            <w:tcW w:w="1875" w:type="dxa"/>
+            <w:tcW w:w="3456" w:type="dxa"/>
           </w:tcPr>
           <w:p>
-            <w:pPr>
-              <w:cnfStyle w:val="100000000000" w:firstRow="1" w:lastRow="0" w:firstColumn="0" w:lastColumn="0" w:oddVBand="0" w:evenVBand="0" w:oddHBand="0" w:evenHBand="0" w:firstRowFirstColumn="0" w:firstRowLastColumn="0" w:lastRowFirstColumn="0" w:lastRowLastColumn="0"/>
-            </w:pPr>
             <w:proofErr w:type="spellStart"/>
             <w:r>
               <w:rPr>
@@ -12054,12 +11872,9 @@
         </w:tc>
         <w:tc>
           <w:tcPr>
-            <w:tcW w:w="1875" w:type="dxa"/>
+            <w:tcW w:w="1245" w:type="dxa"/>
           </w:tcPr>
           <w:p>
-            <w:pPr>
-              <w:cnfStyle w:val="100000000000" w:firstRow="1" w:lastRow="0" w:firstColumn="0" w:lastColumn="0" w:oddVBand="0" w:evenVBand="0" w:oddHBand="0" w:evenHBand="0" w:firstRowFirstColumn="0" w:firstRowLastColumn="0" w:lastRowFirstColumn="0" w:lastRowLastColumn="0"/>
-            </w:pPr>
             <w:proofErr w:type="spellStart"/>
             <w:r>
               <w:rPr>
@@ -12104,12 +11919,9 @@
         </w:tc>
         <w:tc>
           <w:tcPr>
-            <w:tcW w:w="1875" w:type="dxa"/>
+            <w:tcW w:w="1500" w:type="dxa"/>
           </w:tcPr>
           <w:p>
-            <w:pPr>
-              <w:cnfStyle w:val="100000000000" w:firstRow="1" w:lastRow="0" w:firstColumn="0" w:lastColumn="0" w:oddVBand="0" w:evenVBand="0" w:oddHBand="0" w:evenHBand="0" w:firstRowFirstColumn="0" w:firstRowLastColumn="0" w:lastRowFirstColumn="0" w:lastRowLastColumn="0"/>
-            </w:pPr>
             <w:proofErr w:type="spellStart"/>
             <w:r>
               <w:rPr>
@@ -12125,12 +11937,9 @@
         </w:tc>
         <w:tc>
           <w:tcPr>
-            <w:tcW w:w="1875" w:type="dxa"/>
+            <w:tcW w:w="2181" w:type="dxa"/>
           </w:tcPr>
           <w:p>
-            <w:pPr>
-              <w:cnfStyle w:val="100000000000" w:firstRow="1" w:lastRow="0" w:firstColumn="0" w:lastColumn="0" w:oddVBand="0" w:evenVBand="0" w:oddHBand="0" w:evenHBand="0" w:firstRowFirstColumn="0" w:firstRowLastColumn="0" w:lastRowFirstColumn="0" w:lastRowLastColumn="0"/>
-            </w:pPr>
             <w:proofErr w:type="spellStart"/>
             <w:r>
               <w:rPr>
@@ -12162,109 +11971,6 @@
               <w:t>ludzkie</w:t>
             </w:r>
             <w:proofErr w:type="spellEnd"/>
-          </w:p>
-        </w:tc>
-      </w:tr>
-      <w:tr>
-        <w:trPr>
-          <w:cnfStyle w:val="000000100000" w:firstRow="0" w:lastRow="0" w:firstColumn="0" w:lastColumn="0" w:oddVBand="0" w:evenVBand="0" w:oddHBand="1" w:evenHBand="0" w:firstRowFirstColumn="0" w:firstRowLastColumn="0" w:lastRowFirstColumn="0" w:lastRowLastColumn="0"/>
-          <w:trHeight w:val="300"/>
-        </w:trPr>
-        <w:tc>
-          <w:tcPr>
-            <w:cnfStyle w:val="001000000000" w:firstRow="0" w:lastRow="0" w:firstColumn="1" w:lastColumn="0" w:oddVBand="0" w:evenVBand="0" w:oddHBand="0" w:evenHBand="0" w:firstRowFirstColumn="0" w:firstRowLastColumn="0" w:lastRowFirstColumn="0" w:lastRowLastColumn="0"/>
-            <w:tcW w:w="1875" w:type="dxa"/>
-          </w:tcPr>
-          <w:p>
-            <w:r>
-              <w:rPr>
-                <w:rFonts w:ascii="Calibri" w:eastAsia="Calibri" w:hAnsi="Calibri" w:cs="Calibri"/>
-                <w:color w:val="000000" w:themeColor="text1"/>
-                <w:sz w:val="22"/>
-                <w:szCs w:val="22"/>
-                <w:lang w:val="en-US"/>
-              </w:rPr>
-              <w:t>1</w:t>
-            </w:r>
-          </w:p>
-        </w:tc>
-        <w:tc>
-          <w:tcPr>
-            <w:tcW w:w="1875" w:type="dxa"/>
-          </w:tcPr>
-          <w:p>
-            <w:pPr>
-              <w:cnfStyle w:val="000000100000" w:firstRow="0" w:lastRow="0" w:firstColumn="0" w:lastColumn="0" w:oddVBand="0" w:evenVBand="0" w:oddHBand="1" w:evenHBand="0" w:firstRowFirstColumn="0" w:firstRowLastColumn="0" w:lastRowFirstColumn="0" w:lastRowLastColumn="0"/>
-            </w:pPr>
-            <w:r>
-              <w:rPr>
-                <w:rFonts w:ascii="Calibri" w:eastAsia="Calibri" w:hAnsi="Calibri" w:cs="Calibri"/>
-                <w:color w:val="000000" w:themeColor="text1"/>
-                <w:sz w:val="22"/>
-                <w:szCs w:val="22"/>
-              </w:rPr>
-              <w:t>Analiza wymagań, model domeny, dokumentacja UML (przypadki użycia, klasy, diagramy TC)</w:t>
-            </w:r>
-          </w:p>
-        </w:tc>
-        <w:tc>
-          <w:tcPr>
-            <w:tcW w:w="1875" w:type="dxa"/>
-          </w:tcPr>
-          <w:p>
-            <w:pPr>
-              <w:cnfStyle w:val="000000100000" w:firstRow="0" w:lastRow="0" w:firstColumn="0" w:lastColumn="0" w:oddVBand="0" w:evenVBand="0" w:oddHBand="1" w:evenHBand="0" w:firstRowFirstColumn="0" w:firstRowLastColumn="0" w:lastRowFirstColumn="0" w:lastRowLastColumn="0"/>
-            </w:pPr>
-            <w:r>
-              <w:rPr>
-                <w:rFonts w:ascii="Calibri" w:eastAsia="Calibri" w:hAnsi="Calibri" w:cs="Calibri"/>
-                <w:color w:val="000000" w:themeColor="text1"/>
-                <w:sz w:val="22"/>
-                <w:szCs w:val="22"/>
-                <w:lang w:val="en-US"/>
-              </w:rPr>
-              <w:t>5</w:t>
-            </w:r>
-          </w:p>
-        </w:tc>
-        <w:tc>
-          <w:tcPr>
-            <w:tcW w:w="1875" w:type="dxa"/>
-          </w:tcPr>
-          <w:p>
-            <w:pPr>
-              <w:cnfStyle w:val="000000100000" w:firstRow="0" w:lastRow="0" w:firstColumn="0" w:lastColumn="0" w:oddVBand="0" w:evenVBand="0" w:oddHBand="1" w:evenHBand="0" w:firstRowFirstColumn="0" w:firstRowLastColumn="0" w:lastRowFirstColumn="0" w:lastRowLastColumn="0"/>
-            </w:pPr>
-            <w:r>
-              <w:rPr>
-                <w:rFonts w:ascii="Calibri" w:eastAsia="Calibri" w:hAnsi="Calibri" w:cs="Calibri"/>
-                <w:color w:val="000000" w:themeColor="text1"/>
-                <w:sz w:val="22"/>
-                <w:szCs w:val="22"/>
-                <w:lang w:val="en-US"/>
-              </w:rPr>
-              <w:t>—</w:t>
-            </w:r>
-          </w:p>
-        </w:tc>
-        <w:tc>
-          <w:tcPr>
-            <w:tcW w:w="1875" w:type="dxa"/>
-          </w:tcPr>
-          <w:p>
-            <w:pPr>
-              <w:cnfStyle w:val="000000100000" w:firstRow="0" w:lastRow="0" w:firstColumn="0" w:lastColumn="0" w:oddVBand="0" w:evenVBand="0" w:oddHBand="1" w:evenHBand="0" w:firstRowFirstColumn="0" w:firstRowLastColumn="0" w:lastRowFirstColumn="0" w:lastRowLastColumn="0"/>
-            </w:pPr>
-            <w:r>
-              <w:rPr>
-                <w:rFonts w:ascii="Calibri" w:eastAsia="Calibri" w:hAnsi="Calibri" w:cs="Calibri"/>
-                <w:color w:val="000000" w:themeColor="text1"/>
-                <w:sz w:val="22"/>
-                <w:szCs w:val="22"/>
-                <w:lang w:val="en-US"/>
-              </w:rPr>
-              <w:t>ST, ML, MS</w:t>
-            </w:r>
           </w:p>
         </w:tc>
       </w:tr>
@@ -12274,220 +11980,7 @@
         </w:trPr>
         <w:tc>
           <w:tcPr>
-            <w:cnfStyle w:val="001000000000" w:firstRow="0" w:lastRow="0" w:firstColumn="1" w:lastColumn="0" w:oddVBand="0" w:evenVBand="0" w:oddHBand="0" w:evenHBand="0" w:firstRowFirstColumn="0" w:firstRowLastColumn="0" w:lastRowFirstColumn="0" w:lastRowLastColumn="0"/>
-            <w:tcW w:w="1875" w:type="dxa"/>
-          </w:tcPr>
-          <w:p>
-            <w:r>
-              <w:rPr>
-                <w:rFonts w:ascii="Calibri" w:eastAsia="Calibri" w:hAnsi="Calibri" w:cs="Calibri"/>
-                <w:sz w:val="22"/>
-                <w:szCs w:val="22"/>
-                <w:lang w:val="en-US"/>
-              </w:rPr>
-              <w:t>2</w:t>
-            </w:r>
-          </w:p>
-        </w:tc>
-        <w:tc>
-          <w:tcPr>
-            <w:tcW w:w="1875" w:type="dxa"/>
-          </w:tcPr>
-          <w:p>
-            <w:pPr>
-              <w:cnfStyle w:val="000000000000" w:firstRow="0" w:lastRow="0" w:firstColumn="0" w:lastColumn="0" w:oddVBand="0" w:evenVBand="0" w:oddHBand="0" w:evenHBand="0" w:firstRowFirstColumn="0" w:firstRowLastColumn="0" w:lastRowFirstColumn="0" w:lastRowLastColumn="0"/>
-            </w:pPr>
-            <w:proofErr w:type="spellStart"/>
-            <w:r>
-              <w:rPr>
-                <w:rFonts w:ascii="Calibri" w:eastAsia="Calibri" w:hAnsi="Calibri" w:cs="Calibri"/>
-                <w:sz w:val="22"/>
-                <w:szCs w:val="22"/>
-                <w:lang w:val="en-US"/>
-              </w:rPr>
-              <w:t>Infrastruktura</w:t>
-            </w:r>
-            <w:proofErr w:type="spellEnd"/>
-            <w:r>
-              <w:rPr>
-                <w:rFonts w:ascii="Calibri" w:eastAsia="Calibri" w:hAnsi="Calibri" w:cs="Calibri"/>
-                <w:sz w:val="22"/>
-                <w:szCs w:val="22"/>
-                <w:lang w:val="en-US"/>
-              </w:rPr>
-              <w:t xml:space="preserve">: </w:t>
-            </w:r>
-            <w:proofErr w:type="spellStart"/>
-            <w:r>
-              <w:rPr>
-                <w:rFonts w:ascii="Calibri" w:eastAsia="Calibri" w:hAnsi="Calibri" w:cs="Calibri"/>
-                <w:sz w:val="22"/>
-                <w:szCs w:val="22"/>
-                <w:lang w:val="en-US"/>
-              </w:rPr>
-              <w:t>repozytorium</w:t>
-            </w:r>
-            <w:proofErr w:type="spellEnd"/>
-            <w:r>
-              <w:rPr>
-                <w:rFonts w:ascii="Calibri" w:eastAsia="Calibri" w:hAnsi="Calibri" w:cs="Calibri"/>
-                <w:sz w:val="22"/>
-                <w:szCs w:val="22"/>
-                <w:lang w:val="en-US"/>
-              </w:rPr>
-              <w:t xml:space="preserve">, </w:t>
-            </w:r>
-            <w:proofErr w:type="spellStart"/>
-            <w:r>
-              <w:rPr>
-                <w:rFonts w:ascii="Calibri" w:eastAsia="Calibri" w:hAnsi="Calibri" w:cs="Calibri"/>
-                <w:sz w:val="22"/>
-                <w:szCs w:val="22"/>
-                <w:lang w:val="en-US"/>
-              </w:rPr>
-              <w:t>środowiska</w:t>
-            </w:r>
-            <w:proofErr w:type="spellEnd"/>
-            <w:r>
-              <w:rPr>
-                <w:rFonts w:ascii="Calibri" w:eastAsia="Calibri" w:hAnsi="Calibri" w:cs="Calibri"/>
-                <w:sz w:val="22"/>
-                <w:szCs w:val="22"/>
-                <w:lang w:val="en-US"/>
-              </w:rPr>
-              <w:t xml:space="preserve"> dev/test, </w:t>
-            </w:r>
-            <w:proofErr w:type="spellStart"/>
-            <w:r>
-              <w:rPr>
-                <w:rFonts w:ascii="Calibri" w:eastAsia="Calibri" w:hAnsi="Calibri" w:cs="Calibri"/>
-                <w:sz w:val="22"/>
-                <w:szCs w:val="22"/>
-                <w:lang w:val="en-US"/>
-              </w:rPr>
-              <w:t>schemat</w:t>
-            </w:r>
-            <w:proofErr w:type="spellEnd"/>
-            <w:r>
-              <w:rPr>
-                <w:rFonts w:ascii="Calibri" w:eastAsia="Calibri" w:hAnsi="Calibri" w:cs="Calibri"/>
-                <w:sz w:val="22"/>
-                <w:szCs w:val="22"/>
-                <w:lang w:val="en-US"/>
-              </w:rPr>
-              <w:t xml:space="preserve"> </w:t>
-            </w:r>
-            <w:proofErr w:type="spellStart"/>
-            <w:r>
-              <w:rPr>
-                <w:rFonts w:ascii="Calibri" w:eastAsia="Calibri" w:hAnsi="Calibri" w:cs="Calibri"/>
-                <w:sz w:val="22"/>
-                <w:szCs w:val="22"/>
-                <w:lang w:val="en-US"/>
-              </w:rPr>
-              <w:t>bazy</w:t>
-            </w:r>
-            <w:proofErr w:type="spellEnd"/>
-            <w:r>
-              <w:rPr>
-                <w:rFonts w:ascii="Calibri" w:eastAsia="Calibri" w:hAnsi="Calibri" w:cs="Calibri"/>
-                <w:sz w:val="22"/>
-                <w:szCs w:val="22"/>
-                <w:lang w:val="en-US"/>
-              </w:rPr>
-              <w:t xml:space="preserve"> PostgreSQL, </w:t>
-            </w:r>
-            <w:proofErr w:type="spellStart"/>
-            <w:r>
-              <w:rPr>
-                <w:rFonts w:ascii="Calibri" w:eastAsia="Calibri" w:hAnsi="Calibri" w:cs="Calibri"/>
-                <w:sz w:val="22"/>
-                <w:szCs w:val="22"/>
-                <w:lang w:val="en-US"/>
-              </w:rPr>
-              <w:t>migracje</w:t>
-            </w:r>
-            <w:proofErr w:type="spellEnd"/>
-          </w:p>
-        </w:tc>
-        <w:tc>
-          <w:tcPr>
-            <w:tcW w:w="1875" w:type="dxa"/>
-          </w:tcPr>
-          <w:p>
-            <w:pPr>
-              <w:cnfStyle w:val="000000000000" w:firstRow="0" w:lastRow="0" w:firstColumn="0" w:lastColumn="0" w:oddVBand="0" w:evenVBand="0" w:oddHBand="0" w:evenHBand="0" w:firstRowFirstColumn="0" w:firstRowLastColumn="0" w:lastRowFirstColumn="0" w:lastRowLastColumn="0"/>
-            </w:pPr>
-            <w:r>
-              <w:rPr>
-                <w:rFonts w:ascii="Calibri" w:eastAsia="Calibri" w:hAnsi="Calibri" w:cs="Calibri"/>
-                <w:sz w:val="22"/>
-                <w:szCs w:val="22"/>
-                <w:lang w:val="en-US"/>
-              </w:rPr>
-              <w:t>3</w:t>
-            </w:r>
-          </w:p>
-        </w:tc>
-        <w:tc>
-          <w:tcPr>
-            <w:tcW w:w="1875" w:type="dxa"/>
-          </w:tcPr>
-          <w:p>
-            <w:pPr>
-              <w:cnfStyle w:val="000000000000" w:firstRow="0" w:lastRow="0" w:firstColumn="0" w:lastColumn="0" w:oddVBand="0" w:evenVBand="0" w:oddHBand="0" w:evenHBand="0" w:firstRowFirstColumn="0" w:firstRowLastColumn="0" w:lastRowFirstColumn="0" w:lastRowLastColumn="0"/>
-            </w:pPr>
-            <w:proofErr w:type="spellStart"/>
-            <w:r>
-              <w:rPr>
-                <w:rFonts w:ascii="Calibri" w:eastAsia="Calibri" w:hAnsi="Calibri" w:cs="Calibri"/>
-                <w:sz w:val="22"/>
-                <w:szCs w:val="22"/>
-                <w:lang w:val="en-US"/>
-              </w:rPr>
-              <w:t>Etap</w:t>
-            </w:r>
-            <w:proofErr w:type="spellEnd"/>
-            <w:r>
-              <w:rPr>
-                <w:rFonts w:ascii="Calibri" w:eastAsia="Calibri" w:hAnsi="Calibri" w:cs="Calibri"/>
-                <w:sz w:val="22"/>
-                <w:szCs w:val="22"/>
-                <w:lang w:val="en-US"/>
-              </w:rPr>
-              <w:t xml:space="preserve"> 1</w:t>
-            </w:r>
-          </w:p>
-        </w:tc>
-        <w:tc>
-          <w:tcPr>
-            <w:tcW w:w="1875" w:type="dxa"/>
-          </w:tcPr>
-          <w:p>
-            <w:pPr>
-              <w:cnfStyle w:val="000000000000" w:firstRow="0" w:lastRow="0" w:firstColumn="0" w:lastColumn="0" w:oddVBand="0" w:evenVBand="0" w:oddHBand="0" w:evenHBand="0" w:firstRowFirstColumn="0" w:firstRowLastColumn="0" w:lastRowFirstColumn="0" w:lastRowLastColumn="0"/>
-            </w:pPr>
-            <w:r>
-              <w:rPr>
-                <w:rFonts w:ascii="Calibri" w:eastAsia="Calibri" w:hAnsi="Calibri" w:cs="Calibri"/>
-                <w:sz w:val="22"/>
-                <w:szCs w:val="22"/>
-                <w:lang w:val="en-US"/>
-              </w:rPr>
-              <w:t>ML (lead), MS</w:t>
-            </w:r>
-          </w:p>
-        </w:tc>
-      </w:tr>
-      <w:tr>
-        <w:trPr>
-          <w:cnfStyle w:val="000000100000" w:firstRow="0" w:lastRow="0" w:firstColumn="0" w:lastColumn="0" w:oddVBand="0" w:evenVBand="0" w:oddHBand="1" w:evenHBand="0" w:firstRowFirstColumn="0" w:firstRowLastColumn="0" w:lastRowFirstColumn="0" w:lastRowLastColumn="0"/>
-          <w:trHeight w:val="300"/>
-        </w:trPr>
-        <w:tc>
-          <w:tcPr>
-            <w:cnfStyle w:val="001000000000" w:firstRow="0" w:lastRow="0" w:firstColumn="1" w:lastColumn="0" w:oddVBand="0" w:evenVBand="0" w:oddHBand="0" w:evenHBand="0" w:firstRowFirstColumn="0" w:firstRowLastColumn="0" w:lastRowFirstColumn="0" w:lastRowLastColumn="0"/>
-            <w:tcW w:w="1875" w:type="dxa"/>
+            <w:tcW w:w="690" w:type="dxa"/>
           </w:tcPr>
           <w:p>
             <w:r>
@@ -12498,18 +11991,69 @@
                 <w:szCs w:val="22"/>
                 <w:lang w:val="en-US"/>
               </w:rPr>
-              <w:t>3</w:t>
+              <w:t>1</w:t>
             </w:r>
           </w:p>
         </w:tc>
         <w:tc>
           <w:tcPr>
-            <w:tcW w:w="1875" w:type="dxa"/>
+            <w:tcW w:w="3456" w:type="dxa"/>
           </w:tcPr>
           <w:p>
-            <w:pPr>
-              <w:cnfStyle w:val="000000100000" w:firstRow="0" w:lastRow="0" w:firstColumn="0" w:lastColumn="0" w:oddVBand="0" w:evenVBand="0" w:oddHBand="1" w:evenHBand="0" w:firstRowFirstColumn="0" w:firstRowLastColumn="0" w:lastRowFirstColumn="0" w:lastRowLastColumn="0"/>
-            </w:pPr>
+            <w:r>
+              <w:rPr>
+                <w:rFonts w:ascii="Calibri" w:eastAsia="Calibri" w:hAnsi="Calibri" w:cs="Calibri"/>
+                <w:color w:val="000000" w:themeColor="text1"/>
+                <w:sz w:val="22"/>
+                <w:szCs w:val="22"/>
+              </w:rPr>
+              <w:t xml:space="preserve">Analiza wymagań, model domeny, </w:t>
+            </w:r>
+            <w:proofErr w:type="spellStart"/>
+            <w:r>
+              <w:rPr>
+                <w:rFonts w:ascii="Calibri" w:eastAsia="Calibri" w:hAnsi="Calibri" w:cs="Calibri"/>
+                <w:color w:val="000000" w:themeColor="text1"/>
+                <w:sz w:val="22"/>
+                <w:szCs w:val="22"/>
+              </w:rPr>
+              <w:t>dokumenta</w:t>
+            </w:r>
+            <w:r>
+              <w:rPr>
+                <w:rFonts w:ascii="Calibri" w:eastAsia="Calibri" w:hAnsi="Calibri" w:cs="Calibri"/>
+                <w:color w:val="000000" w:themeColor="text1"/>
+                <w:sz w:val="22"/>
+                <w:szCs w:val="22"/>
+              </w:rPr>
+              <w:t>x</w:t>
+            </w:r>
+            <w:r>
+              <w:rPr>
+                <w:rFonts w:ascii="Calibri" w:eastAsia="Calibri" w:hAnsi="Calibri" w:cs="Calibri"/>
+                <w:color w:val="000000" w:themeColor="text1"/>
+                <w:sz w:val="22"/>
+                <w:szCs w:val="22"/>
+              </w:rPr>
+              <w:t>cja</w:t>
+            </w:r>
+            <w:proofErr w:type="spellEnd"/>
+            <w:r>
+              <w:rPr>
+                <w:rFonts w:ascii="Calibri" w:eastAsia="Calibri" w:hAnsi="Calibri" w:cs="Calibri"/>
+                <w:color w:val="000000" w:themeColor="text1"/>
+                <w:sz w:val="22"/>
+                <w:szCs w:val="22"/>
+              </w:rPr>
+              <w:t xml:space="preserve"> UML (przypadki użycia, klasy, diagramy TC)</w:t>
+            </w:r>
+          </w:p>
+        </w:tc>
+        <w:tc>
+          <w:tcPr>
+            <w:tcW w:w="1245" w:type="dxa"/>
+          </w:tcPr>
+          <w:p>
             <w:r>
               <w:rPr>
                 <w:rFonts w:ascii="Calibri" w:eastAsia="Calibri" w:hAnsi="Calibri" w:cs="Calibri"/>
@@ -12518,9 +12062,15 @@
                 <w:szCs w:val="22"/>
                 <w:lang w:val="en-US"/>
               </w:rPr>
-              <w:t xml:space="preserve">Backend — </w:t>
-            </w:r>
-            <w:proofErr w:type="spellStart"/>
+              <w:t>5</w:t>
+            </w:r>
+          </w:p>
+        </w:tc>
+        <w:tc>
+          <w:tcPr>
+            <w:tcW w:w="1500" w:type="dxa"/>
+          </w:tcPr>
+          <w:p>
             <w:r>
               <w:rPr>
                 <w:rFonts w:ascii="Calibri" w:eastAsia="Calibri" w:hAnsi="Calibri" w:cs="Calibri"/>
@@ -12529,10 +12079,16 @@
                 <w:szCs w:val="22"/>
                 <w:lang w:val="en-US"/>
               </w:rPr>
-              <w:t>moduł</w:t>
-            </w:r>
-            <w:proofErr w:type="spellEnd"/>
-            <w:r>
+              <w:t>—</w:t>
+            </w:r>
+          </w:p>
+        </w:tc>
+        <w:tc>
+          <w:tcPr>
+            <w:tcW w:w="2181" w:type="dxa"/>
+          </w:tcPr>
+          <w:p>
+            <w:pPr>
               <w:rPr>
                 <w:rFonts w:ascii="Calibri" w:eastAsia="Calibri" w:hAnsi="Calibri" w:cs="Calibri"/>
                 <w:color w:val="000000" w:themeColor="text1"/>
@@ -12540,8 +12096,7 @@
                 <w:szCs w:val="22"/>
                 <w:lang w:val="en-US"/>
               </w:rPr>
-              <w:t xml:space="preserve"> </w:t>
-            </w:r>
+            </w:pPr>
             <w:proofErr w:type="spellStart"/>
             <w:r>
               <w:rPr>
@@ -12551,7 +12106,7 @@
                 <w:szCs w:val="22"/>
                 <w:lang w:val="en-US"/>
               </w:rPr>
-              <w:t>uwierzytelniania</w:t>
+              <w:t>Analityk</w:t>
             </w:r>
             <w:proofErr w:type="spellEnd"/>
             <w:r>
@@ -12562,7 +12117,7 @@
                 <w:szCs w:val="22"/>
                 <w:lang w:val="en-US"/>
               </w:rPr>
-              <w:t xml:space="preserve"> (Spring Security, JWT, role: </w:t>
+              <w:t xml:space="preserve">, </w:t>
             </w:r>
             <w:proofErr w:type="spellStart"/>
             <w:r>
@@ -12573,7 +12128,7 @@
                 <w:szCs w:val="22"/>
                 <w:lang w:val="en-US"/>
               </w:rPr>
-              <w:t>opiekun</w:t>
+              <w:t>kierownik</w:t>
             </w:r>
             <w:proofErr w:type="spellEnd"/>
             <w:r>
@@ -12584,7 +12139,7 @@
                 <w:szCs w:val="22"/>
                 <w:lang w:val="en-US"/>
               </w:rPr>
-              <w:t>/</w:t>
+              <w:t xml:space="preserve"> </w:t>
             </w:r>
             <w:proofErr w:type="spellStart"/>
             <w:r>
@@ -12595,113 +12150,9 @@
                 <w:szCs w:val="22"/>
                 <w:lang w:val="en-US"/>
               </w:rPr>
-              <w:t>trener</w:t>
+              <w:t>projektu</w:t>
             </w:r>
             <w:proofErr w:type="spellEnd"/>
-            <w:r>
-              <w:rPr>
-                <w:rFonts w:ascii="Calibri" w:eastAsia="Calibri" w:hAnsi="Calibri" w:cs="Calibri"/>
-                <w:color w:val="000000" w:themeColor="text1"/>
-                <w:sz w:val="22"/>
-                <w:szCs w:val="22"/>
-                <w:lang w:val="en-US"/>
-              </w:rPr>
-              <w:t>/</w:t>
-            </w:r>
-            <w:proofErr w:type="spellStart"/>
-            <w:r>
-              <w:rPr>
-                <w:rFonts w:ascii="Calibri" w:eastAsia="Calibri" w:hAnsi="Calibri" w:cs="Calibri"/>
-                <w:color w:val="000000" w:themeColor="text1"/>
-                <w:sz w:val="22"/>
-                <w:szCs w:val="22"/>
-                <w:lang w:val="en-US"/>
-              </w:rPr>
-              <w:t>zarząd</w:t>
-            </w:r>
-            <w:proofErr w:type="spellEnd"/>
-            <w:r>
-              <w:rPr>
-                <w:rFonts w:ascii="Calibri" w:eastAsia="Calibri" w:hAnsi="Calibri" w:cs="Calibri"/>
-                <w:color w:val="000000" w:themeColor="text1"/>
-                <w:sz w:val="22"/>
-                <w:szCs w:val="22"/>
-                <w:lang w:val="en-US"/>
-              </w:rPr>
-              <w:t>)</w:t>
-            </w:r>
-          </w:p>
-        </w:tc>
-        <w:tc>
-          <w:tcPr>
-            <w:tcW w:w="1875" w:type="dxa"/>
-          </w:tcPr>
-          <w:p>
-            <w:pPr>
-              <w:cnfStyle w:val="000000100000" w:firstRow="0" w:lastRow="0" w:firstColumn="0" w:lastColumn="0" w:oddVBand="0" w:evenVBand="0" w:oddHBand="1" w:evenHBand="0" w:firstRowFirstColumn="0" w:firstRowLastColumn="0" w:lastRowFirstColumn="0" w:lastRowLastColumn="0"/>
-            </w:pPr>
-            <w:r>
-              <w:rPr>
-                <w:rFonts w:ascii="Calibri" w:eastAsia="Calibri" w:hAnsi="Calibri" w:cs="Calibri"/>
-                <w:color w:val="000000" w:themeColor="text1"/>
-                <w:sz w:val="22"/>
-                <w:szCs w:val="22"/>
-                <w:lang w:val="en-US"/>
-              </w:rPr>
-              <w:t>2</w:t>
-            </w:r>
-          </w:p>
-        </w:tc>
-        <w:tc>
-          <w:tcPr>
-            <w:tcW w:w="1875" w:type="dxa"/>
-          </w:tcPr>
-          <w:p>
-            <w:pPr>
-              <w:cnfStyle w:val="000000100000" w:firstRow="0" w:lastRow="0" w:firstColumn="0" w:lastColumn="0" w:oddVBand="0" w:evenVBand="0" w:oddHBand="1" w:evenHBand="0" w:firstRowFirstColumn="0" w:firstRowLastColumn="0" w:lastRowFirstColumn="0" w:lastRowLastColumn="0"/>
-            </w:pPr>
-            <w:proofErr w:type="spellStart"/>
-            <w:r>
-              <w:rPr>
-                <w:rFonts w:ascii="Calibri" w:eastAsia="Calibri" w:hAnsi="Calibri" w:cs="Calibri"/>
-                <w:color w:val="000000" w:themeColor="text1"/>
-                <w:sz w:val="22"/>
-                <w:szCs w:val="22"/>
-                <w:lang w:val="en-US"/>
-              </w:rPr>
-              <w:t>Etap</w:t>
-            </w:r>
-            <w:proofErr w:type="spellEnd"/>
-            <w:r>
-              <w:rPr>
-                <w:rFonts w:ascii="Calibri" w:eastAsia="Calibri" w:hAnsi="Calibri" w:cs="Calibri"/>
-                <w:color w:val="000000" w:themeColor="text1"/>
-                <w:sz w:val="22"/>
-                <w:szCs w:val="22"/>
-                <w:lang w:val="en-US"/>
-              </w:rPr>
-              <w:t xml:space="preserve"> 2</w:t>
-            </w:r>
-          </w:p>
-        </w:tc>
-        <w:tc>
-          <w:tcPr>
-            <w:tcW w:w="1875" w:type="dxa"/>
-          </w:tcPr>
-          <w:p>
-            <w:pPr>
-              <w:cnfStyle w:val="000000100000" w:firstRow="0" w:lastRow="0" w:firstColumn="0" w:lastColumn="0" w:oddVBand="0" w:evenVBand="0" w:oddHBand="1" w:evenHBand="0" w:firstRowFirstColumn="0" w:firstRowLastColumn="0" w:lastRowFirstColumn="0" w:lastRowLastColumn="0"/>
-            </w:pPr>
-            <w:r>
-              <w:rPr>
-                <w:rFonts w:ascii="Calibri" w:eastAsia="Calibri" w:hAnsi="Calibri" w:cs="Calibri"/>
-                <w:color w:val="000000" w:themeColor="text1"/>
-                <w:sz w:val="22"/>
-                <w:szCs w:val="22"/>
-                <w:lang w:val="en-US"/>
-              </w:rPr>
-              <w:t>ST (lead), ML</w:t>
-            </w:r>
           </w:p>
         </w:tc>
       </w:tr>
@@ -12711,8 +12162,7 @@
         </w:trPr>
         <w:tc>
           <w:tcPr>
-            <w:cnfStyle w:val="001000000000" w:firstRow="0" w:lastRow="0" w:firstColumn="1" w:lastColumn="0" w:oddVBand="0" w:evenVBand="0" w:oddHBand="0" w:evenHBand="0" w:firstRowFirstColumn="0" w:firstRowLastColumn="0" w:lastRowFirstColumn="0" w:lastRowLastColumn="0"/>
-            <w:tcW w:w="1875" w:type="dxa"/>
+            <w:tcW w:w="690" w:type="dxa"/>
           </w:tcPr>
           <w:p>
             <w:r>
@@ -12722,46 +12172,66 @@
                 <w:szCs w:val="22"/>
                 <w:lang w:val="en-US"/>
               </w:rPr>
-              <w:t>4</w:t>
+              <w:t>2</w:t>
             </w:r>
           </w:p>
         </w:tc>
         <w:tc>
           <w:tcPr>
-            <w:tcW w:w="1875" w:type="dxa"/>
+            <w:tcW w:w="3456" w:type="dxa"/>
           </w:tcPr>
           <w:p>
-            <w:pPr>
-              <w:cnfStyle w:val="000000000000" w:firstRow="0" w:lastRow="0" w:firstColumn="0" w:lastColumn="0" w:oddVBand="0" w:evenVBand="0" w:oddHBand="0" w:evenHBand="0" w:firstRowFirstColumn="0" w:firstRowLastColumn="0" w:lastRowFirstColumn="0" w:lastRowLastColumn="0"/>
-            </w:pPr>
-            <w:proofErr w:type="spellStart"/>
             <w:r>
               <w:rPr>
                 <w:rFonts w:ascii="Calibri" w:eastAsia="Calibri" w:hAnsi="Calibri" w:cs="Calibri"/>
                 <w:sz w:val="22"/>
                 <w:szCs w:val="22"/>
               </w:rPr>
-              <w:t>Backend</w:t>
-            </w:r>
-            <w:proofErr w:type="spellEnd"/>
+              <w:t xml:space="preserve">Infrastruktura: repozytorium, środowiska </w:t>
+            </w:r>
+            <w:proofErr w:type="spellStart"/>
             <w:r>
               <w:rPr>
                 <w:rFonts w:ascii="Calibri" w:eastAsia="Calibri" w:hAnsi="Calibri" w:cs="Calibri"/>
                 <w:sz w:val="22"/>
                 <w:szCs w:val="22"/>
               </w:rPr>
-              <w:t xml:space="preserve"> — moduł zawodników, opiekunów, grup wiekowych i obiektów sportowych</w:t>
+              <w:t>dev</w:t>
+            </w:r>
+            <w:proofErr w:type="spellEnd"/>
+            <w:r>
+              <w:rPr>
+                <w:rFonts w:ascii="Calibri" w:eastAsia="Calibri" w:hAnsi="Calibri" w:cs="Calibri"/>
+                <w:sz w:val="22"/>
+                <w:szCs w:val="22"/>
+              </w:rPr>
+              <w:t xml:space="preserve">/test, schemat bazy </w:t>
+            </w:r>
+            <w:proofErr w:type="spellStart"/>
+            <w:r>
+              <w:rPr>
+                <w:rFonts w:ascii="Calibri" w:eastAsia="Calibri" w:hAnsi="Calibri" w:cs="Calibri"/>
+                <w:sz w:val="22"/>
+                <w:szCs w:val="22"/>
+              </w:rPr>
+              <w:t>PostgreSQL</w:t>
+            </w:r>
+            <w:proofErr w:type="spellEnd"/>
+            <w:r>
+              <w:rPr>
+                <w:rFonts w:ascii="Calibri" w:eastAsia="Calibri" w:hAnsi="Calibri" w:cs="Calibri"/>
+                <w:sz w:val="22"/>
+                <w:szCs w:val="22"/>
+              </w:rPr>
+              <w:t>, migracje</w:t>
             </w:r>
           </w:p>
         </w:tc>
         <w:tc>
           <w:tcPr>
-            <w:tcW w:w="1875" w:type="dxa"/>
+            <w:tcW w:w="1245" w:type="dxa"/>
           </w:tcPr>
           <w:p>
-            <w:pPr>
-              <w:cnfStyle w:val="000000000000" w:firstRow="0" w:lastRow="0" w:firstColumn="0" w:lastColumn="0" w:oddVBand="0" w:evenVBand="0" w:oddHBand="0" w:evenHBand="0" w:firstRowFirstColumn="0" w:firstRowLastColumn="0" w:lastRowFirstColumn="0" w:lastRowLastColumn="0"/>
-            </w:pPr>
             <w:r>
               <w:rPr>
                 <w:rFonts w:ascii="Calibri" w:eastAsia="Calibri" w:hAnsi="Calibri" w:cs="Calibri"/>
@@ -12769,18 +12239,15 @@
                 <w:szCs w:val="22"/>
                 <w:lang w:val="en-US"/>
               </w:rPr>
-              <w:t>2</w:t>
+              <w:t>3</w:t>
             </w:r>
           </w:p>
         </w:tc>
         <w:tc>
           <w:tcPr>
-            <w:tcW w:w="1875" w:type="dxa"/>
+            <w:tcW w:w="1500" w:type="dxa"/>
           </w:tcPr>
           <w:p>
-            <w:pPr>
-              <w:cnfStyle w:val="000000000000" w:firstRow="0" w:lastRow="0" w:firstColumn="0" w:lastColumn="0" w:oddVBand="0" w:evenVBand="0" w:oddHBand="0" w:evenHBand="0" w:firstRowFirstColumn="0" w:firstRowLastColumn="0" w:lastRowFirstColumn="0" w:lastRowLastColumn="0"/>
-            </w:pPr>
             <w:proofErr w:type="spellStart"/>
             <w:r>
               <w:rPr>
@@ -12799,18 +12266,16 @@
                 <w:szCs w:val="22"/>
                 <w:lang w:val="en-US"/>
               </w:rPr>
-              <w:t xml:space="preserve"> 3</w:t>
+              <w:t xml:space="preserve"> 1</w:t>
             </w:r>
           </w:p>
         </w:tc>
         <w:tc>
           <w:tcPr>
-            <w:tcW w:w="1875" w:type="dxa"/>
+            <w:tcW w:w="2181" w:type="dxa"/>
           </w:tcPr>
           <w:p>
-            <w:pPr>
-              <w:cnfStyle w:val="000000000000" w:firstRow="0" w:lastRow="0" w:firstColumn="0" w:lastColumn="0" w:oddVBand="0" w:evenVBand="0" w:oddHBand="0" w:evenHBand="0" w:firstRowFirstColumn="0" w:firstRowLastColumn="0" w:lastRowFirstColumn="0" w:lastRowLastColumn="0"/>
-            </w:pPr>
+            <w:proofErr w:type="spellStart"/>
             <w:r>
               <w:rPr>
                 <w:rFonts w:ascii="Calibri" w:eastAsia="Calibri" w:hAnsi="Calibri" w:cs="Calibri"/>
@@ -12818,133 +12283,17 @@
                 <w:szCs w:val="22"/>
                 <w:lang w:val="en-US"/>
               </w:rPr>
-              <w:t>MS (lead), ST</w:t>
-            </w:r>
-          </w:p>
-        </w:tc>
-      </w:tr>
-      <w:tr>
-        <w:trPr>
-          <w:cnfStyle w:val="000000100000" w:firstRow="0" w:lastRow="0" w:firstColumn="0" w:lastColumn="0" w:oddVBand="0" w:evenVBand="0" w:oddHBand="1" w:evenHBand="0" w:firstRowFirstColumn="0" w:firstRowLastColumn="0" w:lastRowFirstColumn="0" w:lastRowLastColumn="0"/>
-          <w:trHeight w:val="300"/>
-        </w:trPr>
-        <w:tc>
-          <w:tcPr>
-            <w:cnfStyle w:val="001000000000" w:firstRow="0" w:lastRow="0" w:firstColumn="1" w:lastColumn="0" w:oddVBand="0" w:evenVBand="0" w:oddHBand="0" w:evenHBand="0" w:firstRowFirstColumn="0" w:firstRowLastColumn="0" w:lastRowFirstColumn="0" w:lastRowLastColumn="0"/>
-            <w:tcW w:w="1875" w:type="dxa"/>
-          </w:tcPr>
-          <w:p>
+              <w:t>Programista</w:t>
+            </w:r>
+            <w:proofErr w:type="spellEnd"/>
             <w:r>
               <w:rPr>
                 <w:rFonts w:ascii="Calibri" w:eastAsia="Calibri" w:hAnsi="Calibri" w:cs="Calibri"/>
-                <w:color w:val="000000" w:themeColor="text1"/>
                 <w:sz w:val="22"/>
                 <w:szCs w:val="22"/>
                 <w:lang w:val="en-US"/>
               </w:rPr>
-              <w:t>5</w:t>
-            </w:r>
-          </w:p>
-        </w:tc>
-        <w:tc>
-          <w:tcPr>
-            <w:tcW w:w="1875" w:type="dxa"/>
-          </w:tcPr>
-          <w:p>
-            <w:pPr>
-              <w:cnfStyle w:val="000000100000" w:firstRow="0" w:lastRow="0" w:firstColumn="0" w:lastColumn="0" w:oddVBand="0" w:evenVBand="0" w:oddHBand="1" w:evenHBand="0" w:firstRowFirstColumn="0" w:firstRowLastColumn="0" w:lastRowFirstColumn="0" w:lastRowLastColumn="0"/>
-            </w:pPr>
-            <w:proofErr w:type="spellStart"/>
-            <w:r>
-              <w:rPr>
-                <w:rFonts w:ascii="Calibri" w:eastAsia="Calibri" w:hAnsi="Calibri" w:cs="Calibri"/>
-                <w:color w:val="000000" w:themeColor="text1"/>
-                <w:sz w:val="22"/>
-                <w:szCs w:val="22"/>
-              </w:rPr>
-              <w:t>Backend</w:t>
-            </w:r>
-            <w:proofErr w:type="spellEnd"/>
-            <w:r>
-              <w:rPr>
-                <w:rFonts w:ascii="Calibri" w:eastAsia="Calibri" w:hAnsi="Calibri" w:cs="Calibri"/>
-                <w:color w:val="000000" w:themeColor="text1"/>
-                <w:sz w:val="22"/>
-                <w:szCs w:val="22"/>
-              </w:rPr>
-              <w:t xml:space="preserve"> — moduł frekwencji i jednostek treningowych (rejestracja obecności)</w:t>
-            </w:r>
-          </w:p>
-        </w:tc>
-        <w:tc>
-          <w:tcPr>
-            <w:tcW w:w="1875" w:type="dxa"/>
-          </w:tcPr>
-          <w:p>
-            <w:pPr>
-              <w:cnfStyle w:val="000000100000" w:firstRow="0" w:lastRow="0" w:firstColumn="0" w:lastColumn="0" w:oddVBand="0" w:evenVBand="0" w:oddHBand="1" w:evenHBand="0" w:firstRowFirstColumn="0" w:firstRowLastColumn="0" w:lastRowFirstColumn="0" w:lastRowLastColumn="0"/>
-            </w:pPr>
-            <w:r>
-              <w:rPr>
-                <w:rFonts w:ascii="Calibri" w:eastAsia="Calibri" w:hAnsi="Calibri" w:cs="Calibri"/>
-                <w:color w:val="000000" w:themeColor="text1"/>
-                <w:sz w:val="22"/>
-                <w:szCs w:val="22"/>
-                <w:lang w:val="en-US"/>
-              </w:rPr>
-              <w:t>2</w:t>
-            </w:r>
-          </w:p>
-        </w:tc>
-        <w:tc>
-          <w:tcPr>
-            <w:tcW w:w="1875" w:type="dxa"/>
-          </w:tcPr>
-          <w:p>
-            <w:pPr>
-              <w:cnfStyle w:val="000000100000" w:firstRow="0" w:lastRow="0" w:firstColumn="0" w:lastColumn="0" w:oddVBand="0" w:evenVBand="0" w:oddHBand="1" w:evenHBand="0" w:firstRowFirstColumn="0" w:firstRowLastColumn="0" w:lastRowFirstColumn="0" w:lastRowLastColumn="0"/>
-            </w:pPr>
-            <w:proofErr w:type="spellStart"/>
-            <w:r>
-              <w:rPr>
-                <w:rFonts w:ascii="Calibri" w:eastAsia="Calibri" w:hAnsi="Calibri" w:cs="Calibri"/>
-                <w:color w:val="000000" w:themeColor="text1"/>
-                <w:sz w:val="22"/>
-                <w:szCs w:val="22"/>
-                <w:lang w:val="en-US"/>
-              </w:rPr>
-              <w:t>Etap</w:t>
-            </w:r>
-            <w:proofErr w:type="spellEnd"/>
-            <w:r>
-              <w:rPr>
-                <w:rFonts w:ascii="Calibri" w:eastAsia="Calibri" w:hAnsi="Calibri" w:cs="Calibri"/>
-                <w:color w:val="000000" w:themeColor="text1"/>
-                <w:sz w:val="22"/>
-                <w:szCs w:val="22"/>
-                <w:lang w:val="en-US"/>
-              </w:rPr>
-              <w:t xml:space="preserve"> 4</w:t>
-            </w:r>
-          </w:p>
-        </w:tc>
-        <w:tc>
-          <w:tcPr>
-            <w:tcW w:w="1875" w:type="dxa"/>
-          </w:tcPr>
-          <w:p>
-            <w:pPr>
-              <w:cnfStyle w:val="000000100000" w:firstRow="0" w:lastRow="0" w:firstColumn="0" w:lastColumn="0" w:oddVBand="0" w:evenVBand="0" w:oddHBand="1" w:evenHBand="0" w:firstRowFirstColumn="0" w:firstRowLastColumn="0" w:lastRowFirstColumn="0" w:lastRowLastColumn="0"/>
-            </w:pPr>
-            <w:r>
-              <w:rPr>
-                <w:rFonts w:ascii="Calibri" w:eastAsia="Calibri" w:hAnsi="Calibri" w:cs="Calibri"/>
-                <w:color w:val="000000" w:themeColor="text1"/>
-                <w:sz w:val="22"/>
-                <w:szCs w:val="22"/>
-                <w:lang w:val="en-US"/>
-              </w:rPr>
-              <w:t>ML (lead), MS</w:t>
+              <w:t xml:space="preserve"> backend, DevOps</w:t>
             </w:r>
           </w:p>
         </w:tc>
@@ -12955,127 +12304,7 @@
         </w:trPr>
         <w:tc>
           <w:tcPr>
-            <w:cnfStyle w:val="001000000000" w:firstRow="0" w:lastRow="0" w:firstColumn="1" w:lastColumn="0" w:oddVBand="0" w:evenVBand="0" w:oddHBand="0" w:evenHBand="0" w:firstRowFirstColumn="0" w:firstRowLastColumn="0" w:lastRowFirstColumn="0" w:lastRowLastColumn="0"/>
-            <w:tcW w:w="1875" w:type="dxa"/>
-          </w:tcPr>
-          <w:p>
-            <w:r>
-              <w:rPr>
-                <w:rFonts w:ascii="Calibri" w:eastAsia="Calibri" w:hAnsi="Calibri" w:cs="Calibri"/>
-                <w:sz w:val="22"/>
-                <w:szCs w:val="22"/>
-                <w:lang w:val="en-US"/>
-              </w:rPr>
-              <w:t>6</w:t>
-            </w:r>
-          </w:p>
-        </w:tc>
-        <w:tc>
-          <w:tcPr>
-            <w:tcW w:w="1875" w:type="dxa"/>
-          </w:tcPr>
-          <w:p>
-            <w:pPr>
-              <w:cnfStyle w:val="000000000000" w:firstRow="0" w:lastRow="0" w:firstColumn="0" w:lastColumn="0" w:oddVBand="0" w:evenVBand="0" w:oddHBand="0" w:evenHBand="0" w:firstRowFirstColumn="0" w:firstRowLastColumn="0" w:lastRowFirstColumn="0" w:lastRowLastColumn="0"/>
-            </w:pPr>
-            <w:proofErr w:type="spellStart"/>
-            <w:r>
-              <w:rPr>
-                <w:rFonts w:ascii="Calibri" w:eastAsia="Calibri" w:hAnsi="Calibri" w:cs="Calibri"/>
-                <w:sz w:val="22"/>
-                <w:szCs w:val="22"/>
-              </w:rPr>
-              <w:t>Backend</w:t>
-            </w:r>
-            <w:proofErr w:type="spellEnd"/>
-            <w:r>
-              <w:rPr>
-                <w:rFonts w:ascii="Calibri" w:eastAsia="Calibri" w:hAnsi="Calibri" w:cs="Calibri"/>
-                <w:sz w:val="22"/>
-                <w:szCs w:val="22"/>
-              </w:rPr>
-              <w:t xml:space="preserve"> — moduł meczów, powołań i statystyk meczowych</w:t>
-            </w:r>
-          </w:p>
-        </w:tc>
-        <w:tc>
-          <w:tcPr>
-            <w:tcW w:w="1875" w:type="dxa"/>
-          </w:tcPr>
-          <w:p>
-            <w:pPr>
-              <w:cnfStyle w:val="000000000000" w:firstRow="0" w:lastRow="0" w:firstColumn="0" w:lastColumn="0" w:oddVBand="0" w:evenVBand="0" w:oddHBand="0" w:evenHBand="0" w:firstRowFirstColumn="0" w:firstRowLastColumn="0" w:lastRowFirstColumn="0" w:lastRowLastColumn="0"/>
-            </w:pPr>
-            <w:r>
-              <w:rPr>
-                <w:rFonts w:ascii="Calibri" w:eastAsia="Calibri" w:hAnsi="Calibri" w:cs="Calibri"/>
-                <w:sz w:val="22"/>
-                <w:szCs w:val="22"/>
-                <w:lang w:val="en-US"/>
-              </w:rPr>
-              <w:t>2</w:t>
-            </w:r>
-          </w:p>
-        </w:tc>
-        <w:tc>
-          <w:tcPr>
-            <w:tcW w:w="1875" w:type="dxa"/>
-          </w:tcPr>
-          <w:p>
-            <w:pPr>
-              <w:cnfStyle w:val="000000000000" w:firstRow="0" w:lastRow="0" w:firstColumn="0" w:lastColumn="0" w:oddVBand="0" w:evenVBand="0" w:oddHBand="0" w:evenHBand="0" w:firstRowFirstColumn="0" w:firstRowLastColumn="0" w:lastRowFirstColumn="0" w:lastRowLastColumn="0"/>
-            </w:pPr>
-            <w:proofErr w:type="spellStart"/>
-            <w:r>
-              <w:rPr>
-                <w:rFonts w:ascii="Calibri" w:eastAsia="Calibri" w:hAnsi="Calibri" w:cs="Calibri"/>
-                <w:sz w:val="22"/>
-                <w:szCs w:val="22"/>
-                <w:lang w:val="en-US"/>
-              </w:rPr>
-              <w:t>Etap</w:t>
-            </w:r>
-            <w:proofErr w:type="spellEnd"/>
-            <w:r>
-              <w:rPr>
-                <w:rFonts w:ascii="Calibri" w:eastAsia="Calibri" w:hAnsi="Calibri" w:cs="Calibri"/>
-                <w:sz w:val="22"/>
-                <w:szCs w:val="22"/>
-                <w:lang w:val="en-US"/>
-              </w:rPr>
-              <w:t xml:space="preserve"> 4</w:t>
-            </w:r>
-          </w:p>
-        </w:tc>
-        <w:tc>
-          <w:tcPr>
-            <w:tcW w:w="1875" w:type="dxa"/>
-          </w:tcPr>
-          <w:p>
-            <w:pPr>
-              <w:cnfStyle w:val="000000000000" w:firstRow="0" w:lastRow="0" w:firstColumn="0" w:lastColumn="0" w:oddVBand="0" w:evenVBand="0" w:oddHBand="0" w:evenHBand="0" w:firstRowFirstColumn="0" w:firstRowLastColumn="0" w:lastRowFirstColumn="0" w:lastRowLastColumn="0"/>
-            </w:pPr>
-            <w:r>
-              <w:rPr>
-                <w:rFonts w:ascii="Calibri" w:eastAsia="Calibri" w:hAnsi="Calibri" w:cs="Calibri"/>
-                <w:sz w:val="22"/>
-                <w:szCs w:val="22"/>
-                <w:lang w:val="en-US"/>
-              </w:rPr>
-              <w:t>ST (lead), ML</w:t>
-            </w:r>
-          </w:p>
-        </w:tc>
-      </w:tr>
-      <w:tr>
-        <w:trPr>
-          <w:cnfStyle w:val="000000100000" w:firstRow="0" w:lastRow="0" w:firstColumn="0" w:lastColumn="0" w:oddVBand="0" w:evenVBand="0" w:oddHBand="1" w:evenHBand="0" w:firstRowFirstColumn="0" w:firstRowLastColumn="0" w:lastRowFirstColumn="0" w:lastRowLastColumn="0"/>
-          <w:trHeight w:val="300"/>
-        </w:trPr>
-        <w:tc>
-          <w:tcPr>
-            <w:cnfStyle w:val="001000000000" w:firstRow="0" w:lastRow="0" w:firstColumn="1" w:lastColumn="0" w:oddVBand="0" w:evenVBand="0" w:oddHBand="0" w:evenHBand="0" w:firstRowFirstColumn="0" w:firstRowLastColumn="0" w:lastRowFirstColumn="0" w:lastRowLastColumn="0"/>
-            <w:tcW w:w="1875" w:type="dxa"/>
+            <w:tcW w:w="690" w:type="dxa"/>
           </w:tcPr>
           <w:p>
             <w:r>
@@ -13086,18 +12315,15 @@
                 <w:szCs w:val="22"/>
                 <w:lang w:val="en-US"/>
               </w:rPr>
-              <w:t>7</w:t>
+              <w:t>3</w:t>
             </w:r>
           </w:p>
         </w:tc>
         <w:tc>
           <w:tcPr>
-            <w:tcW w:w="1875" w:type="dxa"/>
+            <w:tcW w:w="3456" w:type="dxa"/>
           </w:tcPr>
           <w:p>
-            <w:pPr>
-              <w:cnfStyle w:val="000000100000" w:firstRow="0" w:lastRow="0" w:firstColumn="0" w:lastColumn="0" w:oddVBand="0" w:evenVBand="0" w:oddHBand="1" w:evenHBand="0" w:firstRowFirstColumn="0" w:firstRowLastColumn="0" w:lastRowFirstColumn="0" w:lastRowLastColumn="0"/>
-            </w:pPr>
             <w:proofErr w:type="spellStart"/>
             <w:r>
               <w:rPr>
@@ -13116,18 +12342,15 @@
                 <w:sz w:val="22"/>
                 <w:szCs w:val="22"/>
               </w:rPr>
-              <w:t xml:space="preserve"> — moduł składek i integracja z bramką płatności</w:t>
+              <w:t xml:space="preserve"> — moduł uwierzytelniania (Spring Security, JWT, role: opiekun/trener/zarząd)</w:t>
             </w:r>
           </w:p>
         </w:tc>
         <w:tc>
           <w:tcPr>
-            <w:tcW w:w="1875" w:type="dxa"/>
+            <w:tcW w:w="1245" w:type="dxa"/>
           </w:tcPr>
           <w:p>
-            <w:pPr>
-              <w:cnfStyle w:val="000000100000" w:firstRow="0" w:lastRow="0" w:firstColumn="0" w:lastColumn="0" w:oddVBand="0" w:evenVBand="0" w:oddHBand="1" w:evenHBand="0" w:firstRowFirstColumn="0" w:firstRowLastColumn="0" w:lastRowFirstColumn="0" w:lastRowLastColumn="0"/>
-            </w:pPr>
             <w:r>
               <w:rPr>
                 <w:rFonts w:ascii="Calibri" w:eastAsia="Calibri" w:hAnsi="Calibri" w:cs="Calibri"/>
@@ -13142,12 +12365,9 @@
         </w:tc>
         <w:tc>
           <w:tcPr>
-            <w:tcW w:w="1875" w:type="dxa"/>
+            <w:tcW w:w="1500" w:type="dxa"/>
           </w:tcPr>
           <w:p>
-            <w:pPr>
-              <w:cnfStyle w:val="000000100000" w:firstRow="0" w:lastRow="0" w:firstColumn="0" w:lastColumn="0" w:oddVBand="0" w:evenVBand="0" w:oddHBand="1" w:evenHBand="0" w:firstRowFirstColumn="0" w:firstRowLastColumn="0" w:lastRowFirstColumn="0" w:lastRowLastColumn="0"/>
-            </w:pPr>
             <w:proofErr w:type="spellStart"/>
             <w:r>
               <w:rPr>
@@ -13168,18 +12388,16 @@
                 <w:szCs w:val="22"/>
                 <w:lang w:val="en-US"/>
               </w:rPr>
-              <w:t xml:space="preserve"> 3</w:t>
+              <w:t xml:space="preserve"> 2</w:t>
             </w:r>
           </w:p>
         </w:tc>
         <w:tc>
           <w:tcPr>
-            <w:tcW w:w="1875" w:type="dxa"/>
+            <w:tcW w:w="2181" w:type="dxa"/>
           </w:tcPr>
           <w:p>
-            <w:pPr>
-              <w:cnfStyle w:val="000000100000" w:firstRow="0" w:lastRow="0" w:firstColumn="0" w:lastColumn="0" w:oddVBand="0" w:evenVBand="0" w:oddHBand="1" w:evenHBand="0" w:firstRowFirstColumn="0" w:firstRowLastColumn="0" w:lastRowFirstColumn="0" w:lastRowLastColumn="0"/>
-            </w:pPr>
+            <w:proofErr w:type="spellStart"/>
             <w:r>
               <w:rPr>
                 <w:rFonts w:ascii="Calibri" w:eastAsia="Calibri" w:hAnsi="Calibri" w:cs="Calibri"/>
@@ -13188,7 +12406,18 @@
                 <w:szCs w:val="22"/>
                 <w:lang w:val="en-US"/>
               </w:rPr>
-              <w:t>MS (lead), ST</w:t>
+              <w:t>Programista</w:t>
+            </w:r>
+            <w:proofErr w:type="spellEnd"/>
+            <w:r>
+              <w:rPr>
+                <w:rFonts w:ascii="Calibri" w:eastAsia="Calibri" w:hAnsi="Calibri" w:cs="Calibri"/>
+                <w:color w:val="000000" w:themeColor="text1"/>
+                <w:sz w:val="22"/>
+                <w:szCs w:val="22"/>
+                <w:lang w:val="en-US"/>
+              </w:rPr>
+              <w:t xml:space="preserve"> backend</w:t>
             </w:r>
           </w:p>
         </w:tc>
@@ -13199,8 +12428,7 @@
         </w:trPr>
         <w:tc>
           <w:tcPr>
-            <w:cnfStyle w:val="001000000000" w:firstRow="0" w:lastRow="0" w:firstColumn="1" w:lastColumn="0" w:oddVBand="0" w:evenVBand="0" w:oddHBand="0" w:evenHBand="0" w:firstRowFirstColumn="0" w:firstRowLastColumn="0" w:lastRowFirstColumn="0" w:lastRowLastColumn="0"/>
-            <w:tcW w:w="1875" w:type="dxa"/>
+            <w:tcW w:w="690" w:type="dxa"/>
           </w:tcPr>
           <w:p>
             <w:r>
@@ -13210,18 +12438,15 @@
                 <w:szCs w:val="22"/>
                 <w:lang w:val="en-US"/>
               </w:rPr>
-              <w:t>8</w:t>
+              <w:t>4</w:t>
             </w:r>
           </w:p>
         </w:tc>
         <w:tc>
           <w:tcPr>
-            <w:tcW w:w="1875" w:type="dxa"/>
+            <w:tcW w:w="3456" w:type="dxa"/>
           </w:tcPr>
           <w:p>
-            <w:pPr>
-              <w:cnfStyle w:val="000000000000" w:firstRow="0" w:lastRow="0" w:firstColumn="0" w:lastColumn="0" w:oddVBand="0" w:evenVBand="0" w:oddHBand="0" w:evenHBand="0" w:firstRowFirstColumn="0" w:firstRowLastColumn="0" w:lastRowFirstColumn="0" w:lastRowLastColumn="0"/>
-            </w:pPr>
             <w:proofErr w:type="spellStart"/>
             <w:r>
               <w:rPr>
@@ -13238,18 +12463,15 @@
                 <w:sz w:val="22"/>
                 <w:szCs w:val="22"/>
               </w:rPr>
-              <w:t xml:space="preserve"> — moduł powiadomień (SMS/e-mail: powołania, odwołania treningów)</w:t>
+              <w:t xml:space="preserve"> — moduł zawodników, opiekunów, grup wiekowych i obiektów sportowych</w:t>
             </w:r>
           </w:p>
         </w:tc>
         <w:tc>
           <w:tcPr>
-            <w:tcW w:w="1875" w:type="dxa"/>
+            <w:tcW w:w="1245" w:type="dxa"/>
           </w:tcPr>
           <w:p>
-            <w:pPr>
-              <w:cnfStyle w:val="000000000000" w:firstRow="0" w:lastRow="0" w:firstColumn="0" w:lastColumn="0" w:oddVBand="0" w:evenVBand="0" w:oddHBand="0" w:evenHBand="0" w:firstRowFirstColumn="0" w:firstRowLastColumn="0" w:lastRowFirstColumn="0" w:lastRowLastColumn="0"/>
-            </w:pPr>
             <w:r>
               <w:rPr>
                 <w:rFonts w:ascii="Calibri" w:eastAsia="Calibri" w:hAnsi="Calibri" w:cs="Calibri"/>
@@ -13263,12 +12485,9 @@
         </w:tc>
         <w:tc>
           <w:tcPr>
-            <w:tcW w:w="1875" w:type="dxa"/>
+            <w:tcW w:w="1500" w:type="dxa"/>
           </w:tcPr>
           <w:p>
-            <w:pPr>
-              <w:cnfStyle w:val="000000000000" w:firstRow="0" w:lastRow="0" w:firstColumn="0" w:lastColumn="0" w:oddVBand="0" w:evenVBand="0" w:oddHBand="0" w:evenHBand="0" w:firstRowFirstColumn="0" w:firstRowLastColumn="0" w:lastRowFirstColumn="0" w:lastRowLastColumn="0"/>
-            </w:pPr>
             <w:proofErr w:type="spellStart"/>
             <w:r>
               <w:rPr>
@@ -13287,18 +12506,16 @@
                 <w:szCs w:val="22"/>
                 <w:lang w:val="en-US"/>
               </w:rPr>
-              <w:t xml:space="preserve"> 6</w:t>
+              <w:t xml:space="preserve"> 3</w:t>
             </w:r>
           </w:p>
         </w:tc>
         <w:tc>
           <w:tcPr>
-            <w:tcW w:w="1875" w:type="dxa"/>
+            <w:tcW w:w="2181" w:type="dxa"/>
           </w:tcPr>
           <w:p>
-            <w:pPr>
-              <w:cnfStyle w:val="000000000000" w:firstRow="0" w:lastRow="0" w:firstColumn="0" w:lastColumn="0" w:oddVBand="0" w:evenVBand="0" w:oddHBand="0" w:evenHBand="0" w:firstRowFirstColumn="0" w:firstRowLastColumn="0" w:lastRowFirstColumn="0" w:lastRowLastColumn="0"/>
-            </w:pPr>
+            <w:proofErr w:type="spellStart"/>
             <w:r>
               <w:rPr>
                 <w:rFonts w:ascii="Calibri" w:eastAsia="Calibri" w:hAnsi="Calibri" w:cs="Calibri"/>
@@ -13306,133 +12523,17 @@
                 <w:szCs w:val="22"/>
                 <w:lang w:val="en-US"/>
               </w:rPr>
-              <w:t>ML (lead), MS</w:t>
-            </w:r>
-          </w:p>
-        </w:tc>
-      </w:tr>
-      <w:tr>
-        <w:trPr>
-          <w:cnfStyle w:val="000000100000" w:firstRow="0" w:lastRow="0" w:firstColumn="0" w:lastColumn="0" w:oddVBand="0" w:evenVBand="0" w:oddHBand="1" w:evenHBand="0" w:firstRowFirstColumn="0" w:firstRowLastColumn="0" w:lastRowFirstColumn="0" w:lastRowLastColumn="0"/>
-          <w:trHeight w:val="300"/>
-        </w:trPr>
-        <w:tc>
-          <w:tcPr>
-            <w:cnfStyle w:val="001000000000" w:firstRow="0" w:lastRow="0" w:firstColumn="1" w:lastColumn="0" w:oddVBand="0" w:evenVBand="0" w:oddHBand="0" w:evenHBand="0" w:firstRowFirstColumn="0" w:firstRowLastColumn="0" w:lastRowFirstColumn="0" w:lastRowLastColumn="0"/>
-            <w:tcW w:w="1875" w:type="dxa"/>
-          </w:tcPr>
-          <w:p>
+              <w:t>Programista</w:t>
+            </w:r>
+            <w:proofErr w:type="spellEnd"/>
             <w:r>
               <w:rPr>
                 <w:rFonts w:ascii="Calibri" w:eastAsia="Calibri" w:hAnsi="Calibri" w:cs="Calibri"/>
-                <w:color w:val="000000" w:themeColor="text1"/>
                 <w:sz w:val="22"/>
                 <w:szCs w:val="22"/>
                 <w:lang w:val="en-US"/>
               </w:rPr>
-              <w:t>9</w:t>
-            </w:r>
-          </w:p>
-        </w:tc>
-        <w:tc>
-          <w:tcPr>
-            <w:tcW w:w="1875" w:type="dxa"/>
-          </w:tcPr>
-          <w:p>
-            <w:pPr>
-              <w:cnfStyle w:val="000000100000" w:firstRow="0" w:lastRow="0" w:firstColumn="0" w:lastColumn="0" w:oddVBand="0" w:evenVBand="0" w:oddHBand="1" w:evenHBand="0" w:firstRowFirstColumn="0" w:firstRowLastColumn="0" w:lastRowFirstColumn="0" w:lastRowLastColumn="0"/>
-            </w:pPr>
-            <w:proofErr w:type="spellStart"/>
-            <w:r>
-              <w:rPr>
-                <w:rFonts w:ascii="Calibri" w:eastAsia="Calibri" w:hAnsi="Calibri" w:cs="Calibri"/>
-                <w:color w:val="000000" w:themeColor="text1"/>
-                <w:sz w:val="22"/>
-                <w:szCs w:val="22"/>
-              </w:rPr>
-              <w:t>Backend</w:t>
-            </w:r>
-            <w:proofErr w:type="spellEnd"/>
-            <w:r>
-              <w:rPr>
-                <w:rFonts w:ascii="Calibri" w:eastAsia="Calibri" w:hAnsi="Calibri" w:cs="Calibri"/>
-                <w:color w:val="000000" w:themeColor="text1"/>
-                <w:sz w:val="22"/>
-                <w:szCs w:val="22"/>
-              </w:rPr>
-              <w:t xml:space="preserve"> — moduł magazynu sprzętu (wypożyczenia, zwroty, kontrola stanu)</w:t>
-            </w:r>
-          </w:p>
-        </w:tc>
-        <w:tc>
-          <w:tcPr>
-            <w:tcW w:w="1875" w:type="dxa"/>
-          </w:tcPr>
-          <w:p>
-            <w:pPr>
-              <w:cnfStyle w:val="000000100000" w:firstRow="0" w:lastRow="0" w:firstColumn="0" w:lastColumn="0" w:oddVBand="0" w:evenVBand="0" w:oddHBand="1" w:evenHBand="0" w:firstRowFirstColumn="0" w:firstRowLastColumn="0" w:lastRowFirstColumn="0" w:lastRowLastColumn="0"/>
-            </w:pPr>
-            <w:r>
-              <w:rPr>
-                <w:rFonts w:ascii="Calibri" w:eastAsia="Calibri" w:hAnsi="Calibri" w:cs="Calibri"/>
-                <w:color w:val="000000" w:themeColor="text1"/>
-                <w:sz w:val="22"/>
-                <w:szCs w:val="22"/>
-                <w:lang w:val="en-US"/>
-              </w:rPr>
-              <w:t>2</w:t>
-            </w:r>
-          </w:p>
-        </w:tc>
-        <w:tc>
-          <w:tcPr>
-            <w:tcW w:w="1875" w:type="dxa"/>
-          </w:tcPr>
-          <w:p>
-            <w:pPr>
-              <w:cnfStyle w:val="000000100000" w:firstRow="0" w:lastRow="0" w:firstColumn="0" w:lastColumn="0" w:oddVBand="0" w:evenVBand="0" w:oddHBand="1" w:evenHBand="0" w:firstRowFirstColumn="0" w:firstRowLastColumn="0" w:lastRowFirstColumn="0" w:lastRowLastColumn="0"/>
-            </w:pPr>
-            <w:proofErr w:type="spellStart"/>
-            <w:r>
-              <w:rPr>
-                <w:rFonts w:ascii="Calibri" w:eastAsia="Calibri" w:hAnsi="Calibri" w:cs="Calibri"/>
-                <w:color w:val="000000" w:themeColor="text1"/>
-                <w:sz w:val="22"/>
-                <w:szCs w:val="22"/>
-                <w:lang w:val="en-US"/>
-              </w:rPr>
-              <w:t>Etap</w:t>
-            </w:r>
-            <w:proofErr w:type="spellEnd"/>
-            <w:r>
-              <w:rPr>
-                <w:rFonts w:ascii="Calibri" w:eastAsia="Calibri" w:hAnsi="Calibri" w:cs="Calibri"/>
-                <w:color w:val="000000" w:themeColor="text1"/>
-                <w:sz w:val="22"/>
-                <w:szCs w:val="22"/>
-                <w:lang w:val="en-US"/>
-              </w:rPr>
-              <w:t xml:space="preserve"> 4</w:t>
-            </w:r>
-          </w:p>
-        </w:tc>
-        <w:tc>
-          <w:tcPr>
-            <w:tcW w:w="1875" w:type="dxa"/>
-          </w:tcPr>
-          <w:p>
-            <w:pPr>
-              <w:cnfStyle w:val="000000100000" w:firstRow="0" w:lastRow="0" w:firstColumn="0" w:lastColumn="0" w:oddVBand="0" w:evenVBand="0" w:oddHBand="1" w:evenHBand="0" w:firstRowFirstColumn="0" w:firstRowLastColumn="0" w:lastRowFirstColumn="0" w:lastRowLastColumn="0"/>
-            </w:pPr>
-            <w:r>
-              <w:rPr>
-                <w:rFonts w:ascii="Calibri" w:eastAsia="Calibri" w:hAnsi="Calibri" w:cs="Calibri"/>
-                <w:color w:val="000000" w:themeColor="text1"/>
-                <w:sz w:val="22"/>
-                <w:szCs w:val="22"/>
-                <w:lang w:val="en-US"/>
-              </w:rPr>
-              <w:t>ST, MS</w:t>
+              <w:t xml:space="preserve"> backend</w:t>
             </w:r>
           </w:p>
         </w:tc>
@@ -13443,127 +12544,7 @@
         </w:trPr>
         <w:tc>
           <w:tcPr>
-            <w:cnfStyle w:val="001000000000" w:firstRow="0" w:lastRow="0" w:firstColumn="1" w:lastColumn="0" w:oddVBand="0" w:evenVBand="0" w:oddHBand="0" w:evenHBand="0" w:firstRowFirstColumn="0" w:firstRowLastColumn="0" w:lastRowFirstColumn="0" w:lastRowLastColumn="0"/>
-            <w:tcW w:w="1875" w:type="dxa"/>
-          </w:tcPr>
-          <w:p>
-            <w:r>
-              <w:rPr>
-                <w:rFonts w:ascii="Calibri" w:eastAsia="Calibri" w:hAnsi="Calibri" w:cs="Calibri"/>
-                <w:sz w:val="22"/>
-                <w:szCs w:val="22"/>
-                <w:lang w:val="en-US"/>
-              </w:rPr>
-              <w:t>10</w:t>
-            </w:r>
-          </w:p>
-        </w:tc>
-        <w:tc>
-          <w:tcPr>
-            <w:tcW w:w="1875" w:type="dxa"/>
-          </w:tcPr>
-          <w:p>
-            <w:pPr>
-              <w:cnfStyle w:val="000000000000" w:firstRow="0" w:lastRow="0" w:firstColumn="0" w:lastColumn="0" w:oddVBand="0" w:evenVBand="0" w:oddHBand="0" w:evenHBand="0" w:firstRowFirstColumn="0" w:firstRowLastColumn="0" w:lastRowFirstColumn="0" w:lastRowLastColumn="0"/>
-            </w:pPr>
-            <w:proofErr w:type="spellStart"/>
-            <w:r>
-              <w:rPr>
-                <w:rFonts w:ascii="Calibri" w:eastAsia="Calibri" w:hAnsi="Calibri" w:cs="Calibri"/>
-                <w:sz w:val="22"/>
-                <w:szCs w:val="22"/>
-              </w:rPr>
-              <w:t>Backend</w:t>
-            </w:r>
-            <w:proofErr w:type="spellEnd"/>
-            <w:r>
-              <w:rPr>
-                <w:rFonts w:ascii="Calibri" w:eastAsia="Calibri" w:hAnsi="Calibri" w:cs="Calibri"/>
-                <w:sz w:val="22"/>
-                <w:szCs w:val="22"/>
-              </w:rPr>
-              <w:t xml:space="preserve"> — moduł raportów i statystyk dla zarządu</w:t>
-            </w:r>
-          </w:p>
-        </w:tc>
-        <w:tc>
-          <w:tcPr>
-            <w:tcW w:w="1875" w:type="dxa"/>
-          </w:tcPr>
-          <w:p>
-            <w:pPr>
-              <w:cnfStyle w:val="000000000000" w:firstRow="0" w:lastRow="0" w:firstColumn="0" w:lastColumn="0" w:oddVBand="0" w:evenVBand="0" w:oddHBand="0" w:evenHBand="0" w:firstRowFirstColumn="0" w:firstRowLastColumn="0" w:lastRowFirstColumn="0" w:lastRowLastColumn="0"/>
-            </w:pPr>
-            <w:r>
-              <w:rPr>
-                <w:rFonts w:ascii="Calibri" w:eastAsia="Calibri" w:hAnsi="Calibri" w:cs="Calibri"/>
-                <w:sz w:val="22"/>
-                <w:szCs w:val="22"/>
-                <w:lang w:val="en-US"/>
-              </w:rPr>
-              <w:t>2</w:t>
-            </w:r>
-          </w:p>
-        </w:tc>
-        <w:tc>
-          <w:tcPr>
-            <w:tcW w:w="1875" w:type="dxa"/>
-          </w:tcPr>
-          <w:p>
-            <w:pPr>
-              <w:cnfStyle w:val="000000000000" w:firstRow="0" w:lastRow="0" w:firstColumn="0" w:lastColumn="0" w:oddVBand="0" w:evenVBand="0" w:oddHBand="0" w:evenHBand="0" w:firstRowFirstColumn="0" w:firstRowLastColumn="0" w:lastRowFirstColumn="0" w:lastRowLastColumn="0"/>
-            </w:pPr>
-            <w:proofErr w:type="spellStart"/>
-            <w:r>
-              <w:rPr>
-                <w:rFonts w:ascii="Calibri" w:eastAsia="Calibri" w:hAnsi="Calibri" w:cs="Calibri"/>
-                <w:sz w:val="22"/>
-                <w:szCs w:val="22"/>
-                <w:lang w:val="en-US"/>
-              </w:rPr>
-              <w:t>Etap</w:t>
-            </w:r>
-            <w:proofErr w:type="spellEnd"/>
-            <w:r>
-              <w:rPr>
-                <w:rFonts w:ascii="Calibri" w:eastAsia="Calibri" w:hAnsi="Calibri" w:cs="Calibri"/>
-                <w:sz w:val="22"/>
-                <w:szCs w:val="22"/>
-                <w:lang w:val="en-US"/>
-              </w:rPr>
-              <w:t xml:space="preserve"> 5, 6</w:t>
-            </w:r>
-          </w:p>
-        </w:tc>
-        <w:tc>
-          <w:tcPr>
-            <w:tcW w:w="1875" w:type="dxa"/>
-          </w:tcPr>
-          <w:p>
-            <w:pPr>
-              <w:cnfStyle w:val="000000000000" w:firstRow="0" w:lastRow="0" w:firstColumn="0" w:lastColumn="0" w:oddVBand="0" w:evenVBand="0" w:oddHBand="0" w:evenHBand="0" w:firstRowFirstColumn="0" w:firstRowLastColumn="0" w:lastRowFirstColumn="0" w:lastRowLastColumn="0"/>
-            </w:pPr>
-            <w:r>
-              <w:rPr>
-                <w:rFonts w:ascii="Calibri" w:eastAsia="Calibri" w:hAnsi="Calibri" w:cs="Calibri"/>
-                <w:sz w:val="22"/>
-                <w:szCs w:val="22"/>
-                <w:lang w:val="en-US"/>
-              </w:rPr>
-              <w:t>ML (lead), ST</w:t>
-            </w:r>
-          </w:p>
-        </w:tc>
-      </w:tr>
-      <w:tr>
-        <w:trPr>
-          <w:cnfStyle w:val="000000100000" w:firstRow="0" w:lastRow="0" w:firstColumn="0" w:lastColumn="0" w:oddVBand="0" w:evenVBand="0" w:oddHBand="1" w:evenHBand="0" w:firstRowFirstColumn="0" w:firstRowLastColumn="0" w:lastRowFirstColumn="0" w:lastRowLastColumn="0"/>
-          <w:trHeight w:val="300"/>
-        </w:trPr>
-        <w:tc>
-          <w:tcPr>
-            <w:cnfStyle w:val="001000000000" w:firstRow="0" w:lastRow="0" w:firstColumn="1" w:lastColumn="0" w:oddVBand="0" w:evenVBand="0" w:oddHBand="0" w:evenHBand="0" w:firstRowFirstColumn="0" w:firstRowLastColumn="0" w:lastRowFirstColumn="0" w:lastRowLastColumn="0"/>
-            <w:tcW w:w="1875" w:type="dxa"/>
+            <w:tcW w:w="690" w:type="dxa"/>
           </w:tcPr>
           <w:p>
             <w:r>
@@ -13574,18 +12555,16 @@
                 <w:szCs w:val="22"/>
                 <w:lang w:val="en-US"/>
               </w:rPr>
-              <w:t>11</w:t>
+              <w:t>5</w:t>
             </w:r>
           </w:p>
         </w:tc>
         <w:tc>
           <w:tcPr>
-            <w:tcW w:w="1875" w:type="dxa"/>
+            <w:tcW w:w="3456" w:type="dxa"/>
           </w:tcPr>
           <w:p>
-            <w:pPr>
-              <w:cnfStyle w:val="000000100000" w:firstRow="0" w:lastRow="0" w:firstColumn="0" w:lastColumn="0" w:oddVBand="0" w:evenVBand="0" w:oddHBand="1" w:evenHBand="0" w:firstRowFirstColumn="0" w:firstRowLastColumn="0" w:lastRowFirstColumn="0" w:lastRowLastColumn="0"/>
-            </w:pPr>
+            <w:proofErr w:type="spellStart"/>
             <w:r>
               <w:rPr>
                 <w:rFonts w:ascii="Calibri" w:eastAsia="Calibri" w:hAnsi="Calibri" w:cs="Calibri"/>
@@ -13593,9 +12572,9 @@
                 <w:sz w:val="22"/>
                 <w:szCs w:val="22"/>
               </w:rPr>
-              <w:t>Portal webowy (</w:t>
-            </w:r>
-            <w:proofErr w:type="spellStart"/>
+              <w:t>Backend</w:t>
+            </w:r>
+            <w:proofErr w:type="spellEnd"/>
             <w:r>
               <w:rPr>
                 <w:rFonts w:ascii="Calibri" w:eastAsia="Calibri" w:hAnsi="Calibri" w:cs="Calibri"/>
@@ -13603,28 +12582,15 @@
                 <w:sz w:val="22"/>
                 <w:szCs w:val="22"/>
               </w:rPr>
-              <w:t>React</w:t>
-            </w:r>
-            <w:proofErr w:type="spellEnd"/>
-            <w:r>
-              <w:rPr>
-                <w:rFonts w:ascii="Calibri" w:eastAsia="Calibri" w:hAnsi="Calibri" w:cs="Calibri"/>
-                <w:color w:val="000000" w:themeColor="text1"/>
-                <w:sz w:val="22"/>
-                <w:szCs w:val="22"/>
-              </w:rPr>
-              <w:t>): logowanie, panele opiekuna/trenera/zarządu, płatności</w:t>
+              <w:t xml:space="preserve"> — moduł frekwencji i jednostek treningowych (rejestracja obecności)</w:t>
             </w:r>
           </w:p>
         </w:tc>
         <w:tc>
           <w:tcPr>
-            <w:tcW w:w="1875" w:type="dxa"/>
+            <w:tcW w:w="1245" w:type="dxa"/>
           </w:tcPr>
           <w:p>
-            <w:pPr>
-              <w:cnfStyle w:val="000000100000" w:firstRow="0" w:lastRow="0" w:firstColumn="0" w:lastColumn="0" w:oddVBand="0" w:evenVBand="0" w:oddHBand="1" w:evenHBand="0" w:firstRowFirstColumn="0" w:firstRowLastColumn="0" w:lastRowFirstColumn="0" w:lastRowLastColumn="0"/>
-            </w:pPr>
             <w:r>
               <w:rPr>
                 <w:rFonts w:ascii="Calibri" w:eastAsia="Calibri" w:hAnsi="Calibri" w:cs="Calibri"/>
@@ -13633,18 +12599,15 @@
                 <w:szCs w:val="22"/>
                 <w:lang w:val="en-US"/>
               </w:rPr>
-              <w:t>4</w:t>
+              <w:t>2</w:t>
             </w:r>
           </w:p>
         </w:tc>
         <w:tc>
           <w:tcPr>
-            <w:tcW w:w="1875" w:type="dxa"/>
+            <w:tcW w:w="1500" w:type="dxa"/>
           </w:tcPr>
           <w:p>
-            <w:pPr>
-              <w:cnfStyle w:val="000000100000" w:firstRow="0" w:lastRow="0" w:firstColumn="0" w:lastColumn="0" w:oddVBand="0" w:evenVBand="0" w:oddHBand="1" w:evenHBand="0" w:firstRowFirstColumn="0" w:firstRowLastColumn="0" w:lastRowFirstColumn="0" w:lastRowLastColumn="0"/>
-            </w:pPr>
             <w:proofErr w:type="spellStart"/>
             <w:r>
               <w:rPr>
@@ -13665,18 +12628,16 @@
                 <w:szCs w:val="22"/>
                 <w:lang w:val="en-US"/>
               </w:rPr>
-              <w:t xml:space="preserve"> 3, 7</w:t>
+              <w:t xml:space="preserve"> 4</w:t>
             </w:r>
           </w:p>
         </w:tc>
         <w:tc>
           <w:tcPr>
-            <w:tcW w:w="1875" w:type="dxa"/>
+            <w:tcW w:w="2181" w:type="dxa"/>
           </w:tcPr>
           <w:p>
-            <w:pPr>
-              <w:cnfStyle w:val="000000100000" w:firstRow="0" w:lastRow="0" w:firstColumn="0" w:lastColumn="0" w:oddVBand="0" w:evenVBand="0" w:oddHBand="1" w:evenHBand="0" w:firstRowFirstColumn="0" w:firstRowLastColumn="0" w:lastRowFirstColumn="0" w:lastRowLastColumn="0"/>
-            </w:pPr>
+            <w:proofErr w:type="spellStart"/>
             <w:r>
               <w:rPr>
                 <w:rFonts w:ascii="Calibri" w:eastAsia="Calibri" w:hAnsi="Calibri" w:cs="Calibri"/>
@@ -13685,7 +12646,18 @@
                 <w:szCs w:val="22"/>
                 <w:lang w:val="en-US"/>
               </w:rPr>
-              <w:t>MS (lead), ML</w:t>
+              <w:t>Programista</w:t>
+            </w:r>
+            <w:proofErr w:type="spellEnd"/>
+            <w:r>
+              <w:rPr>
+                <w:rFonts w:ascii="Calibri" w:eastAsia="Calibri" w:hAnsi="Calibri" w:cs="Calibri"/>
+                <w:color w:val="000000" w:themeColor="text1"/>
+                <w:sz w:val="22"/>
+                <w:szCs w:val="22"/>
+                <w:lang w:val="en-US"/>
+              </w:rPr>
+              <w:t xml:space="preserve"> backend</w:t>
             </w:r>
           </w:p>
         </w:tc>
@@ -13696,8 +12668,7 @@
         </w:trPr>
         <w:tc>
           <w:tcPr>
-            <w:cnfStyle w:val="001000000000" w:firstRow="0" w:lastRow="0" w:firstColumn="1" w:lastColumn="0" w:oddVBand="0" w:evenVBand="0" w:oddHBand="0" w:evenHBand="0" w:firstRowFirstColumn="0" w:firstRowLastColumn="0" w:lastRowFirstColumn="0" w:lastRowLastColumn="0"/>
-            <w:tcW w:w="1875" w:type="dxa"/>
+            <w:tcW w:w="690" w:type="dxa"/>
           </w:tcPr>
           <w:p>
             <w:r>
@@ -13707,64 +12678,40 @@
                 <w:szCs w:val="22"/>
                 <w:lang w:val="en-US"/>
               </w:rPr>
-              <w:t>12</w:t>
+              <w:t>6</w:t>
             </w:r>
           </w:p>
         </w:tc>
         <w:tc>
           <w:tcPr>
-            <w:tcW w:w="1875" w:type="dxa"/>
+            <w:tcW w:w="3456" w:type="dxa"/>
           </w:tcPr>
           <w:p>
-            <w:pPr>
-              <w:cnfStyle w:val="000000000000" w:firstRow="0" w:lastRow="0" w:firstColumn="0" w:lastColumn="0" w:oddVBand="0" w:evenVBand="0" w:oddHBand="0" w:evenHBand="0" w:firstRowFirstColumn="0" w:firstRowLastColumn="0" w:lastRowFirstColumn="0" w:lastRowLastColumn="0"/>
-            </w:pPr>
+            <w:proofErr w:type="spellStart"/>
             <w:r>
               <w:rPr>
                 <w:rFonts w:ascii="Calibri" w:eastAsia="Calibri" w:hAnsi="Calibri" w:cs="Calibri"/>
                 <w:sz w:val="22"/>
                 <w:szCs w:val="22"/>
               </w:rPr>
-              <w:t>Aplikacja mobilna (</w:t>
-            </w:r>
-            <w:proofErr w:type="spellStart"/>
+              <w:t>Backend</w:t>
+            </w:r>
+            <w:proofErr w:type="spellEnd"/>
             <w:r>
               <w:rPr>
                 <w:rFonts w:ascii="Calibri" w:eastAsia="Calibri" w:hAnsi="Calibri" w:cs="Calibri"/>
                 <w:sz w:val="22"/>
                 <w:szCs w:val="22"/>
               </w:rPr>
-              <w:t>Flutter</w:t>
-            </w:r>
-            <w:proofErr w:type="spellEnd"/>
-            <w:r>
-              <w:rPr>
-                <w:rFonts w:ascii="Calibri" w:eastAsia="Calibri" w:hAnsi="Calibri" w:cs="Calibri"/>
-                <w:sz w:val="22"/>
-                <w:szCs w:val="22"/>
-              </w:rPr>
-              <w:t xml:space="preserve">): frekwencja, powołania, powiadomienia </w:t>
-            </w:r>
-            <w:proofErr w:type="spellStart"/>
-            <w:r>
-              <w:rPr>
-                <w:rFonts w:ascii="Calibri" w:eastAsia="Calibri" w:hAnsi="Calibri" w:cs="Calibri"/>
-                <w:sz w:val="22"/>
-                <w:szCs w:val="22"/>
-              </w:rPr>
-              <w:t>push</w:t>
-            </w:r>
-            <w:proofErr w:type="spellEnd"/>
+              <w:t xml:space="preserve"> — moduł meczów, powołań i statystyk meczowych</w:t>
+            </w:r>
           </w:p>
         </w:tc>
         <w:tc>
           <w:tcPr>
-            <w:tcW w:w="1875" w:type="dxa"/>
+            <w:tcW w:w="1245" w:type="dxa"/>
           </w:tcPr>
           <w:p>
-            <w:pPr>
-              <w:cnfStyle w:val="000000000000" w:firstRow="0" w:lastRow="0" w:firstColumn="0" w:lastColumn="0" w:oddVBand="0" w:evenVBand="0" w:oddHBand="0" w:evenHBand="0" w:firstRowFirstColumn="0" w:firstRowLastColumn="0" w:lastRowFirstColumn="0" w:lastRowLastColumn="0"/>
-            </w:pPr>
             <w:r>
               <w:rPr>
                 <w:rFonts w:ascii="Calibri" w:eastAsia="Calibri" w:hAnsi="Calibri" w:cs="Calibri"/>
@@ -13772,18 +12719,15 @@
                 <w:szCs w:val="22"/>
                 <w:lang w:val="en-US"/>
               </w:rPr>
-              <w:t>4</w:t>
+              <w:t>2</w:t>
             </w:r>
           </w:p>
         </w:tc>
         <w:tc>
           <w:tcPr>
-            <w:tcW w:w="1875" w:type="dxa"/>
+            <w:tcW w:w="1500" w:type="dxa"/>
           </w:tcPr>
           <w:p>
-            <w:pPr>
-              <w:cnfStyle w:val="000000000000" w:firstRow="0" w:lastRow="0" w:firstColumn="0" w:lastColumn="0" w:oddVBand="0" w:evenVBand="0" w:oddHBand="0" w:evenHBand="0" w:firstRowFirstColumn="0" w:firstRowLastColumn="0" w:lastRowFirstColumn="0" w:lastRowLastColumn="0"/>
-            </w:pPr>
             <w:proofErr w:type="spellStart"/>
             <w:r>
               <w:rPr>
@@ -13802,18 +12746,16 @@
                 <w:szCs w:val="22"/>
                 <w:lang w:val="en-US"/>
               </w:rPr>
-              <w:t xml:space="preserve"> 5, 6, 8</w:t>
+              <w:t xml:space="preserve"> 4</w:t>
             </w:r>
           </w:p>
         </w:tc>
         <w:tc>
           <w:tcPr>
-            <w:tcW w:w="1875" w:type="dxa"/>
+            <w:tcW w:w="2181" w:type="dxa"/>
           </w:tcPr>
           <w:p>
-            <w:pPr>
-              <w:cnfStyle w:val="000000000000" w:firstRow="0" w:lastRow="0" w:firstColumn="0" w:lastColumn="0" w:oddVBand="0" w:evenVBand="0" w:oddHBand="0" w:evenHBand="0" w:firstRowFirstColumn="0" w:firstRowLastColumn="0" w:lastRowFirstColumn="0" w:lastRowLastColumn="0"/>
-            </w:pPr>
+            <w:proofErr w:type="spellStart"/>
             <w:r>
               <w:rPr>
                 <w:rFonts w:ascii="Calibri" w:eastAsia="Calibri" w:hAnsi="Calibri" w:cs="Calibri"/>
@@ -13821,144 +12763,17 @@
                 <w:szCs w:val="22"/>
                 <w:lang w:val="en-US"/>
               </w:rPr>
-              <w:t>ST (lead), MS</w:t>
-            </w:r>
-          </w:p>
-        </w:tc>
-      </w:tr>
-      <w:tr>
-        <w:trPr>
-          <w:cnfStyle w:val="000000100000" w:firstRow="0" w:lastRow="0" w:firstColumn="0" w:lastColumn="0" w:oddVBand="0" w:evenVBand="0" w:oddHBand="1" w:evenHBand="0" w:firstRowFirstColumn="0" w:firstRowLastColumn="0" w:lastRowFirstColumn="0" w:lastRowLastColumn="0"/>
-          <w:trHeight w:val="300"/>
-        </w:trPr>
-        <w:tc>
-          <w:tcPr>
-            <w:cnfStyle w:val="001000000000" w:firstRow="0" w:lastRow="0" w:firstColumn="1" w:lastColumn="0" w:oddVBand="0" w:evenVBand="0" w:oddHBand="0" w:evenHBand="0" w:firstRowFirstColumn="0" w:firstRowLastColumn="0" w:lastRowFirstColumn="0" w:lastRowLastColumn="0"/>
-            <w:tcW w:w="1875" w:type="dxa"/>
-          </w:tcPr>
-          <w:p>
+              <w:t>Programista</w:t>
+            </w:r>
+            <w:proofErr w:type="spellEnd"/>
             <w:r>
               <w:rPr>
                 <w:rFonts w:ascii="Calibri" w:eastAsia="Calibri" w:hAnsi="Calibri" w:cs="Calibri"/>
-                <w:color w:val="000000" w:themeColor="text1"/>
                 <w:sz w:val="22"/>
                 <w:szCs w:val="22"/>
                 <w:lang w:val="en-US"/>
               </w:rPr>
-              <w:t>13</w:t>
-            </w:r>
-          </w:p>
-        </w:tc>
-        <w:tc>
-          <w:tcPr>
-            <w:tcW w:w="1875" w:type="dxa"/>
-          </w:tcPr>
-          <w:p>
-            <w:pPr>
-              <w:cnfStyle w:val="000000100000" w:firstRow="0" w:lastRow="0" w:firstColumn="0" w:lastColumn="0" w:oddVBand="0" w:evenVBand="0" w:oddHBand="1" w:evenHBand="0" w:firstRowFirstColumn="0" w:firstRowLastColumn="0" w:lastRowFirstColumn="0" w:lastRowLastColumn="0"/>
-            </w:pPr>
-            <w:r>
-              <w:rPr>
-                <w:rFonts w:ascii="Calibri" w:eastAsia="Calibri" w:hAnsi="Calibri" w:cs="Calibri"/>
-                <w:color w:val="000000" w:themeColor="text1"/>
-                <w:sz w:val="22"/>
-                <w:szCs w:val="22"/>
-              </w:rPr>
-              <w:t>Testy integracyjne API + klientów (web i mobile), poprawki błędów</w:t>
-            </w:r>
-          </w:p>
-        </w:tc>
-        <w:tc>
-          <w:tcPr>
-            <w:tcW w:w="1875" w:type="dxa"/>
-          </w:tcPr>
-          <w:p>
-            <w:pPr>
-              <w:cnfStyle w:val="000000100000" w:firstRow="0" w:lastRow="0" w:firstColumn="0" w:lastColumn="0" w:oddVBand="0" w:evenVBand="0" w:oddHBand="1" w:evenHBand="0" w:firstRowFirstColumn="0" w:firstRowLastColumn="0" w:lastRowFirstColumn="0" w:lastRowLastColumn="0"/>
-            </w:pPr>
-            <w:r>
-              <w:rPr>
-                <w:rFonts w:ascii="Calibri" w:eastAsia="Calibri" w:hAnsi="Calibri" w:cs="Calibri"/>
-                <w:color w:val="000000" w:themeColor="text1"/>
-                <w:sz w:val="22"/>
-                <w:szCs w:val="22"/>
-                <w:lang w:val="en-US"/>
-              </w:rPr>
-              <w:t>10</w:t>
-            </w:r>
-          </w:p>
-        </w:tc>
-        <w:tc>
-          <w:tcPr>
-            <w:tcW w:w="1875" w:type="dxa"/>
-          </w:tcPr>
-          <w:p>
-            <w:pPr>
-              <w:cnfStyle w:val="000000100000" w:firstRow="0" w:lastRow="0" w:firstColumn="0" w:lastColumn="0" w:oddVBand="0" w:evenVBand="0" w:oddHBand="1" w:evenHBand="0" w:firstRowFirstColumn="0" w:firstRowLastColumn="0" w:lastRowFirstColumn="0" w:lastRowLastColumn="0"/>
-            </w:pPr>
-            <w:proofErr w:type="spellStart"/>
-            <w:r>
-              <w:rPr>
-                <w:rFonts w:ascii="Calibri" w:eastAsia="Calibri" w:hAnsi="Calibri" w:cs="Calibri"/>
-                <w:color w:val="000000" w:themeColor="text1"/>
-                <w:sz w:val="22"/>
-                <w:szCs w:val="22"/>
-                <w:lang w:val="en-US"/>
-              </w:rPr>
-              <w:t>Etapy</w:t>
-            </w:r>
-            <w:proofErr w:type="spellEnd"/>
-            <w:r>
-              <w:rPr>
-                <w:rFonts w:ascii="Calibri" w:eastAsia="Calibri" w:hAnsi="Calibri" w:cs="Calibri"/>
-                <w:color w:val="000000" w:themeColor="text1"/>
-                <w:sz w:val="22"/>
-                <w:szCs w:val="22"/>
-                <w:lang w:val="en-US"/>
-              </w:rPr>
-              <w:t xml:space="preserve"> 11 </w:t>
-            </w:r>
-            <w:proofErr w:type="spellStart"/>
-            <w:r>
-              <w:rPr>
-                <w:rFonts w:ascii="Calibri" w:eastAsia="Calibri" w:hAnsi="Calibri" w:cs="Calibri"/>
-                <w:color w:val="000000" w:themeColor="text1"/>
-                <w:sz w:val="22"/>
-                <w:szCs w:val="22"/>
-                <w:lang w:val="en-US"/>
-              </w:rPr>
-              <w:t>i</w:t>
-            </w:r>
-            <w:proofErr w:type="spellEnd"/>
-            <w:r>
-              <w:rPr>
-                <w:rFonts w:ascii="Calibri" w:eastAsia="Calibri" w:hAnsi="Calibri" w:cs="Calibri"/>
-                <w:color w:val="000000" w:themeColor="text1"/>
-                <w:sz w:val="22"/>
-                <w:szCs w:val="22"/>
-                <w:lang w:val="en-US"/>
-              </w:rPr>
-              <w:t xml:space="preserve"> 12</w:t>
-            </w:r>
-          </w:p>
-        </w:tc>
-        <w:tc>
-          <w:tcPr>
-            <w:tcW w:w="1875" w:type="dxa"/>
-          </w:tcPr>
-          <w:p>
-            <w:pPr>
-              <w:cnfStyle w:val="000000100000" w:firstRow="0" w:lastRow="0" w:firstColumn="0" w:lastColumn="0" w:oddVBand="0" w:evenVBand="0" w:oddHBand="1" w:evenHBand="0" w:firstRowFirstColumn="0" w:firstRowLastColumn="0" w:lastRowFirstColumn="0" w:lastRowLastColumn="0"/>
-            </w:pPr>
-            <w:r>
-              <w:rPr>
-                <w:rFonts w:ascii="Calibri" w:eastAsia="Calibri" w:hAnsi="Calibri" w:cs="Calibri"/>
-                <w:color w:val="000000" w:themeColor="text1"/>
-                <w:sz w:val="22"/>
-                <w:szCs w:val="22"/>
-                <w:lang w:val="en-US"/>
-              </w:rPr>
-              <w:t>ST, ML, MS</w:t>
+              <w:t xml:space="preserve"> backend</w:t>
             </w:r>
           </w:p>
         </w:tc>
@@ -13969,71 +12784,75 @@
         </w:trPr>
         <w:tc>
           <w:tcPr>
-            <w:cnfStyle w:val="001000000000" w:firstRow="0" w:lastRow="0" w:firstColumn="1" w:lastColumn="0" w:oddVBand="0" w:evenVBand="0" w:oddHBand="0" w:evenHBand="0" w:firstRowFirstColumn="0" w:firstRowLastColumn="0" w:lastRowFirstColumn="0" w:lastRowLastColumn="0"/>
-            <w:tcW w:w="1875" w:type="dxa"/>
+            <w:tcW w:w="690" w:type="dxa"/>
           </w:tcPr>
           <w:p>
             <w:r>
               <w:rPr>
                 <w:rFonts w:ascii="Calibri" w:eastAsia="Calibri" w:hAnsi="Calibri" w:cs="Calibri"/>
+                <w:color w:val="000000" w:themeColor="text1"/>
                 <w:sz w:val="22"/>
                 <w:szCs w:val="22"/>
                 <w:lang w:val="en-US"/>
               </w:rPr>
-              <w:lastRenderedPageBreak/>
-              <w:t>14</w:t>
+              <w:t>7</w:t>
             </w:r>
           </w:p>
         </w:tc>
         <w:tc>
           <w:tcPr>
-            <w:tcW w:w="1875" w:type="dxa"/>
+            <w:tcW w:w="3456" w:type="dxa"/>
           </w:tcPr>
           <w:p>
-            <w:pPr>
-              <w:cnfStyle w:val="000000000000" w:firstRow="0" w:lastRow="0" w:firstColumn="0" w:lastColumn="0" w:oddVBand="0" w:evenVBand="0" w:oddHBand="0" w:evenHBand="0" w:firstRowFirstColumn="0" w:firstRowLastColumn="0" w:lastRowFirstColumn="0" w:lastRowLastColumn="0"/>
-            </w:pPr>
+            <w:proofErr w:type="spellStart"/>
             <w:r>
               <w:rPr>
                 <w:rFonts w:ascii="Calibri" w:eastAsia="Calibri" w:hAnsi="Calibri" w:cs="Calibri"/>
+                <w:color w:val="000000" w:themeColor="text1"/>
                 <w:sz w:val="22"/>
                 <w:szCs w:val="22"/>
               </w:rPr>
-              <w:t>Wdrożenie produkcyjne (Docker, konfiguracja serwerów, backup, monitoring)</w:t>
+              <w:t>Backend</w:t>
+            </w:r>
+            <w:proofErr w:type="spellEnd"/>
+            <w:r>
+              <w:rPr>
+                <w:rFonts w:ascii="Calibri" w:eastAsia="Calibri" w:hAnsi="Calibri" w:cs="Calibri"/>
+                <w:color w:val="000000" w:themeColor="text1"/>
+                <w:sz w:val="22"/>
+                <w:szCs w:val="22"/>
+              </w:rPr>
+              <w:t xml:space="preserve"> — moduł składek i integracja z bramką płatności</w:t>
             </w:r>
           </w:p>
         </w:tc>
         <w:tc>
           <w:tcPr>
-            <w:tcW w:w="1875" w:type="dxa"/>
+            <w:tcW w:w="1245" w:type="dxa"/>
           </w:tcPr>
           <w:p>
-            <w:pPr>
-              <w:cnfStyle w:val="000000000000" w:firstRow="0" w:lastRow="0" w:firstColumn="0" w:lastColumn="0" w:oddVBand="0" w:evenVBand="0" w:oddHBand="0" w:evenHBand="0" w:firstRowFirstColumn="0" w:firstRowLastColumn="0" w:lastRowFirstColumn="0" w:lastRowLastColumn="0"/>
-            </w:pPr>
             <w:r>
               <w:rPr>
                 <w:rFonts w:ascii="Calibri" w:eastAsia="Calibri" w:hAnsi="Calibri" w:cs="Calibri"/>
+                <w:color w:val="000000" w:themeColor="text1"/>
                 <w:sz w:val="22"/>
                 <w:szCs w:val="22"/>
                 <w:lang w:val="en-US"/>
               </w:rPr>
-              <w:t>3</w:t>
+              <w:t>2</w:t>
             </w:r>
           </w:p>
         </w:tc>
         <w:tc>
           <w:tcPr>
-            <w:tcW w:w="1875" w:type="dxa"/>
+            <w:tcW w:w="1500" w:type="dxa"/>
           </w:tcPr>
           <w:p>
-            <w:pPr>
-              <w:cnfStyle w:val="000000000000" w:firstRow="0" w:lastRow="0" w:firstColumn="0" w:lastColumn="0" w:oddVBand="0" w:evenVBand="0" w:oddHBand="0" w:evenHBand="0" w:firstRowFirstColumn="0" w:firstRowLastColumn="0" w:lastRowFirstColumn="0" w:lastRowLastColumn="0"/>
-            </w:pPr>
             <w:proofErr w:type="spellStart"/>
             <w:r>
               <w:rPr>
                 <w:rFonts w:ascii="Calibri" w:eastAsia="Calibri" w:hAnsi="Calibri" w:cs="Calibri"/>
+                <w:color w:val="000000" w:themeColor="text1"/>
                 <w:sz w:val="22"/>
                 <w:szCs w:val="22"/>
                 <w:lang w:val="en-US"/>
@@ -14044,43 +12863,168 @@
             <w:r>
               <w:rPr>
                 <w:rFonts w:ascii="Calibri" w:eastAsia="Calibri" w:hAnsi="Calibri" w:cs="Calibri"/>
+                <w:color w:val="000000" w:themeColor="text1"/>
                 <w:sz w:val="22"/>
                 <w:szCs w:val="22"/>
                 <w:lang w:val="en-US"/>
               </w:rPr>
-              <w:t xml:space="preserve"> 13</w:t>
+              <w:t xml:space="preserve"> 3</w:t>
             </w:r>
           </w:p>
         </w:tc>
         <w:tc>
           <w:tcPr>
-            <w:tcW w:w="1875" w:type="dxa"/>
+            <w:tcW w:w="2181" w:type="dxa"/>
           </w:tcPr>
           <w:p>
-            <w:pPr>
-              <w:cnfStyle w:val="000000000000" w:firstRow="0" w:lastRow="0" w:firstColumn="0" w:lastColumn="0" w:oddVBand="0" w:evenVBand="0" w:oddHBand="0" w:evenHBand="0" w:firstRowFirstColumn="0" w:firstRowLastColumn="0" w:lastRowFirstColumn="0" w:lastRowLastColumn="0"/>
-            </w:pPr>
+            <w:proofErr w:type="spellStart"/>
             <w:r>
               <w:rPr>
                 <w:rFonts w:ascii="Calibri" w:eastAsia="Calibri" w:hAnsi="Calibri" w:cs="Calibri"/>
+                <w:color w:val="000000" w:themeColor="text1"/>
                 <w:sz w:val="22"/>
                 <w:szCs w:val="22"/>
                 <w:lang w:val="en-US"/>
               </w:rPr>
-              <w:t>ML (lead), ST</w:t>
+              <w:t>Programista</w:t>
+            </w:r>
+            <w:proofErr w:type="spellEnd"/>
+            <w:r>
+              <w:rPr>
+                <w:rFonts w:ascii="Calibri" w:eastAsia="Calibri" w:hAnsi="Calibri" w:cs="Calibri"/>
+                <w:color w:val="000000" w:themeColor="text1"/>
+                <w:sz w:val="22"/>
+                <w:szCs w:val="22"/>
+                <w:lang w:val="en-US"/>
+              </w:rPr>
+              <w:t xml:space="preserve"> backend</w:t>
             </w:r>
           </w:p>
         </w:tc>
       </w:tr>
       <w:tr>
         <w:trPr>
-          <w:cnfStyle w:val="000000100000" w:firstRow="0" w:lastRow="0" w:firstColumn="0" w:lastColumn="0" w:oddVBand="0" w:evenVBand="0" w:oddHBand="1" w:evenHBand="0" w:firstRowFirstColumn="0" w:firstRowLastColumn="0" w:lastRowFirstColumn="0" w:lastRowLastColumn="0"/>
           <w:trHeight w:val="300"/>
         </w:trPr>
         <w:tc>
           <w:tcPr>
-            <w:cnfStyle w:val="001000000000" w:firstRow="0" w:lastRow="0" w:firstColumn="1" w:lastColumn="0" w:oddVBand="0" w:evenVBand="0" w:oddHBand="0" w:evenHBand="0" w:firstRowFirstColumn="0" w:firstRowLastColumn="0" w:lastRowFirstColumn="0" w:lastRowLastColumn="0"/>
-            <w:tcW w:w="1875" w:type="dxa"/>
+            <w:tcW w:w="690" w:type="dxa"/>
+          </w:tcPr>
+          <w:p>
+            <w:r>
+              <w:rPr>
+                <w:rFonts w:ascii="Calibri" w:eastAsia="Calibri" w:hAnsi="Calibri" w:cs="Calibri"/>
+                <w:sz w:val="22"/>
+                <w:szCs w:val="22"/>
+                <w:lang w:val="en-US"/>
+              </w:rPr>
+              <w:t>8</w:t>
+            </w:r>
+          </w:p>
+        </w:tc>
+        <w:tc>
+          <w:tcPr>
+            <w:tcW w:w="3456" w:type="dxa"/>
+          </w:tcPr>
+          <w:p>
+            <w:proofErr w:type="spellStart"/>
+            <w:r>
+              <w:rPr>
+                <w:rFonts w:ascii="Calibri" w:eastAsia="Calibri" w:hAnsi="Calibri" w:cs="Calibri"/>
+                <w:sz w:val="22"/>
+                <w:szCs w:val="22"/>
+              </w:rPr>
+              <w:t>Backend</w:t>
+            </w:r>
+            <w:proofErr w:type="spellEnd"/>
+            <w:r>
+              <w:rPr>
+                <w:rFonts w:ascii="Calibri" w:eastAsia="Calibri" w:hAnsi="Calibri" w:cs="Calibri"/>
+                <w:sz w:val="22"/>
+                <w:szCs w:val="22"/>
+              </w:rPr>
+              <w:t xml:space="preserve"> — moduł powiadomień (SMS/e-mail: powołania, odwołania treningów)</w:t>
+            </w:r>
+          </w:p>
+        </w:tc>
+        <w:tc>
+          <w:tcPr>
+            <w:tcW w:w="1245" w:type="dxa"/>
+          </w:tcPr>
+          <w:p>
+            <w:r>
+              <w:rPr>
+                <w:rFonts w:ascii="Calibri" w:eastAsia="Calibri" w:hAnsi="Calibri" w:cs="Calibri"/>
+                <w:sz w:val="22"/>
+                <w:szCs w:val="22"/>
+                <w:lang w:val="en-US"/>
+              </w:rPr>
+              <w:t>2</w:t>
+            </w:r>
+          </w:p>
+        </w:tc>
+        <w:tc>
+          <w:tcPr>
+            <w:tcW w:w="1500" w:type="dxa"/>
+          </w:tcPr>
+          <w:p>
+            <w:proofErr w:type="spellStart"/>
+            <w:r>
+              <w:rPr>
+                <w:rFonts w:ascii="Calibri" w:eastAsia="Calibri" w:hAnsi="Calibri" w:cs="Calibri"/>
+                <w:sz w:val="22"/>
+                <w:szCs w:val="22"/>
+                <w:lang w:val="en-US"/>
+              </w:rPr>
+              <w:t>Etap</w:t>
+            </w:r>
+            <w:proofErr w:type="spellEnd"/>
+            <w:r>
+              <w:rPr>
+                <w:rFonts w:ascii="Calibri" w:eastAsia="Calibri" w:hAnsi="Calibri" w:cs="Calibri"/>
+                <w:sz w:val="22"/>
+                <w:szCs w:val="22"/>
+                <w:lang w:val="en-US"/>
+              </w:rPr>
+              <w:t xml:space="preserve"> 6</w:t>
+            </w:r>
+          </w:p>
+        </w:tc>
+        <w:tc>
+          <w:tcPr>
+            <w:tcW w:w="2181" w:type="dxa"/>
+          </w:tcPr>
+          <w:p>
+            <w:proofErr w:type="spellStart"/>
+            <w:r>
+              <w:rPr>
+                <w:rFonts w:ascii="Calibri" w:eastAsia="Calibri" w:hAnsi="Calibri" w:cs="Calibri"/>
+                <w:sz w:val="22"/>
+                <w:szCs w:val="22"/>
+                <w:lang w:val="en-US"/>
+              </w:rPr>
+              <w:t>Programista</w:t>
+            </w:r>
+            <w:proofErr w:type="spellEnd"/>
+            <w:r>
+              <w:rPr>
+                <w:rFonts w:ascii="Calibri" w:eastAsia="Calibri" w:hAnsi="Calibri" w:cs="Calibri"/>
+                <w:sz w:val="22"/>
+                <w:szCs w:val="22"/>
+                <w:lang w:val="en-US"/>
+              </w:rPr>
+              <w:t xml:space="preserve"> backend</w:t>
+            </w:r>
+          </w:p>
+        </w:tc>
+      </w:tr>
+      <w:tr>
+        <w:trPr>
+          <w:trHeight w:val="300"/>
+        </w:trPr>
+        <w:tc>
+          <w:tcPr>
+            <w:tcW w:w="690" w:type="dxa"/>
           </w:tcPr>
           <w:p>
             <w:r>
@@ -14091,18 +13035,16 @@
                 <w:szCs w:val="22"/>
                 <w:lang w:val="en-US"/>
               </w:rPr>
-              <w:t>15</w:t>
+              <w:t>9</w:t>
             </w:r>
           </w:p>
         </w:tc>
         <w:tc>
           <w:tcPr>
-            <w:tcW w:w="1875" w:type="dxa"/>
+            <w:tcW w:w="3456" w:type="dxa"/>
           </w:tcPr>
           <w:p>
-            <w:pPr>
-              <w:cnfStyle w:val="000000100000" w:firstRow="0" w:lastRow="0" w:firstColumn="0" w:lastColumn="0" w:oddVBand="0" w:evenVBand="0" w:oddHBand="1" w:evenHBand="0" w:firstRowFirstColumn="0" w:firstRowLastColumn="0" w:lastRowFirstColumn="0" w:lastRowLastColumn="0"/>
-            </w:pPr>
+            <w:proofErr w:type="spellStart"/>
             <w:r>
               <w:rPr>
                 <w:rFonts w:ascii="Calibri" w:eastAsia="Calibri" w:hAnsi="Calibri" w:cs="Calibri"/>
@@ -14110,32 +13052,25 @@
                 <w:sz w:val="22"/>
                 <w:szCs w:val="22"/>
               </w:rPr>
-              <w:t>Szkolenie użytkowników (zarząd, trenerzy), dokumentacja użytkowa, okres stabilizacji</w:t>
+              <w:t>Backend</w:t>
+            </w:r>
+            <w:proofErr w:type="spellEnd"/>
+            <w:r>
+              <w:rPr>
+                <w:rFonts w:ascii="Calibri" w:eastAsia="Calibri" w:hAnsi="Calibri" w:cs="Calibri"/>
+                <w:color w:val="000000" w:themeColor="text1"/>
+                <w:sz w:val="22"/>
+                <w:szCs w:val="22"/>
+              </w:rPr>
+              <w:t xml:space="preserve"> — moduł magazynu sprzętu (wypożyczenia, zwroty, kontrola stanu)</w:t>
             </w:r>
           </w:p>
         </w:tc>
         <w:tc>
           <w:tcPr>
-            <w:tcW w:w="1875" w:type="dxa"/>
+            <w:tcW w:w="1245" w:type="dxa"/>
           </w:tcPr>
           <w:p>
-            <w:pPr>
-              <w:cnfStyle w:val="000000100000" w:firstRow="0" w:lastRow="0" w:firstColumn="0" w:lastColumn="0" w:oddVBand="0" w:evenVBand="0" w:oddHBand="1" w:evenHBand="0" w:firstRowFirstColumn="0" w:firstRowLastColumn="0" w:lastRowFirstColumn="0" w:lastRowLastColumn="0"/>
-            </w:pPr>
-            <w:r>
-              <w:t>5</w:t>
-            </w:r>
-          </w:p>
-        </w:tc>
-        <w:tc>
-          <w:tcPr>
-            <w:tcW w:w="1875" w:type="dxa"/>
-          </w:tcPr>
-          <w:p>
-            <w:pPr>
-              <w:cnfStyle w:val="000000100000" w:firstRow="0" w:lastRow="0" w:firstColumn="0" w:lastColumn="0" w:oddVBand="0" w:evenVBand="0" w:oddHBand="1" w:evenHBand="0" w:firstRowFirstColumn="0" w:firstRowLastColumn="0" w:lastRowFirstColumn="0" w:lastRowLastColumn="0"/>
-            </w:pPr>
-            <w:proofErr w:type="spellStart"/>
             <w:r>
               <w:rPr>
                 <w:rFonts w:ascii="Calibri" w:eastAsia="Calibri" w:hAnsi="Calibri" w:cs="Calibri"/>
@@ -14144,9 +13079,16 @@
                 <w:szCs w:val="22"/>
                 <w:lang w:val="en-US"/>
               </w:rPr>
-              <w:t>Etap</w:t>
-            </w:r>
-            <w:proofErr w:type="spellEnd"/>
+              <w:t>2</w:t>
+            </w:r>
+          </w:p>
+        </w:tc>
+        <w:tc>
+          <w:tcPr>
+            <w:tcW w:w="1500" w:type="dxa"/>
+          </w:tcPr>
+          <w:p>
+            <w:proofErr w:type="spellStart"/>
             <w:r>
               <w:rPr>
                 <w:rFonts w:ascii="Calibri" w:eastAsia="Calibri" w:hAnsi="Calibri" w:cs="Calibri"/>
@@ -14155,18 +13097,9 @@
                 <w:szCs w:val="22"/>
                 <w:lang w:val="en-US"/>
               </w:rPr>
-              <w:t xml:space="preserve"> 14</w:t>
-            </w:r>
-          </w:p>
-        </w:tc>
-        <w:tc>
-          <w:tcPr>
-            <w:tcW w:w="1875" w:type="dxa"/>
-          </w:tcPr>
-          <w:p>
-            <w:pPr>
-              <w:cnfStyle w:val="000000100000" w:firstRow="0" w:lastRow="0" w:firstColumn="0" w:lastColumn="0" w:oddVBand="0" w:evenVBand="0" w:oddHBand="1" w:evenHBand="0" w:firstRowFirstColumn="0" w:firstRowLastColumn="0" w:lastRowFirstColumn="0" w:lastRowLastColumn="0"/>
-            </w:pPr>
+              <w:t>Etap</w:t>
+            </w:r>
+            <w:proofErr w:type="spellEnd"/>
             <w:r>
               <w:rPr>
                 <w:rFonts w:ascii="Calibri" w:eastAsia="Calibri" w:hAnsi="Calibri" w:cs="Calibri"/>
@@ -14175,9 +13108,1455 @@
                 <w:szCs w:val="22"/>
                 <w:lang w:val="en-US"/>
               </w:rPr>
-              <w:t>MS (lead), ST, ML</w:t>
+              <w:t xml:space="preserve"> 4</w:t>
             </w:r>
           </w:p>
+        </w:tc>
+        <w:tc>
+          <w:tcPr>
+            <w:tcW w:w="2181" w:type="dxa"/>
+          </w:tcPr>
+          <w:p>
+            <w:proofErr w:type="spellStart"/>
+            <w:r>
+              <w:rPr>
+                <w:rFonts w:ascii="Calibri" w:eastAsia="Calibri" w:hAnsi="Calibri" w:cs="Calibri"/>
+                <w:color w:val="000000" w:themeColor="text1"/>
+                <w:sz w:val="22"/>
+                <w:szCs w:val="22"/>
+                <w:lang w:val="en-US"/>
+              </w:rPr>
+              <w:t>Programista</w:t>
+            </w:r>
+            <w:proofErr w:type="spellEnd"/>
+            <w:r>
+              <w:rPr>
+                <w:rFonts w:ascii="Calibri" w:eastAsia="Calibri" w:hAnsi="Calibri" w:cs="Calibri"/>
+                <w:color w:val="000000" w:themeColor="text1"/>
+                <w:sz w:val="22"/>
+                <w:szCs w:val="22"/>
+                <w:lang w:val="en-US"/>
+              </w:rPr>
+              <w:t xml:space="preserve"> backend</w:t>
+            </w:r>
+          </w:p>
+        </w:tc>
+      </w:tr>
+      <w:tr>
+        <w:trPr>
+          <w:trHeight w:val="300"/>
+        </w:trPr>
+        <w:tc>
+          <w:tcPr>
+            <w:tcW w:w="690" w:type="dxa"/>
+          </w:tcPr>
+          <w:p>
+            <w:r>
+              <w:rPr>
+                <w:rFonts w:ascii="Calibri" w:eastAsia="Calibri" w:hAnsi="Calibri" w:cs="Calibri"/>
+                <w:sz w:val="22"/>
+                <w:szCs w:val="22"/>
+                <w:lang w:val="en-US"/>
+              </w:rPr>
+              <w:t>10</w:t>
+            </w:r>
+          </w:p>
+        </w:tc>
+        <w:tc>
+          <w:tcPr>
+            <w:tcW w:w="3456" w:type="dxa"/>
+          </w:tcPr>
+          <w:p>
+            <w:proofErr w:type="spellStart"/>
+            <w:r>
+              <w:rPr>
+                <w:rFonts w:ascii="Calibri" w:eastAsia="Calibri" w:hAnsi="Calibri" w:cs="Calibri"/>
+                <w:sz w:val="22"/>
+                <w:szCs w:val="22"/>
+              </w:rPr>
+              <w:t>Backend</w:t>
+            </w:r>
+            <w:proofErr w:type="spellEnd"/>
+            <w:r>
+              <w:rPr>
+                <w:rFonts w:ascii="Calibri" w:eastAsia="Calibri" w:hAnsi="Calibri" w:cs="Calibri"/>
+                <w:sz w:val="22"/>
+                <w:szCs w:val="22"/>
+              </w:rPr>
+              <w:t xml:space="preserve"> — moduł raportów i statystyk dla zarządu</w:t>
+            </w:r>
+          </w:p>
+        </w:tc>
+        <w:tc>
+          <w:tcPr>
+            <w:tcW w:w="1245" w:type="dxa"/>
+          </w:tcPr>
+          <w:p>
+            <w:r>
+              <w:rPr>
+                <w:rFonts w:ascii="Calibri" w:eastAsia="Calibri" w:hAnsi="Calibri" w:cs="Calibri"/>
+                <w:sz w:val="22"/>
+                <w:szCs w:val="22"/>
+                <w:lang w:val="en-US"/>
+              </w:rPr>
+              <w:t>2</w:t>
+            </w:r>
+          </w:p>
+        </w:tc>
+        <w:tc>
+          <w:tcPr>
+            <w:tcW w:w="1500" w:type="dxa"/>
+          </w:tcPr>
+          <w:p>
+            <w:proofErr w:type="spellStart"/>
+            <w:r>
+              <w:rPr>
+                <w:rFonts w:ascii="Calibri" w:eastAsia="Calibri" w:hAnsi="Calibri" w:cs="Calibri"/>
+                <w:sz w:val="22"/>
+                <w:szCs w:val="22"/>
+                <w:lang w:val="en-US"/>
+              </w:rPr>
+              <w:t>Etap</w:t>
+            </w:r>
+            <w:proofErr w:type="spellEnd"/>
+            <w:r>
+              <w:rPr>
+                <w:rFonts w:ascii="Calibri" w:eastAsia="Calibri" w:hAnsi="Calibri" w:cs="Calibri"/>
+                <w:sz w:val="22"/>
+                <w:szCs w:val="22"/>
+                <w:lang w:val="en-US"/>
+              </w:rPr>
+              <w:t xml:space="preserve"> 5, 6</w:t>
+            </w:r>
+          </w:p>
+        </w:tc>
+        <w:tc>
+          <w:tcPr>
+            <w:tcW w:w="2181" w:type="dxa"/>
+          </w:tcPr>
+          <w:p>
+            <w:proofErr w:type="spellStart"/>
+            <w:r>
+              <w:rPr>
+                <w:rFonts w:ascii="Calibri" w:eastAsia="Calibri" w:hAnsi="Calibri" w:cs="Calibri"/>
+                <w:sz w:val="22"/>
+                <w:szCs w:val="22"/>
+                <w:lang w:val="en-US"/>
+              </w:rPr>
+              <w:t>Programista</w:t>
+            </w:r>
+            <w:proofErr w:type="spellEnd"/>
+            <w:r>
+              <w:rPr>
+                <w:rFonts w:ascii="Calibri" w:eastAsia="Calibri" w:hAnsi="Calibri" w:cs="Calibri"/>
+                <w:sz w:val="22"/>
+                <w:szCs w:val="22"/>
+                <w:lang w:val="en-US"/>
+              </w:rPr>
+              <w:t xml:space="preserve"> backend, </w:t>
+            </w:r>
+            <w:proofErr w:type="spellStart"/>
+            <w:r>
+              <w:rPr>
+                <w:rFonts w:ascii="Calibri" w:eastAsia="Calibri" w:hAnsi="Calibri" w:cs="Calibri"/>
+                <w:sz w:val="22"/>
+                <w:szCs w:val="22"/>
+                <w:lang w:val="en-US"/>
+              </w:rPr>
+              <w:t>analityk</w:t>
+            </w:r>
+            <w:proofErr w:type="spellEnd"/>
+          </w:p>
+        </w:tc>
+      </w:tr>
+      <w:tr>
+        <w:trPr>
+          <w:trHeight w:val="300"/>
+        </w:trPr>
+        <w:tc>
+          <w:tcPr>
+            <w:tcW w:w="690" w:type="dxa"/>
+          </w:tcPr>
+          <w:p>
+            <w:r>
+              <w:rPr>
+                <w:rFonts w:ascii="Calibri" w:eastAsia="Calibri" w:hAnsi="Calibri" w:cs="Calibri"/>
+                <w:color w:val="000000" w:themeColor="text1"/>
+                <w:sz w:val="22"/>
+                <w:szCs w:val="22"/>
+                <w:lang w:val="en-US"/>
+              </w:rPr>
+              <w:t>11</w:t>
+            </w:r>
+          </w:p>
+        </w:tc>
+        <w:tc>
+          <w:tcPr>
+            <w:tcW w:w="3456" w:type="dxa"/>
+          </w:tcPr>
+          <w:p>
+            <w:r>
+              <w:rPr>
+                <w:rFonts w:ascii="Calibri" w:eastAsia="Calibri" w:hAnsi="Calibri" w:cs="Calibri"/>
+                <w:color w:val="000000" w:themeColor="text1"/>
+                <w:sz w:val="22"/>
+                <w:szCs w:val="22"/>
+              </w:rPr>
+              <w:t>Portal webowy (</w:t>
+            </w:r>
+            <w:proofErr w:type="spellStart"/>
+            <w:r>
+              <w:rPr>
+                <w:rFonts w:ascii="Calibri" w:eastAsia="Calibri" w:hAnsi="Calibri" w:cs="Calibri"/>
+                <w:color w:val="000000" w:themeColor="text1"/>
+                <w:sz w:val="22"/>
+                <w:szCs w:val="22"/>
+              </w:rPr>
+              <w:t>React</w:t>
+            </w:r>
+            <w:proofErr w:type="spellEnd"/>
+            <w:r>
+              <w:rPr>
+                <w:rFonts w:ascii="Calibri" w:eastAsia="Calibri" w:hAnsi="Calibri" w:cs="Calibri"/>
+                <w:color w:val="000000" w:themeColor="text1"/>
+                <w:sz w:val="22"/>
+                <w:szCs w:val="22"/>
+              </w:rPr>
+              <w:t>): logowanie, panele opiekuna/trenera/zarządu, płatności</w:t>
+            </w:r>
+          </w:p>
+        </w:tc>
+        <w:tc>
+          <w:tcPr>
+            <w:tcW w:w="1245" w:type="dxa"/>
+          </w:tcPr>
+          <w:p>
+            <w:r>
+              <w:rPr>
+                <w:rFonts w:ascii="Calibri" w:eastAsia="Calibri" w:hAnsi="Calibri" w:cs="Calibri"/>
+                <w:color w:val="000000" w:themeColor="text1"/>
+                <w:sz w:val="22"/>
+                <w:szCs w:val="22"/>
+                <w:lang w:val="en-US"/>
+              </w:rPr>
+              <w:t>4</w:t>
+            </w:r>
+          </w:p>
+        </w:tc>
+        <w:tc>
+          <w:tcPr>
+            <w:tcW w:w="1500" w:type="dxa"/>
+          </w:tcPr>
+          <w:p>
+            <w:proofErr w:type="spellStart"/>
+            <w:r>
+              <w:rPr>
+                <w:rFonts w:ascii="Calibri" w:eastAsia="Calibri" w:hAnsi="Calibri" w:cs="Calibri"/>
+                <w:color w:val="000000" w:themeColor="text1"/>
+                <w:sz w:val="22"/>
+                <w:szCs w:val="22"/>
+                <w:lang w:val="en-US"/>
+              </w:rPr>
+              <w:t>Etap</w:t>
+            </w:r>
+            <w:proofErr w:type="spellEnd"/>
+            <w:r>
+              <w:rPr>
+                <w:rFonts w:ascii="Calibri" w:eastAsia="Calibri" w:hAnsi="Calibri" w:cs="Calibri"/>
+                <w:color w:val="000000" w:themeColor="text1"/>
+                <w:sz w:val="22"/>
+                <w:szCs w:val="22"/>
+                <w:lang w:val="en-US"/>
+              </w:rPr>
+              <w:t xml:space="preserve"> 3, 7</w:t>
+            </w:r>
+          </w:p>
+        </w:tc>
+        <w:tc>
+          <w:tcPr>
+            <w:tcW w:w="2181" w:type="dxa"/>
+          </w:tcPr>
+          <w:p>
+            <w:proofErr w:type="spellStart"/>
+            <w:r>
+              <w:rPr>
+                <w:rFonts w:ascii="Calibri" w:eastAsia="Calibri" w:hAnsi="Calibri" w:cs="Calibri"/>
+                <w:color w:val="000000" w:themeColor="text1"/>
+                <w:sz w:val="22"/>
+                <w:szCs w:val="22"/>
+                <w:lang w:val="en-US"/>
+              </w:rPr>
+              <w:t>Programista</w:t>
+            </w:r>
+            <w:proofErr w:type="spellEnd"/>
+            <w:r>
+              <w:rPr>
+                <w:rFonts w:ascii="Calibri" w:eastAsia="Calibri" w:hAnsi="Calibri" w:cs="Calibri"/>
+                <w:color w:val="000000" w:themeColor="text1"/>
+                <w:sz w:val="22"/>
+                <w:szCs w:val="22"/>
+                <w:lang w:val="en-US"/>
+              </w:rPr>
+              <w:t xml:space="preserve"> frontend, </w:t>
+            </w:r>
+            <w:proofErr w:type="spellStart"/>
+            <w:r>
+              <w:rPr>
+                <w:rFonts w:ascii="Calibri" w:eastAsia="Calibri" w:hAnsi="Calibri" w:cs="Calibri"/>
+                <w:color w:val="000000" w:themeColor="text1"/>
+                <w:sz w:val="22"/>
+                <w:szCs w:val="22"/>
+                <w:lang w:val="en-US"/>
+              </w:rPr>
+              <w:t>programista</w:t>
+            </w:r>
+            <w:proofErr w:type="spellEnd"/>
+            <w:r>
+              <w:rPr>
+                <w:rFonts w:ascii="Calibri" w:eastAsia="Calibri" w:hAnsi="Calibri" w:cs="Calibri"/>
+                <w:color w:val="000000" w:themeColor="text1"/>
+                <w:sz w:val="22"/>
+                <w:szCs w:val="22"/>
+                <w:lang w:val="en-US"/>
+              </w:rPr>
+              <w:t xml:space="preserve"> backend, </w:t>
+            </w:r>
+            <w:proofErr w:type="spellStart"/>
+            <w:r>
+              <w:rPr>
+                <w:rFonts w:ascii="Calibri" w:eastAsia="Calibri" w:hAnsi="Calibri" w:cs="Calibri"/>
+                <w:color w:val="000000" w:themeColor="text1"/>
+                <w:sz w:val="22"/>
+                <w:szCs w:val="22"/>
+                <w:lang w:val="en-US"/>
+              </w:rPr>
+              <w:t>projektant</w:t>
+            </w:r>
+            <w:proofErr w:type="spellEnd"/>
+            <w:r>
+              <w:rPr>
+                <w:rFonts w:ascii="Calibri" w:eastAsia="Calibri" w:hAnsi="Calibri" w:cs="Calibri"/>
+                <w:color w:val="000000" w:themeColor="text1"/>
+                <w:sz w:val="22"/>
+                <w:szCs w:val="22"/>
+                <w:lang w:val="en-US"/>
+              </w:rPr>
+              <w:t xml:space="preserve"> UI/UX</w:t>
+            </w:r>
+          </w:p>
+        </w:tc>
+      </w:tr>
+      <w:tr>
+        <w:trPr>
+          <w:trHeight w:val="300"/>
+        </w:trPr>
+        <w:tc>
+          <w:tcPr>
+            <w:tcW w:w="690" w:type="dxa"/>
+          </w:tcPr>
+          <w:p>
+            <w:r>
+              <w:rPr>
+                <w:rFonts w:ascii="Calibri" w:eastAsia="Calibri" w:hAnsi="Calibri" w:cs="Calibri"/>
+                <w:sz w:val="22"/>
+                <w:szCs w:val="22"/>
+                <w:lang w:val="en-US"/>
+              </w:rPr>
+              <w:t>12</w:t>
+            </w:r>
+          </w:p>
+        </w:tc>
+        <w:tc>
+          <w:tcPr>
+            <w:tcW w:w="3456" w:type="dxa"/>
+          </w:tcPr>
+          <w:p>
+            <w:r>
+              <w:rPr>
+                <w:rFonts w:ascii="Calibri" w:eastAsia="Calibri" w:hAnsi="Calibri" w:cs="Calibri"/>
+                <w:sz w:val="22"/>
+                <w:szCs w:val="22"/>
+              </w:rPr>
+              <w:t>Aplikacja mobilna (</w:t>
+            </w:r>
+            <w:proofErr w:type="spellStart"/>
+            <w:r>
+              <w:rPr>
+                <w:rFonts w:ascii="Calibri" w:eastAsia="Calibri" w:hAnsi="Calibri" w:cs="Calibri"/>
+                <w:sz w:val="22"/>
+                <w:szCs w:val="22"/>
+              </w:rPr>
+              <w:t>Flutter</w:t>
+            </w:r>
+            <w:proofErr w:type="spellEnd"/>
+            <w:r>
+              <w:rPr>
+                <w:rFonts w:ascii="Calibri" w:eastAsia="Calibri" w:hAnsi="Calibri" w:cs="Calibri"/>
+                <w:sz w:val="22"/>
+                <w:szCs w:val="22"/>
+              </w:rPr>
+              <w:t xml:space="preserve">): frekwencja, powołania, powiadomienia </w:t>
+            </w:r>
+            <w:proofErr w:type="spellStart"/>
+            <w:r>
+              <w:rPr>
+                <w:rFonts w:ascii="Calibri" w:eastAsia="Calibri" w:hAnsi="Calibri" w:cs="Calibri"/>
+                <w:sz w:val="22"/>
+                <w:szCs w:val="22"/>
+              </w:rPr>
+              <w:t>push</w:t>
+            </w:r>
+            <w:proofErr w:type="spellEnd"/>
+          </w:p>
+        </w:tc>
+        <w:tc>
+          <w:tcPr>
+            <w:tcW w:w="1245" w:type="dxa"/>
+          </w:tcPr>
+          <w:p>
+            <w:r>
+              <w:rPr>
+                <w:rFonts w:ascii="Calibri" w:eastAsia="Calibri" w:hAnsi="Calibri" w:cs="Calibri"/>
+                <w:sz w:val="22"/>
+                <w:szCs w:val="22"/>
+                <w:lang w:val="en-US"/>
+              </w:rPr>
+              <w:t>4</w:t>
+            </w:r>
+          </w:p>
+        </w:tc>
+        <w:tc>
+          <w:tcPr>
+            <w:tcW w:w="1500" w:type="dxa"/>
+          </w:tcPr>
+          <w:p>
+            <w:proofErr w:type="spellStart"/>
+            <w:r>
+              <w:rPr>
+                <w:rFonts w:ascii="Calibri" w:eastAsia="Calibri" w:hAnsi="Calibri" w:cs="Calibri"/>
+                <w:sz w:val="22"/>
+                <w:szCs w:val="22"/>
+                <w:lang w:val="en-US"/>
+              </w:rPr>
+              <w:t>Etap</w:t>
+            </w:r>
+            <w:proofErr w:type="spellEnd"/>
+            <w:r>
+              <w:rPr>
+                <w:rFonts w:ascii="Calibri" w:eastAsia="Calibri" w:hAnsi="Calibri" w:cs="Calibri"/>
+                <w:sz w:val="22"/>
+                <w:szCs w:val="22"/>
+                <w:lang w:val="en-US"/>
+              </w:rPr>
+              <w:t xml:space="preserve"> 5, 6, 8</w:t>
+            </w:r>
+          </w:p>
+        </w:tc>
+        <w:tc>
+          <w:tcPr>
+            <w:tcW w:w="2181" w:type="dxa"/>
+          </w:tcPr>
+          <w:p>
+            <w:proofErr w:type="spellStart"/>
+            <w:r>
+              <w:rPr>
+                <w:rFonts w:ascii="Calibri" w:eastAsia="Calibri" w:hAnsi="Calibri" w:cs="Calibri"/>
+                <w:sz w:val="22"/>
+                <w:szCs w:val="22"/>
+                <w:lang w:val="en-US"/>
+              </w:rPr>
+              <w:t>Programista</w:t>
+            </w:r>
+            <w:proofErr w:type="spellEnd"/>
+            <w:r>
+              <w:rPr>
+                <w:rFonts w:ascii="Calibri" w:eastAsia="Calibri" w:hAnsi="Calibri" w:cs="Calibri"/>
+                <w:sz w:val="22"/>
+                <w:szCs w:val="22"/>
+                <w:lang w:val="en-US"/>
+              </w:rPr>
+              <w:t xml:space="preserve"> mobile, </w:t>
+            </w:r>
+            <w:proofErr w:type="spellStart"/>
+            <w:r>
+              <w:rPr>
+                <w:rFonts w:ascii="Calibri" w:eastAsia="Calibri" w:hAnsi="Calibri" w:cs="Calibri"/>
+                <w:sz w:val="22"/>
+                <w:szCs w:val="22"/>
+                <w:lang w:val="en-US"/>
+              </w:rPr>
+              <w:t>programista</w:t>
+            </w:r>
+            <w:proofErr w:type="spellEnd"/>
+            <w:r>
+              <w:rPr>
+                <w:rFonts w:ascii="Calibri" w:eastAsia="Calibri" w:hAnsi="Calibri" w:cs="Calibri"/>
+                <w:sz w:val="22"/>
+                <w:szCs w:val="22"/>
+                <w:lang w:val="en-US"/>
+              </w:rPr>
+              <w:t xml:space="preserve"> backend</w:t>
+            </w:r>
+          </w:p>
+        </w:tc>
+      </w:tr>
+      <w:tr>
+        <w:trPr>
+          <w:trHeight w:val="300"/>
+        </w:trPr>
+        <w:tc>
+          <w:tcPr>
+            <w:tcW w:w="690" w:type="dxa"/>
+          </w:tcPr>
+          <w:p>
+            <w:r>
+              <w:rPr>
+                <w:rFonts w:ascii="Calibri" w:eastAsia="Calibri" w:hAnsi="Calibri" w:cs="Calibri"/>
+                <w:color w:val="000000" w:themeColor="text1"/>
+                <w:sz w:val="22"/>
+                <w:szCs w:val="22"/>
+                <w:lang w:val="en-US"/>
+              </w:rPr>
+              <w:t>13</w:t>
+            </w:r>
+          </w:p>
+        </w:tc>
+        <w:tc>
+          <w:tcPr>
+            <w:tcW w:w="3456" w:type="dxa"/>
+          </w:tcPr>
+          <w:p>
+            <w:r>
+              <w:rPr>
+                <w:rFonts w:ascii="Calibri" w:eastAsia="Calibri" w:hAnsi="Calibri" w:cs="Calibri"/>
+                <w:color w:val="000000" w:themeColor="text1"/>
+                <w:sz w:val="22"/>
+                <w:szCs w:val="22"/>
+              </w:rPr>
+              <w:t>Testy integracyjne API + klientów (web i mobile), poprawki błędów</w:t>
+            </w:r>
+          </w:p>
+        </w:tc>
+        <w:tc>
+          <w:tcPr>
+            <w:tcW w:w="1245" w:type="dxa"/>
+          </w:tcPr>
+          <w:p>
+            <w:r>
+              <w:rPr>
+                <w:rFonts w:ascii="Calibri" w:eastAsia="Calibri" w:hAnsi="Calibri" w:cs="Calibri"/>
+                <w:color w:val="000000" w:themeColor="text1"/>
+                <w:sz w:val="22"/>
+                <w:szCs w:val="22"/>
+                <w:lang w:val="en-US"/>
+              </w:rPr>
+              <w:t>4</w:t>
+            </w:r>
+          </w:p>
+        </w:tc>
+        <w:tc>
+          <w:tcPr>
+            <w:tcW w:w="1500" w:type="dxa"/>
+          </w:tcPr>
+          <w:p>
+            <w:proofErr w:type="spellStart"/>
+            <w:r>
+              <w:rPr>
+                <w:rFonts w:ascii="Calibri" w:eastAsia="Calibri" w:hAnsi="Calibri" w:cs="Calibri"/>
+                <w:color w:val="000000" w:themeColor="text1"/>
+                <w:sz w:val="22"/>
+                <w:szCs w:val="22"/>
+                <w:lang w:val="en-US"/>
+              </w:rPr>
+              <w:t>Etapy</w:t>
+            </w:r>
+            <w:proofErr w:type="spellEnd"/>
+            <w:r>
+              <w:rPr>
+                <w:rFonts w:ascii="Calibri" w:eastAsia="Calibri" w:hAnsi="Calibri" w:cs="Calibri"/>
+                <w:color w:val="000000" w:themeColor="text1"/>
+                <w:sz w:val="22"/>
+                <w:szCs w:val="22"/>
+                <w:lang w:val="en-US"/>
+              </w:rPr>
+              <w:t xml:space="preserve"> 11 </w:t>
+            </w:r>
+            <w:proofErr w:type="spellStart"/>
+            <w:r>
+              <w:rPr>
+                <w:rFonts w:ascii="Calibri" w:eastAsia="Calibri" w:hAnsi="Calibri" w:cs="Calibri"/>
+                <w:color w:val="000000" w:themeColor="text1"/>
+                <w:sz w:val="22"/>
+                <w:szCs w:val="22"/>
+                <w:lang w:val="en-US"/>
+              </w:rPr>
+              <w:t>i</w:t>
+            </w:r>
+            <w:proofErr w:type="spellEnd"/>
+            <w:r>
+              <w:rPr>
+                <w:rFonts w:ascii="Calibri" w:eastAsia="Calibri" w:hAnsi="Calibri" w:cs="Calibri"/>
+                <w:color w:val="000000" w:themeColor="text1"/>
+                <w:sz w:val="22"/>
+                <w:szCs w:val="22"/>
+                <w:lang w:val="en-US"/>
+              </w:rPr>
+              <w:t xml:space="preserve"> 12</w:t>
+            </w:r>
+          </w:p>
+        </w:tc>
+        <w:tc>
+          <w:tcPr>
+            <w:tcW w:w="2181" w:type="dxa"/>
+          </w:tcPr>
+          <w:p>
+            <w:pPr>
+              <w:rPr>
+                <w:lang w:val="en-GB"/>
+              </w:rPr>
+            </w:pPr>
+            <w:r>
+              <w:rPr>
+                <w:lang w:val="en-GB"/>
+              </w:rPr>
+              <w:t xml:space="preserve">Tester, </w:t>
+            </w:r>
+            <w:proofErr w:type="spellStart"/>
+            <w:r>
+              <w:rPr>
+                <w:lang w:val="en-GB"/>
+              </w:rPr>
+              <w:t>programista</w:t>
+            </w:r>
+            <w:proofErr w:type="spellEnd"/>
+            <w:r>
+              <w:rPr>
+                <w:lang w:val="en-GB"/>
+              </w:rPr>
+              <w:t xml:space="preserve"> backend, </w:t>
+            </w:r>
+            <w:proofErr w:type="spellStart"/>
+            <w:r>
+              <w:rPr>
+                <w:lang w:val="en-GB"/>
+              </w:rPr>
+              <w:t>programista</w:t>
+            </w:r>
+            <w:proofErr w:type="spellEnd"/>
+            <w:r>
+              <w:rPr>
+                <w:lang w:val="en-GB"/>
+              </w:rPr>
+              <w:t xml:space="preserve"> frontend/mobile</w:t>
+            </w:r>
+          </w:p>
+        </w:tc>
+      </w:tr>
+      <w:tr>
+        <w:trPr>
+          <w:trHeight w:val="300"/>
+        </w:trPr>
+        <w:tc>
+          <w:tcPr>
+            <w:tcW w:w="690" w:type="dxa"/>
+          </w:tcPr>
+          <w:p>
+            <w:r>
+              <w:rPr>
+                <w:rFonts w:ascii="Calibri" w:eastAsia="Calibri" w:hAnsi="Calibri" w:cs="Calibri"/>
+                <w:sz w:val="22"/>
+                <w:szCs w:val="22"/>
+                <w:lang w:val="en-US"/>
+              </w:rPr>
+              <w:t>14</w:t>
+            </w:r>
+          </w:p>
+        </w:tc>
+        <w:tc>
+          <w:tcPr>
+            <w:tcW w:w="3456" w:type="dxa"/>
+          </w:tcPr>
+          <w:p>
+            <w:r>
+              <w:rPr>
+                <w:rFonts w:ascii="Calibri" w:eastAsia="Calibri" w:hAnsi="Calibri" w:cs="Calibri"/>
+                <w:sz w:val="22"/>
+                <w:szCs w:val="22"/>
+              </w:rPr>
+              <w:t>Wdrożenie produkcyjne (Docker, konfiguracja serwerów, backup, monitoring)</w:t>
+            </w:r>
+          </w:p>
+        </w:tc>
+        <w:tc>
+          <w:tcPr>
+            <w:tcW w:w="1245" w:type="dxa"/>
+          </w:tcPr>
+          <w:p>
+            <w:r>
+              <w:rPr>
+                <w:rFonts w:ascii="Calibri" w:eastAsia="Calibri" w:hAnsi="Calibri" w:cs="Calibri"/>
+                <w:sz w:val="22"/>
+                <w:szCs w:val="22"/>
+                <w:lang w:val="en-US"/>
+              </w:rPr>
+              <w:t>3</w:t>
+            </w:r>
+          </w:p>
+        </w:tc>
+        <w:tc>
+          <w:tcPr>
+            <w:tcW w:w="1500" w:type="dxa"/>
+          </w:tcPr>
+          <w:p>
+            <w:proofErr w:type="spellStart"/>
+            <w:r>
+              <w:rPr>
+                <w:rFonts w:ascii="Calibri" w:eastAsia="Calibri" w:hAnsi="Calibri" w:cs="Calibri"/>
+                <w:sz w:val="22"/>
+                <w:szCs w:val="22"/>
+                <w:lang w:val="en-US"/>
+              </w:rPr>
+              <w:t>Etap</w:t>
+            </w:r>
+            <w:proofErr w:type="spellEnd"/>
+            <w:r>
+              <w:rPr>
+                <w:rFonts w:ascii="Calibri" w:eastAsia="Calibri" w:hAnsi="Calibri" w:cs="Calibri"/>
+                <w:sz w:val="22"/>
+                <w:szCs w:val="22"/>
+                <w:lang w:val="en-US"/>
+              </w:rPr>
+              <w:t xml:space="preserve"> 13</w:t>
+            </w:r>
+          </w:p>
+        </w:tc>
+        <w:tc>
+          <w:tcPr>
+            <w:tcW w:w="2181" w:type="dxa"/>
+          </w:tcPr>
+          <w:p>
+            <w:r>
+              <w:rPr>
+                <w:rFonts w:ascii="Calibri" w:eastAsia="Calibri" w:hAnsi="Calibri" w:cs="Calibri"/>
+                <w:sz w:val="22"/>
+                <w:szCs w:val="22"/>
+                <w:lang w:val="en-US"/>
+              </w:rPr>
+              <w:t xml:space="preserve">DevOps, </w:t>
+            </w:r>
+            <w:proofErr w:type="spellStart"/>
+            <w:r>
+              <w:rPr>
+                <w:rFonts w:ascii="Calibri" w:eastAsia="Calibri" w:hAnsi="Calibri" w:cs="Calibri"/>
+                <w:sz w:val="22"/>
+                <w:szCs w:val="22"/>
+                <w:lang w:val="en-US"/>
+              </w:rPr>
+              <w:t>programista</w:t>
+            </w:r>
+            <w:proofErr w:type="spellEnd"/>
+            <w:r>
+              <w:rPr>
+                <w:rFonts w:ascii="Calibri" w:eastAsia="Calibri" w:hAnsi="Calibri" w:cs="Calibri"/>
+                <w:sz w:val="22"/>
+                <w:szCs w:val="22"/>
+                <w:lang w:val="en-US"/>
+              </w:rPr>
+              <w:t xml:space="preserve"> backend</w:t>
+            </w:r>
+          </w:p>
+        </w:tc>
+      </w:tr>
+      <w:tr>
+        <w:trPr>
+          <w:trHeight w:val="300"/>
+        </w:trPr>
+        <w:tc>
+          <w:tcPr>
+            <w:tcW w:w="690" w:type="dxa"/>
+          </w:tcPr>
+          <w:p>
+            <w:r>
+              <w:rPr>
+                <w:rFonts w:ascii="Calibri" w:eastAsia="Calibri" w:hAnsi="Calibri" w:cs="Calibri"/>
+                <w:color w:val="000000" w:themeColor="text1"/>
+                <w:sz w:val="22"/>
+                <w:szCs w:val="22"/>
+                <w:lang w:val="en-US"/>
+              </w:rPr>
+              <w:t>15</w:t>
+            </w:r>
+          </w:p>
+        </w:tc>
+        <w:tc>
+          <w:tcPr>
+            <w:tcW w:w="3456" w:type="dxa"/>
+          </w:tcPr>
+          <w:p>
+            <w:r>
+              <w:rPr>
+                <w:rFonts w:ascii="Calibri" w:eastAsia="Calibri" w:hAnsi="Calibri" w:cs="Calibri"/>
+                <w:color w:val="000000" w:themeColor="text1"/>
+                <w:sz w:val="22"/>
+                <w:szCs w:val="22"/>
+              </w:rPr>
+              <w:t>Szkolenie użytkowników (zarząd, trenerzy), dokumentacja użytkowa, okres stabilizacji</w:t>
+            </w:r>
+          </w:p>
+        </w:tc>
+        <w:tc>
+          <w:tcPr>
+            <w:tcW w:w="1245" w:type="dxa"/>
+          </w:tcPr>
+          <w:p>
+            <w:r>
+              <w:t>5</w:t>
+            </w:r>
+          </w:p>
+        </w:tc>
+        <w:tc>
+          <w:tcPr>
+            <w:tcW w:w="1500" w:type="dxa"/>
+          </w:tcPr>
+          <w:p>
+            <w:proofErr w:type="spellStart"/>
+            <w:r>
+              <w:rPr>
+                <w:rFonts w:ascii="Calibri" w:eastAsia="Calibri" w:hAnsi="Calibri" w:cs="Calibri"/>
+                <w:color w:val="000000" w:themeColor="text1"/>
+                <w:sz w:val="22"/>
+                <w:szCs w:val="22"/>
+                <w:lang w:val="en-US"/>
+              </w:rPr>
+              <w:t>Etap</w:t>
+            </w:r>
+            <w:proofErr w:type="spellEnd"/>
+            <w:r>
+              <w:rPr>
+                <w:rFonts w:ascii="Calibri" w:eastAsia="Calibri" w:hAnsi="Calibri" w:cs="Calibri"/>
+                <w:color w:val="000000" w:themeColor="text1"/>
+                <w:sz w:val="22"/>
+                <w:szCs w:val="22"/>
+                <w:lang w:val="en-US"/>
+              </w:rPr>
+              <w:t xml:space="preserve"> 14</w:t>
+            </w:r>
+          </w:p>
+        </w:tc>
+        <w:tc>
+          <w:tcPr>
+            <w:tcW w:w="2181" w:type="dxa"/>
+          </w:tcPr>
+          <w:p>
+            <w:r>
+              <w:rPr>
+                <w:rFonts w:ascii="Calibri" w:eastAsia="Calibri" w:hAnsi="Calibri" w:cs="Calibri"/>
+                <w:color w:val="000000" w:themeColor="text1"/>
+                <w:sz w:val="22"/>
+                <w:szCs w:val="22"/>
+              </w:rPr>
+              <w:t>Analityk, kierownik projektu, konsultant merytoryczny, tester</w:t>
+            </w:r>
+          </w:p>
+        </w:tc>
+      </w:tr>
+    </w:tbl>
+    <w:p/>
+    <w:p>
+      <w:r>
+        <w:br w:type="page"/>
+      </w:r>
+    </w:p>
+    <w:p>
+      <w:pPr>
+        <w:pStyle w:val="Heading1"/>
+      </w:pPr>
+      <w:r>
+        <w:t>9</w:t>
+      </w:r>
+      <w:r>
+        <w:t>.</w:t>
+      </w:r>
+      <w:r>
+        <w:t xml:space="preserve"> </w:t>
+      </w:r>
+      <w:r>
+        <w:t>Ana</w:t>
+      </w:r>
+      <w:r>
+        <w:t xml:space="preserve">liza </w:t>
+      </w:r>
+      <w:r>
+        <w:t>ryz</w:t>
+      </w:r>
+      <w:r>
+        <w:t>yka pro</w:t>
+      </w:r>
+      <w:r>
+        <w:t>jektu</w:t>
+      </w:r>
+    </w:p>
+    <w:p/>
+    <w:tbl>
+      <w:tblPr>
+        <w:tblW w:w="10774" w:type="dxa"/>
+        <w:tblInd w:w="-714" w:type="dxa"/>
+        <w:tblLook w:val="04A0" w:firstRow="1" w:lastRow="0" w:firstColumn="1" w:lastColumn="0" w:noHBand="0" w:noVBand="1"/>
+      </w:tblPr>
+      <w:tblGrid>
+        <w:gridCol w:w="595"/>
+        <w:gridCol w:w="2325"/>
+        <w:gridCol w:w="1620"/>
+        <w:gridCol w:w="1560"/>
+        <w:gridCol w:w="2815"/>
+        <w:gridCol w:w="1859"/>
+      </w:tblGrid>
+      <w:tr>
+        <w:tc>
+          <w:tcPr>
+            <w:tcW w:w="2920" w:type="dxa"/>
+            <w:gridSpan w:val="2"/>
+            <w:tcBorders>
+              <w:top w:val="single" w:sz="4" w:space="0" w:color="auto"/>
+              <w:left w:val="single" w:sz="4" w:space="0" w:color="auto"/>
+              <w:bottom w:val="single" w:sz="4" w:space="0" w:color="auto"/>
+              <w:right w:val="single" w:sz="4" w:space="0" w:color="auto"/>
+            </w:tcBorders>
+          </w:tcPr>
+          <w:p>
+            <w:r>
+              <w:t>Ryzyko</w:t>
+            </w:r>
+          </w:p>
+        </w:tc>
+        <w:tc>
+          <w:tcPr>
+            <w:tcW w:w="1620" w:type="dxa"/>
+            <w:tcBorders>
+              <w:top w:val="single" w:sz="4" w:space="0" w:color="auto"/>
+              <w:left w:val="single" w:sz="4" w:space="0" w:color="auto"/>
+              <w:bottom w:val="single" w:sz="4" w:space="0" w:color="auto"/>
+              <w:right w:val="single" w:sz="4" w:space="0" w:color="auto"/>
+            </w:tcBorders>
+          </w:tcPr>
+          <w:p>
+            <w:r>
+              <w:t>Szansa wystąpienia</w:t>
+            </w:r>
+          </w:p>
+        </w:tc>
+        <w:tc>
+          <w:tcPr>
+            <w:tcW w:w="1560" w:type="dxa"/>
+            <w:tcBorders>
+              <w:top w:val="single" w:sz="4" w:space="0" w:color="auto"/>
+              <w:left w:val="single" w:sz="4" w:space="0" w:color="auto"/>
+              <w:bottom w:val="single" w:sz="4" w:space="0" w:color="auto"/>
+              <w:right w:val="single" w:sz="4" w:space="0" w:color="auto"/>
+            </w:tcBorders>
+          </w:tcPr>
+          <w:p>
+            <w:r>
+              <w:t>Stopień szkodliwości</w:t>
+            </w:r>
+          </w:p>
+        </w:tc>
+        <w:tc>
+          <w:tcPr>
+            <w:tcW w:w="2815" w:type="dxa"/>
+            <w:tcBorders>
+              <w:top w:val="single" w:sz="4" w:space="0" w:color="auto"/>
+              <w:left w:val="single" w:sz="4" w:space="0" w:color="auto"/>
+              <w:bottom w:val="single" w:sz="4" w:space="0" w:color="auto"/>
+              <w:right w:val="single" w:sz="4" w:space="0" w:color="auto"/>
+            </w:tcBorders>
+          </w:tcPr>
+          <w:p>
+            <w:r>
+              <w:t>Metody zapobiegania</w:t>
+            </w:r>
+          </w:p>
+        </w:tc>
+        <w:tc>
+          <w:tcPr>
+            <w:tcW w:w="1859" w:type="dxa"/>
+            <w:tcBorders>
+              <w:top w:val="single" w:sz="4" w:space="0" w:color="auto"/>
+              <w:left w:val="single" w:sz="4" w:space="0" w:color="auto"/>
+              <w:bottom w:val="single" w:sz="4" w:space="0" w:color="auto"/>
+              <w:right w:val="single" w:sz="4" w:space="0" w:color="auto"/>
+            </w:tcBorders>
+          </w:tcPr>
+          <w:p>
+            <w:r>
+              <w:t>Plan awaryjny</w:t>
+            </w:r>
+          </w:p>
+        </w:tc>
+      </w:tr>
+      <w:tr>
+        <w:tc>
+          <w:tcPr>
+            <w:tcW w:w="2920" w:type="dxa"/>
+            <w:gridSpan w:val="2"/>
+            <w:tcBorders>
+              <w:top w:val="single" w:sz="4" w:space="0" w:color="auto"/>
+              <w:left w:val="single" w:sz="4" w:space="0" w:color="auto"/>
+              <w:bottom w:val="single" w:sz="4" w:space="0" w:color="auto"/>
+              <w:right w:val="single" w:sz="4" w:space="0" w:color="auto"/>
+            </w:tcBorders>
+          </w:tcPr>
+          <w:p>
+            <w:r>
+              <w:t>Odmowa rodzi</w:t>
+            </w:r>
+            <w:r>
+              <w:t>ców do podania danych osobowych</w:t>
+            </w:r>
+          </w:p>
+        </w:tc>
+        <w:tc>
+          <w:tcPr>
+            <w:tcW w:w="1620" w:type="dxa"/>
+            <w:tcBorders>
+              <w:top w:val="single" w:sz="4" w:space="0" w:color="auto"/>
+              <w:left w:val="single" w:sz="4" w:space="0" w:color="auto"/>
+              <w:bottom w:val="single" w:sz="4" w:space="0" w:color="auto"/>
+              <w:right w:val="single" w:sz="4" w:space="0" w:color="auto"/>
+            </w:tcBorders>
+          </w:tcPr>
+          <w:p>
+            <w:r>
+              <w:t>mała</w:t>
+            </w:r>
+          </w:p>
+        </w:tc>
+        <w:tc>
+          <w:tcPr>
+            <w:tcW w:w="1560" w:type="dxa"/>
+            <w:tcBorders>
+              <w:top w:val="single" w:sz="4" w:space="0" w:color="auto"/>
+              <w:left w:val="single" w:sz="4" w:space="0" w:color="auto"/>
+              <w:bottom w:val="single" w:sz="4" w:space="0" w:color="auto"/>
+              <w:right w:val="single" w:sz="4" w:space="0" w:color="auto"/>
+            </w:tcBorders>
+          </w:tcPr>
+          <w:p>
+            <w:r>
+              <w:t>średni</w:t>
+            </w:r>
+          </w:p>
+        </w:tc>
+        <w:tc>
+          <w:tcPr>
+            <w:tcW w:w="2815" w:type="dxa"/>
+            <w:tcBorders>
+              <w:top w:val="single" w:sz="4" w:space="0" w:color="auto"/>
+              <w:left w:val="single" w:sz="4" w:space="0" w:color="auto"/>
+              <w:bottom w:val="single" w:sz="4" w:space="0" w:color="auto"/>
+              <w:right w:val="single" w:sz="4" w:space="0" w:color="auto"/>
+            </w:tcBorders>
+          </w:tcPr>
+          <w:p>
+            <w:r>
+              <w:t>Uświadamianie rodziców</w:t>
+            </w:r>
+          </w:p>
+        </w:tc>
+        <w:tc>
+          <w:tcPr>
+            <w:tcW w:w="1859" w:type="dxa"/>
+            <w:tcBorders>
+              <w:top w:val="single" w:sz="4" w:space="0" w:color="auto"/>
+              <w:left w:val="single" w:sz="4" w:space="0" w:color="auto"/>
+              <w:bottom w:val="single" w:sz="4" w:space="0" w:color="auto"/>
+              <w:right w:val="single" w:sz="4" w:space="0" w:color="auto"/>
+            </w:tcBorders>
+          </w:tcPr>
+          <w:p>
+            <w:r>
+              <w:t xml:space="preserve">Umożliwienie </w:t>
+            </w:r>
+            <w:r>
+              <w:t xml:space="preserve">działania aplikacji bez danych osobowych </w:t>
+            </w:r>
+          </w:p>
+        </w:tc>
+      </w:tr>
+      <w:tr>
+        <w:tc>
+          <w:tcPr>
+            <w:tcW w:w="2920" w:type="dxa"/>
+            <w:gridSpan w:val="2"/>
+            <w:tcBorders>
+              <w:top w:val="single" w:sz="4" w:space="0" w:color="auto"/>
+              <w:left w:val="single" w:sz="4" w:space="0" w:color="auto"/>
+              <w:bottom w:val="single" w:sz="4" w:space="0" w:color="auto"/>
+              <w:right w:val="single" w:sz="4" w:space="0" w:color="auto"/>
+            </w:tcBorders>
+          </w:tcPr>
+          <w:p>
+            <w:r>
+              <w:t>Nie</w:t>
+            </w:r>
+            <w:r>
+              <w:t>stabilność dostępu do Internetu przez trenerów</w:t>
+            </w:r>
+          </w:p>
+        </w:tc>
+        <w:tc>
+          <w:tcPr>
+            <w:tcW w:w="1620" w:type="dxa"/>
+            <w:tcBorders>
+              <w:top w:val="single" w:sz="4" w:space="0" w:color="auto"/>
+              <w:left w:val="single" w:sz="4" w:space="0" w:color="auto"/>
+              <w:bottom w:val="single" w:sz="4" w:space="0" w:color="auto"/>
+              <w:right w:val="single" w:sz="4" w:space="0" w:color="auto"/>
+            </w:tcBorders>
+          </w:tcPr>
+          <w:p>
+            <w:r>
+              <w:t>mała</w:t>
+            </w:r>
+          </w:p>
+        </w:tc>
+        <w:tc>
+          <w:tcPr>
+            <w:tcW w:w="1560" w:type="dxa"/>
+            <w:tcBorders>
+              <w:top w:val="single" w:sz="4" w:space="0" w:color="auto"/>
+              <w:left w:val="single" w:sz="4" w:space="0" w:color="auto"/>
+              <w:bottom w:val="single" w:sz="4" w:space="0" w:color="auto"/>
+              <w:right w:val="single" w:sz="4" w:space="0" w:color="auto"/>
+            </w:tcBorders>
+          </w:tcPr>
+          <w:p>
+            <w:r>
+              <w:t>mała</w:t>
+            </w:r>
+          </w:p>
+        </w:tc>
+        <w:tc>
+          <w:tcPr>
+            <w:tcW w:w="2815" w:type="dxa"/>
+            <w:tcBorders>
+              <w:top w:val="single" w:sz="4" w:space="0" w:color="auto"/>
+              <w:left w:val="single" w:sz="4" w:space="0" w:color="auto"/>
+              <w:bottom w:val="single" w:sz="4" w:space="0" w:color="auto"/>
+              <w:right w:val="single" w:sz="4" w:space="0" w:color="auto"/>
+            </w:tcBorders>
+          </w:tcPr>
+          <w:p>
+            <w:r>
+              <w:t>Zaprojektowanie trybu offline w aplikacji mobilnej(</w:t>
+            </w:r>
+            <w:proofErr w:type="spellStart"/>
+            <w:r>
+              <w:t>local</w:t>
+            </w:r>
+            <w:proofErr w:type="spellEnd"/>
+            <w:r>
+              <w:t xml:space="preserve"> </w:t>
+            </w:r>
+            <w:proofErr w:type="spellStart"/>
+            <w:r>
+              <w:t>storage</w:t>
+            </w:r>
+            <w:proofErr w:type="spellEnd"/>
+            <w:r>
+              <w:t xml:space="preserve">),synchronizacja od razu po uzyskaniu dostępu do </w:t>
+            </w:r>
+            <w:proofErr w:type="spellStart"/>
+            <w:r>
+              <w:t>internetu</w:t>
+            </w:r>
+            <w:proofErr w:type="spellEnd"/>
+            <w:r>
+              <w:t xml:space="preserve">  </w:t>
+            </w:r>
+          </w:p>
+          <w:p/>
+        </w:tc>
+        <w:tc>
+          <w:tcPr>
+            <w:tcW w:w="1859" w:type="dxa"/>
+            <w:tcBorders>
+              <w:top w:val="single" w:sz="4" w:space="0" w:color="auto"/>
+              <w:left w:val="single" w:sz="4" w:space="0" w:color="auto"/>
+              <w:bottom w:val="single" w:sz="4" w:space="0" w:color="auto"/>
+              <w:right w:val="single" w:sz="4" w:space="0" w:color="auto"/>
+            </w:tcBorders>
+          </w:tcPr>
+          <w:p>
+            <w:r>
+              <w:t>Sprawdzenie frekwencji na kartc</w:t>
+            </w:r>
+            <w:r>
+              <w:t>e</w:t>
+            </w:r>
+          </w:p>
+        </w:tc>
+      </w:tr>
+      <w:tr>
+        <w:tc>
+          <w:tcPr>
+            <w:tcW w:w="2920" w:type="dxa"/>
+            <w:gridSpan w:val="2"/>
+            <w:tcBorders>
+              <w:top w:val="single" w:sz="4" w:space="0" w:color="auto"/>
+              <w:left w:val="single" w:sz="4" w:space="0" w:color="auto"/>
+              <w:bottom w:val="single" w:sz="4" w:space="0" w:color="auto"/>
+              <w:right w:val="single" w:sz="4" w:space="0" w:color="auto"/>
+            </w:tcBorders>
+          </w:tcPr>
+          <w:p>
+            <w:r>
+              <w:t>Nieopłacenie składek przez rodziców</w:t>
+            </w:r>
+          </w:p>
+        </w:tc>
+        <w:tc>
+          <w:tcPr>
+            <w:tcW w:w="1620" w:type="dxa"/>
+            <w:tcBorders>
+              <w:top w:val="single" w:sz="4" w:space="0" w:color="auto"/>
+              <w:left w:val="single" w:sz="4" w:space="0" w:color="auto"/>
+              <w:bottom w:val="single" w:sz="4" w:space="0" w:color="auto"/>
+              <w:right w:val="single" w:sz="4" w:space="0" w:color="auto"/>
+            </w:tcBorders>
+          </w:tcPr>
+          <w:p>
+            <w:r>
+              <w:t>mała</w:t>
+            </w:r>
+          </w:p>
+        </w:tc>
+        <w:tc>
+          <w:tcPr>
+            <w:tcW w:w="1560" w:type="dxa"/>
+            <w:tcBorders>
+              <w:top w:val="single" w:sz="4" w:space="0" w:color="auto"/>
+              <w:left w:val="single" w:sz="4" w:space="0" w:color="auto"/>
+              <w:bottom w:val="single" w:sz="4" w:space="0" w:color="auto"/>
+              <w:right w:val="single" w:sz="4" w:space="0" w:color="auto"/>
+            </w:tcBorders>
+          </w:tcPr>
+          <w:p>
+            <w:r>
+              <w:t>d</w:t>
+            </w:r>
+            <w:r>
+              <w:t>uża</w:t>
+            </w:r>
+          </w:p>
+        </w:tc>
+        <w:tc>
+          <w:tcPr>
+            <w:tcW w:w="2815" w:type="dxa"/>
+            <w:tcBorders>
+              <w:top w:val="single" w:sz="4" w:space="0" w:color="auto"/>
+              <w:left w:val="single" w:sz="4" w:space="0" w:color="auto"/>
+              <w:bottom w:val="single" w:sz="4" w:space="0" w:color="auto"/>
+              <w:right w:val="single" w:sz="4" w:space="0" w:color="auto"/>
+            </w:tcBorders>
+          </w:tcPr>
+          <w:p>
+            <w:r>
+              <w:t>Upominanie rodziców</w:t>
+            </w:r>
+          </w:p>
+        </w:tc>
+        <w:tc>
+          <w:tcPr>
+            <w:tcW w:w="1859" w:type="dxa"/>
+            <w:tcBorders>
+              <w:top w:val="single" w:sz="4" w:space="0" w:color="auto"/>
+              <w:left w:val="single" w:sz="4" w:space="0" w:color="auto"/>
+              <w:bottom w:val="single" w:sz="4" w:space="0" w:color="auto"/>
+              <w:right w:val="single" w:sz="4" w:space="0" w:color="auto"/>
+            </w:tcBorders>
+          </w:tcPr>
+          <w:p>
+            <w:r>
+              <w:t>Zawieszenie</w:t>
+            </w:r>
+            <w:r>
+              <w:t xml:space="preserve"> </w:t>
+            </w:r>
+            <w:r>
+              <w:t>zawodnika</w:t>
+            </w:r>
+          </w:p>
+        </w:tc>
+      </w:tr>
+      <w:tr>
+        <w:tc>
+          <w:tcPr>
+            <w:tcW w:w="2920" w:type="dxa"/>
+            <w:gridSpan w:val="2"/>
+            <w:tcBorders>
+              <w:top w:val="single" w:sz="4" w:space="0" w:color="auto"/>
+              <w:left w:val="single" w:sz="4" w:space="0" w:color="auto"/>
+              <w:bottom w:val="single" w:sz="4" w:space="0" w:color="auto"/>
+              <w:right w:val="single" w:sz="4" w:space="0" w:color="auto"/>
+            </w:tcBorders>
+          </w:tcPr>
+          <w:p>
+            <w:r>
+              <w:t>Odmowa współpracy bramki płatniczej</w:t>
+            </w:r>
+          </w:p>
+        </w:tc>
+        <w:tc>
+          <w:tcPr>
+            <w:tcW w:w="1620" w:type="dxa"/>
+            <w:tcBorders>
+              <w:top w:val="single" w:sz="4" w:space="0" w:color="auto"/>
+              <w:left w:val="single" w:sz="4" w:space="0" w:color="auto"/>
+              <w:bottom w:val="single" w:sz="4" w:space="0" w:color="auto"/>
+              <w:right w:val="single" w:sz="4" w:space="0" w:color="auto"/>
+            </w:tcBorders>
+          </w:tcPr>
+          <w:p>
+            <w:r>
+              <w:t>mała</w:t>
+            </w:r>
+          </w:p>
+        </w:tc>
+        <w:tc>
+          <w:tcPr>
+            <w:tcW w:w="1560" w:type="dxa"/>
+            <w:tcBorders>
+              <w:top w:val="single" w:sz="4" w:space="0" w:color="auto"/>
+              <w:left w:val="single" w:sz="4" w:space="0" w:color="auto"/>
+              <w:bottom w:val="single" w:sz="4" w:space="0" w:color="auto"/>
+              <w:right w:val="single" w:sz="4" w:space="0" w:color="auto"/>
+            </w:tcBorders>
+          </w:tcPr>
+          <w:p>
+            <w:r>
+              <w:t>średni</w:t>
+            </w:r>
+          </w:p>
+        </w:tc>
+        <w:tc>
+          <w:tcPr>
+            <w:tcW w:w="2815" w:type="dxa"/>
+            <w:tcBorders>
+              <w:top w:val="single" w:sz="4" w:space="0" w:color="auto"/>
+              <w:left w:val="single" w:sz="4" w:space="0" w:color="auto"/>
+              <w:bottom w:val="single" w:sz="4" w:space="0" w:color="auto"/>
+              <w:right w:val="single" w:sz="4" w:space="0" w:color="auto"/>
+            </w:tcBorders>
+          </w:tcPr>
+          <w:p>
+            <w:r>
+              <w:t>przygotowanie integracji z dwoma dostawcami</w:t>
+            </w:r>
+          </w:p>
+        </w:tc>
+        <w:tc>
+          <w:tcPr>
+            <w:tcW w:w="1859" w:type="dxa"/>
+            <w:tcBorders>
+              <w:top w:val="single" w:sz="4" w:space="0" w:color="auto"/>
+              <w:left w:val="single" w:sz="4" w:space="0" w:color="auto"/>
+              <w:bottom w:val="single" w:sz="4" w:space="0" w:color="auto"/>
+              <w:right w:val="single" w:sz="4" w:space="0" w:color="auto"/>
+            </w:tcBorders>
+          </w:tcPr>
+          <w:p>
+            <w:r>
+              <w:t>Tymczasowe zastąpienie bramki modułem rejestracji przelewów tradycyjnych</w:t>
+            </w:r>
+          </w:p>
+        </w:tc>
+      </w:tr>
+      <w:tr>
+        <w:trPr>
+          <w:gridBefore w:val="1"/>
+          <w:wBefore w:w="595" w:type="dxa"/>
+        </w:trPr>
+        <w:tc>
+          <w:tcPr>
+            <w:tcW w:w="2325" w:type="dxa"/>
+            <w:tcBorders>
+              <w:top w:val="single" w:sz="4" w:space="0" w:color="auto"/>
+            </w:tcBorders>
+          </w:tcPr>
+          <w:p/>
+        </w:tc>
+        <w:tc>
+          <w:tcPr>
+            <w:tcW w:w="1620" w:type="dxa"/>
+            <w:tcBorders>
+              <w:top w:val="single" w:sz="4" w:space="0" w:color="auto"/>
+            </w:tcBorders>
+          </w:tcPr>
+          <w:p/>
+        </w:tc>
+        <w:tc>
+          <w:tcPr>
+            <w:tcW w:w="1560" w:type="dxa"/>
+            <w:tcBorders>
+              <w:top w:val="single" w:sz="4" w:space="0" w:color="auto"/>
+            </w:tcBorders>
+          </w:tcPr>
+          <w:p/>
+        </w:tc>
+        <w:tc>
+          <w:tcPr>
+            <w:tcW w:w="2815" w:type="dxa"/>
+            <w:tcBorders>
+              <w:top w:val="single" w:sz="4" w:space="0" w:color="auto"/>
+            </w:tcBorders>
+          </w:tcPr>
+          <w:p/>
+        </w:tc>
+        <w:tc>
+          <w:tcPr>
+            <w:tcW w:w="1859" w:type="dxa"/>
+            <w:tcBorders>
+              <w:top w:val="single" w:sz="4" w:space="0" w:color="auto"/>
+            </w:tcBorders>
+          </w:tcPr>
+          <w:p/>
+        </w:tc>
+      </w:tr>
+      <w:tr>
+        <w:trPr>
+          <w:gridBefore w:val="1"/>
+          <w:wBefore w:w="595" w:type="dxa"/>
+        </w:trPr>
+        <w:tc>
+          <w:tcPr>
+            <w:tcW w:w="2325" w:type="dxa"/>
+          </w:tcPr>
+          <w:p/>
+        </w:tc>
+        <w:tc>
+          <w:tcPr>
+            <w:tcW w:w="1620" w:type="dxa"/>
+          </w:tcPr>
+          <w:p/>
+        </w:tc>
+        <w:tc>
+          <w:tcPr>
+            <w:tcW w:w="1560" w:type="dxa"/>
+          </w:tcPr>
+          <w:p/>
+        </w:tc>
+        <w:tc>
+          <w:tcPr>
+            <w:tcW w:w="2815" w:type="dxa"/>
+          </w:tcPr>
+          <w:p/>
+        </w:tc>
+        <w:tc>
+          <w:tcPr>
+            <w:tcW w:w="1859" w:type="dxa"/>
+          </w:tcPr>
+          <w:p/>
         </w:tc>
       </w:tr>
     </w:tbl>
@@ -18370,7 +18749,7 @@
     <w:qFormat/>
   </w:style>
   <w:style w:type="paragraph" w:styleId="Heading1">
-    <w:name w:val="Heading 1"/>
+    <w:name w:val="heading 1"/>
     <w:basedOn w:val="Normal"/>
     <w:next w:val="Normal"/>
     <w:uiPriority w:val="9"/>
@@ -18386,7 +18765,7 @@
     </w:rPr>
   </w:style>
   <w:style w:type="paragraph" w:styleId="Heading2">
-    <w:name w:val="Heading 2"/>
+    <w:name w:val="heading 2"/>
     <w:basedOn w:val="Normal"/>
     <w:next w:val="Normal"/>
     <w:uiPriority w:val="9"/>
@@ -18403,7 +18782,7 @@
     </w:rPr>
   </w:style>
   <w:style w:type="paragraph" w:styleId="Heading3">
-    <w:name w:val="Heading 3"/>
+    <w:name w:val="heading 3"/>
     <w:basedOn w:val="Normal"/>
     <w:next w:val="Normal"/>
     <w:uiPriority w:val="9"/>
@@ -18424,7 +18803,7 @@
     </w:rPr>
   </w:style>
   <w:style w:type="paragraph" w:styleId="Heading4">
-    <w:name w:val="Heading 4"/>
+    <w:name w:val="heading 4"/>
     <w:basedOn w:val="Normal"/>
     <w:next w:val="Normal"/>
     <w:uiPriority w:val="9"/>
@@ -18446,7 +18825,7 @@
     </w:rPr>
   </w:style>
   <w:style w:type="paragraph" w:styleId="Heading5">
-    <w:name w:val="Heading 5"/>
+    <w:name w:val="heading 5"/>
     <w:basedOn w:val="Normal"/>
     <w:next w:val="Normal"/>
     <w:uiPriority w:val="9"/>
@@ -18466,7 +18845,7 @@
     </w:rPr>
   </w:style>
   <w:style w:type="paragraph" w:styleId="Heading6">
-    <w:name w:val="Heading 6"/>
+    <w:name w:val="heading 6"/>
     <w:basedOn w:val="Normal"/>
     <w:next w:val="Normal"/>
     <w:uiPriority w:val="9"/>
@@ -18488,7 +18867,7 @@
     </w:rPr>
   </w:style>
   <w:style w:type="paragraph" w:styleId="Heading7">
-    <w:name w:val="Heading 7"/>
+    <w:name w:val="heading 7"/>
     <w:basedOn w:val="Normal"/>
     <w:next w:val="Normal"/>
     <w:uiPriority w:val="9"/>
@@ -18508,7 +18887,7 @@
     </w:rPr>
   </w:style>
   <w:style w:type="paragraph" w:styleId="Heading8">
-    <w:name w:val="Heading 8"/>
+    <w:name w:val="heading 8"/>
     <w:basedOn w:val="Normal"/>
     <w:next w:val="Normal"/>
     <w:uiPriority w:val="9"/>
@@ -18530,7 +18909,7 @@
     </w:rPr>
   </w:style>
   <w:style w:type="paragraph" w:styleId="Heading9">
-    <w:name w:val="Heading 9"/>
+    <w:name w:val="heading 9"/>
     <w:basedOn w:val="Normal"/>
     <w:next w:val="Normal"/>
     <w:uiPriority w:val="9"/>
@@ -18549,14 +18928,14 @@
       <w:color w:val="272727" w:themeColor="text1" w:themeTint="D8"/>
     </w:rPr>
   </w:style>
-  <w:style w:type="character" w:default="1" w:styleId="Domylnaczcionkaakapitu">
+  <w:style w:type="character" w:default="1" w:styleId="DefaultParagraphFont">
     <w:name w:val="Default Paragraph Font"/>
     <w:uiPriority w:val="1"/>
     <w:semiHidden/>
     <w:unhideWhenUsed/>
   </w:style>
   <w:style w:type="table" w:default="1" w:styleId="TableNormal">
-    <w:name w:val="Table Normal"/>
+    <w:name w:val="Normal Table"/>
     <w:uiPriority w:val="99"/>
     <w:semiHidden/>
     <w:unhideWhenUsed/>
@@ -18576,19 +18955,24 @@
     <w:semiHidden/>
     <w:unhideWhenUsed/>
   </w:style>
-  <w:style w:type="paragraph" w:styleId="Tekstpodstawowy">
-    <w:name w:val="Body Text"/>
-    <w:basedOn w:val="Normal"/>
-    <w:link w:val="TekstpodstawowyZnak"/>
-    <w:rsid w:val="00277173"/>
-    <w:pPr>
-      <w:suppressAutoHyphens/>
-      <w:spacing w:after="0" w:line="276" w:lineRule="auto"/>
-    </w:pPr>
+  <w:style w:type="table" w:customStyle="1" w:styleId="TableNormal1">
+    <w:name w:val="Table Normal1"/>
+    <w:uiPriority w:val="99"/>
+    <w:semiHidden/>
+    <w:unhideWhenUsed/>
+    <w:tblPr>
+      <w:tblInd w:w="0" w:type="dxa"/>
+      <w:tblCellMar>
+        <w:top w:w="0" w:type="dxa"/>
+        <w:left w:w="108" w:type="dxa"/>
+        <w:bottom w:w="0" w:type="dxa"/>
+        <w:right w:w="108" w:type="dxa"/>
+      </w:tblCellMar>
+    </w:tblPr>
   </w:style>
   <w:style w:type="character" w:styleId="Hyperlink">
     <w:name w:val="Hyperlink"/>
-    <w:basedOn w:val="Domylnaczcionkaakapitu"/>
+    <w:basedOn w:val="DefaultParagraphFont"/>
     <w:uiPriority w:val="99"/>
     <w:unhideWhenUsed/>
     <w:rsid w:val="0077791B"/>
@@ -18610,7 +18994,7 @@
   </w:style>
   <w:style w:type="character" w:styleId="IntenseEmphasis">
     <w:name w:val="Intense Emphasis"/>
-    <w:basedOn w:val="Domylnaczcionkaakapitu"/>
+    <w:basedOn w:val="DefaultParagraphFont"/>
     <w:uiPriority w:val="21"/>
     <w:qFormat/>
     <w:rsid w:val="00850B0A"/>
@@ -18622,7 +19006,7 @@
   </w:style>
   <w:style w:type="character" w:styleId="IntenseReference">
     <w:name w:val="Intense Reference"/>
-    <w:basedOn w:val="Domylnaczcionkaakapitu"/>
+    <w:basedOn w:val="DefaultParagraphFont"/>
     <w:uiPriority w:val="32"/>
     <w:qFormat/>
     <w:rsid w:val="00850B0A"/>
@@ -18636,7 +19020,7 @@
   </w:style>
   <w:style w:type="table" w:styleId="TableGrid">
     <w:name w:val="Table Grid"/>
-    <w:basedOn w:val="TableNormal"/>
+    <w:basedOn w:val="TableNormal1"/>
     <w:uiPriority w:val="39"/>
     <w:rsid w:val="00362B96"/>
     <w:pPr>
@@ -18655,7 +19039,7 @@
   </w:style>
   <w:style w:type="character" w:customStyle="1" w:styleId="Nagwek2Znak">
     <w:name w:val="Nagłówek 2 Znak"/>
-    <w:basedOn w:val="Domylnaczcionkaakapitu"/>
+    <w:basedOn w:val="DefaultParagraphFont"/>
     <w:uiPriority w:val="9"/>
     <w:semiHidden/>
     <w:rsid w:val="004D757A"/>
@@ -18668,7 +19052,7 @@
   </w:style>
   <w:style w:type="character" w:customStyle="1" w:styleId="Nagwek3Znak">
     <w:name w:val="Nagłówek 3 Znak"/>
-    <w:basedOn w:val="Domylnaczcionkaakapitu"/>
+    <w:basedOn w:val="DefaultParagraphFont"/>
     <w:uiPriority w:val="9"/>
     <w:semiHidden/>
     <w:rsid w:val="004D757A"/>
@@ -18681,7 +19065,7 @@
   </w:style>
   <w:style w:type="character" w:customStyle="1" w:styleId="Nagwek4Znak">
     <w:name w:val="Nagłówek 4 Znak"/>
-    <w:basedOn w:val="Domylnaczcionkaakapitu"/>
+    <w:basedOn w:val="DefaultParagraphFont"/>
     <w:uiPriority w:val="9"/>
     <w:semiHidden/>
     <w:rsid w:val="004D757A"/>
@@ -18694,7 +19078,7 @@
   </w:style>
   <w:style w:type="character" w:customStyle="1" w:styleId="Nagwek5Znak">
     <w:name w:val="Nagłówek 5 Znak"/>
-    <w:basedOn w:val="Domylnaczcionkaakapitu"/>
+    <w:basedOn w:val="DefaultParagraphFont"/>
     <w:uiPriority w:val="9"/>
     <w:semiHidden/>
     <w:rsid w:val="004D757A"/>
@@ -18705,7 +19089,7 @@
   </w:style>
   <w:style w:type="character" w:customStyle="1" w:styleId="Nagwek6Znak">
     <w:name w:val="Nagłówek 6 Znak"/>
-    <w:basedOn w:val="Domylnaczcionkaakapitu"/>
+    <w:basedOn w:val="DefaultParagraphFont"/>
     <w:uiPriority w:val="9"/>
     <w:semiHidden/>
     <w:rsid w:val="004D757A"/>
@@ -18718,7 +19102,7 @@
   </w:style>
   <w:style w:type="character" w:customStyle="1" w:styleId="Nagwek7Znak">
     <w:name w:val="Nagłówek 7 Znak"/>
-    <w:basedOn w:val="Domylnaczcionkaakapitu"/>
+    <w:basedOn w:val="DefaultParagraphFont"/>
     <w:uiPriority w:val="9"/>
     <w:semiHidden/>
     <w:rsid w:val="004D757A"/>
@@ -18729,7 +19113,7 @@
   </w:style>
   <w:style w:type="character" w:customStyle="1" w:styleId="Nagwek8Znak">
     <w:name w:val="Nagłówek 8 Znak"/>
-    <w:basedOn w:val="Domylnaczcionkaakapitu"/>
+    <w:basedOn w:val="DefaultParagraphFont"/>
     <w:uiPriority w:val="9"/>
     <w:semiHidden/>
     <w:rsid w:val="004D757A"/>
@@ -18742,7 +19126,7 @@
   </w:style>
   <w:style w:type="character" w:customStyle="1" w:styleId="Nagwek9Znak">
     <w:name w:val="Nagłówek 9 Znak"/>
-    <w:basedOn w:val="Domylnaczcionkaakapitu"/>
+    <w:basedOn w:val="DefaultParagraphFont"/>
     <w:uiPriority w:val="9"/>
     <w:semiHidden/>
     <w:rsid w:val="004D757A"/>
@@ -18753,7 +19137,7 @@
   </w:style>
   <w:style w:type="character" w:customStyle="1" w:styleId="TytuZnak">
     <w:name w:val="Tytuł Znak"/>
-    <w:basedOn w:val="Domylnaczcionkaakapitu"/>
+    <w:basedOn w:val="DefaultParagraphFont"/>
     <w:uiPriority w:val="10"/>
     <w:rsid w:val="004D757A"/>
     <w:rPr>
@@ -18766,7 +19150,7 @@
   </w:style>
   <w:style w:type="character" w:customStyle="1" w:styleId="PodtytuZnak">
     <w:name w:val="Podtytuł Znak"/>
-    <w:basedOn w:val="Domylnaczcionkaakapitu"/>
+    <w:basedOn w:val="DefaultParagraphFont"/>
     <w:uiPriority w:val="11"/>
     <w:rsid w:val="004D757A"/>
     <w:rPr>
@@ -18779,7 +19163,7 @@
   </w:style>
   <w:style w:type="character" w:customStyle="1" w:styleId="CytatZnak">
     <w:name w:val="Cytat Znak"/>
-    <w:basedOn w:val="Domylnaczcionkaakapitu"/>
+    <w:basedOn w:val="DefaultParagraphFont"/>
     <w:uiPriority w:val="29"/>
     <w:rsid w:val="004D757A"/>
     <w:rPr>
@@ -18790,7 +19174,7 @@
   </w:style>
   <w:style w:type="character" w:customStyle="1" w:styleId="CytatintensywnyZnak">
     <w:name w:val="Cytat intensywny Znak"/>
-    <w:basedOn w:val="Domylnaczcionkaakapitu"/>
+    <w:basedOn w:val="DefaultParagraphFont"/>
     <w:uiPriority w:val="30"/>
     <w:rsid w:val="004D757A"/>
     <w:rPr>
@@ -18810,13 +19194,13 @@
   </w:style>
   <w:style w:type="character" w:customStyle="1" w:styleId="TekstpodstawowyZnak1">
     <w:name w:val="Tekst podstawowy Znak1"/>
-    <w:basedOn w:val="Domylnaczcionkaakapitu"/>
+    <w:basedOn w:val="DefaultParagraphFont"/>
     <w:semiHidden/>
     <w:rsid w:val="00277173"/>
   </w:style>
   <w:style w:type="table" w:styleId="PlainTable1">
     <w:name w:val="Plain Table 1"/>
-    <w:basedOn w:val="TableNormal"/>
+    <w:basedOn w:val="TableNormal1"/>
     <w:uiPriority w:val="41"/>
     <w:pPr>
       <w:spacing w:after="0" w:line="240" w:lineRule="auto"/>
@@ -18878,7 +19262,7 @@
   </w:style>
   <w:style w:type="character" w:customStyle="1" w:styleId="Nagwek1Znak">
     <w:name w:val="Nagłówek 1 Znak"/>
-    <w:basedOn w:val="Domylnaczcionkaakapitu"/>
+    <w:basedOn w:val="DefaultParagraphFont"/>
     <w:uiPriority w:val="9"/>
     <w:rsid w:val="00DD71BE"/>
     <w:rPr>
@@ -18889,9 +19273,8 @@
   </w:style>
   <w:style w:type="character" w:customStyle="1" w:styleId="TekstpodstawowyZnak">
     <w:name w:val="Tekst podstawowy Znak"/>
-    <w:basedOn w:val="Domylnaczcionkaakapitu"/>
-    <w:link w:val="Tekstpodstawowy"/>
-    <w:rsid w:val="00DD71BE"/>
+    <w:basedOn w:val="DefaultParagraphFont"/>
+    <w:rsid w:val="006C14AE"/>
   </w:style>
 </w:styles>
 </file>

--- a/TK/sprawozdanie.docx
+++ b/TK/sprawozdanie.docx
@@ -280,7 +280,7 @@
     <w:p/>
     <w:p>
       <w:pPr>
-        <w:pStyle w:val="ListParagraph"/>
+        <w:pStyle w:val="Akapitzlist"/>
         <w:numPr>
           <w:ilvl w:val="1"/>
           <w:numId w:val="4"/>
@@ -298,12 +298,12 @@
     </w:p>
     <w:p>
       <w:pPr>
-        <w:pStyle w:val="ListParagraph"/>
-      </w:pPr>
-    </w:p>
-    <w:p>
-      <w:pPr>
-        <w:pStyle w:val="ListParagraph"/>
+        <w:pStyle w:val="Akapitzlist"/>
+      </w:pPr>
+    </w:p>
+    <w:p>
+      <w:pPr>
+        <w:pStyle w:val="Akapitzlist"/>
         <w:rPr>
           <w:b/>
           <w:bCs/>
@@ -326,7 +326,7 @@
     </w:p>
     <w:p>
       <w:pPr>
-        <w:pStyle w:val="ListParagraph"/>
+        <w:pStyle w:val="Akapitzlist"/>
         <w:ind w:firstLine="696"/>
         <w:rPr>
           <w:b/>
@@ -385,7 +385,7 @@
     </w:p>
     <w:p>
       <w:pPr>
-        <w:pStyle w:val="ListParagraph"/>
+        <w:pStyle w:val="Akapitzlist"/>
         <w:ind w:left="-426" w:firstLine="1132"/>
         <w:rPr>
           <w:b/>
@@ -465,7 +465,7 @@
     </w:p>
     <w:p>
       <w:pPr>
-        <w:pStyle w:val="ListParagraph"/>
+        <w:pStyle w:val="Akapitzlist"/>
         <w:ind w:left="-426" w:firstLine="1132"/>
         <w:rPr>
           <w:b/>
@@ -491,64 +491,78 @@
           <w:b/>
           <w:bCs/>
         </w:rPr>
-        <w:t xml:space="preserve">, </w:t>
-      </w:r>
-    </w:p>
-    <w:p>
-      <w:pPr>
-        <w:pStyle w:val="ListParagraph"/>
-        <w:ind w:left="-426" w:firstLine="1132"/>
+        <w:t>,</w:t>
+      </w:r>
+      <w:r>
         <w:rPr>
           <w:b/>
           <w:bCs/>
         </w:rPr>
-      </w:pPr>
-    </w:p>
-    <w:p>
-      <w:pPr>
-        <w:pStyle w:val="ListParagraph"/>
+        <w:t xml:space="preserve"> 8</w:t>
+      </w:r>
+      <w:r>
         <w:rPr>
           <w:b/>
           <w:bCs/>
         </w:rPr>
-      </w:pPr>
-      <w:r>
+        <w:t xml:space="preserve"> </w:t>
+      </w:r>
+    </w:p>
+    <w:p>
+      <w:pPr>
+        <w:pStyle w:val="Akapitzlist"/>
+        <w:ind w:left="-426" w:firstLine="1132"/>
         <w:rPr>
           <w:b/>
           <w:bCs/>
         </w:rPr>
-        <w:t xml:space="preserve">Mikołaj </w:t>
-      </w:r>
-      <w:proofErr w:type="spellStart"/>
-      <w:r>
+      </w:pPr>
+    </w:p>
+    <w:p>
+      <w:pPr>
+        <w:pStyle w:val="Akapitzlist"/>
         <w:rPr>
           <w:b/>
           <w:bCs/>
         </w:rPr>
-        <w:t>Staniaszek</w:t>
-      </w:r>
-      <w:proofErr w:type="spellEnd"/>
+      </w:pPr>
       <w:r>
         <w:rPr>
           <w:b/>
           <w:bCs/>
         </w:rPr>
-        <w:t xml:space="preserve"> -</w:t>
-      </w:r>
-    </w:p>
-    <w:p>
-      <w:pPr>
-        <w:pStyle w:val="ListParagraph"/>
+        <w:t xml:space="preserve">Mikołaj </w:t>
+      </w:r>
+      <w:proofErr w:type="spellStart"/>
+      <w:r>
         <w:rPr>
           <w:b/>
           <w:bCs/>
         </w:rPr>
-      </w:pPr>
+        <w:t>Staniaszek</w:t>
+      </w:r>
+      <w:proofErr w:type="spellEnd"/>
       <w:r>
         <w:rPr>
           <w:b/>
           <w:bCs/>
         </w:rPr>
+        <w:t xml:space="preserve"> -</w:t>
+      </w:r>
+    </w:p>
+    <w:p>
+      <w:pPr>
+        <w:pStyle w:val="Akapitzlist"/>
+        <w:rPr>
+          <w:b/>
+          <w:bCs/>
+        </w:rPr>
+      </w:pPr>
+      <w:r>
+        <w:rPr>
+          <w:b/>
+          <w:bCs/>
+        </w:rPr>
         <w:tab/>
         <w:t>Punkty (</w:t>
       </w:r>
@@ -590,7 +604,7 @@
     </w:p>
     <w:p>
       <w:pPr>
-        <w:pStyle w:val="ListParagraph"/>
+        <w:pStyle w:val="Akapitzlist"/>
         <w:rPr>
           <w:b/>
           <w:bCs/>
@@ -746,7 +760,7 @@
     </w:p>
     <w:p>
       <w:pPr>
-        <w:pStyle w:val="ListParagraph"/>
+        <w:pStyle w:val="Akapitzlist"/>
         <w:rPr>
           <w:b/>
           <w:bCs/>
@@ -771,240 +785,247 @@
           <w:b/>
           <w:bCs/>
         </w:rPr>
-        <w:t>)</w:t>
-      </w:r>
-    </w:p>
-    <w:p>
-      <w:pPr>
-        <w:pStyle w:val="ListParagraph"/>
-        <w:rPr>
-          <w:b/>
-        </w:rPr>
-      </w:pPr>
-    </w:p>
-    <w:p>
-      <w:pPr>
-        <w:pStyle w:val="ListParagraph"/>
+        <w:t>, 9</w:t>
+      </w:r>
+      <w:r>
         <w:rPr>
           <w:b/>
           <w:bCs/>
         </w:rPr>
-      </w:pPr>
-      <w:r>
+        <w:t>)</w:t>
+      </w:r>
+    </w:p>
+    <w:p>
+      <w:pPr>
+        <w:pStyle w:val="Akapitzlist"/>
+        <w:rPr>
+          <w:b/>
+        </w:rPr>
+      </w:pPr>
+    </w:p>
+    <w:p>
+      <w:pPr>
+        <w:pStyle w:val="Akapitzlist"/>
         <w:rPr>
           <w:b/>
           <w:bCs/>
         </w:rPr>
-        <w:t xml:space="preserve">Maciej Lachowicz </w:t>
-      </w:r>
+      </w:pPr>
       <w:r>
         <w:rPr>
           <w:b/>
           <w:bCs/>
         </w:rPr>
-        <w:t>–</w:t>
+        <w:t xml:space="preserve">Maciej Lachowicz </w:t>
       </w:r>
       <w:r>
         <w:rPr>
           <w:b/>
           <w:bCs/>
         </w:rPr>
-        <w:t xml:space="preserve"> </w:t>
-      </w:r>
-    </w:p>
-    <w:p>
-      <w:pPr>
-        <w:pStyle w:val="ListParagraph"/>
+        <w:t>–</w:t>
+      </w:r>
+      <w:r>
         <w:rPr>
           <w:b/>
           <w:bCs/>
         </w:rPr>
-      </w:pPr>
-      <w:r>
+        <w:t xml:space="preserve"> </w:t>
+      </w:r>
+    </w:p>
+    <w:p>
+      <w:pPr>
+        <w:pStyle w:val="Akapitzlist"/>
         <w:rPr>
           <w:b/>
           <w:bCs/>
         </w:rPr>
-        <w:tab/>
-      </w:r>
+      </w:pPr>
       <w:r>
         <w:rPr>
           <w:b/>
           <w:bCs/>
         </w:rPr>
-        <w:t>P</w:t>
+        <w:tab/>
       </w:r>
       <w:r>
         <w:rPr>
           <w:b/>
           <w:bCs/>
         </w:rPr>
-        <w:t>unk</w:t>
+        <w:t>P</w:t>
       </w:r>
       <w:r>
         <w:rPr>
           <w:b/>
           <w:bCs/>
         </w:rPr>
-        <w:t xml:space="preserve">ty </w:t>
+        <w:t>unk</w:t>
       </w:r>
       <w:r>
         <w:rPr>
           <w:b/>
           <w:bCs/>
         </w:rPr>
-        <w:t>(</w:t>
+        <w:t xml:space="preserve">ty </w:t>
       </w:r>
       <w:r>
         <w:rPr>
           <w:b/>
           <w:bCs/>
         </w:rPr>
-        <w:t>0</w:t>
+        <w:t>(</w:t>
       </w:r>
       <w:r>
         <w:rPr>
           <w:b/>
           <w:bCs/>
         </w:rPr>
-        <w:t>,</w:t>
+        <w:t>0</w:t>
       </w:r>
       <w:r>
         <w:rPr>
           <w:b/>
           <w:bCs/>
         </w:rPr>
-        <w:t xml:space="preserve"> </w:t>
+        <w:t>,</w:t>
       </w:r>
       <w:r>
         <w:rPr>
           <w:b/>
           <w:bCs/>
         </w:rPr>
-        <w:t xml:space="preserve">4.1.2 </w:t>
+        <w:t xml:space="preserve"> </w:t>
       </w:r>
       <w:r>
         <w:rPr>
           <w:b/>
           <w:bCs/>
         </w:rPr>
-        <w:t>opis nr. 1</w:t>
+        <w:t xml:space="preserve">4.1.2 </w:t>
       </w:r>
       <w:r>
         <w:rPr>
           <w:b/>
           <w:bCs/>
         </w:rPr>
-        <w:t>, 4.2 diagram nr. 1, 4.3 diagram nr.1</w:t>
+        <w:t>opis nr. 1</w:t>
       </w:r>
       <w:r>
         <w:rPr>
           <w:b/>
           <w:bCs/>
         </w:rPr>
-        <w:t>,</w:t>
-      </w:r>
-    </w:p>
-    <w:p>
-      <w:pPr>
-        <w:pStyle w:val="ListParagraph"/>
+        <w:t>, 4.2 diagram nr. 1, 4.3 diagram nr.1</w:t>
+      </w:r>
+      <w:r>
         <w:rPr>
           <w:b/>
           <w:bCs/>
         </w:rPr>
-      </w:pPr>
-      <w:r>
+        <w:t>,</w:t>
+      </w:r>
+    </w:p>
+    <w:p>
+      <w:pPr>
+        <w:pStyle w:val="Akapitzlist"/>
         <w:rPr>
           <w:b/>
           <w:bCs/>
         </w:rPr>
-        <w:t>5.1</w:t>
-      </w:r>
+      </w:pPr>
       <w:r>
         <w:rPr>
           <w:b/>
           <w:bCs/>
         </w:rPr>
-        <w:t>,5.2</w:t>
+        <w:t>5.1</w:t>
       </w:r>
       <w:r>
         <w:rPr>
           <w:b/>
           <w:bCs/>
         </w:rPr>
-        <w:t xml:space="preserve"> klasy Mecz, Powołanie, </w:t>
+        <w:t>,5.2</w:t>
       </w:r>
       <w:r>
         <w:rPr>
           <w:b/>
           <w:bCs/>
         </w:rPr>
-        <w:t xml:space="preserve">Powiadomienie, </w:t>
-      </w:r>
-      <w:proofErr w:type="spellStart"/>
+        <w:t xml:space="preserve"> klasy Mecz, Powołanie, </w:t>
+      </w:r>
       <w:r>
         <w:rPr>
           <w:b/>
           <w:bCs/>
         </w:rPr>
-        <w:t>ObiektSportowy</w:t>
-      </w:r>
-      <w:proofErr w:type="spellEnd"/>
+        <w:t xml:space="preserve">Powiadomienie, </w:t>
+      </w:r>
+      <w:proofErr w:type="spellStart"/>
       <w:r>
         <w:rPr>
           <w:b/>
           <w:bCs/>
         </w:rPr>
-        <w:t xml:space="preserve">, </w:t>
-      </w:r>
+        <w:t>ObiektSportowy</w:t>
+      </w:r>
+      <w:proofErr w:type="spellEnd"/>
       <w:r>
         <w:rPr>
           <w:b/>
           <w:bCs/>
         </w:rPr>
-        <w:t>Trening, Frekwencja</w:t>
+        <w:t xml:space="preserve">, </w:t>
       </w:r>
       <w:r>
         <w:rPr>
           <w:b/>
           <w:bCs/>
         </w:rPr>
-        <w:t>, Grupa</w:t>
+        <w:t>Trening, Frekwencja</w:t>
       </w:r>
       <w:r>
         <w:rPr>
           <w:b/>
           <w:bCs/>
         </w:rPr>
-        <w:t>, 5.3 diagram nr. 1</w:t>
+        <w:t>, Grupa</w:t>
       </w:r>
       <w:r>
         <w:rPr>
           <w:b/>
           <w:bCs/>
         </w:rPr>
-        <w:t xml:space="preserve"> </w:t>
+        <w:t>, 5.3 diagram nr. 1</w:t>
       </w:r>
       <w:r>
         <w:rPr>
           <w:b/>
           <w:bCs/>
         </w:rPr>
-        <w:t>)</w:t>
-      </w:r>
-    </w:p>
-    <w:p>
-      <w:pPr>
-        <w:pStyle w:val="ListParagraph"/>
+        <w:t>, 7, 9</w:t>
+      </w:r>
+      <w:r>
         <w:rPr>
           <w:b/>
           <w:bCs/>
         </w:rPr>
-      </w:pPr>
-    </w:p>
-    <w:p>
-      <w:pPr>
-        <w:pStyle w:val="ListParagraph"/>
+        <w:t>)</w:t>
+      </w:r>
+    </w:p>
+    <w:p>
+      <w:pPr>
+        <w:pStyle w:val="Akapitzlist"/>
+        <w:rPr>
+          <w:b/>
+          <w:bCs/>
+        </w:rPr>
+      </w:pPr>
+    </w:p>
+    <w:p>
+      <w:pPr>
+        <w:pStyle w:val="Akapitzlist"/>
         <w:numPr>
           <w:ilvl w:val="1"/>
           <w:numId w:val="4"/>
@@ -1022,7 +1043,7 @@
     </w:p>
     <w:p>
       <w:pPr>
-        <w:pStyle w:val="ListParagraph"/>
+        <w:pStyle w:val="Akapitzlist"/>
         <w:rPr>
           <w:b/>
           <w:bCs/>
@@ -1051,7 +1072,7 @@
       <w:hyperlink r:id="rId9">
         <w:r>
           <w:rPr>
-            <w:rStyle w:val="Hyperlink"/>
+            <w:rStyle w:val="Hipercze"/>
           </w:rPr>
           <w:t>https://github.com/stomczak11/inzynieria-oprogramowania-projekt</w:t>
         </w:r>
@@ -1065,7 +1086,7 @@
     </w:p>
     <w:p>
       <w:pPr>
-        <w:pStyle w:val="Heading1"/>
+        <w:pStyle w:val="Nagwek1"/>
         <w:numPr>
           <w:ilvl w:val="0"/>
           <w:numId w:val="6"/>
@@ -1080,6 +1101,7 @@
           <w:rFonts w:ascii="Aptos Display" w:eastAsia="Aptos Display" w:hAnsi="Aptos Display" w:cs="Aptos Display"/>
           <w:color w:val="000000" w:themeColor="text1"/>
         </w:rPr>
+        <w:lastRenderedPageBreak/>
         <w:t xml:space="preserve">System zarządzania akademią piłkarską "FC Drewno </w:t>
       </w:r>
       <w:proofErr w:type="spellStart"/>
@@ -1203,6 +1225,7 @@
           <w:rFonts w:ascii="Aptos" w:eastAsia="Aptos" w:hAnsi="Aptos" w:cs="Aptos"/>
           <w:color w:val="000000" w:themeColor="text1"/>
         </w:rPr>
+        <w:lastRenderedPageBreak/>
         <w:t xml:space="preserve">Dla trenerów zaprojektowano moduł mobilny, umożliwiający ewidencjonowanie frekwencji bezpośrednio na boisku z poziomu </w:t>
       </w:r>
       <w:proofErr w:type="spellStart"/>
@@ -1233,13 +1256,14 @@
     </w:p>
     <w:p>
       <w:pPr>
-        <w:pStyle w:val="Heading1"/>
+        <w:pStyle w:val="Nagwek1"/>
         <w:rPr>
           <w:b/>
           <w:bCs/>
         </w:rPr>
       </w:pPr>
       <w:r>
+        <w:lastRenderedPageBreak/>
         <w:t>2</w:t>
       </w:r>
       <w:r>
@@ -1278,7 +1302,7 @@
     </w:p>
     <w:p>
       <w:pPr>
-        <w:pStyle w:val="Heading2"/>
+        <w:pStyle w:val="Nagwek2"/>
         <w:rPr>
           <w:b/>
           <w:bCs/>
@@ -1479,13 +1503,14 @@
     </w:p>
     <w:p>
       <w:pPr>
-        <w:pStyle w:val="Heading2"/>
+        <w:pStyle w:val="Nagwek2"/>
         <w:rPr>
           <w:b/>
           <w:bCs/>
         </w:rPr>
       </w:pPr>
       <w:r>
+        <w:lastRenderedPageBreak/>
         <w:t>2.2</w:t>
       </w:r>
       <w:r>
@@ -1510,7 +1535,7 @@
     </w:p>
     <w:p>
       <w:pPr>
-        <w:pStyle w:val="Heading2"/>
+        <w:pStyle w:val="Nagwek2"/>
         <w:rPr>
           <w:b/>
           <w:bCs/>
@@ -1525,7 +1550,7 @@
     </w:p>
     <w:p>
       <w:pPr>
-        <w:pStyle w:val="Heading3"/>
+        <w:pStyle w:val="Nagwek3"/>
         <w:rPr>
           <w:b/>
         </w:rPr>
@@ -1721,13 +1746,14 @@
     </w:p>
     <w:p>
       <w:pPr>
-        <w:pStyle w:val="Heading3"/>
+        <w:pStyle w:val="Nagwek3"/>
         <w:rPr>
           <w:b/>
           <w:bCs/>
         </w:rPr>
       </w:pPr>
       <w:r>
+        <w:lastRenderedPageBreak/>
         <w:t>2.3.2</w:t>
       </w:r>
       <w:r>
@@ -2021,7 +2047,7 @@
     <w:p/>
     <w:p>
       <w:pPr>
-        <w:pStyle w:val="Heading1"/>
+        <w:pStyle w:val="Nagwek1"/>
       </w:pPr>
       <w:r>
         <w:t xml:space="preserve">4. Perspektywa przypadków użycia </w:t>
@@ -2029,7 +2055,7 @@
     </w:p>
     <w:p>
       <w:pPr>
-        <w:pStyle w:val="Heading2"/>
+        <w:pStyle w:val="Nagwek2"/>
         <w:rPr>
           <w:rFonts w:ascii="Aptos" w:eastAsia="Aptos" w:hAnsi="Aptos" w:cs="Aptos"/>
         </w:rPr>
@@ -2178,13 +2204,14 @@
     </w:p>
     <w:p>
       <w:pPr>
-        <w:pStyle w:val="Heading3"/>
-        <w:rPr>
-          <w:sz w:val="20"/>
-          <w:szCs w:val="20"/>
-        </w:rPr>
-      </w:pPr>
-      <w:r>
+        <w:pStyle w:val="Nagwek3"/>
+        <w:rPr>
+          <w:sz w:val="20"/>
+          <w:szCs w:val="20"/>
+        </w:rPr>
+      </w:pPr>
+      <w:r>
+        <w:lastRenderedPageBreak/>
         <w:t>Przypadek użycia: “Opłacenie składki”</w:t>
       </w:r>
     </w:p>
@@ -2667,28 +2694,29 @@
     <w:p/>
     <w:p>
       <w:pPr>
-        <w:pStyle w:val="Heading3"/>
-        <w:rPr>
-          <w:rStyle w:val="Strong"/>
-          <w:sz w:val="20"/>
-          <w:szCs w:val="20"/>
-        </w:rPr>
-      </w:pPr>
-      <w:r>
+        <w:pStyle w:val="Nagwek3"/>
+        <w:rPr>
+          <w:rStyle w:val="Pogrubienie"/>
+          <w:sz w:val="20"/>
+          <w:szCs w:val="20"/>
+        </w:rPr>
+      </w:pPr>
+      <w:r>
+        <w:lastRenderedPageBreak/>
         <w:t>Opis przypadku użycia: “Powołanie zawodnika”</w:t>
       </w:r>
     </w:p>
     <w:p>
       <w:pPr>
         <w:rPr>
-          <w:rStyle w:val="Strong"/>
-          <w:sz w:val="20"/>
-          <w:szCs w:val="20"/>
-        </w:rPr>
-      </w:pPr>
-      <w:r>
-        <w:rPr>
-          <w:rStyle w:val="Strong"/>
+          <w:rStyle w:val="Pogrubienie"/>
+          <w:sz w:val="20"/>
+          <w:szCs w:val="20"/>
+        </w:rPr>
+      </w:pPr>
+      <w:r>
+        <w:rPr>
+          <w:rStyle w:val="Pogrubienie"/>
           <w:sz w:val="20"/>
           <w:szCs w:val="20"/>
         </w:rPr>
@@ -2721,14 +2749,14 @@
     <w:p>
       <w:pPr>
         <w:rPr>
-          <w:rStyle w:val="Strong"/>
-          <w:sz w:val="20"/>
-          <w:szCs w:val="20"/>
-        </w:rPr>
-      </w:pPr>
-      <w:r>
-        <w:rPr>
-          <w:rStyle w:val="Strong"/>
+          <w:rStyle w:val="Pogrubienie"/>
+          <w:sz w:val="20"/>
+          <w:szCs w:val="20"/>
+        </w:rPr>
+      </w:pPr>
+      <w:r>
+        <w:rPr>
+          <w:rStyle w:val="Pogrubienie"/>
           <w:sz w:val="20"/>
           <w:szCs w:val="20"/>
         </w:rPr>
@@ -2882,7 +2910,7 @@
       </w:pPr>
       <w:r>
         <w:rPr>
-          <w:rStyle w:val="Strong"/>
+          <w:rStyle w:val="Pogrubienie"/>
           <w:sz w:val="20"/>
           <w:szCs w:val="20"/>
         </w:rPr>
@@ -2986,14 +3014,14 @@
     <w:p>
       <w:pPr>
         <w:rPr>
-          <w:rStyle w:val="Strong"/>
-          <w:sz w:val="20"/>
-          <w:szCs w:val="20"/>
-        </w:rPr>
-      </w:pPr>
-      <w:r>
-        <w:rPr>
-          <w:rStyle w:val="Strong"/>
+          <w:rStyle w:val="Pogrubienie"/>
+          <w:sz w:val="20"/>
+          <w:szCs w:val="20"/>
+        </w:rPr>
+      </w:pPr>
+      <w:r>
+        <w:rPr>
+          <w:rStyle w:val="Pogrubienie"/>
           <w:sz w:val="20"/>
           <w:szCs w:val="20"/>
         </w:rPr>
@@ -3095,14 +3123,14 @@
     <w:p>
       <w:pPr>
         <w:rPr>
-          <w:rStyle w:val="Strong"/>
-          <w:sz w:val="20"/>
-          <w:szCs w:val="20"/>
-        </w:rPr>
-      </w:pPr>
-      <w:r>
-        <w:rPr>
-          <w:rStyle w:val="Strong"/>
+          <w:rStyle w:val="Pogrubienie"/>
+          <w:sz w:val="20"/>
+          <w:szCs w:val="20"/>
+        </w:rPr>
+      </w:pPr>
+      <w:r>
+        <w:rPr>
+          <w:rStyle w:val="Pogrubienie"/>
           <w:sz w:val="20"/>
           <w:szCs w:val="20"/>
         </w:rPr>
@@ -3201,7 +3229,7 @@
     </w:p>
     <w:p>
       <w:pPr>
-        <w:pStyle w:val="Heading3"/>
+        <w:pStyle w:val="Nagwek3"/>
         <w:rPr>
           <w:rFonts w:ascii="Aptos" w:eastAsia="Aptos" w:hAnsi="Aptos" w:cs="Aptos"/>
           <w:b/>
@@ -3211,6 +3239,7 @@
         </w:rPr>
       </w:pPr>
       <w:r>
+        <w:lastRenderedPageBreak/>
         <w:t>Opis przypadku użycia: “Zarządzanie użytkownikami”</w:t>
       </w:r>
     </w:p>
@@ -3238,7 +3267,7 @@
     </w:p>
     <w:p>
       <w:pPr>
-        <w:pStyle w:val="ListParagraph"/>
+        <w:pStyle w:val="Akapitzlist"/>
         <w:numPr>
           <w:ilvl w:val="0"/>
           <w:numId w:val="20"/>
@@ -3284,7 +3313,7 @@
     </w:p>
     <w:p>
       <w:pPr>
-        <w:pStyle w:val="ListParagraph"/>
+        <w:pStyle w:val="Akapitzlist"/>
         <w:numPr>
           <w:ilvl w:val="0"/>
           <w:numId w:val="13"/>
@@ -3308,7 +3337,7 @@
     </w:p>
     <w:p>
       <w:pPr>
-        <w:pStyle w:val="ListParagraph"/>
+        <w:pStyle w:val="Akapitzlist"/>
         <w:numPr>
           <w:ilvl w:val="0"/>
           <w:numId w:val="13"/>
@@ -3332,7 +3361,7 @@
     </w:p>
     <w:p>
       <w:pPr>
-        <w:pStyle w:val="ListParagraph"/>
+        <w:pStyle w:val="Akapitzlist"/>
         <w:numPr>
           <w:ilvl w:val="0"/>
           <w:numId w:val="13"/>
@@ -3356,7 +3385,7 @@
     </w:p>
     <w:p>
       <w:pPr>
-        <w:pStyle w:val="ListParagraph"/>
+        <w:pStyle w:val="Akapitzlist"/>
         <w:numPr>
           <w:ilvl w:val="0"/>
           <w:numId w:val="13"/>
@@ -3380,7 +3409,7 @@
     </w:p>
     <w:p>
       <w:pPr>
-        <w:pStyle w:val="ListParagraph"/>
+        <w:pStyle w:val="Akapitzlist"/>
         <w:numPr>
           <w:ilvl w:val="0"/>
           <w:numId w:val="13"/>
@@ -3404,7 +3433,7 @@
     </w:p>
     <w:p>
       <w:pPr>
-        <w:pStyle w:val="ListParagraph"/>
+        <w:pStyle w:val="Akapitzlist"/>
         <w:numPr>
           <w:ilvl w:val="0"/>
           <w:numId w:val="13"/>
@@ -3428,7 +3457,7 @@
     </w:p>
     <w:p>
       <w:pPr>
-        <w:pStyle w:val="ListParagraph"/>
+        <w:pStyle w:val="Akapitzlist"/>
         <w:numPr>
           <w:ilvl w:val="0"/>
           <w:numId w:val="13"/>
@@ -3452,7 +3481,7 @@
     </w:p>
     <w:p>
       <w:pPr>
-        <w:pStyle w:val="ListParagraph"/>
+        <w:pStyle w:val="Akapitzlist"/>
         <w:numPr>
           <w:ilvl w:val="0"/>
           <w:numId w:val="13"/>
@@ -3476,7 +3505,7 @@
     </w:p>
     <w:p>
       <w:pPr>
-        <w:pStyle w:val="ListParagraph"/>
+        <w:pStyle w:val="Akapitzlist"/>
         <w:numPr>
           <w:ilvl w:val="0"/>
           <w:numId w:val="13"/>
@@ -3546,7 +3575,7 @@
     </w:p>
     <w:p>
       <w:pPr>
-        <w:pStyle w:val="ListParagraph"/>
+        <w:pStyle w:val="Akapitzlist"/>
         <w:numPr>
           <w:ilvl w:val="0"/>
           <w:numId w:val="19"/>
@@ -3588,7 +3617,7 @@
     </w:p>
     <w:p>
       <w:pPr>
-        <w:pStyle w:val="ListParagraph"/>
+        <w:pStyle w:val="Akapitzlist"/>
         <w:numPr>
           <w:ilvl w:val="0"/>
           <w:numId w:val="15"/>
@@ -3640,7 +3669,7 @@
     </w:p>
     <w:p>
       <w:pPr>
-        <w:pStyle w:val="ListParagraph"/>
+        <w:pStyle w:val="Akapitzlist"/>
         <w:numPr>
           <w:ilvl w:val="0"/>
           <w:numId w:val="15"/>
@@ -3852,7 +3881,7 @@
     </w:p>
     <w:p>
       <w:pPr>
-        <w:pStyle w:val="ListParagraph"/>
+        <w:pStyle w:val="Akapitzlist"/>
         <w:numPr>
           <w:ilvl w:val="0"/>
           <w:numId w:val="8"/>
@@ -3876,7 +3905,7 @@
     </w:p>
     <w:p>
       <w:pPr>
-        <w:pStyle w:val="ListParagraph"/>
+        <w:pStyle w:val="Akapitzlist"/>
         <w:numPr>
           <w:ilvl w:val="0"/>
           <w:numId w:val="8"/>
@@ -3900,7 +3929,7 @@
     </w:p>
     <w:p>
       <w:pPr>
-        <w:pStyle w:val="ListParagraph"/>
+        <w:pStyle w:val="Akapitzlist"/>
         <w:numPr>
           <w:ilvl w:val="0"/>
           <w:numId w:val="8"/>
@@ -3953,14 +3982,15 @@
     </w:p>
     <w:p>
       <w:pPr>
-        <w:pStyle w:val="Heading3"/>
-        <w:rPr>
-          <w:rFonts w:ascii="Aptos" w:eastAsia="Aptos" w:hAnsi="Aptos" w:cs="Aptos"/>
-          <w:sz w:val="20"/>
-          <w:szCs w:val="20"/>
-        </w:rPr>
-      </w:pPr>
-      <w:r>
+        <w:pStyle w:val="Nagwek3"/>
+        <w:rPr>
+          <w:rFonts w:ascii="Aptos" w:eastAsia="Aptos" w:hAnsi="Aptos" w:cs="Aptos"/>
+          <w:sz w:val="20"/>
+          <w:szCs w:val="20"/>
+        </w:rPr>
+      </w:pPr>
+      <w:r>
+        <w:lastRenderedPageBreak/>
         <w:t>Opisy aktorów w systemie:</w:t>
       </w:r>
     </w:p>
@@ -4259,7 +4289,7 @@
     </w:p>
     <w:p>
       <w:pPr>
-        <w:pStyle w:val="Heading2"/>
+        <w:pStyle w:val="Nagwek2"/>
       </w:pPr>
       <w:r>
         <w:t>4.2. Diagramy czynności</w:t>
@@ -4375,6 +4405,7 @@
         <w:spacing w:after="283"/>
       </w:pPr>
       <w:r>
+        <w:lastRenderedPageBreak/>
         <w:t xml:space="preserve">       </w:t>
       </w:r>
       <w:r>
@@ -4537,12 +4568,13 @@
     </w:p>
     <w:p>
       <w:pPr>
-        <w:pStyle w:val="Heading2"/>
+        <w:pStyle w:val="Nagwek2"/>
         <w:tabs>
           <w:tab w:val="left" w:pos="0"/>
         </w:tabs>
       </w:pPr>
       <w:r>
+        <w:lastRenderedPageBreak/>
         <w:t>4.3. Diagramy interakcji (przebiegu)</w:t>
       </w:r>
     </w:p>
@@ -4844,6 +4876,7 @@
         <w:rPr>
           <w:noProof/>
         </w:rPr>
+        <w:lastRenderedPageBreak/>
         <w:drawing>
           <wp:inline distT="0" distB="0" distL="0" distR="0" wp14:anchorId="49FB2A67" wp14:editId="6078981C">
             <wp:extent cx="5760720" cy="3391535"/>
@@ -5277,9 +5310,10 @@
     </w:p>
     <w:p>
       <w:pPr>
-        <w:pStyle w:val="Heading1"/>
-      </w:pPr>
-      <w:r>
+        <w:pStyle w:val="Nagwek1"/>
+      </w:pPr>
+      <w:r>
+        <w:lastRenderedPageBreak/>
         <w:t xml:space="preserve">5. Perspektywa projektowa </w:t>
       </w:r>
     </w:p>
@@ -5396,9 +5430,10 @@
     </w:p>
     <w:p>
       <w:pPr>
-        <w:pStyle w:val="Heading2"/>
-      </w:pPr>
-      <w:r>
+        <w:pStyle w:val="Nagwek2"/>
+      </w:pPr>
+      <w:r>
+        <w:lastRenderedPageBreak/>
         <w:t>5.1 Diagram klas</w:t>
       </w:r>
     </w:p>
@@ -5458,7 +5493,7 @@
     </w:p>
     <w:p>
       <w:pPr>
-        <w:pStyle w:val="Heading2"/>
+        <w:pStyle w:val="Nagwek2"/>
       </w:pPr>
       <w:r>
         <w:t>5.2 Wykaz klas</w:t>
@@ -5729,6 +5764,7 @@
           <w:rFonts w:ascii="Aptos" w:eastAsia="Aptos" w:hAnsi="Aptos" w:cs="Aptos"/>
           <w:color w:val="000000" w:themeColor="text1"/>
         </w:rPr>
+        <w:lastRenderedPageBreak/>
         <w:t>metody:</w:t>
       </w:r>
     </w:p>
@@ -6286,6 +6322,7 @@
           <w:rFonts w:ascii="Aptos" w:eastAsia="Aptos" w:hAnsi="Aptos" w:cs="Aptos"/>
           <w:color w:val="000000" w:themeColor="text1"/>
         </w:rPr>
+        <w:lastRenderedPageBreak/>
         <w:t>Miejsce, na którym odbywają się jednostki treningowe lub mecze. </w:t>
       </w:r>
     </w:p>
@@ -6936,6 +6973,7 @@
           <w:rFonts w:ascii="Aptos" w:eastAsia="Aptos" w:hAnsi="Aptos" w:cs="Aptos"/>
           <w:color w:val="000000" w:themeColor="text1"/>
         </w:rPr>
+        <w:lastRenderedPageBreak/>
         <w:t xml:space="preserve">- </w:t>
       </w:r>
       <w:proofErr w:type="spellStart"/>
@@ -8126,6 +8164,7 @@
           <w:rFonts w:ascii="Aptos" w:eastAsia="Aptos" w:hAnsi="Aptos" w:cs="Aptos"/>
           <w:color w:val="000000" w:themeColor="text1"/>
         </w:rPr>
+        <w:lastRenderedPageBreak/>
         <w:t>- status</w:t>
       </w:r>
     </w:p>
@@ -8764,6 +8803,7 @@
           <w:sz w:val="22"/>
           <w:szCs w:val="22"/>
         </w:rPr>
+        <w:lastRenderedPageBreak/>
         <w:t>Pracownicy administracyjni posiadający najwyższe uprawnienia w systemie. Dziedziczy po klasie Użytkownik. </w:t>
       </w:r>
     </w:p>
@@ -9206,7 +9246,7 @@
     <w:p/>
     <w:p>
       <w:pPr>
-        <w:pStyle w:val="Heading2"/>
+        <w:pStyle w:val="Nagwek2"/>
       </w:pPr>
       <w:r>
         <w:t>5.3 Diagramy stanów</w:t>
@@ -9217,6 +9257,7 @@
         <w:rPr>
           <w:noProof/>
         </w:rPr>
+        <w:lastRenderedPageBreak/>
         <w:drawing>
           <wp:inline distT="0" distB="0" distL="0" distR="0" wp14:anchorId="4C82B5E8" wp14:editId="237F6472">
             <wp:extent cx="5762625" cy="2933700"/>
@@ -9378,6 +9419,7 @@
         <w:rPr>
           <w:noProof/>
         </w:rPr>
+        <w:lastRenderedPageBreak/>
         <w:drawing>
           <wp:inline distT="0" distB="0" distL="0" distR="0" wp14:anchorId="2B812902" wp14:editId="71E18E7C">
             <wp:extent cx="5762625" cy="3371850"/>
@@ -9466,7 +9508,7 @@
     <w:p/>
     <w:p>
       <w:pPr>
-        <w:pStyle w:val="Heading2"/>
+        <w:pStyle w:val="Nagwek2"/>
         <w:rPr>
           <w:b/>
           <w:bCs/>
@@ -9503,6 +9545,7 @@
         <w:rPr>
           <w:noProof/>
         </w:rPr>
+        <w:lastRenderedPageBreak/>
         <w:drawing>
           <wp:inline distT="0" distB="0" distL="0" distR="0" wp14:anchorId="66770908" wp14:editId="29C1EDC5">
             <wp:extent cx="4320000" cy="2427165"/>
@@ -9779,6 +9822,7 @@
         <w:t xml:space="preserve"> </w:t>
       </w:r>
       <w:r>
+        <w:lastRenderedPageBreak/>
         <w:t>nawigację boczną zastąpiono wertykal</w:t>
       </w:r>
       <w:r>
@@ -9983,7 +10027,11 @@
         <w:t>um</w:t>
       </w:r>
       <w:r>
-        <w:t xml:space="preserve"> znajdują się zaplanowane jednostki treningowe i mecze. Widok mobilny agreguje te funkcje w postaci poręcznej listy kafelków, co umożliwia trenerowi szybką obsługę modułu (np. sprawdzenie obecności) bezpośrednio na boisku. </w:t>
+        <w:t xml:space="preserve"> znajdują się zaplanowane jednostki treningowe i mecze. Widok mobilny </w:t>
+      </w:r>
+      <w:r>
+        <w:lastRenderedPageBreak/>
+        <w:t>agreguje te funkcje w postaci poręcznej listy kafelków, co umożliwia trenerowi szybką obsługę modułu (np. sprawdzenie obecności) bezpośrednio na boisku. </w:t>
       </w:r>
     </w:p>
     <w:p>
@@ -10263,7 +10311,11 @@
         <w:t>ę</w:t>
       </w:r>
       <w:r>
-        <w:t xml:space="preserve"> aktywnych zawodników. Umożliwia także zarządzanie użytkownikami, magazynem i finansami w jednym miejscu. Zarówno w wersji desktopowej, jak i mobilnej, interfejs jest prosty i czytelny, z łatwym dostępem do najważniejszych funkcji.</w:t>
+        <w:t xml:space="preserve"> aktywnych zawodników. Umożliwia także zarządzanie użytkownikami, magazynem i finansami w jednym miejscu. </w:t>
+      </w:r>
+      <w:r>
+        <w:lastRenderedPageBreak/>
+        <w:t>Zarówno w wersji desktopowej, jak i mobilnej, interfejs jest prosty i czytelny, z łatwym dostępem do najważniejszych funkcji.</w:t>
       </w:r>
     </w:p>
     <w:p>
@@ -10551,9 +10603,10 @@
     </w:p>
     <w:p>
       <w:pPr>
-        <w:pStyle w:val="Heading1"/>
-      </w:pPr>
-      <w:r>
+        <w:pStyle w:val="Nagwek1"/>
+      </w:pPr>
+      <w:r>
+        <w:lastRenderedPageBreak/>
         <w:t>6</w:t>
       </w:r>
       <w:r>
@@ -10565,7 +10618,7 @@
     </w:p>
     <w:p>
       <w:pPr>
-        <w:pStyle w:val="Heading2"/>
+        <w:pStyle w:val="Nagwek2"/>
         <w:rPr>
           <w:rFonts w:ascii="Aptos" w:eastAsia="Aptos" w:hAnsi="Aptos" w:cs="Aptos"/>
           <w:b/>
@@ -10898,7 +10951,7 @@
     <w:p/>
     <w:p>
       <w:pPr>
-        <w:pStyle w:val="Heading2"/>
+        <w:pStyle w:val="Nagwek2"/>
         <w:rPr>
           <w:rFonts w:ascii="Aptos" w:eastAsia="Aptos" w:hAnsi="Aptos" w:cs="Aptos"/>
           <w:b/>
@@ -11272,6 +11325,7 @@
               <w:rPr>
                 <w:rFonts w:ascii="Aptos" w:eastAsia="Aptos" w:hAnsi="Aptos" w:cs="Aptos"/>
               </w:rPr>
+              <w:lastRenderedPageBreak/>
               <w:t>Wygenerowanie raportu / zestawienia statystyk</w:t>
             </w:r>
           </w:p>
@@ -11389,9 +11443,10 @@
     </w:p>
     <w:p>
       <w:pPr>
-        <w:pStyle w:val="Heading2"/>
-      </w:pPr>
-      <w:r>
+        <w:pStyle w:val="Nagwek2"/>
+      </w:pPr>
+      <w:r>
+        <w:lastRenderedPageBreak/>
         <w:t> 6.3. Oszacowanie liczby i typów potrzebnych stanowisk pracy użytkowników systemu</w:t>
       </w:r>
     </w:p>
@@ -11722,7 +11777,7 @@
     <w:p/>
     <w:p>
       <w:pPr>
-        <w:pStyle w:val="Heading1"/>
+        <w:pStyle w:val="Nagwek1"/>
       </w:pPr>
       <w:r>
         <w:t>7.</w:t>
@@ -11789,9 +11844,10 @@
     </w:p>
     <w:p>
       <w:pPr>
-        <w:pStyle w:val="Heading1"/>
-      </w:pPr>
-      <w:r>
+        <w:pStyle w:val="Nagwek1"/>
+      </w:pPr>
+      <w:r>
+        <w:lastRenderedPageBreak/>
         <w:t> 8. Propozycja planu pracy</w:t>
       </w:r>
       <w:r>
@@ -11800,7 +11856,16 @@
     </w:p>
     <w:tbl>
       <w:tblPr>
+        <w:tblStyle w:val="TableNormal"/>
         <w:tblW w:w="9072" w:type="dxa"/>
+        <w:tblBorders>
+          <w:top w:val="single" w:sz="4" w:space="0" w:color="auto"/>
+          <w:left w:val="single" w:sz="4" w:space="0" w:color="auto"/>
+          <w:bottom w:val="single" w:sz="4" w:space="0" w:color="auto"/>
+          <w:right w:val="single" w:sz="4" w:space="0" w:color="auto"/>
+          <w:insideH w:val="single" w:sz="4" w:space="0" w:color="auto"/>
+          <w:insideV w:val="single" w:sz="4" w:space="0" w:color="auto"/>
+        </w:tblBorders>
         <w:tblLook w:val="04A0" w:firstRow="1" w:lastRow="0" w:firstColumn="1" w:lastColumn="0" w:noHBand="0" w:noVBand="1"/>
       </w:tblPr>
       <w:tblGrid>
@@ -13617,6 +13682,7 @@
                 <w:szCs w:val="22"/>
                 <w:lang w:val="en-US"/>
               </w:rPr>
+              <w:lastRenderedPageBreak/>
               <w:t>13</w:t>
             </w:r>
           </w:p>
@@ -13969,9 +14035,10 @@
     </w:p>
     <w:p>
       <w:pPr>
-        <w:pStyle w:val="Heading1"/>
-      </w:pPr>
-      <w:r>
+        <w:pStyle w:val="Nagwek1"/>
+      </w:pPr>
+      <w:r>
+        <w:lastRenderedPageBreak/>
         <w:t>9</w:t>
       </w:r>
       <w:r>
@@ -13999,6 +14066,7 @@
     <w:p/>
     <w:tbl>
       <w:tblPr>
+        <w:tblStyle w:val="TableNormal"/>
         <w:tblW w:w="10774" w:type="dxa"/>
         <w:tblInd w:w="-714" w:type="dxa"/>
         <w:tblLook w:val="04A0" w:firstRow="1" w:lastRow="0" w:firstColumn="1" w:lastColumn="0" w:noHBand="0" w:noVBand="1"/>
@@ -14523,11 +14591,27 @@
           <w:p/>
         </w:tc>
       </w:tr>
+    </w:tbl>
+    <w:p>
+      <w:r>
+        <w:br w:type="page"/>
+      </w:r>
+    </w:p>
+    <w:tbl>
+      <w:tblPr>
+        <w:tblStyle w:val="TableNormal"/>
+        <w:tblW w:w="10774" w:type="dxa"/>
+        <w:tblInd w:w="-714" w:type="dxa"/>
+        <w:tblLook w:val="04A0" w:firstRow="1" w:lastRow="0" w:firstColumn="1" w:lastColumn="0" w:noHBand="0" w:noVBand="1"/>
+      </w:tblPr>
+      <w:tblGrid>
+        <w:gridCol w:w="2460"/>
+        <w:gridCol w:w="1715"/>
+        <w:gridCol w:w="1651"/>
+        <w:gridCol w:w="2980"/>
+        <w:gridCol w:w="1968"/>
+      </w:tblGrid>
       <w:tr>
-        <w:trPr>
-          <w:gridBefore w:val="1"/>
-          <w:wBefore w:w="595" w:type="dxa"/>
-        </w:trPr>
         <w:tc>
           <w:tcPr>
             <w:tcW w:w="2325" w:type="dxa"/>
@@ -14560,7 +14644,13 @@
         </w:tc>
       </w:tr>
     </w:tbl>
-    <w:p/>
+    <w:p>
+      <w:pPr>
+        <w:rPr>
+          <w:rFonts w:ascii="Aptos" w:eastAsia="Aptos" w:hAnsi="Aptos" w:cs="Aptos"/>
+        </w:rPr>
+      </w:pPr>
+    </w:p>
     <w:sectPr>
       <w:pgSz w:w="11906" w:h="16838"/>
       <w:pgMar w:top="1417" w:right="1417" w:bottom="1417" w:left="1417" w:header="708" w:footer="708" w:gutter="0"/>
@@ -18744,14 +18834,14 @@
     <w:lsdException w:name="Unresolved Mention" w:semiHidden="1" w:unhideWhenUsed="1"/>
     <w:lsdException w:name="Smart Link" w:semiHidden="1" w:unhideWhenUsed="1"/>
   </w:latentStyles>
-  <w:style w:type="paragraph" w:default="1" w:styleId="Normal">
+  <w:style w:type="paragraph" w:default="1" w:styleId="Normalny">
     <w:name w:val="Normal"/>
     <w:qFormat/>
   </w:style>
-  <w:style w:type="paragraph" w:styleId="Heading1">
+  <w:style w:type="paragraph" w:styleId="Nagwek1">
     <w:name w:val="heading 1"/>
-    <w:basedOn w:val="Normal"/>
-    <w:next w:val="Normal"/>
+    <w:basedOn w:val="Normalny"/>
+    <w:next w:val="Normalny"/>
     <w:uiPriority w:val="9"/>
     <w:qFormat/>
     <w:rsid w:val="5C0D0B26"/>
@@ -18764,10 +18854,10 @@
       <w:szCs w:val="40"/>
     </w:rPr>
   </w:style>
-  <w:style w:type="paragraph" w:styleId="Heading2">
+  <w:style w:type="paragraph" w:styleId="Nagwek2">
     <w:name w:val="heading 2"/>
-    <w:basedOn w:val="Normal"/>
-    <w:next w:val="Normal"/>
+    <w:basedOn w:val="Normalny"/>
+    <w:next w:val="Normalny"/>
     <w:uiPriority w:val="9"/>
     <w:unhideWhenUsed/>
     <w:qFormat/>
@@ -18781,10 +18871,10 @@
       <w:szCs w:val="32"/>
     </w:rPr>
   </w:style>
-  <w:style w:type="paragraph" w:styleId="Heading3">
+  <w:style w:type="paragraph" w:styleId="Nagwek3">
     <w:name w:val="heading 3"/>
-    <w:basedOn w:val="Normal"/>
-    <w:next w:val="Normal"/>
+    <w:basedOn w:val="Normalny"/>
+    <w:next w:val="Normalny"/>
     <w:uiPriority w:val="9"/>
     <w:semiHidden/>
     <w:unhideWhenUsed/>
@@ -18802,10 +18892,10 @@
       <w:szCs w:val="28"/>
     </w:rPr>
   </w:style>
-  <w:style w:type="paragraph" w:styleId="Heading4">
+  <w:style w:type="paragraph" w:styleId="Nagwek4">
     <w:name w:val="heading 4"/>
-    <w:basedOn w:val="Normal"/>
-    <w:next w:val="Normal"/>
+    <w:basedOn w:val="Normalny"/>
+    <w:next w:val="Normalny"/>
     <w:uiPriority w:val="9"/>
     <w:semiHidden/>
     <w:unhideWhenUsed/>
@@ -18824,10 +18914,10 @@
       <w:color w:val="0F4761" w:themeColor="accent1" w:themeShade="BF"/>
     </w:rPr>
   </w:style>
-  <w:style w:type="paragraph" w:styleId="Heading5">
+  <w:style w:type="paragraph" w:styleId="Nagwek5">
     <w:name w:val="heading 5"/>
-    <w:basedOn w:val="Normal"/>
-    <w:next w:val="Normal"/>
+    <w:basedOn w:val="Normalny"/>
+    <w:next w:val="Normalny"/>
     <w:uiPriority w:val="9"/>
     <w:semiHidden/>
     <w:unhideWhenUsed/>
@@ -18844,10 +18934,10 @@
       <w:color w:val="0F4761" w:themeColor="accent1" w:themeShade="BF"/>
     </w:rPr>
   </w:style>
-  <w:style w:type="paragraph" w:styleId="Heading6">
+  <w:style w:type="paragraph" w:styleId="Nagwek6">
     <w:name w:val="heading 6"/>
-    <w:basedOn w:val="Normal"/>
-    <w:next w:val="Normal"/>
+    <w:basedOn w:val="Normalny"/>
+    <w:next w:val="Normalny"/>
     <w:uiPriority w:val="9"/>
     <w:semiHidden/>
     <w:unhideWhenUsed/>
@@ -18866,10 +18956,10 @@
       <w:color w:val="595959" w:themeColor="text1" w:themeTint="A6"/>
     </w:rPr>
   </w:style>
-  <w:style w:type="paragraph" w:styleId="Heading7">
+  <w:style w:type="paragraph" w:styleId="Nagwek7">
     <w:name w:val="heading 7"/>
-    <w:basedOn w:val="Normal"/>
-    <w:next w:val="Normal"/>
+    <w:basedOn w:val="Normalny"/>
+    <w:next w:val="Normalny"/>
     <w:uiPriority w:val="9"/>
     <w:semiHidden/>
     <w:unhideWhenUsed/>
@@ -18886,10 +18976,10 @@
       <w:color w:val="595959" w:themeColor="text1" w:themeTint="A6"/>
     </w:rPr>
   </w:style>
-  <w:style w:type="paragraph" w:styleId="Heading8">
+  <w:style w:type="paragraph" w:styleId="Nagwek8">
     <w:name w:val="heading 8"/>
-    <w:basedOn w:val="Normal"/>
-    <w:next w:val="Normal"/>
+    <w:basedOn w:val="Normalny"/>
+    <w:next w:val="Normalny"/>
     <w:uiPriority w:val="9"/>
     <w:semiHidden/>
     <w:unhideWhenUsed/>
@@ -18908,10 +18998,10 @@
       <w:color w:val="272727" w:themeColor="text1" w:themeTint="D8"/>
     </w:rPr>
   </w:style>
-  <w:style w:type="paragraph" w:styleId="Heading9">
+  <w:style w:type="paragraph" w:styleId="Nagwek9">
     <w:name w:val="heading 9"/>
-    <w:basedOn w:val="Normal"/>
-    <w:next w:val="Normal"/>
+    <w:basedOn w:val="Normalny"/>
+    <w:next w:val="Normalny"/>
     <w:uiPriority w:val="9"/>
     <w:semiHidden/>
     <w:unhideWhenUsed/>
@@ -18928,13 +19018,13 @@
       <w:color w:val="272727" w:themeColor="text1" w:themeTint="D8"/>
     </w:rPr>
   </w:style>
-  <w:style w:type="character" w:default="1" w:styleId="DefaultParagraphFont">
+  <w:style w:type="character" w:default="1" w:styleId="Domylnaczcionkaakapitu">
     <w:name w:val="Default Paragraph Font"/>
     <w:uiPriority w:val="1"/>
     <w:semiHidden/>
     <w:unhideWhenUsed/>
   </w:style>
-  <w:style w:type="table" w:default="1" w:styleId="TableNormal">
+  <w:style w:type="table" w:default="1" w:styleId="Standardowy">
     <w:name w:val="Normal Table"/>
     <w:uiPriority w:val="99"/>
     <w:semiHidden/>
@@ -18949,11 +19039,26 @@
       </w:tblCellMar>
     </w:tblPr>
   </w:style>
-  <w:style w:type="numbering" w:default="1" w:styleId="NoList">
+  <w:style w:type="numbering" w:default="1" w:styleId="Bezlisty">
     <w:name w:val="No List"/>
     <w:uiPriority w:val="99"/>
     <w:semiHidden/>
     <w:unhideWhenUsed/>
+  </w:style>
+  <w:style w:type="table" w:customStyle="1" w:styleId="TableNormal">
+    <w:name w:val="Table Normal"/>
+    <w:uiPriority w:val="99"/>
+    <w:semiHidden/>
+    <w:unhideWhenUsed/>
+    <w:tblPr>
+      <w:tblInd w:w="0" w:type="dxa"/>
+      <w:tblCellMar>
+        <w:top w:w="0" w:type="dxa"/>
+        <w:left w:w="108" w:type="dxa"/>
+        <w:bottom w:w="0" w:type="dxa"/>
+        <w:right w:w="108" w:type="dxa"/>
+      </w:tblCellMar>
+    </w:tblPr>
   </w:style>
   <w:style w:type="table" w:customStyle="1" w:styleId="TableNormal1">
     <w:name w:val="Table Normal1"/>
@@ -18970,9 +19075,9 @@
       </w:tblCellMar>
     </w:tblPr>
   </w:style>
-  <w:style w:type="character" w:styleId="Hyperlink">
+  <w:style w:type="character" w:styleId="Hipercze">
     <w:name w:val="Hyperlink"/>
-    <w:basedOn w:val="DefaultParagraphFont"/>
+    <w:basedOn w:val="Domylnaczcionkaakapitu"/>
     <w:uiPriority w:val="99"/>
     <w:unhideWhenUsed/>
     <w:rsid w:val="0077791B"/>
@@ -18981,9 +19086,9 @@
       <w:u w:val="single"/>
     </w:rPr>
   </w:style>
-  <w:style w:type="paragraph" w:styleId="ListParagraph">
+  <w:style w:type="paragraph" w:styleId="Akapitzlist">
     <w:name w:val="List Paragraph"/>
-    <w:basedOn w:val="Normal"/>
+    <w:basedOn w:val="Normalny"/>
     <w:uiPriority w:val="34"/>
     <w:qFormat/>
     <w:rsid w:val="00850B0A"/>
@@ -18992,9 +19097,9 @@
       <w:contextualSpacing/>
     </w:pPr>
   </w:style>
-  <w:style w:type="character" w:styleId="IntenseEmphasis">
+  <w:style w:type="character" w:styleId="Wyrnienieintensywne">
     <w:name w:val="Intense Emphasis"/>
-    <w:basedOn w:val="DefaultParagraphFont"/>
+    <w:basedOn w:val="Domylnaczcionkaakapitu"/>
     <w:uiPriority w:val="21"/>
     <w:qFormat/>
     <w:rsid w:val="00850B0A"/>
@@ -19004,9 +19109,9 @@
       <w:color w:val="0F4761" w:themeColor="accent1" w:themeShade="BF"/>
     </w:rPr>
   </w:style>
-  <w:style w:type="character" w:styleId="IntenseReference">
+  <w:style w:type="character" w:styleId="Odwoanieintensywne">
     <w:name w:val="Intense Reference"/>
-    <w:basedOn w:val="DefaultParagraphFont"/>
+    <w:basedOn w:val="Domylnaczcionkaakapitu"/>
     <w:uiPriority w:val="32"/>
     <w:qFormat/>
     <w:rsid w:val="00850B0A"/>
@@ -19018,7 +19123,7 @@
       <w:spacing w:val="5"/>
     </w:rPr>
   </w:style>
-  <w:style w:type="table" w:styleId="TableGrid">
+  <w:style w:type="table" w:styleId="Tabela-Siatka">
     <w:name w:val="Table Grid"/>
     <w:basedOn w:val="TableNormal1"/>
     <w:uiPriority w:val="39"/>
@@ -19039,7 +19144,7 @@
   </w:style>
   <w:style w:type="character" w:customStyle="1" w:styleId="Nagwek2Znak">
     <w:name w:val="Nagłówek 2 Znak"/>
-    <w:basedOn w:val="DefaultParagraphFont"/>
+    <w:basedOn w:val="Domylnaczcionkaakapitu"/>
     <w:uiPriority w:val="9"/>
     <w:semiHidden/>
     <w:rsid w:val="004D757A"/>
@@ -19052,7 +19157,7 @@
   </w:style>
   <w:style w:type="character" w:customStyle="1" w:styleId="Nagwek3Znak">
     <w:name w:val="Nagłówek 3 Znak"/>
-    <w:basedOn w:val="DefaultParagraphFont"/>
+    <w:basedOn w:val="Domylnaczcionkaakapitu"/>
     <w:uiPriority w:val="9"/>
     <w:semiHidden/>
     <w:rsid w:val="004D757A"/>
@@ -19065,7 +19170,7 @@
   </w:style>
   <w:style w:type="character" w:customStyle="1" w:styleId="Nagwek4Znak">
     <w:name w:val="Nagłówek 4 Znak"/>
-    <w:basedOn w:val="DefaultParagraphFont"/>
+    <w:basedOn w:val="Domylnaczcionkaakapitu"/>
     <w:uiPriority w:val="9"/>
     <w:semiHidden/>
     <w:rsid w:val="004D757A"/>
@@ -19078,7 +19183,7 @@
   </w:style>
   <w:style w:type="character" w:customStyle="1" w:styleId="Nagwek5Znak">
     <w:name w:val="Nagłówek 5 Znak"/>
-    <w:basedOn w:val="DefaultParagraphFont"/>
+    <w:basedOn w:val="Domylnaczcionkaakapitu"/>
     <w:uiPriority w:val="9"/>
     <w:semiHidden/>
     <w:rsid w:val="004D757A"/>
@@ -19089,7 +19194,7 @@
   </w:style>
   <w:style w:type="character" w:customStyle="1" w:styleId="Nagwek6Znak">
     <w:name w:val="Nagłówek 6 Znak"/>
-    <w:basedOn w:val="DefaultParagraphFont"/>
+    <w:basedOn w:val="Domylnaczcionkaakapitu"/>
     <w:uiPriority w:val="9"/>
     <w:semiHidden/>
     <w:rsid w:val="004D757A"/>
@@ -19102,7 +19207,7 @@
   </w:style>
   <w:style w:type="character" w:customStyle="1" w:styleId="Nagwek7Znak">
     <w:name w:val="Nagłówek 7 Znak"/>
-    <w:basedOn w:val="DefaultParagraphFont"/>
+    <w:basedOn w:val="Domylnaczcionkaakapitu"/>
     <w:uiPriority w:val="9"/>
     <w:semiHidden/>
     <w:rsid w:val="004D757A"/>
@@ -19113,7 +19218,7 @@
   </w:style>
   <w:style w:type="character" w:customStyle="1" w:styleId="Nagwek8Znak">
     <w:name w:val="Nagłówek 8 Znak"/>
-    <w:basedOn w:val="DefaultParagraphFont"/>
+    <w:basedOn w:val="Domylnaczcionkaakapitu"/>
     <w:uiPriority w:val="9"/>
     <w:semiHidden/>
     <w:rsid w:val="004D757A"/>
@@ -19126,7 +19231,7 @@
   </w:style>
   <w:style w:type="character" w:customStyle="1" w:styleId="Nagwek9Znak">
     <w:name w:val="Nagłówek 9 Znak"/>
-    <w:basedOn w:val="DefaultParagraphFont"/>
+    <w:basedOn w:val="Domylnaczcionkaakapitu"/>
     <w:uiPriority w:val="9"/>
     <w:semiHidden/>
     <w:rsid w:val="004D757A"/>
@@ -19137,7 +19242,7 @@
   </w:style>
   <w:style w:type="character" w:customStyle="1" w:styleId="TytuZnak">
     <w:name w:val="Tytuł Znak"/>
-    <w:basedOn w:val="DefaultParagraphFont"/>
+    <w:basedOn w:val="Domylnaczcionkaakapitu"/>
     <w:uiPriority w:val="10"/>
     <w:rsid w:val="004D757A"/>
     <w:rPr>
@@ -19150,7 +19255,7 @@
   </w:style>
   <w:style w:type="character" w:customStyle="1" w:styleId="PodtytuZnak">
     <w:name w:val="Podtytuł Znak"/>
-    <w:basedOn w:val="DefaultParagraphFont"/>
+    <w:basedOn w:val="Domylnaczcionkaakapitu"/>
     <w:uiPriority w:val="11"/>
     <w:rsid w:val="004D757A"/>
     <w:rPr>
@@ -19163,7 +19268,7 @@
   </w:style>
   <w:style w:type="character" w:customStyle="1" w:styleId="CytatZnak">
     <w:name w:val="Cytat Znak"/>
-    <w:basedOn w:val="DefaultParagraphFont"/>
+    <w:basedOn w:val="Domylnaczcionkaakapitu"/>
     <w:uiPriority w:val="29"/>
     <w:rsid w:val="004D757A"/>
     <w:rPr>
@@ -19174,7 +19279,7 @@
   </w:style>
   <w:style w:type="character" w:customStyle="1" w:styleId="CytatintensywnyZnak">
     <w:name w:val="Cytat intensywny Znak"/>
-    <w:basedOn w:val="DefaultParagraphFont"/>
+    <w:basedOn w:val="Domylnaczcionkaakapitu"/>
     <w:uiPriority w:val="30"/>
     <w:rsid w:val="004D757A"/>
     <w:rPr>
@@ -19183,7 +19288,7 @@
       <w:color w:val="0F4761" w:themeColor="accent1" w:themeShade="BF"/>
     </w:rPr>
   </w:style>
-  <w:style w:type="character" w:styleId="Strong">
+  <w:style w:type="character" w:styleId="Pogrubienie">
     <w:name w:val="Strong"/>
     <w:qFormat/>
     <w:rsid w:val="00DC5938"/>
@@ -19194,11 +19299,11 @@
   </w:style>
   <w:style w:type="character" w:customStyle="1" w:styleId="TekstpodstawowyZnak1">
     <w:name w:val="Tekst podstawowy Znak1"/>
-    <w:basedOn w:val="DefaultParagraphFont"/>
+    <w:basedOn w:val="Domylnaczcionkaakapitu"/>
     <w:semiHidden/>
     <w:rsid w:val="00277173"/>
   </w:style>
-  <w:style w:type="table" w:styleId="PlainTable1">
+  <w:style w:type="table" w:styleId="Zwykatabela1">
     <w:name w:val="Plain Table 1"/>
     <w:basedOn w:val="TableNormal1"/>
     <w:uiPriority w:val="41"/>
@@ -19262,7 +19367,7 @@
   </w:style>
   <w:style w:type="character" w:customStyle="1" w:styleId="Nagwek1Znak">
     <w:name w:val="Nagłówek 1 Znak"/>
-    <w:basedOn w:val="DefaultParagraphFont"/>
+    <w:basedOn w:val="Domylnaczcionkaakapitu"/>
     <w:uiPriority w:val="9"/>
     <w:rsid w:val="00DD71BE"/>
     <w:rPr>
@@ -19273,7 +19378,7 @@
   </w:style>
   <w:style w:type="character" w:customStyle="1" w:styleId="TekstpodstawowyZnak">
     <w:name w:val="Tekst podstawowy Znak"/>
-    <w:basedOn w:val="DefaultParagraphFont"/>
+    <w:basedOn w:val="Domylnaczcionkaakapitu"/>
     <w:rsid w:val="006C14AE"/>
   </w:style>
 </w:styles>
@@ -19594,16 +19699,44 @@
 </a:theme>
 </file>
 
-<file path=customXml/item1.xml><?xml version="1.0" encoding="utf-8"?>
-<?mso-contentType ?>
-<FormTemplates xmlns="http://schemas.microsoft.com/sharepoint/v3/contenttype/forms">
-  <Display>DocumentLibraryForm</Display>
-  <Edit>DocumentLibraryForm</Edit>
-  <New>DocumentLibraryForm</New>
-</FormTemplates>
+<file path=word/webextensions/taskpanes.xml><?xml version="1.0" encoding="utf-8"?>
+<wetp:taskpanes xmlns:wetp="http://schemas.microsoft.com/office/webextensions/taskpanes/2010/11">
+  <wetp:taskpane dockstate="right" visibility="0" width="350" row="2">
+    <wetp:webextensionref xmlns:r="http://schemas.openxmlformats.org/officeDocument/2006/relationships" r:id="rId1"/>
+  </wetp:taskpane>
+  <wetp:taskpane dockstate="right" visibility="0" width="350" row="2">
+    <wetp:webextensionref xmlns:r="http://schemas.openxmlformats.org/officeDocument/2006/relationships" r:id="rId2"/>
+  </wetp:taskpane>
+</wetp:taskpanes>
 </file>
 
-<file path=customXml/item2.xml><?xml version="1.0" encoding="utf-8"?>
+<file path=word/webextensions/webextension1.xml><?xml version="1.0" encoding="utf-8"?>
+<we:webextension xmlns:we="http://schemas.microsoft.com/office/webextensions/webextension/2010/11" id="{EBC3AA19-98DA-4677-9B78-BFC0E87F7748}">
+  <we:reference id="wa200005502" version="1.0.0.13" store="pl-PL" storeType="OMEX"/>
+  <we:alternateReferences>
+    <we:reference id="WA200005502" version="1.0.0.13" store="WA200005502" storeType="OMEX"/>
+  </we:alternateReferences>
+  <we:properties>
+    <we:property name="docId" value="&quot;N3bz5kp3pGQtFX5JwlmYS&quot;"/>
+  </we:properties>
+  <we:bindings/>
+  <we:snapshot xmlns:r="http://schemas.openxmlformats.org/officeDocument/2006/relationships"/>
+</we:webextension>
+</file>
+
+<file path=word/webextensions/webextension2.xml><?xml version="1.0" encoding="utf-8"?>
+<we:webextension xmlns:we="http://schemas.microsoft.com/office/webextensions/webextension/2010/11" id="{FB7D077F-1CE9-465B-A0FE-A5D5BB5E1F2E}">
+  <we:reference id="74296acf-ff86-450c-9340-d30ee71775ae" version="1.0.7.0" store="EXCatalog" storeType="EXCatalog"/>
+  <we:alternateReferences>
+    <we:reference id="WA200001482" version="1.0.7.0" store="pl-PL" storeType="OMEX"/>
+  </we:alternateReferences>
+  <we:properties/>
+  <we:bindings/>
+  <we:snapshot xmlns:r="http://schemas.openxmlformats.org/officeDocument/2006/relationships"/>
+</we:webextension>
+</file>
+
+<file path=customXml/item1.xml><?xml version="1.0" encoding="utf-8"?>
 <ct:contentTypeSchema xmlns:ct="http://schemas.microsoft.com/office/2006/metadata/contentType" xmlns:ma="http://schemas.microsoft.com/office/2006/metadata/properties/metaAttributes" ct:_="" ma:_="" ma:contentTypeName="Dokument" ma:contentTypeID="0x010100CCB42EE1A2101A46A529E33B73FA5B9E" ma:contentTypeVersion="6" ma:contentTypeDescription="Utwórz nowy dokument." ma:contentTypeScope="" ma:versionID="18976c67d36d6dbfaddc4b6a42a3b266">
   <xsd:schema xmlns:xsd="http://www.w3.org/2001/XMLSchema" xmlns:xs="http://www.w3.org/2001/XMLSchema" xmlns:p="http://schemas.microsoft.com/office/2006/metadata/properties" xmlns:ns3="01a094b0-08a8-443b-bd9d-7d2701d1cf8a" targetNamespace="http://schemas.microsoft.com/office/2006/metadata/properties" ma:root="true" ma:fieldsID="3b2386cc71632d5df78aeaf6a90f017e" ns3:_="">
     <xsd:import namespace="01a094b0-08a8-443b-bd9d-7d2701d1cf8a"/>
@@ -19759,11 +19892,11 @@
 </ct:contentTypeSchema>
 </file>
 
-<file path=customXml/item3.xml><?xml version="1.0" encoding="utf-8"?>
+<file path=customXml/item2.xml><?xml version="1.0" encoding="utf-8"?>
 <b:Sources xmlns:b="http://schemas.openxmlformats.org/officeDocument/2006/bibliography" xmlns="http://schemas.openxmlformats.org/officeDocument/2006/bibliography" SelectedStyle="\APASixthEditionOfficeOnline.xsl" StyleName="APA" Version="6"/>
 </file>
 
-<file path=customXml/item4.xml><?xml version="1.0" encoding="utf-8"?>
+<file path=customXml/item3.xml><?xml version="1.0" encoding="utf-8"?>
 <p:properties xmlns:p="http://schemas.microsoft.com/office/2006/metadata/properties" xmlns:xsi="http://www.w3.org/2001/XMLSchema-instance" xmlns:pc="http://schemas.microsoft.com/office/infopath/2007/PartnerControls">
   <documentManagement>
     <_activity xmlns="01a094b0-08a8-443b-bd9d-7d2701d1cf8a" xsi:nil="true"/>
@@ -19771,15 +19904,16 @@
 </p:properties>
 </file>
 
-<file path=customXml/itemProps1.xml><?xml version="1.0" encoding="utf-8"?>
-<ds:datastoreItem xmlns:ds="http://schemas.openxmlformats.org/officeDocument/2006/customXml" ds:itemID="{1732424E-DCE3-4042-88F3-7B73E5580075}">
-  <ds:schemaRefs>
-    <ds:schemaRef ds:uri="http://schemas.microsoft.com/sharepoint/v3/contenttype/forms"/>
-  </ds:schemaRefs>
-</ds:datastoreItem>
+<file path=customXml/item4.xml><?xml version="1.0" encoding="utf-8"?>
+<?mso-contentType ?>
+<FormTemplates xmlns="http://schemas.microsoft.com/sharepoint/v3/contenttype/forms">
+  <Display>DocumentLibraryForm</Display>
+  <Edit>DocumentLibraryForm</Edit>
+  <New>DocumentLibraryForm</New>
+</FormTemplates>
 </file>
 
-<file path=customXml/itemProps2.xml><?xml version="1.0" encoding="utf-8"?>
+<file path=customXml/itemProps1.xml><?xml version="1.0" encoding="utf-8"?>
 <ds:datastoreItem xmlns:ds="http://schemas.openxmlformats.org/officeDocument/2006/customXml" ds:itemID="{E1DDB39E-244E-4482-BAB5-D3E1A5502C4D}">
   <ds:schemaRefs>
     <ds:schemaRef ds:uri="http://schemas.microsoft.com/office/2006/metadata/contentType"/>
@@ -19797,7 +19931,7 @@
 </ds:datastoreItem>
 </file>
 
-<file path=customXml/itemProps3.xml><?xml version="1.0" encoding="utf-8"?>
+<file path=customXml/itemProps2.xml><?xml version="1.0" encoding="utf-8"?>
 <ds:datastoreItem xmlns:ds="http://schemas.openxmlformats.org/officeDocument/2006/customXml" ds:itemID="{492705AE-1BBD-440B-B6CF-958A01E137F6}">
   <ds:schemaRefs>
     <ds:schemaRef ds:uri="http://schemas.openxmlformats.org/officeDocument/2006/bibliography"/>
@@ -19805,7 +19939,7 @@
 </ds:datastoreItem>
 </file>
 
-<file path=customXml/itemProps4.xml><?xml version="1.0" encoding="utf-8"?>
+<file path=customXml/itemProps3.xml><?xml version="1.0" encoding="utf-8"?>
 <ds:datastoreItem xmlns:ds="http://schemas.openxmlformats.org/officeDocument/2006/customXml" ds:itemID="{46053FE0-993E-40B0-B62B-CC401A1C0483}">
   <ds:schemaRefs>
     <ds:schemaRef ds:uri="http://schemas.microsoft.com/office/2006/metadata/properties"/>
@@ -19813,4 +19947,12 @@
     <ds:schemaRef ds:uri="01a094b0-08a8-443b-bd9d-7d2701d1cf8a"/>
   </ds:schemaRefs>
 </ds:datastoreItem>
+</file>
+
+<file path=customXml/itemProps4.xml><?xml version="1.0" encoding="utf-8"?>
+<ds:datastoreItem xmlns:ds="http://schemas.openxmlformats.org/officeDocument/2006/customXml" ds:itemID="{1732424E-DCE3-4042-88F3-7B73E5580075}">
+  <ds:schemaRefs>
+    <ds:schemaRef ds:uri="http://schemas.microsoft.com/sharepoint/v3/contenttype/forms"/>
+  </ds:schemaRefs>
+</ds:datastoreItem>
 </file>
--- a/TK/sprawozdanie.docx
+++ b/TK/sprawozdanie.docx
@@ -280,7 +280,7 @@
     <w:p/>
     <w:p>
       <w:pPr>
-        <w:pStyle w:val="Akapitzlist"/>
+        <w:pStyle w:val="ListParagraph"/>
         <w:numPr>
           <w:ilvl w:val="1"/>
           <w:numId w:val="4"/>
@@ -298,12 +298,12 @@
     </w:p>
     <w:p>
       <w:pPr>
-        <w:pStyle w:val="Akapitzlist"/>
-      </w:pPr>
-    </w:p>
-    <w:p>
-      <w:pPr>
-        <w:pStyle w:val="Akapitzlist"/>
+        <w:pStyle w:val="ListParagraph"/>
+      </w:pPr>
+    </w:p>
+    <w:p>
+      <w:pPr>
+        <w:pStyle w:val="ListParagraph"/>
         <w:rPr>
           <w:b/>
           <w:bCs/>
@@ -326,7 +326,7 @@
     </w:p>
     <w:p>
       <w:pPr>
-        <w:pStyle w:val="Akapitzlist"/>
+        <w:pStyle w:val="ListParagraph"/>
         <w:ind w:firstLine="696"/>
         <w:rPr>
           <w:b/>
@@ -385,7 +385,7 @@
     </w:p>
     <w:p>
       <w:pPr>
-        <w:pStyle w:val="Akapitzlist"/>
+        <w:pStyle w:val="ListParagraph"/>
         <w:ind w:left="-426" w:firstLine="1132"/>
         <w:rPr>
           <w:b/>
@@ -465,7 +465,7 @@
     </w:p>
     <w:p>
       <w:pPr>
-        <w:pStyle w:val="Akapitzlist"/>
+        <w:pStyle w:val="ListParagraph"/>
         <w:ind w:left="-426" w:firstLine="1132"/>
         <w:rPr>
           <w:b/>
@@ -510,7 +510,7 @@
     </w:p>
     <w:p>
       <w:pPr>
-        <w:pStyle w:val="Akapitzlist"/>
+        <w:pStyle w:val="ListParagraph"/>
         <w:ind w:left="-426" w:firstLine="1132"/>
         <w:rPr>
           <w:b/>
@@ -520,7 +520,7 @@
     </w:p>
     <w:p>
       <w:pPr>
-        <w:pStyle w:val="Akapitzlist"/>
+        <w:pStyle w:val="ListParagraph"/>
         <w:rPr>
           <w:b/>
           <w:bCs/>
@@ -552,7 +552,7 @@
     </w:p>
     <w:p>
       <w:pPr>
-        <w:pStyle w:val="Akapitzlist"/>
+        <w:pStyle w:val="ListParagraph"/>
         <w:rPr>
           <w:b/>
           <w:bCs/>
@@ -604,7 +604,7 @@
     </w:p>
     <w:p>
       <w:pPr>
-        <w:pStyle w:val="Akapitzlist"/>
+        <w:pStyle w:val="ListParagraph"/>
         <w:rPr>
           <w:b/>
           <w:bCs/>
@@ -760,7 +760,7 @@
     </w:p>
     <w:p>
       <w:pPr>
-        <w:pStyle w:val="Akapitzlist"/>
+        <w:pStyle w:val="ListParagraph"/>
         <w:rPr>
           <w:b/>
           <w:bCs/>
@@ -792,240 +792,254 @@
           <w:b/>
           <w:bCs/>
         </w:rPr>
-        <w:t>)</w:t>
-      </w:r>
-    </w:p>
-    <w:p>
-      <w:pPr>
-        <w:pStyle w:val="Akapitzlist"/>
-        <w:rPr>
-          <w:b/>
-        </w:rPr>
-      </w:pPr>
-    </w:p>
-    <w:p>
-      <w:pPr>
-        <w:pStyle w:val="Akapitzlist"/>
+        <w:t>, 10</w:t>
+      </w:r>
+      <w:r>
         <w:rPr>
           <w:b/>
           <w:bCs/>
         </w:rPr>
-      </w:pPr>
-      <w:r>
+        <w:t>)</w:t>
+      </w:r>
+    </w:p>
+    <w:p>
+      <w:pPr>
+        <w:pStyle w:val="ListParagraph"/>
+        <w:rPr>
+          <w:b/>
+        </w:rPr>
+      </w:pPr>
+    </w:p>
+    <w:p>
+      <w:pPr>
+        <w:pStyle w:val="ListParagraph"/>
         <w:rPr>
           <w:b/>
           <w:bCs/>
         </w:rPr>
-        <w:t xml:space="preserve">Maciej Lachowicz </w:t>
-      </w:r>
+      </w:pPr>
       <w:r>
         <w:rPr>
           <w:b/>
           <w:bCs/>
         </w:rPr>
-        <w:t>–</w:t>
+        <w:t xml:space="preserve">Maciej Lachowicz </w:t>
       </w:r>
       <w:r>
         <w:rPr>
           <w:b/>
           <w:bCs/>
         </w:rPr>
-        <w:t xml:space="preserve"> </w:t>
-      </w:r>
-    </w:p>
-    <w:p>
-      <w:pPr>
-        <w:pStyle w:val="Akapitzlist"/>
+        <w:t>–</w:t>
+      </w:r>
+      <w:r>
         <w:rPr>
           <w:b/>
           <w:bCs/>
         </w:rPr>
-      </w:pPr>
-      <w:r>
+        <w:t xml:space="preserve"> </w:t>
+      </w:r>
+    </w:p>
+    <w:p>
+      <w:pPr>
+        <w:pStyle w:val="ListParagraph"/>
         <w:rPr>
           <w:b/>
           <w:bCs/>
         </w:rPr>
-        <w:tab/>
-      </w:r>
+      </w:pPr>
       <w:r>
         <w:rPr>
           <w:b/>
           <w:bCs/>
         </w:rPr>
-        <w:t>P</w:t>
+        <w:tab/>
       </w:r>
       <w:r>
         <w:rPr>
           <w:b/>
           <w:bCs/>
         </w:rPr>
-        <w:t>unk</w:t>
+        <w:t>P</w:t>
       </w:r>
       <w:r>
         <w:rPr>
           <w:b/>
           <w:bCs/>
         </w:rPr>
-        <w:t xml:space="preserve">ty </w:t>
+        <w:t>unk</w:t>
       </w:r>
       <w:r>
         <w:rPr>
           <w:b/>
           <w:bCs/>
         </w:rPr>
-        <w:t>(</w:t>
+        <w:t xml:space="preserve">ty </w:t>
       </w:r>
       <w:r>
         <w:rPr>
           <w:b/>
           <w:bCs/>
         </w:rPr>
-        <w:t>0</w:t>
+        <w:t>(</w:t>
       </w:r>
       <w:r>
         <w:rPr>
           <w:b/>
           <w:bCs/>
         </w:rPr>
-        <w:t>,</w:t>
+        <w:t>0</w:t>
       </w:r>
       <w:r>
         <w:rPr>
           <w:b/>
           <w:bCs/>
         </w:rPr>
-        <w:t xml:space="preserve"> </w:t>
+        <w:t>,</w:t>
       </w:r>
       <w:r>
         <w:rPr>
           <w:b/>
           <w:bCs/>
         </w:rPr>
-        <w:t xml:space="preserve">4.1.2 </w:t>
+        <w:t xml:space="preserve"> 3,</w:t>
       </w:r>
       <w:r>
         <w:rPr>
           <w:b/>
           <w:bCs/>
         </w:rPr>
-        <w:t>opis nr. 1</w:t>
+        <w:t xml:space="preserve"> </w:t>
       </w:r>
       <w:r>
         <w:rPr>
           <w:b/>
           <w:bCs/>
         </w:rPr>
-        <w:t>, 4.2 diagram nr. 1, 4.3 diagram nr.1</w:t>
+        <w:t xml:space="preserve">4.1.2 </w:t>
       </w:r>
       <w:r>
         <w:rPr>
           <w:b/>
           <w:bCs/>
         </w:rPr>
-        <w:t>,</w:t>
-      </w:r>
-    </w:p>
-    <w:p>
-      <w:pPr>
-        <w:pStyle w:val="Akapitzlist"/>
+        <w:t>opis nr. 1</w:t>
+      </w:r>
+      <w:r>
         <w:rPr>
           <w:b/>
           <w:bCs/>
         </w:rPr>
-      </w:pPr>
+        <w:t>, 4.2 diagram nr. 1, 4.3 diagram nr.1</w:t>
+      </w:r>
       <w:r>
         <w:rPr>
           <w:b/>
           <w:bCs/>
         </w:rPr>
-        <w:t>5.1</w:t>
-      </w:r>
-      <w:r>
+        <w:t>,</w:t>
+      </w:r>
+    </w:p>
+    <w:p>
+      <w:pPr>
+        <w:pStyle w:val="ListParagraph"/>
         <w:rPr>
           <w:b/>
           <w:bCs/>
         </w:rPr>
-        <w:t>,5.2</w:t>
-      </w:r>
+      </w:pPr>
       <w:r>
         <w:rPr>
           <w:b/>
           <w:bCs/>
         </w:rPr>
-        <w:t xml:space="preserve"> klasy Mecz, Powołanie, </w:t>
+        <w:t>5.1</w:t>
       </w:r>
       <w:r>
         <w:rPr>
           <w:b/>
           <w:bCs/>
         </w:rPr>
-        <w:t xml:space="preserve">Powiadomienie, </w:t>
-      </w:r>
-      <w:proofErr w:type="spellStart"/>
+        <w:t>,5.2</w:t>
+      </w:r>
       <w:r>
         <w:rPr>
           <w:b/>
           <w:bCs/>
         </w:rPr>
-        <w:t>ObiektSportowy</w:t>
-      </w:r>
-      <w:proofErr w:type="spellEnd"/>
+        <w:t xml:space="preserve"> klasy Mecz, Powołanie, </w:t>
+      </w:r>
       <w:r>
         <w:rPr>
           <w:b/>
           <w:bCs/>
         </w:rPr>
-        <w:t xml:space="preserve">, </w:t>
-      </w:r>
+        <w:t xml:space="preserve">Powiadomienie, </w:t>
+      </w:r>
+      <w:proofErr w:type="spellStart"/>
       <w:r>
         <w:rPr>
           <w:b/>
           <w:bCs/>
         </w:rPr>
-        <w:t>Trening, Frekwencja</w:t>
-      </w:r>
+        <w:t>ObiektSportowy</w:t>
+      </w:r>
+      <w:proofErr w:type="spellEnd"/>
       <w:r>
         <w:rPr>
           <w:b/>
           <w:bCs/>
         </w:rPr>
-        <w:t>, Grupa</w:t>
+        <w:t xml:space="preserve">, </w:t>
       </w:r>
       <w:r>
         <w:rPr>
           <w:b/>
           <w:bCs/>
         </w:rPr>
-        <w:t>, 5.3 diagram nr. 1</w:t>
+        <w:t>Trening, Frekwencja</w:t>
       </w:r>
       <w:r>
         <w:rPr>
           <w:b/>
           <w:bCs/>
         </w:rPr>
-        <w:t>, 7, 9</w:t>
+        <w:t>, Grupa</w:t>
       </w:r>
       <w:r>
         <w:rPr>
           <w:b/>
           <w:bCs/>
         </w:rPr>
-        <w:t>)</w:t>
-      </w:r>
-    </w:p>
-    <w:p>
-      <w:pPr>
-        <w:pStyle w:val="Akapitzlist"/>
+        <w:t>, 5.3 diagram nr. 1</w:t>
+      </w:r>
+      <w:r>
         <w:rPr>
           <w:b/>
           <w:bCs/>
         </w:rPr>
-      </w:pPr>
-    </w:p>
-    <w:p>
-      <w:pPr>
-        <w:pStyle w:val="Akapitzlist"/>
+        <w:t>, 7, 9</w:t>
+      </w:r>
+      <w:r>
+        <w:rPr>
+          <w:b/>
+          <w:bCs/>
+        </w:rPr>
+        <w:t>)</w:t>
+      </w:r>
+    </w:p>
+    <w:p>
+      <w:pPr>
+        <w:pStyle w:val="ListParagraph"/>
+        <w:rPr>
+          <w:b/>
+          <w:bCs/>
+        </w:rPr>
+      </w:pPr>
+    </w:p>
+    <w:p>
+      <w:pPr>
+        <w:pStyle w:val="ListParagraph"/>
         <w:numPr>
           <w:ilvl w:val="1"/>
           <w:numId w:val="4"/>
@@ -1043,7 +1057,7 @@
     </w:p>
     <w:p>
       <w:pPr>
-        <w:pStyle w:val="Akapitzlist"/>
+        <w:pStyle w:val="ListParagraph"/>
         <w:rPr>
           <w:b/>
           <w:bCs/>
@@ -1054,7 +1068,14 @@
           <w:b/>
           <w:bCs/>
         </w:rPr>
-        <w:t>9.5 / 10</w:t>
+        <w:t>8</w:t>
+      </w:r>
+      <w:r>
+        <w:rPr>
+          <w:b/>
+          <w:bCs/>
+        </w:rPr>
+        <w:t xml:space="preserve"> / 10</w:t>
       </w:r>
     </w:p>
     <w:p>
@@ -1072,13 +1093,12 @@
       <w:hyperlink r:id="rId9">
         <w:r>
           <w:rPr>
-            <w:rStyle w:val="Hipercze"/>
+            <w:rStyle w:val="Hyperlink"/>
           </w:rPr>
           <w:t>https://github.com/stomczak11/inzynieria-oprogramowania-projekt</w:t>
         </w:r>
       </w:hyperlink>
     </w:p>
-    <w:p/>
     <w:p>
       <w:r>
         <w:br w:type="page"/>
@@ -1086,7 +1106,7 @@
     </w:p>
     <w:p>
       <w:pPr>
-        <w:pStyle w:val="Nagwek1"/>
+        <w:pStyle w:val="Heading1"/>
         <w:numPr>
           <w:ilvl w:val="0"/>
           <w:numId w:val="6"/>
@@ -1101,7 +1121,6 @@
           <w:rFonts w:ascii="Aptos Display" w:eastAsia="Aptos Display" w:hAnsi="Aptos Display" w:cs="Aptos Display"/>
           <w:color w:val="000000" w:themeColor="text1"/>
         </w:rPr>
-        <w:lastRenderedPageBreak/>
         <w:t xml:space="preserve">System zarządzania akademią piłkarską "FC Drewno </w:t>
       </w:r>
       <w:proofErr w:type="spellStart"/>
@@ -1225,7 +1244,6 @@
           <w:rFonts w:ascii="Aptos" w:eastAsia="Aptos" w:hAnsi="Aptos" w:cs="Aptos"/>
           <w:color w:val="000000" w:themeColor="text1"/>
         </w:rPr>
-        <w:lastRenderedPageBreak/>
         <w:t xml:space="preserve">Dla trenerów zaprojektowano moduł mobilny, umożliwiający ewidencjonowanie frekwencji bezpośrednio na boisku z poziomu </w:t>
       </w:r>
       <w:proofErr w:type="spellStart"/>
@@ -1256,14 +1274,13 @@
     </w:p>
     <w:p>
       <w:pPr>
-        <w:pStyle w:val="Nagwek1"/>
+        <w:pStyle w:val="Heading1"/>
         <w:rPr>
           <w:b/>
           <w:bCs/>
         </w:rPr>
       </w:pPr>
       <w:r>
-        <w:lastRenderedPageBreak/>
         <w:t>2</w:t>
       </w:r>
       <w:r>
@@ -1302,7 +1319,7 @@
     </w:p>
     <w:p>
       <w:pPr>
-        <w:pStyle w:val="Nagwek2"/>
+        <w:pStyle w:val="Heading2"/>
         <w:rPr>
           <w:b/>
           <w:bCs/>
@@ -1503,14 +1520,13 @@
     </w:p>
     <w:p>
       <w:pPr>
-        <w:pStyle w:val="Nagwek2"/>
+        <w:pStyle w:val="Heading2"/>
         <w:rPr>
           <w:b/>
           <w:bCs/>
         </w:rPr>
       </w:pPr>
       <w:r>
-        <w:lastRenderedPageBreak/>
         <w:t>2.2</w:t>
       </w:r>
       <w:r>
@@ -1535,7 +1551,7 @@
     </w:p>
     <w:p>
       <w:pPr>
-        <w:pStyle w:val="Nagwek2"/>
+        <w:pStyle w:val="Heading2"/>
         <w:rPr>
           <w:b/>
           <w:bCs/>
@@ -1550,7 +1566,7 @@
     </w:p>
     <w:p>
       <w:pPr>
-        <w:pStyle w:val="Nagwek3"/>
+        <w:pStyle w:val="Heading3"/>
         <w:rPr>
           <w:b/>
         </w:rPr>
@@ -1746,14 +1762,13 @@
     </w:p>
     <w:p>
       <w:pPr>
-        <w:pStyle w:val="Nagwek3"/>
+        <w:pStyle w:val="Heading3"/>
         <w:rPr>
           <w:b/>
           <w:bCs/>
         </w:rPr>
       </w:pPr>
       <w:r>
-        <w:lastRenderedPageBreak/>
         <w:t>2.3.2</w:t>
       </w:r>
       <w:r>
@@ -1989,65 +2004,273 @@
         <w:t>Wszystkie procesy ustandaryzowane</w:t>
       </w:r>
     </w:p>
+    <w:p>
+      <w:r>
+        <w:br w:type="page"/>
+      </w:r>
+    </w:p>
+    <w:p>
+      <w:pPr>
+        <w:pStyle w:val="Heading1"/>
+      </w:pPr>
+      <w:r>
+        <w:t>3. Słownik</w:t>
+      </w:r>
+    </w:p>
+    <w:tbl>
+      <w:tblPr>
+        <w:tblStyle w:val="TableGrid"/>
+        <w:tblW w:w="0" w:type="auto"/>
+        <w:tblLook w:val="04A0" w:firstRow="1" w:lastRow="0" w:firstColumn="1" w:lastColumn="0" w:noHBand="0" w:noVBand="1"/>
+      </w:tblPr>
+      <w:tblGrid>
+        <w:gridCol w:w="4531"/>
+        <w:gridCol w:w="4531"/>
+      </w:tblGrid>
+      <w:tr>
+        <w:tc>
+          <w:tcPr>
+            <w:tcW w:w="4531" w:type="dxa"/>
+          </w:tcPr>
+          <w:p>
+            <w:r>
+              <w:t>Termin</w:t>
+            </w:r>
+          </w:p>
+        </w:tc>
+        <w:tc>
+          <w:tcPr>
+            <w:tcW w:w="4531" w:type="dxa"/>
+          </w:tcPr>
+          <w:p>
+            <w:r>
+              <w:t>Definicja</w:t>
+            </w:r>
+          </w:p>
+        </w:tc>
+      </w:tr>
+      <w:tr>
+        <w:tc>
+          <w:tcPr>
+            <w:tcW w:w="4531" w:type="dxa"/>
+          </w:tcPr>
+          <w:p>
+            <w:r>
+              <w:rPr>
+                <w:b/>
+              </w:rPr>
+              <w:t>Powołanie</w:t>
+            </w:r>
+          </w:p>
+        </w:tc>
+        <w:tc>
+          <w:tcPr>
+            <w:tcW w:w="4531" w:type="dxa"/>
+          </w:tcPr>
+          <w:p>
+            <w:r>
+              <w:t>Informacja wysyłana przez trenera do rodzica, że jego dziecko zostało wybrane do składu na nadchodzący mecz.</w:t>
+            </w:r>
+          </w:p>
+        </w:tc>
+      </w:tr>
+      <w:tr>
+        <w:tc>
+          <w:tcPr>
+            <w:tcW w:w="4531" w:type="dxa"/>
+          </w:tcPr>
+          <w:p>
+            <w:r>
+              <w:rPr>
+                <w:b/>
+              </w:rPr>
+              <w:t>Frekwencja</w:t>
+            </w:r>
+          </w:p>
+        </w:tc>
+        <w:tc>
+          <w:tcPr>
+            <w:tcW w:w="4531" w:type="dxa"/>
+          </w:tcPr>
+          <w:p>
+            <w:r>
+              <w:t>Lista obecności na treningu. Trener zaznacza w telefonie, kto przyszedł na zajęcia, a kto był nieobecny.</w:t>
+            </w:r>
+          </w:p>
+        </w:tc>
+      </w:tr>
+      <w:tr>
+        <w:tc>
+          <w:tcPr>
+            <w:tcW w:w="4531" w:type="dxa"/>
+          </w:tcPr>
+          <w:p>
+            <w:pPr>
+              <w:rPr>
+                <w:b/>
+              </w:rPr>
+            </w:pPr>
+            <w:r>
+              <w:rPr>
+                <w:b/>
+              </w:rPr>
+              <w:t>Składka</w:t>
+            </w:r>
+          </w:p>
+        </w:tc>
+        <w:tc>
+          <w:tcPr>
+            <w:tcW w:w="4531" w:type="dxa"/>
+          </w:tcPr>
+          <w:p>
+            <w:r>
+              <w:t>Miesięczna opłata za uczęszczanie dziecka na zajęcia w akademii. Rodzic płaci przez aplikację kartą lub przelewem.</w:t>
+            </w:r>
+          </w:p>
+        </w:tc>
+      </w:tr>
+      <w:tr>
+        <w:tc>
+          <w:tcPr>
+            <w:tcW w:w="4531" w:type="dxa"/>
+          </w:tcPr>
+          <w:p>
+            <w:pPr>
+              <w:rPr>
+                <w:b/>
+              </w:rPr>
+            </w:pPr>
+            <w:r>
+              <w:rPr>
+                <w:b/>
+              </w:rPr>
+              <w:t>Kategoria wiekowa</w:t>
+            </w:r>
+          </w:p>
+        </w:tc>
+        <w:tc>
+          <w:tcPr>
+            <w:tcW w:w="4531" w:type="dxa"/>
+          </w:tcPr>
+          <w:p>
+            <w:r>
+              <w:t>Podział zawodników na grupy według wieku. W akademii wyróżniamy cztery kategorie:</w:t>
+            </w:r>
+            <w:r>
+              <w:br/>
+              <w:t xml:space="preserve">  • Skrzat (ok. 5–6 lat)</w:t>
+            </w:r>
+            <w:r>
+              <w:br/>
+              <w:t xml:space="preserve">  • Żak (ok. 7–8 lat)</w:t>
+            </w:r>
+            <w:r>
+              <w:br/>
+              <w:t xml:space="preserve">  • Orlik (ok. 9–10 lat)</w:t>
+            </w:r>
+            <w:r>
+              <w:br/>
+              <w:t xml:space="preserve">  • Młodzik (ok. 11–12 lat)</w:t>
+            </w:r>
+          </w:p>
+        </w:tc>
+      </w:tr>
+      <w:tr>
+        <w:tc>
+          <w:tcPr>
+            <w:tcW w:w="4531" w:type="dxa"/>
+          </w:tcPr>
+          <w:p>
+            <w:pPr>
+              <w:rPr>
+                <w:b/>
+              </w:rPr>
+            </w:pPr>
+            <w:r>
+              <w:rPr>
+                <w:b/>
+              </w:rPr>
+              <w:t>Jednostka treningowa</w:t>
+            </w:r>
+          </w:p>
+        </w:tc>
+        <w:tc>
+          <w:tcPr>
+            <w:tcW w:w="4531" w:type="dxa"/>
+          </w:tcPr>
+          <w:p>
+            <w:r>
+              <w:t>Pojedyncze zajęcia sportowe — konkretny trening w konkretnym miejscu i czasie.</w:t>
+            </w:r>
+          </w:p>
+        </w:tc>
+      </w:tr>
+      <w:tr>
+        <w:tc>
+          <w:tcPr>
+            <w:tcW w:w="4531" w:type="dxa"/>
+          </w:tcPr>
+          <w:p>
+            <w:pPr>
+              <w:rPr>
+                <w:b/>
+              </w:rPr>
+            </w:pPr>
+            <w:r>
+              <w:rPr>
+                <w:b/>
+              </w:rPr>
+              <w:t>Obiekt sportowy</w:t>
+            </w:r>
+          </w:p>
+        </w:tc>
+        <w:tc>
+          <w:tcPr>
+            <w:tcW w:w="4531" w:type="dxa"/>
+          </w:tcPr>
+          <w:p>
+            <w:r>
+              <w:t>Miejsce, gdzie odbywają się treningi lub mecze — boisko, orlik albo hala sportowa.</w:t>
+            </w:r>
+          </w:p>
+        </w:tc>
+      </w:tr>
+      <w:tr>
+        <w:tc>
+          <w:tcPr>
+            <w:tcW w:w="4531" w:type="dxa"/>
+          </w:tcPr>
+          <w:p>
+            <w:pPr>
+              <w:rPr>
+                <w:b/>
+              </w:rPr>
+            </w:pPr>
+            <w:r>
+              <w:rPr>
+                <w:b/>
+              </w:rPr>
+              <w:t>Badania lekarskie</w:t>
+            </w:r>
+          </w:p>
+        </w:tc>
+        <w:tc>
+          <w:tcPr>
+            <w:tcW w:w="4531" w:type="dxa"/>
+          </w:tcPr>
+          <w:p>
+            <w:r>
+              <w:t>Zaświadczenie od lekarza, że dziecko jest zdrowe i może grać w piłkę. Trzeba je odnawiać co 6 miesięcy.</w:t>
+            </w:r>
+          </w:p>
+        </w:tc>
+      </w:tr>
+    </w:tbl>
     <w:p/>
-    <w:p>
-      <w:r>
-        <w:rPr>
-          <w:noProof/>
-        </w:rPr>
-        <w:drawing>
-          <wp:inline distT="0" distB="0" distL="0" distR="0" wp14:anchorId="72B5CF15" wp14:editId="524343B2">
-            <wp:extent cx="5762625" cy="2038350"/>
-            <wp:effectExtent l="0" t="0" r="0" b="0"/>
-            <wp:docPr id="185452416" name="drawing">
-              <a:extLst xmlns:a="http://schemas.openxmlformats.org/drawingml/2006/main">
-                <a:ext uri="{FF2B5EF4-FFF2-40B4-BE49-F238E27FC236}">
-                  <a16:creationId xmlns:a16="http://schemas.microsoft.com/office/drawing/2014/main" id="{F962F21D-0F14-4D1B-942D-1802464EB006}"/>
-                </a:ext>
-              </a:extLst>
-            </wp:docPr>
-            <wp:cNvGraphicFramePr>
-              <a:graphicFrameLocks xmlns:a="http://schemas.openxmlformats.org/drawingml/2006/main" noChangeAspect="1"/>
-            </wp:cNvGraphicFramePr>
-            <a:graphic xmlns:a="http://schemas.openxmlformats.org/drawingml/2006/main">
-              <a:graphicData uri="http://schemas.openxmlformats.org/drawingml/2006/picture">
-                <pic:pic xmlns:pic="http://schemas.openxmlformats.org/drawingml/2006/picture">
-                  <pic:nvPicPr>
-                    <pic:cNvPr id="185452416" name="Picture 185452416"/>
-                    <pic:cNvPicPr/>
-                  </pic:nvPicPr>
-                  <pic:blipFill>
-                    <a:blip r:embed="rId10">
-                      <a:extLst>
-                        <a:ext uri="{28A0092B-C50C-407E-A947-70E740481C1C}">
-                          <a14:useLocalDpi xmlns:a14="http://schemas.microsoft.com/office/drawing/2010/main"/>
-                        </a:ext>
-                      </a:extLst>
-                    </a:blip>
-                    <a:stretch>
-                      <a:fillRect/>
-                    </a:stretch>
-                  </pic:blipFill>
-                  <pic:spPr>
-                    <a:xfrm>
-                      <a:off x="0" y="0"/>
-                      <a:ext cx="5762625" cy="2038350"/>
-                    </a:xfrm>
-                    <a:prstGeom prst="rect">
-                      <a:avLst/>
-                    </a:prstGeom>
-                  </pic:spPr>
-                </pic:pic>
-              </a:graphicData>
-            </a:graphic>
-          </wp:inline>
-        </w:drawing>
-      </w:r>
-    </w:p>
     <w:p/>
     <w:p>
       <w:pPr>
-        <w:pStyle w:val="Nagwek1"/>
+        <w:pStyle w:val="Heading1"/>
       </w:pPr>
       <w:r>
         <w:t xml:space="preserve">4. Perspektywa przypadków użycia </w:t>
@@ -2055,7 +2278,7 @@
     </w:p>
     <w:p>
       <w:pPr>
-        <w:pStyle w:val="Nagwek2"/>
+        <w:pStyle w:val="Heading2"/>
         <w:rPr>
           <w:rFonts w:ascii="Aptos" w:eastAsia="Aptos" w:hAnsi="Aptos" w:cs="Aptos"/>
         </w:rPr>
@@ -2104,13 +2327,6 @@
         </w:rPr>
         <w:t>» względem przypadku Logowanie.</w:t>
       </w:r>
-    </w:p>
-    <w:p>
-      <w:pPr>
-        <w:rPr>
-          <w:rFonts w:ascii="Aptos" w:eastAsia="Aptos" w:hAnsi="Aptos" w:cs="Aptos"/>
-        </w:rPr>
-      </w:pPr>
     </w:p>
     <w:p>
       <w:pPr>
@@ -2144,7 +2360,7 @@
                     <pic:cNvPicPr/>
                   </pic:nvPicPr>
                   <pic:blipFill>
-                    <a:blip r:embed="rId11"/>
+                    <a:blip r:embed="rId10"/>
                     <a:srcRect l="4801" r="6953"/>
                     <a:stretch>
                       <a:fillRect/>
@@ -2185,33 +2401,13 @@
     </w:p>
     <w:p>
       <w:pPr>
-        <w:rPr>
-          <w:b/>
-          <w:bCs/>
+        <w:pStyle w:val="Heading3"/>
+        <w:rPr>
           <w:sz w:val="20"/>
           <w:szCs w:val="20"/>
         </w:rPr>
       </w:pPr>
       <w:r>
-        <w:rPr>
-          <w:b/>
-          <w:bCs/>
-          <w:sz w:val="20"/>
-          <w:szCs w:val="20"/>
-        </w:rPr>
-        <w:br w:type="page"/>
-      </w:r>
-    </w:p>
-    <w:p>
-      <w:pPr>
-        <w:pStyle w:val="Nagwek3"/>
-        <w:rPr>
-          <w:sz w:val="20"/>
-          <w:szCs w:val="20"/>
-        </w:rPr>
-      </w:pPr>
-      <w:r>
-        <w:lastRenderedPageBreak/>
         <w:t>Przypadek użycia: “Opłacenie składki”</w:t>
       </w:r>
     </w:p>
@@ -2671,7 +2867,6 @@
           <w:ilvl w:val="0"/>
           <w:numId w:val="27"/>
         </w:numPr>
-        <w:suppressAutoHyphens/>
         <w:spacing w:afterAutospacing="1"/>
         <w:rPr>
           <w:sz w:val="20"/>
@@ -2686,37 +2881,30 @@
         <w:t>Zmiana statusu składek na opłacone.</w:t>
       </w:r>
     </w:p>
-    <w:p/>
-    <w:p/>
-    <w:p/>
-    <w:p/>
-    <w:p/>
-    <w:p/>
-    <w:p>
-      <w:pPr>
-        <w:pStyle w:val="Nagwek3"/>
-        <w:rPr>
-          <w:rStyle w:val="Pogrubienie"/>
+    <w:p>
+      <w:pPr>
+        <w:pStyle w:val="Heading3"/>
+        <w:rPr>
+          <w:rStyle w:val="Strong"/>
           <w:sz w:val="20"/>
           <w:szCs w:val="20"/>
         </w:rPr>
       </w:pPr>
       <w:r>
-        <w:lastRenderedPageBreak/>
         <w:t>Opis przypadku użycia: “Powołanie zawodnika”</w:t>
       </w:r>
     </w:p>
     <w:p>
       <w:pPr>
         <w:rPr>
-          <w:rStyle w:val="Pogrubienie"/>
+          <w:rStyle w:val="Strong"/>
           <w:sz w:val="20"/>
           <w:szCs w:val="20"/>
         </w:rPr>
       </w:pPr>
       <w:r>
         <w:rPr>
-          <w:rStyle w:val="Pogrubienie"/>
+          <w:rStyle w:val="Strong"/>
           <w:sz w:val="20"/>
           <w:szCs w:val="20"/>
         </w:rPr>
@@ -2749,14 +2937,14 @@
     <w:p>
       <w:pPr>
         <w:rPr>
-          <w:rStyle w:val="Pogrubienie"/>
+          <w:rStyle w:val="Strong"/>
           <w:sz w:val="20"/>
           <w:szCs w:val="20"/>
         </w:rPr>
       </w:pPr>
       <w:r>
         <w:rPr>
-          <w:rStyle w:val="Pogrubienie"/>
+          <w:rStyle w:val="Strong"/>
           <w:sz w:val="20"/>
           <w:szCs w:val="20"/>
         </w:rPr>
@@ -2910,7 +3098,7 @@
       </w:pPr>
       <w:r>
         <w:rPr>
-          <w:rStyle w:val="Pogrubienie"/>
+          <w:rStyle w:val="Strong"/>
           <w:sz w:val="20"/>
           <w:szCs w:val="20"/>
         </w:rPr>
@@ -3014,14 +3202,14 @@
     <w:p>
       <w:pPr>
         <w:rPr>
-          <w:rStyle w:val="Pogrubienie"/>
+          <w:rStyle w:val="Strong"/>
           <w:sz w:val="20"/>
           <w:szCs w:val="20"/>
         </w:rPr>
       </w:pPr>
       <w:r>
         <w:rPr>
-          <w:rStyle w:val="Pogrubienie"/>
+          <w:rStyle w:val="Strong"/>
           <w:sz w:val="20"/>
           <w:szCs w:val="20"/>
         </w:rPr>
@@ -3123,14 +3311,14 @@
     <w:p>
       <w:pPr>
         <w:rPr>
-          <w:rStyle w:val="Pogrubienie"/>
+          <w:rStyle w:val="Strong"/>
           <w:sz w:val="20"/>
           <w:szCs w:val="20"/>
         </w:rPr>
       </w:pPr>
       <w:r>
         <w:rPr>
-          <w:rStyle w:val="Pogrubienie"/>
+          <w:rStyle w:val="Strong"/>
           <w:sz w:val="20"/>
           <w:szCs w:val="20"/>
         </w:rPr>
@@ -3229,7 +3417,7 @@
     </w:p>
     <w:p>
       <w:pPr>
-        <w:pStyle w:val="Nagwek3"/>
+        <w:pStyle w:val="Heading3"/>
         <w:rPr>
           <w:rFonts w:ascii="Aptos" w:eastAsia="Aptos" w:hAnsi="Aptos" w:cs="Aptos"/>
           <w:b/>
@@ -3239,7 +3427,6 @@
         </w:rPr>
       </w:pPr>
       <w:r>
-        <w:lastRenderedPageBreak/>
         <w:t>Opis przypadku użycia: “Zarządzanie użytkownikami”</w:t>
       </w:r>
     </w:p>
@@ -3267,7 +3454,7 @@
     </w:p>
     <w:p>
       <w:pPr>
-        <w:pStyle w:val="Akapitzlist"/>
+        <w:pStyle w:val="ListParagraph"/>
         <w:numPr>
           <w:ilvl w:val="0"/>
           <w:numId w:val="20"/>
@@ -3313,7 +3500,7 @@
     </w:p>
     <w:p>
       <w:pPr>
-        <w:pStyle w:val="Akapitzlist"/>
+        <w:pStyle w:val="ListParagraph"/>
         <w:numPr>
           <w:ilvl w:val="0"/>
           <w:numId w:val="13"/>
@@ -3337,7 +3524,7 @@
     </w:p>
     <w:p>
       <w:pPr>
-        <w:pStyle w:val="Akapitzlist"/>
+        <w:pStyle w:val="ListParagraph"/>
         <w:numPr>
           <w:ilvl w:val="0"/>
           <w:numId w:val="13"/>
@@ -3361,7 +3548,7 @@
     </w:p>
     <w:p>
       <w:pPr>
-        <w:pStyle w:val="Akapitzlist"/>
+        <w:pStyle w:val="ListParagraph"/>
         <w:numPr>
           <w:ilvl w:val="0"/>
           <w:numId w:val="13"/>
@@ -3385,7 +3572,7 @@
     </w:p>
     <w:p>
       <w:pPr>
-        <w:pStyle w:val="Akapitzlist"/>
+        <w:pStyle w:val="ListParagraph"/>
         <w:numPr>
           <w:ilvl w:val="0"/>
           <w:numId w:val="13"/>
@@ -3409,7 +3596,7 @@
     </w:p>
     <w:p>
       <w:pPr>
-        <w:pStyle w:val="Akapitzlist"/>
+        <w:pStyle w:val="ListParagraph"/>
         <w:numPr>
           <w:ilvl w:val="0"/>
           <w:numId w:val="13"/>
@@ -3433,7 +3620,7 @@
     </w:p>
     <w:p>
       <w:pPr>
-        <w:pStyle w:val="Akapitzlist"/>
+        <w:pStyle w:val="ListParagraph"/>
         <w:numPr>
           <w:ilvl w:val="0"/>
           <w:numId w:val="13"/>
@@ -3457,7 +3644,7 @@
     </w:p>
     <w:p>
       <w:pPr>
-        <w:pStyle w:val="Akapitzlist"/>
+        <w:pStyle w:val="ListParagraph"/>
         <w:numPr>
           <w:ilvl w:val="0"/>
           <w:numId w:val="13"/>
@@ -3481,7 +3668,7 @@
     </w:p>
     <w:p>
       <w:pPr>
-        <w:pStyle w:val="Akapitzlist"/>
+        <w:pStyle w:val="ListParagraph"/>
         <w:numPr>
           <w:ilvl w:val="0"/>
           <w:numId w:val="13"/>
@@ -3505,7 +3692,7 @@
     </w:p>
     <w:p>
       <w:pPr>
-        <w:pStyle w:val="Akapitzlist"/>
+        <w:pStyle w:val="ListParagraph"/>
         <w:numPr>
           <w:ilvl w:val="0"/>
           <w:numId w:val="13"/>
@@ -3575,7 +3762,7 @@
     </w:p>
     <w:p>
       <w:pPr>
-        <w:pStyle w:val="Akapitzlist"/>
+        <w:pStyle w:val="ListParagraph"/>
         <w:numPr>
           <w:ilvl w:val="0"/>
           <w:numId w:val="19"/>
@@ -3617,7 +3804,7 @@
     </w:p>
     <w:p>
       <w:pPr>
-        <w:pStyle w:val="Akapitzlist"/>
+        <w:pStyle w:val="ListParagraph"/>
         <w:numPr>
           <w:ilvl w:val="0"/>
           <w:numId w:val="15"/>
@@ -3669,7 +3856,7 @@
     </w:p>
     <w:p>
       <w:pPr>
-        <w:pStyle w:val="Akapitzlist"/>
+        <w:pStyle w:val="ListParagraph"/>
         <w:numPr>
           <w:ilvl w:val="0"/>
           <w:numId w:val="15"/>
@@ -3881,7 +4068,7 @@
     </w:p>
     <w:p>
       <w:pPr>
-        <w:pStyle w:val="Akapitzlist"/>
+        <w:pStyle w:val="ListParagraph"/>
         <w:numPr>
           <w:ilvl w:val="0"/>
           <w:numId w:val="8"/>
@@ -3905,7 +4092,7 @@
     </w:p>
     <w:p>
       <w:pPr>
-        <w:pStyle w:val="Akapitzlist"/>
+        <w:pStyle w:val="ListParagraph"/>
         <w:numPr>
           <w:ilvl w:val="0"/>
           <w:numId w:val="8"/>
@@ -3929,12 +4116,11 @@
     </w:p>
     <w:p>
       <w:pPr>
-        <w:pStyle w:val="Akapitzlist"/>
+        <w:pStyle w:val="ListParagraph"/>
         <w:numPr>
           <w:ilvl w:val="0"/>
           <w:numId w:val="8"/>
         </w:numPr>
-        <w:suppressAutoHyphens/>
         <w:spacing w:after="0"/>
         <w:rPr>
           <w:rFonts w:ascii="Aptos" w:eastAsia="Aptos" w:hAnsi="Aptos" w:cs="Aptos"/>
@@ -3960,37 +4146,26 @@
           <w:szCs w:val="20"/>
         </w:rPr>
       </w:pPr>
-    </w:p>
-    <w:p>
-      <w:pPr>
+      <w:r>
         <w:rPr>
           <w:rFonts w:ascii="Aptos" w:eastAsia="Aptos" w:hAnsi="Aptos" w:cs="Aptos"/>
           <w:b/>
           <w:sz w:val="20"/>
           <w:szCs w:val="20"/>
         </w:rPr>
-      </w:pPr>
-      <w:r>
-        <w:rPr>
-          <w:rFonts w:ascii="Aptos" w:eastAsia="Aptos" w:hAnsi="Aptos" w:cs="Aptos"/>
-          <w:b/>
+        <w:br w:type="page"/>
+      </w:r>
+    </w:p>
+    <w:p>
+      <w:pPr>
+        <w:pStyle w:val="Heading3"/>
+        <w:rPr>
+          <w:rFonts w:ascii="Aptos" w:eastAsia="Aptos" w:hAnsi="Aptos" w:cs="Aptos"/>
           <w:sz w:val="20"/>
           <w:szCs w:val="20"/>
         </w:rPr>
-        <w:br w:type="page"/>
-      </w:r>
-    </w:p>
-    <w:p>
-      <w:pPr>
-        <w:pStyle w:val="Nagwek3"/>
-        <w:rPr>
-          <w:rFonts w:ascii="Aptos" w:eastAsia="Aptos" w:hAnsi="Aptos" w:cs="Aptos"/>
-          <w:sz w:val="20"/>
-          <w:szCs w:val="20"/>
-        </w:rPr>
-      </w:pPr>
-      <w:r>
-        <w:lastRenderedPageBreak/>
+      </w:pPr>
+      <w:r>
         <w:t>Opisy aktorów w systemie:</w:t>
       </w:r>
     </w:p>
@@ -4100,196 +4275,13 @@
       </w:r>
     </w:p>
     <w:p>
-      <w:pPr>
-        <w:tabs>
-          <w:tab w:val="left" w:pos="0"/>
-        </w:tabs>
-        <w:spacing w:after="283"/>
-        <w:rPr>
-          <w:rFonts w:ascii="Aptos" w:hAnsi="Aptos" w:cs="Aptos"/>
-          <w:sz w:val="20"/>
-          <w:szCs w:val="20"/>
-        </w:rPr>
-      </w:pPr>
-    </w:p>
-    <w:p>
-      <w:pPr>
-        <w:tabs>
-          <w:tab w:val="left" w:pos="0"/>
-        </w:tabs>
-        <w:spacing w:after="283"/>
-        <w:rPr>
-          <w:rFonts w:ascii="Aptos" w:hAnsi="Aptos" w:cs="Aptos"/>
-          <w:sz w:val="20"/>
-          <w:szCs w:val="20"/>
-        </w:rPr>
-      </w:pPr>
-    </w:p>
-    <w:p>
-      <w:pPr>
-        <w:rPr>
-          <w:rFonts w:ascii="Aptos" w:eastAsia="Aptos" w:hAnsi="Aptos" w:cs="Aptos"/>
-          <w:sz w:val="20"/>
-          <w:szCs w:val="20"/>
-        </w:rPr>
-      </w:pPr>
-    </w:p>
-    <w:p>
-      <w:pPr>
-        <w:rPr>
-          <w:rFonts w:ascii="Aptos" w:eastAsia="Aptos" w:hAnsi="Aptos" w:cs="Aptos"/>
-          <w:sz w:val="20"/>
-          <w:szCs w:val="20"/>
-        </w:rPr>
-      </w:pPr>
-    </w:p>
-    <w:p>
-      <w:pPr>
-        <w:rPr>
-          <w:rFonts w:ascii="Aptos" w:eastAsia="Aptos" w:hAnsi="Aptos" w:cs="Aptos"/>
-          <w:sz w:val="20"/>
-          <w:szCs w:val="20"/>
-        </w:rPr>
-      </w:pPr>
-    </w:p>
-    <w:p>
-      <w:pPr>
-        <w:rPr>
-          <w:rFonts w:ascii="Aptos" w:eastAsia="Aptos" w:hAnsi="Aptos" w:cs="Aptos"/>
-          <w:sz w:val="20"/>
-          <w:szCs w:val="20"/>
-        </w:rPr>
-      </w:pPr>
-    </w:p>
-    <w:p>
-      <w:pPr>
-        <w:rPr>
-          <w:rFonts w:ascii="Aptos" w:eastAsia="Aptos" w:hAnsi="Aptos" w:cs="Aptos"/>
-          <w:sz w:val="20"/>
-          <w:szCs w:val="20"/>
-        </w:rPr>
-      </w:pPr>
-    </w:p>
-    <w:p>
-      <w:pPr>
-        <w:rPr>
-          <w:rFonts w:ascii="Aptos" w:eastAsia="Aptos" w:hAnsi="Aptos" w:cs="Aptos"/>
-          <w:sz w:val="20"/>
-          <w:szCs w:val="20"/>
-        </w:rPr>
-      </w:pPr>
-    </w:p>
-    <w:p>
-      <w:pPr>
-        <w:rPr>
-          <w:rFonts w:ascii="Aptos" w:eastAsia="Aptos" w:hAnsi="Aptos" w:cs="Aptos"/>
-          <w:sz w:val="20"/>
-          <w:szCs w:val="20"/>
-        </w:rPr>
-      </w:pPr>
-    </w:p>
-    <w:p>
-      <w:pPr>
-        <w:rPr>
-          <w:rFonts w:ascii="Aptos" w:eastAsia="Aptos" w:hAnsi="Aptos" w:cs="Aptos"/>
-          <w:sz w:val="20"/>
-          <w:szCs w:val="20"/>
-        </w:rPr>
-      </w:pPr>
-    </w:p>
-    <w:p>
-      <w:pPr>
-        <w:rPr>
-          <w:rFonts w:ascii="Aptos" w:eastAsia="Aptos" w:hAnsi="Aptos" w:cs="Aptos"/>
-          <w:sz w:val="20"/>
-          <w:szCs w:val="20"/>
-        </w:rPr>
-      </w:pPr>
-    </w:p>
-    <w:p>
-      <w:pPr>
-        <w:rPr>
-          <w:rFonts w:ascii="Aptos" w:eastAsia="Aptos" w:hAnsi="Aptos" w:cs="Aptos"/>
-          <w:sz w:val="20"/>
-          <w:szCs w:val="20"/>
-        </w:rPr>
-      </w:pPr>
-    </w:p>
-    <w:p>
-      <w:pPr>
-        <w:rPr>
-          <w:rFonts w:ascii="Aptos" w:eastAsia="Aptos" w:hAnsi="Aptos" w:cs="Aptos"/>
-          <w:sz w:val="20"/>
-          <w:szCs w:val="20"/>
-        </w:rPr>
-      </w:pPr>
-    </w:p>
-    <w:p>
-      <w:pPr>
-        <w:rPr>
-          <w:rFonts w:ascii="Aptos" w:eastAsia="Aptos" w:hAnsi="Aptos" w:cs="Aptos"/>
-          <w:sz w:val="20"/>
-          <w:szCs w:val="20"/>
-        </w:rPr>
-      </w:pPr>
-    </w:p>
-    <w:p>
-      <w:pPr>
-        <w:rPr>
-          <w:rFonts w:ascii="Aptos" w:eastAsia="Aptos" w:hAnsi="Aptos" w:cs="Aptos"/>
-          <w:sz w:val="20"/>
-          <w:szCs w:val="20"/>
-        </w:rPr>
-      </w:pPr>
-    </w:p>
-    <w:p>
-      <w:pPr>
-        <w:rPr>
-          <w:rFonts w:ascii="Aptos" w:eastAsia="Aptos" w:hAnsi="Aptos" w:cs="Aptos"/>
-          <w:sz w:val="20"/>
-          <w:szCs w:val="20"/>
-        </w:rPr>
-      </w:pPr>
-    </w:p>
-    <w:p>
-      <w:pPr>
-        <w:rPr>
-          <w:rFonts w:ascii="Aptos" w:eastAsia="Aptos" w:hAnsi="Aptos" w:cs="Aptos"/>
-          <w:sz w:val="20"/>
-          <w:szCs w:val="20"/>
-        </w:rPr>
-      </w:pPr>
-    </w:p>
-    <w:p>
-      <w:pPr>
-        <w:rPr>
-          <w:rFonts w:ascii="Aptos" w:eastAsia="Aptos" w:hAnsi="Aptos" w:cs="Aptos"/>
-          <w:sz w:val="20"/>
-          <w:szCs w:val="20"/>
-        </w:rPr>
-      </w:pPr>
-    </w:p>
-    <w:p>
-      <w:pPr>
-        <w:rPr>
-          <w:rFonts w:ascii="Aptos" w:eastAsia="Aptos" w:hAnsi="Aptos" w:cs="Aptos"/>
-          <w:sz w:val="20"/>
-          <w:szCs w:val="20"/>
-        </w:rPr>
-      </w:pPr>
-    </w:p>
-    <w:p>
-      <w:pPr>
-        <w:rPr>
-          <w:rFonts w:ascii="Aptos" w:eastAsia="Aptos" w:hAnsi="Aptos" w:cs="Aptos"/>
-          <w:sz w:val="20"/>
-          <w:szCs w:val="20"/>
-        </w:rPr>
-      </w:pPr>
-    </w:p>
-    <w:p>
-      <w:pPr>
-        <w:pStyle w:val="Nagwek2"/>
+      <w:r>
+        <w:br w:type="page"/>
+      </w:r>
+    </w:p>
+    <w:p>
+      <w:pPr>
+        <w:pStyle w:val="Heading2"/>
       </w:pPr>
       <w:r>
         <w:t>4.2. Diagramy czynności</w:t>
@@ -4328,7 +4320,7 @@
                     <pic:cNvPicPr/>
                   </pic:nvPicPr>
                   <pic:blipFill>
-                    <a:blip r:embed="rId12">
+                    <a:blip r:embed="rId11">
                       <a:extLst>
                         <a:ext uri="{28A0092B-C50C-407E-A947-70E740481C1C}">
                           <a14:useLocalDpi xmlns:a14="http://schemas.microsoft.com/office/drawing/2010/main"/>
@@ -4405,7 +4397,6 @@
         <w:spacing w:after="283"/>
       </w:pPr>
       <w:r>
-        <w:lastRenderedPageBreak/>
         <w:t xml:space="preserve">       </w:t>
       </w:r>
       <w:r>
@@ -4434,7 +4425,7 @@
                     <pic:cNvPicPr/>
                   </pic:nvPicPr>
                   <pic:blipFill>
-                    <a:blip r:embed="rId13">
+                    <a:blip r:embed="rId12">
                       <a:extLst>
                         <a:ext uri="{28A0092B-C50C-407E-A947-70E740481C1C}">
                           <a14:useLocalDpi xmlns:a14="http://schemas.microsoft.com/office/drawing/2010/main"/>
@@ -4518,7 +4509,7 @@
                     <pic:cNvPicPr/>
                   </pic:nvPicPr>
                   <pic:blipFill>
-                    <a:blip r:embed="rId14">
+                    <a:blip r:embed="rId13">
                       <a:extLst>
                         <a:ext uri="{28A0092B-C50C-407E-A947-70E740481C1C}">
                           <a14:useLocalDpi xmlns:a14="http://schemas.microsoft.com/office/drawing/2010/main"/>
@@ -4568,13 +4559,12 @@
     </w:p>
     <w:p>
       <w:pPr>
-        <w:pStyle w:val="Nagwek2"/>
+        <w:pStyle w:val="Heading2"/>
         <w:tabs>
           <w:tab w:val="left" w:pos="0"/>
         </w:tabs>
       </w:pPr>
       <w:r>
-        <w:lastRenderedPageBreak/>
         <w:t>4.3. Diagramy interakcji (przebiegu)</w:t>
       </w:r>
     </w:p>
@@ -4611,7 +4601,7 @@
                     <pic:cNvPicPr/>
                   </pic:nvPicPr>
                   <pic:blipFill>
-                    <a:blip r:embed="rId15"/>
+                    <a:blip r:embed="rId14"/>
                     <a:stretch>
                       <a:fillRect/>
                     </a:stretch>
@@ -4876,7 +4866,6 @@
         <w:rPr>
           <w:noProof/>
         </w:rPr>
-        <w:lastRenderedPageBreak/>
         <w:drawing>
           <wp:inline distT="0" distB="0" distL="0" distR="0" wp14:anchorId="49FB2A67" wp14:editId="6078981C">
             <wp:extent cx="5760720" cy="3391535"/>
@@ -4899,7 +4888,7 @@
                     <pic:cNvPicPr/>
                   </pic:nvPicPr>
                   <pic:blipFill>
-                    <a:blip r:embed="rId16"/>
+                    <a:blip r:embed="rId15"/>
                     <a:stretch>
                       <a:fillRect/>
                     </a:stretch>
@@ -5190,7 +5179,7 @@
                     <pic:cNvPicPr/>
                   </pic:nvPicPr>
                   <pic:blipFill>
-                    <a:blip r:embed="rId17"/>
+                    <a:blip r:embed="rId16"/>
                     <a:stretch>
                       <a:fillRect/>
                     </a:stretch>
@@ -5310,10 +5299,9 @@
     </w:p>
     <w:p>
       <w:pPr>
-        <w:pStyle w:val="Nagwek1"/>
-      </w:pPr>
-      <w:r>
-        <w:lastRenderedPageBreak/>
+        <w:pStyle w:val="Heading1"/>
+      </w:pPr>
+      <w:r>
         <w:t xml:space="preserve">5. Perspektywa projektowa </w:t>
       </w:r>
     </w:p>
@@ -5352,7 +5340,7 @@
                     <pic:cNvPicPr/>
                   </pic:nvPicPr>
                   <pic:blipFill>
-                    <a:blip r:embed="rId18">
+                    <a:blip r:embed="rId17">
                       <a:extLst>
                         <a:ext uri="{28A0092B-C50C-407E-A947-70E740481C1C}">
                           <a14:useLocalDpi xmlns:a14="http://schemas.microsoft.com/office/drawing/2010/main"/>
@@ -5430,10 +5418,9 @@
     </w:p>
     <w:p>
       <w:pPr>
-        <w:pStyle w:val="Nagwek2"/>
-      </w:pPr>
-      <w:r>
-        <w:lastRenderedPageBreak/>
+        <w:pStyle w:val="Heading2"/>
+      </w:pPr>
+      <w:r>
         <w:t>5.1 Diagram klas</w:t>
       </w:r>
     </w:p>
@@ -5464,7 +5451,7 @@
                     <pic:cNvPicPr/>
                   </pic:nvPicPr>
                   <pic:blipFill>
-                    <a:blip r:embed="rId19">
+                    <a:blip r:embed="rId18">
                       <a:extLst>
                         <a:ext uri="{28A0092B-C50C-407E-A947-70E740481C1C}">
                           <a14:useLocalDpi xmlns:a14="http://schemas.microsoft.com/office/drawing/2010/main"/>
@@ -5493,7 +5480,7 @@
     </w:p>
     <w:p>
       <w:pPr>
-        <w:pStyle w:val="Nagwek2"/>
+        <w:pStyle w:val="Heading2"/>
       </w:pPr>
       <w:r>
         <w:t>5.2 Wykaz klas</w:t>
@@ -5764,7 +5751,6 @@
           <w:rFonts w:ascii="Aptos" w:eastAsia="Aptos" w:hAnsi="Aptos" w:cs="Aptos"/>
           <w:color w:val="000000" w:themeColor="text1"/>
         </w:rPr>
-        <w:lastRenderedPageBreak/>
         <w:t>metody:</w:t>
       </w:r>
     </w:p>
@@ -6322,7 +6308,6 @@
           <w:rFonts w:ascii="Aptos" w:eastAsia="Aptos" w:hAnsi="Aptos" w:cs="Aptos"/>
           <w:color w:val="000000" w:themeColor="text1"/>
         </w:rPr>
-        <w:lastRenderedPageBreak/>
         <w:t>Miejsce, na którym odbywają się jednostki treningowe lub mecze. </w:t>
       </w:r>
     </w:p>
@@ -6973,7 +6958,6 @@
           <w:rFonts w:ascii="Aptos" w:eastAsia="Aptos" w:hAnsi="Aptos" w:cs="Aptos"/>
           <w:color w:val="000000" w:themeColor="text1"/>
         </w:rPr>
-        <w:lastRenderedPageBreak/>
         <w:t xml:space="preserve">- </w:t>
       </w:r>
       <w:proofErr w:type="spellStart"/>
@@ -8164,7 +8148,6 @@
           <w:rFonts w:ascii="Aptos" w:eastAsia="Aptos" w:hAnsi="Aptos" w:cs="Aptos"/>
           <w:color w:val="000000" w:themeColor="text1"/>
         </w:rPr>
-        <w:lastRenderedPageBreak/>
         <w:t>- status</w:t>
       </w:r>
     </w:p>
@@ -8803,7 +8786,6 @@
           <w:sz w:val="22"/>
           <w:szCs w:val="22"/>
         </w:rPr>
-        <w:lastRenderedPageBreak/>
         <w:t>Pracownicy administracyjni posiadający najwyższe uprawnienia w systemie. Dziedziczy po klasie Użytkownik. </w:t>
       </w:r>
     </w:p>
@@ -9246,7 +9228,7 @@
     <w:p/>
     <w:p>
       <w:pPr>
-        <w:pStyle w:val="Nagwek2"/>
+        <w:pStyle w:val="Heading2"/>
       </w:pPr>
       <w:r>
         <w:t>5.3 Diagramy stanów</w:t>
@@ -9257,7 +9239,6 @@
         <w:rPr>
           <w:noProof/>
         </w:rPr>
-        <w:lastRenderedPageBreak/>
         <w:drawing>
           <wp:inline distT="0" distB="0" distL="0" distR="0" wp14:anchorId="4C82B5E8" wp14:editId="237F6472">
             <wp:extent cx="5762625" cy="2933700"/>
@@ -9280,7 +9261,7 @@
                     <pic:cNvPicPr/>
                   </pic:nvPicPr>
                   <pic:blipFill>
-                    <a:blip r:embed="rId20">
+                    <a:blip r:embed="rId19">
                       <a:extLst>
                         <a:ext uri="{28A0092B-C50C-407E-A947-70E740481C1C}">
                           <a14:useLocalDpi xmlns:a14="http://schemas.microsoft.com/office/drawing/2010/main"/>
@@ -9359,7 +9340,7 @@
                     <pic:cNvPicPr/>
                   </pic:nvPicPr>
                   <pic:blipFill>
-                    <a:blip r:embed="rId21">
+                    <a:blip r:embed="rId20">
                       <a:extLst>
                         <a:ext uri="{28A0092B-C50C-407E-A947-70E740481C1C}">
                           <a14:useLocalDpi xmlns:a14="http://schemas.microsoft.com/office/drawing/2010/main"/>
@@ -9419,7 +9400,6 @@
         <w:rPr>
           <w:noProof/>
         </w:rPr>
-        <w:lastRenderedPageBreak/>
         <w:drawing>
           <wp:inline distT="0" distB="0" distL="0" distR="0" wp14:anchorId="2B812902" wp14:editId="71E18E7C">
             <wp:extent cx="5762625" cy="3371850"/>
@@ -9442,7 +9422,7 @@
                     <pic:cNvPicPr/>
                   </pic:nvPicPr>
                   <pic:blipFill>
-                    <a:blip r:embed="rId22">
+                    <a:blip r:embed="rId21">
                       <a:extLst>
                         <a:ext uri="{28A0092B-C50C-407E-A947-70E740481C1C}">
                           <a14:useLocalDpi xmlns:a14="http://schemas.microsoft.com/office/drawing/2010/main"/>
@@ -9508,7 +9488,7 @@
     <w:p/>
     <w:p>
       <w:pPr>
-        <w:pStyle w:val="Nagwek2"/>
+        <w:pStyle w:val="Heading2"/>
         <w:rPr>
           <w:b/>
           <w:bCs/>
@@ -9545,7 +9525,6 @@
         <w:rPr>
           <w:noProof/>
         </w:rPr>
-        <w:lastRenderedPageBreak/>
         <w:drawing>
           <wp:inline distT="0" distB="0" distL="0" distR="0" wp14:anchorId="66770908" wp14:editId="29C1EDC5">
             <wp:extent cx="4320000" cy="2427165"/>
@@ -9570,7 +9549,7 @@
                     </pic:cNvPicPr>
                   </pic:nvPicPr>
                   <pic:blipFill>
-                    <a:blip r:embed="rId23">
+                    <a:blip r:embed="rId22">
                       <a:extLst>
                         <a:ext uri="{28A0092B-C50C-407E-A947-70E740481C1C}">
                           <a14:useLocalDpi xmlns:a14="http://schemas.microsoft.com/office/drawing/2010/main" val="0"/>
@@ -9667,7 +9646,7 @@
                     </pic:cNvPicPr>
                   </pic:nvPicPr>
                   <pic:blipFill>
-                    <a:blip r:embed="rId24">
+                    <a:blip r:embed="rId23">
                       <a:extLst>
                         <a:ext uri="{28A0092B-C50C-407E-A947-70E740481C1C}">
                           <a14:useLocalDpi xmlns:a14="http://schemas.microsoft.com/office/drawing/2010/main" val="0"/>
@@ -9822,7 +9801,6 @@
         <w:t xml:space="preserve"> </w:t>
       </w:r>
       <w:r>
-        <w:lastRenderedPageBreak/>
         <w:t>nawigację boczną zastąpiono wertykal</w:t>
       </w:r>
       <w:r>
@@ -9865,7 +9843,7 @@
                     </pic:cNvPicPr>
                   </pic:nvPicPr>
                   <pic:blipFill>
-                    <a:blip r:embed="rId25" cstate="print">
+                    <a:blip r:embed="rId24" cstate="print">
                       <a:extLst>
                         <a:ext uri="{28A0092B-C50C-407E-A947-70E740481C1C}">
                           <a14:useLocalDpi xmlns:a14="http://schemas.microsoft.com/office/drawing/2010/main" val="0"/>
@@ -9951,7 +9929,7 @@
                     </pic:cNvPicPr>
                   </pic:nvPicPr>
                   <pic:blipFill>
-                    <a:blip r:embed="rId26">
+                    <a:blip r:embed="rId25">
                       <a:extLst>
                         <a:ext uri="{28A0092B-C50C-407E-A947-70E740481C1C}">
                           <a14:useLocalDpi xmlns:a14="http://schemas.microsoft.com/office/drawing/2010/main" val="0"/>
@@ -10027,11 +10005,7 @@
         <w:t>um</w:t>
       </w:r>
       <w:r>
-        <w:t xml:space="preserve"> znajdują się zaplanowane jednostki treningowe i mecze. Widok mobilny </w:t>
-      </w:r>
-      <w:r>
-        <w:lastRenderedPageBreak/>
-        <w:t>agreguje te funkcje w postaci poręcznej listy kafelków, co umożliwia trenerowi szybką obsługę modułu (np. sprawdzenie obecności) bezpośrednio na boisku. </w:t>
+        <w:t xml:space="preserve"> znajdują się zaplanowane jednostki treningowe i mecze. Widok mobilny agreguje te funkcje w postaci poręcznej listy kafelków, co umożliwia trenerowi szybką obsługę modułu (np. sprawdzenie obecności) bezpośrednio na boisku. </w:t>
       </w:r>
     </w:p>
     <w:p>
@@ -10066,7 +10040,7 @@
                     </pic:cNvPicPr>
                   </pic:nvPicPr>
                   <pic:blipFill>
-                    <a:blip r:embed="rId27" cstate="print">
+                    <a:blip r:embed="rId26" cstate="print">
                       <a:extLst>
                         <a:ext uri="{28A0092B-C50C-407E-A947-70E740481C1C}">
                           <a14:useLocalDpi xmlns:a14="http://schemas.microsoft.com/office/drawing/2010/main" val="0"/>
@@ -10218,7 +10192,7 @@
                     </pic:cNvPicPr>
                   </pic:nvPicPr>
                   <pic:blipFill>
-                    <a:blip r:embed="rId28">
+                    <a:blip r:embed="rId27">
                       <a:extLst>
                         <a:ext uri="{28A0092B-C50C-407E-A947-70E740481C1C}">
                           <a14:useLocalDpi xmlns:a14="http://schemas.microsoft.com/office/drawing/2010/main" val="0"/>
@@ -10311,11 +10285,7 @@
         <w:t>ę</w:t>
       </w:r>
       <w:r>
-        <w:t xml:space="preserve"> aktywnych zawodników. Umożliwia także zarządzanie użytkownikami, magazynem i finansami w jednym miejscu. </w:t>
-      </w:r>
-      <w:r>
-        <w:lastRenderedPageBreak/>
-        <w:t>Zarówno w wersji desktopowej, jak i mobilnej, interfejs jest prosty i czytelny, z łatwym dostępem do najważniejszych funkcji.</w:t>
+        <w:t xml:space="preserve"> aktywnych zawodników. Umożliwia także zarządzanie użytkownikami, magazynem i finansami w jednym miejscu. Zarówno w wersji desktopowej, jak i mobilnej, interfejs jest prosty i czytelny, z łatwym dostępem do najważniejszych funkcji.</w:t>
       </w:r>
     </w:p>
     <w:p>
@@ -10350,7 +10320,7 @@
                     </pic:cNvPicPr>
                   </pic:nvPicPr>
                   <pic:blipFill>
-                    <a:blip r:embed="rId29">
+                    <a:blip r:embed="rId28">
                       <a:extLst>
                         <a:ext uri="{28A0092B-C50C-407E-A947-70E740481C1C}">
                           <a14:useLocalDpi xmlns:a14="http://schemas.microsoft.com/office/drawing/2010/main" val="0"/>
@@ -10461,7 +10431,7 @@
                     </pic:cNvPicPr>
                   </pic:nvPicPr>
                   <pic:blipFill>
-                    <a:blip r:embed="rId30">
+                    <a:blip r:embed="rId29">
                       <a:extLst>
                         <a:ext uri="{28A0092B-C50C-407E-A947-70E740481C1C}">
                           <a14:useLocalDpi xmlns:a14="http://schemas.microsoft.com/office/drawing/2010/main" val="0"/>
@@ -10603,10 +10573,9 @@
     </w:p>
     <w:p>
       <w:pPr>
-        <w:pStyle w:val="Nagwek1"/>
-      </w:pPr>
-      <w:r>
-        <w:lastRenderedPageBreak/>
+        <w:pStyle w:val="Heading1"/>
+      </w:pPr>
+      <w:r>
         <w:t>6</w:t>
       </w:r>
       <w:r>
@@ -10618,7 +10587,7 @@
     </w:p>
     <w:p>
       <w:pPr>
-        <w:pStyle w:val="Nagwek2"/>
+        <w:pStyle w:val="Heading2"/>
         <w:rPr>
           <w:rFonts w:ascii="Aptos" w:eastAsia="Aptos" w:hAnsi="Aptos" w:cs="Aptos"/>
           <w:b/>
@@ -10951,7 +10920,7 @@
     <w:p/>
     <w:p>
       <w:pPr>
-        <w:pStyle w:val="Nagwek2"/>
+        <w:pStyle w:val="Heading2"/>
         <w:rPr>
           <w:rFonts w:ascii="Aptos" w:eastAsia="Aptos" w:hAnsi="Aptos" w:cs="Aptos"/>
           <w:b/>
@@ -11325,7 +11294,6 @@
               <w:rPr>
                 <w:rFonts w:ascii="Aptos" w:eastAsia="Aptos" w:hAnsi="Aptos" w:cs="Aptos"/>
               </w:rPr>
-              <w:lastRenderedPageBreak/>
               <w:t>Wygenerowanie raportu / zestawienia statystyk</w:t>
             </w:r>
           </w:p>
@@ -11443,10 +11411,9 @@
     </w:p>
     <w:p>
       <w:pPr>
-        <w:pStyle w:val="Nagwek2"/>
-      </w:pPr>
-      <w:r>
-        <w:lastRenderedPageBreak/>
+        <w:pStyle w:val="Heading2"/>
+      </w:pPr>
+      <w:r>
         <w:t> 6.3. Oszacowanie liczby i typów potrzebnych stanowisk pracy użytkowników systemu</w:t>
       </w:r>
     </w:p>
@@ -11777,7 +11744,7 @@
     <w:p/>
     <w:p>
       <w:pPr>
-        <w:pStyle w:val="Nagwek1"/>
+        <w:pStyle w:val="Heading1"/>
       </w:pPr>
       <w:r>
         <w:t>7.</w:t>
@@ -11816,7 +11783,7 @@
                     <pic:cNvPicPr/>
                   </pic:nvPicPr>
                   <pic:blipFill>
-                    <a:blip r:embed="rId31"/>
+                    <a:blip r:embed="rId30"/>
                     <a:stretch>
                       <a:fillRect/>
                     </a:stretch>
@@ -11844,10 +11811,9 @@
     </w:p>
     <w:p>
       <w:pPr>
-        <w:pStyle w:val="Nagwek1"/>
-      </w:pPr>
-      <w:r>
-        <w:lastRenderedPageBreak/>
+        <w:pStyle w:val="Heading1"/>
+      </w:pPr>
+      <w:r>
         <w:t> 8. Propozycja planu pracy</w:t>
       </w:r>
       <w:r>
@@ -11856,7 +11822,6 @@
     </w:p>
     <w:tbl>
       <w:tblPr>
-        <w:tblStyle w:val="TableNormal"/>
         <w:tblW w:w="9072" w:type="dxa"/>
         <w:tblBorders>
           <w:top w:val="single" w:sz="4" w:space="0" w:color="auto"/>
@@ -13682,7 +13647,6 @@
                 <w:szCs w:val="22"/>
                 <w:lang w:val="en-US"/>
               </w:rPr>
-              <w:lastRenderedPageBreak/>
               <w:t>13</w:t>
             </w:r>
           </w:p>
@@ -14035,10 +13999,9 @@
     </w:p>
     <w:p>
       <w:pPr>
-        <w:pStyle w:val="Nagwek1"/>
-      </w:pPr>
-      <w:r>
-        <w:lastRenderedPageBreak/>
+        <w:pStyle w:val="Heading1"/>
+      </w:pPr>
+      <w:r>
         <w:t>9</w:t>
       </w:r>
       <w:r>
@@ -14066,7 +14029,6 @@
     <w:p/>
     <w:tbl>
       <w:tblPr>
-        <w:tblStyle w:val="TableNormal"/>
         <w:tblW w:w="10774" w:type="dxa"/>
         <w:tblInd w:w="-714" w:type="dxa"/>
         <w:tblLook w:val="04A0" w:firstRow="1" w:lastRow="0" w:firstColumn="1" w:lastColumn="0" w:noHBand="0" w:noVBand="1"/>
@@ -14599,7 +14561,6 @@
     </w:p>
     <w:tbl>
       <w:tblPr>
-        <w:tblStyle w:val="TableNormal"/>
         <w:tblW w:w="10774" w:type="dxa"/>
         <w:tblInd w:w="-714" w:type="dxa"/>
         <w:tblLook w:val="04A0" w:firstRow="1" w:lastRow="0" w:firstColumn="1" w:lastColumn="0" w:noHBand="0" w:noVBand="1"/>
@@ -14641,6 +14602,3099 @@
             <w:tcW w:w="1859" w:type="dxa"/>
           </w:tcPr>
           <w:p/>
+        </w:tc>
+      </w:tr>
+    </w:tbl>
+    <w:p>
+      <w:pPr>
+        <w:pStyle w:val="Heading1"/>
+      </w:pPr>
+      <w:r>
+        <w:t xml:space="preserve">10. Kosztorys realizacji </w:t>
+      </w:r>
+      <w:r>
+        <w:t>przedsięwzięcia</w:t>
+      </w:r>
+    </w:p>
+    <w:p>
+      <w:pPr>
+        <w:pStyle w:val="Heading2"/>
+      </w:pPr>
+      <w:r>
+        <w:t xml:space="preserve">10.1. </w:t>
+      </w:r>
+      <w:proofErr w:type="spellStart"/>
+      <w:r>
+        <w:t>Zalozenia</w:t>
+      </w:r>
+      <w:proofErr w:type="spellEnd"/>
+      <w:r>
+        <w:t xml:space="preserve"> </w:t>
+      </w:r>
+      <w:proofErr w:type="spellStart"/>
+      <w:r>
+        <w:t>kosztory</w:t>
+      </w:r>
+      <w:proofErr w:type="spellEnd"/>
+    </w:p>
+    <w:p>
+      <w:r>
+        <w:rPr>
+          <w:rFonts w:ascii="Aptos" w:eastAsia="Aptos" w:hAnsi="Aptos" w:cs="Aptos"/>
+        </w:rPr>
+        <w:t xml:space="preserve">* Czas realizacji: </w:t>
+      </w:r>
+      <w:r>
+        <w:rPr>
+          <w:rFonts w:ascii="Aptos" w:eastAsia="Aptos" w:hAnsi="Aptos" w:cs="Aptos"/>
+        </w:rPr>
+        <w:t>44</w:t>
+      </w:r>
+      <w:r>
+        <w:rPr>
+          <w:rFonts w:ascii="Aptos" w:eastAsia="Aptos" w:hAnsi="Aptos" w:cs="Aptos"/>
+        </w:rPr>
+        <w:t xml:space="preserve"> dni roboczych </w:t>
+      </w:r>
+      <w:r>
+        <w:rPr>
+          <w:rFonts w:ascii="Aptos" w:eastAsia="Aptos" w:hAnsi="Aptos" w:cs="Aptos"/>
+        </w:rPr>
+        <w:t>,</w:t>
+      </w:r>
+      <w:r>
+        <w:rPr>
+          <w:rFonts w:ascii="Aptos" w:eastAsia="Aptos" w:hAnsi="Aptos" w:cs="Aptos"/>
+        </w:rPr>
+        <w:t xml:space="preserve"> 3-osobowy zespol deweloperski </w:t>
+      </w:r>
+    </w:p>
+    <w:p>
+      <w:r>
+        <w:rPr>
+          <w:rFonts w:ascii="Aptos" w:eastAsia="Aptos" w:hAnsi="Aptos" w:cs="Aptos"/>
+        </w:rPr>
+        <w:t xml:space="preserve">* </w:t>
+      </w:r>
+      <w:r>
+        <w:rPr>
+          <w:rFonts w:ascii="Aptos" w:eastAsia="Aptos" w:hAnsi="Aptos" w:cs="Aptos"/>
+        </w:rPr>
+        <w:t xml:space="preserve">Stawki: </w:t>
+      </w:r>
+      <w:proofErr w:type="spellStart"/>
+      <w:r>
+        <w:rPr>
+          <w:rFonts w:ascii="Aptos" w:eastAsia="Aptos" w:hAnsi="Aptos" w:cs="Aptos"/>
+        </w:rPr>
+        <w:t>backend</w:t>
+      </w:r>
+      <w:proofErr w:type="spellEnd"/>
+      <w:r>
+        <w:rPr>
+          <w:rFonts w:ascii="Aptos" w:eastAsia="Aptos" w:hAnsi="Aptos" w:cs="Aptos"/>
+        </w:rPr>
+        <w:t>/</w:t>
+      </w:r>
+      <w:proofErr w:type="spellStart"/>
+      <w:r>
+        <w:rPr>
+          <w:rFonts w:ascii="Aptos" w:eastAsia="Aptos" w:hAnsi="Aptos" w:cs="Aptos"/>
+        </w:rPr>
+        <w:t>frontend</w:t>
+      </w:r>
+      <w:proofErr w:type="spellEnd"/>
+      <w:r>
+        <w:rPr>
+          <w:rFonts w:ascii="Aptos" w:eastAsia="Aptos" w:hAnsi="Aptos" w:cs="Aptos"/>
+        </w:rPr>
+        <w:t xml:space="preserve">/mobile 120 zł/h, </w:t>
+      </w:r>
+      <w:proofErr w:type="spellStart"/>
+      <w:r>
+        <w:rPr>
+          <w:rFonts w:ascii="Aptos" w:eastAsia="Aptos" w:hAnsi="Aptos" w:cs="Aptos"/>
+        </w:rPr>
+        <w:t>DevOps</w:t>
+      </w:r>
+      <w:proofErr w:type="spellEnd"/>
+      <w:r>
+        <w:rPr>
+          <w:rFonts w:ascii="Aptos" w:eastAsia="Aptos" w:hAnsi="Aptos" w:cs="Aptos"/>
+        </w:rPr>
+        <w:t xml:space="preserve"> 130 zł/h, analityk 120 zł/h, kierownik projektu 150 zł/h, UI/UX 110 zł/h, tester 100 zł/h, konsultant 140 zł/h</w:t>
+      </w:r>
+    </w:p>
+    <w:p>
+      <w:r>
+        <w:rPr>
+          <w:rFonts w:ascii="Aptos" w:eastAsia="Aptos" w:hAnsi="Aptos" w:cs="Aptos"/>
+        </w:rPr>
+        <w:t xml:space="preserve">* 1 </w:t>
+      </w:r>
+      <w:proofErr w:type="spellStart"/>
+      <w:r>
+        <w:rPr>
+          <w:rFonts w:ascii="Aptos" w:eastAsia="Aptos" w:hAnsi="Aptos" w:cs="Aptos"/>
+        </w:rPr>
+        <w:t>dzien</w:t>
+      </w:r>
+      <w:proofErr w:type="spellEnd"/>
+      <w:r>
+        <w:rPr>
+          <w:rFonts w:ascii="Aptos" w:eastAsia="Aptos" w:hAnsi="Aptos" w:cs="Aptos"/>
+        </w:rPr>
+        <w:t xml:space="preserve"> roboczy = 8 godzin pracy</w:t>
+      </w:r>
+    </w:p>
+    <w:p>
+      <w:pPr>
+        <w:rPr>
+          <w:rFonts w:ascii="Aptos" w:eastAsia="Aptos" w:hAnsi="Aptos" w:cs="Aptos"/>
+        </w:rPr>
+      </w:pPr>
+    </w:p>
+    <w:p>
+      <w:pPr>
+        <w:pStyle w:val="Heading2"/>
+        <w:rPr>
+          <w:rFonts w:ascii="Aptos" w:eastAsia="Aptos" w:hAnsi="Aptos" w:cs="Aptos"/>
+        </w:rPr>
+      </w:pPr>
+      <w:r>
+        <w:t xml:space="preserve">10.2. Koszty pracy deweloperskiej </w:t>
+      </w:r>
+      <w:r>
+        <w:t xml:space="preserve"> - </w:t>
+      </w:r>
+      <w:proofErr w:type="spellStart"/>
+      <w:r>
+        <w:t>podzial</w:t>
+      </w:r>
+      <w:proofErr w:type="spellEnd"/>
+      <w:r>
+        <w:t xml:space="preserve"> na etapy</w:t>
+      </w:r>
+    </w:p>
+    <w:tbl>
+      <w:tblPr>
+        <w:tblW w:w="10206" w:type="dxa"/>
+        <w:tblInd w:w="-572" w:type="dxa"/>
+        <w:tblBorders>
+          <w:top w:val="single" w:sz="4" w:space="0" w:color="auto"/>
+          <w:left w:val="single" w:sz="4" w:space="0" w:color="auto"/>
+          <w:bottom w:val="single" w:sz="4" w:space="0" w:color="auto"/>
+          <w:right w:val="single" w:sz="4" w:space="0" w:color="auto"/>
+          <w:insideH w:val="single" w:sz="4" w:space="0" w:color="auto"/>
+          <w:insideV w:val="single" w:sz="4" w:space="0" w:color="auto"/>
+        </w:tblBorders>
+        <w:tblLook w:val="06A0" w:firstRow="1" w:lastRow="0" w:firstColumn="1" w:lastColumn="0" w:noHBand="1" w:noVBand="1"/>
+      </w:tblPr>
+      <w:tblGrid>
+        <w:gridCol w:w="1449"/>
+        <w:gridCol w:w="2615"/>
+        <w:gridCol w:w="957"/>
+        <w:gridCol w:w="1385"/>
+        <w:gridCol w:w="1395"/>
+        <w:gridCol w:w="2405"/>
+      </w:tblGrid>
+      <w:tr>
+        <w:trPr>
+          <w:trHeight w:val="570"/>
+        </w:trPr>
+        <w:tc>
+          <w:tcPr>
+            <w:tcW w:w="1449" w:type="dxa"/>
+          </w:tcPr>
+          <w:p>
+            <w:r>
+              <w:rPr>
+                <w:rFonts w:ascii="Aptos" w:eastAsia="Aptos" w:hAnsi="Aptos" w:cs="Aptos"/>
+              </w:rPr>
+              <w:t>Etap</w:t>
+            </w:r>
+          </w:p>
+        </w:tc>
+        <w:tc>
+          <w:tcPr>
+            <w:tcW w:w="2615" w:type="dxa"/>
+          </w:tcPr>
+          <w:p>
+            <w:pPr>
+              <w:rPr>
+                <w:rFonts w:ascii="Aptos" w:eastAsia="Aptos" w:hAnsi="Aptos" w:cs="Aptos"/>
+              </w:rPr>
+            </w:pPr>
+            <w:r>
+              <w:rPr>
+                <w:rFonts w:ascii="Aptos" w:eastAsia="Aptos" w:hAnsi="Aptos" w:cs="Aptos"/>
+              </w:rPr>
+              <w:t xml:space="preserve"> Zakres prac </w:t>
+            </w:r>
+          </w:p>
+        </w:tc>
+        <w:tc>
+          <w:tcPr>
+            <w:tcW w:w="957" w:type="dxa"/>
+          </w:tcPr>
+          <w:p>
+            <w:pPr>
+              <w:rPr>
+                <w:rFonts w:ascii="Aptos" w:eastAsia="Aptos" w:hAnsi="Aptos" w:cs="Aptos"/>
+              </w:rPr>
+            </w:pPr>
+            <w:r>
+              <w:rPr>
+                <w:rFonts w:ascii="Aptos" w:eastAsia="Aptos" w:hAnsi="Aptos" w:cs="Aptos"/>
+              </w:rPr>
+              <w:t>Dni rob.</w:t>
+            </w:r>
+          </w:p>
+        </w:tc>
+        <w:tc>
+          <w:tcPr>
+            <w:tcW w:w="1385" w:type="dxa"/>
+          </w:tcPr>
+          <w:p>
+            <w:r>
+              <w:rPr>
+                <w:rFonts w:ascii="Aptos" w:eastAsia="Aptos" w:hAnsi="Aptos" w:cs="Aptos"/>
+              </w:rPr>
+              <w:t>Zasoby</w:t>
+            </w:r>
+          </w:p>
+        </w:tc>
+        <w:tc>
+          <w:tcPr>
+            <w:tcW w:w="1395" w:type="dxa"/>
+          </w:tcPr>
+          <w:p>
+            <w:pPr>
+              <w:rPr>
+                <w:rFonts w:ascii="Aptos" w:eastAsia="Aptos" w:hAnsi="Aptos" w:cs="Aptos"/>
+              </w:rPr>
+            </w:pPr>
+            <w:r>
+              <w:rPr>
+                <w:rFonts w:ascii="Aptos" w:eastAsia="Aptos" w:hAnsi="Aptos" w:cs="Aptos"/>
+              </w:rPr>
+              <w:t>Osobodni</w:t>
+            </w:r>
+          </w:p>
+        </w:tc>
+        <w:tc>
+          <w:tcPr>
+            <w:tcW w:w="2405" w:type="dxa"/>
+          </w:tcPr>
+          <w:p>
+            <w:r>
+              <w:rPr>
+                <w:rFonts w:ascii="Aptos" w:eastAsia="Aptos" w:hAnsi="Aptos" w:cs="Aptos"/>
+              </w:rPr>
+              <w:t>Koszt netto (zl)</w:t>
+            </w:r>
+          </w:p>
+        </w:tc>
+      </w:tr>
+      <w:tr>
+        <w:trPr>
+          <w:trHeight w:val="300"/>
+        </w:trPr>
+        <w:tc>
+          <w:tcPr>
+            <w:tcW w:w="1449" w:type="dxa"/>
+          </w:tcPr>
+          <w:p>
+            <w:pPr>
+              <w:rPr>
+                <w:rFonts w:ascii="Aptos" w:eastAsia="Aptos" w:hAnsi="Aptos" w:cs="Aptos"/>
+              </w:rPr>
+            </w:pPr>
+            <w:r>
+              <w:rPr>
+                <w:rFonts w:ascii="Aptos" w:eastAsia="Aptos" w:hAnsi="Aptos" w:cs="Aptos"/>
+              </w:rPr>
+              <w:t>1</w:t>
+            </w:r>
+          </w:p>
+        </w:tc>
+        <w:tc>
+          <w:tcPr>
+            <w:tcW w:w="2615" w:type="dxa"/>
+          </w:tcPr>
+          <w:p>
+            <w:r>
+              <w:rPr>
+                <w:rFonts w:ascii="Calibri" w:eastAsia="Calibri" w:hAnsi="Calibri" w:cs="Calibri"/>
+                <w:color w:val="000000" w:themeColor="text1"/>
+                <w:sz w:val="22"/>
+                <w:szCs w:val="22"/>
+              </w:rPr>
+              <w:t xml:space="preserve">Analiza wymagań, model domeny, </w:t>
+            </w:r>
+            <w:proofErr w:type="spellStart"/>
+            <w:r>
+              <w:rPr>
+                <w:rFonts w:ascii="Calibri" w:eastAsia="Calibri" w:hAnsi="Calibri" w:cs="Calibri"/>
+                <w:color w:val="000000" w:themeColor="text1"/>
+                <w:sz w:val="22"/>
+                <w:szCs w:val="22"/>
+              </w:rPr>
+              <w:t>dokumentaxcja</w:t>
+            </w:r>
+            <w:proofErr w:type="spellEnd"/>
+            <w:r>
+              <w:rPr>
+                <w:rFonts w:ascii="Calibri" w:eastAsia="Calibri" w:hAnsi="Calibri" w:cs="Calibri"/>
+                <w:color w:val="000000" w:themeColor="text1"/>
+                <w:sz w:val="22"/>
+                <w:szCs w:val="22"/>
+              </w:rPr>
+              <w:t xml:space="preserve"> UML (przypadki użycia, klasy, diagramy TC)</w:t>
+            </w:r>
+          </w:p>
+        </w:tc>
+        <w:tc>
+          <w:tcPr>
+            <w:tcW w:w="957" w:type="dxa"/>
+          </w:tcPr>
+          <w:p>
+            <w:r>
+              <w:rPr>
+                <w:rFonts w:ascii="Aptos" w:eastAsia="Aptos" w:hAnsi="Aptos" w:cs="Aptos"/>
+              </w:rPr>
+              <w:t>5</w:t>
+            </w:r>
+          </w:p>
+        </w:tc>
+        <w:tc>
+          <w:tcPr>
+            <w:tcW w:w="1385" w:type="dxa"/>
+          </w:tcPr>
+          <w:p>
+            <w:r>
+              <w:rPr>
+                <w:rFonts w:ascii="Aptos" w:eastAsia="Aptos" w:hAnsi="Aptos" w:cs="Aptos"/>
+              </w:rPr>
+              <w:t>Analityk, PM</w:t>
+            </w:r>
+          </w:p>
+        </w:tc>
+        <w:tc>
+          <w:tcPr>
+            <w:tcW w:w="1395" w:type="dxa"/>
+          </w:tcPr>
+          <w:p>
+            <w:r>
+              <w:rPr>
+                <w:rFonts w:ascii="Aptos" w:eastAsia="Aptos" w:hAnsi="Aptos" w:cs="Aptos"/>
+              </w:rPr>
+              <w:t>10</w:t>
+            </w:r>
+          </w:p>
+        </w:tc>
+        <w:tc>
+          <w:tcPr>
+            <w:tcW w:w="2405" w:type="dxa"/>
+          </w:tcPr>
+          <w:p>
+            <w:r>
+              <w:rPr>
+                <w:rFonts w:ascii="Aptos" w:eastAsia="Aptos" w:hAnsi="Aptos" w:cs="Aptos"/>
+              </w:rPr>
+              <w:t>11 200 zł</w:t>
+            </w:r>
+          </w:p>
+        </w:tc>
+      </w:tr>
+      <w:tr>
+        <w:trPr>
+          <w:trHeight w:val="300"/>
+        </w:trPr>
+        <w:tc>
+          <w:tcPr>
+            <w:tcW w:w="1449" w:type="dxa"/>
+          </w:tcPr>
+          <w:p>
+            <w:pPr>
+              <w:rPr>
+                <w:rFonts w:ascii="Aptos" w:eastAsia="Aptos" w:hAnsi="Aptos" w:cs="Aptos"/>
+              </w:rPr>
+            </w:pPr>
+            <w:r>
+              <w:rPr>
+                <w:rFonts w:ascii="Aptos" w:eastAsia="Aptos" w:hAnsi="Aptos" w:cs="Aptos"/>
+              </w:rPr>
+              <w:t>2</w:t>
+            </w:r>
+          </w:p>
+        </w:tc>
+        <w:tc>
+          <w:tcPr>
+            <w:tcW w:w="2615" w:type="dxa"/>
+          </w:tcPr>
+          <w:p>
+            <w:r>
+              <w:rPr>
+                <w:rFonts w:ascii="Calibri" w:eastAsia="Calibri" w:hAnsi="Calibri" w:cs="Calibri"/>
+                <w:sz w:val="22"/>
+                <w:szCs w:val="22"/>
+              </w:rPr>
+              <w:t xml:space="preserve">Infrastruktura: repozytorium, środowiska </w:t>
+            </w:r>
+            <w:proofErr w:type="spellStart"/>
+            <w:r>
+              <w:rPr>
+                <w:rFonts w:ascii="Calibri" w:eastAsia="Calibri" w:hAnsi="Calibri" w:cs="Calibri"/>
+                <w:sz w:val="22"/>
+                <w:szCs w:val="22"/>
+              </w:rPr>
+              <w:t>dev</w:t>
+            </w:r>
+            <w:proofErr w:type="spellEnd"/>
+            <w:r>
+              <w:rPr>
+                <w:rFonts w:ascii="Calibri" w:eastAsia="Calibri" w:hAnsi="Calibri" w:cs="Calibri"/>
+                <w:sz w:val="22"/>
+                <w:szCs w:val="22"/>
+              </w:rPr>
+              <w:t xml:space="preserve">/test, schemat bazy </w:t>
+            </w:r>
+            <w:proofErr w:type="spellStart"/>
+            <w:r>
+              <w:rPr>
+                <w:rFonts w:ascii="Calibri" w:eastAsia="Calibri" w:hAnsi="Calibri" w:cs="Calibri"/>
+                <w:sz w:val="22"/>
+                <w:szCs w:val="22"/>
+              </w:rPr>
+              <w:t>PostgreSQL</w:t>
+            </w:r>
+            <w:proofErr w:type="spellEnd"/>
+            <w:r>
+              <w:rPr>
+                <w:rFonts w:ascii="Calibri" w:eastAsia="Calibri" w:hAnsi="Calibri" w:cs="Calibri"/>
+                <w:sz w:val="22"/>
+                <w:szCs w:val="22"/>
+              </w:rPr>
+              <w:t>, migracje</w:t>
+            </w:r>
+          </w:p>
+        </w:tc>
+        <w:tc>
+          <w:tcPr>
+            <w:tcW w:w="957" w:type="dxa"/>
+          </w:tcPr>
+          <w:p>
+            <w:r>
+              <w:rPr>
+                <w:rFonts w:ascii="Aptos" w:eastAsia="Aptos" w:hAnsi="Aptos" w:cs="Aptos"/>
+              </w:rPr>
+              <w:t>3</w:t>
+            </w:r>
+          </w:p>
+        </w:tc>
+        <w:tc>
+          <w:tcPr>
+            <w:tcW w:w="1385" w:type="dxa"/>
+          </w:tcPr>
+          <w:p>
+            <w:proofErr w:type="spellStart"/>
+            <w:r>
+              <w:rPr>
+                <w:rFonts w:ascii="Aptos" w:eastAsia="Aptos" w:hAnsi="Aptos" w:cs="Aptos"/>
+              </w:rPr>
+              <w:t>Backend</w:t>
+            </w:r>
+            <w:proofErr w:type="spellEnd"/>
+            <w:r>
+              <w:rPr>
+                <w:rFonts w:ascii="Aptos" w:eastAsia="Aptos" w:hAnsi="Aptos" w:cs="Aptos"/>
+              </w:rPr>
+              <w:t xml:space="preserve">, </w:t>
+            </w:r>
+            <w:proofErr w:type="spellStart"/>
+            <w:r>
+              <w:rPr>
+                <w:rFonts w:ascii="Aptos" w:eastAsia="Aptos" w:hAnsi="Aptos" w:cs="Aptos"/>
+              </w:rPr>
+              <w:t>DevOps</w:t>
+            </w:r>
+            <w:proofErr w:type="spellEnd"/>
+          </w:p>
+        </w:tc>
+        <w:tc>
+          <w:tcPr>
+            <w:tcW w:w="1395" w:type="dxa"/>
+          </w:tcPr>
+          <w:p>
+            <w:r>
+              <w:rPr>
+                <w:rFonts w:ascii="Aptos" w:eastAsia="Aptos" w:hAnsi="Aptos" w:cs="Aptos"/>
+              </w:rPr>
+              <w:t>6</w:t>
+            </w:r>
+          </w:p>
+        </w:tc>
+        <w:tc>
+          <w:tcPr>
+            <w:tcW w:w="2405" w:type="dxa"/>
+          </w:tcPr>
+          <w:p>
+            <w:r>
+              <w:rPr>
+                <w:rFonts w:ascii="Aptos" w:eastAsia="Aptos" w:hAnsi="Aptos" w:cs="Aptos"/>
+              </w:rPr>
+              <w:t>6 240 zł</w:t>
+            </w:r>
+          </w:p>
+        </w:tc>
+      </w:tr>
+      <w:tr>
+        <w:trPr>
+          <w:trHeight w:val="300"/>
+        </w:trPr>
+        <w:tc>
+          <w:tcPr>
+            <w:tcW w:w="1449" w:type="dxa"/>
+          </w:tcPr>
+          <w:p>
+            <w:pPr>
+              <w:rPr>
+                <w:rFonts w:ascii="Aptos" w:eastAsia="Aptos" w:hAnsi="Aptos" w:cs="Aptos"/>
+              </w:rPr>
+            </w:pPr>
+            <w:r>
+              <w:rPr>
+                <w:rFonts w:ascii="Aptos" w:eastAsia="Aptos" w:hAnsi="Aptos" w:cs="Aptos"/>
+              </w:rPr>
+              <w:t>3</w:t>
+            </w:r>
+          </w:p>
+        </w:tc>
+        <w:tc>
+          <w:tcPr>
+            <w:tcW w:w="2615" w:type="dxa"/>
+          </w:tcPr>
+          <w:p>
+            <w:pPr>
+              <w:rPr>
+                <w:rFonts w:ascii="Aptos" w:eastAsia="Aptos" w:hAnsi="Aptos" w:cs="Aptos"/>
+              </w:rPr>
+            </w:pPr>
+            <w:proofErr w:type="spellStart"/>
+            <w:r>
+              <w:rPr>
+                <w:rFonts w:ascii="Calibri" w:eastAsia="Calibri" w:hAnsi="Calibri" w:cs="Calibri"/>
+                <w:color w:val="000000" w:themeColor="text1"/>
+                <w:sz w:val="22"/>
+                <w:szCs w:val="22"/>
+              </w:rPr>
+              <w:t>Backend</w:t>
+            </w:r>
+            <w:proofErr w:type="spellEnd"/>
+            <w:r>
+              <w:rPr>
+                <w:rFonts w:ascii="Calibri" w:eastAsia="Calibri" w:hAnsi="Calibri" w:cs="Calibri"/>
+                <w:color w:val="000000" w:themeColor="text1"/>
+                <w:sz w:val="22"/>
+                <w:szCs w:val="22"/>
+              </w:rPr>
+              <w:t xml:space="preserve"> — moduł uwierzytelniania (Spring Security, JWT, role: opiekun/trener/zarząd)</w:t>
+            </w:r>
+          </w:p>
+        </w:tc>
+        <w:tc>
+          <w:tcPr>
+            <w:tcW w:w="957" w:type="dxa"/>
+          </w:tcPr>
+          <w:p>
+            <w:pPr>
+              <w:rPr>
+                <w:rFonts w:ascii="Aptos" w:eastAsia="Aptos" w:hAnsi="Aptos" w:cs="Aptos"/>
+              </w:rPr>
+            </w:pPr>
+            <w:r>
+              <w:rPr>
+                <w:rFonts w:ascii="Aptos" w:eastAsia="Aptos" w:hAnsi="Aptos" w:cs="Aptos"/>
+              </w:rPr>
+              <w:t>2</w:t>
+            </w:r>
+          </w:p>
+        </w:tc>
+        <w:tc>
+          <w:tcPr>
+            <w:tcW w:w="1385" w:type="dxa"/>
+          </w:tcPr>
+          <w:p>
+            <w:pPr>
+              <w:rPr>
+                <w:rFonts w:ascii="Aptos" w:eastAsia="Aptos" w:hAnsi="Aptos" w:cs="Aptos"/>
+              </w:rPr>
+            </w:pPr>
+            <w:proofErr w:type="spellStart"/>
+            <w:r>
+              <w:rPr>
+                <w:rFonts w:ascii="Aptos" w:eastAsia="Aptos" w:hAnsi="Aptos" w:cs="Aptos"/>
+              </w:rPr>
+              <w:t>Backend</w:t>
+            </w:r>
+            <w:proofErr w:type="spellEnd"/>
+          </w:p>
+        </w:tc>
+        <w:tc>
+          <w:tcPr>
+            <w:tcW w:w="1395" w:type="dxa"/>
+          </w:tcPr>
+          <w:p>
+            <w:pPr>
+              <w:rPr>
+                <w:rFonts w:ascii="Aptos" w:eastAsia="Aptos" w:hAnsi="Aptos" w:cs="Aptos"/>
+              </w:rPr>
+            </w:pPr>
+            <w:r>
+              <w:rPr>
+                <w:rFonts w:ascii="Aptos" w:eastAsia="Aptos" w:hAnsi="Aptos" w:cs="Aptos"/>
+              </w:rPr>
+              <w:t>2</w:t>
+            </w:r>
+          </w:p>
+        </w:tc>
+        <w:tc>
+          <w:tcPr>
+            <w:tcW w:w="2405" w:type="dxa"/>
+          </w:tcPr>
+          <w:p>
+            <w:r>
+              <w:rPr>
+                <w:rFonts w:ascii="Aptos" w:eastAsia="Aptos" w:hAnsi="Aptos" w:cs="Aptos"/>
+              </w:rPr>
+              <w:t>1 920 zł</w:t>
+            </w:r>
+          </w:p>
+        </w:tc>
+      </w:tr>
+      <w:tr>
+        <w:trPr>
+          <w:trHeight w:val="300"/>
+        </w:trPr>
+        <w:tc>
+          <w:tcPr>
+            <w:tcW w:w="1449" w:type="dxa"/>
+          </w:tcPr>
+          <w:p>
+            <w:pPr>
+              <w:rPr>
+                <w:rFonts w:ascii="Aptos" w:eastAsia="Aptos" w:hAnsi="Aptos" w:cs="Aptos"/>
+              </w:rPr>
+            </w:pPr>
+            <w:r>
+              <w:rPr>
+                <w:rFonts w:ascii="Aptos" w:eastAsia="Aptos" w:hAnsi="Aptos" w:cs="Aptos"/>
+              </w:rPr>
+              <w:t>4</w:t>
+            </w:r>
+          </w:p>
+        </w:tc>
+        <w:tc>
+          <w:tcPr>
+            <w:tcW w:w="2615" w:type="dxa"/>
+          </w:tcPr>
+          <w:p>
+            <w:pPr>
+              <w:rPr>
+                <w:rFonts w:ascii="Aptos" w:eastAsia="Aptos" w:hAnsi="Aptos" w:cs="Aptos"/>
+              </w:rPr>
+            </w:pPr>
+            <w:proofErr w:type="spellStart"/>
+            <w:r>
+              <w:rPr>
+                <w:rFonts w:ascii="Calibri" w:eastAsia="Calibri" w:hAnsi="Calibri" w:cs="Calibri"/>
+                <w:sz w:val="22"/>
+                <w:szCs w:val="22"/>
+              </w:rPr>
+              <w:t>Backend</w:t>
+            </w:r>
+            <w:proofErr w:type="spellEnd"/>
+            <w:r>
+              <w:rPr>
+                <w:rFonts w:ascii="Calibri" w:eastAsia="Calibri" w:hAnsi="Calibri" w:cs="Calibri"/>
+                <w:sz w:val="22"/>
+                <w:szCs w:val="22"/>
+              </w:rPr>
+              <w:t xml:space="preserve"> — moduł zawodników, opiekunów, grup wiekowych i obiektów sportowych</w:t>
+            </w:r>
+          </w:p>
+        </w:tc>
+        <w:tc>
+          <w:tcPr>
+            <w:tcW w:w="957" w:type="dxa"/>
+          </w:tcPr>
+          <w:p>
+            <w:pPr>
+              <w:rPr>
+                <w:rFonts w:ascii="Aptos" w:eastAsia="Aptos" w:hAnsi="Aptos" w:cs="Aptos"/>
+              </w:rPr>
+            </w:pPr>
+            <w:r>
+              <w:rPr>
+                <w:rFonts w:ascii="Aptos" w:eastAsia="Aptos" w:hAnsi="Aptos" w:cs="Aptos"/>
+              </w:rPr>
+              <w:t>2</w:t>
+            </w:r>
+          </w:p>
+        </w:tc>
+        <w:tc>
+          <w:tcPr>
+            <w:tcW w:w="1385" w:type="dxa"/>
+          </w:tcPr>
+          <w:p>
+            <w:pPr>
+              <w:rPr>
+                <w:rFonts w:ascii="Aptos" w:eastAsia="Aptos" w:hAnsi="Aptos" w:cs="Aptos"/>
+              </w:rPr>
+            </w:pPr>
+            <w:proofErr w:type="spellStart"/>
+            <w:r>
+              <w:rPr>
+                <w:rFonts w:ascii="Aptos" w:eastAsia="Aptos" w:hAnsi="Aptos" w:cs="Aptos"/>
+              </w:rPr>
+              <w:t>Backend</w:t>
+            </w:r>
+            <w:proofErr w:type="spellEnd"/>
+          </w:p>
+        </w:tc>
+        <w:tc>
+          <w:tcPr>
+            <w:tcW w:w="1395" w:type="dxa"/>
+          </w:tcPr>
+          <w:p>
+            <w:pPr>
+              <w:rPr>
+                <w:rFonts w:ascii="Aptos" w:eastAsia="Aptos" w:hAnsi="Aptos" w:cs="Aptos"/>
+              </w:rPr>
+            </w:pPr>
+            <w:r>
+              <w:rPr>
+                <w:rFonts w:ascii="Aptos" w:eastAsia="Aptos" w:hAnsi="Aptos" w:cs="Aptos"/>
+              </w:rPr>
+              <w:t>2</w:t>
+            </w:r>
+          </w:p>
+        </w:tc>
+        <w:tc>
+          <w:tcPr>
+            <w:tcW w:w="2405" w:type="dxa"/>
+          </w:tcPr>
+          <w:p>
+            <w:r>
+              <w:rPr>
+                <w:rFonts w:ascii="Aptos" w:eastAsia="Aptos" w:hAnsi="Aptos" w:cs="Aptos"/>
+              </w:rPr>
+              <w:t>1 920 zł</w:t>
+            </w:r>
+          </w:p>
+        </w:tc>
+      </w:tr>
+      <w:tr>
+        <w:trPr>
+          <w:trHeight w:val="300"/>
+        </w:trPr>
+        <w:tc>
+          <w:tcPr>
+            <w:tcW w:w="1449" w:type="dxa"/>
+          </w:tcPr>
+          <w:p>
+            <w:pPr>
+              <w:rPr>
+                <w:rFonts w:ascii="Aptos" w:eastAsia="Aptos" w:hAnsi="Aptos" w:cs="Aptos"/>
+              </w:rPr>
+            </w:pPr>
+            <w:r>
+              <w:rPr>
+                <w:rFonts w:ascii="Aptos" w:eastAsia="Aptos" w:hAnsi="Aptos" w:cs="Aptos"/>
+              </w:rPr>
+              <w:t>5</w:t>
+            </w:r>
+          </w:p>
+        </w:tc>
+        <w:tc>
+          <w:tcPr>
+            <w:tcW w:w="2615" w:type="dxa"/>
+          </w:tcPr>
+          <w:p>
+            <w:pPr>
+              <w:rPr>
+                <w:rFonts w:ascii="Aptos" w:eastAsia="Aptos" w:hAnsi="Aptos" w:cs="Aptos"/>
+              </w:rPr>
+            </w:pPr>
+            <w:proofErr w:type="spellStart"/>
+            <w:r>
+              <w:rPr>
+                <w:rFonts w:ascii="Calibri" w:eastAsia="Calibri" w:hAnsi="Calibri" w:cs="Calibri"/>
+                <w:color w:val="000000" w:themeColor="text1"/>
+                <w:sz w:val="22"/>
+                <w:szCs w:val="22"/>
+              </w:rPr>
+              <w:t>Backend</w:t>
+            </w:r>
+            <w:proofErr w:type="spellEnd"/>
+            <w:r>
+              <w:rPr>
+                <w:rFonts w:ascii="Calibri" w:eastAsia="Calibri" w:hAnsi="Calibri" w:cs="Calibri"/>
+                <w:color w:val="000000" w:themeColor="text1"/>
+                <w:sz w:val="22"/>
+                <w:szCs w:val="22"/>
+              </w:rPr>
+              <w:t xml:space="preserve"> — moduł frekwencji i jednostek treningowych (rejestracja obecności)</w:t>
+            </w:r>
+          </w:p>
+        </w:tc>
+        <w:tc>
+          <w:tcPr>
+            <w:tcW w:w="957" w:type="dxa"/>
+          </w:tcPr>
+          <w:p>
+            <w:pPr>
+              <w:rPr>
+                <w:rFonts w:ascii="Aptos" w:eastAsia="Aptos" w:hAnsi="Aptos" w:cs="Aptos"/>
+              </w:rPr>
+            </w:pPr>
+            <w:r>
+              <w:rPr>
+                <w:rFonts w:ascii="Aptos" w:eastAsia="Aptos" w:hAnsi="Aptos" w:cs="Aptos"/>
+              </w:rPr>
+              <w:t>2</w:t>
+            </w:r>
+          </w:p>
+        </w:tc>
+        <w:tc>
+          <w:tcPr>
+            <w:tcW w:w="1385" w:type="dxa"/>
+          </w:tcPr>
+          <w:p>
+            <w:pPr>
+              <w:rPr>
+                <w:rFonts w:ascii="Aptos" w:eastAsia="Aptos" w:hAnsi="Aptos" w:cs="Aptos"/>
+              </w:rPr>
+            </w:pPr>
+            <w:proofErr w:type="spellStart"/>
+            <w:r>
+              <w:rPr>
+                <w:rFonts w:ascii="Aptos" w:eastAsia="Aptos" w:hAnsi="Aptos" w:cs="Aptos"/>
+              </w:rPr>
+              <w:t>Backend</w:t>
+            </w:r>
+            <w:proofErr w:type="spellEnd"/>
+          </w:p>
+        </w:tc>
+        <w:tc>
+          <w:tcPr>
+            <w:tcW w:w="1395" w:type="dxa"/>
+          </w:tcPr>
+          <w:p>
+            <w:pPr>
+              <w:rPr>
+                <w:rFonts w:ascii="Aptos" w:eastAsia="Aptos" w:hAnsi="Aptos" w:cs="Aptos"/>
+              </w:rPr>
+            </w:pPr>
+            <w:r>
+              <w:rPr>
+                <w:rFonts w:ascii="Aptos" w:eastAsia="Aptos" w:hAnsi="Aptos" w:cs="Aptos"/>
+              </w:rPr>
+              <w:t>2</w:t>
+            </w:r>
+          </w:p>
+        </w:tc>
+        <w:tc>
+          <w:tcPr>
+            <w:tcW w:w="2405" w:type="dxa"/>
+          </w:tcPr>
+          <w:p>
+            <w:r>
+              <w:rPr>
+                <w:rFonts w:ascii="Aptos" w:eastAsia="Aptos" w:hAnsi="Aptos" w:cs="Aptos"/>
+              </w:rPr>
+              <w:t>1 920 zł</w:t>
+            </w:r>
+          </w:p>
+        </w:tc>
+      </w:tr>
+      <w:tr>
+        <w:trPr>
+          <w:trHeight w:val="300"/>
+        </w:trPr>
+        <w:tc>
+          <w:tcPr>
+            <w:tcW w:w="1449" w:type="dxa"/>
+          </w:tcPr>
+          <w:p>
+            <w:pPr>
+              <w:rPr>
+                <w:rFonts w:ascii="Aptos" w:eastAsia="Aptos" w:hAnsi="Aptos" w:cs="Aptos"/>
+              </w:rPr>
+            </w:pPr>
+            <w:r>
+              <w:rPr>
+                <w:rFonts w:ascii="Aptos" w:eastAsia="Aptos" w:hAnsi="Aptos" w:cs="Aptos"/>
+              </w:rPr>
+              <w:t>6</w:t>
+            </w:r>
+          </w:p>
+        </w:tc>
+        <w:tc>
+          <w:tcPr>
+            <w:tcW w:w="2615" w:type="dxa"/>
+          </w:tcPr>
+          <w:p>
+            <w:pPr>
+              <w:rPr>
+                <w:rFonts w:ascii="Aptos" w:eastAsia="Aptos" w:hAnsi="Aptos" w:cs="Aptos"/>
+              </w:rPr>
+            </w:pPr>
+            <w:proofErr w:type="spellStart"/>
+            <w:r>
+              <w:rPr>
+                <w:rFonts w:ascii="Calibri" w:eastAsia="Calibri" w:hAnsi="Calibri" w:cs="Calibri"/>
+                <w:sz w:val="22"/>
+                <w:szCs w:val="22"/>
+              </w:rPr>
+              <w:t>Backend</w:t>
+            </w:r>
+            <w:proofErr w:type="spellEnd"/>
+            <w:r>
+              <w:rPr>
+                <w:rFonts w:ascii="Calibri" w:eastAsia="Calibri" w:hAnsi="Calibri" w:cs="Calibri"/>
+                <w:sz w:val="22"/>
+                <w:szCs w:val="22"/>
+              </w:rPr>
+              <w:t xml:space="preserve"> — moduł meczów, powołań i statystyk meczowych</w:t>
+            </w:r>
+          </w:p>
+        </w:tc>
+        <w:tc>
+          <w:tcPr>
+            <w:tcW w:w="957" w:type="dxa"/>
+          </w:tcPr>
+          <w:p>
+            <w:pPr>
+              <w:rPr>
+                <w:rFonts w:ascii="Aptos" w:eastAsia="Aptos" w:hAnsi="Aptos" w:cs="Aptos"/>
+              </w:rPr>
+            </w:pPr>
+            <w:r>
+              <w:rPr>
+                <w:rFonts w:ascii="Aptos" w:eastAsia="Aptos" w:hAnsi="Aptos" w:cs="Aptos"/>
+              </w:rPr>
+              <w:t>2</w:t>
+            </w:r>
+          </w:p>
+        </w:tc>
+        <w:tc>
+          <w:tcPr>
+            <w:tcW w:w="1385" w:type="dxa"/>
+          </w:tcPr>
+          <w:p>
+            <w:pPr>
+              <w:rPr>
+                <w:rFonts w:ascii="Aptos" w:eastAsia="Aptos" w:hAnsi="Aptos" w:cs="Aptos"/>
+              </w:rPr>
+            </w:pPr>
+            <w:proofErr w:type="spellStart"/>
+            <w:r>
+              <w:rPr>
+                <w:rFonts w:ascii="Aptos" w:eastAsia="Aptos" w:hAnsi="Aptos" w:cs="Aptos"/>
+              </w:rPr>
+              <w:t>Backend</w:t>
+            </w:r>
+            <w:proofErr w:type="spellEnd"/>
+          </w:p>
+        </w:tc>
+        <w:tc>
+          <w:tcPr>
+            <w:tcW w:w="1395" w:type="dxa"/>
+          </w:tcPr>
+          <w:p>
+            <w:pPr>
+              <w:rPr>
+                <w:rFonts w:ascii="Aptos" w:eastAsia="Aptos" w:hAnsi="Aptos" w:cs="Aptos"/>
+              </w:rPr>
+            </w:pPr>
+            <w:r>
+              <w:rPr>
+                <w:rFonts w:ascii="Aptos" w:eastAsia="Aptos" w:hAnsi="Aptos" w:cs="Aptos"/>
+              </w:rPr>
+              <w:t>2</w:t>
+            </w:r>
+          </w:p>
+        </w:tc>
+        <w:tc>
+          <w:tcPr>
+            <w:tcW w:w="2405" w:type="dxa"/>
+          </w:tcPr>
+          <w:p>
+            <w:r>
+              <w:rPr>
+                <w:rFonts w:ascii="Aptos" w:eastAsia="Aptos" w:hAnsi="Aptos" w:cs="Aptos"/>
+              </w:rPr>
+              <w:t>1 920 zł</w:t>
+            </w:r>
+          </w:p>
+        </w:tc>
+      </w:tr>
+      <w:tr>
+        <w:trPr>
+          <w:trHeight w:val="300"/>
+        </w:trPr>
+        <w:tc>
+          <w:tcPr>
+            <w:tcW w:w="1449" w:type="dxa"/>
+          </w:tcPr>
+          <w:p>
+            <w:pPr>
+              <w:rPr>
+                <w:rFonts w:ascii="Aptos" w:eastAsia="Aptos" w:hAnsi="Aptos" w:cs="Aptos"/>
+              </w:rPr>
+            </w:pPr>
+            <w:r>
+              <w:rPr>
+                <w:rFonts w:ascii="Aptos" w:eastAsia="Aptos" w:hAnsi="Aptos" w:cs="Aptos"/>
+              </w:rPr>
+              <w:t>7</w:t>
+            </w:r>
+          </w:p>
+        </w:tc>
+        <w:tc>
+          <w:tcPr>
+            <w:tcW w:w="2615" w:type="dxa"/>
+          </w:tcPr>
+          <w:p>
+            <w:pPr>
+              <w:rPr>
+                <w:rFonts w:ascii="Aptos" w:eastAsia="Aptos" w:hAnsi="Aptos" w:cs="Aptos"/>
+              </w:rPr>
+            </w:pPr>
+            <w:proofErr w:type="spellStart"/>
+            <w:r>
+              <w:rPr>
+                <w:rFonts w:ascii="Calibri" w:eastAsia="Calibri" w:hAnsi="Calibri" w:cs="Calibri"/>
+                <w:color w:val="000000" w:themeColor="text1"/>
+                <w:sz w:val="22"/>
+                <w:szCs w:val="22"/>
+              </w:rPr>
+              <w:t>Backend</w:t>
+            </w:r>
+            <w:proofErr w:type="spellEnd"/>
+            <w:r>
+              <w:rPr>
+                <w:rFonts w:ascii="Calibri" w:eastAsia="Calibri" w:hAnsi="Calibri" w:cs="Calibri"/>
+                <w:color w:val="000000" w:themeColor="text1"/>
+                <w:sz w:val="22"/>
+                <w:szCs w:val="22"/>
+              </w:rPr>
+              <w:t xml:space="preserve"> — moduł składek i integracja z bramką płatności</w:t>
+            </w:r>
+          </w:p>
+        </w:tc>
+        <w:tc>
+          <w:tcPr>
+            <w:tcW w:w="957" w:type="dxa"/>
+          </w:tcPr>
+          <w:p>
+            <w:pPr>
+              <w:rPr>
+                <w:rFonts w:ascii="Aptos" w:eastAsia="Aptos" w:hAnsi="Aptos" w:cs="Aptos"/>
+              </w:rPr>
+            </w:pPr>
+            <w:r>
+              <w:rPr>
+                <w:rFonts w:ascii="Aptos" w:eastAsia="Aptos" w:hAnsi="Aptos" w:cs="Aptos"/>
+              </w:rPr>
+              <w:t>2</w:t>
+            </w:r>
+          </w:p>
+        </w:tc>
+        <w:tc>
+          <w:tcPr>
+            <w:tcW w:w="1385" w:type="dxa"/>
+          </w:tcPr>
+          <w:p>
+            <w:pPr>
+              <w:rPr>
+                <w:rFonts w:ascii="Aptos" w:eastAsia="Aptos" w:hAnsi="Aptos" w:cs="Aptos"/>
+              </w:rPr>
+            </w:pPr>
+            <w:proofErr w:type="spellStart"/>
+            <w:r>
+              <w:rPr>
+                <w:rFonts w:ascii="Aptos" w:eastAsia="Aptos" w:hAnsi="Aptos" w:cs="Aptos"/>
+              </w:rPr>
+              <w:t>Backend</w:t>
+            </w:r>
+            <w:proofErr w:type="spellEnd"/>
+          </w:p>
+        </w:tc>
+        <w:tc>
+          <w:tcPr>
+            <w:tcW w:w="1395" w:type="dxa"/>
+          </w:tcPr>
+          <w:p>
+            <w:pPr>
+              <w:rPr>
+                <w:rFonts w:ascii="Aptos" w:eastAsia="Aptos" w:hAnsi="Aptos" w:cs="Aptos"/>
+              </w:rPr>
+            </w:pPr>
+            <w:r>
+              <w:rPr>
+                <w:rFonts w:ascii="Aptos" w:eastAsia="Aptos" w:hAnsi="Aptos" w:cs="Aptos"/>
+              </w:rPr>
+              <w:t>2</w:t>
+            </w:r>
+          </w:p>
+        </w:tc>
+        <w:tc>
+          <w:tcPr>
+            <w:tcW w:w="2405" w:type="dxa"/>
+          </w:tcPr>
+          <w:p>
+            <w:r>
+              <w:rPr>
+                <w:rFonts w:ascii="Aptos" w:eastAsia="Aptos" w:hAnsi="Aptos" w:cs="Aptos"/>
+              </w:rPr>
+              <w:t>1 920 zł</w:t>
+            </w:r>
+          </w:p>
+        </w:tc>
+      </w:tr>
+      <w:tr>
+        <w:trPr>
+          <w:trHeight w:val="300"/>
+        </w:trPr>
+        <w:tc>
+          <w:tcPr>
+            <w:tcW w:w="1449" w:type="dxa"/>
+          </w:tcPr>
+          <w:p>
+            <w:pPr>
+              <w:rPr>
+                <w:rFonts w:ascii="Aptos" w:eastAsia="Aptos" w:hAnsi="Aptos" w:cs="Aptos"/>
+              </w:rPr>
+            </w:pPr>
+            <w:r>
+              <w:rPr>
+                <w:rFonts w:ascii="Aptos" w:eastAsia="Aptos" w:hAnsi="Aptos" w:cs="Aptos"/>
+              </w:rPr>
+              <w:t>8</w:t>
+            </w:r>
+          </w:p>
+        </w:tc>
+        <w:tc>
+          <w:tcPr>
+            <w:tcW w:w="2615" w:type="dxa"/>
+          </w:tcPr>
+          <w:p>
+            <w:pPr>
+              <w:rPr>
+                <w:rFonts w:ascii="Aptos" w:eastAsia="Aptos" w:hAnsi="Aptos" w:cs="Aptos"/>
+              </w:rPr>
+            </w:pPr>
+            <w:proofErr w:type="spellStart"/>
+            <w:r>
+              <w:rPr>
+                <w:rFonts w:ascii="Calibri" w:eastAsia="Calibri" w:hAnsi="Calibri" w:cs="Calibri"/>
+                <w:sz w:val="22"/>
+                <w:szCs w:val="22"/>
+              </w:rPr>
+              <w:t>Backend</w:t>
+            </w:r>
+            <w:proofErr w:type="spellEnd"/>
+            <w:r>
+              <w:rPr>
+                <w:rFonts w:ascii="Calibri" w:eastAsia="Calibri" w:hAnsi="Calibri" w:cs="Calibri"/>
+                <w:sz w:val="22"/>
+                <w:szCs w:val="22"/>
+              </w:rPr>
+              <w:t xml:space="preserve"> — moduł powiadomień (SMS/e-mail: powołania, odwołania treningów)</w:t>
+            </w:r>
+          </w:p>
+        </w:tc>
+        <w:tc>
+          <w:tcPr>
+            <w:tcW w:w="957" w:type="dxa"/>
+          </w:tcPr>
+          <w:p>
+            <w:pPr>
+              <w:rPr>
+                <w:rFonts w:ascii="Aptos" w:eastAsia="Aptos" w:hAnsi="Aptos" w:cs="Aptos"/>
+              </w:rPr>
+            </w:pPr>
+            <w:r>
+              <w:rPr>
+                <w:rFonts w:ascii="Aptos" w:eastAsia="Aptos" w:hAnsi="Aptos" w:cs="Aptos"/>
+              </w:rPr>
+              <w:t>2</w:t>
+            </w:r>
+          </w:p>
+        </w:tc>
+        <w:tc>
+          <w:tcPr>
+            <w:tcW w:w="1385" w:type="dxa"/>
+          </w:tcPr>
+          <w:p>
+            <w:pPr>
+              <w:rPr>
+                <w:rFonts w:ascii="Aptos" w:eastAsia="Aptos" w:hAnsi="Aptos" w:cs="Aptos"/>
+              </w:rPr>
+            </w:pPr>
+            <w:proofErr w:type="spellStart"/>
+            <w:r>
+              <w:rPr>
+                <w:rFonts w:ascii="Aptos" w:eastAsia="Aptos" w:hAnsi="Aptos" w:cs="Aptos"/>
+              </w:rPr>
+              <w:t>Backend</w:t>
+            </w:r>
+            <w:proofErr w:type="spellEnd"/>
+          </w:p>
+        </w:tc>
+        <w:tc>
+          <w:tcPr>
+            <w:tcW w:w="1395" w:type="dxa"/>
+          </w:tcPr>
+          <w:p>
+            <w:pPr>
+              <w:rPr>
+                <w:rFonts w:ascii="Aptos" w:eastAsia="Aptos" w:hAnsi="Aptos" w:cs="Aptos"/>
+              </w:rPr>
+            </w:pPr>
+            <w:r>
+              <w:rPr>
+                <w:rFonts w:ascii="Aptos" w:eastAsia="Aptos" w:hAnsi="Aptos" w:cs="Aptos"/>
+              </w:rPr>
+              <w:t>2</w:t>
+            </w:r>
+          </w:p>
+        </w:tc>
+        <w:tc>
+          <w:tcPr>
+            <w:tcW w:w="2405" w:type="dxa"/>
+          </w:tcPr>
+          <w:p>
+            <w:r>
+              <w:rPr>
+                <w:rFonts w:ascii="Aptos" w:eastAsia="Aptos" w:hAnsi="Aptos" w:cs="Aptos"/>
+              </w:rPr>
+              <w:t>1 920 zł</w:t>
+            </w:r>
+          </w:p>
+        </w:tc>
+      </w:tr>
+      <w:tr>
+        <w:trPr>
+          <w:trHeight w:val="300"/>
+        </w:trPr>
+        <w:tc>
+          <w:tcPr>
+            <w:tcW w:w="1449" w:type="dxa"/>
+          </w:tcPr>
+          <w:p>
+            <w:pPr>
+              <w:rPr>
+                <w:rFonts w:ascii="Aptos" w:eastAsia="Aptos" w:hAnsi="Aptos" w:cs="Aptos"/>
+              </w:rPr>
+            </w:pPr>
+            <w:r>
+              <w:rPr>
+                <w:rFonts w:ascii="Aptos" w:eastAsia="Aptos" w:hAnsi="Aptos" w:cs="Aptos"/>
+              </w:rPr>
+              <w:t>9</w:t>
+            </w:r>
+          </w:p>
+        </w:tc>
+        <w:tc>
+          <w:tcPr>
+            <w:tcW w:w="2615" w:type="dxa"/>
+          </w:tcPr>
+          <w:p>
+            <w:pPr>
+              <w:rPr>
+                <w:rFonts w:ascii="Aptos" w:eastAsia="Aptos" w:hAnsi="Aptos" w:cs="Aptos"/>
+              </w:rPr>
+            </w:pPr>
+            <w:proofErr w:type="spellStart"/>
+            <w:r>
+              <w:rPr>
+                <w:rFonts w:ascii="Calibri" w:eastAsia="Calibri" w:hAnsi="Calibri" w:cs="Calibri"/>
+                <w:color w:val="000000" w:themeColor="text1"/>
+                <w:sz w:val="22"/>
+                <w:szCs w:val="22"/>
+              </w:rPr>
+              <w:t>Backend</w:t>
+            </w:r>
+            <w:proofErr w:type="spellEnd"/>
+            <w:r>
+              <w:rPr>
+                <w:rFonts w:ascii="Calibri" w:eastAsia="Calibri" w:hAnsi="Calibri" w:cs="Calibri"/>
+                <w:color w:val="000000" w:themeColor="text1"/>
+                <w:sz w:val="22"/>
+                <w:szCs w:val="22"/>
+              </w:rPr>
+              <w:t xml:space="preserve"> — moduł magazynu sprzętu (wypożyczenia, zwroty, kontrola stanu)</w:t>
+            </w:r>
+          </w:p>
+        </w:tc>
+        <w:tc>
+          <w:tcPr>
+            <w:tcW w:w="957" w:type="dxa"/>
+          </w:tcPr>
+          <w:p>
+            <w:pPr>
+              <w:rPr>
+                <w:rFonts w:ascii="Aptos" w:eastAsia="Aptos" w:hAnsi="Aptos" w:cs="Aptos"/>
+              </w:rPr>
+            </w:pPr>
+            <w:r>
+              <w:rPr>
+                <w:rFonts w:ascii="Aptos" w:eastAsia="Aptos" w:hAnsi="Aptos" w:cs="Aptos"/>
+              </w:rPr>
+              <w:t>2</w:t>
+            </w:r>
+          </w:p>
+        </w:tc>
+        <w:tc>
+          <w:tcPr>
+            <w:tcW w:w="1385" w:type="dxa"/>
+          </w:tcPr>
+          <w:p>
+            <w:pPr>
+              <w:rPr>
+                <w:rFonts w:ascii="Aptos" w:eastAsia="Aptos" w:hAnsi="Aptos" w:cs="Aptos"/>
+              </w:rPr>
+            </w:pPr>
+            <w:proofErr w:type="spellStart"/>
+            <w:r>
+              <w:rPr>
+                <w:rFonts w:ascii="Aptos" w:eastAsia="Aptos" w:hAnsi="Aptos" w:cs="Aptos"/>
+              </w:rPr>
+              <w:t>Backend</w:t>
+            </w:r>
+            <w:proofErr w:type="spellEnd"/>
+          </w:p>
+        </w:tc>
+        <w:tc>
+          <w:tcPr>
+            <w:tcW w:w="1395" w:type="dxa"/>
+          </w:tcPr>
+          <w:p>
+            <w:pPr>
+              <w:rPr>
+                <w:rFonts w:ascii="Aptos" w:eastAsia="Aptos" w:hAnsi="Aptos" w:cs="Aptos"/>
+              </w:rPr>
+            </w:pPr>
+            <w:r>
+              <w:rPr>
+                <w:rFonts w:ascii="Aptos" w:eastAsia="Aptos" w:hAnsi="Aptos" w:cs="Aptos"/>
+              </w:rPr>
+              <w:t>2</w:t>
+            </w:r>
+          </w:p>
+        </w:tc>
+        <w:tc>
+          <w:tcPr>
+            <w:tcW w:w="2405" w:type="dxa"/>
+          </w:tcPr>
+          <w:p>
+            <w:r>
+              <w:rPr>
+                <w:rFonts w:ascii="Aptos" w:eastAsia="Aptos" w:hAnsi="Aptos" w:cs="Aptos"/>
+              </w:rPr>
+              <w:t>1 920 zł</w:t>
+            </w:r>
+          </w:p>
+        </w:tc>
+      </w:tr>
+      <w:tr>
+        <w:trPr>
+          <w:trHeight w:val="300"/>
+        </w:trPr>
+        <w:tc>
+          <w:tcPr>
+            <w:tcW w:w="1449" w:type="dxa"/>
+          </w:tcPr>
+          <w:p>
+            <w:pPr>
+              <w:rPr>
+                <w:rFonts w:ascii="Aptos" w:eastAsia="Aptos" w:hAnsi="Aptos" w:cs="Aptos"/>
+              </w:rPr>
+            </w:pPr>
+            <w:r>
+              <w:rPr>
+                <w:rFonts w:ascii="Aptos" w:eastAsia="Aptos" w:hAnsi="Aptos" w:cs="Aptos"/>
+              </w:rPr>
+              <w:t>10</w:t>
+            </w:r>
+          </w:p>
+        </w:tc>
+        <w:tc>
+          <w:tcPr>
+            <w:tcW w:w="2615" w:type="dxa"/>
+          </w:tcPr>
+          <w:p>
+            <w:proofErr w:type="spellStart"/>
+            <w:r>
+              <w:rPr>
+                <w:rFonts w:ascii="Calibri" w:eastAsia="Calibri" w:hAnsi="Calibri" w:cs="Calibri"/>
+                <w:sz w:val="22"/>
+                <w:szCs w:val="22"/>
+              </w:rPr>
+              <w:t>Backend</w:t>
+            </w:r>
+            <w:proofErr w:type="spellEnd"/>
+            <w:r>
+              <w:rPr>
+                <w:rFonts w:ascii="Calibri" w:eastAsia="Calibri" w:hAnsi="Calibri" w:cs="Calibri"/>
+                <w:sz w:val="22"/>
+                <w:szCs w:val="22"/>
+              </w:rPr>
+              <w:t xml:space="preserve"> — moduł raportów i statystyk dla zarządu</w:t>
+            </w:r>
+          </w:p>
+        </w:tc>
+        <w:tc>
+          <w:tcPr>
+            <w:tcW w:w="957" w:type="dxa"/>
+          </w:tcPr>
+          <w:p>
+            <w:pPr>
+              <w:rPr>
+                <w:rFonts w:ascii="Aptos" w:eastAsia="Aptos" w:hAnsi="Aptos" w:cs="Aptos"/>
+              </w:rPr>
+            </w:pPr>
+            <w:r>
+              <w:rPr>
+                <w:rFonts w:ascii="Aptos" w:eastAsia="Aptos" w:hAnsi="Aptos" w:cs="Aptos"/>
+              </w:rPr>
+              <w:t>2</w:t>
+            </w:r>
+          </w:p>
+        </w:tc>
+        <w:tc>
+          <w:tcPr>
+            <w:tcW w:w="1385" w:type="dxa"/>
+          </w:tcPr>
+          <w:p>
+            <w:pPr>
+              <w:rPr>
+                <w:rFonts w:ascii="Aptos" w:eastAsia="Aptos" w:hAnsi="Aptos" w:cs="Aptos"/>
+              </w:rPr>
+            </w:pPr>
+            <w:proofErr w:type="spellStart"/>
+            <w:r>
+              <w:rPr>
+                <w:rFonts w:ascii="Aptos" w:eastAsia="Aptos" w:hAnsi="Aptos" w:cs="Aptos"/>
+              </w:rPr>
+              <w:t>Backend</w:t>
+            </w:r>
+            <w:proofErr w:type="spellEnd"/>
+            <w:r>
+              <w:rPr>
+                <w:rFonts w:ascii="Aptos" w:eastAsia="Aptos" w:hAnsi="Aptos" w:cs="Aptos"/>
+              </w:rPr>
+              <w:t>, analityk</w:t>
+            </w:r>
+          </w:p>
+        </w:tc>
+        <w:tc>
+          <w:tcPr>
+            <w:tcW w:w="1395" w:type="dxa"/>
+          </w:tcPr>
+          <w:p>
+            <w:pPr>
+              <w:rPr>
+                <w:rFonts w:ascii="Aptos" w:eastAsia="Aptos" w:hAnsi="Aptos" w:cs="Aptos"/>
+              </w:rPr>
+            </w:pPr>
+            <w:r>
+              <w:rPr>
+                <w:rFonts w:ascii="Aptos" w:eastAsia="Aptos" w:hAnsi="Aptos" w:cs="Aptos"/>
+              </w:rPr>
+              <w:t>4</w:t>
+            </w:r>
+          </w:p>
+        </w:tc>
+        <w:tc>
+          <w:tcPr>
+            <w:tcW w:w="2405" w:type="dxa"/>
+          </w:tcPr>
+          <w:p>
+            <w:pPr>
+              <w:rPr>
+                <w:rFonts w:ascii="Aptos" w:eastAsia="Aptos" w:hAnsi="Aptos" w:cs="Aptos"/>
+              </w:rPr>
+            </w:pPr>
+            <w:r>
+              <w:rPr>
+                <w:rFonts w:ascii="Aptos" w:eastAsia="Aptos" w:hAnsi="Aptos" w:cs="Aptos"/>
+              </w:rPr>
+              <w:t>3 840 zł</w:t>
+            </w:r>
+          </w:p>
+        </w:tc>
+      </w:tr>
+      <w:tr>
+        <w:trPr>
+          <w:trHeight w:val="300"/>
+        </w:trPr>
+        <w:tc>
+          <w:tcPr>
+            <w:tcW w:w="1449" w:type="dxa"/>
+          </w:tcPr>
+          <w:p>
+            <w:pPr>
+              <w:rPr>
+                <w:rFonts w:ascii="Aptos" w:eastAsia="Aptos" w:hAnsi="Aptos" w:cs="Aptos"/>
+              </w:rPr>
+            </w:pPr>
+            <w:r>
+              <w:rPr>
+                <w:rFonts w:ascii="Aptos" w:eastAsia="Aptos" w:hAnsi="Aptos" w:cs="Aptos"/>
+              </w:rPr>
+              <w:t>11</w:t>
+            </w:r>
+          </w:p>
+        </w:tc>
+        <w:tc>
+          <w:tcPr>
+            <w:tcW w:w="2615" w:type="dxa"/>
+          </w:tcPr>
+          <w:p>
+            <w:pPr>
+              <w:rPr>
+                <w:rFonts w:ascii="Aptos" w:eastAsia="Aptos" w:hAnsi="Aptos" w:cs="Aptos"/>
+              </w:rPr>
+            </w:pPr>
+            <w:r>
+              <w:rPr>
+                <w:rFonts w:ascii="Calibri" w:eastAsia="Calibri" w:hAnsi="Calibri" w:cs="Calibri"/>
+                <w:color w:val="000000" w:themeColor="text1"/>
+                <w:sz w:val="22"/>
+                <w:szCs w:val="22"/>
+              </w:rPr>
+              <w:t>Portal webowy (</w:t>
+            </w:r>
+            <w:proofErr w:type="spellStart"/>
+            <w:r>
+              <w:rPr>
+                <w:rFonts w:ascii="Calibri" w:eastAsia="Calibri" w:hAnsi="Calibri" w:cs="Calibri"/>
+                <w:color w:val="000000" w:themeColor="text1"/>
+                <w:sz w:val="22"/>
+                <w:szCs w:val="22"/>
+              </w:rPr>
+              <w:t>React</w:t>
+            </w:r>
+            <w:proofErr w:type="spellEnd"/>
+            <w:r>
+              <w:rPr>
+                <w:rFonts w:ascii="Calibri" w:eastAsia="Calibri" w:hAnsi="Calibri" w:cs="Calibri"/>
+                <w:color w:val="000000" w:themeColor="text1"/>
+                <w:sz w:val="22"/>
+                <w:szCs w:val="22"/>
+              </w:rPr>
+              <w:t>): logowanie, panele opiekuna/trenera/zarządu, płatności</w:t>
+            </w:r>
+          </w:p>
+        </w:tc>
+        <w:tc>
+          <w:tcPr>
+            <w:tcW w:w="957" w:type="dxa"/>
+          </w:tcPr>
+          <w:p>
+            <w:pPr>
+              <w:rPr>
+                <w:rFonts w:ascii="Aptos" w:eastAsia="Aptos" w:hAnsi="Aptos" w:cs="Aptos"/>
+              </w:rPr>
+            </w:pPr>
+            <w:r>
+              <w:rPr>
+                <w:rFonts w:ascii="Aptos" w:eastAsia="Aptos" w:hAnsi="Aptos" w:cs="Aptos"/>
+              </w:rPr>
+              <w:t>4</w:t>
+            </w:r>
+          </w:p>
+        </w:tc>
+        <w:tc>
+          <w:tcPr>
+            <w:tcW w:w="1385" w:type="dxa"/>
+          </w:tcPr>
+          <w:p>
+            <w:pPr>
+              <w:rPr>
+                <w:rFonts w:ascii="Aptos" w:eastAsia="Aptos" w:hAnsi="Aptos" w:cs="Aptos"/>
+              </w:rPr>
+            </w:pPr>
+            <w:proofErr w:type="spellStart"/>
+            <w:r>
+              <w:rPr>
+                <w:rFonts w:ascii="Aptos" w:eastAsia="Aptos" w:hAnsi="Aptos" w:cs="Aptos"/>
+              </w:rPr>
+              <w:t>Frontend</w:t>
+            </w:r>
+            <w:proofErr w:type="spellEnd"/>
+            <w:r>
+              <w:rPr>
+                <w:rFonts w:ascii="Aptos" w:eastAsia="Aptos" w:hAnsi="Aptos" w:cs="Aptos"/>
+              </w:rPr>
+              <w:t xml:space="preserve">, </w:t>
+            </w:r>
+            <w:proofErr w:type="spellStart"/>
+            <w:r>
+              <w:rPr>
+                <w:rFonts w:ascii="Aptos" w:eastAsia="Aptos" w:hAnsi="Aptos" w:cs="Aptos"/>
+              </w:rPr>
+              <w:t>Backend</w:t>
+            </w:r>
+            <w:proofErr w:type="spellEnd"/>
+            <w:r>
+              <w:rPr>
+                <w:rFonts w:ascii="Aptos" w:eastAsia="Aptos" w:hAnsi="Aptos" w:cs="Aptos"/>
+              </w:rPr>
+              <w:t>, UI/UX</w:t>
+            </w:r>
+          </w:p>
+        </w:tc>
+        <w:tc>
+          <w:tcPr>
+            <w:tcW w:w="1395" w:type="dxa"/>
+          </w:tcPr>
+          <w:p>
+            <w:pPr>
+              <w:rPr>
+                <w:rFonts w:ascii="Aptos" w:eastAsia="Aptos" w:hAnsi="Aptos" w:cs="Aptos"/>
+              </w:rPr>
+            </w:pPr>
+            <w:r>
+              <w:rPr>
+                <w:rFonts w:ascii="Aptos" w:eastAsia="Aptos" w:hAnsi="Aptos" w:cs="Aptos"/>
+              </w:rPr>
+              <w:t>12</w:t>
+            </w:r>
+          </w:p>
+        </w:tc>
+        <w:tc>
+          <w:tcPr>
+            <w:tcW w:w="2405" w:type="dxa"/>
+          </w:tcPr>
+          <w:p>
+            <w:pPr>
+              <w:rPr>
+                <w:rFonts w:ascii="Aptos" w:eastAsia="Aptos" w:hAnsi="Aptos" w:cs="Aptos"/>
+              </w:rPr>
+            </w:pPr>
+            <w:r>
+              <w:rPr>
+                <w:rFonts w:ascii="Aptos" w:eastAsia="Aptos" w:hAnsi="Aptos" w:cs="Aptos"/>
+              </w:rPr>
+              <w:t>12 160 zł</w:t>
+            </w:r>
+          </w:p>
+        </w:tc>
+      </w:tr>
+      <w:tr>
+        <w:trPr>
+          <w:trHeight w:val="300"/>
+        </w:trPr>
+        <w:tc>
+          <w:tcPr>
+            <w:tcW w:w="1449" w:type="dxa"/>
+          </w:tcPr>
+          <w:p>
+            <w:pPr>
+              <w:rPr>
+                <w:rFonts w:ascii="Aptos" w:eastAsia="Aptos" w:hAnsi="Aptos" w:cs="Aptos"/>
+              </w:rPr>
+            </w:pPr>
+            <w:r>
+              <w:rPr>
+                <w:rFonts w:ascii="Aptos" w:eastAsia="Aptos" w:hAnsi="Aptos" w:cs="Aptos"/>
+              </w:rPr>
+              <w:t>12</w:t>
+            </w:r>
+          </w:p>
+        </w:tc>
+        <w:tc>
+          <w:tcPr>
+            <w:tcW w:w="2615" w:type="dxa"/>
+          </w:tcPr>
+          <w:p>
+            <w:pPr>
+              <w:rPr>
+                <w:rFonts w:ascii="Aptos" w:eastAsia="Aptos" w:hAnsi="Aptos" w:cs="Aptos"/>
+              </w:rPr>
+            </w:pPr>
+            <w:r>
+              <w:rPr>
+                <w:rFonts w:ascii="Calibri" w:eastAsia="Calibri" w:hAnsi="Calibri" w:cs="Calibri"/>
+                <w:sz w:val="22"/>
+                <w:szCs w:val="22"/>
+              </w:rPr>
+              <w:t>Aplikacja mobilna (</w:t>
+            </w:r>
+            <w:proofErr w:type="spellStart"/>
+            <w:r>
+              <w:rPr>
+                <w:rFonts w:ascii="Calibri" w:eastAsia="Calibri" w:hAnsi="Calibri" w:cs="Calibri"/>
+                <w:sz w:val="22"/>
+                <w:szCs w:val="22"/>
+              </w:rPr>
+              <w:t>Flutter</w:t>
+            </w:r>
+            <w:proofErr w:type="spellEnd"/>
+            <w:r>
+              <w:rPr>
+                <w:rFonts w:ascii="Calibri" w:eastAsia="Calibri" w:hAnsi="Calibri" w:cs="Calibri"/>
+                <w:sz w:val="22"/>
+                <w:szCs w:val="22"/>
+              </w:rPr>
+              <w:t xml:space="preserve">): frekwencja, powołania, powiadomienia </w:t>
+            </w:r>
+            <w:proofErr w:type="spellStart"/>
+            <w:r>
+              <w:rPr>
+                <w:rFonts w:ascii="Calibri" w:eastAsia="Calibri" w:hAnsi="Calibri" w:cs="Calibri"/>
+                <w:sz w:val="22"/>
+                <w:szCs w:val="22"/>
+              </w:rPr>
+              <w:t>push</w:t>
+            </w:r>
+            <w:proofErr w:type="spellEnd"/>
+          </w:p>
+        </w:tc>
+        <w:tc>
+          <w:tcPr>
+            <w:tcW w:w="957" w:type="dxa"/>
+          </w:tcPr>
+          <w:p>
+            <w:pPr>
+              <w:rPr>
+                <w:rFonts w:ascii="Aptos" w:eastAsia="Aptos" w:hAnsi="Aptos" w:cs="Aptos"/>
+              </w:rPr>
+            </w:pPr>
+            <w:r>
+              <w:rPr>
+                <w:rFonts w:ascii="Aptos" w:eastAsia="Aptos" w:hAnsi="Aptos" w:cs="Aptos"/>
+              </w:rPr>
+              <w:t>4</w:t>
+            </w:r>
+          </w:p>
+        </w:tc>
+        <w:tc>
+          <w:tcPr>
+            <w:tcW w:w="1385" w:type="dxa"/>
+          </w:tcPr>
+          <w:p>
+            <w:pPr>
+              <w:rPr>
+                <w:rFonts w:ascii="Aptos" w:eastAsia="Aptos" w:hAnsi="Aptos" w:cs="Aptos"/>
+              </w:rPr>
+            </w:pPr>
+            <w:r>
+              <w:rPr>
+                <w:rFonts w:ascii="Aptos" w:eastAsia="Aptos" w:hAnsi="Aptos" w:cs="Aptos"/>
+              </w:rPr>
+              <w:t xml:space="preserve">Mobile, </w:t>
+            </w:r>
+            <w:proofErr w:type="spellStart"/>
+            <w:r>
+              <w:rPr>
+                <w:rFonts w:ascii="Aptos" w:eastAsia="Aptos" w:hAnsi="Aptos" w:cs="Aptos"/>
+              </w:rPr>
+              <w:t>Backend</w:t>
+            </w:r>
+            <w:proofErr w:type="spellEnd"/>
+          </w:p>
+        </w:tc>
+        <w:tc>
+          <w:tcPr>
+            <w:tcW w:w="1395" w:type="dxa"/>
+          </w:tcPr>
+          <w:p>
+            <w:pPr>
+              <w:rPr>
+                <w:rFonts w:ascii="Aptos" w:eastAsia="Aptos" w:hAnsi="Aptos" w:cs="Aptos"/>
+              </w:rPr>
+            </w:pPr>
+            <w:r>
+              <w:rPr>
+                <w:rFonts w:ascii="Aptos" w:eastAsia="Aptos" w:hAnsi="Aptos" w:cs="Aptos"/>
+              </w:rPr>
+              <w:t>8</w:t>
+            </w:r>
+          </w:p>
+        </w:tc>
+        <w:tc>
+          <w:tcPr>
+            <w:tcW w:w="2405" w:type="dxa"/>
+          </w:tcPr>
+          <w:p>
+            <w:pPr>
+              <w:rPr>
+                <w:rFonts w:ascii="Aptos" w:eastAsia="Aptos" w:hAnsi="Aptos" w:cs="Aptos"/>
+              </w:rPr>
+            </w:pPr>
+            <w:r>
+              <w:rPr>
+                <w:rFonts w:ascii="Aptos" w:eastAsia="Aptos" w:hAnsi="Aptos" w:cs="Aptos"/>
+              </w:rPr>
+              <w:t>7 680 zł</w:t>
+            </w:r>
+          </w:p>
+        </w:tc>
+      </w:tr>
+      <w:tr>
+        <w:trPr>
+          <w:trHeight w:val="300"/>
+        </w:trPr>
+        <w:tc>
+          <w:tcPr>
+            <w:tcW w:w="1449" w:type="dxa"/>
+          </w:tcPr>
+          <w:p>
+            <w:pPr>
+              <w:rPr>
+                <w:rFonts w:ascii="Aptos" w:eastAsia="Aptos" w:hAnsi="Aptos" w:cs="Aptos"/>
+              </w:rPr>
+            </w:pPr>
+            <w:r>
+              <w:rPr>
+                <w:rFonts w:ascii="Aptos" w:eastAsia="Aptos" w:hAnsi="Aptos" w:cs="Aptos"/>
+              </w:rPr>
+              <w:t>13</w:t>
+            </w:r>
+          </w:p>
+        </w:tc>
+        <w:tc>
+          <w:tcPr>
+            <w:tcW w:w="2615" w:type="dxa"/>
+          </w:tcPr>
+          <w:p>
+            <w:pPr>
+              <w:rPr>
+                <w:rFonts w:ascii="Aptos" w:eastAsia="Aptos" w:hAnsi="Aptos" w:cs="Aptos"/>
+              </w:rPr>
+            </w:pPr>
+            <w:r>
+              <w:rPr>
+                <w:rFonts w:ascii="Calibri" w:eastAsia="Calibri" w:hAnsi="Calibri" w:cs="Calibri"/>
+                <w:color w:val="000000" w:themeColor="text1"/>
+                <w:sz w:val="22"/>
+                <w:szCs w:val="22"/>
+              </w:rPr>
+              <w:t>Testy integracyjne API + klientów (web i mobile), poprawki błędów</w:t>
+            </w:r>
+          </w:p>
+        </w:tc>
+        <w:tc>
+          <w:tcPr>
+            <w:tcW w:w="957" w:type="dxa"/>
+          </w:tcPr>
+          <w:p>
+            <w:pPr>
+              <w:rPr>
+                <w:rFonts w:ascii="Aptos" w:eastAsia="Aptos" w:hAnsi="Aptos" w:cs="Aptos"/>
+              </w:rPr>
+            </w:pPr>
+            <w:r>
+              <w:rPr>
+                <w:rFonts w:ascii="Aptos" w:eastAsia="Aptos" w:hAnsi="Aptos" w:cs="Aptos"/>
+              </w:rPr>
+              <w:t>4</w:t>
+            </w:r>
+          </w:p>
+        </w:tc>
+        <w:tc>
+          <w:tcPr>
+            <w:tcW w:w="1385" w:type="dxa"/>
+          </w:tcPr>
+          <w:p>
+            <w:pPr>
+              <w:rPr>
+                <w:rFonts w:ascii="Aptos" w:eastAsia="Aptos" w:hAnsi="Aptos" w:cs="Aptos"/>
+              </w:rPr>
+            </w:pPr>
+            <w:r>
+              <w:rPr>
+                <w:rFonts w:ascii="Aptos" w:eastAsia="Aptos" w:hAnsi="Aptos" w:cs="Aptos"/>
+              </w:rPr>
+              <w:t xml:space="preserve">Tester, </w:t>
+            </w:r>
+            <w:proofErr w:type="spellStart"/>
+            <w:r>
+              <w:rPr>
+                <w:rFonts w:ascii="Aptos" w:eastAsia="Aptos" w:hAnsi="Aptos" w:cs="Aptos"/>
+              </w:rPr>
+              <w:t>Backend</w:t>
+            </w:r>
+            <w:proofErr w:type="spellEnd"/>
+            <w:r>
+              <w:rPr>
+                <w:rFonts w:ascii="Aptos" w:eastAsia="Aptos" w:hAnsi="Aptos" w:cs="Aptos"/>
+              </w:rPr>
+              <w:t xml:space="preserve">, </w:t>
+            </w:r>
+            <w:proofErr w:type="spellStart"/>
+            <w:r>
+              <w:rPr>
+                <w:rFonts w:ascii="Aptos" w:eastAsia="Aptos" w:hAnsi="Aptos" w:cs="Aptos"/>
+              </w:rPr>
+              <w:t>Frontend</w:t>
+            </w:r>
+            <w:proofErr w:type="spellEnd"/>
+          </w:p>
+        </w:tc>
+        <w:tc>
+          <w:tcPr>
+            <w:tcW w:w="1395" w:type="dxa"/>
+          </w:tcPr>
+          <w:p>
+            <w:pPr>
+              <w:rPr>
+                <w:rFonts w:ascii="Aptos" w:eastAsia="Aptos" w:hAnsi="Aptos" w:cs="Aptos"/>
+              </w:rPr>
+            </w:pPr>
+            <w:r>
+              <w:rPr>
+                <w:rFonts w:ascii="Aptos" w:eastAsia="Aptos" w:hAnsi="Aptos" w:cs="Aptos"/>
+              </w:rPr>
+              <w:t>12</w:t>
+            </w:r>
+          </w:p>
+        </w:tc>
+        <w:tc>
+          <w:tcPr>
+            <w:tcW w:w="2405" w:type="dxa"/>
+          </w:tcPr>
+          <w:p>
+            <w:pPr>
+              <w:rPr>
+                <w:rFonts w:ascii="Aptos" w:eastAsia="Aptos" w:hAnsi="Aptos" w:cs="Aptos"/>
+              </w:rPr>
+            </w:pPr>
+            <w:r>
+              <w:rPr>
+                <w:rFonts w:ascii="Aptos" w:eastAsia="Aptos" w:hAnsi="Aptos" w:cs="Aptos"/>
+              </w:rPr>
+              <w:t>10 880 zł</w:t>
+            </w:r>
+          </w:p>
+        </w:tc>
+      </w:tr>
+      <w:tr>
+        <w:trPr>
+          <w:trHeight w:val="300"/>
+        </w:trPr>
+        <w:tc>
+          <w:tcPr>
+            <w:tcW w:w="1449" w:type="dxa"/>
+          </w:tcPr>
+          <w:p>
+            <w:pPr>
+              <w:rPr>
+                <w:rFonts w:ascii="Aptos" w:eastAsia="Aptos" w:hAnsi="Aptos" w:cs="Aptos"/>
+              </w:rPr>
+            </w:pPr>
+            <w:r>
+              <w:rPr>
+                <w:rFonts w:ascii="Aptos" w:eastAsia="Aptos" w:hAnsi="Aptos" w:cs="Aptos"/>
+              </w:rPr>
+              <w:t>14</w:t>
+            </w:r>
+          </w:p>
+        </w:tc>
+        <w:tc>
+          <w:tcPr>
+            <w:tcW w:w="2615" w:type="dxa"/>
+          </w:tcPr>
+          <w:p>
+            <w:pPr>
+              <w:rPr>
+                <w:rFonts w:ascii="Aptos" w:eastAsia="Aptos" w:hAnsi="Aptos" w:cs="Aptos"/>
+              </w:rPr>
+            </w:pPr>
+            <w:r>
+              <w:rPr>
+                <w:rFonts w:ascii="Calibri" w:eastAsia="Calibri" w:hAnsi="Calibri" w:cs="Calibri"/>
+                <w:sz w:val="22"/>
+                <w:szCs w:val="22"/>
+              </w:rPr>
+              <w:t>Wdrożenie produkcyjne (Docker, konfiguracja serwerów, backup, monitoring)</w:t>
+            </w:r>
+          </w:p>
+        </w:tc>
+        <w:tc>
+          <w:tcPr>
+            <w:tcW w:w="957" w:type="dxa"/>
+          </w:tcPr>
+          <w:p>
+            <w:pPr>
+              <w:rPr>
+                <w:rFonts w:ascii="Aptos" w:eastAsia="Aptos" w:hAnsi="Aptos" w:cs="Aptos"/>
+              </w:rPr>
+            </w:pPr>
+            <w:r>
+              <w:rPr>
+                <w:rFonts w:ascii="Aptos" w:eastAsia="Aptos" w:hAnsi="Aptos" w:cs="Aptos"/>
+              </w:rPr>
+              <w:t>3</w:t>
+            </w:r>
+          </w:p>
+        </w:tc>
+        <w:tc>
+          <w:tcPr>
+            <w:tcW w:w="1385" w:type="dxa"/>
+          </w:tcPr>
+          <w:p>
+            <w:pPr>
+              <w:rPr>
+                <w:rFonts w:ascii="Aptos" w:eastAsia="Aptos" w:hAnsi="Aptos" w:cs="Aptos"/>
+              </w:rPr>
+            </w:pPr>
+            <w:proofErr w:type="spellStart"/>
+            <w:r>
+              <w:rPr>
+                <w:rFonts w:ascii="Aptos" w:eastAsia="Aptos" w:hAnsi="Aptos" w:cs="Aptos"/>
+              </w:rPr>
+              <w:t>DevOps</w:t>
+            </w:r>
+            <w:proofErr w:type="spellEnd"/>
+            <w:r>
+              <w:rPr>
+                <w:rFonts w:ascii="Aptos" w:eastAsia="Aptos" w:hAnsi="Aptos" w:cs="Aptos"/>
+              </w:rPr>
+              <w:t xml:space="preserve">, </w:t>
+            </w:r>
+            <w:proofErr w:type="spellStart"/>
+            <w:r>
+              <w:rPr>
+                <w:rFonts w:ascii="Aptos" w:eastAsia="Aptos" w:hAnsi="Aptos" w:cs="Aptos"/>
+              </w:rPr>
+              <w:t>Backend</w:t>
+            </w:r>
+            <w:proofErr w:type="spellEnd"/>
+          </w:p>
+        </w:tc>
+        <w:tc>
+          <w:tcPr>
+            <w:tcW w:w="1395" w:type="dxa"/>
+          </w:tcPr>
+          <w:p>
+            <w:pPr>
+              <w:rPr>
+                <w:rFonts w:ascii="Aptos" w:eastAsia="Aptos" w:hAnsi="Aptos" w:cs="Aptos"/>
+              </w:rPr>
+            </w:pPr>
+            <w:r>
+              <w:rPr>
+                <w:rFonts w:ascii="Aptos" w:eastAsia="Aptos" w:hAnsi="Aptos" w:cs="Aptos"/>
+              </w:rPr>
+              <w:t>6</w:t>
+            </w:r>
+          </w:p>
+        </w:tc>
+        <w:tc>
+          <w:tcPr>
+            <w:tcW w:w="2405" w:type="dxa"/>
+          </w:tcPr>
+          <w:p>
+            <w:pPr>
+              <w:rPr>
+                <w:rFonts w:ascii="Aptos" w:eastAsia="Aptos" w:hAnsi="Aptos" w:cs="Aptos"/>
+              </w:rPr>
+            </w:pPr>
+            <w:r>
+              <w:rPr>
+                <w:rFonts w:ascii="Aptos" w:eastAsia="Aptos" w:hAnsi="Aptos" w:cs="Aptos"/>
+              </w:rPr>
+              <w:t>6 240 zł</w:t>
+            </w:r>
+          </w:p>
+        </w:tc>
+      </w:tr>
+      <w:tr>
+        <w:trPr>
+          <w:trHeight w:val="300"/>
+        </w:trPr>
+        <w:tc>
+          <w:tcPr>
+            <w:tcW w:w="1449" w:type="dxa"/>
+          </w:tcPr>
+          <w:p>
+            <w:pPr>
+              <w:rPr>
+                <w:rFonts w:ascii="Aptos" w:eastAsia="Aptos" w:hAnsi="Aptos" w:cs="Aptos"/>
+              </w:rPr>
+            </w:pPr>
+            <w:r>
+              <w:rPr>
+                <w:rFonts w:ascii="Aptos" w:eastAsia="Aptos" w:hAnsi="Aptos" w:cs="Aptos"/>
+              </w:rPr>
+              <w:t>15</w:t>
+            </w:r>
+          </w:p>
+        </w:tc>
+        <w:tc>
+          <w:tcPr>
+            <w:tcW w:w="2615" w:type="dxa"/>
+          </w:tcPr>
+          <w:p>
+            <w:pPr>
+              <w:rPr>
+                <w:rFonts w:ascii="Aptos" w:eastAsia="Aptos" w:hAnsi="Aptos" w:cs="Aptos"/>
+              </w:rPr>
+            </w:pPr>
+            <w:r>
+              <w:rPr>
+                <w:rFonts w:ascii="Calibri" w:eastAsia="Calibri" w:hAnsi="Calibri" w:cs="Calibri"/>
+                <w:color w:val="000000" w:themeColor="text1"/>
+                <w:sz w:val="22"/>
+                <w:szCs w:val="22"/>
+              </w:rPr>
+              <w:t>Szkolenie użytkowników (zarząd, trenerzy), dokumentacja użytkowa, okres stabilizacji</w:t>
+            </w:r>
+          </w:p>
+        </w:tc>
+        <w:tc>
+          <w:tcPr>
+            <w:tcW w:w="957" w:type="dxa"/>
+          </w:tcPr>
+          <w:p>
+            <w:pPr>
+              <w:rPr>
+                <w:rFonts w:ascii="Aptos" w:eastAsia="Aptos" w:hAnsi="Aptos" w:cs="Aptos"/>
+              </w:rPr>
+            </w:pPr>
+            <w:r>
+              <w:rPr>
+                <w:rFonts w:ascii="Aptos" w:eastAsia="Aptos" w:hAnsi="Aptos" w:cs="Aptos"/>
+              </w:rPr>
+              <w:t>5</w:t>
+            </w:r>
+          </w:p>
+        </w:tc>
+        <w:tc>
+          <w:tcPr>
+            <w:tcW w:w="1385" w:type="dxa"/>
+          </w:tcPr>
+          <w:p>
+            <w:pPr>
+              <w:rPr>
+                <w:rFonts w:ascii="Aptos" w:eastAsia="Aptos" w:hAnsi="Aptos" w:cs="Aptos"/>
+              </w:rPr>
+            </w:pPr>
+            <w:r>
+              <w:rPr>
+                <w:rFonts w:ascii="Aptos" w:eastAsia="Aptos" w:hAnsi="Aptos" w:cs="Aptos"/>
+              </w:rPr>
+              <w:t>PM, Analityk, Tester,</w:t>
+            </w:r>
+          </w:p>
+          <w:p>
+            <w:pPr>
+              <w:rPr>
+                <w:rFonts w:ascii="Aptos" w:eastAsia="Aptos" w:hAnsi="Aptos" w:cs="Aptos"/>
+              </w:rPr>
+            </w:pPr>
+            <w:r>
+              <w:rPr>
+                <w:rFonts w:ascii="Aptos" w:eastAsia="Aptos" w:hAnsi="Aptos" w:cs="Aptos"/>
+              </w:rPr>
+              <w:t>Konsultant</w:t>
+            </w:r>
+          </w:p>
+        </w:tc>
+        <w:tc>
+          <w:tcPr>
+            <w:tcW w:w="1395" w:type="dxa"/>
+          </w:tcPr>
+          <w:p>
+            <w:pPr>
+              <w:rPr>
+                <w:rFonts w:ascii="Aptos" w:eastAsia="Aptos" w:hAnsi="Aptos" w:cs="Aptos"/>
+              </w:rPr>
+            </w:pPr>
+            <w:r>
+              <w:rPr>
+                <w:rFonts w:ascii="Aptos" w:eastAsia="Aptos" w:hAnsi="Aptos" w:cs="Aptos"/>
+              </w:rPr>
+              <w:t>20</w:t>
+            </w:r>
+          </w:p>
+        </w:tc>
+        <w:tc>
+          <w:tcPr>
+            <w:tcW w:w="2405" w:type="dxa"/>
+          </w:tcPr>
+          <w:p>
+            <w:pPr>
+              <w:rPr>
+                <w:rFonts w:ascii="Aptos" w:eastAsia="Aptos" w:hAnsi="Aptos" w:cs="Aptos"/>
+              </w:rPr>
+            </w:pPr>
+            <w:r>
+              <w:rPr>
+                <w:rFonts w:ascii="Aptos" w:eastAsia="Aptos" w:hAnsi="Aptos" w:cs="Aptos"/>
+              </w:rPr>
+              <w:t>22 400 zł</w:t>
+            </w:r>
+          </w:p>
+        </w:tc>
+      </w:tr>
+      <w:tr>
+        <w:trPr>
+          <w:trHeight w:val="300"/>
+        </w:trPr>
+        <w:tc>
+          <w:tcPr>
+            <w:tcW w:w="1449" w:type="dxa"/>
+          </w:tcPr>
+          <w:p>
+            <w:pPr>
+              <w:rPr>
+                <w:rFonts w:ascii="Aptos" w:eastAsia="Aptos" w:hAnsi="Aptos" w:cs="Aptos"/>
+              </w:rPr>
+            </w:pPr>
+          </w:p>
+        </w:tc>
+        <w:tc>
+          <w:tcPr>
+            <w:tcW w:w="2615" w:type="dxa"/>
+          </w:tcPr>
+          <w:p>
+            <w:pPr>
+              <w:rPr>
+                <w:rFonts w:ascii="Calibri" w:eastAsia="Calibri" w:hAnsi="Calibri" w:cs="Calibri"/>
+                <w:color w:val="000000" w:themeColor="text1"/>
+                <w:sz w:val="22"/>
+                <w:szCs w:val="22"/>
+              </w:rPr>
+            </w:pPr>
+            <w:r>
+              <w:rPr>
+                <w:rFonts w:ascii="Calibri" w:eastAsia="Calibri" w:hAnsi="Calibri" w:cs="Calibri"/>
+                <w:color w:val="000000" w:themeColor="text1"/>
+                <w:sz w:val="22"/>
+                <w:szCs w:val="22"/>
+              </w:rPr>
+              <w:t>SUMA — praca zespołu</w:t>
+            </w:r>
+          </w:p>
+        </w:tc>
+        <w:tc>
+          <w:tcPr>
+            <w:tcW w:w="957" w:type="dxa"/>
+          </w:tcPr>
+          <w:p>
+            <w:pPr>
+              <w:rPr>
+                <w:rFonts w:ascii="Aptos" w:eastAsia="Aptos" w:hAnsi="Aptos" w:cs="Aptos"/>
+              </w:rPr>
+            </w:pPr>
+            <w:r>
+              <w:rPr>
+                <w:rFonts w:ascii="Aptos" w:eastAsia="Aptos" w:hAnsi="Aptos" w:cs="Aptos"/>
+              </w:rPr>
+              <w:t>44 dni</w:t>
+            </w:r>
+          </w:p>
+        </w:tc>
+        <w:tc>
+          <w:tcPr>
+            <w:tcW w:w="1385" w:type="dxa"/>
+          </w:tcPr>
+          <w:p>
+            <w:pPr>
+              <w:rPr>
+                <w:rFonts w:ascii="Aptos" w:eastAsia="Aptos" w:hAnsi="Aptos" w:cs="Aptos"/>
+              </w:rPr>
+            </w:pPr>
+          </w:p>
+        </w:tc>
+        <w:tc>
+          <w:tcPr>
+            <w:tcW w:w="1395" w:type="dxa"/>
+          </w:tcPr>
+          <w:p>
+            <w:pPr>
+              <w:rPr>
+                <w:rFonts w:ascii="Aptos" w:eastAsia="Aptos" w:hAnsi="Aptos" w:cs="Aptos"/>
+              </w:rPr>
+            </w:pPr>
+            <w:r>
+              <w:rPr>
+                <w:rFonts w:ascii="Aptos" w:eastAsia="Aptos" w:hAnsi="Aptos" w:cs="Aptos"/>
+              </w:rPr>
+              <w:t>92 osobodni</w:t>
+            </w:r>
+          </w:p>
+        </w:tc>
+        <w:tc>
+          <w:tcPr>
+            <w:tcW w:w="2405" w:type="dxa"/>
+          </w:tcPr>
+          <w:p>
+            <w:pPr>
+              <w:rPr>
+                <w:rFonts w:ascii="Aptos" w:eastAsia="Aptos" w:hAnsi="Aptos" w:cs="Aptos"/>
+              </w:rPr>
+            </w:pPr>
+            <w:r>
+              <w:rPr>
+                <w:rFonts w:ascii="Aptos" w:eastAsia="Aptos" w:hAnsi="Aptos" w:cs="Aptos"/>
+              </w:rPr>
+              <w:t>93 280 zł</w:t>
+            </w:r>
+          </w:p>
+        </w:tc>
+      </w:tr>
+    </w:tbl>
+    <w:p>
+      <w:pPr>
+        <w:rPr>
+          <w:rFonts w:ascii="Aptos" w:eastAsia="Aptos" w:hAnsi="Aptos" w:cs="Aptos"/>
+        </w:rPr>
+      </w:pPr>
+    </w:p>
+    <w:p>
+      <w:pPr>
+        <w:rPr>
+          <w:rFonts w:ascii="Aptos" w:eastAsia="Aptos" w:hAnsi="Aptos" w:cs="Aptos"/>
+        </w:rPr>
+      </w:pPr>
+    </w:p>
+    <w:p>
+      <w:pPr>
+        <w:rPr>
+          <w:rFonts w:ascii="Aptos" w:eastAsia="Aptos" w:hAnsi="Aptos" w:cs="Aptos"/>
+          <w:lang w:val="en-US"/>
+        </w:rPr>
+      </w:pPr>
+    </w:p>
+    <w:p>
+      <w:pPr>
+        <w:pStyle w:val="Heading2"/>
+      </w:pPr>
+      <w:r>
+        <w:t>10.</w:t>
+      </w:r>
+      <w:r>
+        <w:t>3</w:t>
+      </w:r>
+      <w:r>
+        <w:t xml:space="preserve">. </w:t>
+      </w:r>
+      <w:proofErr w:type="spellStart"/>
+      <w:r>
+        <w:t>Warunki</w:t>
+      </w:r>
+      <w:proofErr w:type="spellEnd"/>
+      <w:r>
+        <w:t xml:space="preserve"> </w:t>
+      </w:r>
+      <w:proofErr w:type="spellStart"/>
+      <w:r>
+        <w:t>płatności</w:t>
+      </w:r>
+      <w:proofErr w:type="spellEnd"/>
+      <w:r>
+        <w:t xml:space="preserve"> </w:t>
+      </w:r>
+      <w:proofErr w:type="spellStart"/>
+      <w:r>
+        <w:t>i</w:t>
+      </w:r>
+      <w:proofErr w:type="spellEnd"/>
+      <w:r>
+        <w:t xml:space="preserve"> </w:t>
+      </w:r>
+      <w:proofErr w:type="spellStart"/>
+      <w:r>
+        <w:t>sposób</w:t>
+      </w:r>
+      <w:proofErr w:type="spellEnd"/>
+      <w:r>
+        <w:t xml:space="preserve"> </w:t>
+      </w:r>
+      <w:proofErr w:type="spellStart"/>
+      <w:r>
+        <w:t>odbioru</w:t>
+      </w:r>
+      <w:proofErr w:type="spellEnd"/>
+    </w:p>
+    <w:tbl>
+      <w:tblPr>
+        <w:tblStyle w:val="TableGrid"/>
+        <w:tblW w:w="0" w:type="auto"/>
+        <w:tblLook w:val="04A0" w:firstRow="1" w:lastRow="0" w:firstColumn="1" w:lastColumn="0" w:noHBand="0" w:noVBand="1"/>
+      </w:tblPr>
+      <w:tblGrid>
+        <w:gridCol w:w="1020"/>
+        <w:gridCol w:w="4932"/>
+        <w:gridCol w:w="964"/>
+        <w:gridCol w:w="1587"/>
+      </w:tblGrid>
+      <w:tr>
+        <w:tc>
+          <w:tcPr>
+            <w:tcW w:w="1020" w:type="dxa"/>
+            <w:tcBorders>
+              <w:top w:val="single" w:sz="4" w:space="0" w:color="auto"/>
+              <w:left w:val="single" w:sz="4" w:space="0" w:color="auto"/>
+              <w:bottom w:val="single" w:sz="4" w:space="0" w:color="auto"/>
+              <w:right w:val="single" w:sz="4" w:space="0" w:color="auto"/>
+            </w:tcBorders>
+            <w:hideMark/>
+          </w:tcPr>
+          <w:p>
+            <w:pPr>
+              <w:spacing w:after="160" w:line="278" w:lineRule="auto"/>
+              <w:rPr>
+                <w:rFonts w:ascii="Aptos" w:eastAsia="Aptos" w:hAnsi="Aptos" w:cs="Aptos"/>
+                <w:lang w:val="en-US"/>
+              </w:rPr>
+            </w:pPr>
+            <w:proofErr w:type="spellStart"/>
+            <w:r>
+              <w:rPr>
+                <w:rFonts w:ascii="Aptos" w:eastAsia="Aptos" w:hAnsi="Aptos" w:cs="Aptos"/>
+                <w:b/>
+                <w:lang w:val="en-US"/>
+              </w:rPr>
+              <w:t>Transza</w:t>
+            </w:r>
+            <w:proofErr w:type="spellEnd"/>
+          </w:p>
+        </w:tc>
+        <w:tc>
+          <w:tcPr>
+            <w:tcW w:w="4932" w:type="dxa"/>
+            <w:tcBorders>
+              <w:top w:val="single" w:sz="4" w:space="0" w:color="auto"/>
+              <w:left w:val="single" w:sz="4" w:space="0" w:color="auto"/>
+              <w:bottom w:val="single" w:sz="4" w:space="0" w:color="auto"/>
+              <w:right w:val="single" w:sz="4" w:space="0" w:color="auto"/>
+            </w:tcBorders>
+            <w:hideMark/>
+          </w:tcPr>
+          <w:p>
+            <w:pPr>
+              <w:spacing w:after="160" w:line="278" w:lineRule="auto"/>
+              <w:rPr>
+                <w:rFonts w:ascii="Aptos" w:eastAsia="Aptos" w:hAnsi="Aptos" w:cs="Aptos"/>
+                <w:lang w:val="en-US"/>
+              </w:rPr>
+            </w:pPr>
+            <w:r>
+              <w:rPr>
+                <w:rFonts w:ascii="Aptos" w:eastAsia="Aptos" w:hAnsi="Aptos" w:cs="Aptos"/>
+                <w:b/>
+                <w:lang w:val="en-US"/>
+              </w:rPr>
+              <w:t xml:space="preserve">Warunek </w:t>
+            </w:r>
+            <w:proofErr w:type="spellStart"/>
+            <w:r>
+              <w:rPr>
+                <w:rFonts w:ascii="Aptos" w:eastAsia="Aptos" w:hAnsi="Aptos" w:cs="Aptos"/>
+                <w:b/>
+                <w:lang w:val="en-US"/>
+              </w:rPr>
+              <w:t>wypłaty</w:t>
+            </w:r>
+            <w:proofErr w:type="spellEnd"/>
+          </w:p>
+        </w:tc>
+        <w:tc>
+          <w:tcPr>
+            <w:tcW w:w="964" w:type="dxa"/>
+            <w:tcBorders>
+              <w:top w:val="single" w:sz="4" w:space="0" w:color="auto"/>
+              <w:left w:val="single" w:sz="4" w:space="0" w:color="auto"/>
+              <w:bottom w:val="single" w:sz="4" w:space="0" w:color="auto"/>
+              <w:right w:val="single" w:sz="4" w:space="0" w:color="auto"/>
+            </w:tcBorders>
+            <w:hideMark/>
+          </w:tcPr>
+          <w:p>
+            <w:pPr>
+              <w:spacing w:after="160" w:line="278" w:lineRule="auto"/>
+              <w:rPr>
+                <w:rFonts w:ascii="Aptos" w:eastAsia="Aptos" w:hAnsi="Aptos" w:cs="Aptos"/>
+                <w:lang w:val="en-US"/>
+              </w:rPr>
+            </w:pPr>
+            <w:proofErr w:type="spellStart"/>
+            <w:r>
+              <w:rPr>
+                <w:rFonts w:ascii="Aptos" w:eastAsia="Aptos" w:hAnsi="Aptos" w:cs="Aptos"/>
+                <w:b/>
+                <w:lang w:val="en-US"/>
+              </w:rPr>
+              <w:t>Udział</w:t>
+            </w:r>
+            <w:proofErr w:type="spellEnd"/>
+          </w:p>
+        </w:tc>
+        <w:tc>
+          <w:tcPr>
+            <w:tcW w:w="1587" w:type="dxa"/>
+            <w:tcBorders>
+              <w:top w:val="single" w:sz="4" w:space="0" w:color="auto"/>
+              <w:left w:val="single" w:sz="4" w:space="0" w:color="auto"/>
+              <w:bottom w:val="single" w:sz="4" w:space="0" w:color="auto"/>
+              <w:right w:val="single" w:sz="4" w:space="0" w:color="auto"/>
+            </w:tcBorders>
+            <w:hideMark/>
+          </w:tcPr>
+          <w:p>
+            <w:pPr>
+              <w:spacing w:after="160" w:line="278" w:lineRule="auto"/>
+              <w:rPr>
+                <w:rFonts w:ascii="Aptos" w:eastAsia="Aptos" w:hAnsi="Aptos" w:cs="Aptos"/>
+                <w:lang w:val="en-US"/>
+              </w:rPr>
+            </w:pPr>
+            <w:proofErr w:type="spellStart"/>
+            <w:r>
+              <w:rPr>
+                <w:rFonts w:ascii="Aptos" w:eastAsia="Aptos" w:hAnsi="Aptos" w:cs="Aptos"/>
+                <w:b/>
+                <w:lang w:val="en-US"/>
+              </w:rPr>
+              <w:t>Kwota</w:t>
+            </w:r>
+            <w:proofErr w:type="spellEnd"/>
+            <w:r>
+              <w:rPr>
+                <w:rFonts w:ascii="Aptos" w:eastAsia="Aptos" w:hAnsi="Aptos" w:cs="Aptos"/>
+                <w:b/>
+                <w:lang w:val="en-US"/>
+              </w:rPr>
+              <w:t xml:space="preserve"> (</w:t>
+            </w:r>
+            <w:proofErr w:type="spellStart"/>
+            <w:r>
+              <w:rPr>
+                <w:rFonts w:ascii="Aptos" w:eastAsia="Aptos" w:hAnsi="Aptos" w:cs="Aptos"/>
+                <w:b/>
+                <w:lang w:val="en-US"/>
+              </w:rPr>
+              <w:t>Wariant</w:t>
+            </w:r>
+            <w:proofErr w:type="spellEnd"/>
+            <w:r>
+              <w:rPr>
+                <w:rFonts w:ascii="Aptos" w:eastAsia="Aptos" w:hAnsi="Aptos" w:cs="Aptos"/>
+                <w:b/>
+                <w:lang w:val="en-US"/>
+              </w:rPr>
+              <w:t xml:space="preserve"> A)</w:t>
+            </w:r>
+          </w:p>
+        </w:tc>
+      </w:tr>
+      <w:tr>
+        <w:tc>
+          <w:tcPr>
+            <w:tcW w:w="1020" w:type="dxa"/>
+            <w:tcBorders>
+              <w:top w:val="single" w:sz="4" w:space="0" w:color="auto"/>
+              <w:left w:val="single" w:sz="4" w:space="0" w:color="auto"/>
+              <w:bottom w:val="single" w:sz="4" w:space="0" w:color="auto"/>
+              <w:right w:val="single" w:sz="4" w:space="0" w:color="auto"/>
+            </w:tcBorders>
+            <w:hideMark/>
+          </w:tcPr>
+          <w:p>
+            <w:pPr>
+              <w:spacing w:after="160" w:line="278" w:lineRule="auto"/>
+              <w:rPr>
+                <w:rFonts w:ascii="Aptos" w:eastAsia="Aptos" w:hAnsi="Aptos" w:cs="Aptos"/>
+                <w:lang w:val="en-US"/>
+              </w:rPr>
+            </w:pPr>
+            <w:r>
+              <w:rPr>
+                <w:rFonts w:ascii="Aptos" w:eastAsia="Aptos" w:hAnsi="Aptos" w:cs="Aptos"/>
+                <w:lang w:val="en-US"/>
+              </w:rPr>
+              <w:t>1</w:t>
+            </w:r>
+          </w:p>
+        </w:tc>
+        <w:tc>
+          <w:tcPr>
+            <w:tcW w:w="4932" w:type="dxa"/>
+            <w:tcBorders>
+              <w:top w:val="single" w:sz="4" w:space="0" w:color="auto"/>
+              <w:left w:val="single" w:sz="4" w:space="0" w:color="auto"/>
+              <w:bottom w:val="single" w:sz="4" w:space="0" w:color="auto"/>
+              <w:right w:val="single" w:sz="4" w:space="0" w:color="auto"/>
+            </w:tcBorders>
+            <w:hideMark/>
+          </w:tcPr>
+          <w:p>
+            <w:pPr>
+              <w:spacing w:after="160" w:line="278" w:lineRule="auto"/>
+              <w:rPr>
+                <w:rFonts w:ascii="Aptos" w:eastAsia="Aptos" w:hAnsi="Aptos" w:cs="Aptos"/>
+              </w:rPr>
+            </w:pPr>
+            <w:r>
+              <w:rPr>
+                <w:rFonts w:ascii="Aptos" w:eastAsia="Aptos" w:hAnsi="Aptos" w:cs="Aptos"/>
+              </w:rPr>
+              <w:t>Podpisanie umowy oraz zakończenie etapu 1 (dokumentacja, UML)</w:t>
+            </w:r>
+          </w:p>
+        </w:tc>
+        <w:tc>
+          <w:tcPr>
+            <w:tcW w:w="964" w:type="dxa"/>
+            <w:tcBorders>
+              <w:top w:val="single" w:sz="4" w:space="0" w:color="auto"/>
+              <w:left w:val="single" w:sz="4" w:space="0" w:color="auto"/>
+              <w:bottom w:val="single" w:sz="4" w:space="0" w:color="auto"/>
+              <w:right w:val="single" w:sz="4" w:space="0" w:color="auto"/>
+            </w:tcBorders>
+            <w:hideMark/>
+          </w:tcPr>
+          <w:p>
+            <w:pPr>
+              <w:spacing w:after="160" w:line="278" w:lineRule="auto"/>
+              <w:rPr>
+                <w:rFonts w:ascii="Aptos" w:eastAsia="Aptos" w:hAnsi="Aptos" w:cs="Aptos"/>
+                <w:lang w:val="en-US"/>
+              </w:rPr>
+            </w:pPr>
+            <w:r>
+              <w:rPr>
+                <w:rFonts w:ascii="Aptos" w:eastAsia="Aptos" w:hAnsi="Aptos" w:cs="Aptos"/>
+                <w:lang w:val="en-US"/>
+              </w:rPr>
+              <w:t>20%</w:t>
+            </w:r>
+          </w:p>
+        </w:tc>
+        <w:tc>
+          <w:tcPr>
+            <w:tcW w:w="1587" w:type="dxa"/>
+            <w:tcBorders>
+              <w:top w:val="single" w:sz="4" w:space="0" w:color="auto"/>
+              <w:left w:val="single" w:sz="4" w:space="0" w:color="auto"/>
+              <w:bottom w:val="single" w:sz="4" w:space="0" w:color="auto"/>
+              <w:right w:val="single" w:sz="4" w:space="0" w:color="auto"/>
+            </w:tcBorders>
+            <w:hideMark/>
+          </w:tcPr>
+          <w:p>
+            <w:pPr>
+              <w:spacing w:after="160" w:line="278" w:lineRule="auto"/>
+              <w:rPr>
+                <w:rFonts w:ascii="Aptos" w:eastAsia="Aptos" w:hAnsi="Aptos" w:cs="Aptos"/>
+                <w:lang w:val="en-US"/>
+              </w:rPr>
+            </w:pPr>
+            <w:r>
+              <w:rPr>
+                <w:rFonts w:ascii="Aptos" w:eastAsia="Aptos" w:hAnsi="Aptos" w:cs="Aptos"/>
+                <w:lang w:val="en-US"/>
+              </w:rPr>
+              <w:t xml:space="preserve">~22 042 </w:t>
+            </w:r>
+            <w:proofErr w:type="spellStart"/>
+            <w:r>
+              <w:rPr>
+                <w:rFonts w:ascii="Aptos" w:eastAsia="Aptos" w:hAnsi="Aptos" w:cs="Aptos"/>
+                <w:lang w:val="en-US"/>
+              </w:rPr>
+              <w:t>zł</w:t>
+            </w:r>
+            <w:proofErr w:type="spellEnd"/>
+          </w:p>
+        </w:tc>
+      </w:tr>
+      <w:tr>
+        <w:tc>
+          <w:tcPr>
+            <w:tcW w:w="1020" w:type="dxa"/>
+            <w:tcBorders>
+              <w:top w:val="single" w:sz="4" w:space="0" w:color="auto"/>
+              <w:left w:val="single" w:sz="4" w:space="0" w:color="auto"/>
+              <w:bottom w:val="single" w:sz="4" w:space="0" w:color="auto"/>
+              <w:right w:val="single" w:sz="4" w:space="0" w:color="auto"/>
+            </w:tcBorders>
+            <w:hideMark/>
+          </w:tcPr>
+          <w:p>
+            <w:pPr>
+              <w:spacing w:after="160" w:line="278" w:lineRule="auto"/>
+              <w:rPr>
+                <w:rFonts w:ascii="Aptos" w:eastAsia="Aptos" w:hAnsi="Aptos" w:cs="Aptos"/>
+                <w:lang w:val="en-US"/>
+              </w:rPr>
+            </w:pPr>
+            <w:r>
+              <w:rPr>
+                <w:rFonts w:ascii="Aptos" w:eastAsia="Aptos" w:hAnsi="Aptos" w:cs="Aptos"/>
+                <w:lang w:val="en-US"/>
+              </w:rPr>
+              <w:t>2</w:t>
+            </w:r>
+          </w:p>
+        </w:tc>
+        <w:tc>
+          <w:tcPr>
+            <w:tcW w:w="4932" w:type="dxa"/>
+            <w:tcBorders>
+              <w:top w:val="single" w:sz="4" w:space="0" w:color="auto"/>
+              <w:left w:val="single" w:sz="4" w:space="0" w:color="auto"/>
+              <w:bottom w:val="single" w:sz="4" w:space="0" w:color="auto"/>
+              <w:right w:val="single" w:sz="4" w:space="0" w:color="auto"/>
+            </w:tcBorders>
+            <w:hideMark/>
+          </w:tcPr>
+          <w:p>
+            <w:pPr>
+              <w:spacing w:after="160" w:line="278" w:lineRule="auto"/>
+              <w:rPr>
+                <w:rFonts w:ascii="Aptos" w:eastAsia="Aptos" w:hAnsi="Aptos" w:cs="Aptos"/>
+              </w:rPr>
+            </w:pPr>
+            <w:r>
+              <w:rPr>
+                <w:rFonts w:ascii="Aptos" w:eastAsia="Aptos" w:hAnsi="Aptos" w:cs="Aptos"/>
+              </w:rPr>
+              <w:t xml:space="preserve">Zakończenie etapów 2–10 (kompletny, przetestowany </w:t>
+            </w:r>
+            <w:proofErr w:type="spellStart"/>
+            <w:r>
+              <w:rPr>
+                <w:rFonts w:ascii="Aptos" w:eastAsia="Aptos" w:hAnsi="Aptos" w:cs="Aptos"/>
+              </w:rPr>
+              <w:t>backend</w:t>
+            </w:r>
+            <w:proofErr w:type="spellEnd"/>
+            <w:r>
+              <w:rPr>
+                <w:rFonts w:ascii="Aptos" w:eastAsia="Aptos" w:hAnsi="Aptos" w:cs="Aptos"/>
+              </w:rPr>
+              <w:t>)</w:t>
+            </w:r>
+          </w:p>
+        </w:tc>
+        <w:tc>
+          <w:tcPr>
+            <w:tcW w:w="964" w:type="dxa"/>
+            <w:tcBorders>
+              <w:top w:val="single" w:sz="4" w:space="0" w:color="auto"/>
+              <w:left w:val="single" w:sz="4" w:space="0" w:color="auto"/>
+              <w:bottom w:val="single" w:sz="4" w:space="0" w:color="auto"/>
+              <w:right w:val="single" w:sz="4" w:space="0" w:color="auto"/>
+            </w:tcBorders>
+            <w:hideMark/>
+          </w:tcPr>
+          <w:p>
+            <w:pPr>
+              <w:spacing w:after="160" w:line="278" w:lineRule="auto"/>
+              <w:rPr>
+                <w:rFonts w:ascii="Aptos" w:eastAsia="Aptos" w:hAnsi="Aptos" w:cs="Aptos"/>
+                <w:lang w:val="en-US"/>
+              </w:rPr>
+            </w:pPr>
+            <w:r>
+              <w:rPr>
+                <w:rFonts w:ascii="Aptos" w:eastAsia="Aptos" w:hAnsi="Aptos" w:cs="Aptos"/>
+                <w:lang w:val="en-US"/>
+              </w:rPr>
+              <w:t>30%</w:t>
+            </w:r>
+          </w:p>
+        </w:tc>
+        <w:tc>
+          <w:tcPr>
+            <w:tcW w:w="1587" w:type="dxa"/>
+            <w:tcBorders>
+              <w:top w:val="single" w:sz="4" w:space="0" w:color="auto"/>
+              <w:left w:val="single" w:sz="4" w:space="0" w:color="auto"/>
+              <w:bottom w:val="single" w:sz="4" w:space="0" w:color="auto"/>
+              <w:right w:val="single" w:sz="4" w:space="0" w:color="auto"/>
+            </w:tcBorders>
+            <w:hideMark/>
+          </w:tcPr>
+          <w:p>
+            <w:pPr>
+              <w:spacing w:after="160" w:line="278" w:lineRule="auto"/>
+              <w:rPr>
+                <w:rFonts w:ascii="Aptos" w:eastAsia="Aptos" w:hAnsi="Aptos" w:cs="Aptos"/>
+                <w:lang w:val="en-US"/>
+              </w:rPr>
+            </w:pPr>
+            <w:r>
+              <w:rPr>
+                <w:rFonts w:ascii="Aptos" w:eastAsia="Aptos" w:hAnsi="Aptos" w:cs="Aptos"/>
+                <w:lang w:val="en-US"/>
+              </w:rPr>
+              <w:t xml:space="preserve">~33 063 </w:t>
+            </w:r>
+            <w:proofErr w:type="spellStart"/>
+            <w:r>
+              <w:rPr>
+                <w:rFonts w:ascii="Aptos" w:eastAsia="Aptos" w:hAnsi="Aptos" w:cs="Aptos"/>
+                <w:lang w:val="en-US"/>
+              </w:rPr>
+              <w:t>zł</w:t>
+            </w:r>
+            <w:proofErr w:type="spellEnd"/>
+          </w:p>
+        </w:tc>
+      </w:tr>
+      <w:tr>
+        <w:tc>
+          <w:tcPr>
+            <w:tcW w:w="1020" w:type="dxa"/>
+            <w:tcBorders>
+              <w:top w:val="single" w:sz="4" w:space="0" w:color="auto"/>
+              <w:left w:val="single" w:sz="4" w:space="0" w:color="auto"/>
+              <w:bottom w:val="single" w:sz="4" w:space="0" w:color="auto"/>
+              <w:right w:val="single" w:sz="4" w:space="0" w:color="auto"/>
+            </w:tcBorders>
+            <w:hideMark/>
+          </w:tcPr>
+          <w:p>
+            <w:pPr>
+              <w:spacing w:after="160" w:line="278" w:lineRule="auto"/>
+              <w:rPr>
+                <w:rFonts w:ascii="Aptos" w:eastAsia="Aptos" w:hAnsi="Aptos" w:cs="Aptos"/>
+                <w:lang w:val="en-US"/>
+              </w:rPr>
+            </w:pPr>
+            <w:r>
+              <w:rPr>
+                <w:rFonts w:ascii="Aptos" w:eastAsia="Aptos" w:hAnsi="Aptos" w:cs="Aptos"/>
+                <w:lang w:val="en-US"/>
+              </w:rPr>
+              <w:t>3</w:t>
+            </w:r>
+          </w:p>
+        </w:tc>
+        <w:tc>
+          <w:tcPr>
+            <w:tcW w:w="4932" w:type="dxa"/>
+            <w:tcBorders>
+              <w:top w:val="single" w:sz="4" w:space="0" w:color="auto"/>
+              <w:left w:val="single" w:sz="4" w:space="0" w:color="auto"/>
+              <w:bottom w:val="single" w:sz="4" w:space="0" w:color="auto"/>
+              <w:right w:val="single" w:sz="4" w:space="0" w:color="auto"/>
+            </w:tcBorders>
+            <w:hideMark/>
+          </w:tcPr>
+          <w:p>
+            <w:pPr>
+              <w:spacing w:after="160" w:line="278" w:lineRule="auto"/>
+              <w:rPr>
+                <w:rFonts w:ascii="Aptos" w:eastAsia="Aptos" w:hAnsi="Aptos" w:cs="Aptos"/>
+              </w:rPr>
+            </w:pPr>
+            <w:r>
+              <w:rPr>
+                <w:rFonts w:ascii="Aptos" w:eastAsia="Aptos" w:hAnsi="Aptos" w:cs="Aptos"/>
+              </w:rPr>
+              <w:t>Zakończenie etapów 11–12 (portal webowy + aplikacja mobilna)</w:t>
+            </w:r>
+          </w:p>
+        </w:tc>
+        <w:tc>
+          <w:tcPr>
+            <w:tcW w:w="964" w:type="dxa"/>
+            <w:tcBorders>
+              <w:top w:val="single" w:sz="4" w:space="0" w:color="auto"/>
+              <w:left w:val="single" w:sz="4" w:space="0" w:color="auto"/>
+              <w:bottom w:val="single" w:sz="4" w:space="0" w:color="auto"/>
+              <w:right w:val="single" w:sz="4" w:space="0" w:color="auto"/>
+            </w:tcBorders>
+            <w:hideMark/>
+          </w:tcPr>
+          <w:p>
+            <w:pPr>
+              <w:spacing w:after="160" w:line="278" w:lineRule="auto"/>
+              <w:rPr>
+                <w:rFonts w:ascii="Aptos" w:eastAsia="Aptos" w:hAnsi="Aptos" w:cs="Aptos"/>
+                <w:lang w:val="en-US"/>
+              </w:rPr>
+            </w:pPr>
+            <w:r>
+              <w:rPr>
+                <w:rFonts w:ascii="Aptos" w:eastAsia="Aptos" w:hAnsi="Aptos" w:cs="Aptos"/>
+                <w:lang w:val="en-US"/>
+              </w:rPr>
+              <w:t>30%</w:t>
+            </w:r>
+          </w:p>
+        </w:tc>
+        <w:tc>
+          <w:tcPr>
+            <w:tcW w:w="1587" w:type="dxa"/>
+            <w:tcBorders>
+              <w:top w:val="single" w:sz="4" w:space="0" w:color="auto"/>
+              <w:left w:val="single" w:sz="4" w:space="0" w:color="auto"/>
+              <w:bottom w:val="single" w:sz="4" w:space="0" w:color="auto"/>
+              <w:right w:val="single" w:sz="4" w:space="0" w:color="auto"/>
+            </w:tcBorders>
+            <w:hideMark/>
+          </w:tcPr>
+          <w:p>
+            <w:pPr>
+              <w:spacing w:after="160" w:line="278" w:lineRule="auto"/>
+              <w:rPr>
+                <w:rFonts w:ascii="Aptos" w:eastAsia="Aptos" w:hAnsi="Aptos" w:cs="Aptos"/>
+                <w:lang w:val="en-US"/>
+              </w:rPr>
+            </w:pPr>
+            <w:r>
+              <w:rPr>
+                <w:rFonts w:ascii="Aptos" w:eastAsia="Aptos" w:hAnsi="Aptos" w:cs="Aptos"/>
+                <w:lang w:val="en-US"/>
+              </w:rPr>
+              <w:t xml:space="preserve">~33 063 </w:t>
+            </w:r>
+            <w:proofErr w:type="spellStart"/>
+            <w:r>
+              <w:rPr>
+                <w:rFonts w:ascii="Aptos" w:eastAsia="Aptos" w:hAnsi="Aptos" w:cs="Aptos"/>
+                <w:lang w:val="en-US"/>
+              </w:rPr>
+              <w:t>zł</w:t>
+            </w:r>
+            <w:proofErr w:type="spellEnd"/>
+          </w:p>
+        </w:tc>
+      </w:tr>
+      <w:tr>
+        <w:tc>
+          <w:tcPr>
+            <w:tcW w:w="1020" w:type="dxa"/>
+            <w:tcBorders>
+              <w:top w:val="single" w:sz="4" w:space="0" w:color="auto"/>
+              <w:left w:val="single" w:sz="4" w:space="0" w:color="auto"/>
+              <w:bottom w:val="single" w:sz="4" w:space="0" w:color="auto"/>
+              <w:right w:val="single" w:sz="4" w:space="0" w:color="auto"/>
+            </w:tcBorders>
+            <w:hideMark/>
+          </w:tcPr>
+          <w:p>
+            <w:pPr>
+              <w:spacing w:after="160" w:line="278" w:lineRule="auto"/>
+              <w:rPr>
+                <w:rFonts w:ascii="Aptos" w:eastAsia="Aptos" w:hAnsi="Aptos" w:cs="Aptos"/>
+                <w:lang w:val="en-US"/>
+              </w:rPr>
+            </w:pPr>
+            <w:r>
+              <w:rPr>
+                <w:rFonts w:ascii="Aptos" w:eastAsia="Aptos" w:hAnsi="Aptos" w:cs="Aptos"/>
+                <w:lang w:val="en-US"/>
+              </w:rPr>
+              <w:t>4</w:t>
+            </w:r>
+          </w:p>
+        </w:tc>
+        <w:tc>
+          <w:tcPr>
+            <w:tcW w:w="4932" w:type="dxa"/>
+            <w:tcBorders>
+              <w:top w:val="single" w:sz="4" w:space="0" w:color="auto"/>
+              <w:left w:val="single" w:sz="4" w:space="0" w:color="auto"/>
+              <w:bottom w:val="single" w:sz="4" w:space="0" w:color="auto"/>
+              <w:right w:val="single" w:sz="4" w:space="0" w:color="auto"/>
+            </w:tcBorders>
+            <w:hideMark/>
+          </w:tcPr>
+          <w:p>
+            <w:pPr>
+              <w:spacing w:after="160" w:line="278" w:lineRule="auto"/>
+              <w:rPr>
+                <w:rFonts w:ascii="Aptos" w:eastAsia="Aptos" w:hAnsi="Aptos" w:cs="Aptos"/>
+              </w:rPr>
+            </w:pPr>
+            <w:r>
+              <w:rPr>
+                <w:rFonts w:ascii="Aptos" w:eastAsia="Aptos" w:hAnsi="Aptos" w:cs="Aptos"/>
+              </w:rPr>
+              <w:t>Odbiór końcowy: etapy 13–15, wdrożenie produkcyjne, szkolenia</w:t>
+            </w:r>
+          </w:p>
+        </w:tc>
+        <w:tc>
+          <w:tcPr>
+            <w:tcW w:w="964" w:type="dxa"/>
+            <w:tcBorders>
+              <w:top w:val="single" w:sz="4" w:space="0" w:color="auto"/>
+              <w:left w:val="single" w:sz="4" w:space="0" w:color="auto"/>
+              <w:bottom w:val="single" w:sz="4" w:space="0" w:color="auto"/>
+              <w:right w:val="single" w:sz="4" w:space="0" w:color="auto"/>
+            </w:tcBorders>
+            <w:hideMark/>
+          </w:tcPr>
+          <w:p>
+            <w:pPr>
+              <w:spacing w:after="160" w:line="278" w:lineRule="auto"/>
+              <w:rPr>
+                <w:rFonts w:ascii="Aptos" w:eastAsia="Aptos" w:hAnsi="Aptos" w:cs="Aptos"/>
+                <w:lang w:val="en-US"/>
+              </w:rPr>
+            </w:pPr>
+            <w:r>
+              <w:rPr>
+                <w:rFonts w:ascii="Aptos" w:eastAsia="Aptos" w:hAnsi="Aptos" w:cs="Aptos"/>
+                <w:lang w:val="en-US"/>
+              </w:rPr>
+              <w:t>20%</w:t>
+            </w:r>
+          </w:p>
+        </w:tc>
+        <w:tc>
+          <w:tcPr>
+            <w:tcW w:w="1587" w:type="dxa"/>
+            <w:tcBorders>
+              <w:top w:val="single" w:sz="4" w:space="0" w:color="auto"/>
+              <w:left w:val="single" w:sz="4" w:space="0" w:color="auto"/>
+              <w:bottom w:val="single" w:sz="4" w:space="0" w:color="auto"/>
+              <w:right w:val="single" w:sz="4" w:space="0" w:color="auto"/>
+            </w:tcBorders>
+            <w:hideMark/>
+          </w:tcPr>
+          <w:p>
+            <w:pPr>
+              <w:spacing w:after="160" w:line="278" w:lineRule="auto"/>
+              <w:rPr>
+                <w:rFonts w:ascii="Aptos" w:eastAsia="Aptos" w:hAnsi="Aptos" w:cs="Aptos"/>
+                <w:lang w:val="en-US"/>
+              </w:rPr>
+            </w:pPr>
+            <w:r>
+              <w:rPr>
+                <w:rFonts w:ascii="Aptos" w:eastAsia="Aptos" w:hAnsi="Aptos" w:cs="Aptos"/>
+                <w:lang w:val="en-US"/>
+              </w:rPr>
+              <w:t xml:space="preserve">~22 042 </w:t>
+            </w:r>
+            <w:proofErr w:type="spellStart"/>
+            <w:r>
+              <w:rPr>
+                <w:rFonts w:ascii="Aptos" w:eastAsia="Aptos" w:hAnsi="Aptos" w:cs="Aptos"/>
+                <w:lang w:val="en-US"/>
+              </w:rPr>
+              <w:t>zł</w:t>
+            </w:r>
+            <w:proofErr w:type="spellEnd"/>
+          </w:p>
         </w:tc>
       </w:tr>
     </w:tbl>
@@ -17540,6 +20594,92 @@
     </w:lvl>
   </w:abstractNum>
   <w:abstractNum w:abstractNumId="21" w15:restartNumberingAfterBreak="0">
+    <w:nsid w:val="632B126A"/>
+    <w:multiLevelType w:val="hybridMultilevel"/>
+    <w:tmpl w:val="FFFFFFFF"/>
+    <w:lvl w:ilvl="0" w:tplc="29667BF8">
+      <w:start w:val="3"/>
+      <w:numFmt w:val="decimal"/>
+      <w:lvlText w:val="%1."/>
+      <w:lvlJc w:val="left"/>
+      <w:pPr>
+        <w:ind w:left="720" w:hanging="360"/>
+      </w:pPr>
+    </w:lvl>
+    <w:lvl w:ilvl="1" w:tplc="58DEA272">
+      <w:start w:val="1"/>
+      <w:numFmt w:val="lowerLetter"/>
+      <w:lvlText w:val="%2."/>
+      <w:lvlJc w:val="left"/>
+      <w:pPr>
+        <w:ind w:left="1440" w:hanging="360"/>
+      </w:pPr>
+    </w:lvl>
+    <w:lvl w:ilvl="2" w:tplc="9AD0A21E">
+      <w:start w:val="1"/>
+      <w:numFmt w:val="lowerRoman"/>
+      <w:lvlText w:val="%3."/>
+      <w:lvlJc w:val="right"/>
+      <w:pPr>
+        <w:ind w:left="2160" w:hanging="180"/>
+      </w:pPr>
+    </w:lvl>
+    <w:lvl w:ilvl="3" w:tplc="0BFE60B2">
+      <w:start w:val="1"/>
+      <w:numFmt w:val="decimal"/>
+      <w:lvlText w:val="%4."/>
+      <w:lvlJc w:val="left"/>
+      <w:pPr>
+        <w:ind w:left="2880" w:hanging="360"/>
+      </w:pPr>
+    </w:lvl>
+    <w:lvl w:ilvl="4" w:tplc="E34C9CBE">
+      <w:start w:val="1"/>
+      <w:numFmt w:val="lowerLetter"/>
+      <w:lvlText w:val="%5."/>
+      <w:lvlJc w:val="left"/>
+      <w:pPr>
+        <w:ind w:left="3600" w:hanging="360"/>
+      </w:pPr>
+    </w:lvl>
+    <w:lvl w:ilvl="5" w:tplc="97FAD4F4">
+      <w:start w:val="1"/>
+      <w:numFmt w:val="lowerRoman"/>
+      <w:lvlText w:val="%6."/>
+      <w:lvlJc w:val="right"/>
+      <w:pPr>
+        <w:ind w:left="4320" w:hanging="180"/>
+      </w:pPr>
+    </w:lvl>
+    <w:lvl w:ilvl="6" w:tplc="1F50C486">
+      <w:start w:val="1"/>
+      <w:numFmt w:val="decimal"/>
+      <w:lvlText w:val="%7."/>
+      <w:lvlJc w:val="left"/>
+      <w:pPr>
+        <w:ind w:left="5040" w:hanging="360"/>
+      </w:pPr>
+    </w:lvl>
+    <w:lvl w:ilvl="7" w:tplc="01428F9A">
+      <w:start w:val="1"/>
+      <w:numFmt w:val="lowerLetter"/>
+      <w:lvlText w:val="%8."/>
+      <w:lvlJc w:val="left"/>
+      <w:pPr>
+        <w:ind w:left="5760" w:hanging="360"/>
+      </w:pPr>
+    </w:lvl>
+    <w:lvl w:ilvl="8" w:tplc="73C6D7A0">
+      <w:start w:val="1"/>
+      <w:numFmt w:val="lowerRoman"/>
+      <w:lvlText w:val="%9."/>
+      <w:lvlJc w:val="right"/>
+      <w:pPr>
+        <w:ind w:left="6480" w:hanging="180"/>
+      </w:pPr>
+    </w:lvl>
+  </w:abstractNum>
+  <w:abstractNum w:abstractNumId="22" w15:restartNumberingAfterBreak="0">
     <w:nsid w:val="66564AB9"/>
     <w:multiLevelType w:val="multilevel"/>
     <w:tmpl w:val="3924A76E"/>
@@ -17679,7 +20819,7 @@
       </w:rPr>
     </w:lvl>
   </w:abstractNum>
-  <w:abstractNum w:abstractNumId="22" w15:restartNumberingAfterBreak="0">
+  <w:abstractNum w:abstractNumId="23" w15:restartNumberingAfterBreak="0">
     <w:nsid w:val="6FC02394"/>
     <w:multiLevelType w:val="hybridMultilevel"/>
     <w:tmpl w:val="FFFFFFFF"/>
@@ -17765,7 +20905,7 @@
       </w:pPr>
     </w:lvl>
   </w:abstractNum>
-  <w:abstractNum w:abstractNumId="23" w15:restartNumberingAfterBreak="0">
+  <w:abstractNum w:abstractNumId="24" w15:restartNumberingAfterBreak="0">
     <w:nsid w:val="70CB58DE"/>
     <w:multiLevelType w:val="multilevel"/>
     <w:tmpl w:val="F4342630"/>
@@ -17914,7 +21054,7 @@
       </w:rPr>
     </w:lvl>
   </w:abstractNum>
-  <w:abstractNum w:abstractNumId="24" w15:restartNumberingAfterBreak="0">
+  <w:abstractNum w:abstractNumId="25" w15:restartNumberingAfterBreak="0">
     <w:nsid w:val="710038EE"/>
     <w:multiLevelType w:val="multilevel"/>
     <w:tmpl w:val="BBF42DD6"/>
@@ -18054,7 +21194,7 @@
       </w:rPr>
     </w:lvl>
   </w:abstractNum>
-  <w:abstractNum w:abstractNumId="25" w15:restartNumberingAfterBreak="0">
+  <w:abstractNum w:abstractNumId="26" w15:restartNumberingAfterBreak="0">
     <w:nsid w:val="796A64A2"/>
     <w:multiLevelType w:val="multilevel"/>
     <w:tmpl w:val="426EC256"/>
@@ -18203,7 +21343,7 @@
       </w:rPr>
     </w:lvl>
   </w:abstractNum>
-  <w:abstractNum w:abstractNumId="26" w15:restartNumberingAfterBreak="0">
+  <w:abstractNum w:abstractNumId="27" w15:restartNumberingAfterBreak="0">
     <w:nsid w:val="7F6F2235"/>
     <w:multiLevelType w:val="multilevel"/>
     <w:tmpl w:val="1626335E"/>
@@ -18365,7 +21505,7 @@
     <w:abstractNumId w:val="17"/>
   </w:num>
   <w:num w:numId="5" w16cid:durableId="1167131792">
-    <w:abstractNumId w:val="23"/>
+    <w:abstractNumId w:val="24"/>
   </w:num>
   <w:num w:numId="6" w16cid:durableId="123928751">
     <w:abstractNumId w:val="20"/>
@@ -18386,7 +21526,7 @@
     <w:abstractNumId w:val="8"/>
   </w:num>
   <w:num w:numId="12" w16cid:durableId="156458087">
-    <w:abstractNumId w:val="26"/>
+    <w:abstractNumId w:val="27"/>
   </w:num>
   <w:num w:numId="13" w16cid:durableId="1620186217">
     <w:abstractNumId w:val="13"/>
@@ -18395,13 +21535,13 @@
     <w:abstractNumId w:val="18"/>
   </w:num>
   <w:num w:numId="15" w16cid:durableId="1661349370">
-    <w:abstractNumId w:val="21"/>
+    <w:abstractNumId w:val="22"/>
   </w:num>
   <w:num w:numId="16" w16cid:durableId="1667630717">
-    <w:abstractNumId w:val="22"/>
+    <w:abstractNumId w:val="23"/>
   </w:num>
   <w:num w:numId="17" w16cid:durableId="1701398748">
-    <w:abstractNumId w:val="25"/>
+    <w:abstractNumId w:val="26"/>
   </w:num>
   <w:num w:numId="18" w16cid:durableId="1893615600">
     <w:abstractNumId w:val="9"/>
@@ -18410,7 +21550,7 @@
     <w:abstractNumId w:val="12"/>
   </w:num>
   <w:num w:numId="20" w16cid:durableId="404954296">
-    <w:abstractNumId w:val="24"/>
+    <w:abstractNumId w:val="25"/>
   </w:num>
   <w:num w:numId="21" w16cid:durableId="610556554">
     <w:abstractNumId w:val="10"/>
@@ -18432,6 +21572,9 @@
   </w:num>
   <w:num w:numId="27" w16cid:durableId="890725294">
     <w:abstractNumId w:val="14"/>
+  </w:num>
+  <w:num w:numId="28" w16cid:durableId="360979595">
+    <w:abstractNumId w:val="21"/>
   </w:num>
   <w:numIdMacAtCleanup w:val="5"/>
 </w:numbering>
@@ -18834,14 +21977,14 @@
     <w:lsdException w:name="Unresolved Mention" w:semiHidden="1" w:unhideWhenUsed="1"/>
     <w:lsdException w:name="Smart Link" w:semiHidden="1" w:unhideWhenUsed="1"/>
   </w:latentStyles>
-  <w:style w:type="paragraph" w:default="1" w:styleId="Normalny">
+  <w:style w:type="paragraph" w:default="1" w:styleId="Normal">
     <w:name w:val="Normal"/>
     <w:qFormat/>
   </w:style>
-  <w:style w:type="paragraph" w:styleId="Nagwek1">
+  <w:style w:type="paragraph" w:styleId="Heading1">
     <w:name w:val="heading 1"/>
-    <w:basedOn w:val="Normalny"/>
-    <w:next w:val="Normalny"/>
+    <w:basedOn w:val="Normal"/>
+    <w:next w:val="Normal"/>
     <w:uiPriority w:val="9"/>
     <w:qFormat/>
     <w:rsid w:val="5C0D0B26"/>
@@ -18854,10 +21997,10 @@
       <w:szCs w:val="40"/>
     </w:rPr>
   </w:style>
-  <w:style w:type="paragraph" w:styleId="Nagwek2">
+  <w:style w:type="paragraph" w:styleId="Heading2">
     <w:name w:val="heading 2"/>
-    <w:basedOn w:val="Normalny"/>
-    <w:next w:val="Normalny"/>
+    <w:basedOn w:val="Normal"/>
+    <w:next w:val="Normal"/>
     <w:uiPriority w:val="9"/>
     <w:unhideWhenUsed/>
     <w:qFormat/>
@@ -18871,10 +22014,10 @@
       <w:szCs w:val="32"/>
     </w:rPr>
   </w:style>
-  <w:style w:type="paragraph" w:styleId="Nagwek3">
+  <w:style w:type="paragraph" w:styleId="Heading3">
     <w:name w:val="heading 3"/>
-    <w:basedOn w:val="Normalny"/>
-    <w:next w:val="Normalny"/>
+    <w:basedOn w:val="Normal"/>
+    <w:next w:val="Normal"/>
     <w:uiPriority w:val="9"/>
     <w:semiHidden/>
     <w:unhideWhenUsed/>
@@ -18892,10 +22035,10 @@
       <w:szCs w:val="28"/>
     </w:rPr>
   </w:style>
-  <w:style w:type="paragraph" w:styleId="Nagwek4">
+  <w:style w:type="paragraph" w:styleId="Heading4">
     <w:name w:val="heading 4"/>
-    <w:basedOn w:val="Normalny"/>
-    <w:next w:val="Normalny"/>
+    <w:basedOn w:val="Normal"/>
+    <w:next w:val="Normal"/>
     <w:uiPriority w:val="9"/>
     <w:semiHidden/>
     <w:unhideWhenUsed/>
@@ -18914,10 +22057,10 @@
       <w:color w:val="0F4761" w:themeColor="accent1" w:themeShade="BF"/>
     </w:rPr>
   </w:style>
-  <w:style w:type="paragraph" w:styleId="Nagwek5">
+  <w:style w:type="paragraph" w:styleId="Heading5">
     <w:name w:val="heading 5"/>
-    <w:basedOn w:val="Normalny"/>
-    <w:next w:val="Normalny"/>
+    <w:basedOn w:val="Normal"/>
+    <w:next w:val="Normal"/>
     <w:uiPriority w:val="9"/>
     <w:semiHidden/>
     <w:unhideWhenUsed/>
@@ -18934,10 +22077,10 @@
       <w:color w:val="0F4761" w:themeColor="accent1" w:themeShade="BF"/>
     </w:rPr>
   </w:style>
-  <w:style w:type="paragraph" w:styleId="Nagwek6">
+  <w:style w:type="paragraph" w:styleId="Heading6">
     <w:name w:val="heading 6"/>
-    <w:basedOn w:val="Normalny"/>
-    <w:next w:val="Normalny"/>
+    <w:basedOn w:val="Normal"/>
+    <w:next w:val="Normal"/>
     <w:uiPriority w:val="9"/>
     <w:semiHidden/>
     <w:unhideWhenUsed/>
@@ -18956,10 +22099,10 @@
       <w:color w:val="595959" w:themeColor="text1" w:themeTint="A6"/>
     </w:rPr>
   </w:style>
-  <w:style w:type="paragraph" w:styleId="Nagwek7">
+  <w:style w:type="paragraph" w:styleId="Heading7">
     <w:name w:val="heading 7"/>
-    <w:basedOn w:val="Normalny"/>
-    <w:next w:val="Normalny"/>
+    <w:basedOn w:val="Normal"/>
+    <w:next w:val="Normal"/>
     <w:uiPriority w:val="9"/>
     <w:semiHidden/>
     <w:unhideWhenUsed/>
@@ -18976,10 +22119,10 @@
       <w:color w:val="595959" w:themeColor="text1" w:themeTint="A6"/>
     </w:rPr>
   </w:style>
-  <w:style w:type="paragraph" w:styleId="Nagwek8">
+  <w:style w:type="paragraph" w:styleId="Heading8">
     <w:name w:val="heading 8"/>
-    <w:basedOn w:val="Normalny"/>
-    <w:next w:val="Normalny"/>
+    <w:basedOn w:val="Normal"/>
+    <w:next w:val="Normal"/>
     <w:uiPriority w:val="9"/>
     <w:semiHidden/>
     <w:unhideWhenUsed/>
@@ -18998,10 +22141,10 @@
       <w:color w:val="272727" w:themeColor="text1" w:themeTint="D8"/>
     </w:rPr>
   </w:style>
-  <w:style w:type="paragraph" w:styleId="Nagwek9">
+  <w:style w:type="paragraph" w:styleId="Heading9">
     <w:name w:val="heading 9"/>
-    <w:basedOn w:val="Normalny"/>
-    <w:next w:val="Normalny"/>
+    <w:basedOn w:val="Normal"/>
+    <w:next w:val="Normal"/>
     <w:uiPriority w:val="9"/>
     <w:semiHidden/>
     <w:unhideWhenUsed/>
@@ -19018,13 +22161,12 @@
       <w:color w:val="272727" w:themeColor="text1" w:themeTint="D8"/>
     </w:rPr>
   </w:style>
-  <w:style w:type="character" w:default="1" w:styleId="Domylnaczcionkaakapitu">
+  <w:style w:type="character" w:default="1" w:styleId="DefaultParagraphFont">
     <w:name w:val="Default Paragraph Font"/>
     <w:uiPriority w:val="1"/>
-    <w:semiHidden/>
     <w:unhideWhenUsed/>
   </w:style>
-  <w:style w:type="table" w:default="1" w:styleId="Standardowy">
+  <w:style w:type="table" w:default="1" w:styleId="TableNormal">
     <w:name w:val="Normal Table"/>
     <w:uiPriority w:val="99"/>
     <w:semiHidden/>
@@ -19039,26 +22181,11 @@
       </w:tblCellMar>
     </w:tblPr>
   </w:style>
-  <w:style w:type="numbering" w:default="1" w:styleId="Bezlisty">
+  <w:style w:type="numbering" w:default="1" w:styleId="NoList">
     <w:name w:val="No List"/>
     <w:uiPriority w:val="99"/>
     <w:semiHidden/>
     <w:unhideWhenUsed/>
-  </w:style>
-  <w:style w:type="table" w:customStyle="1" w:styleId="TableNormal">
-    <w:name w:val="Table Normal"/>
-    <w:uiPriority w:val="99"/>
-    <w:semiHidden/>
-    <w:unhideWhenUsed/>
-    <w:tblPr>
-      <w:tblInd w:w="0" w:type="dxa"/>
-      <w:tblCellMar>
-        <w:top w:w="0" w:type="dxa"/>
-        <w:left w:w="108" w:type="dxa"/>
-        <w:bottom w:w="0" w:type="dxa"/>
-        <w:right w:w="108" w:type="dxa"/>
-      </w:tblCellMar>
-    </w:tblPr>
   </w:style>
   <w:style w:type="table" w:customStyle="1" w:styleId="TableNormal1">
     <w:name w:val="Table Normal1"/>
@@ -19075,9 +22202,9 @@
       </w:tblCellMar>
     </w:tblPr>
   </w:style>
-  <w:style w:type="character" w:styleId="Hipercze">
+  <w:style w:type="character" w:styleId="Hyperlink">
     <w:name w:val="Hyperlink"/>
-    <w:basedOn w:val="Domylnaczcionkaakapitu"/>
+    <w:basedOn w:val="DefaultParagraphFont"/>
     <w:uiPriority w:val="99"/>
     <w:unhideWhenUsed/>
     <w:rsid w:val="0077791B"/>
@@ -19086,9 +22213,9 @@
       <w:u w:val="single"/>
     </w:rPr>
   </w:style>
-  <w:style w:type="paragraph" w:styleId="Akapitzlist">
+  <w:style w:type="paragraph" w:styleId="ListParagraph">
     <w:name w:val="List Paragraph"/>
-    <w:basedOn w:val="Normalny"/>
+    <w:basedOn w:val="Normal"/>
     <w:uiPriority w:val="34"/>
     <w:qFormat/>
     <w:rsid w:val="00850B0A"/>
@@ -19097,9 +22224,9 @@
       <w:contextualSpacing/>
     </w:pPr>
   </w:style>
-  <w:style w:type="character" w:styleId="Wyrnienieintensywne">
+  <w:style w:type="character" w:styleId="IntenseEmphasis">
     <w:name w:val="Intense Emphasis"/>
-    <w:basedOn w:val="Domylnaczcionkaakapitu"/>
+    <w:basedOn w:val="DefaultParagraphFont"/>
     <w:uiPriority w:val="21"/>
     <w:qFormat/>
     <w:rsid w:val="00850B0A"/>
@@ -19109,9 +22236,9 @@
       <w:color w:val="0F4761" w:themeColor="accent1" w:themeShade="BF"/>
     </w:rPr>
   </w:style>
-  <w:style w:type="character" w:styleId="Odwoanieintensywne">
+  <w:style w:type="character" w:styleId="IntenseReference">
     <w:name w:val="Intense Reference"/>
-    <w:basedOn w:val="Domylnaczcionkaakapitu"/>
+    <w:basedOn w:val="DefaultParagraphFont"/>
     <w:uiPriority w:val="32"/>
     <w:qFormat/>
     <w:rsid w:val="00850B0A"/>
@@ -19123,7 +22250,7 @@
       <w:spacing w:val="5"/>
     </w:rPr>
   </w:style>
-  <w:style w:type="table" w:styleId="Tabela-Siatka">
+  <w:style w:type="table" w:styleId="TableGrid">
     <w:name w:val="Table Grid"/>
     <w:basedOn w:val="TableNormal1"/>
     <w:uiPriority w:val="39"/>
@@ -19144,7 +22271,7 @@
   </w:style>
   <w:style w:type="character" w:customStyle="1" w:styleId="Nagwek2Znak">
     <w:name w:val="Nagłówek 2 Znak"/>
-    <w:basedOn w:val="Domylnaczcionkaakapitu"/>
+    <w:basedOn w:val="DefaultParagraphFont"/>
     <w:uiPriority w:val="9"/>
     <w:semiHidden/>
     <w:rsid w:val="004D757A"/>
@@ -19157,7 +22284,7 @@
   </w:style>
   <w:style w:type="character" w:customStyle="1" w:styleId="Nagwek3Znak">
     <w:name w:val="Nagłówek 3 Znak"/>
-    <w:basedOn w:val="Domylnaczcionkaakapitu"/>
+    <w:basedOn w:val="DefaultParagraphFont"/>
     <w:uiPriority w:val="9"/>
     <w:semiHidden/>
     <w:rsid w:val="004D757A"/>
@@ -19170,7 +22297,7 @@
   </w:style>
   <w:style w:type="character" w:customStyle="1" w:styleId="Nagwek4Znak">
     <w:name w:val="Nagłówek 4 Znak"/>
-    <w:basedOn w:val="Domylnaczcionkaakapitu"/>
+    <w:basedOn w:val="DefaultParagraphFont"/>
     <w:uiPriority w:val="9"/>
     <w:semiHidden/>
     <w:rsid w:val="004D757A"/>
@@ -19183,7 +22310,7 @@
   </w:style>
   <w:style w:type="character" w:customStyle="1" w:styleId="Nagwek5Znak">
     <w:name w:val="Nagłówek 5 Znak"/>
-    <w:basedOn w:val="Domylnaczcionkaakapitu"/>
+    <w:basedOn w:val="DefaultParagraphFont"/>
     <w:uiPriority w:val="9"/>
     <w:semiHidden/>
     <w:rsid w:val="004D757A"/>
@@ -19194,7 +22321,7 @@
   </w:style>
   <w:style w:type="character" w:customStyle="1" w:styleId="Nagwek6Znak">
     <w:name w:val="Nagłówek 6 Znak"/>
-    <w:basedOn w:val="Domylnaczcionkaakapitu"/>
+    <w:basedOn w:val="DefaultParagraphFont"/>
     <w:uiPriority w:val="9"/>
     <w:semiHidden/>
     <w:rsid w:val="004D757A"/>
@@ -19207,7 +22334,7 @@
   </w:style>
   <w:style w:type="character" w:customStyle="1" w:styleId="Nagwek7Znak">
     <w:name w:val="Nagłówek 7 Znak"/>
-    <w:basedOn w:val="Domylnaczcionkaakapitu"/>
+    <w:basedOn w:val="DefaultParagraphFont"/>
     <w:uiPriority w:val="9"/>
     <w:semiHidden/>
     <w:rsid w:val="004D757A"/>
@@ -19218,7 +22345,7 @@
   </w:style>
   <w:style w:type="character" w:customStyle="1" w:styleId="Nagwek8Znak">
     <w:name w:val="Nagłówek 8 Znak"/>
-    <w:basedOn w:val="Domylnaczcionkaakapitu"/>
+    <w:basedOn w:val="DefaultParagraphFont"/>
     <w:uiPriority w:val="9"/>
     <w:semiHidden/>
     <w:rsid w:val="004D757A"/>
@@ -19231,7 +22358,7 @@
   </w:style>
   <w:style w:type="character" w:customStyle="1" w:styleId="Nagwek9Znak">
     <w:name w:val="Nagłówek 9 Znak"/>
-    <w:basedOn w:val="Domylnaczcionkaakapitu"/>
+    <w:basedOn w:val="DefaultParagraphFont"/>
     <w:uiPriority w:val="9"/>
     <w:semiHidden/>
     <w:rsid w:val="004D757A"/>
@@ -19242,7 +22369,7 @@
   </w:style>
   <w:style w:type="character" w:customStyle="1" w:styleId="TytuZnak">
     <w:name w:val="Tytuł Znak"/>
-    <w:basedOn w:val="Domylnaczcionkaakapitu"/>
+    <w:basedOn w:val="DefaultParagraphFont"/>
     <w:uiPriority w:val="10"/>
     <w:rsid w:val="004D757A"/>
     <w:rPr>
@@ -19255,7 +22382,7 @@
   </w:style>
   <w:style w:type="character" w:customStyle="1" w:styleId="PodtytuZnak">
     <w:name w:val="Podtytuł Znak"/>
-    <w:basedOn w:val="Domylnaczcionkaakapitu"/>
+    <w:basedOn w:val="DefaultParagraphFont"/>
     <w:uiPriority w:val="11"/>
     <w:rsid w:val="004D757A"/>
     <w:rPr>
@@ -19268,7 +22395,7 @@
   </w:style>
   <w:style w:type="character" w:customStyle="1" w:styleId="CytatZnak">
     <w:name w:val="Cytat Znak"/>
-    <w:basedOn w:val="Domylnaczcionkaakapitu"/>
+    <w:basedOn w:val="DefaultParagraphFont"/>
     <w:uiPriority w:val="29"/>
     <w:rsid w:val="004D757A"/>
     <w:rPr>
@@ -19279,7 +22406,7 @@
   </w:style>
   <w:style w:type="character" w:customStyle="1" w:styleId="CytatintensywnyZnak">
     <w:name w:val="Cytat intensywny Znak"/>
-    <w:basedOn w:val="Domylnaczcionkaakapitu"/>
+    <w:basedOn w:val="DefaultParagraphFont"/>
     <w:uiPriority w:val="30"/>
     <w:rsid w:val="004D757A"/>
     <w:rPr>
@@ -19288,7 +22415,7 @@
       <w:color w:val="0F4761" w:themeColor="accent1" w:themeShade="BF"/>
     </w:rPr>
   </w:style>
-  <w:style w:type="character" w:styleId="Pogrubienie">
+  <w:style w:type="character" w:styleId="Strong">
     <w:name w:val="Strong"/>
     <w:qFormat/>
     <w:rsid w:val="00DC5938"/>
@@ -19299,11 +22426,11 @@
   </w:style>
   <w:style w:type="character" w:customStyle="1" w:styleId="TekstpodstawowyZnak1">
     <w:name w:val="Tekst podstawowy Znak1"/>
-    <w:basedOn w:val="Domylnaczcionkaakapitu"/>
+    <w:basedOn w:val="DefaultParagraphFont"/>
     <w:semiHidden/>
     <w:rsid w:val="00277173"/>
   </w:style>
-  <w:style w:type="table" w:styleId="Zwykatabela1">
+  <w:style w:type="table" w:styleId="PlainTable1">
     <w:name w:val="Plain Table 1"/>
     <w:basedOn w:val="TableNormal1"/>
     <w:uiPriority w:val="41"/>
@@ -19367,7 +22494,7 @@
   </w:style>
   <w:style w:type="character" w:customStyle="1" w:styleId="Nagwek1Znak">
     <w:name w:val="Nagłówek 1 Znak"/>
-    <w:basedOn w:val="Domylnaczcionkaakapitu"/>
+    <w:basedOn w:val="DefaultParagraphFont"/>
     <w:uiPriority w:val="9"/>
     <w:rsid w:val="00DD71BE"/>
     <w:rPr>
@@ -19378,7 +22505,7 @@
   </w:style>
   <w:style w:type="character" w:customStyle="1" w:styleId="TekstpodstawowyZnak">
     <w:name w:val="Tekst podstawowy Znak"/>
-    <w:basedOn w:val="Domylnaczcionkaakapitu"/>
+    <w:basedOn w:val="DefaultParagraphFont"/>
     <w:rsid w:val="006C14AE"/>
   </w:style>
 </w:styles>
@@ -19699,44 +22826,16 @@
 </a:theme>
 </file>
 
-<file path=word/webextensions/taskpanes.xml><?xml version="1.0" encoding="utf-8"?>
-<wetp:taskpanes xmlns:wetp="http://schemas.microsoft.com/office/webextensions/taskpanes/2010/11">
-  <wetp:taskpane dockstate="right" visibility="0" width="350" row="2">
-    <wetp:webextensionref xmlns:r="http://schemas.openxmlformats.org/officeDocument/2006/relationships" r:id="rId1"/>
-  </wetp:taskpane>
-  <wetp:taskpane dockstate="right" visibility="0" width="350" row="2">
-    <wetp:webextensionref xmlns:r="http://schemas.openxmlformats.org/officeDocument/2006/relationships" r:id="rId2"/>
-  </wetp:taskpane>
-</wetp:taskpanes>
+<file path=customXml/item1.xml><?xml version="1.0" encoding="utf-8"?>
+<?mso-contentType ?>
+<FormTemplates xmlns="http://schemas.microsoft.com/sharepoint/v3/contenttype/forms">
+  <Display>DocumentLibraryForm</Display>
+  <Edit>DocumentLibraryForm</Edit>
+  <New>DocumentLibraryForm</New>
+</FormTemplates>
 </file>
 
-<file path=word/webextensions/webextension1.xml><?xml version="1.0" encoding="utf-8"?>
-<we:webextension xmlns:we="http://schemas.microsoft.com/office/webextensions/webextension/2010/11" id="{EBC3AA19-98DA-4677-9B78-BFC0E87F7748}">
-  <we:reference id="wa200005502" version="1.0.0.13" store="pl-PL" storeType="OMEX"/>
-  <we:alternateReferences>
-    <we:reference id="WA200005502" version="1.0.0.13" store="WA200005502" storeType="OMEX"/>
-  </we:alternateReferences>
-  <we:properties>
-    <we:property name="docId" value="&quot;N3bz5kp3pGQtFX5JwlmYS&quot;"/>
-  </we:properties>
-  <we:bindings/>
-  <we:snapshot xmlns:r="http://schemas.openxmlformats.org/officeDocument/2006/relationships"/>
-</we:webextension>
-</file>
-
-<file path=word/webextensions/webextension2.xml><?xml version="1.0" encoding="utf-8"?>
-<we:webextension xmlns:we="http://schemas.microsoft.com/office/webextensions/webextension/2010/11" id="{FB7D077F-1CE9-465B-A0FE-A5D5BB5E1F2E}">
-  <we:reference id="74296acf-ff86-450c-9340-d30ee71775ae" version="1.0.7.0" store="EXCatalog" storeType="EXCatalog"/>
-  <we:alternateReferences>
-    <we:reference id="WA200001482" version="1.0.7.0" store="pl-PL" storeType="OMEX"/>
-  </we:alternateReferences>
-  <we:properties/>
-  <we:bindings/>
-  <we:snapshot xmlns:r="http://schemas.openxmlformats.org/officeDocument/2006/relationships"/>
-</we:webextension>
-</file>
-
-<file path=customXml/item1.xml><?xml version="1.0" encoding="utf-8"?>
+<file path=customXml/item2.xml><?xml version="1.0" encoding="utf-8"?>
 <ct:contentTypeSchema xmlns:ct="http://schemas.microsoft.com/office/2006/metadata/contentType" xmlns:ma="http://schemas.microsoft.com/office/2006/metadata/properties/metaAttributes" ct:_="" ma:_="" ma:contentTypeName="Dokument" ma:contentTypeID="0x010100CCB42EE1A2101A46A529E33B73FA5B9E" ma:contentTypeVersion="6" ma:contentTypeDescription="Utwórz nowy dokument." ma:contentTypeScope="" ma:versionID="18976c67d36d6dbfaddc4b6a42a3b266">
   <xsd:schema xmlns:xsd="http://www.w3.org/2001/XMLSchema" xmlns:xs="http://www.w3.org/2001/XMLSchema" xmlns:p="http://schemas.microsoft.com/office/2006/metadata/properties" xmlns:ns3="01a094b0-08a8-443b-bd9d-7d2701d1cf8a" targetNamespace="http://schemas.microsoft.com/office/2006/metadata/properties" ma:root="true" ma:fieldsID="3b2386cc71632d5df78aeaf6a90f017e" ns3:_="">
     <xsd:import namespace="01a094b0-08a8-443b-bd9d-7d2701d1cf8a"/>
@@ -19892,11 +22991,11 @@
 </ct:contentTypeSchema>
 </file>
 
-<file path=customXml/item2.xml><?xml version="1.0" encoding="utf-8"?>
+<file path=customXml/item3.xml><?xml version="1.0" encoding="utf-8"?>
 <b:Sources xmlns:b="http://schemas.openxmlformats.org/officeDocument/2006/bibliography" xmlns="http://schemas.openxmlformats.org/officeDocument/2006/bibliography" SelectedStyle="\APASixthEditionOfficeOnline.xsl" StyleName="APA" Version="6"/>
 </file>
 
-<file path=customXml/item3.xml><?xml version="1.0" encoding="utf-8"?>
+<file path=customXml/item4.xml><?xml version="1.0" encoding="utf-8"?>
 <p:properties xmlns:p="http://schemas.microsoft.com/office/2006/metadata/properties" xmlns:xsi="http://www.w3.org/2001/XMLSchema-instance" xmlns:pc="http://schemas.microsoft.com/office/infopath/2007/PartnerControls">
   <documentManagement>
     <_activity xmlns="01a094b0-08a8-443b-bd9d-7d2701d1cf8a" xsi:nil="true"/>
@@ -19904,16 +23003,15 @@
 </p:properties>
 </file>
 
-<file path=customXml/item4.xml><?xml version="1.0" encoding="utf-8"?>
-<?mso-contentType ?>
-<FormTemplates xmlns="http://schemas.microsoft.com/sharepoint/v3/contenttype/forms">
-  <Display>DocumentLibraryForm</Display>
-  <Edit>DocumentLibraryForm</Edit>
-  <New>DocumentLibraryForm</New>
-</FormTemplates>
+<file path=customXml/itemProps1.xml><?xml version="1.0" encoding="utf-8"?>
+<ds:datastoreItem xmlns:ds="http://schemas.openxmlformats.org/officeDocument/2006/customXml" ds:itemID="{1732424E-DCE3-4042-88F3-7B73E5580075}">
+  <ds:schemaRefs>
+    <ds:schemaRef ds:uri="http://schemas.microsoft.com/sharepoint/v3/contenttype/forms"/>
+  </ds:schemaRefs>
+</ds:datastoreItem>
 </file>
 
-<file path=customXml/itemProps1.xml><?xml version="1.0" encoding="utf-8"?>
+<file path=customXml/itemProps2.xml><?xml version="1.0" encoding="utf-8"?>
 <ds:datastoreItem xmlns:ds="http://schemas.openxmlformats.org/officeDocument/2006/customXml" ds:itemID="{E1DDB39E-244E-4482-BAB5-D3E1A5502C4D}">
   <ds:schemaRefs>
     <ds:schemaRef ds:uri="http://schemas.microsoft.com/office/2006/metadata/contentType"/>
@@ -19931,7 +23029,7 @@
 </ds:datastoreItem>
 </file>
 
-<file path=customXml/itemProps2.xml><?xml version="1.0" encoding="utf-8"?>
+<file path=customXml/itemProps3.xml><?xml version="1.0" encoding="utf-8"?>
 <ds:datastoreItem xmlns:ds="http://schemas.openxmlformats.org/officeDocument/2006/customXml" ds:itemID="{492705AE-1BBD-440B-B6CF-958A01E137F6}">
   <ds:schemaRefs>
     <ds:schemaRef ds:uri="http://schemas.openxmlformats.org/officeDocument/2006/bibliography"/>
@@ -19939,7 +23037,7 @@
 </ds:datastoreItem>
 </file>
 
-<file path=customXml/itemProps3.xml><?xml version="1.0" encoding="utf-8"?>
+<file path=customXml/itemProps4.xml><?xml version="1.0" encoding="utf-8"?>
 <ds:datastoreItem xmlns:ds="http://schemas.openxmlformats.org/officeDocument/2006/customXml" ds:itemID="{46053FE0-993E-40B0-B62B-CC401A1C0483}">
   <ds:schemaRefs>
     <ds:schemaRef ds:uri="http://schemas.microsoft.com/office/2006/metadata/properties"/>
@@ -19947,12 +23045,4 @@
     <ds:schemaRef ds:uri="01a094b0-08a8-443b-bd9d-7d2701d1cf8a"/>
   </ds:schemaRefs>
 </ds:datastoreItem>
-</file>
-
-<file path=customXml/itemProps4.xml><?xml version="1.0" encoding="utf-8"?>
-<ds:datastoreItem xmlns:ds="http://schemas.openxmlformats.org/officeDocument/2006/customXml" ds:itemID="{1732424E-DCE3-4042-88F3-7B73E5580075}">
-  <ds:schemaRefs>
-    <ds:schemaRef ds:uri="http://schemas.microsoft.com/sharepoint/v3/contenttype/forms"/>
-  </ds:schemaRefs>
-</ds:datastoreItem>
 </file>